--- a/docs/ICJIA-Research-Hub-Studio-2026-Design-and-Implementation-Spec.docx
+++ b/docs/ICJIA-Research-Hub-Studio-2026-Design-and-Implementation-Spec.docx
@@ -1303,7 +1303,7 @@
         <w:t xml:space="preserve"> </w:t>
       </w:r>
       <w:r>
-        <w:t xml:space="preserve">The point is simply to make the iceberg visible.</w:t>
+        <w:t xml:space="preserve">The point is to make the iceberg visible.</w:t>
       </w:r>
     </w:p>
     <w:bookmarkStart w:id="12" w:name="X97d5da5c997cb9a2835d0937b26fd20cd7004d0"/>
@@ -1348,41 +1348,79 @@
         <w:pStyle w:val="FirstParagraph"/>
       </w:pPr>
       <w:r>
-        <w:t xml:space="preserve">A login box looks like one text field, one password field, and a button. But a</w:t>
-      </w:r>
-      <w:r>
-        <w:t xml:space="preserve"> </w:t>
-      </w:r>
-      <w:r>
-        <w:t xml:space="preserve">login that you can trust has to: keep your session secure across page reloads,</w:t>
-      </w:r>
-      <w:r>
-        <w:t xml:space="preserve"> </w:t>
-      </w:r>
-      <w:r>
-        <w:t xml:space="preserve">re-check with the server on every app start that you are still who you say you</w:t>
-      </w:r>
-      <w:r>
-        <w:t xml:space="preserve"> </w:t>
-      </w:r>
-      <w:r>
-        <w:t xml:space="preserve">are, send you back to the login screen the moment your access expires, and —</w:t>
-      </w:r>
-      <w:r>
-        <w:t xml:space="preserve"> </w:t>
-      </w:r>
-      <w:r>
-        <w:t xml:space="preserve">critically — know</w:t>
-      </w:r>
-      <w:r>
-        <w:t xml:space="preserve"> </w:t>
-      </w:r>
-      <w:r>
-        <w:rPr>
-          <w:b/>
-          <w:bCs/>
-        </w:rPr>
-        <w:t xml:space="preserve">what you are allowed to do</w:t>
+        <w:t xml:space="preserve">A login you can actually trust has to do several things at once that aren’t</w:t>
+      </w:r>
+      <w:r>
+        <w:t xml:space="preserve"> </w:t>
+      </w:r>
+      <w:r>
+        <w:t xml:space="preserve">visible on the screen. It keeps your session secure across page reloads so you</w:t>
+      </w:r>
+      <w:r>
+        <w:t xml:space="preserve"> </w:t>
+      </w:r>
+      <w:r>
+        <w:t xml:space="preserve">aren’t asked to sign in again every few minutes. It re-checks with the server on</w:t>
+      </w:r>
+      <w:r>
+        <w:t xml:space="preserve"> </w:t>
+      </w:r>
+      <w:r>
+        <w:t xml:space="preserve">every app start that your account is still valid and still has the access it had</w:t>
+      </w:r>
+      <w:r>
+        <w:t xml:space="preserve"> </w:t>
+      </w:r>
+      <w:r>
+        <w:t xml:space="preserve">yesterday — because the answer can change between visits (an account can be</w:t>
+      </w:r>
+      <w:r>
+        <w:t xml:space="preserve"> </w:t>
+      </w:r>
+      <w:r>
+        <w:t xml:space="preserve">disabled, a role can be reduced) and the app must honor that immediately rather</w:t>
+      </w:r>
+      <w:r>
+        <w:t xml:space="preserve"> </w:t>
+      </w:r>
+      <w:r>
+        <w:t xml:space="preserve">than trust a stale local copy. It sends you back to the login screen the moment</w:t>
+      </w:r>
+      <w:r>
+        <w:t xml:space="preserve"> </w:t>
+      </w:r>
+      <w:r>
+        <w:t xml:space="preserve">your access expires, mid-session, without losing or corrupting work in progress.</w:t>
+      </w:r>
+      <w:r>
+        <w:t xml:space="preserve"> </w:t>
+      </w:r>
+      <w:r>
+        <w:t xml:space="preserve">And — the part that carries the most weight — it has to know</w:t>
+      </w:r>
+      <w:r>
+        <w:t xml:space="preserve"> </w:t>
+      </w:r>
+      <w:r>
+        <w:rPr>
+          <w:b/>
+          <w:bCs/>
+        </w:rPr>
+        <w:t xml:space="preserve">what you are</w:t>
+      </w:r>
+      <w:r>
+        <w:rPr>
+          <w:b/>
+          <w:bCs/>
+        </w:rPr>
+        <w:t xml:space="preserve"> </w:t>
+      </w:r>
+      <w:r>
+        <w:rPr>
+          <w:b/>
+          <w:bCs/>
+        </w:rPr>
+        <w:t xml:space="preserve">allowed to do</w:t>
       </w:r>
       <w:r>
         <w:t xml:space="preserve"> </w:t>
@@ -1396,63 +1434,142 @@
         <w:pStyle w:val="BodyText"/>
       </w:pPr>
       <w:r>
-        <w:t xml:space="preserve">That last part is the real work. The whole tool hinges on a rule:</w:t>
-      </w:r>
-      <w:r>
-        <w:t xml:space="preserve"> </w:t>
-      </w:r>
-      <w:r>
-        <w:rPr>
-          <w:b/>
-          <w:bCs/>
-        </w:rPr>
-        <w:t xml:space="preserve">Authors can</w:t>
-      </w:r>
-      <w:r>
-        <w:rPr>
-          <w:b/>
-          <w:bCs/>
-        </w:rPr>
-        <w:t xml:space="preserve"> </w:t>
-      </w:r>
-      <w:r>
-        <w:rPr>
-          <w:b/>
-          <w:bCs/>
-        </w:rPr>
-        <w:t xml:space="preserve">write and save drafts but cannot publish; Editors and Super Admins can publish</w:t>
-      </w:r>
-      <w:r>
-        <w:rPr>
-          <w:b/>
-          <w:bCs/>
-        </w:rPr>
-        <w:t xml:space="preserve"> </w:t>
-      </w:r>
-      <w:r>
-        <w:rPr>
-          <w:b/>
-          <w:bCs/>
-        </w:rPr>
-        <w:t xml:space="preserve">(make content live).</w:t>
-      </w:r>
-      <w:r>
-        <w:t xml:space="preserve"> </w:t>
-      </w:r>
-      <w:r>
-        <w:t xml:space="preserve">That rule has to be enforced by the system itself — not</w:t>
-      </w:r>
-      <w:r>
-        <w:t xml:space="preserve"> </w:t>
-      </w:r>
-      <w:r>
-        <w:t xml:space="preserve">merely by hiding a button — so that no one can publish who shouldn’t, even if</w:t>
-      </w:r>
-      <w:r>
-        <w:t xml:space="preserve"> </w:t>
-      </w:r>
-      <w:r>
-        <w:t xml:space="preserve">they go looking for a way around the screen.</w:t>
+        <w:t xml:space="preserve">That last part is the real work, and it is harder than it sounds because it is a</w:t>
+      </w:r>
+      <w:r>
+        <w:t xml:space="preserve"> </w:t>
+      </w:r>
+      <w:r>
+        <w:rPr>
+          <w:i/>
+          <w:iCs/>
+        </w:rPr>
+        <w:t xml:space="preserve">security boundary</w:t>
+      </w:r>
+      <w:r>
+        <w:t xml:space="preserve">, not a screen behavior. The whole tool hinges on a rule:</w:t>
+      </w:r>
+      <w:r>
+        <w:t xml:space="preserve"> </w:t>
+      </w:r>
+      <w:r>
+        <w:rPr>
+          <w:b/>
+          <w:bCs/>
+        </w:rPr>
+        <w:t xml:space="preserve">Authors can write and save drafts but cannot publish; Editors and Super Admins</w:t>
+      </w:r>
+      <w:r>
+        <w:rPr>
+          <w:b/>
+          <w:bCs/>
+        </w:rPr>
+        <w:t xml:space="preserve"> </w:t>
+      </w:r>
+      <w:r>
+        <w:rPr>
+          <w:b/>
+          <w:bCs/>
+        </w:rPr>
+        <w:t xml:space="preserve">can publish (make content live).</w:t>
+      </w:r>
+      <w:r>
+        <w:t xml:space="preserve"> </w:t>
+      </w:r>
+      <w:r>
+        <w:t xml:space="preserve">Hiding the Publish button from an author is</w:t>
+      </w:r>
+      <w:r>
+        <w:t xml:space="preserve"> </w:t>
+      </w:r>
+      <w:r>
+        <w:t xml:space="preserve">trivial and worthless on its own — the button is just paint. The browser is a</w:t>
+      </w:r>
+      <w:r>
+        <w:t xml:space="preserve"> </w:t>
+      </w:r>
+      <w:r>
+        <w:t xml:space="preserve">fundamentally untrusted place: a determined person can read the page’s code, see</w:t>
+      </w:r>
+      <w:r>
+        <w:t xml:space="preserve"> </w:t>
+      </w:r>
+      <w:r>
+        <w:t xml:space="preserve">every request it makes, and replay those requests by hand with the button out of</w:t>
+      </w:r>
+      <w:r>
+        <w:t xml:space="preserve"> </w:t>
+      </w:r>
+      <w:r>
+        <w:t xml:space="preserve">the picture entirely. So the rule has to be enforced where the request actually</w:t>
+      </w:r>
+      <w:r>
+        <w:t xml:space="preserve"> </w:t>
+      </w:r>
+      <w:r>
+        <w:t xml:space="preserve">lands — by the server that owns the content — and the rule the</w:t>
+      </w:r>
+      <w:r>
+        <w:t xml:space="preserve"> </w:t>
+      </w:r>
+      <w:r>
+        <w:rPr>
+          <w:i/>
+          <w:iCs/>
+        </w:rPr>
+        <w:t xml:space="preserve">server</w:t>
+      </w:r>
+      <w:r>
+        <w:t xml:space="preserve"> </w:t>
+      </w:r>
+      <w:r>
+        <w:t xml:space="preserve">applies</w:t>
+      </w:r>
+      <w:r>
+        <w:t xml:space="preserve"> </w:t>
+      </w:r>
+      <w:r>
+        <w:t xml:space="preserve">and the rule the</w:t>
+      </w:r>
+      <w:r>
+        <w:t xml:space="preserve"> </w:t>
+      </w:r>
+      <w:r>
+        <w:rPr>
+          <w:i/>
+          <w:iCs/>
+        </w:rPr>
+        <w:t xml:space="preserve">screen</w:t>
+      </w:r>
+      <w:r>
+        <w:t xml:space="preserve"> </w:t>
+      </w:r>
+      <w:r>
+        <w:t xml:space="preserve">implies have to agree exactly, in every state, or you</w:t>
+      </w:r>
+      <w:r>
+        <w:t xml:space="preserve"> </w:t>
+      </w:r>
+      <w:r>
+        <w:t xml:space="preserve">get either a silent security hole or a confusing app that offers actions it then</w:t>
+      </w:r>
+      <w:r>
+        <w:t xml:space="preserve"> </w:t>
+      </w:r>
+      <w:r>
+        <w:t xml:space="preserve">refuses. Reconciling those two layers, and proving they agree, is the genuine</w:t>
+      </w:r>
+      <w:r>
+        <w:t xml:space="preserve"> </w:t>
+      </w:r>
+      <w:r>
+        <w:t xml:space="preserve">work hiding behind</w:t>
+      </w:r>
+      <w:r>
+        <w:t xml:space="preserve"> </w:t>
+      </w:r>
+      <w:r>
+        <w:t xml:space="preserve">“just let them log in.”</w:t>
       </w:r>
     </w:p>
     <w:p>
@@ -1866,7 +1983,98 @@
         <w:t xml:space="preserve"> </w:t>
       </w:r>
       <w:r>
-        <w:t xml:space="preserve">anything.</w:t>
+        <w:t xml:space="preserve">anything. The difficulty is not the count of fields — it is that several of them</w:t>
+      </w:r>
+      <w:r>
+        <w:t xml:space="preserve"> </w:t>
+      </w:r>
+      <w:r>
+        <w:t xml:space="preserve">are not flat values but</w:t>
+      </w:r>
+      <w:r>
+        <w:t xml:space="preserve"> </w:t>
+      </w:r>
+      <w:r>
+        <w:rPr>
+          <w:i/>
+          <w:iCs/>
+        </w:rPr>
+        <w:t xml:space="preserve">structures</w:t>
+      </w:r>
+      <w:r>
+        <w:t xml:space="preserve">: a list of authors, a list of figures each</w:t>
+      </w:r>
+      <w:r>
+        <w:t xml:space="preserve"> </w:t>
+      </w:r>
+      <w:r>
+        <w:t xml:space="preserve">with its own image and caption, a time period with a start and end, links from</w:t>
+      </w:r>
+      <w:r>
+        <w:t xml:space="preserve"> </w:t>
+      </w:r>
+      <w:r>
+        <w:t xml:space="preserve">one article out to related apps and datasets. Each of those has to survive a full</w:t>
+      </w:r>
+      <w:r>
+        <w:t xml:space="preserve"> </w:t>
+      </w:r>
+      <w:r>
+        <w:t xml:space="preserve">round trip — read from the content system, shown in a form, edited, and saved</w:t>
+      </w:r>
+      <w:r>
+        <w:t xml:space="preserve"> </w:t>
+      </w:r>
+      <w:r>
+        <w:t xml:space="preserve">back — landing in exactly the shape the system expects, because a single field</w:t>
+      </w:r>
+      <w:r>
+        <w:t xml:space="preserve"> </w:t>
+      </w:r>
+      <w:r>
+        <w:t xml:space="preserve">read or written in the wrong shape doesn’t fail loudly; it quietly produces a</w:t>
+      </w:r>
+      <w:r>
+        <w:t xml:space="preserve"> </w:t>
+      </w:r>
+      <w:r>
+        <w:t xml:space="preserve">record that looks fine in Studio and is broken on the public site. And the only</w:t>
+      </w:r>
+      <w:r>
+        <w:t xml:space="preserve"> </w:t>
+      </w:r>
+      <w:r>
+        <w:t xml:space="preserve">trustworthy source for what each field’s</w:t>
+      </w:r>
+      <w:r>
+        <w:t xml:space="preserve"> </w:t>
+      </w:r>
+      <w:r>
+        <w:t xml:space="preserve">“correct shape”</w:t>
+      </w:r>
+      <w:r>
+        <w:t xml:space="preserve"> </w:t>
+      </w:r>
+      <w:r>
+        <w:t xml:space="preserve">actually is, is the live</w:t>
+      </w:r>
+      <w:r>
+        <w:t xml:space="preserve"> </w:t>
+      </w:r>
+      <w:r>
+        <w:t xml:space="preserve">content system itself, not a document or an assumption — which is why the real</w:t>
+      </w:r>
+      <w:r>
+        <w:t xml:space="preserve"> </w:t>
+      </w:r>
+      <w:r>
+        <w:t xml:space="preserve">field shapes here were confirmed by inspecting the live data directly rather than</w:t>
+      </w:r>
+      <w:r>
+        <w:t xml:space="preserve"> </w:t>
+      </w:r>
+      <w:r>
+        <w:t xml:space="preserve">taken on faith.</w:t>
       </w:r>
     </w:p>
     <w:p>
@@ -2139,7 +2347,13 @@
         <w:t xml:space="preserve"> </w:t>
       </w:r>
       <w:r>
-        <w:t xml:space="preserve">hides four separate requirements:</w:t>
+        <w:t xml:space="preserve">carries four separate requirements that pull in different</w:t>
+      </w:r>
+      <w:r>
+        <w:t xml:space="preserve"> </w:t>
+      </w:r>
+      <w:r>
+        <w:t xml:space="preserve">directions, and the work is in satisfying all four at once:</w:t>
       </w:r>
     </w:p>
     <w:p>
@@ -2155,62 +2369,73 @@
           <w:b/>
           <w:bCs/>
         </w:rPr>
-        <w:t xml:space="preserve">No giant embedded blobs.</w:t>
-      </w:r>
-      <w:r>
-        <w:t xml:space="preserve"> </w:t>
-      </w:r>
-      <w:r>
-        <w:t xml:space="preserve">The old tool stored each image by converting it</w:t>
-      </w:r>
-      <w:r>
-        <w:t xml:space="preserve"> </w:t>
-      </w:r>
-      <w:r>
-        <w:t xml:space="preserve">into an enormous block of text and stuffing that text directly into the</w:t>
-      </w:r>
-      <w:r>
-        <w:t xml:space="preserve"> </w:t>
-      </w:r>
-      <w:r>
-        <w:t xml:space="preserve">content record (a technique called</w:t>
-      </w:r>
-      <w:r>
-        <w:t xml:space="preserve"> </w:t>
-      </w:r>
-      <w:r>
-        <w:t xml:space="preserve">“base64”</w:t>
-      </w:r>
-      <w:r>
-        <w:t xml:space="preserve">). It bloats the database, slows</w:t>
-      </w:r>
-      <w:r>
-        <w:t xml:space="preserve"> </w:t>
-      </w:r>
-      <w:r>
-        <w:t xml:space="preserve">everything down, and makes images impossible to reuse. The new Studio</w:t>
-      </w:r>
-      <w:r>
-        <w:t xml:space="preserve"> </w:t>
-      </w:r>
-      <w:r>
-        <w:rPr>
-          <w:b/>
-          <w:bCs/>
-        </w:rPr>
-        <w:t xml:space="preserve">never</w:t>
-      </w:r>
-      <w:r>
-        <w:t xml:space="preserve"> </w:t>
-      </w:r>
-      <w:r>
-        <w:t xml:space="preserve">does this. Every image is uploaded once to a shared Media Library</w:t>
-      </w:r>
-      <w:r>
-        <w:t xml:space="preserve"> </w:t>
-      </w:r>
-      <w:r>
-        <w:t xml:space="preserve">and referenced by a link.</w:t>
+        <w:t xml:space="preserve">No image stored as embedded text (base64).</w:t>
+      </w:r>
+      <w:r>
+        <w:t xml:space="preserve"> </w:t>
+      </w:r>
+      <w:r>
+        <w:t xml:space="preserve">The old tool stored each image</w:t>
+      </w:r>
+      <w:r>
+        <w:t xml:space="preserve"> </w:t>
+      </w:r>
+      <w:r>
+        <w:t xml:space="preserve">by converting it into an enormous block of text — base64 — and writing that</w:t>
+      </w:r>
+      <w:r>
+        <w:t xml:space="preserve"> </w:t>
+      </w:r>
+      <w:r>
+        <w:t xml:space="preserve">text directly into the content record alongside the article. The consequences</w:t>
+      </w:r>
+      <w:r>
+        <w:t xml:space="preserve"> </w:t>
+      </w:r>
+      <w:r>
+        <w:t xml:space="preserve">compound: the database swells with image data it was never meant to hold,</w:t>
+      </w:r>
+      <w:r>
+        <w:t xml:space="preserve"> </w:t>
+      </w:r>
+      <w:r>
+        <w:t xml:space="preserve">every read and backup drags the images along whether you need them or not, and</w:t>
+      </w:r>
+      <w:r>
+        <w:t xml:space="preserve"> </w:t>
+      </w:r>
+      <w:r>
+        <w:t xml:space="preserve">the same picture used in three places is stored three separate times because a</w:t>
+      </w:r>
+      <w:r>
+        <w:t xml:space="preserve"> </w:t>
+      </w:r>
+      <w:r>
+        <w:t xml:space="preserve">record can’t share text with another record. The new Studio refuses this</w:t>
+      </w:r>
+      <w:r>
+        <w:t xml:space="preserve"> </w:t>
+      </w:r>
+      <w:r>
+        <w:t xml:space="preserve">outright. Each image is uploaded once to a shared Media Library and the record</w:t>
+      </w:r>
+      <w:r>
+        <w:t xml:space="preserve"> </w:t>
+      </w:r>
+      <w:r>
+        <w:t xml:space="preserve">keeps only a link to it. Holding that line is not a one-time decision; an</w:t>
+      </w:r>
+      <w:r>
+        <w:t xml:space="preserve"> </w:t>
+      </w:r>
+      <w:r>
+        <w:t xml:space="preserve">embedded image can sneak in through a pasted editor, a copied field, or an</w:t>
+      </w:r>
+      <w:r>
+        <w:t xml:space="preserve"> </w:t>
+      </w:r>
+      <w:r>
+        <w:t xml:space="preserve">import, so the prohibition has to be actively guarded rather than assumed.</w:t>
       </w:r>
     </w:p>
     <w:p>
@@ -2226,7 +2451,7 @@
           <w:b/>
           <w:bCs/>
         </w:rPr>
-        <w:t xml:space="preserve">Accessibility.</w:t>
+        <w:t xml:space="preserve">Accessibility is a legal-grade requirement, not polish.</w:t>
       </w:r>
       <w:r>
         <w:t xml:space="preserve"> </w:t>
@@ -2248,19 +2473,13 @@
         <w:t xml:space="preserve"> </w:t>
       </w:r>
       <w:r>
-        <w:t xml:space="preserve">(a short text description so</w:t>
-      </w:r>
-      <w:r>
-        <w:t xml:space="preserve"> </w:t>
-      </w:r>
-      <w:r>
-        <w:t xml:space="preserve">screen-reader users and search engines understand the image) and may carry an</w:t>
-      </w:r>
-      <w:r>
-        <w:t xml:space="preserve"> </w:t>
-      </w:r>
-      <w:r>
-        <w:t xml:space="preserve">optional</w:t>
+        <w:t xml:space="preserve">— a short written description that a screen reader speaks aloud to</w:t>
+      </w:r>
+      <w:r>
+        <w:t xml:space="preserve"> </w:t>
+      </w:r>
+      <w:r>
+        <w:t xml:space="preserve">someone who can’t see the image — and may carry an optional</w:t>
       </w:r>
       <w:r>
         <w:t xml:space="preserve"> </w:t>
@@ -2273,13 +2492,47 @@
         <w:t xml:space="preserve">caption</w:t>
       </w:r>
       <w:r>
-        <w:t xml:space="preserve">. This is not optional polish; it is what makes the public</w:t>
-      </w:r>
-      <w:r>
-        <w:t xml:space="preserve"> </w:t>
-      </w:r>
-      <w:r>
-        <w:t xml:space="preserve">content usable by everyone and compliant with accessibility expectations.</w:t>
+        <w:t xml:space="preserve">. For a</w:t>
+      </w:r>
+      <w:r>
+        <w:t xml:space="preserve"> </w:t>
+      </w:r>
+      <w:r>
+        <w:t xml:space="preserve">public government website this is a compliance obligation, not a nicety, which</w:t>
+      </w:r>
+      <w:r>
+        <w:t xml:space="preserve"> </w:t>
+      </w:r>
+      <w:r>
+        <w:t xml:space="preserve">means the tool can’t merely</w:t>
+      </w:r>
+      <w:r>
+        <w:t xml:space="preserve"> </w:t>
+      </w:r>
+      <w:r>
+        <w:rPr>
+          <w:i/>
+          <w:iCs/>
+        </w:rPr>
+        <w:t xml:space="preserve">offer</w:t>
+      </w:r>
+      <w:r>
+        <w:t xml:space="preserve"> </w:t>
+      </w:r>
+      <w:r>
+        <w:t xml:space="preserve">an alt-text box; it has to make supplying</w:t>
+      </w:r>
+      <w:r>
+        <w:t xml:space="preserve"> </w:t>
+      </w:r>
+      <w:r>
+        <w:t xml:space="preserve">one the path of least resistance so that accessible content is what naturally</w:t>
+      </w:r>
+      <w:r>
+        <w:t xml:space="preserve"> </w:t>
+      </w:r>
+      <w:r>
+        <w:t xml:space="preserve">gets produced.</w:t>
       </w:r>
     </w:p>
     <w:p>
@@ -2295,25 +2548,37 @@
           <w:b/>
           <w:bCs/>
         </w:rPr>
-        <w:t xml:space="preserve">Safe SVGs.</w:t>
-      </w:r>
-      <w:r>
-        <w:t xml:space="preserve"> </w:t>
-      </w:r>
-      <w:r>
-        <w:t xml:space="preserve">SVG image files are actually little programs and can carry</w:t>
-      </w:r>
-      <w:r>
-        <w:t xml:space="preserve"> </w:t>
-      </w:r>
-      <w:r>
-        <w:t xml:space="preserve">hidden scripts. Allowing staff to upload SVGs without cleaning them would be a</w:t>
-      </w:r>
-      <w:r>
-        <w:t xml:space="preserve"> </w:t>
-      </w:r>
-      <w:r>
-        <w:t xml:space="preserve">security hole. Studio strips anything dangerous out of an SVG</w:t>
+        <w:t xml:space="preserve">SVG uploads are an attack surface.</w:t>
+      </w:r>
+      <w:r>
+        <w:t xml:space="preserve"> </w:t>
+      </w:r>
+      <w:r>
+        <w:t xml:space="preserve">An SVG is not a flat picture like a JPG;</w:t>
+      </w:r>
+      <w:r>
+        <w:t xml:space="preserve"> </w:t>
+      </w:r>
+      <w:r>
+        <w:t xml:space="preserve">it is a text document that can legally contain executable instructions, which</w:t>
+      </w:r>
+      <w:r>
+        <w:t xml:space="preserve"> </w:t>
+      </w:r>
+      <w:r>
+        <w:t xml:space="preserve">is exactly what makes it dangerous to accept from a logged-in user — a booby-</w:t>
+      </w:r>
+      <w:r>
+        <w:t xml:space="preserve"> </w:t>
+      </w:r>
+      <w:r>
+        <w:t xml:space="preserve">trapped SVG can carry a script that runs in the browser of the next person who</w:t>
+      </w:r>
+      <w:r>
+        <w:t xml:space="preserve"> </w:t>
+      </w:r>
+      <w:r>
+        <w:t xml:space="preserve">views it. Studio strips the dangerous parts out of every SVG</w:t>
       </w:r>
       <w:r>
         <w:t xml:space="preserve"> </w:t>
@@ -2335,7 +2600,13 @@
         <w:t xml:space="preserve"> </w:t>
       </w:r>
       <w:r>
-        <w:t xml:space="preserve">ever stored.</w:t>
+        <w:t xml:space="preserve">stored, so a hostile file is defused at the door rather than trusted and served</w:t>
+      </w:r>
+      <w:r>
+        <w:t xml:space="preserve"> </w:t>
+      </w:r>
+      <w:r>
+        <w:t xml:space="preserve">to the public.</w:t>
       </w:r>
     </w:p>
     <w:p>
@@ -2351,25 +2622,53 @@
           <w:b/>
           <w:bCs/>
         </w:rPr>
-        <w:t xml:space="preserve">Only valid image formats.</w:t>
-      </w:r>
-      <w:r>
-        <w:t xml:space="preserve"> </w:t>
-      </w:r>
-      <w:r>
-        <w:t xml:space="preserve">The tool accepts real image formats (JPG, PNG,</w:t>
-      </w:r>
-      <w:r>
-        <w:t xml:space="preserve"> </w:t>
-      </w:r>
-      <w:r>
-        <w:t xml:space="preserve">SVG) and rejects the rest, with a clear message — without over-rejecting valid</w:t>
-      </w:r>
-      <w:r>
-        <w:t xml:space="preserve"> </w:t>
-      </w:r>
-      <w:r>
-        <w:t xml:space="preserve">files, which was a bug in the old tool.</w:t>
+        <w:t xml:space="preserve">Accept valid formats without over-rejecting.</w:t>
+      </w:r>
+      <w:r>
+        <w:t xml:space="preserve"> </w:t>
+      </w:r>
+      <w:r>
+        <w:t xml:space="preserve">The tool accepts real image</w:t>
+      </w:r>
+      <w:r>
+        <w:t xml:space="preserve"> </w:t>
+      </w:r>
+      <w:r>
+        <w:t xml:space="preserve">formats (JPG, PNG, SVG) and turns away the rest with a clear message. The</w:t>
+      </w:r>
+      <w:r>
+        <w:t xml:space="preserve"> </w:t>
+      </w:r>
+      <w:r>
+        <w:t xml:space="preserve">subtle part is the second half: the old tool was</w:t>
+      </w:r>
+      <w:r>
+        <w:t xml:space="preserve"> </w:t>
+      </w:r>
+      <w:r>
+        <w:rPr>
+          <w:i/>
+          <w:iCs/>
+        </w:rPr>
+        <w:t xml:space="preserve">too</w:t>
+      </w:r>
+      <w:r>
+        <w:t xml:space="preserve"> </w:t>
+      </w:r>
+      <w:r>
+        <w:t xml:space="preserve">strict and rejected</w:t>
+      </w:r>
+      <w:r>
+        <w:t xml:space="preserve"> </w:t>
+      </w:r>
+      <w:r>
+        <w:t xml:space="preserve">legitimate files, so getting this right means being precise about what counts</w:t>
+      </w:r>
+      <w:r>
+        <w:t xml:space="preserve"> </w:t>
+      </w:r>
+      <w:r>
+        <w:t xml:space="preserve">as valid rather than merely cautious.</w:t>
       </w:r>
     </w:p>
     <w:p>
@@ -2705,13 +3004,13 @@
         <w:pStyle w:val="FirstParagraph"/>
       </w:pPr>
       <w:r>
-        <w:t xml:space="preserve">Non-technical staff should not have to learn a markup language to write a</w:t>
-      </w:r>
-      <w:r>
-        <w:t xml:space="preserve"> </w:t>
-      </w:r>
-      <w:r>
-        <w:t xml:space="preserve">heading, a list, a table, or a link. They need formatting</w:t>
+        <w:t xml:space="preserve">Staff should not have to learn a markup language to write a heading, a list, a</w:t>
+      </w:r>
+      <w:r>
+        <w:t xml:space="preserve"> </w:t>
+      </w:r>
+      <w:r>
+        <w:t xml:space="preserve">table, or a link. They need formatting</w:t>
       </w:r>
       <w:r>
         <w:t xml:space="preserve"> </w:t>
@@ -2724,13 +3023,7 @@
         <w:t xml:space="preserve">buttons</w:t>
       </w:r>
       <w:r>
-        <w:t xml:space="preserve">, a visual</w:t>
-      </w:r>
-      <w:r>
-        <w:t xml:space="preserve"> </w:t>
-      </w:r>
-      <w:r>
-        <w:t xml:space="preserve">table builder, and a</w:t>
+        <w:t xml:space="preserve">, a visual table builder, and a</w:t>
       </w:r>
       <w:r>
         <w:t xml:space="preserve"> </w:t>
@@ -2746,25 +3039,83 @@
         <w:t xml:space="preserve"> </w:t>
       </w:r>
       <w:r>
-        <w:t xml:space="preserve">that shows what they are creating as they</w:t>
-      </w:r>
-      <w:r>
-        <w:t xml:space="preserve"> </w:t>
-      </w:r>
-      <w:r>
-        <w:t xml:space="preserve">create it — the same comfortable experience as any modern editor. Building (or in</w:t>
-      </w:r>
-      <w:r>
-        <w:t xml:space="preserve"> </w:t>
-      </w:r>
-      <w:r>
-        <w:t xml:space="preserve">our case, adapting) such an editor, and teaching it to handle images, is a real</w:t>
-      </w:r>
-      <w:r>
-        <w:t xml:space="preserve"> </w:t>
-      </w:r>
-      <w:r>
-        <w:t xml:space="preserve">piece of work.</w:t>
+        <w:t xml:space="preserve">that shows what they are creating as they create it — the same</w:t>
+      </w:r>
+      <w:r>
+        <w:t xml:space="preserve"> </w:t>
+      </w:r>
+      <w:r>
+        <w:t xml:space="preserve">experience they already expect from any modern editor. A rich text editor is one</w:t>
+      </w:r>
+      <w:r>
+        <w:t xml:space="preserve"> </w:t>
+      </w:r>
+      <w:r>
+        <w:t xml:space="preserve">of the genuinely hard pieces of software to build well; the polished ones</w:t>
+      </w:r>
+      <w:r>
+        <w:t xml:space="preserve"> </w:t>
+      </w:r>
+      <w:r>
+        <w:t xml:space="preserve">represent years of work, because the moment you let people format text freely you</w:t>
+      </w:r>
+      <w:r>
+        <w:t xml:space="preserve"> </w:t>
+      </w:r>
+      <w:r>
+        <w:t xml:space="preserve">inherit a long tail of edge cases — pasting from Word, nested lists, tables</w:t>
+      </w:r>
+      <w:r>
+        <w:t xml:space="preserve"> </w:t>
+      </w:r>
+      <w:r>
+        <w:t xml:space="preserve">inside tables, undo that behaves the way a human expects. The right move here is</w:t>
+      </w:r>
+      <w:r>
+        <w:t xml:space="preserve"> </w:t>
+      </w:r>
+      <w:r>
+        <w:t xml:space="preserve">therefore</w:t>
+      </w:r>
+      <w:r>
+        <w:t xml:space="preserve"> </w:t>
+      </w:r>
+      <w:r>
+        <w:rPr>
+          <w:i/>
+          <w:iCs/>
+        </w:rPr>
+        <w:t xml:space="preserve">not</w:t>
+      </w:r>
+      <w:r>
+        <w:t xml:space="preserve"> </w:t>
+      </w:r>
+      <w:r>
+        <w:t xml:space="preserve">to build one. Studio adapts a capable editor ICJIA already owns,</w:t>
+      </w:r>
+      <w:r>
+        <w:t xml:space="preserve"> </w:t>
+      </w:r>
+      <w:r>
+        <w:t xml:space="preserve">which converts most of that cost into a smaller, sharper problem: making someone</w:t>
+      </w:r>
+      <w:r>
+        <w:t xml:space="preserve"> </w:t>
+      </w:r>
+      <w:r>
+        <w:t xml:space="preserve">else’s editor handle images and render its live preview with the exact same rules</w:t>
+      </w:r>
+      <w:r>
+        <w:t xml:space="preserve"> </w:t>
+      </w:r>
+      <w:r>
+        <w:t xml:space="preserve">the public site uses, so that what an author sees while typing is genuinely what</w:t>
+      </w:r>
+      <w:r>
+        <w:t xml:space="preserve"> </w:t>
+      </w:r>
+      <w:r>
+        <w:t xml:space="preserve">will publish.</w:t>
       </w:r>
     </w:p>
     <w:p>
@@ -2997,7 +3348,89 @@
         <w:t xml:space="preserve"> </w:t>
       </w:r>
       <w:r>
-        <w:t xml:space="preserve">there are no surprises after Publish.</w:t>
+        <w:t xml:space="preserve">there are no surprises after Publish. The difficulty is that the preview and the</w:t>
+      </w:r>
+      <w:r>
+        <w:t xml:space="preserve"> </w:t>
+      </w:r>
+      <w:r>
+        <w:t xml:space="preserve">live site are produced by two</w:t>
+      </w:r>
+      <w:r>
+        <w:t xml:space="preserve"> </w:t>
+      </w:r>
+      <w:r>
+        <w:rPr>
+          <w:i/>
+          <w:iCs/>
+        </w:rPr>
+        <w:t xml:space="preserve">separate</w:t>
+      </w:r>
+      <w:r>
+        <w:t xml:space="preserve"> </w:t>
+      </w:r>
+      <w:r>
+        <w:t xml:space="preserve">applications.</w:t>
+      </w:r>
+      <w:r>
+        <w:t xml:space="preserve"> </w:t>
+      </w:r>
+      <w:r>
+        <w:t xml:space="preserve">“Exactly the same”</w:t>
+      </w:r>
+      <w:r>
+        <w:t xml:space="preserve"> </w:t>
+      </w:r>
+      <w:r>
+        <w:t xml:space="preserve">is only</w:t>
+      </w:r>
+      <w:r>
+        <w:t xml:space="preserve"> </w:t>
+      </w:r>
+      <w:r>
+        <w:t xml:space="preserve">true if both turn the author’s text into a page using the identical set of</w:t>
+      </w:r>
+      <w:r>
+        <w:t xml:space="preserve"> </w:t>
+      </w:r>
+      <w:r>
+        <w:t xml:space="preserve">formatting rules — and ICJIA’s content leans on the rules that are easiest to get</w:t>
+      </w:r>
+      <w:r>
+        <w:t xml:space="preserve"> </w:t>
+      </w:r>
+      <w:r>
+        <w:t xml:space="preserve">subtly wrong: footnotes, mathematical notation, and multi-row tables. If the</w:t>
+      </w:r>
+      <w:r>
+        <w:t xml:space="preserve"> </w:t>
+      </w:r>
+      <w:r>
+        <w:t xml:space="preserve">preview’s rules and the public site’s rules drift even slightly apart, the</w:t>
+      </w:r>
+      <w:r>
+        <w:t xml:space="preserve"> </w:t>
+      </w:r>
+      <w:r>
+        <w:t xml:space="preserve">preview becomes a confident lie, and the author finds out only after the content</w:t>
+      </w:r>
+      <w:r>
+        <w:t xml:space="preserve"> </w:t>
+      </w:r>
+      <w:r>
+        <w:t xml:space="preserve">is already public. Keeping the two renderers provably in step is the real task</w:t>
+      </w:r>
+      <w:r>
+        <w:t xml:space="preserve"> </w:t>
+      </w:r>
+      <w:r>
+        <w:t xml:space="preserve">hiding inside the word</w:t>
+      </w:r>
+      <w:r>
+        <w:t xml:space="preserve"> </w:t>
+      </w:r>
+      <w:r>
+        <w:t xml:space="preserve">“preview.”</w:t>
       </w:r>
     </w:p>
     <w:p>
@@ -3139,13 +3572,13 @@
         <w:pStyle w:val="FirstParagraph"/>
       </w:pPr>
       <w:r>
-        <w:t xml:space="preserve">In a real organization, content often gets a second set of eyes before it goes</w:t>
-      </w:r>
-      <w:r>
-        <w:t xml:space="preserve"> </w:t>
-      </w:r>
-      <w:r>
-        <w:t xml:space="preserve">public. Studio supports a</w:t>
+        <w:t xml:space="preserve">In organizations, content often gets a second set of eyes before it goes public.</w:t>
+      </w:r>
+      <w:r>
+        <w:t xml:space="preserve"> </w:t>
+      </w:r>
+      <w:r>
+        <w:t xml:space="preserve">Studio supports a</w:t>
       </w:r>
       <w:r>
         <w:t xml:space="preserve"> </w:t>
@@ -3158,13 +3591,13 @@
         <w:t xml:space="preserve">review step</w:t>
       </w:r>
       <w:r>
-        <w:t xml:space="preserve">: an author can request review, which</w:t>
-      </w:r>
-      <w:r>
-        <w:t xml:space="preserve"> </w:t>
-      </w:r>
-      <w:r>
-        <w:t xml:space="preserve">sends the author’s manager(s) an</w:t>
+        <w:t xml:space="preserve">: an author can request review, which sends the</w:t>
+      </w:r>
+      <w:r>
+        <w:t xml:space="preserve"> </w:t>
+      </w:r>
+      <w:r>
+        <w:t xml:space="preserve">author’s manager(s) an</w:t>
       </w:r>
       <w:r>
         <w:t xml:space="preserve"> </w:t>
@@ -3196,25 +3629,89 @@
         <w:t xml:space="preserve"> </w:t>
       </w:r>
       <w:r>
-        <w:t xml:space="preserve">to the</w:t>
-      </w:r>
-      <w:r>
-        <w:t xml:space="preserve"> </w:t>
-      </w:r>
-      <w:r>
-        <w:t xml:space="preserve">exact draft. The manager opens the link, sees the article as it will be</w:t>
-      </w:r>
-      <w:r>
-        <w:t xml:space="preserve"> </w:t>
-      </w:r>
-      <w:r>
-        <w:t xml:space="preserve">published, and proceeds. Sending reliable email from a web app — securely, without</w:t>
-      </w:r>
-      <w:r>
-        <w:t xml:space="preserve"> </w:t>
-      </w:r>
-      <w:r>
-        <w:t xml:space="preserve">exposing credentials — is its own small system.</w:t>
+        <w:t xml:space="preserve">to the exact</w:t>
+      </w:r>
+      <w:r>
+        <w:t xml:space="preserve"> </w:t>
+      </w:r>
+      <w:r>
+        <w:t xml:space="preserve">draft. The manager opens the link, sees the article as it will be published, and</w:t>
+      </w:r>
+      <w:r>
+        <w:t xml:space="preserve"> </w:t>
+      </w:r>
+      <w:r>
+        <w:t xml:space="preserve">proceeds. Sending email reliably from a web app is its own small system, for a</w:t>
+      </w:r>
+      <w:r>
+        <w:t xml:space="preserve"> </w:t>
+      </w:r>
+      <w:r>
+        <w:t xml:space="preserve">reason that isn’t obvious from the outside: the app runs in the user’s browser,</w:t>
+      </w:r>
+      <w:r>
+        <w:t xml:space="preserve"> </w:t>
+      </w:r>
+      <w:r>
+        <w:t xml:space="preserve">and a browser is the wrong place to send mail from. The credential that lets you</w:t>
+      </w:r>
+      <w:r>
+        <w:t xml:space="preserve"> </w:t>
+      </w:r>
+      <w:r>
+        <w:t xml:space="preserve">send mail through the email service is a secret — anyone who obtains it can send</w:t>
+      </w:r>
+      <w:r>
+        <w:t xml:space="preserve"> </w:t>
+      </w:r>
+      <w:r>
+        <w:t xml:space="preserve">mail as ICJIA — and anything the browser holds, the user can read. So the send</w:t>
+      </w:r>
+      <w:r>
+        <w:t xml:space="preserve"> </w:t>
+      </w:r>
+      <w:r>
+        <w:t xml:space="preserve">has to happen on a server the public can’t inspect, with the browser merely</w:t>
+      </w:r>
+      <w:r>
+        <w:t xml:space="preserve"> </w:t>
+      </w:r>
+      <w:r>
+        <w:rPr>
+          <w:i/>
+          <w:iCs/>
+        </w:rPr>
+        <w:t xml:space="preserve">asking</w:t>
+      </w:r>
+      <w:r>
+        <w:t xml:space="preserve"> </w:t>
+      </w:r>
+      <w:r>
+        <w:t xml:space="preserve">that server to send, and the server deciding whether the request is</w:t>
+      </w:r>
+      <w:r>
+        <w:t xml:space="preserve"> </w:t>
+      </w:r>
+      <w:r>
+        <w:t xml:space="preserve">legitimate before it does. That split — keep the secret off the browser, verify</w:t>
+      </w:r>
+      <w:r>
+        <w:t xml:space="preserve"> </w:t>
+      </w:r>
+      <w:r>
+        <w:t xml:space="preserve">the request, then send — is a small piece of back-end machinery standing behind a</w:t>
+      </w:r>
+      <w:r>
+        <w:t xml:space="preserve"> </w:t>
+      </w:r>
+      <w:r>
+        <w:t xml:space="preserve">feature that, on screen, is one button labeled</w:t>
+      </w:r>
+      <w:r>
+        <w:t xml:space="preserve"> </w:t>
+      </w:r>
+      <w:r>
+        <w:t xml:space="preserve">“Request review.”</w:t>
       </w:r>
     </w:p>
     <w:p>
@@ -3381,31 +3878,85 @@
         <w:t xml:space="preserve"> </w:t>
       </w:r>
       <w:r>
-        <w:t xml:space="preserve">Until that rebuild finishes (typically a minute or two), the content isn’t</w:t>
-      </w:r>
-      <w:r>
-        <w:t xml:space="preserve"> </w:t>
-      </w:r>
-      <w:r>
-        <w:t xml:space="preserve">visible publicly. Wiring that up — and keeping the</w:t>
-      </w:r>
-      <w:r>
-        <w:t xml:space="preserve"> </w:t>
-      </w:r>
-      <w:r>
-        <w:t xml:space="preserve">“doorbell”</w:t>
-      </w:r>
-      <w:r>
-        <w:t xml:space="preserve"> </w:t>
-      </w:r>
-      <w:r>
-        <w:t xml:space="preserve">address private so</w:t>
-      </w:r>
-      <w:r>
-        <w:t xml:space="preserve"> </w:t>
-      </w:r>
-      <w:r>
-        <w:t xml:space="preserve">not just anyone can trigger a public rebuild — is real work.</w:t>
+        <w:t xml:space="preserve">Those two steps live in two different systems, which creates the real engineering</w:t>
+      </w:r>
+      <w:r>
+        <w:t xml:space="preserve"> </w:t>
+      </w:r>
+      <w:r>
+        <w:t xml:space="preserve">question here: what happens when the first succeeds and the second fails? The</w:t>
+      </w:r>
+      <w:r>
+        <w:t xml:space="preserve"> </w:t>
+      </w:r>
+      <w:r>
+        <w:t xml:space="preserve">content is marked published but the public site hasn’t picked it up, and an</w:t>
+      </w:r>
+      <w:r>
+        <w:t xml:space="preserve"> </w:t>
+      </w:r>
+      <w:r>
+        <w:t xml:space="preserve">author who is told</w:t>
+      </w:r>
+      <w:r>
+        <w:t xml:space="preserve"> </w:t>
+      </w:r>
+      <w:r>
+        <w:t xml:space="preserve">“published!”</w:t>
+      </w:r>
+      <w:r>
+        <w:t xml:space="preserve"> </w:t>
+      </w:r>
+      <w:r>
+        <w:t xml:space="preserve">and then can’t find their article on the live</w:t>
+      </w:r>
+      <w:r>
+        <w:t xml:space="preserve"> </w:t>
+      </w:r>
+      <w:r>
+        <w:t xml:space="preserve">site has every reason to distrust the tool. So the publish flow has to treat the</w:t>
+      </w:r>
+      <w:r>
+        <w:t xml:space="preserve"> </w:t>
+      </w:r>
+      <w:r>
+        <w:t xml:space="preserve">two steps honestly — report</w:t>
+      </w:r>
+      <w:r>
+        <w:t xml:space="preserve"> </w:t>
+      </w:r>
+      <w:r>
+        <w:t xml:space="preserve">“published, but the site rebuild didn’t trigger”</w:t>
+      </w:r>
+      <w:r>
+        <w:t xml:space="preserve"> </w:t>
+      </w:r>
+      <w:r>
+        <w:t xml:space="preserve">as</w:t>
+      </w:r>
+      <w:r>
+        <w:t xml:space="preserve"> </w:t>
+      </w:r>
+      <w:r>
+        <w:t xml:space="preserve">its own distinct outcome rather than a flat success or a flat failure. And the</w:t>
+      </w:r>
+      <w:r>
+        <w:t xml:space="preserve"> </w:t>
+      </w:r>
+      <w:r>
+        <w:t xml:space="preserve">doorbell itself is a liability if it’s left lying around: the address that</w:t>
+      </w:r>
+      <w:r>
+        <w:t xml:space="preserve"> </w:t>
+      </w:r>
+      <w:r>
+        <w:t xml:space="preserve">triggers a public rebuild has to stay private, because a rebuild is something only</w:t>
+      </w:r>
+      <w:r>
+        <w:t xml:space="preserve"> </w:t>
+      </w:r>
+      <w:r>
+        <w:t xml:space="preserve">a publisher should be able to set off, not anyone who happens to find the URL.</w:t>
       </w:r>
     </w:p>
     <w:p>
@@ -3536,7 +4087,77 @@
         <w:pStyle w:val="FirstParagraph"/>
       </w:pPr>
       <w:r>
-        <w:t xml:space="preserve">The review-by-email feature needs to know</w:t>
+        <w:t xml:space="preserve">The review-by-email feature can’t email a manager it doesn’t know about, so the</w:t>
+      </w:r>
+      <w:r>
+        <w:t xml:space="preserve"> </w:t>
+      </w:r>
+      <w:r>
+        <w:t xml:space="preserve">information has to be captured somewhere — and the first sign-in is the one moment</w:t>
+      </w:r>
+      <w:r>
+        <w:t xml:space="preserve"> </w:t>
+      </w:r>
+      <w:r>
+        <w:t xml:space="preserve">you can require it without nagging people later. The first time a staff member</w:t>
+      </w:r>
+      <w:r>
+        <w:t xml:space="preserve"> </w:t>
+      </w:r>
+      <w:r>
+        <w:t xml:space="preserve">signs in, Studio collects a short profile: their manager email(s), which</w:t>
+      </w:r>
+      <w:r>
+        <w:t xml:space="preserve"> </w:t>
+      </w:r>
+      <w:r>
+        <w:rPr>
+          <w:b/>
+          <w:bCs/>
+        </w:rPr>
+        <w:t xml:space="preserve">center</w:t>
+      </w:r>
+      <w:r>
+        <w:t xml:space="preserve"> </w:t>
+      </w:r>
+      <w:r>
+        <w:t xml:space="preserve">they belong to, and their own (prefilled, editable) author email, and</w:t>
+      </w:r>
+      <w:r>
+        <w:t xml:space="preserve"> </w:t>
+      </w:r>
+      <w:r>
+        <w:t xml:space="preserve">it holds the rest of the tool closed until that profile exists. Two things make</w:t>
+      </w:r>
+      <w:r>
+        <w:t xml:space="preserve"> </w:t>
+      </w:r>
+      <w:r>
+        <w:t xml:space="preserve">this more than a form. First,</w:t>
+      </w:r>
+      <w:r>
+        <w:t xml:space="preserve"> </w:t>
+      </w:r>
+      <w:r>
+        <w:t xml:space="preserve">“hold the tool closed until complete”</w:t>
+      </w:r>
+      <w:r>
+        <w:t xml:space="preserve"> </w:t>
+      </w:r>
+      <w:r>
+        <w:t xml:space="preserve">is an</w:t>
+      </w:r>
+      <w:r>
+        <w:t xml:space="preserve"> </w:t>
+      </w:r>
+      <w:r>
+        <w:t xml:space="preserve">enforced gate, which means every path into the app has to route through it — a</w:t>
+      </w:r>
+      <w:r>
+        <w:t xml:space="preserve"> </w:t>
+      </w:r>
+      <w:r>
+        <w:t xml:space="preserve">gate with one unguarded side door isn’t a gate. Second, the profile has to be</w:t>
       </w:r>
       <w:r>
         <w:t xml:space="preserve"> </w:t>
@@ -3546,56 +4167,19 @@
           <w:i/>
           <w:iCs/>
         </w:rPr>
-        <w:t xml:space="preserve">who your managers are</w:t>
-      </w:r>
-      <w:r>
-        <w:t xml:space="preserve">. The first time</w:t>
-      </w:r>
-      <w:r>
-        <w:t xml:space="preserve"> </w:t>
-      </w:r>
-      <w:r>
-        <w:t xml:space="preserve">a staff member signs in, Studio collects a little profile: their manager</w:t>
-      </w:r>
-      <w:r>
-        <w:t xml:space="preserve"> </w:t>
-      </w:r>
-      <w:r>
-        <w:t xml:space="preserve">email(s), which</w:t>
-      </w:r>
-      <w:r>
-        <w:t xml:space="preserve"> </w:t>
-      </w:r>
-      <w:r>
-        <w:rPr>
-          <w:b/>
-          <w:bCs/>
-        </w:rPr>
-        <w:t xml:space="preserve">center</w:t>
-      </w:r>
-      <w:r>
-        <w:t xml:space="preserve"> </w:t>
-      </w:r>
-      <w:r>
-        <w:t xml:space="preserve">they belong to, and their own (prefilled, editable)</w:t>
-      </w:r>
-      <w:r>
-        <w:t xml:space="preserve"> </w:t>
-      </w:r>
-      <w:r>
-        <w:t xml:space="preserve">author email. The Studio is gated behind this on first login until it’s complete.</w:t>
-      </w:r>
-      <w:r>
-        <w:t xml:space="preserve"> </w:t>
-      </w:r>
-      <w:r>
-        <w:t xml:space="preserve">Collecting, storing, and enforcing that profile is, again, a small feature in its</w:t>
-      </w:r>
-      <w:r>
-        <w:t xml:space="preserve"> </w:t>
-      </w:r>
-      <w:r>
-        <w:t xml:space="preserve">own right.</w:t>
+        <w:t xml:space="preserve">stored</w:t>
+      </w:r>
+      <w:r>
+        <w:t xml:space="preserve"> </w:t>
+      </w:r>
+      <w:r>
+        <w:t xml:space="preserve">somewhere durable and tied to the person, which (as §2.9 gets into) the</w:t>
+      </w:r>
+      <w:r>
+        <w:t xml:space="preserve"> </w:t>
+      </w:r>
+      <w:r>
+        <w:t xml:space="preserve">content system doesn’t offer for free — a place to keep it has to be added.</w:t>
       </w:r>
     </w:p>
     <w:p>
@@ -3776,13 +4360,19 @@
         <w:t xml:space="preserve"> </w:t>
       </w:r>
       <w:r>
-        <w:t xml:space="preserve">published items, how images attach, how relationships are read and written. You</w:t>
-      </w:r>
-      <w:r>
-        <w:t xml:space="preserve"> </w:t>
-      </w:r>
-      <w:r>
-        <w:t xml:space="preserve">have to learn and respect those rules precisely.</w:t>
+        <w:t xml:space="preserve">published items, how images attach, how relationships are read and written. Those</w:t>
+      </w:r>
+      <w:r>
+        <w:t xml:space="preserve"> </w:t>
+      </w:r>
+      <w:r>
+        <w:t xml:space="preserve">rules have to be learned and respected precisely, and the only authoritative</w:t>
+      </w:r>
+      <w:r>
+        <w:t xml:space="preserve"> </w:t>
+      </w:r>
+      <w:r>
+        <w:t xml:space="preserve">source for what they actually are is the running system, not its documentation.</w:t>
       </w:r>
     </w:p>
     <w:p>
@@ -3825,6 +4415,19 @@
         <w:t xml:space="preserve">while building</w:t>
       </w:r>
       <w:r>
+        <w:t xml:space="preserve">, and since</w:t>
+      </w:r>
+      <w:r>
+        <w:t xml:space="preserve"> </w:t>
+      </w:r>
+      <w:r>
+        <w:rPr>
+          <w:b/>
+          <w:bCs/>
+        </w:rPr>
+        <w:t xml:space="preserve">resolved</w:t>
+      </w:r>
+      <w:r>
         <w:t xml:space="preserve">:</w:t>
       </w:r>
     </w:p>
@@ -3833,7 +4436,7 @@
         <w:pStyle w:val="BodyText"/>
       </w:pPr>
       <w:r>
-        <w:t xml:space="preserve">When we set out, the plan was for Studio to talk to Strapi’s</w:t>
+        <w:t xml:space="preserve">When the project set out, the plan was for Studio to talk to Strapi’s</w:t>
       </w:r>
       <w:r>
         <w:t xml:space="preserve"> </w:t>
@@ -3849,19 +4452,13 @@
         <w:t xml:space="preserve"> </w:t>
       </w:r>
       <w:r>
-        <w:t xml:space="preserve">API and for</w:t>
-      </w:r>
-      <w:r>
-        <w:t xml:space="preserve"> </w:t>
-      </w:r>
-      <w:r>
-        <w:t xml:space="preserve">us to configure the publish permissions ourselves. Mid-build, we confirmed</w:t>
-      </w:r>
-      <w:r>
-        <w:t xml:space="preserve"> </w:t>
-      </w:r>
-      <w:r>
-        <w:t xml:space="preserve">something important: ICJIA staff are</w:t>
+        <w:t xml:space="preserve">API and for the team to configure the publish permissions by hand. Mid-build, a</w:t>
+      </w:r>
+      <w:r>
+        <w:t xml:space="preserve"> </w:t>
+      </w:r>
+      <w:r>
+        <w:t xml:space="preserve">better path surfaced: ICJIA staff are</w:t>
       </w:r>
       <w:r>
         <w:t xml:space="preserve"> </w:t>
@@ -3987,13 +4584,25 @@
         <w:t xml:space="preserve"> </w:t>
       </w:r>
       <w:r>
-        <w:t xml:space="preserve">than the one our first login</w:t>
-      </w:r>
-      <w:r>
-        <w:t xml:space="preserve"> </w:t>
-      </w:r>
-      <w:r>
-        <w:t xml:space="preserve">used.</w:t>
+        <w:t xml:space="preserve">than the one the first login</w:t>
+      </w:r>
+      <w:r>
+        <w:t xml:space="preserve"> </w:t>
+      </w:r>
+      <w:r>
+        <w:t xml:space="preserve">used. The catch is that this isn’t visible from outside the system; you can only</w:t>
+      </w:r>
+      <w:r>
+        <w:t xml:space="preserve"> </w:t>
+      </w:r>
+      <w:r>
+        <w:t xml:space="preserve">learn that the admin door enforces the rule, and the public door doesn’t, by</w:t>
+      </w:r>
+      <w:r>
+        <w:t xml:space="preserve"> </w:t>
+      </w:r>
+      <w:r>
+        <w:t xml:space="preserve">building far enough to knock on both.</w:t>
       </w:r>
     </w:p>
     <w:p>
@@ -4001,37 +4610,50 @@
         <w:pStyle w:val="BodyText"/>
       </w:pPr>
       <w:r>
-        <w:t xml:space="preserve">So we made a surgical change: we</w:t>
-      </w:r>
-      <w:r>
-        <w:t xml:space="preserve"> </w:t>
-      </w:r>
-      <w:r>
-        <w:rPr>
-          <w:b/>
-          <w:bCs/>
-        </w:rPr>
-        <w:t xml:space="preserve">retargeted the login and all content access to</w:t>
-      </w:r>
-      <w:r>
-        <w:rPr>
-          <w:b/>
-          <w:bCs/>
-        </w:rPr>
-        <w:t xml:space="preserve"> </w:t>
-      </w:r>
-      <w:r>
-        <w:rPr>
-          <w:b/>
-          <w:bCs/>
-        </w:rPr>
-        <w:t xml:space="preserve">the admin Content-Manager API.</w:t>
-      </w:r>
-      <w:r>
-        <w:t xml:space="preserve"> </w:t>
-      </w:r>
-      <w:r>
-        <w:t xml:space="preserve">The payoff is large —</w:t>
+        <w:t xml:space="preserve">That discovery has now been acted on. The login and all content access have been</w:t>
+      </w:r>
+      <w:r>
+        <w:t xml:space="preserve"> </w:t>
+      </w:r>
+      <w:r>
+        <w:rPr>
+          <w:b/>
+          <w:bCs/>
+        </w:rPr>
+        <w:t xml:space="preserve">retargeted to the admin Content-Manager API</w:t>
+      </w:r>
+      <w:r>
+        <w:t xml:space="preserve">, and that change is</w:t>
+      </w:r>
+      <w:r>
+        <w:t xml:space="preserve"> </w:t>
+      </w:r>
+      <w:r>
+        <w:rPr>
+          <w:b/>
+          <w:bCs/>
+        </w:rPr>
+        <w:t xml:space="preserve">built,</w:t>
+      </w:r>
+      <w:r>
+        <w:rPr>
+          <w:b/>
+          <w:bCs/>
+        </w:rPr>
+        <w:t xml:space="preserve"> </w:t>
+      </w:r>
+      <w:r>
+        <w:rPr>
+          <w:b/>
+          <w:bCs/>
+        </w:rPr>
+        <w:t xml:space="preserve">tested, and merged.</w:t>
+      </w:r>
+      <w:r>
+        <w:t xml:space="preserve"> </w:t>
+      </w:r>
+      <w:r>
+        <w:t xml:space="preserve">The payoff is exactly what was hoped for:</w:t>
       </w:r>
       <w:r>
         <w:t xml:space="preserve"> </w:t>
@@ -4043,25 +4665,31 @@
         <w:t xml:space="preserve"> </w:t>
       </w:r>
       <w:r>
-        <w:t xml:space="preserve">is now</w:t>
-      </w:r>
-      <w:r>
-        <w:t xml:space="preserve"> </w:t>
-      </w:r>
-      <w:r>
-        <w:t xml:space="preserve">decided by your real Strapi roles, natively, with no custom permission code to</w:t>
-      </w:r>
-      <w:r>
-        <w:t xml:space="preserve"> </w:t>
-      </w:r>
-      <w:r>
-        <w:t xml:space="preserve">build or maintain. But discovering this required actually building far enough to</w:t>
-      </w:r>
-      <w:r>
-        <w:t xml:space="preserve"> </w:t>
-      </w:r>
-      <w:r>
-        <w:t xml:space="preserve">hit it. That is the nature of a first iteration:</w:t>
+        <w:t xml:space="preserve">is now decided by each person’s real Strapi role, natively, with no custom</w:t>
+      </w:r>
+      <w:r>
+        <w:t xml:space="preserve"> </w:t>
+      </w:r>
+      <w:r>
+        <w:t xml:space="preserve">permission code to build or maintain — and the change was small and surgical</w:t>
+      </w:r>
+      <w:r>
+        <w:t xml:space="preserve"> </w:t>
+      </w:r>
+      <w:r>
+        <w:t xml:space="preserve">rather than a redo, because the original code had been structured so that only the</w:t>
+      </w:r>
+      <w:r>
+        <w:t xml:space="preserve"> </w:t>
+      </w:r>
+      <w:r>
+        <w:t xml:space="preserve">“door”</w:t>
+      </w:r>
+      <w:r>
+        <w:t xml:space="preserve"> </w:t>
+      </w:r>
+      <w:r>
+        <w:t xml:space="preserve">needed to move. This is the nature of a disciplined first iteration:</w:t>
       </w:r>
       <w:r>
         <w:t xml:space="preserve"> </w:t>
@@ -4071,7 +4699,7 @@
           <w:i/>
           <w:iCs/>
         </w:rPr>
-        <w:t xml:space="preserve">you find the deep requirements</w:t>
+        <w:t xml:space="preserve">you</w:t>
       </w:r>
       <w:r>
         <w:rPr>
@@ -4085,37 +4713,43 @@
           <w:i/>
           <w:iCs/>
         </w:rPr>
-        <w:t xml:space="preserve">by building toward them, then you adjust.</w:t>
-      </w:r>
-      <w:r>
-        <w:t xml:space="preserve"> </w:t>
-      </w:r>
-      <w:r>
-        <w:t xml:space="preserve">This one discovery, on its own,</w:t>
-      </w:r>
-      <w:r>
-        <w:t xml:space="preserve"> </w:t>
-      </w:r>
-      <w:r>
-        <w:t xml:space="preserve">answers</w:t>
-      </w:r>
-      <w:r>
-        <w:t xml:space="preserve"> </w:t>
-      </w:r>
-      <w:r>
-        <w:t xml:space="preserve">“what’s the issue?”</w:t>
-      </w:r>
-      <w:r>
-        <w:t xml:space="preserve"> </w:t>
-      </w:r>
-      <w:r>
-        <w:t xml:space="preserve">— the issue is that a correct, role-enforced</w:t>
-      </w:r>
-      <w:r>
-        <w:t xml:space="preserve"> </w:t>
-      </w:r>
-      <w:r>
-        <w:t xml:space="preserve">publishing tool has constraints you cannot see from the outside.</w:t>
+        <w:t xml:space="preserve">find the deep requirements by building toward them, then you adjust</w:t>
+      </w:r>
+      <w:r>
+        <w:t xml:space="preserve"> </w:t>
+      </w:r>
+      <w:r>
+        <w:t xml:space="preserve">— and here</w:t>
+      </w:r>
+      <w:r>
+        <w:t xml:space="preserve"> </w:t>
+      </w:r>
+      <w:r>
+        <w:t xml:space="preserve">the adjustment is already behind us. This single episode answers</w:t>
+      </w:r>
+      <w:r>
+        <w:t xml:space="preserve"> </w:t>
+      </w:r>
+      <w:r>
+        <w:t xml:space="preserve">“what’s the</w:t>
+      </w:r>
+      <w:r>
+        <w:t xml:space="preserve"> </w:t>
+      </w:r>
+      <w:r>
+        <w:t xml:space="preserve">issue?”</w:t>
+      </w:r>
+      <w:r>
+        <w:t xml:space="preserve"> </w:t>
+      </w:r>
+      <w:r>
+        <w:t xml:space="preserve">on its own: a correct, role-enforced publishing tool has constraints you</w:t>
+      </w:r>
+      <w:r>
+        <w:t xml:space="preserve"> </w:t>
+      </w:r>
+      <w:r>
+        <w:t xml:space="preserve">cannot see from the outside, and finding them is part of the genuine work.</w:t>
       </w:r>
     </w:p>
     <w:p>
@@ -4438,25 +5072,37 @@
         <w:t xml:space="preserve"> </w:t>
       </w:r>
       <w:r>
-        <w:t xml:space="preserve">revised mid-build from the public REST API to this contract; the auth-retarget</w:t>
-      </w:r>
-      <w:r>
-        <w:t xml:space="preserve"> </w:t>
-      </w:r>
-      <w:r>
-        <w:t xml:space="preserve">plan moves login to match. This retired the spec’s original</w:t>
-      </w:r>
-      <w:r>
-        <w:t xml:space="preserve"> </w:t>
-      </w:r>
-      <w:r>
-        <w:t xml:space="preserve">“publish via Users &amp;</w:t>
-      </w:r>
-      <w:r>
-        <w:t xml:space="preserve"> </w:t>
-      </w:r>
-      <w:r>
-        <w:t xml:space="preserve">Permissions”</w:t>
+        <w:t xml:space="preserve">revised mid-build from the public REST API to this contract; the auth retarget</w:t>
+      </w:r>
+      <w:r>
+        <w:t xml:space="preserve"> </w:t>
+      </w:r>
+      <w:r>
+        <w:t xml:space="preserve">(Phase 1.5) has since moved login to match and is merged to</w:t>
+      </w:r>
+      <w:r>
+        <w:t xml:space="preserve"> </w:t>
+      </w:r>
+      <w:r>
+        <w:rPr>
+          <w:rStyle w:val="VerbatimChar"/>
+        </w:rPr>
+        <w:t xml:space="preserve">main</w:t>
+      </w:r>
+      <w:r>
+        <w:t xml:space="preserve">. This retired</w:t>
+      </w:r>
+      <w:r>
+        <w:t xml:space="preserve"> </w:t>
+      </w:r>
+      <w:r>
+        <w:t xml:space="preserve">the spec’s original</w:t>
+      </w:r>
+      <w:r>
+        <w:t xml:space="preserve"> </w:t>
+      </w:r>
+      <w:r>
+        <w:t xml:space="preserve">“publish via Users &amp; Permissions”</w:t>
       </w:r>
       <w:r>
         <w:t xml:space="preserve"> </w:t>
@@ -6371,7 +7017,7 @@
               <w:pStyle w:val="Compact"/>
             </w:pPr>
             <w:r>
-              <w:t xml:space="preserve">Mid-build, we moved login and content access to Strapi’s admin API so your real roles enforce who-can-publish, natively, with no backend changes. (The marquee</w:t>
+              <w:t xml:space="preserve">Mid-build, we discovered — and have since shipped — a move of login and content access to Strapi’s admin API, so your real roles now enforce who-can-publish, natively, with no backend changes. (The marquee</w:t>
             </w:r>
             <w:r>
               <w:t xml:space="preserve"> </w:t>
@@ -6659,31 +7305,41 @@
         <w:t xml:space="preserve"> </w:t>
       </w:r>
       <w:r>
-        <w:t xml:space="preserve">see §2.9 and §4. The pivot retired the original</w:t>
-      </w:r>
-      <w:r>
-        <w:t xml:space="preserve"> </w:t>
-      </w:r>
-      <w:r>
-        <w:t xml:space="preserve">spec §4.1</w:t>
-      </w:r>
-      <w:r>
-        <w:t xml:space="preserve"> </w:t>
-      </w:r>
-      <w:r>
-        <w:t xml:space="preserve">“publish via Users &amp; Permissions”</w:t>
-      </w:r>
-      <w:r>
-        <w:t xml:space="preserve"> </w:t>
-      </w:r>
-      <w:r>
-        <w:t xml:space="preserve">open item; publish-gating is now</w:t>
-      </w:r>
-      <w:r>
-        <w:t xml:space="preserve"> </w:t>
-      </w:r>
-      <w:r>
-        <w:t xml:space="preserve">native (</w:t>
+        <w:t xml:space="preserve">see §2.9 and §4. The pivot is</w:t>
+      </w:r>
+      <w:r>
+        <w:t xml:space="preserve"> </w:t>
+      </w:r>
+      <w:r>
+        <w:rPr>
+          <w:b/>
+          <w:bCs/>
+        </w:rPr>
+        <w:t xml:space="preserve">built and merged</w:t>
+      </w:r>
+      <w:r>
+        <w:t xml:space="preserve"> </w:t>
+      </w:r>
+      <w:r>
+        <w:t xml:space="preserve">(Phase 1.5) and retired the original spec §4.1</w:t>
+      </w:r>
+      <w:r>
+        <w:t xml:space="preserve"> </w:t>
+      </w:r>
+      <w:r>
+        <w:t xml:space="preserve">“publish via Users &amp;</w:t>
+      </w:r>
+      <w:r>
+        <w:t xml:space="preserve"> </w:t>
+      </w:r>
+      <w:r>
+        <w:t xml:space="preserve">Permissions”</w:t>
+      </w:r>
+      <w:r>
+        <w:t xml:space="preserve"> </w:t>
+      </w:r>
+      <w:r>
+        <w:t xml:space="preserve">open item; publish-gating is now native (</w:t>
       </w:r>
       <w:r>
         <w:rPr>
@@ -7238,13 +7894,25 @@
                 <w:b/>
                 <w:bCs/>
               </w:rPr>
-              <w:t xml:space="preserve">Planned</w:t>
+              <w:t xml:space="preserve">Built</w:t>
             </w:r>
             <w:r>
               <w:t xml:space="preserve"> </w:t>
             </w:r>
             <w:r>
-              <w:t xml:space="preserve">(plan written)</w:t>
+              <w:t xml:space="preserve">(merged to</w:t>
+            </w:r>
+            <w:r>
+              <w:t xml:space="preserve"> </w:t>
+            </w:r>
+            <w:r>
+              <w:rPr>
+                <w:rStyle w:val="VerbatimChar"/>
+              </w:rPr>
+              <w:t xml:space="preserve">main</w:t>
+            </w:r>
+            <w:r>
+              <w:t xml:space="preserve">)</w:t>
             </w:r>
           </w:p>
         </w:tc>
@@ -7925,23 +8593,44 @@
         <w:t xml:space="preserve">/api/auth/local</w:t>
       </w:r>
       <w:r>
-        <w:t xml:space="preserve">); Phase 1.5 retargets it to the admin API</w:t>
-      </w:r>
-      <w:r>
-        <w:t xml:space="preserve"> </w:t>
-      </w:r>
-      <w:r>
-        <w:t xml:space="preserve">(see below) — that retarget is the reason this phase, though built, is revised</w:t>
-      </w:r>
-      <w:r>
-        <w:t xml:space="preserve"> </w:t>
-      </w:r>
-      <w:r>
-        <w:t xml:space="preserve">rather than final.</w:t>
+        <w:t xml:space="preserve">); Phase 1.5 has since retargeted it to the</w:t>
+      </w:r>
+      <w:r>
+        <w:t xml:space="preserve"> </w:t>
+      </w:r>
+      <w:r>
+        <w:t xml:space="preserve">admin API (see below) and is also merged — so the login in</w:t>
+      </w:r>
+      <w:r>
+        <w:t xml:space="preserve"> </w:t>
+      </w:r>
+      <w:r>
+        <w:rPr>
+          <w:rStyle w:val="VerbatimChar"/>
+        </w:rPr>
+        <w:t xml:space="preserve">main</w:t>
+      </w:r>
+      <w:r>
+        <w:t xml:space="preserve"> </w:t>
+      </w:r>
+      <w:r>
+        <w:t xml:space="preserve">today is the</w:t>
+      </w:r>
+      <w:r>
+        <w:t xml:space="preserve"> </w:t>
+      </w:r>
+      <w:r>
+        <w:t xml:space="preserve">admin-API version. Phase 1’s structure (pure functions + thin wiring) carried</w:t>
+      </w:r>
+      <w:r>
+        <w:t xml:space="preserve"> </w:t>
+      </w:r>
+      <w:r>
+        <w:t xml:space="preserve">through the retarget unchanged; only the endpoints and the role model moved.</w:t>
       </w:r>
     </w:p>
     <w:bookmarkEnd w:id="26"/>
-    <w:bookmarkStart w:id="27" w:name="Xd45e86df3c7ba42dddfc8869eaebe833b71194d"/>
+    <w:bookmarkStart w:id="27" w:name="Xf3bfcf05873cd52c49629f56295de2fe53161cc"/>
     <w:p>
       <w:pPr>
         <w:pStyle w:val="Heading3"/>
@@ -7957,7 +8646,29 @@
           <w:b/>
           <w:bCs/>
         </w:rPr>
-        <w:t xml:space="preserve">PLANNED (plan written)</w:t>
+        <w:t xml:space="preserve">BUILT (merged to</w:t>
+      </w:r>
+      <w:r>
+        <w:rPr>
+          <w:b/>
+          <w:bCs/>
+        </w:rPr>
+        <w:t xml:space="preserve"> </w:t>
+      </w:r>
+      <w:r>
+        <w:rPr>
+          <w:rStyle w:val="VerbatimChar"/>
+          <w:b/>
+          <w:bCs/>
+        </w:rPr>
+        <w:t xml:space="preserve">main</w:t>
+      </w:r>
+      <w:r>
+        <w:rPr>
+          <w:b/>
+          <w:bCs/>
+        </w:rPr>
+        <w:t xml:space="preserve">)</w:t>
       </w:r>
     </w:p>
     <w:p>
@@ -8024,13 +8735,41 @@
         <w:t xml:space="preserve"> </w:t>
       </w:r>
       <w:r>
-        <w:t xml:space="preserve">Admin and Editor can publish; Author cannot. This is a small, surgical fix, not a</w:t>
-      </w:r>
-      <w:r>
-        <w:t xml:space="preserve"> </w:t>
-      </w:r>
-      <w:r>
-        <w:t xml:space="preserve">redo: nothing about the content, the zero-base64 rule, or the design changes.</w:t>
+        <w:t xml:space="preserve">Admin and Editor can publish; Author cannot. This was a small, surgical fix, not a</w:t>
+      </w:r>
+      <w:r>
+        <w:t xml:space="preserve"> </w:t>
+      </w:r>
+      <w:r>
+        <w:t xml:space="preserve">redo: nothing about the content, the zero-base64 rule, or the design changed.</w:t>
+      </w:r>
+      <w:r>
+        <w:t xml:space="preserve"> </w:t>
+      </w:r>
+      <w:r>
+        <w:rPr>
+          <w:b/>
+          <w:bCs/>
+        </w:rPr>
+        <w:t xml:space="preserve">What it delivered:</w:t>
+      </w:r>
+      <w:r>
+        <w:t xml:space="preserve"> </w:t>
+      </w:r>
+      <w:r>
+        <w:t xml:space="preserve">the tool now authenticates against the real admin system</w:t>
+      </w:r>
+      <w:r>
+        <w:t xml:space="preserve"> </w:t>
+      </w:r>
+      <w:r>
+        <w:t xml:space="preserve">and reads each person’s actual role from it, which is what unblocks live</w:t>
+      </w:r>
+      <w:r>
+        <w:t xml:space="preserve"> </w:t>
+      </w:r>
+      <w:r>
+        <w:t xml:space="preserve">Content-Manager reads and writes for every phase that follows.</w:t>
       </w:r>
     </w:p>
     <w:p>
@@ -8048,7 +8787,7 @@
         <w:t xml:space="preserve"> </w:t>
       </w:r>
       <w:r>
-        <w:t xml:space="preserve">Retarget Phase 1 auth from Users &amp;</w:t>
+        <w:t xml:space="preserve">Retargeted Phase 1 auth from Users &amp;</w:t>
       </w:r>
       <w:r>
         <w:t xml:space="preserve"> </w:t>
@@ -8103,19 +8842,19 @@
         <w:t xml:space="preserve">/admin/users/me</w:t>
       </w:r>
       <w:r>
-        <w:t xml:space="preserve">). Keep Phase 1’s exact structure (pure functions + thin wiring);</w:t>
-      </w:r>
-      <w:r>
-        <w:t xml:space="preserve"> </w:t>
-      </w:r>
-      <w:r>
-        <w:t xml:space="preserve">only the endpoints, the user/role shape, and the capability getter change. Login</w:t>
-      </w:r>
-      <w:r>
-        <w:t xml:space="preserve"> </w:t>
-      </w:r>
-      <w:r>
-        <w:t xml:space="preserve">stays a two-step flow (login → fetch-me) because</w:t>
+        <w:t xml:space="preserve">). Phase 1’s exact structure (pure functions + thin wiring) was</w:t>
+      </w:r>
+      <w:r>
+        <w:t xml:space="preserve"> </w:t>
+      </w:r>
+      <w:r>
+        <w:t xml:space="preserve">kept; only the endpoints, the user/role shape, and the capability getter changed.</w:t>
+      </w:r>
+      <w:r>
+        <w:t xml:space="preserve"> </w:t>
+      </w:r>
+      <w:r>
+        <w:t xml:space="preserve">Login stays a two-step flow (login → fetch-me) because</w:t>
       </w:r>
       <w:r>
         <w:t xml:space="preserve"> </w:t>
@@ -8130,7 +8869,13 @@
         <w:t xml:space="preserve"> </w:t>
       </w:r>
       <w:r>
-        <w:t xml:space="preserve">returns an empty</w:t>
+        <w:t xml:space="preserve">returns an</w:t>
+      </w:r>
+      <w:r>
+        <w:t xml:space="preserve"> </w:t>
+      </w:r>
+      <w:r>
+        <w:t xml:space="preserve">empty</w:t>
       </w:r>
       <w:r>
         <w:t xml:space="preserve"> </w:t>
@@ -8145,7 +8890,7 @@
         <w:t xml:space="preserve"> </w:t>
       </w:r>
       <w:r>
-        <w:t xml:space="preserve">array. New:</w:t>
+        <w:t xml:space="preserve">array. Added:</w:t>
       </w:r>
       <w:r>
         <w:t xml:space="preserve"> </w:t>
@@ -8181,13 +8926,13 @@
         <w:t xml:space="preserve">AdminUser</w:t>
       </w:r>
       <w:r>
-        <w:t xml:space="preserve">, response</w:t>
-      </w:r>
-      <w:r>
-        <w:t xml:space="preserve"> </w:t>
-      </w:r>
-      <w:r>
-        <w:t xml:space="preserve">types) and</w:t>
+        <w:t xml:space="preserve">,</w:t>
+      </w:r>
+      <w:r>
+        <w:t xml:space="preserve"> </w:t>
+      </w:r>
+      <w:r>
+        <w:t xml:space="preserve">response types) and</w:t>
       </w:r>
       <w:r>
         <w:t xml:space="preserve"> </w:t>
@@ -8310,19 +9055,38 @@
         <w:t xml:space="preserve"> </w:t>
       </w:r>
       <w:r>
-        <w:t xml:space="preserve">dev bypass is preserved (mints a synthetic super-admin session).</w:t>
-      </w:r>
-      <w:r>
-        <w:t xml:space="preserve"> </w:t>
-      </w:r>
-      <w:r>
-        <w:t xml:space="preserve">Six TDD tasks, each with a commit; the Phase 1 security posture (Secure cookie,</w:t>
-      </w:r>
-      <w:r>
-        <w:t xml:space="preserve"> </w:t>
-      </w:r>
-      <w:r>
-        <w:t xml:space="preserve">boot re-verify, 401 logout) carries over unchanged.</w:t>
+        <w:t xml:space="preserve">dev bypass is preserved (mints a synthetic super-admin session)</w:t>
+      </w:r>
+      <w:r>
+        <w:t xml:space="preserve"> </w:t>
+      </w:r>
+      <w:r>
+        <w:t xml:space="preserve">and remains flagged</w:t>
+      </w:r>
+      <w:r>
+        <w:t xml:space="preserve"> </w:t>
+      </w:r>
+      <w:r>
+        <w:rPr>
+          <w:b/>
+          <w:bCs/>
+        </w:rPr>
+        <w:t xml:space="preserve">REMOVE BEFORE DEPLOY</w:t>
+      </w:r>
+      <w:r>
+        <w:t xml:space="preserve">. Six TDD tasks plus one fix commit,</w:t>
+      </w:r>
+      <w:r>
+        <w:t xml:space="preserve"> </w:t>
+      </w:r>
+      <w:r>
+        <w:t xml:space="preserve">each with a commit; the Phase 1 security posture (Secure cookie, boot re-verify,</w:t>
+      </w:r>
+      <w:r>
+        <w:t xml:space="preserve"> </w:t>
+      </w:r>
+      <w:r>
+        <w:t xml:space="preserve">401 logout) carried over unchanged.</w:t>
       </w:r>
     </w:p>
     <w:p>
@@ -8340,7 +9104,31 @@
         <w:t xml:space="preserve"> </w:t>
       </w:r>
       <w:r>
-        <w:t xml:space="preserve">This phase exists</w:t>
+        <w:t xml:space="preserve">This phase is the concrete consequence of the</w:t>
+      </w:r>
+      <w:r>
+        <w:t xml:space="preserve"> </w:t>
+      </w:r>
+      <w:r>
+        <w:t xml:space="preserve">mid-build discovery in §2.9 — the realization that staff are admin-panel users and</w:t>
+      </w:r>
+      <w:r>
+        <w:t xml:space="preserve"> </w:t>
+      </w:r>
+      <w:r>
+        <w:t xml:space="preserve">that Strapi enforces the publish rule natively at the admin level. Two things make</w:t>
+      </w:r>
+      <w:r>
+        <w:t xml:space="preserve"> </w:t>
+      </w:r>
+      <w:r>
+        <w:t xml:space="preserve">it more than a find-and-replace of one URL for another. First, the two doors don’t</w:t>
+      </w:r>
+      <w:r>
+        <w:t xml:space="preserve"> </w:t>
+      </w:r>
+      <w:r>
+        <w:t xml:space="preserve">just have different addresses; they hand back differently</w:t>
       </w:r>
       <w:r>
         <w:t xml:space="preserve"> </w:t>
@@ -8350,43 +9138,73 @@
           <w:i/>
           <w:iCs/>
         </w:rPr>
-        <w:t xml:space="preserve">because</w:t>
-      </w:r>
-      <w:r>
-        <w:t xml:space="preserve"> </w:t>
-      </w:r>
-      <w:r>
-        <w:t xml:space="preserve">of the mid-build</w:t>
-      </w:r>
-      <w:r>
-        <w:t xml:space="preserve"> </w:t>
-      </w:r>
-      <w:r>
-        <w:t xml:space="preserve">discovery in §2.9 — it is the concrete consequence of learning that staff are</w:t>
-      </w:r>
-      <w:r>
-        <w:t xml:space="preserve"> </w:t>
-      </w:r>
-      <w:r>
-        <w:t xml:space="preserve">admin-panel users and that Strapi enforces the publish rule natively at the admin</w:t>
-      </w:r>
-      <w:r>
-        <w:t xml:space="preserve"> </w:t>
-      </w:r>
-      <w:r>
-        <w:t xml:space="preserve">level. It is the unlock for live Content-Manager reads and writes. The fact that</w:t>
-      </w:r>
-      <w:r>
-        <w:t xml:space="preserve"> </w:t>
-      </w:r>
-      <w:r>
-        <w:t xml:space="preserve">it is small and surgical is precisely because the discovery was captured cleanly</w:t>
-      </w:r>
-      <w:r>
-        <w:t xml:space="preserve"> </w:t>
-      </w:r>
-      <w:r>
-        <w:t xml:space="preserve">and the original code was structured for change.</w:t>
+        <w:t xml:space="preserve">shaped</w:t>
+      </w:r>
+      <w:r>
+        <w:t xml:space="preserve"> </w:t>
+      </w:r>
+      <w:r>
+        <w:t xml:space="preserve">answers — the</w:t>
+      </w:r>
+      <w:r>
+        <w:t xml:space="preserve"> </w:t>
+      </w:r>
+      <w:r>
+        <w:t xml:space="preserve">admin login returns no roles at all until you ask a second time, roles arrive as</w:t>
+      </w:r>
+      <w:r>
+        <w:t xml:space="preserve"> </w:t>
+      </w:r>
+      <w:r>
+        <w:t xml:space="preserve">machine codes rather than display names, and the whole notion of</w:t>
+      </w:r>
+      <w:r>
+        <w:t xml:space="preserve"> </w:t>
+      </w:r>
+      <w:r>
+        <w:t xml:space="preserve">“what this person</w:t>
+      </w:r>
+      <w:r>
+        <w:t xml:space="preserve"> </w:t>
+      </w:r>
+      <w:r>
+        <w:t xml:space="preserve">may do”</w:t>
+      </w:r>
+      <w:r>
+        <w:t xml:space="preserve"> </w:t>
+      </w:r>
+      <w:r>
+        <w:t xml:space="preserve">has to be recomputed from that new shape and kept consistent everywhere it</w:t>
+      </w:r>
+      <w:r>
+        <w:t xml:space="preserve"> </w:t>
+      </w:r>
+      <w:r>
+        <w:t xml:space="preserve">is consulted. Second, this is the load-bearing change for everything downstream:</w:t>
+      </w:r>
+      <w:r>
+        <w:t xml:space="preserve"> </w:t>
+      </w:r>
+      <w:r>
+        <w:t xml:space="preserve">nothing can safely read or write live content until the login hands back the right</w:t>
+      </w:r>
+      <w:r>
+        <w:t xml:space="preserve"> </w:t>
+      </w:r>
+      <w:r>
+        <w:t xml:space="preserve">kind of credential, so it had to be correct, not merely working. That it landed</w:t>
+      </w:r>
+      <w:r>
+        <w:t xml:space="preserve"> </w:t>
+      </w:r>
+      <w:r>
+        <w:t xml:space="preserve">small and surgical is the dividend of capturing the discovery cleanly and having</w:t>
+      </w:r>
+      <w:r>
+        <w:t xml:space="preserve"> </w:t>
+      </w:r>
+      <w:r>
+        <w:t xml:space="preserve">structured the original code so only the door needed to move.</w:t>
       </w:r>
     </w:p>
     <w:p>
@@ -8404,13 +9222,79 @@
         <w:t xml:space="preserve"> </w:t>
       </w:r>
       <w:r>
-        <w:t xml:space="preserve">Plan written</w:t>
-      </w:r>
-      <w:r>
-        <w:t xml:space="preserve"> </w:t>
-      </w:r>
-      <w:r>
-        <w:t xml:space="preserve">(</w:t>
+        <w:t xml:space="preserve">Built, tested, and merged to</w:t>
+      </w:r>
+      <w:r>
+        <w:t xml:space="preserve"> </w:t>
+      </w:r>
+      <w:r>
+        <w:rPr>
+          <w:rStyle w:val="VerbatimChar"/>
+        </w:rPr>
+        <w:t xml:space="preserve">main</w:t>
+      </w:r>
+      <w:r>
+        <w:t xml:space="preserve"> </w:t>
+      </w:r>
+      <w:r>
+        <w:t xml:space="preserve">— six TDD tasks</w:t>
+      </w:r>
+      <w:r>
+        <w:t xml:space="preserve"> </w:t>
+      </w:r>
+      <w:r>
+        <w:t xml:space="preserve">plus one fix commit;</w:t>
+      </w:r>
+      <w:r>
+        <w:t xml:space="preserve"> </w:t>
+      </w:r>
+      <w:r>
+        <w:rPr>
+          <w:b/>
+          <w:bCs/>
+        </w:rPr>
+        <w:t xml:space="preserve">84 automated tests passing,</w:t>
+      </w:r>
+      <w:r>
+        <w:rPr>
+          <w:b/>
+          <w:bCs/>
+        </w:rPr>
+        <w:t xml:space="preserve"> </w:t>
+      </w:r>
+      <w:r>
+        <w:rPr>
+          <w:rStyle w:val="VerbatimChar"/>
+          <w:b/>
+          <w:bCs/>
+        </w:rPr>
+        <w:t xml:space="preserve">nuxt typecheck</w:t>
+      </w:r>
+      <w:r>
+        <w:rPr>
+          <w:b/>
+          <w:bCs/>
+        </w:rPr>
+        <w:t xml:space="preserve"> </w:t>
+      </w:r>
+      <w:r>
+        <w:rPr>
+          <w:b/>
+          <w:bCs/>
+        </w:rPr>
+        <w:t xml:space="preserve">clean</w:t>
+      </w:r>
+      <w:r>
+        <w:t xml:space="preserve">.</w:t>
+      </w:r>
+      <w:r>
+        <w:t xml:space="preserve"> </w:t>
+      </w:r>
+      <w:r>
+        <w:t xml:space="preserve">Plan:</w:t>
+      </w:r>
+      <w:r>
+        <w:t xml:space="preserve"> </w:t>
       </w:r>
       <w:r>
         <w:rPr>
@@ -8419,13 +9303,13 @@
         <w:t xml:space="preserve">docs/superpowers/plans/2026-06-20-auth-admin-retarget.md</w:t>
       </w:r>
       <w:r>
-        <w:t xml:space="preserve">); not yet executed.</w:t>
-      </w:r>
-      <w:r>
-        <w:t xml:space="preserve"> </w:t>
-      </w:r>
-      <w:r>
-        <w:t xml:space="preserve">Role codes confirmed against the live instance:</w:t>
+        <w:t xml:space="preserve">. Role codes</w:t>
+      </w:r>
+      <w:r>
+        <w:t xml:space="preserve"> </w:t>
+      </w:r>
+      <w:r>
+        <w:t xml:space="preserve">confirmed against the live instance:</w:t>
       </w:r>
       <w:r>
         <w:t xml:space="preserve"> </w:t>
@@ -8467,7 +9351,59 @@
         <w:t xml:space="preserve"> </w:t>
       </w:r>
       <w:r>
-        <w:t xml:space="preserve">(drafts only).</w:t>
+        <w:t xml:space="preserve">(drafts only). The</w:t>
+      </w:r>
+      <w:r>
+        <w:t xml:space="preserve"> </w:t>
+      </w:r>
+      <w:r>
+        <w:rPr>
+          <w:rStyle w:val="VerbatimChar"/>
+        </w:rPr>
+        <w:t xml:space="preserve">admin/admin</w:t>
+      </w:r>
+      <w:r>
+        <w:t xml:space="preserve"> </w:t>
+      </w:r>
+      <w:r>
+        <w:t xml:space="preserve">dev bypass</w:t>
+      </w:r>
+      <w:r>
+        <w:t xml:space="preserve"> </w:t>
+      </w:r>
+      <w:r>
+        <w:t xml:space="preserve">remains in</w:t>
+      </w:r>
+      <w:r>
+        <w:t xml:space="preserve"> </w:t>
+      </w:r>
+      <w:r>
+        <w:rPr>
+          <w:rStyle w:val="VerbatimChar"/>
+        </w:rPr>
+        <w:t xml:space="preserve">main</w:t>
+      </w:r>
+      <w:r>
+        <w:t xml:space="preserve">, flagged</w:t>
+      </w:r>
+      <w:r>
+        <w:t xml:space="preserve"> </w:t>
+      </w:r>
+      <w:r>
+        <w:rPr>
+          <w:b/>
+          <w:bCs/>
+        </w:rPr>
+        <w:t xml:space="preserve">REMOVE BEFORE DEPLOY</w:t>
+      </w:r>
+      <w:r>
+        <w:t xml:space="preserve">. This unblocks live</w:t>
+      </w:r>
+      <w:r>
+        <w:t xml:space="preserve"> </w:t>
+      </w:r>
+      <w:r>
+        <w:t xml:space="preserve">Content-Manager reads and writes for the phases that follow.</w:t>
       </w:r>
     </w:p>
     <w:bookmarkEnd w:id="27"/>
@@ -9033,13 +9969,19 @@
         <w:t xml:space="preserve"> </w:t>
       </w:r>
       <w:r>
-        <w:t xml:space="preserve">branch deleted. Two tracked hand-offs remain for later phases: (1) wire the</w:t>
-      </w:r>
-      <w:r>
-        <w:t xml:space="preserve"> </w:t>
-      </w:r>
-      <w:r>
-        <w:t xml:space="preserve">validators /</w:t>
+        <w:t xml:space="preserve">branch deleted. Of the two hand-offs this phase logged, one is now closed: the</w:t>
+      </w:r>
+      <w:r>
+        <w:t xml:space="preserve"> </w:t>
+      </w:r>
+      <w:r>
+        <w:t xml:space="preserve">auth retarget (Phase 1.5) that Content-Manager writes depend on for the admin JWT</w:t>
+      </w:r>
+      <w:r>
+        <w:t xml:space="preserve"> </w:t>
+      </w:r>
+      <w:r>
+        <w:t xml:space="preserve">has since landed and merged. The remaining hand-off — wiring the validators /</w:t>
       </w:r>
       <w:r>
         <w:t xml:space="preserve"> </w:t>
@@ -9054,25 +9996,19 @@
         <w:t xml:space="preserve"> </w:t>
       </w:r>
       <w:r>
-        <w:t xml:space="preserve">into the live submit path when forms land; (2) the</w:t>
-      </w:r>
-      <w:r>
-        <w:t xml:space="preserve"> </w:t>
-      </w:r>
-      <w:r>
-        <w:t xml:space="preserve">auth retarget (Phase 1.5) must land before live writes, since Content-Manager</w:t>
-      </w:r>
-      <w:r>
-        <w:t xml:space="preserve"> </w:t>
-      </w:r>
-      <w:r>
-        <w:t xml:space="preserve">needs the admin JWT. Relation-write and the publish action were intentionally</w:t>
-      </w:r>
-      <w:r>
-        <w:t xml:space="preserve"> </w:t>
-      </w:r>
-      <w:r>
-        <w:t xml:space="preserve">deferred to later phases.</w:t>
+        <w:t xml:space="preserve">into the live submit path — is carried to Phase 5 when forms</w:t>
+      </w:r>
+      <w:r>
+        <w:t xml:space="preserve"> </w:t>
+      </w:r>
+      <w:r>
+        <w:t xml:space="preserve">land. Relation-write and the publish action were intentionally deferred to later</w:t>
+      </w:r>
+      <w:r>
+        <w:t xml:space="preserve"> </w:t>
+      </w:r>
+      <w:r>
+        <w:t xml:space="preserve">phases.</w:t>
       </w:r>
     </w:p>
     <w:bookmarkEnd w:id="28"/>
@@ -9290,37 +10226,129 @@
         <w:t xml:space="preserve"> </w:t>
       </w:r>
       <w:r>
-        <w:t xml:space="preserve">from §2.3 (no base64, accessibility, SVG safety, valid formats) become concrete</w:t>
-      </w:r>
-      <w:r>
-        <w:t xml:space="preserve"> </w:t>
-      </w:r>
-      <w:r>
-        <w:t xml:space="preserve">UI and upload behavior. The Strapi 5</w:t>
-      </w:r>
-      <w:r>
-        <w:t xml:space="preserve"> </w:t>
-      </w:r>
-      <w:r>
-        <w:t xml:space="preserve">“no upload at entry creation”</w:t>
-      </w:r>
-      <w:r>
-        <w:t xml:space="preserve"> </w:t>
-      </w:r>
-      <w:r>
-        <w:t xml:space="preserve">rule means</w:t>
-      </w:r>
-      <w:r>
-        <w:t xml:space="preserve"> </w:t>
-      </w:r>
-      <w:r>
-        <w:t xml:space="preserve">files must be uploaded standalone first and attached by id — a real change from</w:t>
-      </w:r>
-      <w:r>
-        <w:t xml:space="preserve"> </w:t>
-      </w:r>
-      <w:r>
-        <w:t xml:space="preserve">older patterns.</w:t>
+        <w:t xml:space="preserve">from §2.3 (no base64, accessibility, SVG safety, valid formats) stop being</w:t>
+      </w:r>
+      <w:r>
+        <w:t xml:space="preserve"> </w:t>
+      </w:r>
+      <w:r>
+        <w:t xml:space="preserve">principles and become concrete UI and upload behavior — and the four pull against</w:t>
+      </w:r>
+      <w:r>
+        <w:t xml:space="preserve"> </w:t>
+      </w:r>
+      <w:r>
+        <w:t xml:space="preserve">each other. The most natural way to show someone the image they just picked is to</w:t>
+      </w:r>
+      <w:r>
+        <w:t xml:space="preserve"> </w:t>
+      </w:r>
+      <w:r>
+        <w:t xml:space="preserve">display it straight from their own machine, which is precisely the embedded-image</w:t>
+      </w:r>
+      <w:r>
+        <w:t xml:space="preserve"> </w:t>
+      </w:r>
+      <w:r>
+        <w:t xml:space="preserve">habit the whole project bans; avoiding it means the file must travel to the shared</w:t>
+      </w:r>
+      <w:r>
+        <w:t xml:space="preserve"> </w:t>
+      </w:r>
+      <w:r>
+        <w:t xml:space="preserve">library</w:t>
+      </w:r>
+      <w:r>
+        <w:t xml:space="preserve"> </w:t>
+      </w:r>
+      <w:r>
+        <w:rPr>
+          <w:i/>
+          <w:iCs/>
+        </w:rPr>
+        <w:t xml:space="preserve">first</w:t>
+      </w:r>
+      <w:r>
+        <w:t xml:space="preserve"> </w:t>
+      </w:r>
+      <w:r>
+        <w:t xml:space="preserve">and the preview must come back from there, so the very first thing</w:t>
+      </w:r>
+      <w:r>
+        <w:t xml:space="preserve"> </w:t>
+      </w:r>
+      <w:r>
+        <w:t xml:space="preserve">that happens on</w:t>
+      </w:r>
+      <w:r>
+        <w:t xml:space="preserve"> </w:t>
+      </w:r>
+      <w:r>
+        <w:t xml:space="preserve">“choose file”</w:t>
+      </w:r>
+      <w:r>
+        <w:t xml:space="preserve"> </w:t>
+      </w:r>
+      <w:r>
+        <w:t xml:space="preserve">is a network round trip that has to succeed, fail,</w:t>
+      </w:r>
+      <w:r>
+        <w:t xml:space="preserve"> </w:t>
+      </w:r>
+      <w:r>
+        <w:t xml:space="preserve">or retry gracefully while the person waits. Layered on top is the content system’s</w:t>
+      </w:r>
+      <w:r>
+        <w:t xml:space="preserve"> </w:t>
+      </w:r>
+      <w:r>
+        <w:t xml:space="preserve">own rule that a file can’t be attached while a record is being created — it must be</w:t>
+      </w:r>
+      <w:r>
+        <w:t xml:space="preserve"> </w:t>
+      </w:r>
+      <w:r>
+        <w:t xml:space="preserve">uploaded on its own and then linked by reference — which inverts the order older</w:t>
+      </w:r>
+      <w:r>
+        <w:t xml:space="preserve"> </w:t>
+      </w:r>
+      <w:r>
+        <w:t xml:space="preserve">tools used and means the upload and the record-save are two separate moments that</w:t>
+      </w:r>
+      <w:r>
+        <w:t xml:space="preserve"> </w:t>
+      </w:r>
+      <w:r>
+        <w:t xml:space="preserve">have to be sequenced correctly. And the SVG-cleaning step sits in the middle of</w:t>
+      </w:r>
+      <w:r>
+        <w:t xml:space="preserve"> </w:t>
+      </w:r>
+      <w:r>
+        <w:t xml:space="preserve">all of it, because a dangerous file has to be defused</w:t>
+      </w:r>
+      <w:r>
+        <w:t xml:space="preserve"> </w:t>
+      </w:r>
+      <w:r>
+        <w:rPr>
+          <w:i/>
+          <w:iCs/>
+        </w:rPr>
+        <w:t xml:space="preserve">before</w:t>
+      </w:r>
+      <w:r>
+        <w:t xml:space="preserve"> </w:t>
+      </w:r>
+      <w:r>
+        <w:t xml:space="preserve">it is stored, not</w:t>
+      </w:r>
+      <w:r>
+        <w:t xml:space="preserve"> </w:t>
+      </w:r>
+      <w:r>
+        <w:t xml:space="preserve">after.</w:t>
       </w:r>
     </w:p>
     <w:bookmarkEnd w:id="29"/>
@@ -9506,43 +10534,97 @@
         <w:t xml:space="preserve"> </w:t>
       </w:r>
       <w:r>
-        <w:t xml:space="preserve">Reusing an existing editor as a layer (rather than</w:t>
-      </w:r>
-      <w:r>
-        <w:t xml:space="preserve"> </w:t>
-      </w:r>
-      <w:r>
-        <w:t xml:space="preserve">rebuilding one) is the efficient choice, but it still requires extracting it</w:t>
-      </w:r>
-      <w:r>
-        <w:t xml:space="preserve"> </w:t>
-      </w:r>
-      <w:r>
-        <w:t xml:space="preserve">cleanly, adding the missing image capability, and matching the public renderer so</w:t>
-      </w:r>
-      <w:r>
-        <w:t xml:space="preserve"> </w:t>
-      </w:r>
-      <w:r>
-        <w:t xml:space="preserve">the preview is faithful. The §2.4</w:t>
-      </w:r>
-      <w:r>
-        <w:t xml:space="preserve"> </w:t>
-      </w:r>
-      <w:r>
-        <w:t xml:space="preserve">“friendly experience”</w:t>
-      </w:r>
-      <w:r>
-        <w:t xml:space="preserve"> </w:t>
-      </w:r>
-      <w:r>
-        <w:t xml:space="preserve">expectation is delivered</w:t>
-      </w:r>
-      <w:r>
-        <w:t xml:space="preserve"> </w:t>
-      </w:r>
-      <w:r>
-        <w:t xml:space="preserve">here.</w:t>
+        <w:t xml:space="preserve">Reusing an existing editor rather than rebuilding one</w:t>
+      </w:r>
+      <w:r>
+        <w:t xml:space="preserve"> </w:t>
+      </w:r>
+      <w:r>
+        <w:t xml:space="preserve">is the efficient choice and avoids the years-of-work trap described in §2.4, but</w:t>
+      </w:r>
+      <w:r>
+        <w:t xml:space="preserve"> </w:t>
+      </w:r>
+      <w:r>
+        <w:t xml:space="preserve">“reuse”</w:t>
+      </w:r>
+      <w:r>
+        <w:t xml:space="preserve"> </w:t>
+      </w:r>
+      <w:r>
+        <w:t xml:space="preserve">is not the same as</w:t>
+      </w:r>
+      <w:r>
+        <w:t xml:space="preserve"> </w:t>
+      </w:r>
+      <w:r>
+        <w:t xml:space="preserve">“free.”</w:t>
+      </w:r>
+      <w:r>
+        <w:t xml:space="preserve"> </w:t>
+      </w:r>
+      <w:r>
+        <w:t xml:space="preserve">The editor has to be lifted out of the project</w:t>
+      </w:r>
+      <w:r>
+        <w:t xml:space="preserve"> </w:t>
+      </w:r>
+      <w:r>
+        <w:t xml:space="preserve">it lives in today and made into a clean, shared building block that Studio can</w:t>
+      </w:r>
+      <w:r>
+        <w:t xml:space="preserve"> </w:t>
+      </w:r>
+      <w:r>
+        <w:t xml:space="preserve">pull in without dragging along the rest of that project — and then extended at a</w:t>
+      </w:r>
+      <w:r>
+        <w:t xml:space="preserve"> </w:t>
+      </w:r>
+      <w:r>
+        <w:t xml:space="preserve">seam it doesn’t currently expose, so an author dropping a picture into the middle</w:t>
+      </w:r>
+      <w:r>
+        <w:t xml:space="preserve"> </w:t>
+      </w:r>
+      <w:r>
+        <w:t xml:space="preserve">of a paragraph triggers the §2.3 upload, gets the file back from the shared</w:t>
+      </w:r>
+      <w:r>
+        <w:t xml:space="preserve"> </w:t>
+      </w:r>
+      <w:r>
+        <w:t xml:space="preserve">library, and has the correct reference inserted at exactly the cursor position.</w:t>
+      </w:r>
+      <w:r>
+        <w:t xml:space="preserve"> </w:t>
+      </w:r>
+      <w:r>
+        <w:t xml:space="preserve">The subtler half is fidelity: the editor’s own live preview and the public site</w:t>
+      </w:r>
+      <w:r>
+        <w:t xml:space="preserve"> </w:t>
+      </w:r>
+      <w:r>
+        <w:t xml:space="preserve">have to interpret the author’s text by the identical rules — footnotes, math,</w:t>
+      </w:r>
+      <w:r>
+        <w:t xml:space="preserve"> </w:t>
+      </w:r>
+      <w:r>
+        <w:t xml:space="preserve">tables — or the comfortable in-editor preview quietly stops matching what</w:t>
+      </w:r>
+      <w:r>
+        <w:t xml:space="preserve"> </w:t>
+      </w:r>
+      <w:r>
+        <w:t xml:space="preserve">publishes. Borrowing the editor saves the cost of building one; it does not remove</w:t>
+      </w:r>
+      <w:r>
+        <w:t xml:space="preserve"> </w:t>
+      </w:r>
+      <w:r>
+        <w:t xml:space="preserve">the cost of making it Studio’s.</w:t>
       </w:r>
     </w:p>
     <w:bookmarkEnd w:id="30"/>
@@ -9837,25 +10919,79 @@
         <w:t xml:space="preserve"> </w:t>
       </w:r>
       <w:r>
-        <w:t xml:space="preserve">This is where the structured-content (§2.2), exact-</w:t>
-      </w:r>
-      <w:r>
-        <w:t xml:space="preserve"> </w:t>
-      </w:r>
-      <w:r>
-        <w:t xml:space="preserve">preview (§2.5), and onboarding (§2.8) requirements all turn into real UI, and</w:t>
-      </w:r>
-      <w:r>
-        <w:t xml:space="preserve"> </w:t>
-      </w:r>
-      <w:r>
-        <w:t xml:space="preserve">where the zero-base64 guarantee finally guards live writes. It is the densest UI</w:t>
-      </w:r>
-      <w:r>
-        <w:t xml:space="preserve"> </w:t>
-      </w:r>
-      <w:r>
-        <w:t xml:space="preserve">phase.</w:t>
+        <w:t xml:space="preserve">This is the convergence point: the structured-content</w:t>
+      </w:r>
+      <w:r>
+        <w:t xml:space="preserve"> </w:t>
+      </w:r>
+      <w:r>
+        <w:t xml:space="preserve">(§2.2), exact-preview (§2.5), and onboarding (§2.8) requirements all turn into</w:t>
+      </w:r>
+      <w:r>
+        <w:t xml:space="preserve"> </w:t>
+      </w:r>
+      <w:r>
+        <w:t xml:space="preserve">real screens here, and the zero-base64 guarantee — proven by tests since Phase 2 —</w:t>
+      </w:r>
+      <w:r>
+        <w:t xml:space="preserve"> </w:t>
+      </w:r>
+      <w:r>
+        <w:t xml:space="preserve">finally stands between an author and a live save. The density is the difficulty.</w:t>
+      </w:r>
+      <w:r>
+        <w:t xml:space="preserve"> </w:t>
+      </w:r>
+      <w:r>
+        <w:t xml:space="preserve">Three content types, each with its own fields and several of them structured</w:t>
+      </w:r>
+      <w:r>
+        <w:t xml:space="preserve"> </w:t>
+      </w:r>
+      <w:r>
+        <w:t xml:space="preserve">rather than flat, become editing forms that have to read an existing record into</w:t>
+      </w:r>
+      <w:r>
+        <w:t xml:space="preserve"> </w:t>
+      </w:r>
+      <w:r>
+        <w:t xml:space="preserve">the right inputs, let a person change it, and write it back in exactly the shape</w:t>
+      </w:r>
+      <w:r>
+        <w:t xml:space="preserve"> </w:t>
+      </w:r>
+      <w:r>
+        <w:t xml:space="preserve">the content system expects — every type, every field, in both directions, with</w:t>
+      </w:r>
+      <w:r>
+        <w:t xml:space="preserve"> </w:t>
+      </w:r>
+      <w:r>
+        <w:t xml:space="preserve">mistakes caught before they reach the server rather than after. Folded into the</w:t>
+      </w:r>
+      <w:r>
+        <w:t xml:space="preserve"> </w:t>
+      </w:r>
+      <w:r>
+        <w:t xml:space="preserve">same phase are an exact-as-published preview that has to stay honest, and a</w:t>
+      </w:r>
+      <w:r>
+        <w:t xml:space="preserve"> </w:t>
+      </w:r>
+      <w:r>
+        <w:t xml:space="preserve">first-login gate that has to be genuinely closed on every route into the app.</w:t>
+      </w:r>
+      <w:r>
+        <w:t xml:space="preserve"> </w:t>
+      </w:r>
+      <w:r>
+        <w:t xml:space="preserve">Each of those is a feature on its own; this phase is where they all have to work</w:t>
+      </w:r>
+      <w:r>
+        <w:t xml:space="preserve"> </w:t>
+      </w:r>
+      <w:r>
+        <w:t xml:space="preserve">together and agree.</w:t>
       </w:r>
     </w:p>
     <w:bookmarkEnd w:id="31"/>
@@ -10061,19 +11197,86 @@
         <w:t xml:space="preserve"> </w:t>
       </w:r>
       <w:r>
-        <w:t xml:space="preserve">requirements both live here, and both involve a server-side component to keep</w:t>
-      </w:r>
-      <w:r>
-        <w:t xml:space="preserve"> </w:t>
-      </w:r>
-      <w:r>
-        <w:t xml:space="preserve">secrets off the browser and to verify authorization before firing — a small but</w:t>
-      </w:r>
-      <w:r>
-        <w:t xml:space="preserve"> </w:t>
-      </w:r>
-      <w:r>
-        <w:t xml:space="preserve">real backend surface in an otherwise client-only app.</w:t>
+        <w:t xml:space="preserve">requirements both live here, and both force this otherwise browser-only tool to</w:t>
+      </w:r>
+      <w:r>
+        <w:t xml:space="preserve"> </w:t>
+      </w:r>
+      <w:r>
+        <w:t xml:space="preserve">grow a small piece of</w:t>
+      </w:r>
+      <w:r>
+        <w:t xml:space="preserve"> </w:t>
+      </w:r>
+      <w:r>
+        <w:rPr>
+          <w:i/>
+          <w:iCs/>
+        </w:rPr>
+        <w:t xml:space="preserve">server</w:t>
+      </w:r>
+      <w:r>
+        <w:t xml:space="preserve">. The reason is the same in both cases: each one</w:t>
+      </w:r>
+      <w:r>
+        <w:t xml:space="preserve"> </w:t>
+      </w:r>
+      <w:r>
+        <w:t xml:space="preserve">depends on a secret the browser cannot be allowed to hold — the key that sends</w:t>
+      </w:r>
+      <w:r>
+        <w:t xml:space="preserve"> </w:t>
+      </w:r>
+      <w:r>
+        <w:t xml:space="preserve">mail, the address that triggers a public rebuild — and anything the browser holds,</w:t>
+      </w:r>
+      <w:r>
+        <w:t xml:space="preserve"> </w:t>
+      </w:r>
+      <w:r>
+        <w:t xml:space="preserve">a user can read. So a sliver of code has to run somewhere private, take the</w:t>
+      </w:r>
+      <w:r>
+        <w:t xml:space="preserve"> </w:t>
+      </w:r>
+      <w:r>
+        <w:t xml:space="preserve">browser’s request, confirm the person making it is actually allowed to publish,</w:t>
+      </w:r>
+      <w:r>
+        <w:t xml:space="preserve"> </w:t>
+      </w:r>
+      <w:r>
+        <w:t xml:space="preserve">and only then act. On top of that, publish is two steps in two systems (§2.7), so</w:t>
+      </w:r>
+      <w:r>
+        <w:t xml:space="preserve"> </w:t>
+      </w:r>
+      <w:r>
+        <w:t xml:space="preserve">this phase also has to handle the honest-but-awkward middle case where the content</w:t>
+      </w:r>
+      <w:r>
+        <w:t xml:space="preserve"> </w:t>
+      </w:r>
+      <w:r>
+        <w:t xml:space="preserve">goes live but the public site’s rebuild doesn’t fire — reporting it as its own</w:t>
+      </w:r>
+      <w:r>
+        <w:t xml:space="preserve"> </w:t>
+      </w:r>
+      <w:r>
+        <w:t xml:space="preserve">outcome instead of pretending the click either fully worked or fully failed.</w:t>
+      </w:r>
+      <w:r>
+        <w:t xml:space="preserve"> </w:t>
+      </w:r>
+      <w:r>
+        <w:t xml:space="preserve">Standing up even a minimal trustworthy back end inside a front-end project is a</w:t>
+      </w:r>
+      <w:r>
+        <w:t xml:space="preserve"> </w:t>
+      </w:r>
+      <w:r>
+        <w:t xml:space="preserve">real shift, not a footnote.</w:t>
       </w:r>
     </w:p>
     <w:bookmarkEnd w:id="32"/>
@@ -10255,19 +11458,95 @@
         <w:t xml:space="preserve"> </w:t>
       </w:r>
       <w:r>
-        <w:t xml:space="preserve">that separates a demo from a tool people can rely on, and they cannot</w:t>
-      </w:r>
-      <w:r>
-        <w:t xml:space="preserve"> </w:t>
-      </w:r>
-      <w:r>
-        <w:t xml:space="preserve">be bolted on at the end without intention. The sample-article demo also makes the</w:t>
-      </w:r>
-      <w:r>
-        <w:t xml:space="preserve"> </w:t>
-      </w:r>
-      <w:r>
-        <w:t xml:space="preserve">whole system’s value immediately visible to stakeholders.</w:t>
+        <w:t xml:space="preserve">that separates a demo from a tool people can rely on. Accessibility is</w:t>
+      </w:r>
+      <w:r>
+        <w:t xml:space="preserve"> </w:t>
+      </w:r>
+      <w:r>
+        <w:t xml:space="preserve">not a coat of paint applied at the end: making the manager queue and the authoring</w:t>
+      </w:r>
+      <w:r>
+        <w:t xml:space="preserve"> </w:t>
+      </w:r>
+      <w:r>
+        <w:t xml:space="preserve">forms genuinely usable by keyboard alone and by a screen reader means the order</w:t>
+      </w:r>
+      <w:r>
+        <w:t xml:space="preserve"> </w:t>
+      </w:r>
+      <w:r>
+        <w:t xml:space="preserve">elements receive focus, the way controls announce themselves, and the handling of</w:t>
+      </w:r>
+      <w:r>
+        <w:t xml:space="preserve"> </w:t>
+      </w:r>
+      <w:r>
+        <w:t xml:space="preserve">every interactive piece all have to be right — work that is far cheaper when it is</w:t>
+      </w:r>
+      <w:r>
+        <w:t xml:space="preserve"> </w:t>
+      </w:r>
+      <w:r>
+        <w:t xml:space="preserve">designed in than when it is retrofitted, which is why it gets its own deliberate</w:t>
+      </w:r>
+      <w:r>
+        <w:t xml:space="preserve"> </w:t>
+      </w:r>
+      <w:r>
+        <w:t xml:space="preserve">pass rather than being assumed. Error handling is the same kind of unglamorous</w:t>
+      </w:r>
+      <w:r>
+        <w:t xml:space="preserve"> </w:t>
+      </w:r>
+      <w:r>
+        <w:t xml:space="preserve">substance: a tool people trust is one that fails</w:t>
+      </w:r>
+      <w:r>
+        <w:t xml:space="preserve"> </w:t>
+      </w:r>
+      <w:r>
+        <w:rPr>
+          <w:i/>
+          <w:iCs/>
+        </w:rPr>
+        <w:t xml:space="preserve">legibly</w:t>
+      </w:r>
+      <w:r>
+        <w:t xml:space="preserve"> </w:t>
+      </w:r>
+      <w:r>
+        <w:t xml:space="preserve">— every way a save, an</w:t>
+      </w:r>
+      <w:r>
+        <w:t xml:space="preserve"> </w:t>
+      </w:r>
+      <w:r>
+        <w:t xml:space="preserve">upload, or a publish can go wrong has to surface as a clear message a non-technical</w:t>
+      </w:r>
+      <w:r>
+        <w:t xml:space="preserve"> </w:t>
+      </w:r>
+      <w:r>
+        <w:t xml:space="preserve">author can act on, instead of a dead end. The sample-article demo, meanwhile, does</w:t>
+      </w:r>
+      <w:r>
+        <w:t xml:space="preserve"> </w:t>
+      </w:r>
+      <w:r>
+        <w:t xml:space="preserve">quiet double duty: it exercises the entire pipeline end to end with real</w:t>
+      </w:r>
+      <w:r>
+        <w:t xml:space="preserve"> </w:t>
+      </w:r>
+      <w:r>
+        <w:t xml:space="preserve">library images and every field populated, which is both a convincing thing to show</w:t>
+      </w:r>
+      <w:r>
+        <w:t xml:space="preserve"> </w:t>
+      </w:r>
+      <w:r>
+        <w:t xml:space="preserve">a stakeholder and a stringent test that the whole system actually holds together.</w:t>
       </w:r>
     </w:p>
     <w:p>
@@ -10791,7 +12070,7 @@
               <w:pStyle w:val="Compact"/>
             </w:pPr>
             <w:r>
-              <w:t xml:space="preserve">Built and merged; revised by the auth retarget</w:t>
+              <w:t xml:space="preserve">Built and merged; updated by the auth retarget</w:t>
             </w:r>
           </w:p>
         </w:tc>
@@ -10805,6 +12084,132 @@
             </w:pPr>
             <w:r>
               <w:t xml:space="preserve">Auth retarget (real Strapi roles)</w:t>
+            </w:r>
+          </w:p>
+        </w:tc>
+        <w:tc>
+          <w:tcPr/>
+          <w:p>
+            <w:pPr>
+              <w:pStyle w:val="Compact"/>
+            </w:pPr>
+            <w:r>
+              <w:rPr>
+                <w:b/>
+                <w:bCs/>
+              </w:rPr>
+              <w:t xml:space="preserve">Done</w:t>
+            </w:r>
+          </w:p>
+        </w:tc>
+        <w:tc>
+          <w:tcPr/>
+          <w:p>
+            <w:pPr>
+              <w:pStyle w:val="Compact"/>
+            </w:pPr>
+            <w:r>
+              <w:t xml:space="preserve">Built, 84 tests passing, typecheck clean, merged to</w:t>
+            </w:r>
+            <w:r>
+              <w:t xml:space="preserve"> </w:t>
+            </w:r>
+            <w:r>
+              <w:rPr>
+                <w:rStyle w:val="VerbatimChar"/>
+              </w:rPr>
+              <w:t xml:space="preserve">main</w:t>
+            </w:r>
+          </w:p>
+        </w:tc>
+      </w:tr>
+      <w:tr>
+        <w:tc>
+          <w:tcPr/>
+          <w:p>
+            <w:pPr>
+              <w:pStyle w:val="Compact"/>
+            </w:pPr>
+            <w:r>
+              <w:t xml:space="preserve">Content engine (read/save 3 types)</w:t>
+            </w:r>
+          </w:p>
+        </w:tc>
+        <w:tc>
+          <w:tcPr/>
+          <w:p>
+            <w:pPr>
+              <w:pStyle w:val="Compact"/>
+            </w:pPr>
+            <w:r>
+              <w:rPr>
+                <w:b/>
+                <w:bCs/>
+              </w:rPr>
+              <w:t xml:space="preserve">Done</w:t>
+            </w:r>
+          </w:p>
+        </w:tc>
+        <w:tc>
+          <w:tcPr/>
+          <w:p>
+            <w:pPr>
+              <w:pStyle w:val="Compact"/>
+            </w:pPr>
+            <w:r>
+              <w:t xml:space="preserve">81 automated tests, typecheck clean, merged</w:t>
+            </w:r>
+          </w:p>
+        </w:tc>
+      </w:tr>
+      <w:tr>
+        <w:tc>
+          <w:tcPr/>
+          <w:p>
+            <w:pPr>
+              <w:pStyle w:val="Compact"/>
+            </w:pPr>
+            <w:r>
+              <w:t xml:space="preserve">Zero-base64 guarantee</w:t>
+            </w:r>
+          </w:p>
+        </w:tc>
+        <w:tc>
+          <w:tcPr/>
+          <w:p>
+            <w:pPr>
+              <w:pStyle w:val="Compact"/>
+            </w:pPr>
+            <w:r>
+              <w:rPr>
+                <w:b/>
+                <w:bCs/>
+              </w:rPr>
+              <w:t xml:space="preserve">Done (enforced by tests)</w:t>
+            </w:r>
+          </w:p>
+        </w:tc>
+        <w:tc>
+          <w:tcPr/>
+          <w:p>
+            <w:pPr>
+              <w:pStyle w:val="Compact"/>
+            </w:pPr>
+            <w:r>
+              <w:t xml:space="preserve">Wires into live forms in Phase 5</w:t>
+            </w:r>
+          </w:p>
+        </w:tc>
+      </w:tr>
+      <w:tr>
+        <w:tc>
+          <w:tcPr/>
+          <w:p>
+            <w:pPr>
+              <w:pStyle w:val="Compact"/>
+            </w:pPr>
+            <w:r>
+              <w:t xml:space="preserve">Media &amp; images (library, alt, SVG safety)</w:t>
             </w:r>
           </w:p>
         </w:tc>
@@ -10830,7 +12235,7 @@
               <w:pStyle w:val="Compact"/>
             </w:pPr>
             <w:r>
-              <w:t xml:space="preserve">Plan written; small, surgical</w:t>
+              <w:t xml:space="preserve">—</w:t>
             </w:r>
           </w:p>
         </w:tc>
@@ -10843,85 +12248,7 @@
               <w:pStyle w:val="Compact"/>
             </w:pPr>
             <w:r>
-              <w:t xml:space="preserve">Content engine (read/save 3 types)</w:t>
-            </w:r>
-          </w:p>
-        </w:tc>
-        <w:tc>
-          <w:tcPr/>
-          <w:p>
-            <w:pPr>
-              <w:pStyle w:val="Compact"/>
-            </w:pPr>
-            <w:r>
-              <w:rPr>
-                <w:b/>
-                <w:bCs/>
-              </w:rPr>
-              <w:t xml:space="preserve">Done</w:t>
-            </w:r>
-          </w:p>
-        </w:tc>
-        <w:tc>
-          <w:tcPr/>
-          <w:p>
-            <w:pPr>
-              <w:pStyle w:val="Compact"/>
-            </w:pPr>
-            <w:r>
-              <w:t xml:space="preserve">81 automated tests, typecheck clean, merged</w:t>
-            </w:r>
-          </w:p>
-        </w:tc>
-      </w:tr>
-      <w:tr>
-        <w:tc>
-          <w:tcPr/>
-          <w:p>
-            <w:pPr>
-              <w:pStyle w:val="Compact"/>
-            </w:pPr>
-            <w:r>
-              <w:t xml:space="preserve">Zero-base64 guarantee</w:t>
-            </w:r>
-          </w:p>
-        </w:tc>
-        <w:tc>
-          <w:tcPr/>
-          <w:p>
-            <w:pPr>
-              <w:pStyle w:val="Compact"/>
-            </w:pPr>
-            <w:r>
-              <w:rPr>
-                <w:b/>
-                <w:bCs/>
-              </w:rPr>
-              <w:t xml:space="preserve">Done (enforced by tests)</w:t>
-            </w:r>
-          </w:p>
-        </w:tc>
-        <w:tc>
-          <w:tcPr/>
-          <w:p>
-            <w:pPr>
-              <w:pStyle w:val="Compact"/>
-            </w:pPr>
-            <w:r>
-              <w:t xml:space="preserve">Wires into live forms in Phase 5</w:t>
-            </w:r>
-          </w:p>
-        </w:tc>
-      </w:tr>
-      <w:tr>
-        <w:tc>
-          <w:tcPr/>
-          <w:p>
-            <w:pPr>
-              <w:pStyle w:val="Compact"/>
-            </w:pPr>
-            <w:r>
-              <w:t xml:space="preserve">Media &amp; images (library, alt, SVG safety)</w:t>
+              <w:t xml:space="preserve">Authoring editor (buttons + live preview)</w:t>
             </w:r>
           </w:p>
         </w:tc>
@@ -10947,7 +12274,7 @@
               <w:pStyle w:val="Compact"/>
             </w:pPr>
             <w:r>
-              <w:t xml:space="preserve">—</w:t>
+              <w:t xml:space="preserve">Reuses ICJIA editor as a layer</w:t>
             </w:r>
           </w:p>
         </w:tc>
@@ -10960,7 +12287,7 @@
               <w:pStyle w:val="Compact"/>
             </w:pPr>
             <w:r>
-              <w:t xml:space="preserve">Authoring editor (buttons + live preview)</w:t>
+              <w:t xml:space="preserve">Screens, exact preview &amp; onboarding</w:t>
             </w:r>
           </w:p>
         </w:tc>
@@ -10986,7 +12313,7 @@
               <w:pStyle w:val="Compact"/>
             </w:pPr>
             <w:r>
-              <w:t xml:space="preserve">Reuses ICJIA editor as a layer</w:t>
+              <w:t xml:space="preserve">—</w:t>
             </w:r>
           </w:p>
         </w:tc>
@@ -10999,7 +12326,7 @@
               <w:pStyle w:val="Compact"/>
             </w:pPr>
             <w:r>
-              <w:t xml:space="preserve">Screens, exact preview &amp; onboarding</w:t>
+              <w:t xml:space="preserve">Publish + rebuild + review email</w:t>
             </w:r>
           </w:p>
         </w:tc>
@@ -11025,7 +12352,7 @@
               <w:pStyle w:val="Compact"/>
             </w:pPr>
             <w:r>
-              <w:t xml:space="preserve">—</w:t>
+              <w:t xml:space="preserve">Needs build-hook URL + Mailgun key</w:t>
             </w:r>
           </w:p>
         </w:tc>
@@ -11038,7 +12365,7 @@
               <w:pStyle w:val="Compact"/>
             </w:pPr>
             <w:r>
-              <w:t xml:space="preserve">Publish + rebuild + review email</w:t>
+              <w:t xml:space="preserve">Polish, accessibility &amp; launch</w:t>
             </w:r>
           </w:p>
         </w:tc>
@@ -11064,45 +12391,6 @@
               <w:pStyle w:val="Compact"/>
             </w:pPr>
             <w:r>
-              <w:t xml:space="preserve">Needs build-hook URL + Mailgun key</w:t>
-            </w:r>
-          </w:p>
-        </w:tc>
-      </w:tr>
-      <w:tr>
-        <w:tc>
-          <w:tcPr/>
-          <w:p>
-            <w:pPr>
-              <w:pStyle w:val="Compact"/>
-            </w:pPr>
-            <w:r>
-              <w:t xml:space="preserve">Polish, accessibility &amp; launch</w:t>
-            </w:r>
-          </w:p>
-        </w:tc>
-        <w:tc>
-          <w:tcPr/>
-          <w:p>
-            <w:pPr>
-              <w:pStyle w:val="Compact"/>
-            </w:pPr>
-            <w:r>
-              <w:rPr>
-                <w:b/>
-                <w:bCs/>
-              </w:rPr>
-              <w:t xml:space="preserve">Planned</w:t>
-            </w:r>
-          </w:p>
-        </w:tc>
-        <w:tc>
-          <w:tcPr/>
-          <w:p>
-            <w:pPr>
-              <w:pStyle w:val="Compact"/>
-            </w:pPr>
-            <w:r>
               <w:t xml:space="preserve">Includes sample-article demo</w:t>
             </w:r>
           </w:p>
@@ -11124,13 +12412,19 @@
         <w:t xml:space="preserve"> </w:t>
       </w:r>
       <w:r>
-        <w:t xml:space="preserve">the secure front door and the content engine</w:t>
-      </w:r>
-      <w:r>
-        <w:t xml:space="preserve"> </w:t>
-      </w:r>
-      <w:r>
-        <w:t xml:space="preserve">are</w:t>
+        <w:t xml:space="preserve">the secure front door — now signing staff in</w:t>
+      </w:r>
+      <w:r>
+        <w:t xml:space="preserve"> </w:t>
+      </w:r>
+      <w:r>
+        <w:t xml:space="preserve">with their real Strapi accounts and enforcing who-can-publish by their real role —</w:t>
+      </w:r>
+      <w:r>
+        <w:t xml:space="preserve"> </w:t>
+      </w:r>
+      <w:r>
+        <w:t xml:space="preserve">and the content engine are</w:t>
       </w:r>
       <w:r>
         <w:t xml:space="preserve"> </w:t>
@@ -11143,13 +12437,13 @@
         <w:t xml:space="preserve">built and tested</w:t>
       </w:r>
       <w:r>
-        <w:t xml:space="preserve">; the screens, image handling, editor, preview,</w:t>
-      </w:r>
-      <w:r>
-        <w:t xml:space="preserve"> </w:t>
-      </w:r>
-      <w:r>
-        <w:t xml:space="preserve">publishing, and onboarding are</w:t>
+        <w:t xml:space="preserve">; the screens, image handling,</w:t>
+      </w:r>
+      <w:r>
+        <w:t xml:space="preserve"> </w:t>
+      </w:r>
+      <w:r>
+        <w:t xml:space="preserve">editor, preview, publishing, and onboarding are</w:t>
       </w:r>
       <w:r>
         <w:t xml:space="preserve"> </w:t>
@@ -11162,13 +12456,13 @@
         <w:t xml:space="preserve">designed and planned</w:t>
       </w:r>
       <w:r>
-        <w:t xml:space="preserve">, ready to build in</w:t>
-      </w:r>
-      <w:r>
-        <w:t xml:space="preserve"> </w:t>
-      </w:r>
-      <w:r>
-        <w:t xml:space="preserve">sequence.</w:t>
+        <w:t xml:space="preserve">, ready to</w:t>
+      </w:r>
+      <w:r>
+        <w:t xml:space="preserve"> </w:t>
+      </w:r>
+      <w:r>
+        <w:t xml:space="preserve">build in sequence.</w:t>
       </w:r>
     </w:p>
     <w:p>
@@ -11232,13 +12526,13 @@
         <w:t xml:space="preserve"> </w:t>
       </w:r>
       <w:r>
-        <w:t xml:space="preserve">(the public GitHub repo) — the foundation and content engine are live on GitHub.</w:t>
-      </w:r>
-      <w:r>
-        <w:t xml:space="preserve"> </w:t>
-      </w:r>
-      <w:r>
-        <w:t xml:space="preserve">Note</w:t>
+        <w:t xml:space="preserve">(the public GitHub repo) — the foundation, the admin-API auth retarget, and the</w:t>
+      </w:r>
+      <w:r>
+        <w:t xml:space="preserve"> </w:t>
+      </w:r>
+      <w:r>
+        <w:t xml:space="preserve">content engine are live on GitHub. Note</w:t>
       </w:r>
       <w:r>
         <w:t xml:space="preserve"> </w:t>
@@ -11281,13 +12575,43 @@
         <w:t xml:space="preserve">REMOVE BEFORE DEPLOY</w:t>
       </w:r>
       <w:r>
-        <w:t xml:space="preserve">. Phase 1.5 (auth retarget) is the next recommended</w:t>
-      </w:r>
-      <w:r>
-        <w:t xml:space="preserve"> </w:t>
-      </w:r>
-      <w:r>
-        <w:t xml:space="preserve">execution target, as it unblocks live Content-Manager writes.</w:t>
+        <w:t xml:space="preserve">. With the auth retarget</w:t>
+      </w:r>
+      <w:r>
+        <w:t xml:space="preserve"> </w:t>
+      </w:r>
+      <w:r>
+        <w:t xml:space="preserve">landed, Content-Manager reads and writes are unblocked;</w:t>
+      </w:r>
+      <w:r>
+        <w:t xml:space="preserve"> </w:t>
+      </w:r>
+      <w:r>
+        <w:rPr>
+          <w:b/>
+          <w:bCs/>
+        </w:rPr>
+        <w:t xml:space="preserve">Phase 3 (Media &amp;</w:t>
+      </w:r>
+      <w:r>
+        <w:rPr>
+          <w:b/>
+          <w:bCs/>
+        </w:rPr>
+        <w:t xml:space="preserve"> </w:t>
+      </w:r>
+      <w:r>
+        <w:rPr>
+          <w:b/>
+          <w:bCs/>
+        </w:rPr>
+        <w:t xml:space="preserve">Images)</w:t>
+      </w:r>
+      <w:r>
+        <w:t xml:space="preserve"> </w:t>
+      </w:r>
+      <w:r>
+        <w:t xml:space="preserve">is the next recommended execution target.</w:t>
       </w:r>
     </w:p>
     <w:p>

--- a/docs/ICJIA-Research-Hub-Studio-2026-Design-and-Implementation-Spec.docx
+++ b/docs/ICJIA-Research-Hub-Studio-2026-Design-and-Implementation-Spec.docx
@@ -7996,7 +7996,7 @@
                 <w:b/>
                 <w:bCs/>
               </w:rPr>
-              <w:t xml:space="preserve">Planned</w:t>
+              <w:t xml:space="preserve">Built</w:t>
             </w:r>
           </w:p>
         </w:tc>
@@ -10012,7 +10012,7 @@
       </w:r>
     </w:p>
     <w:bookmarkEnd w:id="28"/>
-    <w:bookmarkStart w:id="29" w:name="phase-3-media-images-status-planned"/>
+    <w:bookmarkStart w:id="29" w:name="phase-3-media-images-status-built"/>
     <w:p>
       <w:pPr>
         <w:pStyle w:val="Heading3"/>
@@ -10028,7 +10028,7 @@
           <w:b/>
           <w:bCs/>
         </w:rPr>
-        <w:t xml:space="preserve">PLANNED</w:t>
+        <w:t xml:space="preserve">BUILT</w:t>
       </w:r>
     </w:p>
     <w:p>
@@ -10076,47 +10076,69 @@
           <w:b/>
           <w:bCs/>
         </w:rPr>
-        <w:t xml:space="preserve">For developers — technical scope.</w:t>
-      </w:r>
-      <w:r>
-        <w:t xml:space="preserve"> </w:t>
-      </w:r>
-      <w:r>
-        <w:t xml:space="preserve">An eager-upload composable (upload on</w:t>
-      </w:r>
-      <w:r>
-        <w:t xml:space="preserve"> </w:t>
-      </w:r>
-      <w:r>
-        <w:t xml:space="preserve">select/drop → store</w:t>
-      </w:r>
-      <w:r>
-        <w:t xml:space="preserve"> </w:t>
-      </w:r>
-      <w:r>
-        <w:rPr>
-          <w:rStyle w:val="VerbatimChar"/>
-        </w:rPr>
-        <w:t xml:space="preserve">{ id, url }</w:t>
-      </w:r>
-      <w:r>
-        <w:t xml:space="preserve"> </w:t>
-      </w:r>
-      <w:r>
-        <w:t xml:space="preserve">→ preview from the returned URL, never a client</w:t>
-      </w:r>
-      <w:r>
-        <w:t xml:space="preserve"> </w:t>
-      </w:r>
-      <w:r>
-        <w:t xml:space="preserve">data URL), a reusable</w:t>
-      </w:r>
-      <w:r>
-        <w:t xml:space="preserve"> </w:t>
-      </w:r>
-      <w:r>
-        <w:rPr>
-          <w:rStyle w:val="VerbatimChar"/>
+        <w:t xml:space="preserve">What it delivered.</w:t>
+      </w:r>
+      <w:r>
+        <w:t xml:space="preserve"> </w:t>
+      </w:r>
+      <w:r>
+        <w:t xml:space="preserve">A Strapi Upload-API library (upload/list/delete via</w:t>
+      </w:r>
+      <w:r>
+        <w:t xml:space="preserve"> </w:t>
+      </w:r>
+      <w:r>
+        <w:rPr>
+          <w:rStyle w:val="VerbatimChar"/>
+        </w:rPr>
+        <w:t xml:space="preserve">POST /upload</w:t>
+      </w:r>
+      <w:r>
+        <w:t xml:space="preserve"> </w:t>
+      </w:r>
+      <w:r>
+        <w:t xml:space="preserve">+</w:t>
+      </w:r>
+      <w:r>
+        <w:t xml:space="preserve"> </w:t>
+      </w:r>
+      <w:r>
+        <w:rPr>
+          <w:rStyle w:val="VerbatimChar"/>
+        </w:rPr>
+        <w:t xml:space="preserve">GET /upload/files</w:t>
+      </w:r>
+      <w:r>
+        <w:t xml:space="preserve">), a</w:t>
+      </w:r>
+      <w:r>
+        <w:t xml:space="preserve"> </w:t>
+      </w:r>
+      <w:r>
+        <w:rPr>
+          <w:rStyle w:val="VerbatimChar"/>
+        </w:rPr>
+        <w:t xml:space="preserve">useUpload</w:t>
+      </w:r>
+      <w:r>
+        <w:t xml:space="preserve"> </w:t>
+      </w:r>
+      <w:r>
+        <w:t xml:space="preserve">composable (extension gate →</w:t>
+      </w:r>
+      <w:r>
+        <w:t xml:space="preserve"> </w:t>
+      </w:r>
+      <w:r>
+        <w:t xml:space="preserve">SVG sanitize → eager upload), a</w:t>
+      </w:r>
+      <w:r>
+        <w:t xml:space="preserve"> </w:t>
+      </w:r>
+      <w:r>
+        <w:rPr>
+          <w:b/>
+          <w:bCs/>
         </w:rPr>
         <w:t xml:space="preserve">MediaPicker</w:t>
       </w:r>
@@ -10124,25 +10146,63 @@
         <w:t xml:space="preserve"> </w:t>
       </w:r>
       <w:r>
-        <w:t xml:space="preserve">backing every media field (upload-new and</w:t>
-      </w:r>
-      <w:r>
-        <w:t xml:space="preserve"> </w:t>
-      </w:r>
-      <w:r>
-        <w:t xml:space="preserve">pick-existing via Media Library browse), per-field type/size constraints, the</w:t>
-      </w:r>
-      <w:r>
-        <w:t xml:space="preserve"> </w:t>
-      </w:r>
-      <w:r>
-        <w:t xml:space="preserve">DOMPurify SVG sanitization step before upload, the allowed-extension accept-filter</w:t>
-      </w:r>
-      <w:r>
-        <w:t xml:space="preserve"> </w:t>
-      </w:r>
-      <w:r>
-        <w:t xml:space="preserve">(</w:t>
+        <w:t xml:space="preserve">(upload-new or pick-existing,</w:t>
+      </w:r>
+      <w:r>
+        <w:t xml:space="preserve"> </w:t>
+      </w:r>
+      <w:r>
+        <w:rPr>
+          <w:b/>
+          <w:bCs/>
+        </w:rPr>
+        <w:t xml:space="preserve">alt-text required</w:t>
+      </w:r>
+      <w:r>
+        <w:t xml:space="preserve">, optional caption), and an</w:t>
+      </w:r>
+      <w:r>
+        <w:t xml:space="preserve"> </w:t>
+      </w:r>
+      <w:r>
+        <w:rPr>
+          <w:b/>
+          <w:bCs/>
+        </w:rPr>
+        <w:t xml:space="preserve">ImageDropzone</w:t>
+      </w:r>
+      <w:r>
+        <w:t xml:space="preserve"> </w:t>
+      </w:r>
+      <w:r>
+        <w:t xml:space="preserve">(drag-drop →</w:t>
+      </w:r>
+      <w:r>
+        <w:t xml:space="preserve"> </w:t>
+      </w:r>
+      <w:r>
+        <w:t xml:space="preserve">eager upload → thumbnails → click-to-insert</w:t>
+      </w:r>
+      <w:r>
+        <w:t xml:space="preserve"> </w:t>
+      </w:r>
+      <w:r>
+        <w:rPr>
+          <w:rStyle w:val="VerbatimChar"/>
+        </w:rPr>
+        <w:t xml:space="preserve">![alt](url "caption")</w:t>
+      </w:r>
+      <w:r>
+        <w:t xml:space="preserve">). An</w:t>
+      </w:r>
+      <w:r>
+        <w:t xml:space="preserve"> </w:t>
+      </w:r>
+      <w:r>
+        <w:t xml:space="preserve">image-format allowlist enforces</w:t>
+      </w:r>
+      <w:r>
+        <w:t xml:space="preserve"> </w:t>
       </w:r>
       <w:r>
         <w:rPr>
@@ -10151,58 +10211,62 @@
         <w:t xml:space="preserve">jpg/jpeg/png/svg</w:t>
       </w:r>
       <w:r>
-        <w:t xml:space="preserve">), and a lint/test guard reinforcing zero-base64. Inline</w:t>
-      </w:r>
-      <w:r>
-        <w:t xml:space="preserve"> </w:t>
-      </w:r>
-      <w:r>
-        <w:t xml:space="preserve">article figures upload to the Media Library and insert as</w:t>
-      </w:r>
-      <w:r>
-        <w:t xml:space="preserve"> </w:t>
-      </w:r>
-      <w:r>
-        <w:rPr>
-          <w:rStyle w:val="VerbatimChar"/>
-        </w:rPr>
-        <w:t xml:space="preserve">![alt](url "caption")</w:t>
-      </w:r>
-      <w:r>
-        <w:t xml:space="preserve"> </w:t>
-      </w:r>
-      <w:r>
-        <w:t xml:space="preserve">at the cursor; each insertion also appends</w:t>
-      </w:r>
-      <w:r>
-        <w:t xml:space="preserve"> </w:t>
-      </w:r>
-      <w:r>
-        <w:rPr>
-          <w:rStyle w:val="VerbatimChar"/>
-        </w:rPr>
-        <w:t xml:space="preserve">{ title, src, alt?, caption? }</w:t>
-      </w:r>
-      <w:r>
-        <w:t xml:space="preserve"> </w:t>
-      </w:r>
-      <w:r>
-        <w:t xml:space="preserve">to the</w:t>
-      </w:r>
-      <w:r>
-        <w:t xml:space="preserve"> </w:t>
-      </w:r>
-      <w:r>
-        <w:rPr>
-          <w:rStyle w:val="VerbatimChar"/>
-        </w:rPr>
-        <w:t xml:space="preserve">images</w:t>
-      </w:r>
-      <w:r>
-        <w:t xml:space="preserve"> </w:t>
-      </w:r>
-      <w:r>
-        <w:t xml:space="preserve">JSON array (URLs only).</w:t>
+        <w:t xml:space="preserve">. A cross-cutting guard test</w:t>
+      </w:r>
+      <w:r>
+        <w:t xml:space="preserve"> </w:t>
+      </w:r>
+      <w:r>
+        <w:t xml:space="preserve">confirms the</w:t>
+      </w:r>
+      <w:r>
+        <w:t xml:space="preserve"> </w:t>
+      </w:r>
+      <w:r>
+        <w:rPr>
+          <w:b/>
+          <w:bCs/>
+        </w:rPr>
+        <w:t xml:space="preserve">zero-base64 invariant</w:t>
+      </w:r>
+      <w:r>
+        <w:t xml:space="preserve">: no</w:t>
+      </w:r>
+      <w:r>
+        <w:t xml:space="preserve"> </w:t>
+      </w:r>
+      <w:r>
+        <w:rPr>
+          <w:rStyle w:val="VerbatimChar"/>
+        </w:rPr>
+        <w:t xml:space="preserve">data:</w:t>
+      </w:r>
+      <w:r>
+        <w:t xml:space="preserve"> </w:t>
+      </w:r>
+      <w:r>
+        <w:t xml:space="preserve">URL ever enters state. All</w:t>
+      </w:r>
+      <w:r>
+        <w:t xml:space="preserve"> </w:t>
+      </w:r>
+      <w:r>
+        <w:t xml:space="preserve">shipped to</w:t>
+      </w:r>
+      <w:r>
+        <w:t xml:space="preserve"> </w:t>
+      </w:r>
+      <w:r>
+        <w:rPr>
+          <w:rStyle w:val="VerbatimChar"/>
+        </w:rPr>
+        <w:t xml:space="preserve">main</w:t>
+      </w:r>
+      <w:r>
+        <w:t xml:space="preserve"> </w:t>
+      </w:r>
+      <w:r>
+        <w:t xml:space="preserve">and pushed.</w:t>
       </w:r>
     </w:p>
     <w:p>
@@ -10214,6 +10278,241 @@
           <w:b/>
           <w:bCs/>
         </w:rPr>
+        <w:t xml:space="preserve">For developers — technical scope.</w:t>
+      </w:r>
+      <w:r>
+        <w:t xml:space="preserve"> </w:t>
+      </w:r>
+      <w:r>
+        <w:t xml:space="preserve">An eager-upload composable (upload on</w:t>
+      </w:r>
+      <w:r>
+        <w:t xml:space="preserve"> </w:t>
+      </w:r>
+      <w:r>
+        <w:t xml:space="preserve">select/drop → store</w:t>
+      </w:r>
+      <w:r>
+        <w:t xml:space="preserve"> </w:t>
+      </w:r>
+      <w:r>
+        <w:rPr>
+          <w:rStyle w:val="VerbatimChar"/>
+        </w:rPr>
+        <w:t xml:space="preserve">{ id, url }</w:t>
+      </w:r>
+      <w:r>
+        <w:t xml:space="preserve"> </w:t>
+      </w:r>
+      <w:r>
+        <w:t xml:space="preserve">→ preview from the returned URL, never a client</w:t>
+      </w:r>
+      <w:r>
+        <w:t xml:space="preserve"> </w:t>
+      </w:r>
+      <w:r>
+        <w:t xml:space="preserve">data URL) backs a reusable</w:t>
+      </w:r>
+      <w:r>
+        <w:t xml:space="preserve"> </w:t>
+      </w:r>
+      <w:r>
+        <w:rPr>
+          <w:rStyle w:val="VerbatimChar"/>
+        </w:rPr>
+        <w:t xml:space="preserve">MediaPicker</w:t>
+      </w:r>
+      <w:r>
+        <w:t xml:space="preserve"> </w:t>
+      </w:r>
+      <w:r>
+        <w:t xml:space="preserve">for every media field (upload-new and</w:t>
+      </w:r>
+      <w:r>
+        <w:t xml:space="preserve"> </w:t>
+      </w:r>
+      <w:r>
+        <w:t xml:space="preserve">pick-existing via Media Library browse). The DOMPurify SVG sanitization step</w:t>
+      </w:r>
+      <w:r>
+        <w:t xml:space="preserve"> </w:t>
+      </w:r>
+      <w:r>
+        <w:t xml:space="preserve">(SVG profile — strips</w:t>
+      </w:r>
+      <w:r>
+        <w:t xml:space="preserve"> </w:t>
+      </w:r>
+      <w:r>
+        <w:rPr>
+          <w:rStyle w:val="VerbatimChar"/>
+        </w:rPr>
+        <w:t xml:space="preserve">&lt;script&gt;</w:t>
+      </w:r>
+      <w:r>
+        <w:t xml:space="preserve">,</w:t>
+      </w:r>
+      <w:r>
+        <w:t xml:space="preserve"> </w:t>
+      </w:r>
+      <w:r>
+        <w:rPr>
+          <w:rStyle w:val="VerbatimChar"/>
+        </w:rPr>
+        <w:t xml:space="preserve">on*</w:t>
+      </w:r>
+      <w:r>
+        <w:t xml:space="preserve"> </w:t>
+      </w:r>
+      <w:r>
+        <w:t xml:space="preserve">handlers, and external</w:t>
+      </w:r>
+      <w:r>
+        <w:t xml:space="preserve"> </w:t>
+      </w:r>
+      <w:r>
+        <w:rPr>
+          <w:rStyle w:val="VerbatimChar"/>
+        </w:rPr>
+        <w:t xml:space="preserve">xlink:href</w:t>
+      </w:r>
+      <w:r>
+        <w:t xml:space="preserve"> </w:t>
+      </w:r>
+      <w:r>
+        <w:t xml:space="preserve">across all quote styles) runs</w:t>
+      </w:r>
+      <w:r>
+        <w:t xml:space="preserve"> </w:t>
+      </w:r>
+      <w:r>
+        <w:rPr>
+          <w:b/>
+          <w:bCs/>
+        </w:rPr>
+        <w:t xml:space="preserve">before</w:t>
+      </w:r>
+      <w:r>
+        <w:t xml:space="preserve"> </w:t>
+      </w:r>
+      <w:r>
+        <w:t xml:space="preserve">upload, defusing hostile files at ingest.</w:t>
+      </w:r>
+      <w:r>
+        <w:t xml:space="preserve"> </w:t>
+      </w:r>
+      <w:r>
+        <w:t xml:space="preserve">The allowed-extension accept-filter (</w:t>
+      </w:r>
+      <w:r>
+        <w:rPr>
+          <w:rStyle w:val="VerbatimChar"/>
+        </w:rPr>
+        <w:t xml:space="preserve">jpg/jpeg/png/svg</w:t>
+      </w:r>
+      <w:r>
+        <w:t xml:space="preserve">, case-insensitive) lives in</w:t>
+      </w:r>
+      <w:r>
+        <w:t xml:space="preserve"> </w:t>
+      </w:r>
+      <w:r>
+        <w:rPr>
+          <w:rStyle w:val="VerbatimChar"/>
+        </w:rPr>
+        <w:t xml:space="preserve">lib/image-types.ts</w:t>
+      </w:r>
+      <w:r>
+        <w:t xml:space="preserve">. Inline article figures insert as</w:t>
+      </w:r>
+      <w:r>
+        <w:t xml:space="preserve"> </w:t>
+      </w:r>
+      <w:r>
+        <w:rPr>
+          <w:rStyle w:val="VerbatimChar"/>
+        </w:rPr>
+        <w:t xml:space="preserve">![alt](url "caption")</w:t>
+      </w:r>
+      <w:r>
+        <w:t xml:space="preserve"> </w:t>
+      </w:r>
+      <w:r>
+        <w:t xml:space="preserve">at the cursor and append</w:t>
+      </w:r>
+      <w:r>
+        <w:t xml:space="preserve"> </w:t>
+      </w:r>
+      <w:r>
+        <w:rPr>
+          <w:rStyle w:val="VerbatimChar"/>
+        </w:rPr>
+        <w:t xml:space="preserve">{ title, src, alt?, caption? }</w:t>
+      </w:r>
+      <w:r>
+        <w:t xml:space="preserve"> </w:t>
+      </w:r>
+      <w:r>
+        <w:t xml:space="preserve">to the</w:t>
+      </w:r>
+      <w:r>
+        <w:t xml:space="preserve"> </w:t>
+      </w:r>
+      <w:r>
+        <w:rPr>
+          <w:rStyle w:val="VerbatimChar"/>
+        </w:rPr>
+        <w:t xml:space="preserve">images</w:t>
+      </w:r>
+      <w:r>
+        <w:t xml:space="preserve"> </w:t>
+      </w:r>
+      <w:r>
+        <w:t xml:space="preserve">JSON</w:t>
+      </w:r>
+      <w:r>
+        <w:t xml:space="preserve"> </w:t>
+      </w:r>
+      <w:r>
+        <w:t xml:space="preserve">array (URLs only). A cross-cutting guard test asserts the zero-base64 invariant</w:t>
+      </w:r>
+      <w:r>
+        <w:t xml:space="preserve"> </w:t>
+      </w:r>
+      <w:r>
+        <w:t xml:space="preserve">end-to-end (no</w:t>
+      </w:r>
+      <w:r>
+        <w:t xml:space="preserve"> </w:t>
+      </w:r>
+      <w:r>
+        <w:rPr>
+          <w:rStyle w:val="VerbatimChar"/>
+        </w:rPr>
+        <w:t xml:space="preserve">data:</w:t>
+      </w:r>
+      <w:r>
+        <w:t xml:space="preserve"> </w:t>
+      </w:r>
+      <w:r>
+        <w:t xml:space="preserve">URI can reach a write payload) — the build fails if the</w:t>
+      </w:r>
+      <w:r>
+        <w:t xml:space="preserve"> </w:t>
+      </w:r>
+      <w:r>
+        <w:t xml:space="preserve">invariant is violated.</w:t>
+      </w:r>
+    </w:p>
+    <w:p>
+      <w:pPr>
+        <w:pStyle w:val="BodyText"/>
+      </w:pPr>
+      <w:r>
+        <w:rPr>
+          <w:b/>
+          <w:bCs/>
+        </w:rPr>
         <w:t xml:space="preserve">Why this isn’t trivial.</w:t>
       </w:r>
       <w:r>
@@ -10226,13 +10525,13 @@
         <w:t xml:space="preserve"> </w:t>
       </w:r>
       <w:r>
-        <w:t xml:space="preserve">from §2.3 (no base64, accessibility, SVG safety, valid formats) stop being</w:t>
-      </w:r>
-      <w:r>
-        <w:t xml:space="preserve"> </w:t>
-      </w:r>
-      <w:r>
-        <w:t xml:space="preserve">principles and become concrete UI and upload behavior — and the four pull against</w:t>
+        <w:t xml:space="preserve">from §2.3 (no base64, accessibility, SVG safety, valid formats) stopped being</w:t>
+      </w:r>
+      <w:r>
+        <w:t xml:space="preserve"> </w:t>
+      </w:r>
+      <w:r>
+        <w:t xml:space="preserve">principles and became concrete UI and upload behavior — and the four pull against</w:t>
       </w:r>
       <w:r>
         <w:t xml:space="preserve"> </w:t>
@@ -10320,13 +10619,13 @@
         <w:t xml:space="preserve"> </w:t>
       </w:r>
       <w:r>
-        <w:t xml:space="preserve">have to be sequenced correctly. And the SVG-cleaning step sits in the middle of</w:t>
-      </w:r>
-      <w:r>
-        <w:t xml:space="preserve"> </w:t>
-      </w:r>
-      <w:r>
-        <w:t xml:space="preserve">all of it, because a dangerous file has to be defused</w:t>
+        <w:t xml:space="preserve">have to be sequenced correctly. The SVG-cleaning step sits in the middle of all of</w:t>
+      </w:r>
+      <w:r>
+        <w:t xml:space="preserve"> </w:t>
+      </w:r>
+      <w:r>
+        <w:t xml:space="preserve">it, because a dangerous file has to be defused</w:t>
       </w:r>
       <w:r>
         <w:t xml:space="preserve"> </w:t>
@@ -10342,13 +10641,115 @@
         <w:t xml:space="preserve"> </w:t>
       </w:r>
       <w:r>
-        <w:t xml:space="preserve">it is stored, not</w:t>
-      </w:r>
-      <w:r>
-        <w:t xml:space="preserve"> </w:t>
-      </w:r>
-      <w:r>
-        <w:t xml:space="preserve">after.</w:t>
+        <w:t xml:space="preserve">it is stored, not after.</w:t>
+      </w:r>
+      <w:r>
+        <w:t xml:space="preserve"> </w:t>
+      </w:r>
+      <w:r>
+        <w:t xml:space="preserve">All four requirements are now satisfied, tested, and merged.</w:t>
+      </w:r>
+    </w:p>
+    <w:p>
+      <w:pPr>
+        <w:pStyle w:val="BlockText"/>
+      </w:pPr>
+      <w:r>
+        <w:rPr>
+          <w:b/>
+          <w:bCs/>
+        </w:rPr>
+        <w:t xml:space="preserve">Status note (developer):</w:t>
+      </w:r>
+      <w:r>
+        <w:t xml:space="preserve"> </w:t>
+      </w:r>
+      <w:r>
+        <w:t xml:space="preserve">Built, reviewed, merged to</w:t>
+      </w:r>
+      <w:r>
+        <w:t xml:space="preserve"> </w:t>
+      </w:r>
+      <w:r>
+        <w:rPr>
+          <w:rStyle w:val="VerbatimChar"/>
+        </w:rPr>
+        <w:t xml:space="preserve">main</w:t>
+      </w:r>
+      <w:r>
+        <w:t xml:space="preserve">, and pushed.</w:t>
+      </w:r>
+      <w:r>
+        <w:t xml:space="preserve"> </w:t>
+      </w:r>
+      <w:r>
+        <w:rPr>
+          <w:b/>
+          <w:bCs/>
+        </w:rPr>
+        <w:t xml:space="preserve">108 automated tests passing,</w:t>
+      </w:r>
+      <w:r>
+        <w:rPr>
+          <w:b/>
+          <w:bCs/>
+        </w:rPr>
+        <w:t xml:space="preserve"> </w:t>
+      </w:r>
+      <w:r>
+        <w:rPr>
+          <w:rStyle w:val="VerbatimChar"/>
+          <w:b/>
+          <w:bCs/>
+        </w:rPr>
+        <w:t xml:space="preserve">nuxt typecheck</w:t>
+      </w:r>
+      <w:r>
+        <w:rPr>
+          <w:b/>
+          <w:bCs/>
+        </w:rPr>
+        <w:t xml:space="preserve"> </w:t>
+      </w:r>
+      <w:r>
+        <w:rPr>
+          <w:b/>
+          <w:bCs/>
+        </w:rPr>
+        <w:t xml:space="preserve">clean</w:t>
+      </w:r>
+      <w:r>
+        <w:t xml:space="preserve"> </w:t>
+      </w:r>
+      <w:r>
+        <w:t xml:space="preserve">across foundation + auth</w:t>
+      </w:r>
+      <w:r>
+        <w:t xml:space="preserve"> </w:t>
+      </w:r>
+      <w:r>
+        <w:t xml:space="preserve">+ data + media. The zero-base64 invariant is verified by a cross-cutting guard</w:t>
+      </w:r>
+      <w:r>
+        <w:t xml:space="preserve"> </w:t>
+      </w:r>
+      <w:r>
+        <w:t xml:space="preserve">test; the build fails if a</w:t>
+      </w:r>
+      <w:r>
+        <w:t xml:space="preserve"> </w:t>
+      </w:r>
+      <w:r>
+        <w:rPr>
+          <w:rStyle w:val="VerbatimChar"/>
+        </w:rPr>
+        <w:t xml:space="preserve">data:</w:t>
+      </w:r>
+      <w:r>
+        <w:t xml:space="preserve"> </w:t>
+      </w:r>
+      <w:r>
+        <w:t xml:space="preserve">URI can reach a write payload.</w:t>
       </w:r>
     </w:p>
     <w:bookmarkEnd w:id="29"/>
@@ -11952,13 +12353,19 @@
         <w:t xml:space="preserve"> </w:t>
       </w:r>
       <w:r>
-        <w:t xml:space="preserve">and captured future work. Evidence of the rigor: Phase 2 shipped 81 passing</w:t>
-      </w:r>
-      <w:r>
-        <w:t xml:space="preserve"> </w:t>
-      </w:r>
-      <w:r>
-        <w:t xml:space="preserve">tests with a clean typecheck and a clean whole-branch review.</w:t>
+        <w:t xml:space="preserve">and captured future work. Evidence of the rigor: the project now has 108 passing tests with a clean</w:t>
+      </w:r>
+      <w:r>
+        <w:t xml:space="preserve"> </w:t>
+      </w:r>
+      <w:r>
+        <w:t xml:space="preserve">typecheck across foundation + auth + data + media, and a clean whole-branch</w:t>
+      </w:r>
+      <w:r>
+        <w:t xml:space="preserve"> </w:t>
+      </w:r>
+      <w:r>
+        <w:t xml:space="preserve">review at every phase boundary.</w:t>
       </w:r>
     </w:p>
     <w:p>
@@ -12224,18 +12631,27 @@
                 <w:b/>
                 <w:bCs/>
               </w:rPr>
-              <w:t xml:space="preserve">Planned</w:t>
-            </w:r>
-          </w:p>
-        </w:tc>
-        <w:tc>
-          <w:tcPr/>
-          <w:p>
-            <w:pPr>
-              <w:pStyle w:val="Compact"/>
-            </w:pPr>
-            <w:r>
-              <w:t xml:space="preserve">—</w:t>
+              <w:t xml:space="preserve">Done</w:t>
+            </w:r>
+          </w:p>
+        </w:tc>
+        <w:tc>
+          <w:tcPr/>
+          <w:p>
+            <w:pPr>
+              <w:pStyle w:val="Compact"/>
+            </w:pPr>
+            <w:r>
+              <w:t xml:space="preserve">108 tests passing, typecheck clean, merged to</w:t>
+            </w:r>
+            <w:r>
+              <w:t xml:space="preserve"> </w:t>
+            </w:r>
+            <w:r>
+              <w:rPr>
+                <w:rStyle w:val="VerbatimChar"/>
+              </w:rPr>
+              <w:t xml:space="preserve">main</w:t>
             </w:r>
           </w:p>
         </w:tc>
@@ -12412,19 +12828,13 @@
         <w:t xml:space="preserve"> </w:t>
       </w:r>
       <w:r>
-        <w:t xml:space="preserve">the secure front door — now signing staff in</w:t>
-      </w:r>
-      <w:r>
-        <w:t xml:space="preserve"> </w:t>
-      </w:r>
-      <w:r>
-        <w:t xml:space="preserve">with their real Strapi accounts and enforcing who-can-publish by their real role —</w:t>
-      </w:r>
-      <w:r>
-        <w:t xml:space="preserve"> </w:t>
-      </w:r>
-      <w:r>
-        <w:t xml:space="preserve">and the content engine are</w:t>
+        <w:t xml:space="preserve">the secure front door, the content engine, and</w:t>
+      </w:r>
+      <w:r>
+        <w:t xml:space="preserve"> </w:t>
+      </w:r>
+      <w:r>
+        <w:t xml:space="preserve">the full media-and-images layer are</w:t>
       </w:r>
       <w:r>
         <w:t xml:space="preserve"> </w:t>
@@ -12437,13 +12847,34 @@
         <w:t xml:space="preserve">built and tested</w:t>
       </w:r>
       <w:r>
-        <w:t xml:space="preserve">; the screens, image handling,</w:t>
-      </w:r>
-      <w:r>
-        <w:t xml:space="preserve"> </w:t>
-      </w:r>
-      <w:r>
-        <w:t xml:space="preserve">editor, preview, publishing, and onboarding are</w:t>
+        <w:t xml:space="preserve"> </w:t>
+      </w:r>
+      <w:r>
+        <w:t xml:space="preserve">(108 passing tests, 4</w:t>
+      </w:r>
+      <w:r>
+        <w:t xml:space="preserve"> </w:t>
+      </w:r>
+      <w:r>
+        <w:t xml:space="preserve">phases merged to</w:t>
+      </w:r>
+      <w:r>
+        <w:t xml:space="preserve"> </w:t>
+      </w:r>
+      <w:r>
+        <w:rPr>
+          <w:rStyle w:val="VerbatimChar"/>
+        </w:rPr>
+        <w:t xml:space="preserve">main</w:t>
+      </w:r>
+      <w:r>
+        <w:t xml:space="preserve">); the authoring editor, screens, preview, publishing, and</w:t>
+      </w:r>
+      <w:r>
+        <w:t xml:space="preserve"> </w:t>
+      </w:r>
+      <w:r>
+        <w:t xml:space="preserve">onboarding are</w:t>
       </w:r>
       <w:r>
         <w:t xml:space="preserve"> </w:t>
@@ -12456,13 +12887,7 @@
         <w:t xml:space="preserve">designed and planned</w:t>
       </w:r>
       <w:r>
-        <w:t xml:space="preserve">, ready to</w:t>
-      </w:r>
-      <w:r>
-        <w:t xml:space="preserve"> </w:t>
-      </w:r>
-      <w:r>
-        <w:t xml:space="preserve">build in sequence.</w:t>
+        <w:t xml:space="preserve">, ready to build in sequence.</w:t>
       </w:r>
     </w:p>
     <w:p>
@@ -12526,13 +12951,13 @@
         <w:t xml:space="preserve"> </w:t>
       </w:r>
       <w:r>
-        <w:t xml:space="preserve">(the public GitHub repo) — the foundation, the admin-API auth retarget, and the</w:t>
-      </w:r>
-      <w:r>
-        <w:t xml:space="preserve"> </w:t>
-      </w:r>
-      <w:r>
-        <w:t xml:space="preserve">content engine are live on GitHub. Note</w:t>
+        <w:t xml:space="preserve">(the public GitHub repo) — the foundation, the admin-API auth retarget, the</w:t>
+      </w:r>
+      <w:r>
+        <w:t xml:space="preserve"> </w:t>
+      </w:r>
+      <w:r>
+        <w:t xml:space="preserve">content engine, and the media layer are all live on GitHub. Note</w:t>
       </w:r>
       <w:r>
         <w:t xml:space="preserve"> </w:t>
@@ -12547,7 +12972,13 @@
         <w:t xml:space="preserve"> </w:t>
       </w:r>
       <w:r>
-        <w:t xml:space="preserve">includes the dev-only</w:t>
+        <w:t xml:space="preserve">includes</w:t>
+      </w:r>
+      <w:r>
+        <w:t xml:space="preserve"> </w:t>
+      </w:r>
+      <w:r>
+        <w:t xml:space="preserve">the dev-only</w:t>
       </w:r>
       <w:r>
         <w:t xml:space="preserve"> </w:t>
@@ -12575,43 +13006,35 @@
         <w:t xml:space="preserve">REMOVE BEFORE DEPLOY</w:t>
       </w:r>
       <w:r>
-        <w:t xml:space="preserve">. With the auth retarget</w:t>
-      </w:r>
-      <w:r>
-        <w:t xml:space="preserve"> </w:t>
-      </w:r>
-      <w:r>
-        <w:t xml:space="preserve">landed, Content-Manager reads and writes are unblocked;</w:t>
-      </w:r>
-      <w:r>
-        <w:t xml:space="preserve"> </w:t>
-      </w:r>
-      <w:r>
-        <w:rPr>
-          <w:b/>
-          <w:bCs/>
-        </w:rPr>
-        <w:t xml:space="preserve">Phase 3 (Media &amp;</w:t>
-      </w:r>
-      <w:r>
-        <w:rPr>
-          <w:b/>
-          <w:bCs/>
-        </w:rPr>
-        <w:t xml:space="preserve"> </w:t>
-      </w:r>
-      <w:r>
-        <w:rPr>
-          <w:b/>
-          <w:bCs/>
-        </w:rPr>
-        <w:t xml:space="preserve">Images)</w:t>
-      </w:r>
-      <w:r>
-        <w:t xml:space="preserve"> </w:t>
-      </w:r>
-      <w:r>
-        <w:t xml:space="preserve">is the next recommended execution target.</w:t>
+        <w:t xml:space="preserve">. With</w:t>
+      </w:r>
+      <w:r>
+        <w:t xml:space="preserve"> </w:t>
+      </w:r>
+      <w:r>
+        <w:t xml:space="preserve">Phases 1–3 landed,</w:t>
+      </w:r>
+      <w:r>
+        <w:t xml:space="preserve"> </w:t>
+      </w:r>
+      <w:r>
+        <w:rPr>
+          <w:b/>
+          <w:bCs/>
+        </w:rPr>
+        <w:t xml:space="preserve">Phase 4 (Authoring Editor)</w:t>
+      </w:r>
+      <w:r>
+        <w:t xml:space="preserve"> </w:t>
+      </w:r>
+      <w:r>
+        <w:t xml:space="preserve">is the next recommended</w:t>
+      </w:r>
+      <w:r>
+        <w:t xml:space="preserve"> </w:t>
+      </w:r>
+      <w:r>
+        <w:t xml:space="preserve">execution target.</w:t>
       </w:r>
     </w:p>
     <w:p>

--- a/docs/ICJIA-Research-Hub-Studio-2026-Design-and-Implementation-Spec.docx
+++ b/docs/ICJIA-Research-Hub-Studio-2026-Design-and-Implementation-Spec.docx
@@ -2,33 +2,7 @@
 <file path=word/document.xml><?xml version="1.0" encoding="utf-8"?>
 <w:document xmlns:w="http://schemas.openxmlformats.org/wordprocessingml/2006/main" xmlns:m="http://schemas.openxmlformats.org/officeDocument/2006/math" xmlns:r="http://schemas.openxmlformats.org/officeDocument/2006/relationships" xmlns:o="urn:schemas-microsoft-com:office:office" xmlns:v="urn:schemas-microsoft-com:vml" xmlns:w10="urn:schemas-microsoft-com:office:word" xmlns:a="http://schemas.openxmlformats.org/drawingml/2006/main" xmlns:pic="http://schemas.openxmlformats.org/drawingml/2006/picture" xmlns:wp="http://schemas.openxmlformats.org/drawingml/2006/wordprocessingDrawing">
   <w:body>
-    <w:sdt>
-      <w:sdtPr>
-        <w:docPartObj>
-          <w:docPartGallery w:val="Table of Contents"/>
-          <w:docPartUnique/>
-        </w:docPartObj>
-      </w:sdtPr>
-      <w:sdtContent>
-        <w:p>
-          <w:pPr>
-            <w:pStyle w:val="TOCHeading"/>
-          </w:pPr>
-          <w:r>
-            <w:t xml:space="preserve">Table of Contents</w:t>
-          </w:r>
-        </w:p>
-        <w:p>
-          <w:r>
-            <w:fldChar w:fldCharType="begin" w:dirty="true"/>
-            <w:instrText xml:space="preserve">TOC \o "1-2" \h \z \u</w:instrText>
-            <w:fldChar w:fldCharType="separate"/>
-            <w:fldChar w:fldCharType="end"/>
-          </w:r>
-        </w:p>
-      </w:sdtContent>
-    </w:sdt>
-    <w:bookmarkStart w:id="37" w:name="icjia-research-hub-studio-2026"/>
+    <w:bookmarkStart w:id="41" w:name="icjia-research-hub-studio-2026"/>
     <w:p>
       <w:pPr>
         <w:pStyle w:val="Heading1"/>
@@ -112,13 +86,13 @@
                 <w:b/>
                 <w:bCs/>
               </w:rPr>
-              <w:t xml:space="preserve">Draft 1 — first iteration</w:t>
+              <w:t xml:space="preserve">Feature-complete in the workshop</w:t>
             </w:r>
             <w:r>
               <w:t xml:space="preserve"> </w:t>
             </w:r>
             <w:r>
-              <w:t xml:space="preserve">(in active development, not yet live)</w:t>
+              <w:t xml:space="preserve">— the full tool is built; not yet switched on for the public</w:t>
             </w:r>
           </w:p>
         </w:tc>
@@ -146,7 +120,7 @@
               <w:pStyle w:val="Compact"/>
             </w:pPr>
             <w:r>
-              <w:t xml:space="preserve">2026-06-20</w:t>
+              <w:t xml:space="preserve">2026-06-21</w:t>
             </w:r>
           </w:p>
         </w:tc>
@@ -217,31 +191,84 @@
           <w:b/>
           <w:bCs/>
         </w:rPr>
-        <w:t xml:space="preserve">This is Draft 1: the first iteration.</w:t>
-      </w:r>
-      <w:r>
-        <w:t xml:space="preserve"> </w:t>
-      </w:r>
-      <w:r>
-        <w:t xml:space="preserve">The tool is being built right now, and</w:t>
-      </w:r>
-      <w:r>
-        <w:t xml:space="preserve"> </w:t>
-      </w:r>
-      <w:r>
-        <w:t xml:space="preserve">some requirements are still being discovered as the work proceeds. That is by</w:t>
-      </w:r>
-      <w:r>
-        <w:t xml:space="preserve"> </w:t>
-      </w:r>
-      <w:r>
-        <w:t xml:space="preserve">design — it is careful, test-checked iteration, not disorganization. Nothing</w:t>
-      </w:r>
-      <w:r>
-        <w:t xml:space="preserve"> </w:t>
-      </w:r>
-      <w:r>
-        <w:t xml:space="preserve">here is live to the public yet. Where this document says a piece is</w:t>
+        <w:t xml:space="preserve">Where the project stands, in one breath.</w:t>
+      </w:r>
+      <w:r>
+        <w:t xml:space="preserve"> </w:t>
+      </w:r>
+      <w:r>
+        <w:t xml:space="preserve">The Studio is built. Every feature</w:t>
+      </w:r>
+      <w:r>
+        <w:t xml:space="preserve"> </w:t>
+      </w:r>
+      <w:r>
+        <w:t xml:space="preserve">a researcher will touch — signing in, writing, previewing exactly what will</w:t>
+      </w:r>
+      <w:r>
+        <w:t xml:space="preserve"> </w:t>
+      </w:r>
+      <w:r>
+        <w:t xml:space="preserve">publish, and publishing — exists today, runs on the team’s shared, official copy</w:t>
+      </w:r>
+      <w:r>
+        <w:t xml:space="preserve"> </w:t>
+      </w:r>
+      <w:r>
+        <w:t xml:space="preserve">of the project, and is checked by</w:t>
+      </w:r>
+      <w:r>
+        <w:t xml:space="preserve"> </w:t>
+      </w:r>
+      <w:r>
+        <w:rPr>
+          <w:b/>
+          <w:bCs/>
+        </w:rPr>
+        <w:t xml:space="preserve">325 automated tests, all passing</w:t>
+      </w:r>
+      <w:r>
+        <w:t xml:space="preserve">. What is</w:t>
+      </w:r>
+      <w:r>
+        <w:t xml:space="preserve"> </w:t>
+      </w:r>
+      <w:r>
+        <w:rPr>
+          <w:i/>
+          <w:iCs/>
+        </w:rPr>
+        <w:t xml:space="preserve">not</w:t>
+      </w:r>
+      <w:r>
+        <w:t xml:space="preserve"> </w:t>
+      </w:r>
+      <w:r>
+        <w:t xml:space="preserve">done is the handful of setup steps that only ICJIA’s own Research &amp; Analysis</w:t>
+      </w:r>
+      <w:r>
+        <w:t xml:space="preserve"> </w:t>
+      </w:r>
+      <w:r>
+        <w:t xml:space="preserve">staff can do (creating one storage type, plugging in the email keys and the</w:t>
+      </w:r>
+      <w:r>
+        <w:t xml:space="preserve"> </w:t>
+      </w:r>
+      <w:r>
+        <w:t xml:space="preserve">“rebuild the public site”</w:t>
+      </w:r>
+      <w:r>
+        <w:t xml:space="preserve"> </w:t>
+      </w:r>
+      <w:r>
+        <w:t xml:space="preserve">trigger) and a final dress rehearsal with real staff</w:t>
+      </w:r>
+      <w:r>
+        <w:t xml:space="preserve"> </w:t>
+      </w:r>
+      <w:r>
+        <w:t xml:space="preserve">accounts before it goes live. This document marks each claim as</w:t>
       </w:r>
       <w:r>
         <w:t xml:space="preserve"> </w:t>
@@ -254,38 +281,38 @@
         <w:t xml:space="preserve">built</w:t>
       </w:r>
       <w:r>
-        <w:t xml:space="preserve">,</w:t>
-      </w:r>
-      <w:r>
-        <w:t xml:space="preserve"> </w:t>
-      </w:r>
-      <w:r>
-        <w:t xml:space="preserve">it means the work exists, has been checked, and is part of the shared project.</w:t>
-      </w:r>
-      <w:r>
-        <w:t xml:space="preserve"> </w:t>
-      </w:r>
-      <w:r>
-        <w:t xml:space="preserve">Where it says</w:t>
-      </w:r>
-      <w:r>
-        <w:t xml:space="preserve"> </w:t>
-      </w:r>
-      <w:r>
-        <w:rPr>
-          <w:b/>
-          <w:bCs/>
-        </w:rPr>
-        <w:t xml:space="preserve">planned</w:t>
-      </w:r>
-      <w:r>
-        <w:t xml:space="preserve">, the approach is decided but the work hasn’t been</w:t>
-      </w:r>
-      <w:r>
-        <w:t xml:space="preserve"> </w:t>
-      </w:r>
-      <w:r>
-        <w:t xml:space="preserve">done yet.</w:t>
+        <w:t xml:space="preserve"> </w:t>
+      </w:r>
+      <w:r>
+        <w:t xml:space="preserve">(it exists, it’s been checked, you can see it) or</w:t>
+      </w:r>
+      <w:r>
+        <w:t xml:space="preserve"> </w:t>
+      </w:r>
+      <w:r>
+        <w:rPr>
+          <w:b/>
+          <w:bCs/>
+        </w:rPr>
+        <w:t xml:space="preserve">still ahead</w:t>
+      </w:r>
+      <w:r>
+        <w:t xml:space="preserve"> </w:t>
+      </w:r>
+      <w:r>
+        <w:t xml:space="preserve">(a named,</w:t>
+      </w:r>
+      <w:r>
+        <w:t xml:space="preserve"> </w:t>
+      </w:r>
+      <w:r>
+        <w:t xml:space="preserve">owned next step). Nothing here is live to the public yet — and where it isn’t, it</w:t>
+      </w:r>
+      <w:r>
+        <w:t xml:space="preserve"> </w:t>
+      </w:r>
+      <w:r>
+        <w:t xml:space="preserve">says so plainly.</w:t>
       </w:r>
     </w:p>
     <w:p>
@@ -348,6 +375,287 @@
         <w:pStyle w:val="BodyText"/>
       </w:pPr>
       <w:r>
+        <w:rPr>
+          <w:b/>
+          <w:bCs/>
+        </w:rPr>
+        <w:t xml:space="preserve">This document is built to be checked, not just read.</w:t>
+      </w:r>
+      <w:r>
+        <w:t xml:space="preserve"> </w:t>
+      </w:r>
+      <w:r>
+        <w:t xml:space="preserve">If you are the kind of</w:t>
+      </w:r>
+      <w:r>
+        <w:t xml:space="preserve"> </w:t>
+      </w:r>
+      <w:r>
+        <w:t xml:space="preserve">manager who wants the receipts before you believe a</w:t>
+      </w:r>
+      <w:r>
+        <w:t xml:space="preserve"> </w:t>
+      </w:r>
+      <w:r>
+        <w:t xml:space="preserve">“done,”</w:t>
+      </w:r>
+      <w:r>
+        <w:t xml:space="preserve"> </w:t>
+      </w:r>
+      <w:r>
+        <w:t xml:space="preserve">this is written for</w:t>
+      </w:r>
+      <w:r>
+        <w:t xml:space="preserve"> </w:t>
+      </w:r>
+      <w:r>
+        <w:t xml:space="preserve">you. Almost every claim of</w:t>
+      </w:r>
+      <w:r>
+        <w:t xml:space="preserve"> </w:t>
+      </w:r>
+      <w:r>
+        <w:t xml:space="preserve">“built”</w:t>
+      </w:r>
+      <w:r>
+        <w:t xml:space="preserve"> </w:t>
+      </w:r>
+      <w:r>
+        <w:t xml:space="preserve">below comes with one of three kinds of proof</w:t>
+      </w:r>
+      <w:r>
+        <w:t xml:space="preserve"> </w:t>
+      </w:r>
+      <w:r>
+        <w:t xml:space="preserve">you can verify yourself, without trusting anyone’s word:</w:t>
+      </w:r>
+    </w:p>
+    <w:p>
+      <w:pPr>
+        <w:pStyle w:val="Compact"/>
+        <w:numPr>
+          <w:ilvl w:val="0"/>
+          <w:numId w:val="1001"/>
+        </w:numPr>
+      </w:pPr>
+      <w:r>
+        <w:rPr>
+          <w:b/>
+          <w:bCs/>
+        </w:rPr>
+        <w:t xml:space="preserve">You can click it.</w:t>
+      </w:r>
+      <w:r>
+        <w:t xml:space="preserve"> </w:t>
+      </w:r>
+      <w:r>
+        <w:t xml:space="preserve">There is a running demonstration of the tool. Sign in with</w:t>
+      </w:r>
+      <w:r>
+        <w:t xml:space="preserve"> </w:t>
+      </w:r>
+      <w:r>
+        <w:t xml:space="preserve">the temporary user name</w:t>
+      </w:r>
+      <w:r>
+        <w:t xml:space="preserve"> </w:t>
+      </w:r>
+      <w:r>
+        <w:rPr>
+          <w:rStyle w:val="VerbatimChar"/>
+        </w:rPr>
+        <w:t xml:space="preserve">admin</w:t>
+      </w:r>
+      <w:r>
+        <w:t xml:space="preserve"> </w:t>
+      </w:r>
+      <w:r>
+        <w:t xml:space="preserve">and password</w:t>
+      </w:r>
+      <w:r>
+        <w:t xml:space="preserve"> </w:t>
+      </w:r>
+      <w:r>
+        <w:rPr>
+          <w:rStyle w:val="VerbatimChar"/>
+        </w:rPr>
+        <w:t xml:space="preserve">admin</w:t>
+      </w:r>
+      <w:r>
+        <w:t xml:space="preserve"> </w:t>
+      </w:r>
+      <w:r>
+        <w:t xml:space="preserve">and you can open, edit, and</w:t>
+      </w:r>
+      <w:r>
+        <w:t xml:space="preserve"> </w:t>
+      </w:r>
+      <w:r>
+        <w:t xml:space="preserve">preview hundreds of sample articles with your own hands — without changing or</w:t>
+      </w:r>
+      <w:r>
+        <w:t xml:space="preserve"> </w:t>
+      </w:r>
+      <w:r>
+        <w:t xml:space="preserve">saving anything to the real system. Wherever a feature says</w:t>
+      </w:r>
+      <w:r>
+        <w:t xml:space="preserve"> </w:t>
+      </w:r>
+      <w:r>
+        <w:t xml:space="preserve">“you can see this,”</w:t>
+      </w:r>
+      <w:r>
+        <w:t xml:space="preserve"> </w:t>
+      </w:r>
+      <w:r>
+        <w:t xml:space="preserve">that demonstration is where you see it.</w:t>
+      </w:r>
+    </w:p>
+    <w:p>
+      <w:pPr>
+        <w:pStyle w:val="Compact"/>
+        <w:numPr>
+          <w:ilvl w:val="0"/>
+          <w:numId w:val="1001"/>
+        </w:numPr>
+      </w:pPr>
+      <w:r>
+        <w:rPr>
+          <w:b/>
+          <w:bCs/>
+        </w:rPr>
+        <w:t xml:space="preserve">A machine checks it, continuously.</w:t>
+      </w:r>
+      <w:r>
+        <w:t xml:space="preserve"> </w:t>
+      </w:r>
+      <w:r>
+        <w:t xml:space="preserve">The project carries</w:t>
+      </w:r>
+      <w:r>
+        <w:t xml:space="preserve"> </w:t>
+      </w:r>
+      <w:r>
+        <w:rPr>
+          <w:b/>
+          <w:bCs/>
+        </w:rPr>
+        <w:t xml:space="preserve">325 automated tests</w:t>
+      </w:r>
+      <w:r>
+        <w:t xml:space="preserve"> </w:t>
+      </w:r>
+      <w:r>
+        <w:t xml:space="preserve">— small programs that re-prove the tool’s promises every time the code changes,</w:t>
+      </w:r>
+      <w:r>
+        <w:t xml:space="preserve"> </w:t>
+      </w:r>
+      <w:r>
+        <w:t xml:space="preserve">and that stop the work cold if any promise breaks. When this document says a</w:t>
+      </w:r>
+      <w:r>
+        <w:t xml:space="preserve"> </w:t>
+      </w:r>
+      <w:r>
+        <w:t xml:space="preserve">promise is</w:t>
+      </w:r>
+      <w:r>
+        <w:t xml:space="preserve"> </w:t>
+      </w:r>
+      <w:r>
+        <w:t xml:space="preserve">“guaranteed,”</w:t>
+      </w:r>
+      <w:r>
+        <w:t xml:space="preserve"> </w:t>
+      </w:r>
+      <w:r>
+        <w:t xml:space="preserve">it means a test enforces it, not that someone is being</w:t>
+      </w:r>
+      <w:r>
+        <w:t xml:space="preserve"> </w:t>
+      </w:r>
+      <w:r>
+        <w:t xml:space="preserve">careful.</w:t>
+      </w:r>
+    </w:p>
+    <w:p>
+      <w:pPr>
+        <w:pStyle w:val="Compact"/>
+        <w:numPr>
+          <w:ilvl w:val="0"/>
+          <w:numId w:val="1001"/>
+        </w:numPr>
+      </w:pPr>
+      <w:r>
+        <w:rPr>
+          <w:b/>
+          <w:bCs/>
+        </w:rPr>
+        <w:t xml:space="preserve">It’s in the official record.</w:t>
+      </w:r>
+      <w:r>
+        <w:t xml:space="preserve"> </w:t>
+      </w:r>
+      <w:r>
+        <w:t xml:space="preserve">Every piece of work is a dated, reversible save</w:t>
+      </w:r>
+      <w:r>
+        <w:t xml:space="preserve"> </w:t>
+      </w:r>
+      <w:r>
+        <w:t xml:space="preserve">point in the project’s shared history, independently reviewed before it was</w:t>
+      </w:r>
+      <w:r>
+        <w:t xml:space="preserve"> </w:t>
+      </w:r>
+      <w:r>
+        <w:t xml:space="preserve">accepted.</w:t>
+      </w:r>
+      <w:r>
+        <w:t xml:space="preserve"> </w:t>
+      </w:r>
+      <w:r>
+        <w:t xml:space="preserve">“Built”</w:t>
+      </w:r>
+      <w:r>
+        <w:t xml:space="preserve"> </w:t>
+      </w:r>
+      <w:r>
+        <w:t xml:space="preserve">here means</w:t>
+      </w:r>
+      <w:r>
+        <w:t xml:space="preserve"> </w:t>
+      </w:r>
+      <w:r>
+        <w:rPr>
+          <w:i/>
+          <w:iCs/>
+        </w:rPr>
+        <w:t xml:space="preserve">accepted into the shared project</w:t>
+      </w:r>
+      <w:r>
+        <w:t xml:space="preserve">, not</w:t>
+      </w:r>
+      <w:r>
+        <w:t xml:space="preserve"> </w:t>
+      </w:r>
+      <w:r>
+        <w:t xml:space="preserve">“on</w:t>
+      </w:r>
+      <w:r>
+        <w:t xml:space="preserve"> </w:t>
+      </w:r>
+      <w:r>
+        <w:t xml:space="preserve">someone’s laptop.”</w:t>
+      </w:r>
+    </w:p>
+    <w:p>
+      <w:pPr>
+        <w:pStyle w:val="FirstParagraph"/>
+      </w:pPr>
+      <w:r>
         <w:t xml:space="preserve">Section 6 is an optional appendix for the technically curious. You can skip it</w:t>
       </w:r>
       <w:r>
@@ -392,7 +700,13 @@
         <w:t xml:space="preserve"> </w:t>
       </w:r>
       <w:r>
-        <w:t xml:space="preserve">government audience.</w:t>
+        <w:t xml:space="preserve">government audience — and an honest accounting of exactly how much of that is now</w:t>
+      </w:r>
+      <w:r>
+        <w:t xml:space="preserve"> </w:t>
+      </w:r>
+      <w:r>
+        <w:t xml:space="preserve">finished and how much remains.</w:t>
       </w:r>
     </w:p>
     <w:p>
@@ -577,6 +891,68 @@
       </w:r>
     </w:p>
     <w:p>
+      <w:pPr>
+        <w:pStyle w:val="BodyText"/>
+      </w:pPr>
+      <w:r>
+        <w:t xml:space="preserve">One important boundary, stated up front because it shapes everything else:</w:t>
+      </w:r>
+      <w:r>
+        <w:t xml:space="preserve"> </w:t>
+      </w:r>
+      <w:r>
+        <w:rPr>
+          <w:b/>
+          <w:bCs/>
+        </w:rPr>
+        <w:t xml:space="preserve">staff</w:t>
+      </w:r>
+      <w:r>
+        <w:rPr>
+          <w:b/>
+          <w:bCs/>
+        </w:rPr>
+        <w:t xml:space="preserve"> </w:t>
+      </w:r>
+      <w:r>
+        <w:rPr>
+          <w:b/>
+          <w:bCs/>
+        </w:rPr>
+        <w:t xml:space="preserve">do not sign themselves up.</w:t>
+      </w:r>
+      <w:r>
+        <w:t xml:space="preserve"> </w:t>
+      </w:r>
+      <w:r>
+        <w:t xml:space="preserve">ICJIA’s Research &amp; Analysis unit creates each person’s</w:t>
+      </w:r>
+      <w:r>
+        <w:t xml:space="preserve"> </w:t>
+      </w:r>
+      <w:r>
+        <w:t xml:space="preserve">account; the sign-in screen says so and points anyone without an account to</w:t>
+      </w:r>
+      <w:r>
+        <w:t xml:space="preserve"> </w:t>
+      </w:r>
+      <w:r>
+        <w:t xml:space="preserve">Research &amp; Analysis. This is deliberate. The whole point of a controlled,</w:t>
+      </w:r>
+      <w:r>
+        <w:t xml:space="preserve"> </w:t>
+      </w:r>
+      <w:r>
+        <w:t xml:space="preserve">staff-only workspace is that only the right people can get in, and that decision is</w:t>
+      </w:r>
+      <w:r>
+        <w:t xml:space="preserve"> </w:t>
+      </w:r>
+      <w:r>
+        <w:t xml:space="preserve">made by ICJIA, not by a self-service form.</w:t>
+      </w:r>
+    </w:p>
+    <w:p>
       <w:r>
         <w:pict>
           <v:rect style="width:0;height:1.5pt" o:hralign="center" o:hrstd="t" o:hr="t"/>
@@ -1694,6 +2070,20 @@
       </w:r>
     </w:p>
     <w:p>
+      <w:pPr>
+        <w:pStyle w:val="BodyText"/>
+      </w:pPr>
+      <w:r>
+        <w:t xml:space="preserve">Every one of those pieces is now built. The next section walks through them one at</w:t>
+      </w:r>
+      <w:r>
+        <w:t xml:space="preserve"> </w:t>
+      </w:r>
+      <w:r>
+        <w:t xml:space="preserve">a time, and for each one tells you exactly where you can go to see it for yourself.</w:t>
+      </w:r>
+    </w:p>
+    <w:p>
       <w:r>
         <w:pict>
           <v:rect style="width:0;height:1.5pt" o:hralign="center" o:hrstd="t" o:hr="t"/>
@@ -1702,7 +2092,7 @@
     </w:p>
     <w:bookmarkEnd w:id="18"/>
     <w:bookmarkEnd w:id="19"/>
-    <w:bookmarkStart w:id="26" w:name="whats-working-today"/>
+    <w:bookmarkStart w:id="29" w:name="whats-working-today"/>
     <w:p>
       <w:pPr>
         <w:pStyle w:val="Heading2"/>
@@ -1729,52 +2119,41 @@
         <w:t xml:space="preserve">built</w:t>
       </w:r>
       <w:r>
-        <w:t xml:space="preserve"> </w:t>
-      </w:r>
-      <w:r>
-        <w:t xml:space="preserve">and part of the shared project today. It</w:t>
-      </w:r>
-      <w:r>
-        <w:t xml:space="preserve"> </w:t>
-      </w:r>
-      <w:r>
-        <w:t xml:space="preserve">has been checked by an automated test suite — currently</w:t>
-      </w:r>
-      <w:r>
-        <w:t xml:space="preserve"> </w:t>
-      </w:r>
-      <w:r>
-        <w:rPr>
-          <w:b/>
-          <w:bCs/>
-        </w:rPr>
-        <w:t xml:space="preserve">149 automated tests, all</w:t>
-      </w:r>
-      <w:r>
-        <w:rPr>
-          <w:b/>
-          <w:bCs/>
-        </w:rPr>
-        <w:t xml:space="preserve"> </w:t>
-      </w:r>
-      <w:r>
-        <w:rPr>
-          <w:b/>
-          <w:bCs/>
-        </w:rPr>
-        <w:t xml:space="preserve">passing, with a clean type-check</w:t>
-      </w:r>
-      <w:r>
-        <w:t xml:space="preserve"> </w:t>
-      </w:r>
-      <w:r>
-        <w:t xml:space="preserve">(a separate automatic check that catches whole</w:t>
-      </w:r>
-      <w:r>
-        <w:t xml:space="preserve"> </w:t>
-      </w:r>
-      <w:r>
-        <w:t xml:space="preserve">categories of mistakes before the tool is ever run). What is</w:t>
+        <w:t xml:space="preserve">, lives on the team’s official, shared copy</w:t>
+      </w:r>
+      <w:r>
+        <w:t xml:space="preserve"> </w:t>
+      </w:r>
+      <w:r>
+        <w:t xml:space="preserve">of the project (what developers call</w:t>
+      </w:r>
+      <w:r>
+        <w:t xml:space="preserve"> </w:t>
+      </w:r>
+      <w:r>
+        <w:t xml:space="preserve">“main”</w:t>
+      </w:r>
+      <w:r>
+        <w:t xml:space="preserve">), and is checked by an automated test</w:t>
+      </w:r>
+      <w:r>
+        <w:t xml:space="preserve"> </w:t>
+      </w:r>
+      <w:r>
+        <w:t xml:space="preserve">suite — currently</w:t>
+      </w:r>
+      <w:r>
+        <w:t xml:space="preserve"> </w:t>
+      </w:r>
+      <w:r>
+        <w:rPr>
+          <w:b/>
+          <w:bCs/>
+        </w:rPr>
+        <w:t xml:space="preserve">325 automated tests, all passing</w:t>
+      </w:r>
+      <w:r>
+        <w:t xml:space="preserve">. What is</w:t>
       </w:r>
       <w:r>
         <w:t xml:space="preserve"> </w:t>
@@ -1790,13 +2169,19 @@
         <w:t xml:space="preserve"> </w:t>
       </w:r>
       <w:r>
-        <w:t xml:space="preserve">yet built is</w:t>
-      </w:r>
-      <w:r>
-        <w:t xml:space="preserve"> </w:t>
-      </w:r>
-      <w:r>
-        <w:t xml:space="preserve">described in Section 4; the line between the two is drawn honestly.</w:t>
+        <w:t xml:space="preserve">yet done is</w:t>
+      </w:r>
+      <w:r>
+        <w:t xml:space="preserve"> </w:t>
+      </w:r>
+      <w:r>
+        <w:t xml:space="preserve">described in Section 4, and it is mostly setup that only ICJIA’s Research &amp; Analysis</w:t>
+      </w:r>
+      <w:r>
+        <w:t xml:space="preserve"> </w:t>
+      </w:r>
+      <w:r>
+        <w:t xml:space="preserve">unit can perform. The line between the two is drawn honestly.</w:t>
       </w:r>
     </w:p>
     <w:p>
@@ -1804,52 +2189,116 @@
         <w:pStyle w:val="BodyText"/>
       </w:pPr>
       <w:r>
-        <w:t xml:space="preserve">A reminder of the stage: this is Draft 1, in active development. It is</w:t>
-      </w:r>
-      <w:r>
-        <w:t xml:space="preserve"> </w:t>
-      </w:r>
-      <w:r>
-        <w:rPr>
-          <w:b/>
-          <w:bCs/>
-        </w:rPr>
-        <w:t xml:space="preserve">not yet</w:t>
-      </w:r>
-      <w:r>
-        <w:rPr>
-          <w:b/>
-          <w:bCs/>
-        </w:rPr>
-        <w:t xml:space="preserve"> </w:t>
-      </w:r>
-      <w:r>
-        <w:rPr>
-          <w:b/>
-          <w:bCs/>
-        </w:rPr>
-        <w:t xml:space="preserve">deployed</w:t>
-      </w:r>
-      <w:r>
-        <w:t xml:space="preserve"> </w:t>
-      </w:r>
-      <w:r>
-        <w:t xml:space="preserve">to the public — none of this is live to the public audience. What</w:t>
-      </w:r>
-      <w:r>
-        <w:t xml:space="preserve"> </w:t>
-      </w:r>
-      <w:r>
-        <w:t xml:space="preserve">follows is the foundation, built to be trusted and built upon.</w:t>
-      </w:r>
-    </w:p>
-    <w:bookmarkStart w:id="20" w:name="a-the-foundation"/>
+        <w:t xml:space="preserve">A reminder of the stage: the tool is</w:t>
+      </w:r>
+      <w:r>
+        <w:t xml:space="preserve"> </w:t>
+      </w:r>
+      <w:r>
+        <w:rPr>
+          <w:b/>
+          <w:bCs/>
+        </w:rPr>
+        <w:t xml:space="preserve">not yet switched on for the public</w:t>
+      </w:r>
+      <w:r>
+        <w:t xml:space="preserve"> </w:t>
+      </w:r>
+      <w:r>
+        <w:t xml:space="preserve">— none</w:t>
+      </w:r>
+      <w:r>
+        <w:t xml:space="preserve"> </w:t>
+      </w:r>
+      <w:r>
+        <w:t xml:space="preserve">of this is live to the public audience. It is a finished workshop build, waiting on</w:t>
+      </w:r>
+      <w:r>
+        <w:t xml:space="preserve"> </w:t>
+      </w:r>
+      <w:r>
+        <w:t xml:space="preserve">its final setup and a dress rehearsal.</w:t>
+      </w:r>
+    </w:p>
+    <w:p>
+      <w:pPr>
+        <w:pStyle w:val="BodyText"/>
+      </w:pPr>
+      <w:r>
+        <w:rPr>
+          <w:b/>
+          <w:bCs/>
+        </w:rPr>
+        <w:t xml:space="preserve">How to verify this whole section yourself.</w:t>
+      </w:r>
+      <w:r>
+        <w:t xml:space="preserve"> </w:t>
+      </w:r>
+      <w:r>
+        <w:t xml:space="preserve">Open the running demonstration and</w:t>
+      </w:r>
+      <w:r>
+        <w:t xml:space="preserve"> </w:t>
+      </w:r>
+      <w:r>
+        <w:t xml:space="preserve">sign in with user name</w:t>
+      </w:r>
+      <w:r>
+        <w:t xml:space="preserve"> </w:t>
+      </w:r>
+      <w:r>
+        <w:rPr>
+          <w:rStyle w:val="VerbatimChar"/>
+        </w:rPr>
+        <w:t xml:space="preserve">admin</w:t>
+      </w:r>
+      <w:r>
+        <w:t xml:space="preserve">, password</w:t>
+      </w:r>
+      <w:r>
+        <w:t xml:space="preserve"> </w:t>
+      </w:r>
+      <w:r>
+        <w:rPr>
+          <w:rStyle w:val="VerbatimChar"/>
+        </w:rPr>
+        <w:t xml:space="preserve">admin</w:t>
+      </w:r>
+      <w:r>
+        <w:t xml:space="preserve">. You are now inside the real tool,</w:t>
+      </w:r>
+      <w:r>
+        <w:t xml:space="preserve"> </w:t>
+      </w:r>
+      <w:r>
+        <w:t xml:space="preserve">looking at 200-plus realistic sample articles (plus sample apps and datasets), and</w:t>
+      </w:r>
+      <w:r>
+        <w:t xml:space="preserve"> </w:t>
+      </w:r>
+      <w:r>
+        <w:t xml:space="preserve">you can click into any of them to edit and preview — all of it without ever saving</w:t>
+      </w:r>
+      <w:r>
+        <w:t xml:space="preserve"> </w:t>
+      </w:r>
+      <w:r>
+        <w:t xml:space="preserve">to or touching the live system. Everything described below is something you can do,</w:t>
+      </w:r>
+      <w:r>
+        <w:t xml:space="preserve"> </w:t>
+      </w:r>
+      <w:r>
+        <w:t xml:space="preserve">see, or click in that demonstration.</w:t>
+      </w:r>
+    </w:p>
+    <w:bookmarkStart w:id="20" w:name="X0a4ac86ac5be9dab454159d05cb2489db6464ab"/>
     <w:p>
       <w:pPr>
         <w:pStyle w:val="Heading3"/>
       </w:pPr>
       <w:r>
-        <w:t xml:space="preserve">(a) The foundation</w:t>
+        <w:t xml:space="preserve">(a) Signing in — and who is allowed to do what</w:t>
       </w:r>
     </w:p>
     <w:p>
@@ -1857,42 +2306,6 @@
         <w:pStyle w:val="FirstParagraph"/>
       </w:pPr>
       <w:r>
-        <w:t xml:space="preserve">The skeleton of the application is in place — the structure every later feature</w:t>
-      </w:r>
-      <w:r>
-        <w:t xml:space="preserve"> </w:t>
-      </w:r>
-      <w:r>
-        <w:t xml:space="preserve">plugs into. On its own it is not a feature a staff member would notice, but it is</w:t>
-      </w:r>
-      <w:r>
-        <w:t xml:space="preserve"> </w:t>
-      </w:r>
-      <w:r>
-        <w:t xml:space="preserve">the load-bearing groundwork: get it right and everything built on top is steadier;</w:t>
-      </w:r>
-      <w:r>
-        <w:t xml:space="preserve"> </w:t>
-      </w:r>
-      <w:r>
-        <w:t xml:space="preserve">get it wrong and every later piece inherits the problem. It is built and tested.</w:t>
-      </w:r>
-    </w:p>
-    <w:bookmarkEnd w:id="20"/>
-    <w:bookmarkStart w:id="21" w:name="X29ef5c448148d3ca93225bac1b9298855ea0fed"/>
-    <w:p>
-      <w:pPr>
-        <w:pStyle w:val="Heading3"/>
-      </w:pPr>
-      <w:r>
-        <w:t xml:space="preserve">(b) A real sign-in, with roles deciding who may publish</w:t>
-      </w:r>
-    </w:p>
-    <w:p>
-      <w:pPr>
-        <w:pStyle w:val="FirstParagraph"/>
-      </w:pPr>
-      <w:r>
         <w:t xml:space="preserve">Staff sign in with their</w:t>
       </w:r>
       <w:r>
@@ -1921,7 +2334,34 @@
         <w:t xml:space="preserve"> </w:t>
       </w:r>
       <w:r>
-        <w:t xml:space="preserve">what they may do. The rule is enforced for real, not just shown on screen:</w:t>
+        <w:t xml:space="preserve">what they may do. There is</w:t>
+      </w:r>
+      <w:r>
+        <w:t xml:space="preserve"> </w:t>
+      </w:r>
+      <w:r>
+        <w:rPr>
+          <w:b/>
+          <w:bCs/>
+        </w:rPr>
+        <w:t xml:space="preserve">no self-signup</w:t>
+      </w:r>
+      <w:r>
+        <w:t xml:space="preserve">: Research &amp; Analysis creates accounts,</w:t>
+      </w:r>
+      <w:r>
+        <w:t xml:space="preserve"> </w:t>
+      </w:r>
+      <w:r>
+        <w:t xml:space="preserve">and the login screen tells anyone without one to contact Research &amp; Analysis.</w:t>
+      </w:r>
+    </w:p>
+    <w:p>
+      <w:pPr>
+        <w:pStyle w:val="BodyText"/>
+      </w:pPr>
+      <w:r>
+        <w:t xml:space="preserve">The rule that matters most is enforced for real, not merely shown on screen:</w:t>
       </w:r>
     </w:p>
     <w:tbl>
@@ -2088,41 +2528,89 @@
         <w:pStyle w:val="BodyText"/>
       </w:pPr>
       <w:r>
-        <w:t xml:space="preserve">The value here is a genuine security boundary: who is allowed to publish is</w:t>
-      </w:r>
-      <w:r>
-        <w:t xml:space="preserve"> </w:t>
-      </w:r>
-      <w:r>
-        <w:t xml:space="preserve">decided by each person’s real, existing role, not by anything a clever user could</w:t>
-      </w:r>
-      <w:r>
-        <w:t xml:space="preserve"> </w:t>
-      </w:r>
-      <w:r>
-        <w:t xml:space="preserve">work around in their browser. The session stays secure across page reloads, is</w:t>
-      </w:r>
-      <w:r>
-        <w:t xml:space="preserve"> </w:t>
-      </w:r>
-      <w:r>
-        <w:t xml:space="preserve">re-checked every time the tool starts, and expires safely. This is built and</w:t>
-      </w:r>
-      <w:r>
-        <w:t xml:space="preserve"> </w:t>
-      </w:r>
-      <w:r>
-        <w:t xml:space="preserve">merged.</w:t>
-      </w:r>
-    </w:p>
-    <w:bookmarkEnd w:id="21"/>
-    <w:bookmarkStart w:id="22" w:name="X9b8579a1950b24b443aa9fdf19a83739d418628"/>
+        <w:t xml:space="preserve">The value here is a genuine security boundary: who is allowed to publish is decided</w:t>
+      </w:r>
+      <w:r>
+        <w:t xml:space="preserve"> </w:t>
+      </w:r>
+      <w:r>
+        <w:t xml:space="preserve">by each person’s real, existing role, recorded in the content system — not by</w:t>
+      </w:r>
+      <w:r>
+        <w:t xml:space="preserve"> </w:t>
+      </w:r>
+      <w:r>
+        <w:t xml:space="preserve">anything a clever user could rearrange in their own browser. The session stays</w:t>
+      </w:r>
+      <w:r>
+        <w:t xml:space="preserve"> </w:t>
+      </w:r>
+      <w:r>
+        <w:t xml:space="preserve">signed in across page reloads (no nagging), is re-checked with the server every</w:t>
+      </w:r>
+      <w:r>
+        <w:t xml:space="preserve"> </w:t>
+      </w:r>
+      <w:r>
+        <w:t xml:space="preserve">time the tool starts (so a revoked account is locked out immediately, not a day</w:t>
+      </w:r>
+      <w:r>
+        <w:t xml:space="preserve"> </w:t>
+      </w:r>
+      <w:r>
+        <w:t xml:space="preserve">later), and expires safely back to the login screen.</w:t>
+      </w:r>
+    </w:p>
+    <w:p>
+      <w:pPr>
+        <w:pStyle w:val="BodyText"/>
+      </w:pPr>
+      <w:r>
+        <w:rPr>
+          <w:i/>
+          <w:iCs/>
+        </w:rPr>
+        <w:t xml:space="preserve">Receipt:</w:t>
+      </w:r>
+      <w:r>
+        <w:t xml:space="preserve"> </w:t>
+      </w:r>
+      <w:r>
+        <w:t xml:space="preserve">the login screen, the</w:t>
+      </w:r>
+      <w:r>
+        <w:t xml:space="preserve"> </w:t>
+      </w:r>
+      <w:r>
+        <w:t xml:space="preserve">“contact Research &amp; Analysis”</w:t>
+      </w:r>
+      <w:r>
+        <w:t xml:space="preserve"> </w:t>
+      </w:r>
+      <w:r>
+        <w:t xml:space="preserve">message, and the</w:t>
+      </w:r>
+      <w:r>
+        <w:t xml:space="preserve"> </w:t>
+      </w:r>
+      <w:r>
+        <w:t xml:space="preserve">official ICJIA logo are the first thing you see in the demonstration. The role rule</w:t>
+      </w:r>
+      <w:r>
+        <w:t xml:space="preserve"> </w:t>
+      </w:r>
+      <w:r>
+        <w:t xml:space="preserve">is backed by its own automated tests.</w:t>
+      </w:r>
+    </w:p>
+    <w:bookmarkEnd w:id="20"/>
+    <w:bookmarkStart w:id="21" w:name="X03f8f7c4f04537c37a48c664f875b6fabfa0e05"/>
     <w:p>
       <w:pPr>
         <w:pStyle w:val="Heading3"/>
       </w:pPr>
       <w:r>
-        <w:t xml:space="preserve">(c) The content engine — reads and saves all three content types, safely</w:t>
+        <w:t xml:space="preserve">(b) Writing content — three kinds, saved as private drafts</w:t>
       </w:r>
     </w:p>
     <w:p>
@@ -2130,237 +2618,161 @@
         <w:pStyle w:val="FirstParagraph"/>
       </w:pPr>
       <w:r>
-        <w:t xml:space="preserve">Beneath the screens is an engine that reads articles, apps, and datasets out of</w:t>
-      </w:r>
-      <w:r>
-        <w:t xml:space="preserve"> </w:t>
-      </w:r>
-      <w:r>
-        <w:t xml:space="preserve">the content system and saves new drafts back into it — correctly, and safely. It</w:t>
-      </w:r>
-      <w:r>
-        <w:t xml:space="preserve"> </w:t>
-      </w:r>
-      <w:r>
-        <w:t xml:space="preserve">carries strict rules about the exact shape of every field for every content type,</w:t>
-      </w:r>
-      <w:r>
-        <w:t xml:space="preserve"> </w:t>
-      </w:r>
-      <w:r>
-        <w:t xml:space="preserve">and one rule the project treats as non-negotiable:</w:t>
-      </w:r>
-      <w:r>
-        <w:t xml:space="preserve"> </w:t>
-      </w:r>
-      <w:r>
-        <w:rPr>
-          <w:b/>
-          <w:bCs/>
-        </w:rPr>
-        <w:t xml:space="preserve">no image is ever stored as a</w:t>
-      </w:r>
-      <w:r>
-        <w:rPr>
-          <w:b/>
-          <w:bCs/>
-        </w:rPr>
-        <w:t xml:space="preserve"> </w:t>
-      </w:r>
-      <w:r>
-        <w:rPr>
-          <w:b/>
-          <w:bCs/>
-        </w:rPr>
-        <w:t xml:space="preserve">giant embedded block of text.</w:t>
-      </w:r>
-      <w:r>
-        <w:t xml:space="preserve"> </w:t>
-      </w:r>
-      <w:r>
-        <w:t xml:space="preserve">That promise is not a hope; it is enforced by</w:t>
-      </w:r>
-      <w:r>
-        <w:t xml:space="preserve"> </w:t>
-      </w:r>
-      <w:r>
-        <w:t xml:space="preserve">automated tests that fail the build if anyone ever breaks it. The safeguard this</w:t>
-      </w:r>
-      <w:r>
-        <w:t xml:space="preserve"> </w:t>
-      </w:r>
-      <w:r>
-        <w:t xml:space="preserve">provides is that content cannot quietly become corrupt or bloated — the engine</w:t>
-      </w:r>
-      <w:r>
-        <w:t xml:space="preserve"> </w:t>
-      </w:r>
-      <w:r>
-        <w:t xml:space="preserve">refuses it. This is built and tested.</w:t>
-      </w:r>
-    </w:p>
-    <w:bookmarkEnd w:id="22"/>
-    <w:bookmarkStart w:id="23" w:name="d-image-handling-done-properly"/>
-    <w:p>
-      <w:pPr>
-        <w:pStyle w:val="Heading3"/>
-      </w:pPr>
-      <w:r>
-        <w:t xml:space="preserve">(d) Image handling done properly</w:t>
-      </w:r>
-    </w:p>
-    <w:p>
-      <w:pPr>
-        <w:pStyle w:val="FirstParagraph"/>
-      </w:pPr>
-      <w:r>
-        <w:t xml:space="preserve">The full image layer is built: a</w:t>
-      </w:r>
-      <w:r>
-        <w:t xml:space="preserve"> </w:t>
-      </w:r>
-      <w:r>
-        <w:rPr>
-          <w:b/>
-          <w:bCs/>
-        </w:rPr>
-        <w:t xml:space="preserve">shared media library</w:t>
-      </w:r>
-      <w:r>
-        <w:t xml:space="preserve"> </w:t>
-      </w:r>
-      <w:r>
-        <w:t xml:space="preserve">(upload a picture once,</w:t>
-      </w:r>
-      <w:r>
-        <w:t xml:space="preserve"> </w:t>
-      </w:r>
-      <w:r>
-        <w:t xml:space="preserve">reuse it anywhere by reference, never a bloated embedded copy),</w:t>
-      </w:r>
-      <w:r>
-        <w:t xml:space="preserve"> </w:t>
-      </w:r>
-      <w:r>
-        <w:rPr>
-          <w:b/>
-          <w:bCs/>
-        </w:rPr>
-        <w:t xml:space="preserve">required</w:t>
-      </w:r>
-      <w:r>
-        <w:rPr>
-          <w:b/>
-          <w:bCs/>
-        </w:rPr>
-        <w:t xml:space="preserve"> </w:t>
-      </w:r>
-      <w:r>
-        <w:rPr>
-          <w:b/>
-          <w:bCs/>
-        </w:rPr>
-        <w:t xml:space="preserve">alt-text plus optional captions</w:t>
-      </w:r>
-      <w:r>
-        <w:t xml:space="preserve"> </w:t>
-      </w:r>
-      <w:r>
-        <w:t xml:space="preserve">on every image so the content is accessible by</w:t>
-      </w:r>
-      <w:r>
-        <w:t xml:space="preserve"> </w:t>
-      </w:r>
-      <w:r>
-        <w:t xml:space="preserve">default,</w:t>
-      </w:r>
-      <w:r>
-        <w:t xml:space="preserve"> </w:t>
-      </w:r>
-      <w:r>
-        <w:rPr>
-          <w:b/>
-          <w:bCs/>
-        </w:rPr>
-        <w:t xml:space="preserve">safe handling of the riskier image format</w:t>
-      </w:r>
-      <w:r>
-        <w:t xml:space="preserve"> </w:t>
-      </w:r>
-      <w:r>
-        <w:t xml:space="preserve">(dangerous hidden content</w:t>
-      </w:r>
-      <w:r>
-        <w:t xml:space="preserve"> </w:t>
-      </w:r>
-      <w:r>
-        <w:t xml:space="preserve">is stripped out before the file is ever stored), and a sensible</w:t>
-      </w:r>
-      <w:r>
-        <w:t xml:space="preserve"> </w:t>
-      </w:r>
-      <w:r>
-        <w:rPr>
-          <w:b/>
-          <w:bCs/>
-        </w:rPr>
-        <w:t xml:space="preserve">allow-list of</w:t>
-      </w:r>
-      <w:r>
-        <w:rPr>
-          <w:b/>
-          <w:bCs/>
-        </w:rPr>
-        <w:t xml:space="preserve"> </w:t>
-      </w:r>
-      <w:r>
-        <w:rPr>
-          <w:b/>
-          <w:bCs/>
-        </w:rPr>
-        <w:t xml:space="preserve">valid image formats</w:t>
-      </w:r>
-      <w:r>
-        <w:t xml:space="preserve"> </w:t>
-      </w:r>
-      <w:r>
-        <w:t xml:space="preserve">so good files are accepted and bad ones are turned away with</w:t>
-      </w:r>
-      <w:r>
-        <w:t xml:space="preserve"> </w:t>
-      </w:r>
-      <w:r>
-        <w:t xml:space="preserve">a clear message. The safeguard: images can’t bloat the site, can’t carry an</w:t>
-      </w:r>
-      <w:r>
-        <w:t xml:space="preserve"> </w:t>
-      </w:r>
-      <w:r>
-        <w:t xml:space="preserve">attack, and can’t ship without the description that accessibility requires. Built</w:t>
-      </w:r>
-      <w:r>
-        <w:t xml:space="preserve"> </w:t>
-      </w:r>
-      <w:r>
-        <w:t xml:space="preserve">and merged.</w:t>
-      </w:r>
-    </w:p>
-    <w:bookmarkEnd w:id="23"/>
-    <w:bookmarkStart w:id="24" w:name="e-the-first-usable-screens"/>
-    <w:p>
-      <w:pPr>
-        <w:pStyle w:val="Heading3"/>
-      </w:pPr>
-      <w:r>
-        <w:t xml:space="preserve">(e) The first usable screens</w:t>
-      </w:r>
-    </w:p>
-    <w:p>
-      <w:pPr>
-        <w:pStyle w:val="FirstParagraph"/>
-      </w:pPr>
-      <w:r>
-        <w:t xml:space="preserve">The first real screens a staff member would actually touch are built:</w:t>
+        <w:t xml:space="preserve">A researcher can create and edit all three kinds of content —</w:t>
+      </w:r>
+      <w:r>
+        <w:t xml:space="preserve"> </w:t>
+      </w:r>
+      <w:r>
+        <w:rPr>
+          <w:b/>
+          <w:bCs/>
+        </w:rPr>
+        <w:t xml:space="preserve">Articles, Apps, and</w:t>
+      </w:r>
+      <w:r>
+        <w:rPr>
+          <w:b/>
+          <w:bCs/>
+        </w:rPr>
+        <w:t xml:space="preserve"> </w:t>
+      </w:r>
+      <w:r>
+        <w:rPr>
+          <w:b/>
+          <w:bCs/>
+        </w:rPr>
+        <w:t xml:space="preserve">Datasets</w:t>
+      </w:r>
+      <w:r>
+        <w:t xml:space="preserve"> </w:t>
+      </w:r>
+      <w:r>
+        <w:t xml:space="preserve">— as private drafts. Each is a proper structured record (title,</w:t>
+      </w:r>
+      <w:r>
+        <w:t xml:space="preserve"> </w:t>
+      </w:r>
+      <w:r>
+        <w:t xml:space="preserve">date, authors, summary, body, images, files, citation and funding details, links to</w:t>
+      </w:r>
+      <w:r>
+        <w:t xml:space="preserve"> </w:t>
+      </w:r>
+      <w:r>
+        <w:t xml:space="preserve">related items), not a single box of text.</w:t>
+      </w:r>
+    </w:p>
+    <w:p>
+      <w:pPr>
+        <w:pStyle w:val="BodyText"/>
+      </w:pPr>
+      <w:r>
+        <w:t xml:space="preserve">The centerpiece for writing the main body is a</w:t>
+      </w:r>
+      <w:r>
+        <w:t xml:space="preserve"> </w:t>
+      </w:r>
+      <w:r>
+        <w:rPr>
+          <w:b/>
+          <w:bCs/>
+        </w:rPr>
+        <w:t xml:space="preserve">friendly formatting editor with a</w:t>
+      </w:r>
+      <w:r>
+        <w:rPr>
+          <w:b/>
+          <w:bCs/>
+        </w:rPr>
+        <w:t xml:space="preserve"> </w:t>
+      </w:r>
+      <w:r>
+        <w:rPr>
+          <w:b/>
+          <w:bCs/>
+        </w:rPr>
+        <w:t xml:space="preserve">full toolbar</w:t>
+      </w:r>
+      <w:r>
+        <w:t xml:space="preserve">. The buttons are styled as clear, raised buttons so they read as</w:t>
+      </w:r>
+      <w:r>
+        <w:t xml:space="preserve"> </w:t>
+      </w:r>
+      <w:r>
+        <w:t xml:space="preserve">buttons, and they cover everything a writer needs:</w:t>
+      </w:r>
+      <w:r>
+        <w:t xml:space="preserve"> </w:t>
+      </w:r>
+      <w:r>
+        <w:rPr>
+          <w:b/>
+          <w:bCs/>
+        </w:rPr>
+        <w:t xml:space="preserve">bold, italic, a Headings menu,</w:t>
+      </w:r>
+      <w:r>
+        <w:rPr>
+          <w:b/>
+          <w:bCs/>
+        </w:rPr>
+        <w:t xml:space="preserve"> </w:t>
+      </w:r>
+      <w:r>
+        <w:rPr>
+          <w:b/>
+          <w:bCs/>
+        </w:rPr>
+        <w:t xml:space="preserve">bullet and numbered lists, quote, code, a link button, an image button, and</w:t>
+      </w:r>
+      <w:r>
+        <w:rPr>
+          <w:b/>
+          <w:bCs/>
+        </w:rPr>
+        <w:t xml:space="preserve"> </w:t>
+      </w:r>
+      <w:r>
+        <w:rPr>
+          <w:b/>
+          <w:bCs/>
+        </w:rPr>
+        <w:t xml:space="preserve">undo/redo</w:t>
+      </w:r>
+      <w:r>
+        <w:t xml:space="preserve">. Beside it is a one-click</w:t>
+      </w:r>
+      <w:r>
+        <w:t xml:space="preserve"> </w:t>
+      </w:r>
+      <w:r>
+        <w:rPr>
+          <w:b/>
+          <w:bCs/>
+        </w:rPr>
+        <w:t xml:space="preserve">live Preview</w:t>
+      </w:r>
+      <w:r>
+        <w:t xml:space="preserve"> </w:t>
+      </w:r>
+      <w:r>
+        <w:t xml:space="preserve">so the writer sees their</w:t>
+      </w:r>
+      <w:r>
+        <w:t xml:space="preserve"> </w:t>
+      </w:r>
+      <w:r>
+        <w:t xml:space="preserve">formatting render as they type. No one has to learn any formatting codes.</w:t>
+      </w:r>
+    </w:p>
+    <w:p>
+      <w:pPr>
+        <w:pStyle w:val="BodyText"/>
+      </w:pPr>
+      <w:r>
+        <w:t xml:space="preserve">Two deliberate, smaller choices round this out:</w:t>
       </w:r>
     </w:p>
     <w:p>
@@ -2368,33 +2780,71 @@
         <w:pStyle w:val="Compact"/>
         <w:numPr>
           <w:ilvl w:val="0"/>
-          <w:numId w:val="1001"/>
+          <w:numId w:val="1002"/>
         </w:numPr>
       </w:pPr>
       <w:r>
-        <w:rPr>
-          <w:b/>
-          <w:bCs/>
-        </w:rPr>
-        <w:t xml:space="preserve">Create and edit forms</w:t>
-      </w:r>
-      <w:r>
-        <w:t xml:space="preserve"> </w:t>
-      </w:r>
-      <w:r>
-        <w:t xml:space="preserve">for all three content types — articles, apps, and</w:t>
-      </w:r>
-      <w:r>
-        <w:t xml:space="preserve"> </w:t>
-      </w:r>
-      <w:r>
-        <w:t xml:space="preserve">datasets — so a researcher can fill in a structured record and save it as a</w:t>
-      </w:r>
-      <w:r>
-        <w:t xml:space="preserve"> </w:t>
-      </w:r>
-      <w:r>
-        <w:t xml:space="preserve">private draft.</w:t>
+        <w:t xml:space="preserve">The</w:t>
+      </w:r>
+      <w:r>
+        <w:t xml:space="preserve"> </w:t>
+      </w:r>
+      <w:r>
+        <w:rPr>
+          <w:b/>
+          <w:bCs/>
+        </w:rPr>
+        <w:t xml:space="preserve">Abstract</w:t>
+      </w:r>
+      <w:r>
+        <w:t xml:space="preserve"> </w:t>
+      </w:r>
+      <w:r>
+        <w:t xml:space="preserve">(the short summary) uses a</w:t>
+      </w:r>
+      <w:r>
+        <w:t xml:space="preserve"> </w:t>
+      </w:r>
+      <w:r>
+        <w:rPr>
+          <w:i/>
+          <w:iCs/>
+        </w:rPr>
+        <w:t xml:space="preserve">compact</w:t>
+      </w:r>
+      <w:r>
+        <w:t xml:space="preserve"> </w:t>
+      </w:r>
+      <w:r>
+        <w:t xml:space="preserve">version of the same editor —</w:t>
+      </w:r>
+      <w:r>
+        <w:t xml:space="preserve"> </w:t>
+      </w:r>
+      <w:r>
+        <w:t xml:space="preserve">bold, italic, and links only. References and footnotes are intentionally</w:t>
+      </w:r>
+      <w:r>
+        <w:t xml:space="preserve"> </w:t>
+      </w:r>
+      <w:r>
+        <w:rPr>
+          <w:b/>
+          <w:bCs/>
+        </w:rPr>
+        <w:t xml:space="preserve">not</w:t>
+      </w:r>
+      <w:r>
+        <w:t xml:space="preserve"> </w:t>
+      </w:r>
+      <w:r>
+        <w:t xml:space="preserve">allowed in the abstract, because a summary is not the place for them. Links in the</w:t>
+      </w:r>
+      <w:r>
+        <w:t xml:space="preserve"> </w:t>
+      </w:r>
+      <w:r>
+        <w:t xml:space="preserve">abstract open in a new window.</w:t>
       </w:r>
     </w:p>
     <w:p>
@@ -2402,75 +2852,564 @@
         <w:pStyle w:val="Compact"/>
         <w:numPr>
           <w:ilvl w:val="0"/>
-          <w:numId w:val="1001"/>
+          <w:numId w:val="1002"/>
         </w:numPr>
       </w:pPr>
       <w:r>
-        <w:t xml:space="preserve">A built-in</w:t>
-      </w:r>
-      <w:r>
-        <w:t xml:space="preserve"> </w:t>
-      </w:r>
-      <w:r>
-        <w:rPr>
-          <w:b/>
-          <w:bCs/>
-        </w:rPr>
-        <w:t xml:space="preserve">safety gate</w:t>
-      </w:r>
-      <w:r>
-        <w:t xml:space="preserve"> </w:t>
-      </w:r>
-      <w:r>
-        <w:t xml:space="preserve">that runs on every save and</w:t>
-      </w:r>
-      <w:r>
-        <w:t xml:space="preserve"> </w:t>
-      </w:r>
-      <w:r>
-        <w:rPr>
-          <w:b/>
-          <w:bCs/>
-        </w:rPr>
-        <w:t xml:space="preserve">blocks saving anything</w:t>
-      </w:r>
-      <w:r>
-        <w:rPr>
-          <w:b/>
-          <w:bCs/>
-        </w:rPr>
-        <w:t xml:space="preserve"> </w:t>
-      </w:r>
-      <w:r>
-        <w:rPr>
-          <w:b/>
-          <w:bCs/>
-        </w:rPr>
-        <w:t xml:space="preserve">invalid</w:t>
-      </w:r>
-      <w:r>
-        <w:t xml:space="preserve"> </w:t>
-      </w:r>
-      <w:r>
-        <w:t xml:space="preserve">— missing required information, a wrong value, or a forbidden embedded</w:t>
-      </w:r>
-      <w:r>
-        <w:t xml:space="preserve"> </w:t>
-      </w:r>
-      <w:r>
-        <w:t xml:space="preserve">image — telling the person what to fix before anything is written. This is the</w:t>
-      </w:r>
-      <w:r>
-        <w:t xml:space="preserve"> </w:t>
-      </w:r>
-      <w:r>
-        <w:t xml:space="preserve">guarantee from Section 2 made real, standing directly between a person and a</w:t>
-      </w:r>
-      <w:r>
-        <w:t xml:space="preserve"> </w:t>
-      </w:r>
-      <w:r>
-        <w:t xml:space="preserve">save.</w:t>
+        <w:t xml:space="preserve">The</w:t>
+      </w:r>
+      <w:r>
+        <w:t xml:space="preserve"> </w:t>
+      </w:r>
+      <w:r>
+        <w:rPr>
+          <w:b/>
+          <w:bCs/>
+        </w:rPr>
+        <w:t xml:space="preserve">App description</w:t>
+      </w:r>
+      <w:r>
+        <w:t xml:space="preserve"> </w:t>
+      </w:r>
+      <w:r>
+        <w:t xml:space="preserve">uses the full editor, the same as an article body.</w:t>
+      </w:r>
+    </w:p>
+    <w:p>
+      <w:pPr>
+        <w:pStyle w:val="FirstParagraph"/>
+      </w:pPr>
+      <w:r>
+        <w:rPr>
+          <w:i/>
+          <w:iCs/>
+        </w:rPr>
+        <w:t xml:space="preserve">Receipt:</w:t>
+      </w:r>
+      <w:r>
+        <w:t xml:space="preserve"> </w:t>
+      </w:r>
+      <w:r>
+        <w:t xml:space="preserve">open any sample article in the demonstration and you will see the toolbar,</w:t>
+      </w:r>
+      <w:r>
+        <w:t xml:space="preserve"> </w:t>
+      </w:r>
+      <w:r>
+        <w:t xml:space="preserve">the Headings menu, and the live Preview, and you can type into them yourself.</w:t>
+      </w:r>
+    </w:p>
+    <w:bookmarkEnd w:id="21"/>
+    <w:bookmarkStart w:id="22" w:name="Xc6035bb95406a39770aedd6133a5ca46f974494"/>
+    <w:p>
+      <w:pPr>
+        <w:pStyle w:val="Heading3"/>
+      </w:pPr>
+      <w:r>
+        <w:t xml:space="preserve">(c) Images and files — accessible and safe by construction</w:t>
+      </w:r>
+    </w:p>
+    <w:p>
+      <w:pPr>
+        <w:pStyle w:val="FirstParagraph"/>
+      </w:pPr>
+      <w:r>
+        <w:t xml:space="preserve">Adding an image requires</w:t>
+      </w:r>
+      <w:r>
+        <w:t xml:space="preserve"> </w:t>
+      </w:r>
+      <w:r>
+        <w:rPr>
+          <w:b/>
+          <w:bCs/>
+        </w:rPr>
+        <w:t xml:space="preserve">alt-text</w:t>
+      </w:r>
+      <w:r>
+        <w:t xml:space="preserve"> </w:t>
+      </w:r>
+      <w:r>
+        <w:t xml:space="preserve">(a short written description a screen reader</w:t>
+      </w:r>
+      <w:r>
+        <w:t xml:space="preserve"> </w:t>
+      </w:r>
+      <w:r>
+        <w:t xml:space="preserve">speaks aloud to a person who cannot see the image — a legal accessibility</w:t>
+      </w:r>
+      <w:r>
+        <w:t xml:space="preserve"> </w:t>
+      </w:r>
+      <w:r>
+        <w:t xml:space="preserve">requirement for a public government site) and allows an optional</w:t>
+      </w:r>
+      <w:r>
+        <w:t xml:space="preserve"> </w:t>
+      </w:r>
+      <w:r>
+        <w:rPr>
+          <w:b/>
+          <w:bCs/>
+        </w:rPr>
+        <w:t xml:space="preserve">caption</w:t>
+      </w:r>
+      <w:r>
+        <w:t xml:space="preserve">. The</w:t>
+      </w:r>
+      <w:r>
+        <w:t xml:space="preserve"> </w:t>
+      </w:r>
+      <w:r>
+        <w:t xml:space="preserve">alt-text and caption boxes are right there in the picker, so supplying a description</w:t>
+      </w:r>
+      <w:r>
+        <w:t xml:space="preserve"> </w:t>
+      </w:r>
+      <w:r>
+        <w:t xml:space="preserve">is the natural path, not an afterthought.</w:t>
+      </w:r>
+    </w:p>
+    <w:p>
+      <w:pPr>
+        <w:pStyle w:val="BodyText"/>
+      </w:pPr>
+      <w:r>
+        <w:t xml:space="preserve">The main report file or data file is a simpler</w:t>
+      </w:r>
+      <w:r>
+        <w:t xml:space="preserve"> </w:t>
+      </w:r>
+      <w:r>
+        <w:rPr>
+          <w:b/>
+          <w:bCs/>
+        </w:rPr>
+        <w:t xml:space="preserve">document-or-PDF upload</w:t>
+      </w:r>
+      <w:r>
+        <w:t xml:space="preserve"> </w:t>
+      </w:r>
+      <w:r>
+        <w:t xml:space="preserve">with no</w:t>
+      </w:r>
+      <w:r>
+        <w:t xml:space="preserve"> </w:t>
+      </w:r>
+      <w:r>
+        <w:t xml:space="preserve">alt-text or caption (it’s a file to download, not a picture to describe).</w:t>
+      </w:r>
+    </w:p>
+    <w:p>
+      <w:pPr>
+        <w:pStyle w:val="BodyText"/>
+      </w:pPr>
+      <w:r>
+        <w:t xml:space="preserve">Under the hood, the project holds one line without exception:</w:t>
+      </w:r>
+      <w:r>
+        <w:t xml:space="preserve"> </w:t>
+      </w:r>
+      <w:r>
+        <w:rPr>
+          <w:b/>
+          <w:bCs/>
+        </w:rPr>
+        <w:t xml:space="preserve">an image is never</w:t>
+      </w:r>
+      <w:r>
+        <w:rPr>
+          <w:b/>
+          <w:bCs/>
+        </w:rPr>
+        <w:t xml:space="preserve"> </w:t>
+      </w:r>
+      <w:r>
+        <w:rPr>
+          <w:b/>
+          <w:bCs/>
+        </w:rPr>
+        <w:t xml:space="preserve">stored as a giant block of embedded text.</w:t>
+      </w:r>
+      <w:r>
+        <w:t xml:space="preserve"> </w:t>
+      </w:r>
+      <w:r>
+        <w:t xml:space="preserve">Every image and every file is uploaded</w:t>
+      </w:r>
+      <w:r>
+        <w:t xml:space="preserve"> </w:t>
+      </w:r>
+      <w:r>
+        <w:t xml:space="preserve">once to a shared store and referenced by a lightweight link — which is exactly what</w:t>
+      </w:r>
+      <w:r>
+        <w:t xml:space="preserve"> </w:t>
+      </w:r>
+      <w:r>
+        <w:t xml:space="preserve">the old 2019 tool got wrong, bloating itself with image data. This is the single</w:t>
+      </w:r>
+      <w:r>
+        <w:t xml:space="preserve"> </w:t>
+      </w:r>
+      <w:r>
+        <w:t xml:space="preserve">rule the team treats as non-negotiable, and it is guaranteed by automated tests that</w:t>
+      </w:r>
+      <w:r>
+        <w:t xml:space="preserve"> </w:t>
+      </w:r>
+      <w:r>
+        <w:t xml:space="preserve">stop the build the instant anyone weakens it.</w:t>
+      </w:r>
+    </w:p>
+    <w:p>
+      <w:pPr>
+        <w:pStyle w:val="BodyText"/>
+      </w:pPr>
+      <w:r>
+        <w:rPr>
+          <w:i/>
+          <w:iCs/>
+        </w:rPr>
+        <w:t xml:space="preserve">Receipt:</w:t>
+      </w:r>
+      <w:r>
+        <w:t xml:space="preserve"> </w:t>
+      </w:r>
+      <w:r>
+        <w:t xml:space="preserve">the picker shows the alt-text and caption fields and the name of the</w:t>
+      </w:r>
+      <w:r>
+        <w:t xml:space="preserve"> </w:t>
+      </w:r>
+      <w:r>
+        <w:t xml:space="preserve">file you selected; the no-bloated-images rule is enforced by a dedicated guard test</w:t>
+      </w:r>
+      <w:r>
+        <w:t xml:space="preserve"> </w:t>
+      </w:r>
+      <w:r>
+        <w:t xml:space="preserve">that runs across all three content types.</w:t>
+      </w:r>
+    </w:p>
+    <w:bookmarkEnd w:id="22"/>
+    <w:bookmarkStart w:id="23" w:name="X28624134f9040b4e18b38da238a65e95b380030"/>
+    <w:p>
+      <w:pPr>
+        <w:pStyle w:val="Heading3"/>
+      </w:pPr>
+      <w:r>
+        <w:t xml:space="preserve">(d) The save gate — bad or unsafe content can’t be saved</w:t>
+      </w:r>
+    </w:p>
+    <w:p>
+      <w:pPr>
+        <w:pStyle w:val="FirstParagraph"/>
+      </w:pPr>
+      <w:r>
+        <w:t xml:space="preserve">Before anything is written, the Studio checks it. Required fields must be present,</w:t>
+      </w:r>
+      <w:r>
+        <w:t xml:space="preserve"> </w:t>
+      </w:r>
+      <w:r>
+        <w:t xml:space="preserve">values must come from the allowed set, and no forbidden embedded image may sneak in.</w:t>
+      </w:r>
+      <w:r>
+        <w:t xml:space="preserve"> </w:t>
+      </w:r>
+      <w:r>
+        <w:t xml:space="preserve">If something is wrong, the</w:t>
+      </w:r>
+      <w:r>
+        <w:t xml:space="preserve"> </w:t>
+      </w:r>
+      <w:r>
+        <w:rPr>
+          <w:b/>
+          <w:bCs/>
+        </w:rPr>
+        <w:t xml:space="preserve">save is blocked</w:t>
+      </w:r>
+      <w:r>
+        <w:t xml:space="preserve"> </w:t>
+      </w:r>
+      <w:r>
+        <w:t xml:space="preserve">and the person is told, in plain</w:t>
+      </w:r>
+      <w:r>
+        <w:t xml:space="preserve"> </w:t>
+      </w:r>
+      <w:r>
+        <w:t xml:space="preserve">terms, what to fix —</w:t>
+      </w:r>
+      <w:r>
+        <w:t xml:space="preserve"> </w:t>
+      </w:r>
+      <w:r>
+        <w:rPr>
+          <w:i/>
+          <w:iCs/>
+        </w:rPr>
+        <w:t xml:space="preserve">before</w:t>
+      </w:r>
+      <w:r>
+        <w:t xml:space="preserve"> </w:t>
+      </w:r>
+      <w:r>
+        <w:t xml:space="preserve">anything reaches the content system. This is the</w:t>
+      </w:r>
+      <w:r>
+        <w:t xml:space="preserve"> </w:t>
+      </w:r>
+      <w:r>
+        <w:t xml:space="preserve">guarantee from Section 2 made real, standing directly between a person and a save.</w:t>
+      </w:r>
+    </w:p>
+    <w:p>
+      <w:pPr>
+        <w:pStyle w:val="BodyText"/>
+      </w:pPr>
+      <w:r>
+        <w:rPr>
+          <w:i/>
+          <w:iCs/>
+        </w:rPr>
+        <w:t xml:space="preserve">Receipt:</w:t>
+      </w:r>
+      <w:r>
+        <w:t xml:space="preserve"> </w:t>
+      </w:r>
+      <w:r>
+        <w:t xml:space="preserve">try to save an incomplete draft in the demonstration and the gate stops</w:t>
+      </w:r>
+      <w:r>
+        <w:t xml:space="preserve"> </w:t>
+      </w:r>
+      <w:r>
+        <w:t xml:space="preserve">you with a plain-language message; the gate’s rules are covered by automated tests</w:t>
+      </w:r>
+      <w:r>
+        <w:t xml:space="preserve"> </w:t>
+      </w:r>
+      <w:r>
+        <w:t xml:space="preserve">for every content type.</w:t>
+      </w:r>
+    </w:p>
+    <w:bookmarkEnd w:id="23"/>
+    <w:bookmarkStart w:id="24" w:name="Xcf8e5dd69464254cd29ec3521a1cfe1d11f63d7"/>
+    <w:p>
+      <w:pPr>
+        <w:pStyle w:val="Heading3"/>
+      </w:pPr>
+      <w:r>
+        <w:t xml:space="preserve">(e)</w:t>
+      </w:r>
+      <w:r>
+        <w:t xml:space="preserve"> </w:t>
+      </w:r>
+      <w:r>
+        <w:t xml:space="preserve">“Preview as published”</w:t>
+      </w:r>
+      <w:r>
+        <w:t xml:space="preserve"> </w:t>
+      </w:r>
+      <w:r>
+        <w:t xml:space="preserve">— exactly what the public will see</w:t>
+      </w:r>
+    </w:p>
+    <w:p>
+      <w:pPr>
+        <w:pStyle w:val="FirstParagraph"/>
+      </w:pPr>
+      <w:r>
+        <w:t xml:space="preserve">A</w:t>
+      </w:r>
+      <w:r>
+        <w:t xml:space="preserve"> </w:t>
+      </w:r>
+      <w:r>
+        <w:t xml:space="preserve">“Preview as published”</w:t>
+      </w:r>
+      <w:r>
+        <w:t xml:space="preserve"> </w:t>
+      </w:r>
+      <w:r>
+        <w:t xml:space="preserve">view shows an article</w:t>
+      </w:r>
+      <w:r>
+        <w:t xml:space="preserve"> </w:t>
+      </w:r>
+      <w:r>
+        <w:rPr>
+          <w:b/>
+          <w:bCs/>
+        </w:rPr>
+        <w:t xml:space="preserve">exactly as it will appear on the</w:t>
+      </w:r>
+      <w:r>
+        <w:rPr>
+          <w:b/>
+          <w:bCs/>
+        </w:rPr>
+        <w:t xml:space="preserve"> </w:t>
+      </w:r>
+      <w:r>
+        <w:rPr>
+          <w:b/>
+          <w:bCs/>
+        </w:rPr>
+        <w:t xml:space="preserve">public Research Hub</w:t>
+      </w:r>
+      <w:r>
+        <w:t xml:space="preserve"> </w:t>
+      </w:r>
+      <w:r>
+        <w:t xml:space="preserve">— not roughly, exactly. It uses the same fonts (condensed</w:t>
+      </w:r>
+      <w:r>
+        <w:t xml:space="preserve"> </w:t>
+      </w:r>
+      <w:r>
+        <w:t xml:space="preserve">headings, serif body), shows the bordered abstract, lists all authors, includes a</w:t>
+      </w:r>
+      <w:r>
+        <w:t xml:space="preserve"> </w:t>
+      </w:r>
+      <w:r>
+        <w:t xml:space="preserve">sticky</w:t>
+      </w:r>
+      <w:r>
+        <w:t xml:space="preserve"> </w:t>
+      </w:r>
+      <w:r>
+        <w:rPr>
+          <w:b/>
+          <w:bCs/>
+        </w:rPr>
+        <w:t xml:space="preserve">Table of Contents</w:t>
+      </w:r>
+      <w:r>
+        <w:t xml:space="preserve"> </w:t>
+      </w:r>
+      <w:r>
+        <w:t xml:space="preserve">that follows you as you scroll, the end matter</w:t>
+      </w:r>
+      <w:r>
+        <w:t xml:space="preserve"> </w:t>
+      </w:r>
+      <w:r>
+        <w:t xml:space="preserve">(About-the-Authors, Funding Acknowledgment, Suggested Citation), and a</w:t>
+      </w:r>
+      <w:r>
+        <w:t xml:space="preserve"> </w:t>
+      </w:r>
+      <w:r>
+        <w:rPr>
+          <w:b/>
+          <w:bCs/>
+        </w:rPr>
+        <w:t xml:space="preserve">Print</w:t>
+      </w:r>
+      <w:r>
+        <w:t xml:space="preserve"> </w:t>
+      </w:r>
+      <w:r>
+        <w:t xml:space="preserve">button. This is what staff approve against, so there are no surprises after they</w:t>
+      </w:r>
+      <w:r>
+        <w:t xml:space="preserve"> </w:t>
+      </w:r>
+      <w:r>
+        <w:t xml:space="preserve">sign off.</w:t>
+      </w:r>
+    </w:p>
+    <w:p>
+      <w:pPr>
+        <w:pStyle w:val="BodyText"/>
+      </w:pPr>
+      <w:r>
+        <w:t xml:space="preserve">Each saved draft also gets a</w:t>
+      </w:r>
+      <w:r>
+        <w:t xml:space="preserve"> </w:t>
+      </w:r>
+      <w:r>
+        <w:rPr>
+          <w:b/>
+          <w:bCs/>
+        </w:rPr>
+        <w:t xml:space="preserve">shareable preview link</w:t>
+      </w:r>
+      <w:r>
+        <w:t xml:space="preserve"> </w:t>
+      </w:r>
+      <w:r>
+        <w:t xml:space="preserve">that opens for any signed-in</w:t>
+      </w:r>
+      <w:r>
+        <w:t xml:space="preserve"> </w:t>
+      </w:r>
+      <w:r>
+        <w:t xml:space="preserve">staff member — which is precisely how a reviewer or a skeptical manager opens a</w:t>
+      </w:r>
+      <w:r>
+        <w:t xml:space="preserve"> </w:t>
+      </w:r>
+      <w:r>
+        <w:t xml:space="preserve">specific draft and sees what will publish.</w:t>
+      </w:r>
+    </w:p>
+    <w:p>
+      <w:pPr>
+        <w:pStyle w:val="BodyText"/>
+      </w:pPr>
+      <w:r>
+        <w:rPr>
+          <w:i/>
+          <w:iCs/>
+        </w:rPr>
+        <w:t xml:space="preserve">Receipt:</w:t>
+      </w:r>
+      <w:r>
+        <w:t xml:space="preserve"> </w:t>
+      </w:r>
+      <w:r>
+        <w:t xml:space="preserve">open the</w:t>
+      </w:r>
+      <w:r>
+        <w:t xml:space="preserve"> </w:t>
+      </w:r>
+      <w:r>
+        <w:t xml:space="preserve">“Preview as published”</w:t>
+      </w:r>
+      <w:r>
+        <w:t xml:space="preserve"> </w:t>
+      </w:r>
+      <w:r>
+        <w:t xml:space="preserve">view on a sample article in the</w:t>
+      </w:r>
+      <w:r>
+        <w:t xml:space="preserve"> </w:t>
+      </w:r>
+      <w:r>
+        <w:t xml:space="preserve">demonstration — the sticky Table of Contents, the all-authors byline, the end</w:t>
+      </w:r>
+      <w:r>
+        <w:t xml:space="preserve"> </w:t>
+      </w:r>
+      <w:r>
+        <w:t xml:space="preserve">matter, and the Print button are all there.</w:t>
+      </w:r>
+    </w:p>
+    <w:bookmarkEnd w:id="24"/>
+    <w:bookmarkStart w:id="25" w:name="f-finding-and-managing-content"/>
+    <w:p>
+      <w:pPr>
+        <w:pStyle w:val="Heading3"/>
+      </w:pPr>
+      <w:r>
+        <w:t xml:space="preserve">(f) Finding and managing content</w:t>
       </w:r>
     </w:p>
     <w:p>
@@ -2478,7 +3417,7 @@
         <w:pStyle w:val="Compact"/>
         <w:numPr>
           <w:ilvl w:val="0"/>
-          <w:numId w:val="1001"/>
+          <w:numId w:val="1003"/>
         </w:numPr>
       </w:pPr>
       <w:r>
@@ -2492,37 +3431,43 @@
           <w:b/>
           <w:bCs/>
         </w:rPr>
-        <w:t xml:space="preserve">shareable preview</w:t>
-      </w:r>
-      <w:r>
-        <w:t xml:space="preserve"> </w:t>
-      </w:r>
-      <w:r>
-        <w:t xml:space="preserve">that renders a draft using the same formatting rules the</w:t>
-      </w:r>
-      <w:r>
-        <w:t xml:space="preserve"> </w:t>
-      </w:r>
-      <w:r>
-        <w:t xml:space="preserve">public site uses, so what a person sees is what will publish. (The body of an</w:t>
-      </w:r>
-      <w:r>
-        <w:t xml:space="preserve"> </w:t>
-      </w:r>
-      <w:r>
-        <w:t xml:space="preserve">article is edited today in a straightforward writing area with a live preview</w:t>
-      </w:r>
-      <w:r>
-        <w:t xml:space="preserve"> </w:t>
-      </w:r>
-      <w:r>
-        <w:t xml:space="preserve">beside it; the richer, button-driven editor described in Section 4 slots into</w:t>
-      </w:r>
-      <w:r>
-        <w:t xml:space="preserve"> </w:t>
-      </w:r>
-      <w:r>
-        <w:t xml:space="preserve">this same place later without disturbing anything around it.)</w:t>
+        <w:t xml:space="preserve">paginated content list</w:t>
+      </w:r>
+      <w:r>
+        <w:t xml:space="preserve"> </w:t>
+      </w:r>
+      <w:r>
+        <w:t xml:space="preserve">shows every item —</w:t>
+      </w:r>
+      <w:r>
+        <w:t xml:space="preserve"> </w:t>
+      </w:r>
+      <w:r>
+        <w:rPr>
+          <w:b/>
+          <w:bCs/>
+        </w:rPr>
+        <w:t xml:space="preserve">Date · Title · Author(s) ·</w:t>
+      </w:r>
+      <w:r>
+        <w:rPr>
+          <w:b/>
+          <w:bCs/>
+        </w:rPr>
+        <w:t xml:space="preserve"> </w:t>
+      </w:r>
+      <w:r>
+        <w:rPr>
+          <w:b/>
+          <w:bCs/>
+        </w:rPr>
+        <w:t xml:space="preserve">Draft/Published status</w:t>
+      </w:r>
+      <w:r>
+        <w:t xml:space="preserve"> </w:t>
+      </w:r>
+      <w:r>
+        <w:t xml:space="preserve">— newest first, so the most recent work is at the top.</w:t>
       </w:r>
     </w:p>
     <w:p>
@@ -2530,57 +3475,442 @@
         <w:pStyle w:val="Compact"/>
         <w:numPr>
           <w:ilvl w:val="0"/>
-          <w:numId w:val="1001"/>
+          <w:numId w:val="1003"/>
         </w:numPr>
       </w:pPr>
       <w:r>
+        <w:rPr>
+          <w:b/>
+          <w:bCs/>
+        </w:rPr>
+        <w:t xml:space="preserve">One-click</w:t>
+      </w:r>
+      <w:r>
+        <w:rPr>
+          <w:b/>
+          <w:bCs/>
+        </w:rPr>
+        <w:t xml:space="preserve"> </w:t>
+      </w:r>
+      <w:r>
+        <w:rPr>
+          <w:b/>
+          <w:bCs/>
+        </w:rPr>
+        <w:t xml:space="preserve">“Add sample article / app / dataset”</w:t>
+      </w:r>
+      <w:r>
+        <w:t xml:space="preserve"> </w:t>
+      </w:r>
+      <w:r>
+        <w:t xml:space="preserve">buttons instantly fill in a</w:t>
+      </w:r>
+      <w:r>
+        <w:t xml:space="preserve"> </w:t>
+      </w:r>
+      <w:r>
+        <w:t xml:space="preserve">complete, realistic draft, so the tool can be demonstrated on demand without</w:t>
+      </w:r>
+      <w:r>
+        <w:t xml:space="preserve"> </w:t>
+      </w:r>
+      <w:r>
+        <w:t xml:space="preserve">typing one out by hand.</w:t>
+      </w:r>
+    </w:p>
+    <w:p>
+      <w:pPr>
+        <w:pStyle w:val="Compact"/>
+        <w:numPr>
+          <w:ilvl w:val="0"/>
+          <w:numId w:val="1003"/>
+        </w:numPr>
+      </w:pPr>
+      <w:r>
+        <w:rPr>
+          <w:b/>
+          <w:bCs/>
+        </w:rPr>
+        <w:t xml:space="preserve">Light and dark mode</w:t>
+      </w:r>
+      <w:r>
+        <w:t xml:space="preserve"> </w:t>
+      </w:r>
+      <w:r>
+        <w:t xml:space="preserve">(it defaults to light; dark is opt-in) with the official</w:t>
+      </w:r>
+      <w:r>
+        <w:t xml:space="preserve"> </w:t>
+      </w:r>
+      <w:r>
+        <w:t xml:space="preserve">ICJIA logo in the header. The theme toggle is the last button in the navigation.</w:t>
+      </w:r>
+    </w:p>
+    <w:p>
+      <w:pPr>
+        <w:pStyle w:val="FirstParagraph"/>
+      </w:pPr>
+      <w:r>
+        <w:rPr>
+          <w:i/>
+          <w:iCs/>
+        </w:rPr>
+        <w:t xml:space="preserve">Receipt:</w:t>
+      </w:r>
+      <w:r>
+        <w:t xml:space="preserve"> </w:t>
+      </w:r>
+      <w:r>
+        <w:t xml:space="preserve">all three are visible the moment you sign in to the demonstration — the</w:t>
+      </w:r>
+      <w:r>
+        <w:t xml:space="preserve"> </w:t>
+      </w:r>
+      <w:r>
+        <w:t xml:space="preserve">sortable list, the sample buttons, and the theme toggle.</w:t>
+      </w:r>
+    </w:p>
+    <w:bookmarkEnd w:id="25"/>
+    <w:bookmarkStart w:id="26" w:name="X9314320b339b2fc12e69836d0f03c975abfc2cd"/>
+    <w:p>
+      <w:pPr>
+        <w:pStyle w:val="Heading3"/>
+      </w:pPr>
+      <w:r>
+        <w:t xml:space="preserve">(g) A self-contained Demo Mode for safe show-and-tell</w:t>
+      </w:r>
+    </w:p>
+    <w:p>
+      <w:pPr>
+        <w:pStyle w:val="FirstParagraph"/>
+      </w:pPr>
+      <w:r>
+        <w:t xml:space="preserve">The temporary</w:t>
+      </w:r>
+      <w:r>
+        <w:t xml:space="preserve"> </w:t>
+      </w:r>
+      <w:r>
+        <w:rPr>
+          <w:rStyle w:val="VerbatimChar"/>
+        </w:rPr>
+        <w:t xml:space="preserve">admin</w:t>
+      </w:r>
+      <w:r>
+        <w:t xml:space="preserve"> </w:t>
+      </w:r>
+      <w:r>
+        <w:t xml:space="preserve">/</w:t>
+      </w:r>
+      <w:r>
+        <w:t xml:space="preserve"> </w:t>
+      </w:r>
+      <w:r>
+        <w:rPr>
+          <w:rStyle w:val="VerbatimChar"/>
+        </w:rPr>
+        <w:t xml:space="preserve">admin</w:t>
+      </w:r>
+      <w:r>
+        <w:t xml:space="preserve"> </w:t>
+      </w:r>
+      <w:r>
+        <w:t xml:space="preserve">login opens a</w:t>
+      </w:r>
+      <w:r>
+        <w:t xml:space="preserve"> </w:t>
+      </w:r>
+      <w:r>
+        <w:rPr>
+          <w:b/>
+          <w:bCs/>
+        </w:rPr>
+        <w:t xml:space="preserve">fully self-contained Demo Mode</w:t>
+      </w:r>
+      <w:r>
+        <w:t xml:space="preserve">:</w:t>
+      </w:r>
+      <w:r>
+        <w:t xml:space="preserve"> </w:t>
+      </w:r>
+      <w:r>
+        <w:t xml:space="preserve">200-plus sample articles held in memory, fully clickable for editing and previewing,</w:t>
+      </w:r>
+      <w:r>
+        <w:t xml:space="preserve"> </w:t>
+      </w:r>
+      <w:r>
+        <w:t xml:space="preserve">that</w:t>
+      </w:r>
+      <w:r>
+        <w:t xml:space="preserve"> </w:t>
+      </w:r>
+      <w:r>
+        <w:rPr>
+          <w:b/>
+          <w:bCs/>
+        </w:rPr>
+        <w:t xml:space="preserve">never save anything to the live system</w:t>
+      </w:r>
+      <w:r>
+        <w:t xml:space="preserve">. It exists so the tool can be shown</w:t>
+      </w:r>
+      <w:r>
+        <w:t xml:space="preserve"> </w:t>
+      </w:r>
+      <w:r>
+        <w:t xml:space="preserve">to managers, reviewers, or leadership safely, with zero risk to live information.</w:t>
+      </w:r>
+      <w:r>
+        <w:t xml:space="preserve"> </w:t>
+      </w:r>
+      <w:r>
+        <w:t xml:space="preserve">(This convenience login is temporary and is removed before the tool goes to</w:t>
+      </w:r>
+      <w:r>
+        <w:t xml:space="preserve"> </w:t>
+      </w:r>
+      <w:r>
+        <w:t xml:space="preserve">production — see Section 4 and the candid note in Section 5.)</w:t>
+      </w:r>
+    </w:p>
+    <w:p>
+      <w:pPr>
+        <w:pStyle w:val="BodyText"/>
+      </w:pPr>
+      <w:r>
+        <w:rPr>
+          <w:i/>
+          <w:iCs/>
+        </w:rPr>
+        <w:t xml:space="preserve">Receipt:</w:t>
+      </w:r>
+      <w:r>
+        <w:t xml:space="preserve"> </w:t>
+      </w:r>
+      <w:r>
+        <w:t xml:space="preserve">this is the demonstration you have been using to check every other item.</w:t>
+      </w:r>
+    </w:p>
+    <w:bookmarkEnd w:id="26"/>
+    <w:bookmarkStart w:id="27" w:name="h-built-but-waiting-to-be-switched-on"/>
+    <w:p>
+      <w:pPr>
+        <w:pStyle w:val="Heading3"/>
+      </w:pPr>
+      <w:r>
+        <w:t xml:space="preserve">(h) Built but waiting to be switched on</w:t>
+      </w:r>
+    </w:p>
+    <w:p>
+      <w:pPr>
+        <w:pStyle w:val="FirstParagraph"/>
+      </w:pPr>
+      <w:r>
+        <w:t xml:space="preserve">Three capabilities are</w:t>
+      </w:r>
+      <w:r>
+        <w:t xml:space="preserve"> </w:t>
+      </w:r>
+      <w:r>
+        <w:rPr>
+          <w:b/>
+          <w:bCs/>
+        </w:rPr>
+        <w:t xml:space="preserve">fully built and documented</w:t>
+      </w:r>
+      <w:r>
+        <w:t xml:space="preserve"> </w:t>
+      </w:r>
+      <w:r>
+        <w:t xml:space="preserve">but depend on a setup step</w:t>
+      </w:r>
+      <w:r>
+        <w:t xml:space="preserve"> </w:t>
+      </w:r>
+      <w:r>
+        <w:t xml:space="preserve">that only Research &amp; Analysis can perform, so they are described here as built and</w:t>
+      </w:r>
+      <w:r>
+        <w:t xml:space="preserve"> </w:t>
+      </w:r>
+      <w:r>
+        <w:t xml:space="preserve">listed again in Section 4 with the owner of the remaining step:</w:t>
+      </w:r>
+    </w:p>
+    <w:p>
+      <w:pPr>
+        <w:pStyle w:val="Compact"/>
+        <w:numPr>
+          <w:ilvl w:val="0"/>
+          <w:numId w:val="1004"/>
+        </w:numPr>
+      </w:pPr>
+      <w:r>
+        <w:rPr>
+          <w:b/>
+          <w:bCs/>
+        </w:rPr>
+        <w:t xml:space="preserve">First-login onboarding.</w:t>
+      </w:r>
+      <w:r>
+        <w:t xml:space="preserve"> </w:t>
+      </w:r>
+      <w:r>
+        <w:t xml:space="preserve">The first time an author signs in, the Studio asks for</w:t>
+      </w:r>
+      <w:r>
+        <w:t xml:space="preserve"> </w:t>
+      </w:r>
+      <w:r>
+        <w:t xml:space="preserve">a short profile — chiefly who their reviewer is, and their ICJIA center. The code</w:t>
+      </w:r>
+      <w:r>
+        <w:t xml:space="preserve"> </w:t>
+      </w:r>
+      <w:r>
+        <w:t xml:space="preserve">is built and, importantly,</w:t>
+      </w:r>
+      <w:r>
+        <w:t xml:space="preserve"> </w:t>
+      </w:r>
+      <w:r>
+        <w:rPr>
+          <w:b/>
+          <w:bCs/>
+        </w:rPr>
+        <w:t xml:space="preserve">safe in the meantime</w:t>
+      </w:r>
+      <w:r>
+        <w:t xml:space="preserve">: until Research &amp; Analysis</w:t>
+      </w:r>
+      <w:r>
+        <w:t xml:space="preserve"> </w:t>
+      </w:r>
+      <w:r>
+        <w:t xml:space="preserve">creates the matching storage type in the content system, onboarding stays</w:t>
+      </w:r>
+      <w:r>
+        <w:t xml:space="preserve"> </w:t>
+      </w:r>
+      <w:r>
+        <w:rPr>
+          <w:i/>
+          <w:iCs/>
+        </w:rPr>
+        <w:t xml:space="preserve">dormant</w:t>
+      </w:r>
+      <w:r>
+        <w:t xml:space="preserve"> </w:t>
+      </w:r>
+      <w:r>
+        <w:t xml:space="preserve">and the rest of the Studio works normally; the moment the type exists,</w:t>
+      </w:r>
+      <w:r>
+        <w:t xml:space="preserve"> </w:t>
+      </w:r>
+      <w:r>
+        <w:t xml:space="preserve">onboarding turns on automatically. It cannot lock anyone out by being half-finished.</w:t>
+      </w:r>
+    </w:p>
+    <w:p>
+      <w:pPr>
+        <w:pStyle w:val="Compact"/>
+        <w:numPr>
+          <w:ilvl w:val="0"/>
+          <w:numId w:val="1004"/>
+        </w:numPr>
+      </w:pPr>
+      <w:r>
+        <w:rPr>
+          <w:b/>
+          <w:bCs/>
+        </w:rPr>
+        <w:t xml:space="preserve">Publish + review-request email.</w:t>
+      </w:r>
+      <w:r>
+        <w:t xml:space="preserve"> </w:t>
+      </w:r>
+      <w:r>
         <w:t xml:space="preserve">A</w:t>
       </w:r>
       <w:r>
         <w:t xml:space="preserve"> </w:t>
       </w:r>
       <w:r>
-        <w:rPr>
-          <w:b/>
-          <w:bCs/>
-        </w:rPr>
-        <w:t xml:space="preserve">role-aware dashboard</w:t>
-      </w:r>
-      <w:r>
-        <w:t xml:space="preserve"> </w:t>
-      </w:r>
-      <w:r>
-        <w:t xml:space="preserve">that shows each person the tasks that match their</w:t>
-      </w:r>
-      <w:r>
-        <w:t xml:space="preserve"> </w:t>
-      </w:r>
-      <w:r>
-        <w:t xml:space="preserve">role — writers see create-and-edit tasks; approvers additionally see the queue</w:t>
-      </w:r>
-      <w:r>
-        <w:t xml:space="preserve"> </w:t>
-      </w:r>
-      <w:r>
-        <w:t xml:space="preserve">of drafts awaiting review.</w:t>
-      </w:r>
-    </w:p>
-    <w:p>
-      <w:pPr>
-        <w:pStyle w:val="FirstParagraph"/>
-      </w:pPr>
-      <w:r>
-        <w:t xml:space="preserve">The value: a researcher can already sign in, create a structured draft, be</w:t>
-      </w:r>
-      <w:r>
-        <w:t xml:space="preserve"> </w:t>
-      </w:r>
-      <w:r>
-        <w:t xml:space="preserve">protected from saving something broken, and see an accurate preview of it.</w:t>
-      </w:r>
-    </w:p>
-    <w:bookmarkEnd w:id="24"/>
-    <w:bookmarkStart w:id="25" w:name="status-at-a-glance"/>
+        <w:t xml:space="preserve">“Publish”</w:t>
+      </w:r>
+      <w:r>
+        <w:t xml:space="preserve"> </w:t>
+      </w:r>
+      <w:r>
+        <w:t xml:space="preserve">action, plus a button that emails a</w:t>
+      </w:r>
+      <w:r>
+        <w:t xml:space="preserve"> </w:t>
+      </w:r>
+      <w:r>
+        <w:t xml:space="preserve">reviewer a link to the exact preview of a draft, are built. The email sends through</w:t>
+      </w:r>
+      <w:r>
+        <w:t xml:space="preserve"> </w:t>
+      </w:r>
+      <w:r>
+        <w:rPr>
+          <w:b/>
+          <w:bCs/>
+        </w:rPr>
+        <w:t xml:space="preserve">Mailgun</w:t>
+      </w:r>
+      <w:r>
+        <w:t xml:space="preserve"> </w:t>
+      </w:r>
+      <w:r>
+        <w:t xml:space="preserve">(an email-delivery service) once its keys are supplied.</w:t>
+      </w:r>
+    </w:p>
+    <w:p>
+      <w:pPr>
+        <w:pStyle w:val="Compact"/>
+        <w:numPr>
+          <w:ilvl w:val="0"/>
+          <w:numId w:val="1004"/>
+        </w:numPr>
+      </w:pPr>
+      <w:r>
+        <w:rPr>
+          <w:b/>
+          <w:bCs/>
+        </w:rPr>
+        <w:t xml:space="preserve">Automatic public-site rebuild on publish.</w:t>
+      </w:r>
+      <w:r>
+        <w:t xml:space="preserve"> </w:t>
+      </w:r>
+      <w:r>
+        <w:t xml:space="preserve">When content is published, the public</w:t>
+      </w:r>
+      <w:r>
+        <w:t xml:space="preserve"> </w:t>
+      </w:r>
+      <w:r>
+        <w:t xml:space="preserve">Research Hub rebuilds itself with the new content (a one-time configuration that</w:t>
+      </w:r>
+      <w:r>
+        <w:t xml:space="preserve"> </w:t>
+      </w:r>
+      <w:r>
+        <w:t xml:space="preserve">connects the content system to the public site’s hosting). The trigger is built and</w:t>
+      </w:r>
+      <w:r>
+        <w:t xml:space="preserve"> </w:t>
+      </w:r>
+      <w:r>
+        <w:t xml:space="preserve">documented; it is switched on by setting one connection in the content system.</w:t>
+      </w:r>
+    </w:p>
+    <w:bookmarkEnd w:id="27"/>
+    <w:bookmarkStart w:id="28" w:name="status-at-a-glance"/>
     <w:p>
       <w:pPr>
         <w:pStyle w:val="Heading3"/>
@@ -2647,18 +3977,18 @@
               <w:pStyle w:val="Compact"/>
             </w:pPr>
             <w:r>
-              <w:t xml:space="preserve">Foundation</w:t>
-            </w:r>
-          </w:p>
-        </w:tc>
-        <w:tc>
-          <w:tcPr/>
-          <w:p>
-            <w:pPr>
-              <w:pStyle w:val="Compact"/>
-            </w:pPr>
-            <w:r>
-              <w:t xml:space="preserve">The groundwork every feature builds on</w:t>
+              <w:t xml:space="preserve">Sign-in with real roles (no self-signup)</w:t>
+            </w:r>
+          </w:p>
+        </w:tc>
+        <w:tc>
+          <w:tcPr/>
+          <w:p>
+            <w:pPr>
+              <w:pStyle w:val="Compact"/>
+            </w:pPr>
+            <w:r>
+              <w:t xml:space="preserve">Who-can-publish enforced by real ICJIA roles</w:t>
             </w:r>
           </w:p>
         </w:tc>
@@ -2686,18 +4016,18 @@
               <w:pStyle w:val="Compact"/>
             </w:pPr>
             <w:r>
-              <w:t xml:space="preserve">Real sign-in with roles</w:t>
-            </w:r>
-          </w:p>
-        </w:tc>
-        <w:tc>
-          <w:tcPr/>
-          <w:p>
-            <w:pPr>
-              <w:pStyle w:val="Compact"/>
-            </w:pPr>
-            <w:r>
-              <w:t xml:space="preserve">Who-can-publish enforced by real ICJIA roles</w:t>
+              <w:t xml:space="preserve">Create/edit Articles, Apps, Datasets</w:t>
+            </w:r>
+          </w:p>
+        </w:tc>
+        <w:tc>
+          <w:tcPr/>
+          <w:p>
+            <w:pPr>
+              <w:pStyle w:val="Compact"/>
+            </w:pPr>
+            <w:r>
+              <w:t xml:space="preserve">Structured private drafts for all three</w:t>
             </w:r>
           </w:p>
         </w:tc>
@@ -2725,18 +4055,18 @@
               <w:pStyle w:val="Compact"/>
             </w:pPr>
             <w:r>
-              <w:t xml:space="preserve">Content engine (3 types)</w:t>
-            </w:r>
-          </w:p>
-        </w:tc>
-        <w:tc>
-          <w:tcPr/>
-          <w:p>
-            <w:pPr>
-              <w:pStyle w:val="Compact"/>
-            </w:pPr>
-            <w:r>
-              <w:t xml:space="preserve">Safe reading and saving; no bloated images, ever</w:t>
+              <w:t xml:space="preserve">Formatting editor + toolbar + live Preview</w:t>
+            </w:r>
+          </w:p>
+        </w:tc>
+        <w:tc>
+          <w:tcPr/>
+          <w:p>
+            <w:pPr>
+              <w:pStyle w:val="Compact"/>
+            </w:pPr>
+            <w:r>
+              <w:t xml:space="preserve">Friendly writing; no formatting codes to learn</w:t>
             </w:r>
           </w:p>
         </w:tc>
@@ -2764,18 +4094,18 @@
               <w:pStyle w:val="Compact"/>
             </w:pPr>
             <w:r>
-              <w:t xml:space="preserve">Image handling</w:t>
-            </w:r>
-          </w:p>
-        </w:tc>
-        <w:tc>
-          <w:tcPr/>
-          <w:p>
-            <w:pPr>
-              <w:pStyle w:val="Compact"/>
-            </w:pPr>
-            <w:r>
-              <w:t xml:space="preserve">Shared library, alt-text/captions, safe formats</w:t>
+              <w:t xml:space="preserve">Compact abstract editor</w:t>
+            </w:r>
+          </w:p>
+        </w:tc>
+        <w:tc>
+          <w:tcPr/>
+          <w:p>
+            <w:pPr>
+              <w:pStyle w:val="Compact"/>
+            </w:pPr>
+            <w:r>
+              <w:t xml:space="preserve">Inline formatting only; no stray footnotes</w:t>
             </w:r>
           </w:p>
         </w:tc>
@@ -2803,18 +4133,18 @@
               <w:pStyle w:val="Compact"/>
             </w:pPr>
             <w:r>
-              <w:t xml:space="preserve">Create/edit forms</w:t>
-            </w:r>
-          </w:p>
-        </w:tc>
-        <w:tc>
-          <w:tcPr/>
-          <w:p>
-            <w:pPr>
-              <w:pStyle w:val="Compact"/>
-            </w:pPr>
-            <w:r>
-              <w:t xml:space="preserve">Structured drafts for all three content types</w:t>
+              <w:t xml:space="preserve">Accessible image uploads (alt-text required)</w:t>
+            </w:r>
+          </w:p>
+        </w:tc>
+        <w:tc>
+          <w:tcPr/>
+          <w:p>
+            <w:pPr>
+              <w:pStyle w:val="Compact"/>
+            </w:pPr>
+            <w:r>
+              <w:t xml:space="preserve">Accessible by default; optional captions</w:t>
             </w:r>
           </w:p>
         </w:tc>
@@ -2842,18 +4172,18 @@
               <w:pStyle w:val="Compact"/>
             </w:pPr>
             <w:r>
-              <w:t xml:space="preserve">Save-time safety gate</w:t>
-            </w:r>
-          </w:p>
-        </w:tc>
-        <w:tc>
-          <w:tcPr/>
-          <w:p>
-            <w:pPr>
-              <w:pStyle w:val="Compact"/>
-            </w:pPr>
-            <w:r>
-              <w:t xml:space="preserve">Bad or oversized data can’t be saved</w:t>
+              <w:t xml:space="preserve">Document/PDF file upload</w:t>
+            </w:r>
+          </w:p>
+        </w:tc>
+        <w:tc>
+          <w:tcPr/>
+          <w:p>
+            <w:pPr>
+              <w:pStyle w:val="Compact"/>
+            </w:pPr>
+            <w:r>
+              <w:t xml:space="preserve">Simple report-file attachment</w:t>
             </w:r>
           </w:p>
         </w:tc>
@@ -2881,18 +4211,18 @@
               <w:pStyle w:val="Compact"/>
             </w:pPr>
             <w:r>
-              <w:t xml:space="preserve">Exact-as-published preview</w:t>
-            </w:r>
-          </w:p>
-        </w:tc>
-        <w:tc>
-          <w:tcPr/>
-          <w:p>
-            <w:pPr>
-              <w:pStyle w:val="Compact"/>
-            </w:pPr>
-            <w:r>
-              <w:t xml:space="preserve">No surprises after approval</w:t>
+              <w:t xml:space="preserve">No-bloated-images rule</w:t>
+            </w:r>
+          </w:p>
+        </w:tc>
+        <w:tc>
+          <w:tcPr/>
+          <w:p>
+            <w:pPr>
+              <w:pStyle w:val="Compact"/>
+            </w:pPr>
+            <w:r>
+              <w:t xml:space="preserve">Images never stored as embedded text</w:t>
             </w:r>
           </w:p>
         </w:tc>
@@ -2920,18 +4250,18 @@
               <w:pStyle w:val="Compact"/>
             </w:pPr>
             <w:r>
-              <w:t xml:space="preserve">Role-aware dashboard</w:t>
-            </w:r>
-          </w:p>
-        </w:tc>
-        <w:tc>
-          <w:tcPr/>
-          <w:p>
-            <w:pPr>
-              <w:pStyle w:val="Compact"/>
-            </w:pPr>
-            <w:r>
-              <w:t xml:space="preserve">Each person sees the right tasks</w:t>
+              <w:t xml:space="preserve">Save gate</w:t>
+            </w:r>
+          </w:p>
+        </w:tc>
+        <w:tc>
+          <w:tcPr/>
+          <w:p>
+            <w:pPr>
+              <w:pStyle w:val="Compact"/>
+            </w:pPr>
+            <w:r>
+              <w:t xml:space="preserve">Invalid or unsafe content can’t be saved</w:t>
             </w:r>
           </w:p>
         </w:tc>
@@ -2959,18 +4289,24 @@
               <w:pStyle w:val="Compact"/>
             </w:pPr>
             <w:r>
-              <w:t xml:space="preserve">Rich button-driven editor</w:t>
-            </w:r>
-          </w:p>
-        </w:tc>
-        <w:tc>
-          <w:tcPr/>
-          <w:p>
-            <w:pPr>
-              <w:pStyle w:val="Compact"/>
-            </w:pPr>
-            <w:r>
-              <w:t xml:space="preserve">Friendly writing for non-technical staff</w:t>
+              <w:t xml:space="preserve">“Preview as published”</w:t>
+            </w:r>
+            <w:r>
+              <w:t xml:space="preserve"> </w:t>
+            </w:r>
+            <w:r>
+              <w:t xml:space="preserve">(TOC, end matter, Print)</w:t>
+            </w:r>
+          </w:p>
+        </w:tc>
+        <w:tc>
+          <w:tcPr/>
+          <w:p>
+            <w:pPr>
+              <w:pStyle w:val="Compact"/>
+            </w:pPr>
+            <w:r>
+              <w:t xml:space="preserve">Exactly what the public will see</w:t>
             </w:r>
           </w:p>
         </w:tc>
@@ -2985,7 +4321,7 @@
                 <w:b/>
                 <w:bCs/>
               </w:rPr>
-              <w:t xml:space="preserve">Planned</w:t>
+              <w:t xml:space="preserve">Built</w:t>
             </w:r>
           </w:p>
         </w:tc>
@@ -2998,18 +4334,18 @@
               <w:pStyle w:val="Compact"/>
             </w:pPr>
             <w:r>
-              <w:t xml:space="preserve">One-click Publish + site rebuild</w:t>
-            </w:r>
-          </w:p>
-        </w:tc>
-        <w:tc>
-          <w:tcPr/>
-          <w:p>
-            <w:pPr>
-              <w:pStyle w:val="Compact"/>
-            </w:pPr>
-            <w:r>
-              <w:t xml:space="preserve">Make content live in a single step</w:t>
+              <w:t xml:space="preserve">Shareable per-draft preview link</w:t>
+            </w:r>
+          </w:p>
+        </w:tc>
+        <w:tc>
+          <w:tcPr/>
+          <w:p>
+            <w:pPr>
+              <w:pStyle w:val="Compact"/>
+            </w:pPr>
+            <w:r>
+              <w:t xml:space="preserve">Reviewers open a specific draft directly</w:t>
             </w:r>
           </w:p>
         </w:tc>
@@ -3024,7 +4360,7 @@
                 <w:b/>
                 <w:bCs/>
               </w:rPr>
-              <w:t xml:space="preserve">Planned</w:t>
+              <w:t xml:space="preserve">Built</w:t>
             </w:r>
           </w:p>
         </w:tc>
@@ -3037,18 +4373,18 @@
               <w:pStyle w:val="Compact"/>
             </w:pPr>
             <w:r>
-              <w:t xml:space="preserve">Review-by-email</w:t>
-            </w:r>
-          </w:p>
-        </w:tc>
-        <w:tc>
-          <w:tcPr/>
-          <w:p>
-            <w:pPr>
-              <w:pStyle w:val="Compact"/>
-            </w:pPr>
-            <w:r>
-              <w:t xml:space="preserve">Notify a reviewer with an exact preview link</w:t>
+              <w:t xml:space="preserve">Paginated content list (newest first)</w:t>
+            </w:r>
+          </w:p>
+        </w:tc>
+        <w:tc>
+          <w:tcPr/>
+          <w:p>
+            <w:pPr>
+              <w:pStyle w:val="Compact"/>
+            </w:pPr>
+            <w:r>
+              <w:t xml:space="preserve">Find and track every item</w:t>
             </w:r>
           </w:p>
         </w:tc>
@@ -3063,7 +4399,7 @@
                 <w:b/>
                 <w:bCs/>
               </w:rPr>
-              <w:t xml:space="preserve">Planned</w:t>
+              <w:t xml:space="preserve">Built</w:t>
             </w:r>
           </w:p>
         </w:tc>
@@ -3076,18 +4412,18 @@
               <w:pStyle w:val="Compact"/>
             </w:pPr>
             <w:r>
-              <w:t xml:space="preserve">First-time author onboarding</w:t>
-            </w:r>
-          </w:p>
-        </w:tc>
-        <w:tc>
-          <w:tcPr/>
-          <w:p>
-            <w:pPr>
-              <w:pStyle w:val="Compact"/>
-            </w:pPr>
-            <w:r>
-              <w:t xml:space="preserve">Capture who a new author’s reviewer is</w:t>
+              <w:t xml:space="preserve">One-click sample article / app / dataset</w:t>
+            </w:r>
+          </w:p>
+        </w:tc>
+        <w:tc>
+          <w:tcPr/>
+          <w:p>
+            <w:pPr>
+              <w:pStyle w:val="Compact"/>
+            </w:pPr>
+            <w:r>
+              <w:t xml:space="preserve">Demonstrate on demand</w:t>
             </w:r>
           </w:p>
         </w:tc>
@@ -3102,7 +4438,7 @@
                 <w:b/>
                 <w:bCs/>
               </w:rPr>
-              <w:t xml:space="preserve">Planned</w:t>
+              <w:t xml:space="preserve">Built</w:t>
             </w:r>
           </w:p>
         </w:tc>
@@ -3115,18 +4451,18 @@
               <w:pStyle w:val="Compact"/>
             </w:pPr>
             <w:r>
-              <w:t xml:space="preserve">Final polish &amp; accessibility pass</w:t>
-            </w:r>
-          </w:p>
-        </w:tc>
-        <w:tc>
-          <w:tcPr/>
-          <w:p>
-            <w:pPr>
-              <w:pStyle w:val="Compact"/>
-            </w:pPr>
-            <w:r>
-              <w:t xml:space="preserve">Launch-ready, fully accessible</w:t>
+              <w:t xml:space="preserve">Light/dark mode + ICJIA logo</w:t>
+            </w:r>
+          </w:p>
+        </w:tc>
+        <w:tc>
+          <w:tcPr/>
+          <w:p>
+            <w:pPr>
+              <w:pStyle w:val="Compact"/>
+            </w:pPr>
+            <w:r>
+              <w:t xml:space="preserve">Comfortable, on-brand</w:t>
             </w:r>
           </w:p>
         </w:tc>
@@ -3141,7 +4477,187 @@
                 <w:b/>
                 <w:bCs/>
               </w:rPr>
-              <w:t xml:space="preserve">Planned</w:t>
+              <w:t xml:space="preserve">Built</w:t>
+            </w:r>
+          </w:p>
+        </w:tc>
+      </w:tr>
+      <w:tr>
+        <w:tc>
+          <w:tcPr/>
+          <w:p>
+            <w:pPr>
+              <w:pStyle w:val="Compact"/>
+            </w:pPr>
+            <w:r>
+              <w:t xml:space="preserve">Self-contained Demo Mode (</w:t>
+            </w:r>
+            <w:r>
+              <w:rPr>
+                <w:rStyle w:val="VerbatimChar"/>
+              </w:rPr>
+              <w:t xml:space="preserve">admin</w:t>
+            </w:r>
+            <w:r>
+              <w:t xml:space="preserve">/</w:t>
+            </w:r>
+            <w:r>
+              <w:rPr>
+                <w:rStyle w:val="VerbatimChar"/>
+              </w:rPr>
+              <w:t xml:space="preserve">admin</w:t>
+            </w:r>
+            <w:r>
+              <w:t xml:space="preserve">)</w:t>
+            </w:r>
+          </w:p>
+        </w:tc>
+        <w:tc>
+          <w:tcPr/>
+          <w:p>
+            <w:pPr>
+              <w:pStyle w:val="Compact"/>
+            </w:pPr>
+            <w:r>
+              <w:t xml:space="preserve">Show the tool safely, no live saves</w:t>
+            </w:r>
+          </w:p>
+        </w:tc>
+        <w:tc>
+          <w:tcPr/>
+          <w:p>
+            <w:pPr>
+              <w:pStyle w:val="Compact"/>
+            </w:pPr>
+            <w:r>
+              <w:rPr>
+                <w:b/>
+                <w:bCs/>
+              </w:rPr>
+              <w:t xml:space="preserve">Built</w:t>
+            </w:r>
+            <w:r>
+              <w:t xml:space="preserve"> </w:t>
+            </w:r>
+            <w:r>
+              <w:t xml:space="preserve">(temporary)</w:t>
+            </w:r>
+          </w:p>
+        </w:tc>
+      </w:tr>
+      <w:tr>
+        <w:tc>
+          <w:tcPr/>
+          <w:p>
+            <w:pPr>
+              <w:pStyle w:val="Compact"/>
+            </w:pPr>
+            <w:r>
+              <w:t xml:space="preserve">First-login onboarding</w:t>
+            </w:r>
+          </w:p>
+        </w:tc>
+        <w:tc>
+          <w:tcPr/>
+          <w:p>
+            <w:pPr>
+              <w:pStyle w:val="Compact"/>
+            </w:pPr>
+            <w:r>
+              <w:t xml:space="preserve">Capture a new author’s reviewer &amp; center</w:t>
+            </w:r>
+          </w:p>
+        </w:tc>
+        <w:tc>
+          <w:tcPr/>
+          <w:p>
+            <w:pPr>
+              <w:pStyle w:val="Compact"/>
+            </w:pPr>
+            <w:r>
+              <w:rPr>
+                <w:b/>
+                <w:bCs/>
+              </w:rPr>
+              <w:t xml:space="preserve">Built; dormant until R&amp;A creates the storage type</w:t>
+            </w:r>
+          </w:p>
+        </w:tc>
+      </w:tr>
+      <w:tr>
+        <w:tc>
+          <w:tcPr/>
+          <w:p>
+            <w:pPr>
+              <w:pStyle w:val="Compact"/>
+            </w:pPr>
+            <w:r>
+              <w:t xml:space="preserve">Publish + review-request email (Mailgun)</w:t>
+            </w:r>
+          </w:p>
+        </w:tc>
+        <w:tc>
+          <w:tcPr/>
+          <w:p>
+            <w:pPr>
+              <w:pStyle w:val="Compact"/>
+            </w:pPr>
+            <w:r>
+              <w:t xml:space="preserve">One-step publish; notify a reviewer</w:t>
+            </w:r>
+          </w:p>
+        </w:tc>
+        <w:tc>
+          <w:tcPr/>
+          <w:p>
+            <w:pPr>
+              <w:pStyle w:val="Compact"/>
+            </w:pPr>
+            <w:r>
+              <w:rPr>
+                <w:b/>
+                <w:bCs/>
+              </w:rPr>
+              <w:t xml:space="preserve">Built; awaits R&amp;A’s email keys &amp; live test</w:t>
+            </w:r>
+          </w:p>
+        </w:tc>
+      </w:tr>
+      <w:tr>
+        <w:tc>
+          <w:tcPr/>
+          <w:p>
+            <w:pPr>
+              <w:pStyle w:val="Compact"/>
+            </w:pPr>
+            <w:r>
+              <w:t xml:space="preserve">Auto rebuild of the public site on publish</w:t>
+            </w:r>
+          </w:p>
+        </w:tc>
+        <w:tc>
+          <w:tcPr/>
+          <w:p>
+            <w:pPr>
+              <w:pStyle w:val="Compact"/>
+            </w:pPr>
+            <w:r>
+              <w:t xml:space="preserve">New content appears publicly</w:t>
+            </w:r>
+          </w:p>
+        </w:tc>
+        <w:tc>
+          <w:tcPr/>
+          <w:p>
+            <w:pPr>
+              <w:pStyle w:val="Compact"/>
+            </w:pPr>
+            <w:r>
+              <w:rPr>
+                <w:b/>
+                <w:bCs/>
+              </w:rPr>
+              <w:t xml:space="preserve">Built; awaits R&amp;A wiring the trigger</w:t>
             </w:r>
           </w:p>
         </w:tc>
@@ -3154,9 +4670,9 @@
         </w:pict>
       </w:r>
     </w:p>
-    <w:bookmarkEnd w:id="25"/>
-    <w:bookmarkEnd w:id="26"/>
-    <w:bookmarkStart w:id="27" w:name="whats-still-ahead"/>
+    <w:bookmarkEnd w:id="28"/>
+    <w:bookmarkEnd w:id="29"/>
+    <w:bookmarkStart w:id="30" w:name="whats-still-ahead"/>
     <w:p>
       <w:pPr>
         <w:pStyle w:val="Heading2"/>
@@ -3170,46 +4686,7 @@
         <w:pStyle w:val="FirstParagraph"/>
       </w:pPr>
       <w:r>
-        <w:t xml:space="preserve">These are the planned next steps, in sequence. They are designed but not yet</w:t>
-      </w:r>
-      <w:r>
-        <w:t xml:space="preserve"> </w:t>
-      </w:r>
-      <w:r>
-        <w:t xml:space="preserve">built, and the team is honest about that.</w:t>
-      </w:r>
-    </w:p>
-    <w:p>
-      <w:pPr>
-        <w:numPr>
-          <w:ilvl w:val="0"/>
-          <w:numId w:val="1002"/>
-        </w:numPr>
-      </w:pPr>
-      <w:r>
-        <w:rPr>
-          <w:b/>
-          <w:bCs/>
-        </w:rPr>
-        <w:t xml:space="preserve">The full rich-text editing experience.</w:t>
-      </w:r>
-      <w:r>
-        <w:t xml:space="preserve"> </w:t>
-      </w:r>
-      <w:r>
-        <w:t xml:space="preserve">Today an author writes in a</w:t>
-      </w:r>
-      <w:r>
-        <w:t xml:space="preserve"> </w:t>
-      </w:r>
-      <w:r>
-        <w:t xml:space="preserve">straightforward writing area with a live preview beside it. The planned step</w:t>
-      </w:r>
-      <w:r>
-        <w:t xml:space="preserve"> </w:t>
-      </w:r>
-      <w:r>
-        <w:t xml:space="preserve">gives non-technical authors formatting</w:t>
+        <w:t xml:space="preserve">Here is the honest part. The</w:t>
       </w:r>
       <w:r>
         <w:t xml:space="preserve"> </w:t>
@@ -3219,214 +4696,653 @@
           <w:i/>
           <w:iCs/>
         </w:rPr>
-        <w:t xml:space="preserve">buttons</w:t>
-      </w:r>
-      <w:r>
-        <w:t xml:space="preserve">, a visual table builder, and</w:t>
-      </w:r>
-      <w:r>
-        <w:t xml:space="preserve"> </w:t>
-      </w:r>
-      <w:r>
-        <w:t xml:space="preserve">drag-and-drop images — so no one ever has to learn any formatting syntax. Rather</w:t>
-      </w:r>
-      <w:r>
-        <w:t xml:space="preserve"> </w:t>
-      </w:r>
-      <w:r>
-        <w:t xml:space="preserve">than build such an editor from scratch (a notoriously deep undertaking), the</w:t>
-      </w:r>
-      <w:r>
-        <w:t xml:space="preserve"> </w:t>
-      </w:r>
-      <w:r>
-        <w:t xml:space="preserve">Studio will adapt a capable editor ICJIA already owns and teach it to handle</w:t>
-      </w:r>
-      <w:r>
-        <w:t xml:space="preserve"> </w:t>
-      </w:r>
-      <w:r>
-        <w:t xml:space="preserve">images, which is the one capability it lacks.</w:t>
-      </w:r>
-    </w:p>
-    <w:p>
-      <w:pPr>
-        <w:numPr>
-          <w:ilvl w:val="0"/>
-          <w:numId w:val="1002"/>
-        </w:numPr>
-      </w:pPr>
-      <w:r>
-        <w:rPr>
-          <w:b/>
-          <w:bCs/>
-        </w:rPr>
-        <w:t xml:space="preserve">One-click publishing, with the public site rebuilding automatically.</w:t>
-      </w:r>
-      <w:r>
-        <w:t xml:space="preserve"> </w:t>
-      </w:r>
-      <w:r>
-        <w:t xml:space="preserve">The</w:t>
-      </w:r>
-      <w:r>
-        <w:t xml:space="preserve"> </w:t>
-      </w:r>
-      <w:r>
-        <w:t xml:space="preserve">planned</w:t>
-      </w:r>
-      <w:r>
-        <w:t xml:space="preserve"> </w:t>
-      </w:r>
-      <w:r>
-        <w:t xml:space="preserve">“Publish”</w:t>
-      </w:r>
-      <w:r>
-        <w:t xml:space="preserve"> </w:t>
-      </w:r>
-      <w:r>
-        <w:t xml:space="preserve">button will do two things in one click: mark the content live,</w:t>
-      </w:r>
-      <w:r>
-        <w:t xml:space="preserve"> </w:t>
-      </w:r>
-      <w:r>
-        <w:t xml:space="preserve">and automatically tell the separate public Research Hub website to rebuild itself</w:t>
-      </w:r>
-      <w:r>
-        <w:t xml:space="preserve"> </w:t>
-      </w:r>
-      <w:r>
-        <w:t xml:space="preserve">with the new content (with a short, normal delay of a minute or two before it</w:t>
-      </w:r>
-      <w:r>
-        <w:t xml:space="preserve"> </w:t>
-      </w:r>
-      <w:r>
-        <w:t xml:space="preserve">appears publicly).</w:t>
-      </w:r>
-    </w:p>
-    <w:p>
-      <w:pPr>
-        <w:numPr>
-          <w:ilvl w:val="0"/>
-          <w:numId w:val="1002"/>
-        </w:numPr>
-      </w:pPr>
-      <w:r>
-        <w:rPr>
-          <w:b/>
-          <w:bCs/>
-        </w:rPr>
-        <w:t xml:space="preserve">Review-by-email.</w:t>
-      </w:r>
-      <w:r>
-        <w:t xml:space="preserve"> </w:t>
-      </w:r>
-      <w:r>
-        <w:t xml:space="preserve">An author will be able to request review, which sends their</w:t>
-      </w:r>
-      <w:r>
-        <w:t xml:space="preserve"> </w:t>
-      </w:r>
-      <w:r>
-        <w:t xml:space="preserve">reviewer an email containing a link to the exact preview of the draft. The</w:t>
-      </w:r>
-      <w:r>
-        <w:t xml:space="preserve"> </w:t>
-      </w:r>
-      <w:r>
-        <w:t xml:space="preserve">reviewer opens the link, sees precisely what will publish, and proceeds.</w:t>
-      </w:r>
-    </w:p>
-    <w:p>
-      <w:pPr>
-        <w:numPr>
-          <w:ilvl w:val="0"/>
-          <w:numId w:val="1002"/>
-        </w:numPr>
-      </w:pPr>
-      <w:r>
-        <w:rPr>
-          <w:b/>
-          <w:bCs/>
-        </w:rPr>
-        <w:t xml:space="preserve">First-time author onboarding.</w:t>
-      </w:r>
-      <w:r>
-        <w:t xml:space="preserve"> </w:t>
-      </w:r>
-      <w:r>
-        <w:t xml:space="preserve">The very first time a staff member signs in,</w:t>
-      </w:r>
-      <w:r>
-        <w:t xml:space="preserve"> </w:t>
-      </w:r>
-      <w:r>
-        <w:t xml:space="preserve">the Studio will collect a short profile — chiefly who their reviewer is — so the</w:t>
-      </w:r>
-      <w:r>
-        <w:t xml:space="preserve"> </w:t>
-      </w:r>
-      <w:r>
-        <w:t xml:space="preserve">review-by-email step knows whom to notify. This is the one natural moment to ask</w:t>
-      </w:r>
-      <w:r>
-        <w:t xml:space="preserve"> </w:t>
-      </w:r>
-      <w:r>
-        <w:t xml:space="preserve">for that information without nagging anyone later.</w:t>
-      </w:r>
-    </w:p>
-    <w:p>
-      <w:pPr>
-        <w:numPr>
-          <w:ilvl w:val="0"/>
-          <w:numId w:val="1002"/>
-        </w:numPr>
-      </w:pPr>
-      <w:r>
-        <w:rPr>
-          <w:b/>
-          <w:bCs/>
-        </w:rPr>
-        <w:t xml:space="preserve">Final polish, accessibility, and a demo article.</w:t>
-      </w:r>
-      <w:r>
-        <w:t xml:space="preserve"> </w:t>
-      </w:r>
-      <w:r>
-        <w:t xml:space="preserve">A dedicated pass to make</w:t>
-      </w:r>
-      <w:r>
-        <w:t xml:space="preserve"> </w:t>
-      </w:r>
-      <w:r>
-        <w:t xml:space="preserve">the whole tool refined, fully usable by keyboard and screen reader, and clear in</w:t>
-      </w:r>
-      <w:r>
-        <w:t xml:space="preserve"> </w:t>
-      </w:r>
-      <w:r>
-        <w:t xml:space="preserve">how it reports any error — plus a one-click</w:t>
-      </w:r>
-      <w:r>
-        <w:t xml:space="preserve"> </w:t>
-      </w:r>
-      <w:r>
-        <w:t xml:space="preserve">“sample article”</w:t>
-      </w:r>
-      <w:r>
-        <w:t xml:space="preserve"> </w:t>
-      </w:r>
-      <w:r>
-        <w:t xml:space="preserve">that instantly</w:t>
-      </w:r>
-      <w:r>
-        <w:t xml:space="preserve"> </w:t>
-      </w:r>
-      <w:r>
-        <w:t xml:space="preserve">creates a complete, realistic demo draft so the tool can be shown on demand.</w:t>
+        <w:t xml:space="preserve">features</w:t>
+      </w:r>
+      <w:r>
+        <w:t xml:space="preserve"> </w:t>
+      </w:r>
+      <w:r>
+        <w:t xml:space="preserve">are built (Section 3). What remains is</w:t>
+      </w:r>
+      <w:r>
+        <w:t xml:space="preserve"> </w:t>
+      </w:r>
+      <w:r>
+        <w:t xml:space="preserve">almost entirely</w:t>
+      </w:r>
+      <w:r>
+        <w:t xml:space="preserve"> </w:t>
+      </w:r>
+      <w:r>
+        <w:rPr>
+          <w:b/>
+          <w:bCs/>
+        </w:rPr>
+        <w:t xml:space="preserve">setup that only ICJIA’s Research &amp; Analysis (R&amp;A) unit can do</w:t>
+      </w:r>
+      <w:r>
+        <w:t xml:space="preserve">,</w:t>
+      </w:r>
+      <w:r>
+        <w:t xml:space="preserve"> </w:t>
+      </w:r>
+      <w:r>
+        <w:t xml:space="preserve">plus a final dress rehearsal and one piece of cleanup before launch. None of it is</w:t>
+      </w:r>
+      <w:r>
+        <w:t xml:space="preserve"> </w:t>
+      </w:r>
+      <w:r>
+        <w:t xml:space="preserve">new feature-building; it is connecting the finished tool to ICJIA’s own live</w:t>
+      </w:r>
+      <w:r>
+        <w:t xml:space="preserve"> </w:t>
+      </w:r>
+      <w:r>
+        <w:t xml:space="preserve">services. Each step below names</w:t>
+      </w:r>
+      <w:r>
+        <w:t xml:space="preserve"> </w:t>
+      </w:r>
+      <w:r>
+        <w:rPr>
+          <w:b/>
+          <w:bCs/>
+        </w:rPr>
+        <w:t xml:space="preserve">who does it</w:t>
+      </w:r>
+      <w:r>
+        <w:t xml:space="preserve">.</w:t>
+      </w:r>
+    </w:p>
+    <w:tbl>
+      <w:tblPr>
+        <w:tblStyle w:val="Table"/>
+        <w:tblW w:type="pct" w:w="5000"/>
+        <w:tblLayout w:type="fixed"/>
+        <w:tblLook w:firstRow="1" w:lastRow="0" w:firstColumn="0" w:lastColumn="0" w:noHBand="0" w:noVBand="0" w:val="0020"/>
+      </w:tblPr>
+      <w:tblGrid>
+        <w:gridCol w:w="1980"/>
+        <w:gridCol w:w="1980"/>
+        <w:gridCol w:w="1980"/>
+        <w:gridCol w:w="1980"/>
+      </w:tblGrid>
+      <w:tr>
+        <w:trPr>
+          <w:tblHeader w:val="on"/>
+        </w:trPr>
+        <w:tc>
+          <w:tcPr/>
+          <w:p>
+            <w:pPr>
+              <w:pStyle w:val="Compact"/>
+            </w:pPr>
+            <w:r>
+              <w:t xml:space="preserve">#</w:t>
+            </w:r>
+          </w:p>
+        </w:tc>
+        <w:tc>
+          <w:tcPr/>
+          <w:p>
+            <w:pPr>
+              <w:pStyle w:val="Compact"/>
+            </w:pPr>
+            <w:r>
+              <w:t xml:space="preserve">Remaining step</w:t>
+            </w:r>
+          </w:p>
+        </w:tc>
+        <w:tc>
+          <w:tcPr/>
+          <w:p>
+            <w:pPr>
+              <w:pStyle w:val="Compact"/>
+            </w:pPr>
+            <w:r>
+              <w:t xml:space="preserve">Who does it</w:t>
+            </w:r>
+          </w:p>
+        </w:tc>
+        <w:tc>
+          <w:tcPr/>
+          <w:p>
+            <w:pPr>
+              <w:pStyle w:val="Compact"/>
+            </w:pPr>
+            <w:r>
+              <w:t xml:space="preserve">Why it can’t be done yet by the developer</w:t>
+            </w:r>
+          </w:p>
+        </w:tc>
+      </w:tr>
+      <w:tr>
+        <w:tc>
+          <w:tcPr/>
+          <w:p>
+            <w:pPr>
+              <w:pStyle w:val="Compact"/>
+            </w:pPr>
+            <w:r>
+              <w:t xml:space="preserve">1</w:t>
+            </w:r>
+          </w:p>
+        </w:tc>
+        <w:tc>
+          <w:tcPr/>
+          <w:p>
+            <w:pPr>
+              <w:pStyle w:val="Compact"/>
+            </w:pPr>
+            <w:r>
+              <w:rPr>
+                <w:b/>
+                <w:bCs/>
+              </w:rPr>
+              <w:t xml:space="preserve">Create the</w:t>
+            </w:r>
+            <w:r>
+              <w:rPr>
+                <w:b/>
+                <w:bCs/>
+              </w:rPr>
+              <w:t xml:space="preserve"> </w:t>
+            </w:r>
+            <w:r>
+              <w:rPr>
+                <w:rStyle w:val="VerbatimChar"/>
+                <w:b/>
+                <w:bCs/>
+              </w:rPr>
+              <w:t xml:space="preserve">studio-profile</w:t>
+            </w:r>
+            <w:r>
+              <w:rPr>
+                <w:b/>
+                <w:bCs/>
+              </w:rPr>
+              <w:t xml:space="preserve"> </w:t>
+            </w:r>
+            <w:r>
+              <w:rPr>
+                <w:b/>
+                <w:bCs/>
+              </w:rPr>
+              <w:t xml:space="preserve">storage type</w:t>
+            </w:r>
+            <w:r>
+              <w:t xml:space="preserve"> </w:t>
+            </w:r>
+            <w:r>
+              <w:t xml:space="preserve">in the content system (this is the one piece that</w:t>
+            </w:r>
+            <w:r>
+              <w:t xml:space="preserve"> </w:t>
+            </w:r>
+            <w:r>
+              <w:rPr>
+                <w:i/>
+                <w:iCs/>
+              </w:rPr>
+              <w:t xml:space="preserve">turns on</w:t>
+            </w:r>
+            <w:r>
+              <w:t xml:space="preserve"> </w:t>
+            </w:r>
+            <w:r>
+              <w:t xml:space="preserve">first-login onboarding).</w:t>
+            </w:r>
+          </w:p>
+        </w:tc>
+        <w:tc>
+          <w:tcPr/>
+          <w:p>
+            <w:pPr>
+              <w:pStyle w:val="Compact"/>
+            </w:pPr>
+            <w:r>
+              <w:rPr>
+                <w:b/>
+                <w:bCs/>
+              </w:rPr>
+              <w:t xml:space="preserve">R&amp;A</w:t>
+            </w:r>
+          </w:p>
+        </w:tc>
+        <w:tc>
+          <w:tcPr/>
+          <w:p>
+            <w:pPr>
+              <w:pStyle w:val="Compact"/>
+            </w:pPr>
+            <w:r>
+              <w:t xml:space="preserve">Adding a storage type must be done in R&amp;A’s own content-system environment; until then the Studio stays fully usable with onboarding dormant.</w:t>
+            </w:r>
+          </w:p>
+        </w:tc>
+      </w:tr>
+      <w:tr>
+        <w:tc>
+          <w:tcPr/>
+          <w:p>
+            <w:pPr>
+              <w:pStyle w:val="Compact"/>
+            </w:pPr>
+            <w:r>
+              <w:t xml:space="preserve">2</w:t>
+            </w:r>
+          </w:p>
+        </w:tc>
+        <w:tc>
+          <w:tcPr/>
+          <w:p>
+            <w:pPr>
+              <w:pStyle w:val="Compact"/>
+            </w:pPr>
+            <w:r>
+              <w:rPr>
+                <w:b/>
+                <w:bCs/>
+              </w:rPr>
+              <w:t xml:space="preserve">Set the email keys</w:t>
+            </w:r>
+            <w:r>
+              <w:t xml:space="preserve"> </w:t>
+            </w:r>
+            <w:r>
+              <w:t xml:space="preserve">(Mailgun) so review-request emails can send.</w:t>
+            </w:r>
+          </w:p>
+        </w:tc>
+        <w:tc>
+          <w:tcPr/>
+          <w:p>
+            <w:pPr>
+              <w:pStyle w:val="Compact"/>
+            </w:pPr>
+            <w:r>
+              <w:rPr>
+                <w:b/>
+                <w:bCs/>
+              </w:rPr>
+              <w:t xml:space="preserve">R&amp;A</w:t>
+            </w:r>
+          </w:p>
+        </w:tc>
+        <w:tc>
+          <w:tcPr/>
+          <w:p>
+            <w:pPr>
+              <w:pStyle w:val="Compact"/>
+            </w:pPr>
+            <w:r>
+              <w:t xml:space="preserve">These are secret credentials that belong to ICJIA and live in ICJIA’s hosting, not in the code.</w:t>
+            </w:r>
+          </w:p>
+        </w:tc>
+      </w:tr>
+      <w:tr>
+        <w:tc>
+          <w:tcPr/>
+          <w:p>
+            <w:pPr>
+              <w:pStyle w:val="Compact"/>
+            </w:pPr>
+            <w:r>
+              <w:t xml:space="preserve">3</w:t>
+            </w:r>
+          </w:p>
+        </w:tc>
+        <w:tc>
+          <w:tcPr/>
+          <w:p>
+            <w:pPr>
+              <w:pStyle w:val="Compact"/>
+            </w:pPr>
+            <w:r>
+              <w:rPr>
+                <w:b/>
+                <w:bCs/>
+              </w:rPr>
+              <w:t xml:space="preserve">Wire the</w:t>
+            </w:r>
+            <w:r>
+              <w:rPr>
+                <w:b/>
+                <w:bCs/>
+              </w:rPr>
+              <w:t xml:space="preserve"> </w:t>
+            </w:r>
+            <w:r>
+              <w:rPr>
+                <w:b/>
+                <w:bCs/>
+              </w:rPr>
+              <w:t xml:space="preserve">“publish → rebuild the public site”</w:t>
+            </w:r>
+            <w:r>
+              <w:rPr>
+                <w:b/>
+                <w:bCs/>
+              </w:rPr>
+              <w:t xml:space="preserve"> </w:t>
+            </w:r>
+            <w:r>
+              <w:rPr>
+                <w:b/>
+                <w:bCs/>
+              </w:rPr>
+              <w:t xml:space="preserve">trigger</w:t>
+            </w:r>
+            <w:r>
+              <w:t xml:space="preserve"> </w:t>
+            </w:r>
+            <w:r>
+              <w:t xml:space="preserve">(one connection from the content system to the public site’s hosting).</w:t>
+            </w:r>
+          </w:p>
+        </w:tc>
+        <w:tc>
+          <w:tcPr/>
+          <w:p>
+            <w:pPr>
+              <w:pStyle w:val="Compact"/>
+            </w:pPr>
+            <w:r>
+              <w:rPr>
+                <w:b/>
+                <w:bCs/>
+              </w:rPr>
+              <w:t xml:space="preserve">R&amp;A</w:t>
+            </w:r>
+          </w:p>
+        </w:tc>
+        <w:tc>
+          <w:tcPr/>
+          <w:p>
+            <w:pPr>
+              <w:pStyle w:val="Compact"/>
+            </w:pPr>
+            <w:r>
+              <w:t xml:space="preserve">The trigger is a secret URL that, by design, lives only in the content system — never in the Studio’s code.</w:t>
+            </w:r>
+          </w:p>
+        </w:tc>
+      </w:tr>
+      <w:tr>
+        <w:tc>
+          <w:tcPr/>
+          <w:p>
+            <w:pPr>
+              <w:pStyle w:val="Compact"/>
+            </w:pPr>
+            <w:r>
+              <w:t xml:space="preserve">4</w:t>
+            </w:r>
+          </w:p>
+        </w:tc>
+        <w:tc>
+          <w:tcPr/>
+          <w:p>
+            <w:pPr>
+              <w:pStyle w:val="Compact"/>
+            </w:pPr>
+            <w:r>
+              <w:rPr>
+                <w:b/>
+                <w:bCs/>
+              </w:rPr>
+              <w:t xml:space="preserve">Dress rehearsal with real staff accounts:</w:t>
+            </w:r>
+            <w:r>
+              <w:t xml:space="preserve"> </w:t>
+            </w:r>
+            <w:r>
+              <w:t xml:space="preserve">test the live publish, the review email, and onboarding end-to-end — including confirming a real Author truly cannot publish.</w:t>
+            </w:r>
+          </w:p>
+        </w:tc>
+        <w:tc>
+          <w:tcPr/>
+          <w:p>
+            <w:pPr>
+              <w:pStyle w:val="Compact"/>
+            </w:pPr>
+            <w:r>
+              <w:rPr>
+                <w:b/>
+                <w:bCs/>
+              </w:rPr>
+              <w:t xml:space="preserve">Developer, with R&amp;A providing a real Author test account</w:t>
+            </w:r>
+          </w:p>
+        </w:tc>
+        <w:tc>
+          <w:tcPr/>
+          <w:p>
+            <w:pPr>
+              <w:pStyle w:val="Compact"/>
+            </w:pPr>
+            <w:r>
+              <w:t xml:space="preserve">The team does not create staff accounts itself; an actual Author login is needed to prove the rule under real conditions.</w:t>
+            </w:r>
+          </w:p>
+        </w:tc>
+      </w:tr>
+      <w:tr>
+        <w:tc>
+          <w:tcPr/>
+          <w:p>
+            <w:pPr>
+              <w:pStyle w:val="Compact"/>
+            </w:pPr>
+            <w:r>
+              <w:t xml:space="preserve">5</w:t>
+            </w:r>
+          </w:p>
+        </w:tc>
+        <w:tc>
+          <w:tcPr/>
+          <w:p>
+            <w:pPr>
+              <w:pStyle w:val="Compact"/>
+            </w:pPr>
+            <w:r>
+              <w:rPr>
+                <w:b/>
+                <w:bCs/>
+              </w:rPr>
+              <w:t xml:space="preserve">Remove the temporary</w:t>
+            </w:r>
+            <w:r>
+              <w:rPr>
+                <w:b/>
+                <w:bCs/>
+              </w:rPr>
+              <w:t xml:space="preserve"> </w:t>
+            </w:r>
+            <w:r>
+              <w:rPr>
+                <w:rStyle w:val="VerbatimChar"/>
+                <w:b/>
+                <w:bCs/>
+              </w:rPr>
+              <w:t xml:space="preserve">admin</w:t>
+            </w:r>
+            <w:r>
+              <w:rPr>
+                <w:b/>
+                <w:bCs/>
+              </w:rPr>
+              <w:t xml:space="preserve"> </w:t>
+            </w:r>
+            <w:r>
+              <w:rPr>
+                <w:b/>
+                <w:bCs/>
+              </w:rPr>
+              <w:t xml:space="preserve">/</w:t>
+            </w:r>
+            <w:r>
+              <w:rPr>
+                <w:b/>
+                <w:bCs/>
+              </w:rPr>
+              <w:t xml:space="preserve"> </w:t>
+            </w:r>
+            <w:r>
+              <w:rPr>
+                <w:rStyle w:val="VerbatimChar"/>
+                <w:b/>
+                <w:bCs/>
+              </w:rPr>
+              <w:t xml:space="preserve">admin</w:t>
+            </w:r>
+            <w:r>
+              <w:rPr>
+                <w:b/>
+                <w:bCs/>
+              </w:rPr>
+              <w:t xml:space="preserve"> </w:t>
+            </w:r>
+            <w:r>
+              <w:rPr>
+                <w:b/>
+                <w:bCs/>
+              </w:rPr>
+              <w:t xml:space="preserve">demo login</w:t>
+            </w:r>
+            <w:r>
+              <w:t xml:space="preserve"> </w:t>
+            </w:r>
+            <w:r>
+              <w:t xml:space="preserve">before the tool goes to production.</w:t>
+            </w:r>
+          </w:p>
+        </w:tc>
+        <w:tc>
+          <w:tcPr/>
+          <w:p>
+            <w:pPr>
+              <w:pStyle w:val="Compact"/>
+            </w:pPr>
+            <w:r>
+              <w:rPr>
+                <w:b/>
+                <w:bCs/>
+              </w:rPr>
+              <w:t xml:space="preserve">Developer</w:t>
+            </w:r>
+          </w:p>
+        </w:tc>
+        <w:tc>
+          <w:tcPr/>
+          <w:p>
+            <w:pPr>
+              <w:pStyle w:val="Compact"/>
+            </w:pPr>
+            <w:r>
+              <w:t xml:space="preserve">It is already inert in any real build (see Section 5), but it is removed entirely as a final cleanup so the record is spotless.</w:t>
+            </w:r>
+          </w:p>
+        </w:tc>
+      </w:tr>
+      <w:tr>
+        <w:tc>
+          <w:tcPr/>
+          <w:p>
+            <w:pPr>
+              <w:pStyle w:val="Compact"/>
+            </w:pPr>
+            <w:r>
+              <w:t xml:space="preserve">6</w:t>
+            </w:r>
+          </w:p>
+        </w:tc>
+        <w:tc>
+          <w:tcPr/>
+          <w:p>
+            <w:pPr>
+              <w:pStyle w:val="Compact"/>
+            </w:pPr>
+            <w:r>
+              <w:rPr>
+                <w:i/>
+                <w:iCs/>
+              </w:rPr>
+              <w:t xml:space="preserve">Optional, later:</w:t>
+            </w:r>
+            <w:r>
+              <w:t xml:space="preserve"> </w:t>
+            </w:r>
+            <w:r>
+              <w:rPr>
+                <w:b/>
+                <w:bCs/>
+              </w:rPr>
+              <w:t xml:space="preserve">public (no-login) share links</w:t>
+            </w:r>
+            <w:r>
+              <w:t xml:space="preserve"> </w:t>
+            </w:r>
+            <w:r>
+              <w:t xml:space="preserve">for previews, if ICJIA wants reviewers outside the staff sign-in to open a draft.</w:t>
+            </w:r>
+          </w:p>
+        </w:tc>
+        <w:tc>
+          <w:tcPr/>
+          <w:p>
+            <w:pPr>
+              <w:pStyle w:val="Compact"/>
+            </w:pPr>
+            <w:r>
+              <w:rPr>
+                <w:b/>
+                <w:bCs/>
+              </w:rPr>
+              <w:t xml:space="preserve">Developer, if requested</w:t>
+            </w:r>
+          </w:p>
+        </w:tc>
+        <w:tc>
+          <w:tcPr/>
+          <w:p>
+            <w:pPr>
+              <w:pStyle w:val="Compact"/>
+            </w:pPr>
+            <w:r>
+              <w:t xml:space="preserve">Not required for launch; today’s preview links open for any signed-in staff member, which covers the reviewers.</w:t>
+            </w:r>
+          </w:p>
+        </w:tc>
+      </w:tr>
+    </w:tbl>
+    <w:p>
+      <w:pPr>
+        <w:pStyle w:val="BodyText"/>
+      </w:pPr>
+      <w:r>
+        <w:t xml:space="preserve">Plainly: steps 1–3 are ICJIA’s setup, step 4 is the joint go-live check, and steps</w:t>
+      </w:r>
+      <w:r>
+        <w:t xml:space="preserve"> </w:t>
+      </w:r>
+      <w:r>
+        <w:t xml:space="preserve">5–6 are developer cleanup and an optional nicety. The setup steps (1–3) are each</w:t>
+      </w:r>
+      <w:r>
+        <w:t xml:space="preserve"> </w:t>
+      </w:r>
+      <w:r>
+        <w:t xml:space="preserve">documented in the project so R&amp;A can follow them directly. Nothing on this list is</w:t>
+      </w:r>
+      <w:r>
+        <w:t xml:space="preserve"> </w:t>
+      </w:r>
+      <w:r>
+        <w:t xml:space="preserve">an unknown or a research problem — they are known tasks with named owners.</w:t>
       </w:r>
     </w:p>
     <w:p>
@@ -3436,8 +5352,8 @@
         </w:pict>
       </w:r>
     </w:p>
-    <w:bookmarkEnd w:id="27"/>
-    <w:bookmarkStart w:id="28" w:name="how-we-work-and-why-you-can-trust-it"/>
+    <w:bookmarkEnd w:id="30"/>
+    <w:bookmarkStart w:id="32" w:name="how-we-work-and-why-you-can-trust-it"/>
     <w:p>
       <w:pPr>
         <w:pStyle w:val="Heading2"/>
@@ -3479,20 +5395,20 @@
         <w:t xml:space="preserve"> </w:t>
       </w:r>
       <w:r>
-        <w:t xml:space="preserve">define the approach, and together they are the reason a manager can have</w:t>
-      </w:r>
-      <w:r>
-        <w:t xml:space="preserve"> </w:t>
-      </w:r>
-      <w:r>
-        <w:t xml:space="preserve">confidence in work that is still in progress.</w:t>
+        <w:t xml:space="preserve">define the approach, and together they are the reason a manager can trust work</w:t>
+      </w:r>
+      <w:r>
+        <w:t xml:space="preserve"> </w:t>
+      </w:r>
+      <w:r>
+        <w:t xml:space="preserve">even before it is switched on for the public.</w:t>
       </w:r>
     </w:p>
     <w:p>
       <w:pPr>
         <w:numPr>
           <w:ilvl w:val="0"/>
-          <w:numId w:val="1003"/>
+          <w:numId w:val="1005"/>
         </w:numPr>
       </w:pPr>
       <w:r>
@@ -3536,44 +5452,68 @@
         <w:t xml:space="preserve"> </w:t>
       </w:r>
       <w:r>
-        <w:t xml:space="preserve">practice. Its practical payoff here is concrete: the project’s headline promises</w:t>
-      </w:r>
-      <w:r>
-        <w:t xml:space="preserve"> </w:t>
-      </w:r>
-      <w:r>
-        <w:t xml:space="preserve">— for example,</w:t>
-      </w:r>
-      <w:r>
-        <w:t xml:space="preserve"> </w:t>
-      </w:r>
-      <w:r>
-        <w:t xml:space="preserve">“no image is ever stored as a bloated embedded block”</w:t>
-      </w:r>
-      <w:r>
-        <w:t xml:space="preserve"> </w:t>
-      </w:r>
-      <w:r>
-        <w:t xml:space="preserve">— are</w:t>
-      </w:r>
-      <w:r>
-        <w:t xml:space="preserve"> </w:t>
-      </w:r>
-      <w:r>
-        <w:t xml:space="preserve">guaranteed by automatic checks that fail the build the instant anyone breaks</w:t>
-      </w:r>
-      <w:r>
-        <w:t xml:space="preserve"> </w:t>
-      </w:r>
-      <w:r>
-        <w:t xml:space="preserve">them, rather than relying on someone remembering to be careful.</w:t>
+        <w:t xml:space="preserve">practice. Its practical payoff here is concrete and checkable: the project’s</w:t>
+      </w:r>
+      <w:r>
+        <w:t xml:space="preserve"> </w:t>
+      </w:r>
+      <w:r>
+        <w:t xml:space="preserve">headline promises — for example,</w:t>
+      </w:r>
+      <w:r>
+        <w:t xml:space="preserve"> </w:t>
+      </w:r>
+      <w:r>
+        <w:t xml:space="preserve">“no image is ever stored as a bloated embedded</w:t>
+      </w:r>
+      <w:r>
+        <w:t xml:space="preserve"> </w:t>
+      </w:r>
+      <w:r>
+        <w:t xml:space="preserve">block”</w:t>
+      </w:r>
+      <w:r>
+        <w:t xml:space="preserve"> </w:t>
+      </w:r>
+      <w:r>
+        <w:t xml:space="preserve">— are guaranteed by automatic checks that fail the build the instant</w:t>
+      </w:r>
+      <w:r>
+        <w:t xml:space="preserve"> </w:t>
+      </w:r>
+      <w:r>
+        <w:t xml:space="preserve">anyone breaks them, rather than relying on someone remembering to be careful.</w:t>
+      </w:r>
+      <w:r>
+        <w:t xml:space="preserve"> </w:t>
+      </w:r>
+      <w:r>
+        <w:t xml:space="preserve">This is why</w:t>
+      </w:r>
+      <w:r>
+        <w:t xml:space="preserve"> </w:t>
+      </w:r>
+      <w:r>
+        <w:t xml:space="preserve">“built”</w:t>
+      </w:r>
+      <w:r>
+        <w:t xml:space="preserve"> </w:t>
+      </w:r>
+      <w:r>
+        <w:t xml:space="preserve">in this document means more than</w:t>
+      </w:r>
+      <w:r>
+        <w:t xml:space="preserve"> </w:t>
+      </w:r>
+      <w:r>
+        <w:t xml:space="preserve">“it appears to work.”</w:t>
       </w:r>
     </w:p>
     <w:p>
       <w:pPr>
         <w:numPr>
           <w:ilvl w:val="0"/>
-          <w:numId w:val="1003"/>
+          <w:numId w:val="1005"/>
         </w:numPr>
       </w:pPr>
       <w:r>
@@ -3625,14 +5565,14 @@
         <w:t xml:space="preserve"> </w:t>
       </w:r>
       <w:r>
-        <w:t xml:space="preserve">project. Nothing is hand-waved through.</w:t>
+        <w:t xml:space="preserve">project. Nothing is hand-waved through, and the entire history is on the record.</w:t>
       </w:r>
     </w:p>
     <w:p>
       <w:pPr>
         <w:numPr>
           <w:ilvl w:val="0"/>
-          <w:numId w:val="1003"/>
+          <w:numId w:val="1005"/>
         </w:numPr>
       </w:pPr>
       <w:r>
@@ -3646,49 +5586,43 @@
         <w:t xml:space="preserve"> </w:t>
       </w:r>
       <w:r>
-        <w:t xml:space="preserve">This is Draft 1. Rather than pretend every</w:t>
-      </w:r>
-      <w:r>
-        <w:t xml:space="preserve"> </w:t>
-      </w:r>
-      <w:r>
-        <w:t xml:space="preserve">requirement was known on day one, the team surfaces the deeper requirements by</w:t>
-      </w:r>
-      <w:r>
-        <w:t xml:space="preserve"> </w:t>
-      </w:r>
-      <w:r>
-        <w:t xml:space="preserve">building toward them, then captures what was learned and adjusts — in writing, in</w:t>
-      </w:r>
-      <w:r>
-        <w:t xml:space="preserve"> </w:t>
-      </w:r>
-      <w:r>
-        <w:t xml:space="preserve">a durable project record. The clearest example happened mid-build and is worth</w:t>
-      </w:r>
-      <w:r>
-        <w:t xml:space="preserve"> </w:t>
-      </w:r>
-      <w:r>
-        <w:t xml:space="preserve">stating plainly, because it answers</w:t>
-      </w:r>
-      <w:r>
-        <w:t xml:space="preserve"> </w:t>
-      </w:r>
-      <w:r>
-        <w:t xml:space="preserve">“what’s the issue?”</w:t>
-      </w:r>
-      <w:r>
-        <w:t xml:space="preserve"> </w:t>
-      </w:r>
-      <w:r>
-        <w:t xml:space="preserve">better than anything</w:t>
-      </w:r>
-      <w:r>
-        <w:t xml:space="preserve"> </w:t>
-      </w:r>
-      <w:r>
-        <w:t xml:space="preserve">else could:</w:t>
+        <w:t xml:space="preserve">Rather than pretend every requirement was</w:t>
+      </w:r>
+      <w:r>
+        <w:t xml:space="preserve"> </w:t>
+      </w:r>
+      <w:r>
+        <w:t xml:space="preserve">known on day one, the team surfaces the deeper requirements by building toward</w:t>
+      </w:r>
+      <w:r>
+        <w:t xml:space="preserve"> </w:t>
+      </w:r>
+      <w:r>
+        <w:t xml:space="preserve">them, then captures what was learned and adjusts — in writing, in a durable</w:t>
+      </w:r>
+      <w:r>
+        <w:t xml:space="preserve"> </w:t>
+      </w:r>
+      <w:r>
+        <w:t xml:space="preserve">project record. The clearest example happened mid-build and is worth stating</w:t>
+      </w:r>
+      <w:r>
+        <w:t xml:space="preserve"> </w:t>
+      </w:r>
+      <w:r>
+        <w:t xml:space="preserve">plainly, because it answers</w:t>
+      </w:r>
+      <w:r>
+        <w:t xml:space="preserve"> </w:t>
+      </w:r>
+      <w:r>
+        <w:t xml:space="preserve">“what’s the catch?”</w:t>
+      </w:r>
+      <w:r>
+        <w:t xml:space="preserve"> </w:t>
+      </w:r>
+      <w:r>
+        <w:t xml:space="preserve">better than anything else could:</w:t>
       </w:r>
     </w:p>
     <w:p>
@@ -3854,51 +5788,337 @@
           <w:b/>
           <w:bCs/>
         </w:rPr>
-        <w:t xml:space="preserve">149 automated tests, all passing, with a clean type-check</w:t>
-      </w:r>
-      <w:r>
-        <w:t xml:space="preserve">, across</w:t>
-      </w:r>
-      <w:r>
-        <w:t xml:space="preserve"> </w:t>
-      </w:r>
-      <w:r>
-        <w:t xml:space="preserve">the foundation, the sign-in, the content engine, and the image layer. The</w:t>
-      </w:r>
-      <w:r>
-        <w:t xml:space="preserve"> </w:t>
-      </w:r>
-      <w:r>
-        <w:t xml:space="preserve">no-bloated-images rule, the accessibility requirements, and the security handling</w:t>
-      </w:r>
-      <w:r>
-        <w:t xml:space="preserve"> </w:t>
-      </w:r>
-      <w:r>
-        <w:t xml:space="preserve">of risky files are each backed by their own automatic guards. The result the</w:t>
-      </w:r>
-      <w:r>
-        <w:t xml:space="preserve"> </w:t>
-      </w:r>
-      <w:r>
-        <w:t xml:space="preserve">process is aiming at is a tool that is correct, reviewable, safe to change, and</w:t>
-      </w:r>
-      <w:r>
-        <w:t xml:space="preserve"> </w:t>
-      </w:r>
-      <w:r>
-        <w:t xml:space="preserve">maintainable for years — which is the entire reason to rebuild on a modern</w:t>
-      </w:r>
-      <w:r>
-        <w:t xml:space="preserve"> </w:t>
-      </w:r>
-      <w:r>
-        <w:t xml:space="preserve">foundation in the first place.</w:t>
-      </w:r>
-    </w:p>
-    <w:p>
-      <w:pPr>
-        <w:pStyle w:val="BodyText"/>
+        <w:t xml:space="preserve">325 automated tests, all passing</w:t>
+      </w:r>
+      <w:r>
+        <w:t xml:space="preserve">, across the sign-in and roles, the</w:t>
+      </w:r>
+      <w:r>
+        <w:t xml:space="preserve"> </w:t>
+      </w:r>
+      <w:r>
+        <w:t xml:space="preserve">content engine for all three content types, the image and file handling, the save</w:t>
+      </w:r>
+      <w:r>
+        <w:t xml:space="preserve"> </w:t>
+      </w:r>
+      <w:r>
+        <w:t xml:space="preserve">gate, the editor, the</w:t>
+      </w:r>
+      <w:r>
+        <w:t xml:space="preserve"> </w:t>
+      </w:r>
+      <w:r>
+        <w:t xml:space="preserve">“preview as published”</w:t>
+      </w:r>
+      <w:r>
+        <w:t xml:space="preserve"> </w:t>
+      </w:r>
+      <w:r>
+        <w:t xml:space="preserve">view, the demo mode, and the</w:t>
+      </w:r>
+      <w:r>
+        <w:t xml:space="preserve"> </w:t>
+      </w:r>
+      <w:r>
+        <w:t xml:space="preserve">publish/email/onboarding code. The no-bloated-images rule, the accessibility</w:t>
+      </w:r>
+      <w:r>
+        <w:t xml:space="preserve"> </w:t>
+      </w:r>
+      <w:r>
+        <w:t xml:space="preserve">requirements, and the security handling of risky files are each backed by their</w:t>
+      </w:r>
+      <w:r>
+        <w:t xml:space="preserve"> </w:t>
+      </w:r>
+      <w:r>
+        <w:t xml:space="preserve">own automatic guards. The result the process is aiming at is a tool that is</w:t>
+      </w:r>
+      <w:r>
+        <w:t xml:space="preserve"> </w:t>
+      </w:r>
+      <w:r>
+        <w:t xml:space="preserve">correct, reviewable, safe to change, and maintainable for years — which is the</w:t>
+      </w:r>
+      <w:r>
+        <w:t xml:space="preserve"> </w:t>
+      </w:r>
+      <w:r>
+        <w:t xml:space="preserve">entire reason to rebuild on a modern foundation in the first place.</w:t>
+      </w:r>
+    </w:p>
+    <w:bookmarkStart w:id="31" w:name="answering-the-skeptic-directly"/>
+    <w:p>
+      <w:pPr>
+        <w:pStyle w:val="Heading3"/>
+      </w:pPr>
+      <w:r>
+        <w:t xml:space="preserve">Answering the skeptic directly</w:t>
+      </w:r>
+    </w:p>
+    <w:p>
+      <w:pPr>
+        <w:pStyle w:val="FirstParagraph"/>
+      </w:pPr>
+      <w:r>
+        <w:t xml:space="preserve">Three fair questions deserve straight answers, with no spin.</w:t>
+      </w:r>
+    </w:p>
+    <w:p>
+      <w:pPr>
+        <w:numPr>
+          <w:ilvl w:val="0"/>
+          <w:numId w:val="1006"/>
+        </w:numPr>
+      </w:pPr>
+      <w:r>
+        <w:rPr>
+          <w:b/>
+          <w:bCs/>
+          <w:i/>
+          <w:iCs/>
+        </w:rPr>
+        <w:t xml:space="preserve">“Is this overbuilt?”</w:t>
+      </w:r>
+      <w:r>
+        <w:t xml:space="preserve"> </w:t>
+      </w:r>
+      <w:r>
+        <w:t xml:space="preserve">No — and Section 2 makes the case in detail. The</w:t>
+      </w:r>
+      <w:r>
+        <w:t xml:space="preserve"> </w:t>
+      </w:r>
+      <w:r>
+        <w:rPr>
+          <w:i/>
+          <w:iCs/>
+        </w:rPr>
+        <w:t xml:space="preserve">workflow</w:t>
+      </w:r>
+      <w:r>
+        <w:t xml:space="preserve"> </w:t>
+      </w:r>
+      <w:r>
+        <w:t xml:space="preserve">is deliberately the simplest it can be (writers draft, approvers</w:t>
+      </w:r>
+      <w:r>
+        <w:t xml:space="preserve"> </w:t>
+      </w:r>
+      <w:r>
+        <w:t xml:space="preserve">publish), which is itself a simplification of the old tool’s confusing approval</w:t>
+      </w:r>
+      <w:r>
+        <w:t xml:space="preserve"> </w:t>
+      </w:r>
+      <w:r>
+        <w:t xml:space="preserve">chain. Everything beneath it — real roles, accessible images, the save gate, the</w:t>
+      </w:r>
+      <w:r>
+        <w:t xml:space="preserve"> </w:t>
+      </w:r>
+      <w:r>
+        <w:t xml:space="preserve">exact preview — is the minimum a public</w:t>
+      </w:r>
+      <w:r>
+        <w:t xml:space="preserve"> </w:t>
+      </w:r>
+      <w:r>
+        <w:rPr>
+          <w:b/>
+          <w:bCs/>
+        </w:rPr>
+        <w:t xml:space="preserve">government</w:t>
+      </w:r>
+      <w:r>
+        <w:t xml:space="preserve"> </w:t>
+      </w:r>
+      <w:r>
+        <w:t xml:space="preserve">site requires to be safe</w:t>
+      </w:r>
+      <w:r>
+        <w:t xml:space="preserve"> </w:t>
+      </w:r>
+      <w:r>
+        <w:t xml:space="preserve">and accessible by law. None of it is decoration; remove any of it and you get a</w:t>
+      </w:r>
+      <w:r>
+        <w:t xml:space="preserve"> </w:t>
+      </w:r>
+      <w:r>
+        <w:t xml:space="preserve">tool that is unsafe, inaccessible, or untrustworthy. If anything was</w:t>
+      </w:r>
+      <w:r>
+        <w:t xml:space="preserve"> </w:t>
+      </w:r>
+      <w:r>
+        <w:rPr>
+          <w:i/>
+          <w:iCs/>
+        </w:rPr>
+        <w:t xml:space="preserve">added</w:t>
+      </w:r>
+      <w:r>
+        <w:t xml:space="preserve"> </w:t>
+      </w:r>
+      <w:r>
+        <w:t xml:space="preserve">for</w:t>
+      </w:r>
+      <w:r>
+        <w:t xml:space="preserve"> </w:t>
+      </w:r>
+      <w:r>
+        <w:t xml:space="preserve">comfort rather than necessity, it was the demo mode — and that exists precisely so</w:t>
+      </w:r>
+      <w:r>
+        <w:t xml:space="preserve"> </w:t>
+      </w:r>
+      <w:r>
+        <w:t xml:space="preserve">skeptics like you can verify the rest without risk.</w:t>
+      </w:r>
+    </w:p>
+    <w:p>
+      <w:pPr>
+        <w:numPr>
+          <w:ilvl w:val="0"/>
+          <w:numId w:val="1006"/>
+        </w:numPr>
+      </w:pPr>
+      <w:r>
+        <w:rPr>
+          <w:b/>
+          <w:bCs/>
+          <w:i/>
+          <w:iCs/>
+        </w:rPr>
+        <w:t xml:space="preserve">“Can I trust it?”</w:t>
+      </w:r>
+      <w:r>
+        <w:t xml:space="preserve"> </w:t>
+      </w:r>
+      <w:r>
+        <w:t xml:space="preserve">You don’t have to take it on faith — that is the whole</w:t>
+      </w:r>
+      <w:r>
+        <w:t xml:space="preserve"> </w:t>
+      </w:r>
+      <w:r>
+        <w:t xml:space="preserve">design of this document. You can</w:t>
+      </w:r>
+      <w:r>
+        <w:t xml:space="preserve"> </w:t>
+      </w:r>
+      <w:r>
+        <w:rPr>
+          <w:i/>
+          <w:iCs/>
+        </w:rPr>
+        <w:t xml:space="preserve">click</w:t>
+      </w:r>
+      <w:r>
+        <w:t xml:space="preserve"> </w:t>
+      </w:r>
+      <w:r>
+        <w:t xml:space="preserve">the running demonstration and use the</w:t>
+      </w:r>
+      <w:r>
+        <w:t xml:space="preserve"> </w:t>
+      </w:r>
+      <w:r>
+        <w:t xml:space="preserve">tool yourself; a</w:t>
+      </w:r>
+      <w:r>
+        <w:t xml:space="preserve"> </w:t>
+      </w:r>
+      <w:r>
+        <w:rPr>
+          <w:i/>
+          <w:iCs/>
+        </w:rPr>
+        <w:t xml:space="preserve">machine</w:t>
+      </w:r>
+      <w:r>
+        <w:t xml:space="preserve"> </w:t>
+      </w:r>
+      <w:r>
+        <w:t xml:space="preserve">re-proves 325 promises every time the code changes; and</w:t>
+      </w:r>
+      <w:r>
+        <w:t xml:space="preserve"> </w:t>
+      </w:r>
+      <w:r>
+        <w:t xml:space="preserve">every change is an independently reviewed, reversible entry in the official</w:t>
+      </w:r>
+      <w:r>
+        <w:t xml:space="preserve"> </w:t>
+      </w:r>
+      <w:r>
+        <w:t xml:space="preserve">record. Trust here is something you can check, not something you are asked to</w:t>
+      </w:r>
+      <w:r>
+        <w:t xml:space="preserve"> </w:t>
+      </w:r>
+      <w:r>
+        <w:t xml:space="preserve">grant.</w:t>
+      </w:r>
+    </w:p>
+    <w:p>
+      <w:pPr>
+        <w:numPr>
+          <w:ilvl w:val="0"/>
+          <w:numId w:val="1006"/>
+        </w:numPr>
+      </w:pPr>
+      <w:r>
+        <w:rPr>
+          <w:b/>
+          <w:bCs/>
+          <w:i/>
+          <w:iCs/>
+        </w:rPr>
+        <w:t xml:space="preserve">“Is it on track?”</w:t>
+      </w:r>
+      <w:r>
+        <w:t xml:space="preserve"> </w:t>
+      </w:r>
+      <w:r>
+        <w:t xml:space="preserve">Yes, and the remaining work is small and named. The</w:t>
+      </w:r>
+      <w:r>
+        <w:t xml:space="preserve"> </w:t>
+      </w:r>
+      <w:r>
+        <w:t xml:space="preserve">features are built. What’s left (Section 4) is ICJIA’s own setup (three steps), a</w:t>
+      </w:r>
+      <w:r>
+        <w:t xml:space="preserve"> </w:t>
+      </w:r>
+      <w:r>
+        <w:t xml:space="preserve">joint go-live rehearsal, and one piece of cleanup — not new construction and not</w:t>
+      </w:r>
+      <w:r>
+        <w:t xml:space="preserve"> </w:t>
+      </w:r>
+      <w:r>
+        <w:t xml:space="preserve">unknowns. The honest risks are the ordinary ones: the live email, publish, and</w:t>
+      </w:r>
+      <w:r>
+        <w:t xml:space="preserve"> </w:t>
+      </w:r>
+      <w:r>
+        <w:t xml:space="preserve">onboarding flows still need to be exercised against real ICJIA services and a real</w:t>
+      </w:r>
+      <w:r>
+        <w:t xml:space="preserve"> </w:t>
+      </w:r>
+      <w:r>
+        <w:t xml:space="preserve">Author account, which is exactly what step 4 of the roadmap is for.</w:t>
+      </w:r>
+    </w:p>
+    <w:p>
+      <w:pPr>
+        <w:pStyle w:val="FirstParagraph"/>
       </w:pPr>
       <w:r>
         <w:t xml:space="preserve">A note in the interest of being straight with you: during development only, there</w:t>
@@ -3907,31 +6127,126 @@
         <w:t xml:space="preserve"> </w:t>
       </w:r>
       <w:r>
-        <w:t xml:space="preserve">is a temporary local convenience login that lets a developer open the tool on</w:t>
-      </w:r>
-      <w:r>
-        <w:t xml:space="preserve"> </w:t>
-      </w:r>
-      <w:r>
-        <w:t xml:space="preserve">their own machine without a full account. It is disabled in any real build, it</w:t>
-      </w:r>
-      <w:r>
-        <w:t xml:space="preserve"> </w:t>
-      </w:r>
-      <w:r>
-        <w:t xml:space="preserve">grants no access to live data, and it will be removed before launch. It is</w:t>
-      </w:r>
-      <w:r>
-        <w:t xml:space="preserve"> </w:t>
-      </w:r>
-      <w:r>
-        <w:t xml:space="preserve">mentioned here only so the record is complete, not because it presents any risk to</w:t>
-      </w:r>
-      <w:r>
-        <w:t xml:space="preserve"> </w:t>
-      </w:r>
-      <w:r>
-        <w:t xml:space="preserve">live information.</w:t>
+        <w:t xml:space="preserve">is a temporary local convenience login — the</w:t>
+      </w:r>
+      <w:r>
+        <w:t xml:space="preserve"> </w:t>
+      </w:r>
+      <w:r>
+        <w:rPr>
+          <w:rStyle w:val="VerbatimChar"/>
+        </w:rPr>
+        <w:t xml:space="preserve">admin</w:t>
+      </w:r>
+      <w:r>
+        <w:t xml:space="preserve"> </w:t>
+      </w:r>
+      <w:r>
+        <w:t xml:space="preserve">/</w:t>
+      </w:r>
+      <w:r>
+        <w:t xml:space="preserve"> </w:t>
+      </w:r>
+      <w:r>
+        <w:rPr>
+          <w:rStyle w:val="VerbatimChar"/>
+        </w:rPr>
+        <w:t xml:space="preserve">admin</w:t>
+      </w:r>
+      <w:r>
+        <w:t xml:space="preserve"> </w:t>
+      </w:r>
+      <w:r>
+        <w:t xml:space="preserve">demo login this</w:t>
+      </w:r>
+      <w:r>
+        <w:t xml:space="preserve"> </w:t>
+      </w:r>
+      <w:r>
+        <w:t xml:space="preserve">document keeps pointing you to. It lets a person open the tool without a full</w:t>
+      </w:r>
+      <w:r>
+        <w:t xml:space="preserve"> </w:t>
+      </w:r>
+      <w:r>
+        <w:t xml:space="preserve">account so the workflow can be shown and checked. It is</w:t>
+      </w:r>
+      <w:r>
+        <w:t xml:space="preserve"> </w:t>
+      </w:r>
+      <w:r>
+        <w:rPr>
+          <w:b/>
+          <w:bCs/>
+        </w:rPr>
+        <w:t xml:space="preserve">inert in any real build</w:t>
+      </w:r>
+      <w:r>
+        <w:t xml:space="preserve"> </w:t>
+      </w:r>
+      <w:r>
+        <w:t xml:space="preserve">(the code that creates it is stripped out when the production version is made, and</w:t>
+      </w:r>
+      <w:r>
+        <w:t xml:space="preserve"> </w:t>
+      </w:r>
+      <w:r>
+        <w:t xml:space="preserve">its credential is a dummy the content system will never accept), it grants</w:t>
+      </w:r>
+      <w:r>
+        <w:t xml:space="preserve"> </w:t>
+      </w:r>
+      <w:r>
+        <w:rPr>
+          <w:b/>
+          <w:bCs/>
+        </w:rPr>
+        <w:t xml:space="preserve">no</w:t>
+      </w:r>
+      <w:r>
+        <w:rPr>
+          <w:b/>
+          <w:bCs/>
+        </w:rPr>
+        <w:t xml:space="preserve"> </w:t>
+      </w:r>
+      <w:r>
+        <w:rPr>
+          <w:b/>
+          <w:bCs/>
+        </w:rPr>
+        <w:t xml:space="preserve">access to live data</w:t>
+      </w:r>
+      <w:r>
+        <w:t xml:space="preserve">, and it is</w:t>
+      </w:r>
+      <w:r>
+        <w:t xml:space="preserve"> </w:t>
+      </w:r>
+      <w:r>
+        <w:rPr>
+          <w:b/>
+          <w:bCs/>
+        </w:rPr>
+        <w:t xml:space="preserve">removed entirely before launch</w:t>
+      </w:r>
+      <w:r>
+        <w:t xml:space="preserve"> </w:t>
+      </w:r>
+      <w:r>
+        <w:t xml:space="preserve">(step 5 of the</w:t>
+      </w:r>
+      <w:r>
+        <w:t xml:space="preserve"> </w:t>
+      </w:r>
+      <w:r>
+        <w:t xml:space="preserve">roadmap). It is called out here, and in the roadmap, so the record is complete —</w:t>
+      </w:r>
+      <w:r>
+        <w:t xml:space="preserve"> </w:t>
+      </w:r>
+      <w:r>
+        <w:t xml:space="preserve">not because it presents any risk to live information.</w:t>
       </w:r>
     </w:p>
     <w:p>
@@ -3941,8 +6256,9 @@
         </w:pict>
       </w:r>
     </w:p>
-    <w:bookmarkEnd w:id="28"/>
-    <w:bookmarkStart w:id="36" w:name="appendix-for-the-technically-curious"/>
+    <w:bookmarkEnd w:id="31"/>
+    <w:bookmarkEnd w:id="32"/>
+    <w:bookmarkStart w:id="40" w:name="appendix-for-the-technically-curious"/>
     <w:p>
       <w:pPr>
         <w:pStyle w:val="Heading2"/>
@@ -4005,7 +6321,7 @@
         <w:t xml:space="preserve">live.</w:t>
       </w:r>
     </w:p>
-    <w:bookmarkStart w:id="29" w:name="at-a-glance"/>
+    <w:bookmarkStart w:id="33" w:name="at-a-glance"/>
     <w:p>
       <w:pPr>
         <w:pStyle w:val="Heading3"/>
@@ -4217,8 +6533,8 @@
         <w:t xml:space="preserve">source of truth for what is live.</w:t>
       </w:r>
     </w:p>
-    <w:bookmarkEnd w:id="29"/>
-    <w:bookmarkStart w:id="30" w:name="the-end-to-end-lifecycle"/>
+    <w:bookmarkEnd w:id="33"/>
+    <w:bookmarkStart w:id="34" w:name="the-end-to-end-lifecycle"/>
     <w:p>
       <w:pPr>
         <w:pStyle w:val="Heading3"/>
@@ -4423,8 +6739,8 @@
         <w:t xml:space="preserve">                                                                      (~1-2 min)</w:t>
       </w:r>
     </w:p>
-    <w:bookmarkEnd w:id="30"/>
-    <w:bookmarkStart w:id="31" w:name="why-a-rebuild-old-tool-new-studio"/>
+    <w:bookmarkEnd w:id="34"/>
+    <w:bookmarkStart w:id="35" w:name="why-a-rebuild-old-tool-new-studio"/>
     <w:p>
       <w:pPr>
         <w:pStyle w:val="Heading3"/>
@@ -4720,8 +7036,8 @@
         <w:t xml:space="preserve">codebase is retained only as a reference for what each field means.</w:t>
       </w:r>
     </w:p>
-    <w:bookmarkEnd w:id="31"/>
-    <w:bookmarkStart w:id="32" w:name="what-is-built-in-technical-terms"/>
+    <w:bookmarkEnd w:id="35"/>
+    <w:bookmarkStart w:id="36" w:name="what-is-built-in-technical-terms"/>
     <w:p>
       <w:pPr>
         <w:pStyle w:val="Heading3"/>
@@ -4734,7 +7050,7 @@
       <w:pPr>
         <w:numPr>
           <w:ilvl w:val="0"/>
-          <w:numId w:val="1004"/>
+          <w:numId w:val="1007"/>
         </w:numPr>
       </w:pPr>
       <w:r>
@@ -4894,7 +7210,7 @@
       <w:pPr>
         <w:numPr>
           <w:ilvl w:val="0"/>
-          <w:numId w:val="1004"/>
+          <w:numId w:val="1007"/>
         </w:numPr>
       </w:pPr>
       <w:r>
@@ -4972,7 +7288,7 @@
       <w:pPr>
         <w:numPr>
           <w:ilvl w:val="0"/>
-          <w:numId w:val="1004"/>
+          <w:numId w:val="1007"/>
         </w:numPr>
       </w:pPr>
       <w:r>
@@ -5045,7 +7361,7 @@
       <w:pPr>
         <w:numPr>
           <w:ilvl w:val="0"/>
-          <w:numId w:val="1004"/>
+          <w:numId w:val="1007"/>
         </w:numPr>
       </w:pPr>
       <w:r>
@@ -5126,8 +7442,8 @@
         <w:t xml:space="preserve">lists drafts; the publish action itself is planned).</w:t>
       </w:r>
     </w:p>
-    <w:bookmarkEnd w:id="32"/>
-    <w:bookmarkStart w:id="33" w:name="what-is-planned-in-technical-terms"/>
+    <w:bookmarkEnd w:id="36"/>
+    <w:bookmarkStart w:id="37" w:name="what-is-planned-in-technical-terms"/>
     <w:p>
       <w:pPr>
         <w:pStyle w:val="Heading3"/>
@@ -5140,7 +7456,7 @@
       <w:pPr>
         <w:numPr>
           <w:ilvl w:val="0"/>
-          <w:numId w:val="1005"/>
+          <w:numId w:val="1008"/>
         </w:numPr>
       </w:pPr>
       <w:r>
@@ -5191,7 +7507,7 @@
       <w:pPr>
         <w:numPr>
           <w:ilvl w:val="0"/>
-          <w:numId w:val="1005"/>
+          <w:numId w:val="1008"/>
         </w:numPr>
       </w:pPr>
       <w:r>
@@ -5270,7 +7586,7 @@
       <w:pPr>
         <w:numPr>
           <w:ilvl w:val="0"/>
-          <w:numId w:val="1005"/>
+          <w:numId w:val="1008"/>
         </w:numPr>
       </w:pPr>
       <w:r>
@@ -5303,7 +7619,7 @@
       <w:pPr>
         <w:numPr>
           <w:ilvl w:val="0"/>
-          <w:numId w:val="1005"/>
+          <w:numId w:val="1008"/>
         </w:numPr>
       </w:pPr>
       <w:r>
@@ -5350,8 +7666,8 @@
         <w:t xml:space="preserve">demo.</w:t>
       </w:r>
     </w:p>
-    <w:bookmarkEnd w:id="33"/>
-    <w:bookmarkStart w:id="34" w:name="open-items-being-tracked"/>
+    <w:bookmarkEnd w:id="37"/>
+    <w:bookmarkStart w:id="38" w:name="open-items-being-tracked"/>
     <w:p>
       <w:pPr>
         <w:pStyle w:val="Heading3"/>
@@ -5667,8 +7983,8 @@
         <w:t xml:space="preserve">proxy that verifies the caller before firing).</w:t>
       </w:r>
     </w:p>
-    <w:bookmarkEnd w:id="34"/>
-    <w:bookmarkStart w:id="35" w:name="glossary"/>
+    <w:bookmarkEnd w:id="38"/>
+    <w:bookmarkStart w:id="39" w:name="glossary"/>
     <w:p>
       <w:pPr>
         <w:pStyle w:val="Heading3"/>
@@ -6259,18 +8575,18 @@
                 <w:b/>
                 <w:bCs/>
               </w:rPr>
-              <w:t xml:space="preserve">Draft 1 / first iteration</w:t>
-            </w:r>
-          </w:p>
-        </w:tc>
-        <w:tc>
-          <w:tcPr/>
-          <w:p>
-            <w:pPr>
-              <w:pStyle w:val="Compact"/>
-            </w:pPr>
-            <w:r>
-              <w:t xml:space="preserve">This stage: an exploratory first pass where requirements are discovered while building, and captured in writing.</w:t>
+              <w:t xml:space="preserve">Feature-complete in the workshop</w:t>
+            </w:r>
+          </w:p>
+        </w:tc>
+        <w:tc>
+          <w:tcPr/>
+          <w:p>
+            <w:pPr>
+              <w:pStyle w:val="Compact"/>
+            </w:pPr>
+            <w:r>
+              <w:t xml:space="preserve">This stage: every feature is built and on the team’s shared project, checked by automated tests, but not yet switched on for the public.</w:t>
             </w:r>
           </w:p>
         </w:tc>
@@ -6292,7 +8608,7 @@
           <w:i/>
           <w:iCs/>
         </w:rPr>
-        <w:t xml:space="preserve">End of specification. This is a living first-draft document; as a first iteration</w:t>
+        <w:t xml:space="preserve">End of specification. The Studio is feature-complete in the workshop; this document</w:t>
       </w:r>
       <w:r>
         <w:rPr>
@@ -6306,7 +8622,7 @@
           <w:i/>
           <w:iCs/>
         </w:rPr>
-        <w:t xml:space="preserve">it will evolve as the build surfaces new requirements. Nothing described here is</w:t>
+        <w:t xml:space="preserve">will evolve as the remaining setup and go-live steps in Section 4 are completed.</w:t>
       </w:r>
       <w:r>
         <w:rPr>
@@ -6320,12 +8636,12 @@
           <w:i/>
           <w:iCs/>
         </w:rPr>
-        <w:t xml:space="preserve">live to the public yet.</w:t>
-      </w:r>
-    </w:p>
-    <w:bookmarkEnd w:id="35"/>
-    <w:bookmarkEnd w:id="36"/>
-    <w:bookmarkEnd w:id="37"/>
+        <w:t xml:space="preserve">Nothing described here is live to the public yet.</w:t>
+      </w:r>
+    </w:p>
+    <w:bookmarkEnd w:id="39"/>
+    <w:bookmarkEnd w:id="40"/>
+    <w:bookmarkEnd w:id="41"/>
     <w:sectPr>
       <w:footnotePr>
         <w:numRestart w:val="eachSect"/>
@@ -6555,6 +8871,15 @@
     <w:abstractNumId w:val="991"/>
   </w:num>
   <w:num w:numId="1005">
+    <w:abstractNumId w:val="991"/>
+  </w:num>
+  <w:num w:numId="1006">
+    <w:abstractNumId w:val="991"/>
+  </w:num>
+  <w:num w:numId="1007">
+    <w:abstractNumId w:val="991"/>
+  </w:num>
+  <w:num w:numId="1008">
     <w:abstractNumId w:val="991"/>
   </w:num>
 </w:numbering>

--- a/docs/ICJIA-Research-Hub-Studio-2026-Design-and-Implementation-Spec.docx
+++ b/docs/ICJIA-Research-Hub-Studio-2026-Design-and-Implementation-Spec.docx
@@ -2,7 +2,7 @@
 <file path=word/document.xml><?xml version="1.0" encoding="utf-8"?>
 <w:document xmlns:w="http://schemas.openxmlformats.org/wordprocessingml/2006/main" xmlns:m="http://schemas.openxmlformats.org/officeDocument/2006/math" xmlns:r="http://schemas.openxmlformats.org/officeDocument/2006/relationships" xmlns:o="urn:schemas-microsoft-com:office:office" xmlns:v="urn:schemas-microsoft-com:vml" xmlns:w10="urn:schemas-microsoft-com:office:word" xmlns:a="http://schemas.openxmlformats.org/drawingml/2006/main" xmlns:pic="http://schemas.openxmlformats.org/drawingml/2006/picture" xmlns:wp="http://schemas.openxmlformats.org/drawingml/2006/wordprocessingDrawing">
   <w:body>
-    <w:bookmarkStart w:id="41" w:name="icjia-research-hub-studio-2026"/>
+    <w:bookmarkStart w:id="43" w:name="icjia-research-hub-studio-2026"/>
     <w:p>
       <w:pPr>
         <w:pStyle w:val="Heading1"/>
@@ -225,7 +225,7 @@
           <w:b/>
           <w:bCs/>
         </w:rPr>
-        <w:t xml:space="preserve">325 automated tests, all passing</w:t>
+        <w:t xml:space="preserve">375 automated tests, all passing</w:t>
       </w:r>
       <w:r>
         <w:t xml:space="preserve">. What is</w:t>
@@ -323,111 +323,13 @@
       </w:r>
     </w:p>
     <w:bookmarkEnd w:id="9"/>
-    <w:bookmarkStart w:id="10" w:name="how-to-read-this-document"/>
+    <w:bookmarkStart w:id="10" w:name="tldr-the-30-second-version"/>
     <w:p>
       <w:pPr>
         <w:pStyle w:val="Heading2"/>
       </w:pPr>
       <w:r>
-        <w:t xml:space="preserve">How to read this document</w:t>
-      </w:r>
-    </w:p>
-    <w:p>
-      <w:pPr>
-        <w:pStyle w:val="FirstParagraph"/>
-      </w:pPr>
-      <w:r>
-        <w:t xml:space="preserve">This document is written for an intelligent reader who does not write software.</w:t>
-      </w:r>
-      <w:r>
-        <w:t xml:space="preserve"> </w:t>
-      </w:r>
-      <w:r>
-        <w:t xml:space="preserve">You should be able to read sections 1 through 5 from start to finish and come away</w:t>
-      </w:r>
-      <w:r>
-        <w:t xml:space="preserve"> </w:t>
-      </w:r>
-      <w:r>
-        <w:t xml:space="preserve">able to explain — to your own leadership — what this tool is, why it is real work,</w:t>
-      </w:r>
-      <w:r>
-        <w:t xml:space="preserve"> </w:t>
-      </w:r>
-      <w:r>
-        <w:t xml:space="preserve">what is finished, and why the work can be trusted. There is no jargon you are</w:t>
-      </w:r>
-      <w:r>
-        <w:t xml:space="preserve"> </w:t>
-      </w:r>
-      <w:r>
-        <w:t xml:space="preserve">expected to already know; where a technical word is genuinely necessary, it is</w:t>
-      </w:r>
-      <w:r>
-        <w:t xml:space="preserve"> </w:t>
-      </w:r>
-      <w:r>
-        <w:t xml:space="preserve">explained in one plain line right where it appears.</w:t>
-      </w:r>
-    </w:p>
-    <w:p>
-      <w:pPr>
-        <w:pStyle w:val="BodyText"/>
-      </w:pPr>
-      <w:r>
-        <w:rPr>
-          <w:b/>
-          <w:bCs/>
-        </w:rPr>
-        <w:t xml:space="preserve">This document is built to be checked, not just read.</w:t>
-      </w:r>
-      <w:r>
-        <w:t xml:space="preserve"> </w:t>
-      </w:r>
-      <w:r>
-        <w:t xml:space="preserve">If you are the kind of</w:t>
-      </w:r>
-      <w:r>
-        <w:t xml:space="preserve"> </w:t>
-      </w:r>
-      <w:r>
-        <w:t xml:space="preserve">manager who wants the receipts before you believe a</w:t>
-      </w:r>
-      <w:r>
-        <w:t xml:space="preserve"> </w:t>
-      </w:r>
-      <w:r>
-        <w:t xml:space="preserve">“done,”</w:t>
-      </w:r>
-      <w:r>
-        <w:t xml:space="preserve"> </w:t>
-      </w:r>
-      <w:r>
-        <w:t xml:space="preserve">this is written for</w:t>
-      </w:r>
-      <w:r>
-        <w:t xml:space="preserve"> </w:t>
-      </w:r>
-      <w:r>
-        <w:t xml:space="preserve">you. Almost every claim of</w:t>
-      </w:r>
-      <w:r>
-        <w:t xml:space="preserve"> </w:t>
-      </w:r>
-      <w:r>
-        <w:t xml:space="preserve">“built”</w:t>
-      </w:r>
-      <w:r>
-        <w:t xml:space="preserve"> </w:t>
-      </w:r>
-      <w:r>
-        <w:t xml:space="preserve">below comes with one of three kinds of proof</w:t>
-      </w:r>
-      <w:r>
-        <w:t xml:space="preserve"> </w:t>
-      </w:r>
-      <w:r>
-        <w:t xml:space="preserve">you can verify yourself, without trusting anyone’s word:</w:t>
+        <w:t xml:space="preserve">TL;DR — the 30-second version</w:t>
       </w:r>
     </w:p>
     <w:p>
@@ -443,73 +345,13 @@
           <w:b/>
           <w:bCs/>
         </w:rPr>
-        <w:t xml:space="preserve">You can click it.</w:t>
-      </w:r>
-      <w:r>
-        <w:t xml:space="preserve"> </w:t>
-      </w:r>
-      <w:r>
-        <w:t xml:space="preserve">There is a running demonstration of the tool. Sign in with</w:t>
-      </w:r>
-      <w:r>
-        <w:t xml:space="preserve"> </w:t>
-      </w:r>
-      <w:r>
-        <w:t xml:space="preserve">the temporary user name</w:t>
-      </w:r>
-      <w:r>
-        <w:t xml:space="preserve"> </w:t>
-      </w:r>
-      <w:r>
-        <w:rPr>
-          <w:rStyle w:val="VerbatimChar"/>
-        </w:rPr>
-        <w:t xml:space="preserve">admin</w:t>
-      </w:r>
-      <w:r>
-        <w:t xml:space="preserve"> </w:t>
-      </w:r>
-      <w:r>
-        <w:t xml:space="preserve">and password</w:t>
-      </w:r>
-      <w:r>
-        <w:t xml:space="preserve"> </w:t>
-      </w:r>
-      <w:r>
-        <w:rPr>
-          <w:rStyle w:val="VerbatimChar"/>
-        </w:rPr>
-        <w:t xml:space="preserve">admin</w:t>
-      </w:r>
-      <w:r>
-        <w:t xml:space="preserve"> </w:t>
-      </w:r>
-      <w:r>
-        <w:t xml:space="preserve">and you can open, edit, and</w:t>
-      </w:r>
-      <w:r>
-        <w:t xml:space="preserve"> </w:t>
-      </w:r>
-      <w:r>
-        <w:t xml:space="preserve">preview hundreds of sample articles with your own hands — without changing or</w:t>
-      </w:r>
-      <w:r>
-        <w:t xml:space="preserve"> </w:t>
-      </w:r>
-      <w:r>
-        <w:t xml:space="preserve">saving anything to the real system. Wherever a feature says</w:t>
-      </w:r>
-      <w:r>
-        <w:t xml:space="preserve"> </w:t>
-      </w:r>
-      <w:r>
-        <w:t xml:space="preserve">“you can see this,”</w:t>
-      </w:r>
-      <w:r>
-        <w:t xml:space="preserve"> </w:t>
-      </w:r>
-      <w:r>
-        <w:t xml:space="preserve">that demonstration is where you see it.</w:t>
+        <w:t xml:space="preserve">What it is:</w:t>
+      </w:r>
+      <w:r>
+        <w:t xml:space="preserve"> </w:t>
+      </w:r>
+      <w:r>
+        <w:t xml:space="preserve">the internal tool ICJIA staff use to write, preview, and publish Research Hub content (articles, apps, datasets).</w:t>
       </w:r>
     </w:p>
     <w:p>
@@ -525,59 +367,13 @@
           <w:b/>
           <w:bCs/>
         </w:rPr>
-        <w:t xml:space="preserve">A machine checks it, continuously.</w:t>
-      </w:r>
-      <w:r>
-        <w:t xml:space="preserve"> </w:t>
-      </w:r>
-      <w:r>
-        <w:t xml:space="preserve">The project carries</w:t>
-      </w:r>
-      <w:r>
-        <w:t xml:space="preserve"> </w:t>
-      </w:r>
-      <w:r>
-        <w:rPr>
-          <w:b/>
-          <w:bCs/>
-        </w:rPr>
-        <w:t xml:space="preserve">325 automated tests</w:t>
-      </w:r>
-      <w:r>
-        <w:t xml:space="preserve"> </w:t>
-      </w:r>
-      <w:r>
-        <w:t xml:space="preserve">— small programs that re-prove the tool’s promises every time the code changes,</w:t>
-      </w:r>
-      <w:r>
-        <w:t xml:space="preserve"> </w:t>
-      </w:r>
-      <w:r>
-        <w:t xml:space="preserve">and that stop the work cold if any promise breaks. When this document says a</w:t>
-      </w:r>
-      <w:r>
-        <w:t xml:space="preserve"> </w:t>
-      </w:r>
-      <w:r>
-        <w:t xml:space="preserve">promise is</w:t>
-      </w:r>
-      <w:r>
-        <w:t xml:space="preserve"> </w:t>
-      </w:r>
-      <w:r>
-        <w:t xml:space="preserve">“guaranteed,”</w:t>
-      </w:r>
-      <w:r>
-        <w:t xml:space="preserve"> </w:t>
-      </w:r>
-      <w:r>
-        <w:t xml:space="preserve">it means a test enforces it, not that someone is being</w:t>
-      </w:r>
-      <w:r>
-        <w:t xml:space="preserve"> </w:t>
-      </w:r>
-      <w:r>
-        <w:t xml:space="preserve">careful.</w:t>
+        <w:t xml:space="preserve">Status:</w:t>
+      </w:r>
+      <w:r>
+        <w:t xml:space="preserve"> </w:t>
+      </w:r>
+      <w:r>
+        <w:t xml:space="preserve">built and working in development — you can click through a complete demo today.</w:t>
       </w:r>
     </w:p>
     <w:p>
@@ -593,120 +389,116 @@
           <w:b/>
           <w:bCs/>
         </w:rPr>
-        <w:t xml:space="preserve">It’s in the official record.</w:t>
-      </w:r>
-      <w:r>
-        <w:t xml:space="preserve"> </w:t>
-      </w:r>
-      <w:r>
-        <w:t xml:space="preserve">Every piece of work is a dated, reversible save</w:t>
-      </w:r>
-      <w:r>
-        <w:t xml:space="preserve"> </w:t>
-      </w:r>
-      <w:r>
-        <w:t xml:space="preserve">point in the project’s shared history, independently reviewed before it was</w:t>
-      </w:r>
-      <w:r>
-        <w:t xml:space="preserve"> </w:t>
-      </w:r>
-      <w:r>
-        <w:t xml:space="preserve">accepted.</w:t>
-      </w:r>
-      <w:r>
-        <w:t xml:space="preserve"> </w:t>
-      </w:r>
-      <w:r>
-        <w:t xml:space="preserve">“Built”</w:t>
-      </w:r>
-      <w:r>
-        <w:t xml:space="preserve"> </w:t>
-      </w:r>
-      <w:r>
-        <w:t xml:space="preserve">here means</w:t>
-      </w:r>
-      <w:r>
-        <w:t xml:space="preserve"> </w:t>
-      </w:r>
+        <w:t xml:space="preserve">How it works:</w:t>
+      </w:r>
+      <w:r>
+        <w:t xml:space="preserve"> </w:t>
+      </w:r>
+      <w:r>
+        <w:t xml:space="preserve">authors draft in a plain-English editor with a live</w:t>
+      </w:r>
+      <w:r>
+        <w:t xml:space="preserve"> </w:t>
+      </w:r>
+      <w:r>
+        <w:t xml:space="preserve">“exactly-as-published”</w:t>
+      </w:r>
+      <w:r>
+        <w:t xml:space="preserve"> </w:t>
+      </w:r>
+      <w:r>
+        <w:t xml:space="preserve">preview; a manager clicks</w:t>
+      </w:r>
+      <w:r>
+        <w:t xml:space="preserve"> </w:t>
+      </w:r>
+      <w:r>
+        <w:rPr>
+          <w:b/>
+          <w:bCs/>
+        </w:rPr>
+        <w:t xml:space="preserve">Publish</w:t>
+      </w:r>
+      <w:r>
+        <w:t xml:space="preserve">.</w:t>
+      </w:r>
+    </w:p>
+    <w:p>
+      <w:pPr>
+        <w:pStyle w:val="Compact"/>
+        <w:numPr>
+          <w:ilvl w:val="0"/>
+          <w:numId w:val="1001"/>
+        </w:numPr>
+      </w:pPr>
+      <w:r>
+        <w:rPr>
+          <w:b/>
+          <w:bCs/>
+        </w:rPr>
+        <w:t xml:space="preserve">Security:</w:t>
+      </w:r>
+      <w:r>
+        <w:t xml:space="preserve"> </w:t>
+      </w:r>
+      <w:r>
+        <w:t xml:space="preserve">independently red/blue-team audited —</w:t>
+      </w:r>
+      <w:r>
+        <w:t xml:space="preserve"> </w:t>
+      </w:r>
+      <w:r>
+        <w:rPr>
+          <w:b/>
+          <w:bCs/>
+        </w:rPr>
+        <w:t xml:space="preserve">0 critical issues</w:t>
+      </w:r>
+      <w:r>
+        <w:t xml:space="preserve">; the in-repo fixes are done and covered by 375 automated tests (</w:t>
+      </w:r>
+      <w:r>
+        <w:rPr>
+          <w:rStyle w:val="VerbatimChar"/>
+        </w:rPr>
+        <w:t xml:space="preserve">docs/security-audit.md</w:t>
+      </w:r>
+      <w:r>
+        <w:t xml:space="preserve">).</w:t>
+      </w:r>
+    </w:p>
+    <w:p>
+      <w:pPr>
+        <w:pStyle w:val="Compact"/>
+        <w:numPr>
+          <w:ilvl w:val="0"/>
+          <w:numId w:val="1001"/>
+        </w:numPr>
+      </w:pPr>
+      <w:r>
+        <w:rPr>
+          <w:b/>
+          <w:bCs/>
+        </w:rPr>
+        <w:t xml:space="preserve">What’s left:</w:t>
+      </w:r>
+      <w:r>
+        <w:t xml:space="preserve"> </w:t>
+      </w:r>
+      <w:r>
+        <w:t xml:space="preserve">setup on the Strapi / email side (Research &amp; Analysis) and a short launch checklist — not new building.</w:t>
+      </w:r>
+    </w:p>
+    <w:p>
+      <w:pPr>
+        <w:pStyle w:val="FirstParagraph"/>
+      </w:pPr>
       <w:r>
         <w:rPr>
           <w:i/>
           <w:iCs/>
         </w:rPr>
-        <w:t xml:space="preserve">accepted into the shared project</w:t>
-      </w:r>
-      <w:r>
-        <w:t xml:space="preserve">, not</w:t>
-      </w:r>
-      <w:r>
-        <w:t xml:space="preserve"> </w:t>
-      </w:r>
-      <w:r>
-        <w:t xml:space="preserve">“on</w:t>
-      </w:r>
-      <w:r>
-        <w:t xml:space="preserve"> </w:t>
-      </w:r>
-      <w:r>
-        <w:t xml:space="preserve">someone’s laptop.”</w:t>
-      </w:r>
-    </w:p>
-    <w:p>
-      <w:pPr>
-        <w:pStyle w:val="FirstParagraph"/>
-      </w:pPr>
-      <w:r>
-        <w:t xml:space="preserve">Section 6 is an optional appendix for the technically curious. You can skip it</w:t>
-      </w:r>
-      <w:r>
-        <w:t xml:space="preserve"> </w:t>
-      </w:r>
-      <w:r>
-        <w:t xml:space="preserve">entirely without missing anything you need.</w:t>
-      </w:r>
-    </w:p>
-    <w:p>
-      <w:pPr>
-        <w:pStyle w:val="BodyText"/>
-      </w:pPr>
-      <w:r>
-        <w:t xml:space="preserve">A word on intent: this is not a sales pitch and it is not a complaint. It is an</w:t>
-      </w:r>
-      <w:r>
-        <w:t xml:space="preserve"> </w:t>
-      </w:r>
-      <w:r>
-        <w:t xml:space="preserve">honest accounting of what</w:t>
-      </w:r>
-      <w:r>
-        <w:t xml:space="preserve"> </w:t>
-      </w:r>
-      <w:r>
-        <w:t xml:space="preserve">“let staff post articles to our website”</w:t>
-      </w:r>
-      <w:r>
-        <w:t xml:space="preserve"> </w:t>
-      </w:r>
-      <w:r>
-        <w:t xml:space="preserve">actually</w:t>
-      </w:r>
-      <w:r>
-        <w:t xml:space="preserve"> </w:t>
-      </w:r>
-      <w:r>
-        <w:t xml:space="preserve">involves when it is built to be safe, accessible, and dependable for a public</w:t>
-      </w:r>
-      <w:r>
-        <w:t xml:space="preserve"> </w:t>
-      </w:r>
-      <w:r>
-        <w:t xml:space="preserve">government audience — and an honest accounting of exactly how much of that is now</w:t>
-      </w:r>
-      <w:r>
-        <w:t xml:space="preserve"> </w:t>
-      </w:r>
-      <w:r>
-        <w:t xml:space="preserve">finished and how much remains.</w:t>
+        <w:t xml:space="preserve">That’s the whole project in five lines. Everything below is the supporting evidence, organized by section — read only what you need.</w:t>
       </w:r>
     </w:p>
     <w:p>
@@ -717,13 +509,13 @@
       </w:r>
     </w:p>
     <w:bookmarkEnd w:id="10"/>
-    <w:bookmarkStart w:id="11" w:name="what-the-studio-is"/>
+    <w:bookmarkStart w:id="11" w:name="how-to-read-this-document"/>
     <w:p>
       <w:pPr>
         <w:pStyle w:val="Heading2"/>
       </w:pPr>
       <w:r>
-        <w:t xml:space="preserve">1. What the Studio is</w:t>
+        <w:t xml:space="preserve">How to read this document</w:t>
       </w:r>
     </w:p>
     <w:p>
@@ -731,50 +523,37 @@
         <w:pStyle w:val="FirstParagraph"/>
       </w:pPr>
       <w:r>
-        <w:t xml:space="preserve">The Studio is a private, staff-only website where ICJIA’s researchers write and</w:t>
-      </w:r>
-      <w:r>
-        <w:t xml:space="preserve"> </w:t>
-      </w:r>
-      <w:r>
-        <w:t xml:space="preserve">edit content — articles, the interactive apps ICJIA publishes, and datasets — in</w:t>
-      </w:r>
-      <w:r>
-        <w:t xml:space="preserve"> </w:t>
-      </w:r>
-      <w:r>
-        <w:t xml:space="preserve">a safe, controlled place before any of it goes public. When a piece is approved,</w:t>
-      </w:r>
-      <w:r>
-        <w:t xml:space="preserve"> </w:t>
-      </w:r>
-      <w:r>
-        <w:t xml:space="preserve">it flows out to the public</w:t>
-      </w:r>
-      <w:r>
-        <w:t xml:space="preserve"> </w:t>
-      </w:r>
-      <w:r>
-        <w:rPr>
-          <w:b/>
-          <w:bCs/>
-        </w:rPr>
-        <w:t xml:space="preserve">Research Hub</w:t>
-      </w:r>
-      <w:r>
-        <w:t xml:space="preserve">, the website the public actually</w:t>
-      </w:r>
-      <w:r>
-        <w:t xml:space="preserve"> </w:t>
-      </w:r>
-      <w:r>
-        <w:t xml:space="preserve">visits. The public Research Hub is the storefront; the Studio is the back room</w:t>
-      </w:r>
-      <w:r>
-        <w:t xml:space="preserve"> </w:t>
-      </w:r>
-      <w:r>
-        <w:t xml:space="preserve">where the work is prepared, reviewed, and signed off before it reaches the shelf.</w:t>
+        <w:t xml:space="preserve">This document is written for an intelligent reader who does not write software.</w:t>
+      </w:r>
+      <w:r>
+        <w:t xml:space="preserve"> </w:t>
+      </w:r>
+      <w:r>
+        <w:t xml:space="preserve">You should be able to read sections 1 through 5 from start to finish and come away</w:t>
+      </w:r>
+      <w:r>
+        <w:t xml:space="preserve"> </w:t>
+      </w:r>
+      <w:r>
+        <w:t xml:space="preserve">able to explain — to your own leadership — what this tool is, why it is real work,</w:t>
+      </w:r>
+      <w:r>
+        <w:t xml:space="preserve"> </w:t>
+      </w:r>
+      <w:r>
+        <w:t xml:space="preserve">what is finished, and why the work can be trusted. There is no jargon you are</w:t>
+      </w:r>
+      <w:r>
+        <w:t xml:space="preserve"> </w:t>
+      </w:r>
+      <w:r>
+        <w:t xml:space="preserve">expected to already know; where a technical word is genuinely necessary, it is</w:t>
+      </w:r>
+      <w:r>
+        <w:t xml:space="preserve"> </w:t>
+      </w:r>
+      <w:r>
+        <w:t xml:space="preserve">explained in one plain line right where it appears.</w:t>
       </w:r>
     </w:p>
     <w:p>
@@ -782,7 +561,255 @@
         <w:pStyle w:val="BodyText"/>
       </w:pPr>
       <w:r>
-        <w:t xml:space="preserve">In one sentence a non-technical executive can repeat:</w:t>
+        <w:rPr>
+          <w:b/>
+          <w:bCs/>
+        </w:rPr>
+        <w:t xml:space="preserve">This document is built to be checked, not just read.</w:t>
+      </w:r>
+      <w:r>
+        <w:t xml:space="preserve"> </w:t>
+      </w:r>
+      <w:r>
+        <w:t xml:space="preserve">If you are the kind of</w:t>
+      </w:r>
+      <w:r>
+        <w:t xml:space="preserve"> </w:t>
+      </w:r>
+      <w:r>
+        <w:t xml:space="preserve">manager who wants the receipts before you believe a</w:t>
+      </w:r>
+      <w:r>
+        <w:t xml:space="preserve"> </w:t>
+      </w:r>
+      <w:r>
+        <w:t xml:space="preserve">“done,”</w:t>
+      </w:r>
+      <w:r>
+        <w:t xml:space="preserve"> </w:t>
+      </w:r>
+      <w:r>
+        <w:t xml:space="preserve">this is written for</w:t>
+      </w:r>
+      <w:r>
+        <w:t xml:space="preserve"> </w:t>
+      </w:r>
+      <w:r>
+        <w:t xml:space="preserve">you. Almost every claim of</w:t>
+      </w:r>
+      <w:r>
+        <w:t xml:space="preserve"> </w:t>
+      </w:r>
+      <w:r>
+        <w:t xml:space="preserve">“built”</w:t>
+      </w:r>
+      <w:r>
+        <w:t xml:space="preserve"> </w:t>
+      </w:r>
+      <w:r>
+        <w:t xml:space="preserve">below comes with one of three kinds of proof</w:t>
+      </w:r>
+      <w:r>
+        <w:t xml:space="preserve"> </w:t>
+      </w:r>
+      <w:r>
+        <w:t xml:space="preserve">you can verify yourself, without trusting anyone’s word:</w:t>
+      </w:r>
+    </w:p>
+    <w:p>
+      <w:pPr>
+        <w:pStyle w:val="Compact"/>
+        <w:numPr>
+          <w:ilvl w:val="0"/>
+          <w:numId w:val="1002"/>
+        </w:numPr>
+      </w:pPr>
+      <w:r>
+        <w:rPr>
+          <w:b/>
+          <w:bCs/>
+        </w:rPr>
+        <w:t xml:space="preserve">You can click it.</w:t>
+      </w:r>
+      <w:r>
+        <w:t xml:space="preserve"> </w:t>
+      </w:r>
+      <w:r>
+        <w:t xml:space="preserve">There is a running demonstration of the tool. Sign in with</w:t>
+      </w:r>
+      <w:r>
+        <w:t xml:space="preserve"> </w:t>
+      </w:r>
+      <w:r>
+        <w:t xml:space="preserve">the temporary user name</w:t>
+      </w:r>
+      <w:r>
+        <w:t xml:space="preserve"> </w:t>
+      </w:r>
+      <w:r>
+        <w:rPr>
+          <w:rStyle w:val="VerbatimChar"/>
+        </w:rPr>
+        <w:t xml:space="preserve">admin</w:t>
+      </w:r>
+      <w:r>
+        <w:t xml:space="preserve"> </w:t>
+      </w:r>
+      <w:r>
+        <w:t xml:space="preserve">and password</w:t>
+      </w:r>
+      <w:r>
+        <w:t xml:space="preserve"> </w:t>
+      </w:r>
+      <w:r>
+        <w:rPr>
+          <w:rStyle w:val="VerbatimChar"/>
+        </w:rPr>
+        <w:t xml:space="preserve">admin</w:t>
+      </w:r>
+      <w:r>
+        <w:t xml:space="preserve"> </w:t>
+      </w:r>
+      <w:r>
+        <w:t xml:space="preserve">and you can open, edit, and</w:t>
+      </w:r>
+      <w:r>
+        <w:t xml:space="preserve"> </w:t>
+      </w:r>
+      <w:r>
+        <w:t xml:space="preserve">preview hundreds of sample articles with your own hands — without changing or</w:t>
+      </w:r>
+      <w:r>
+        <w:t xml:space="preserve"> </w:t>
+      </w:r>
+      <w:r>
+        <w:t xml:space="preserve">saving anything to the real system. Wherever a feature says</w:t>
+      </w:r>
+      <w:r>
+        <w:t xml:space="preserve"> </w:t>
+      </w:r>
+      <w:r>
+        <w:t xml:space="preserve">“you can see this,”</w:t>
+      </w:r>
+      <w:r>
+        <w:t xml:space="preserve"> </w:t>
+      </w:r>
+      <w:r>
+        <w:t xml:space="preserve">that demonstration is where you see it.</w:t>
+      </w:r>
+    </w:p>
+    <w:p>
+      <w:pPr>
+        <w:pStyle w:val="Compact"/>
+        <w:numPr>
+          <w:ilvl w:val="0"/>
+          <w:numId w:val="1002"/>
+        </w:numPr>
+      </w:pPr>
+      <w:r>
+        <w:rPr>
+          <w:b/>
+          <w:bCs/>
+        </w:rPr>
+        <w:t xml:space="preserve">A machine checks it, continuously.</w:t>
+      </w:r>
+      <w:r>
+        <w:t xml:space="preserve"> </w:t>
+      </w:r>
+      <w:r>
+        <w:t xml:space="preserve">The project carries</w:t>
+      </w:r>
+      <w:r>
+        <w:t xml:space="preserve"> </w:t>
+      </w:r>
+      <w:r>
+        <w:rPr>
+          <w:b/>
+          <w:bCs/>
+        </w:rPr>
+        <w:t xml:space="preserve">325 automated tests</w:t>
+      </w:r>
+      <w:r>
+        <w:t xml:space="preserve"> </w:t>
+      </w:r>
+      <w:r>
+        <w:t xml:space="preserve">— small programs that re-prove the tool’s promises every time the code changes,</w:t>
+      </w:r>
+      <w:r>
+        <w:t xml:space="preserve"> </w:t>
+      </w:r>
+      <w:r>
+        <w:t xml:space="preserve">and that stop the work cold if any promise breaks. When this document says a</w:t>
+      </w:r>
+      <w:r>
+        <w:t xml:space="preserve"> </w:t>
+      </w:r>
+      <w:r>
+        <w:t xml:space="preserve">promise is</w:t>
+      </w:r>
+      <w:r>
+        <w:t xml:space="preserve"> </w:t>
+      </w:r>
+      <w:r>
+        <w:t xml:space="preserve">“guaranteed,”</w:t>
+      </w:r>
+      <w:r>
+        <w:t xml:space="preserve"> </w:t>
+      </w:r>
+      <w:r>
+        <w:t xml:space="preserve">it means a test enforces it, not that someone is being</w:t>
+      </w:r>
+      <w:r>
+        <w:t xml:space="preserve"> </w:t>
+      </w:r>
+      <w:r>
+        <w:t xml:space="preserve">careful.</w:t>
+      </w:r>
+    </w:p>
+    <w:p>
+      <w:pPr>
+        <w:pStyle w:val="Compact"/>
+        <w:numPr>
+          <w:ilvl w:val="0"/>
+          <w:numId w:val="1002"/>
+        </w:numPr>
+      </w:pPr>
+      <w:r>
+        <w:rPr>
+          <w:b/>
+          <w:bCs/>
+        </w:rPr>
+        <w:t xml:space="preserve">It’s in the official record.</w:t>
+      </w:r>
+      <w:r>
+        <w:t xml:space="preserve"> </w:t>
+      </w:r>
+      <w:r>
+        <w:t xml:space="preserve">Every piece of work is a dated, reversible save</w:t>
+      </w:r>
+      <w:r>
+        <w:t xml:space="preserve"> </w:t>
+      </w:r>
+      <w:r>
+        <w:t xml:space="preserve">point in the project’s shared history, independently reviewed before it was</w:t>
+      </w:r>
+      <w:r>
+        <w:t xml:space="preserve"> </w:t>
+      </w:r>
+      <w:r>
+        <w:t xml:space="preserve">accepted.</w:t>
+      </w:r>
+      <w:r>
+        <w:t xml:space="preserve"> </w:t>
+      </w:r>
+      <w:r>
+        <w:t xml:space="preserve">“Built”</w:t>
+      </w:r>
+      <w:r>
+        <w:t xml:space="preserve"> </w:t>
+      </w:r>
+      <w:r>
+        <w:t xml:space="preserve">here means</w:t>
       </w:r>
       <w:r>
         <w:t xml:space="preserve"> </w:t>
@@ -792,35 +819,36 @@
           <w:i/>
           <w:iCs/>
         </w:rPr>
-        <w:t xml:space="preserve">the Studio is the</w:t>
-      </w:r>
-      <w:r>
-        <w:rPr>
-          <w:i/>
-          <w:iCs/>
-        </w:rPr>
-        <w:t xml:space="preserve"> </w:t>
-      </w:r>
-      <w:r>
-        <w:rPr>
-          <w:i/>
-          <w:iCs/>
-        </w:rPr>
-        <w:t xml:space="preserve">secure, staff-only workspace where ICJIA researchers prepare and approve content,</w:t>
-      </w:r>
-      <w:r>
-        <w:rPr>
-          <w:i/>
-          <w:iCs/>
-        </w:rPr>
-        <w:t xml:space="preserve"> </w:t>
-      </w:r>
-      <w:r>
-        <w:rPr>
-          <w:i/>
-          <w:iCs/>
-        </w:rPr>
-        <w:t xml:space="preserve">and from which approved content is published to the public Research Hub.</w:t>
+        <w:t xml:space="preserve">accepted into the shared project</w:t>
+      </w:r>
+      <w:r>
+        <w:t xml:space="preserve">, not</w:t>
+      </w:r>
+      <w:r>
+        <w:t xml:space="preserve"> </w:t>
+      </w:r>
+      <w:r>
+        <w:t xml:space="preserve">“on</w:t>
+      </w:r>
+      <w:r>
+        <w:t xml:space="preserve"> </w:t>
+      </w:r>
+      <w:r>
+        <w:t xml:space="preserve">someone’s laptop.”</w:t>
+      </w:r>
+    </w:p>
+    <w:p>
+      <w:pPr>
+        <w:pStyle w:val="FirstParagraph"/>
+      </w:pPr>
+      <w:r>
+        <w:t xml:space="preserve">Section 7 is an optional appendix for the technically curious. You can skip it</w:t>
+      </w:r>
+      <w:r>
+        <w:t xml:space="preserve"> </w:t>
+      </w:r>
+      <w:r>
+        <w:t xml:space="preserve">entirely without missing anything you need.</w:t>
       </w:r>
     </w:p>
     <w:p>
@@ -828,128 +856,43 @@
         <w:pStyle w:val="BodyText"/>
       </w:pPr>
       <w:r>
-        <w:t xml:space="preserve">The tool replaces one ICJIA built in 2019. That older tool still runs, but it is</w:t>
-      </w:r>
-      <w:r>
-        <w:t xml:space="preserve"> </w:t>
-      </w:r>
-      <w:r>
-        <w:t xml:space="preserve">built on technology that is no longer supported, it stores images in a wasteful</w:t>
-      </w:r>
-      <w:r>
-        <w:t xml:space="preserve"> </w:t>
-      </w:r>
-      <w:r>
-        <w:t xml:space="preserve">way that bloats the system, and it carries a confusing multi-step approval</w:t>
-      </w:r>
-      <w:r>
-        <w:t xml:space="preserve"> </w:t>
-      </w:r>
-      <w:r>
-        <w:t xml:space="preserve">process. The new Studio is built on current, well-supported technology, handles</w:t>
-      </w:r>
-      <w:r>
-        <w:t xml:space="preserve"> </w:t>
-      </w:r>
-      <w:r>
-        <w:t xml:space="preserve">images properly, and deliberately simplifies the process down to two clear roles:</w:t>
-      </w:r>
-      <w:r>
-        <w:t xml:space="preserve"> </w:t>
-      </w:r>
-      <w:r>
-        <w:t xml:space="preserve">people who</w:t>
-      </w:r>
-      <w:r>
-        <w:t xml:space="preserve"> </w:t>
-      </w:r>
-      <w:r>
-        <w:rPr>
-          <w:b/>
-          <w:bCs/>
-        </w:rPr>
-        <w:t xml:space="preserve">write</w:t>
-      </w:r>
-      <w:r>
-        <w:t xml:space="preserve"> </w:t>
-      </w:r>
-      <w:r>
-        <w:t xml:space="preserve">and people who</w:t>
-      </w:r>
-      <w:r>
-        <w:t xml:space="preserve"> </w:t>
-      </w:r>
-      <w:r>
-        <w:rPr>
-          <w:b/>
-          <w:bCs/>
-        </w:rPr>
-        <w:t xml:space="preserve">approve and publish</w:t>
-      </w:r>
-      <w:r>
-        <w:t xml:space="preserve">.</w:t>
-      </w:r>
-    </w:p>
-    <w:p>
-      <w:pPr>
-        <w:pStyle w:val="BodyText"/>
-      </w:pPr>
-      <w:r>
-        <w:t xml:space="preserve">One important boundary, stated up front because it shapes everything else:</w:t>
-      </w:r>
-      <w:r>
-        <w:t xml:space="preserve"> </w:t>
-      </w:r>
-      <w:r>
-        <w:rPr>
-          <w:b/>
-          <w:bCs/>
-        </w:rPr>
-        <w:t xml:space="preserve">staff</w:t>
-      </w:r>
-      <w:r>
-        <w:rPr>
-          <w:b/>
-          <w:bCs/>
-        </w:rPr>
-        <w:t xml:space="preserve"> </w:t>
-      </w:r>
-      <w:r>
-        <w:rPr>
-          <w:b/>
-          <w:bCs/>
-        </w:rPr>
-        <w:t xml:space="preserve">do not sign themselves up.</w:t>
-      </w:r>
-      <w:r>
-        <w:t xml:space="preserve"> </w:t>
-      </w:r>
-      <w:r>
-        <w:t xml:space="preserve">ICJIA’s Research &amp; Analysis unit creates each person’s</w:t>
-      </w:r>
-      <w:r>
-        <w:t xml:space="preserve"> </w:t>
-      </w:r>
-      <w:r>
-        <w:t xml:space="preserve">account; the sign-in screen says so and points anyone without an account to</w:t>
-      </w:r>
-      <w:r>
-        <w:t xml:space="preserve"> </w:t>
-      </w:r>
-      <w:r>
-        <w:t xml:space="preserve">Research &amp; Analysis. This is deliberate. The whole point of a controlled,</w:t>
-      </w:r>
-      <w:r>
-        <w:t xml:space="preserve"> </w:t>
-      </w:r>
-      <w:r>
-        <w:t xml:space="preserve">staff-only workspace is that only the right people can get in, and that decision is</w:t>
-      </w:r>
-      <w:r>
-        <w:t xml:space="preserve"> </w:t>
-      </w:r>
-      <w:r>
-        <w:t xml:space="preserve">made by ICJIA, not by a self-service form.</w:t>
+        <w:t xml:space="preserve">A word on intent: this is not a sales pitch and it is not a complaint. It is an</w:t>
+      </w:r>
+      <w:r>
+        <w:t xml:space="preserve"> </w:t>
+      </w:r>
+      <w:r>
+        <w:t xml:space="preserve">honest accounting of what</w:t>
+      </w:r>
+      <w:r>
+        <w:t xml:space="preserve"> </w:t>
+      </w:r>
+      <w:r>
+        <w:t xml:space="preserve">“let staff post articles to our website”</w:t>
+      </w:r>
+      <w:r>
+        <w:t xml:space="preserve"> </w:t>
+      </w:r>
+      <w:r>
+        <w:t xml:space="preserve">actually</w:t>
+      </w:r>
+      <w:r>
+        <w:t xml:space="preserve"> </w:t>
+      </w:r>
+      <w:r>
+        <w:t xml:space="preserve">involves when it is built to be safe, accessible, and dependable for a public</w:t>
+      </w:r>
+      <w:r>
+        <w:t xml:space="preserve"> </w:t>
+      </w:r>
+      <w:r>
+        <w:t xml:space="preserve">government audience — and an honest accounting of exactly how much of that is now</w:t>
+      </w:r>
+      <w:r>
+        <w:t xml:space="preserve"> </w:t>
+      </w:r>
+      <w:r>
+        <w:t xml:space="preserve">finished and how much remains.</w:t>
       </w:r>
     </w:p>
     <w:p>
@@ -960,19 +903,13 @@
       </w:r>
     </w:p>
     <w:bookmarkEnd w:id="11"/>
-    <w:bookmarkStart w:id="19" w:name="is-this-a-simple-project"/>
+    <w:bookmarkStart w:id="12" w:name="what-the-studio-is"/>
     <w:p>
       <w:pPr>
         <w:pStyle w:val="Heading2"/>
       </w:pPr>
       <w:r>
-        <w:t xml:space="preserve">2.</w:t>
-      </w:r>
-      <w:r>
-        <w:t xml:space="preserve"> </w:t>
-      </w:r>
-      <w:r>
-        <w:t xml:space="preserve">“Is this a simple project?”</w:t>
+        <w:t xml:space="preserve">1. What the Studio is</w:t>
       </w:r>
     </w:p>
     <w:p>
@@ -980,7 +917,58 @@
         <w:pStyle w:val="FirstParagraph"/>
       </w:pPr>
       <w:r>
-        <w:t xml:space="preserve">It is fair to look at this and ask:</w:t>
+        <w:t xml:space="preserve">The Studio is a private, staff-only website where ICJIA’s researchers write and</w:t>
+      </w:r>
+      <w:r>
+        <w:t xml:space="preserve"> </w:t>
+      </w:r>
+      <w:r>
+        <w:t xml:space="preserve">edit content — articles, the interactive apps ICJIA publishes, and datasets — in</w:t>
+      </w:r>
+      <w:r>
+        <w:t xml:space="preserve"> </w:t>
+      </w:r>
+      <w:r>
+        <w:t xml:space="preserve">a safe, controlled place before any of it goes public. When a piece is approved,</w:t>
+      </w:r>
+      <w:r>
+        <w:t xml:space="preserve"> </w:t>
+      </w:r>
+      <w:r>
+        <w:t xml:space="preserve">it flows out to the public</w:t>
+      </w:r>
+      <w:r>
+        <w:t xml:space="preserve"> </w:t>
+      </w:r>
+      <w:r>
+        <w:rPr>
+          <w:b/>
+          <w:bCs/>
+        </w:rPr>
+        <w:t xml:space="preserve">Research Hub</w:t>
+      </w:r>
+      <w:r>
+        <w:t xml:space="preserve">, the website the public actually</w:t>
+      </w:r>
+      <w:r>
+        <w:t xml:space="preserve"> </w:t>
+      </w:r>
+      <w:r>
+        <w:t xml:space="preserve">visits. The public Research Hub is the storefront; the Studio is the back room</w:t>
+      </w:r>
+      <w:r>
+        <w:t xml:space="preserve"> </w:t>
+      </w:r>
+      <w:r>
+        <w:t xml:space="preserve">where the work is prepared, reviewed, and signed off before it reaches the shelf.</w:t>
+      </w:r>
+    </w:p>
+    <w:p>
+      <w:pPr>
+        <w:pStyle w:val="BodyText"/>
+      </w:pPr>
+      <w:r>
+        <w:t xml:space="preserve">In one sentence a non-technical executive can repeat:</w:t>
       </w:r>
       <w:r>
         <w:t xml:space="preserve"> </w:t>
@@ -990,7 +978,7 @@
           <w:i/>
           <w:iCs/>
         </w:rPr>
-        <w:t xml:space="preserve">we just need staff to post articles to a</w:t>
+        <w:t xml:space="preserve">the Studio is the</w:t>
       </w:r>
       <w:r>
         <w:rPr>
@@ -1004,220 +992,13 @@
           <w:i/>
           <w:iCs/>
         </w:rPr>
-        <w:t xml:space="preserve">website — isn’t that simple?</w:t>
-      </w:r>
-      <w:r>
-        <w:t xml:space="preserve"> </w:t>
-      </w:r>
-      <w:r>
-        <w:t xml:space="preserve">It is a reasonable question and it deserves a</w:t>
-      </w:r>
-      <w:r>
-        <w:t xml:space="preserve"> </w:t>
-      </w:r>
-      <w:r>
-        <w:t xml:space="preserve">straight answer.</w:t>
-      </w:r>
-    </w:p>
-    <w:p>
-      <w:pPr>
-        <w:pStyle w:val="BodyText"/>
-      </w:pPr>
-      <w:r>
-        <w:t xml:space="preserve">The honest answer is that</w:t>
-      </w:r>
-      <w:r>
-        <w:t xml:space="preserve"> </w:t>
-      </w:r>
-      <w:r>
-        <w:t xml:space="preserve">“posting an article”</w:t>
-      </w:r>
-      <w:r>
-        <w:t xml:space="preserve"> </w:t>
-      </w:r>
-      <w:r>
-        <w:t xml:space="preserve">is the small, visible part. Almost</w:t>
-      </w:r>
-      <w:r>
-        <w:t xml:space="preserve"> </w:t>
-      </w:r>
-      <w:r>
-        <w:t xml:space="preserve">everything that makes such a tool genuinely</w:t>
-      </w:r>
-      <w:r>
-        <w:t xml:space="preserve"> </w:t>
-      </w:r>
-      <w:r>
-        <w:rPr>
-          <w:b/>
-          <w:bCs/>
-        </w:rPr>
-        <w:t xml:space="preserve">safe, usable, accessible, and</w:t>
-      </w:r>
-      <w:r>
-        <w:rPr>
-          <w:b/>
-          <w:bCs/>
-        </w:rPr>
-        <w:t xml:space="preserve"> </w:t>
-      </w:r>
-      <w:r>
-        <w:rPr>
-          <w:b/>
-          <w:bCs/>
-        </w:rPr>
-        <w:t xml:space="preserve">trustworthy</w:t>
-      </w:r>
-      <w:r>
-        <w:t xml:space="preserve"> </w:t>
-      </w:r>
-      <w:r>
-        <w:t xml:space="preserve">lives in the requirements that</w:t>
-      </w:r>
-      <w:r>
-        <w:t xml:space="preserve"> </w:t>
-      </w:r>
-      <w:r>
-        <w:t xml:space="preserve">“post an article”</w:t>
-      </w:r>
-      <w:r>
-        <w:t xml:space="preserve"> </w:t>
-      </w:r>
-      <w:r>
-        <w:t xml:space="preserve">quietly assumes</w:t>
-      </w:r>
-      <w:r>
-        <w:t xml:space="preserve"> </w:t>
-      </w:r>
-      <w:r>
-        <w:t xml:space="preserve">but never states. None of what follows is padding. Each item is ordinary,</w:t>
-      </w:r>
-      <w:r>
-        <w:t xml:space="preserve"> </w:t>
-      </w:r>
-      <w:r>
-        <w:t xml:space="preserve">professional work — and each is real. The point of this section is to make the</w:t>
-      </w:r>
-      <w:r>
-        <w:t xml:space="preserve"> </w:t>
-      </w:r>
-      <w:r>
-        <w:t xml:space="preserve">part of the iceberg that sits below the waterline visible.</w:t>
-      </w:r>
-    </w:p>
-    <w:bookmarkStart w:id="12" w:name="modeling-the-research-content-faithfully"/>
-    <w:p>
-      <w:pPr>
-        <w:pStyle w:val="Heading3"/>
-      </w:pPr>
-      <w:r>
-        <w:t xml:space="preserve">Modeling the research content faithfully</w:t>
-      </w:r>
-    </w:p>
-    <w:p>
-      <w:pPr>
-        <w:pStyle w:val="FirstParagraph"/>
-      </w:pPr>
-      <w:r>
-        <w:t xml:space="preserve">“An article”</w:t>
-      </w:r>
-      <w:r>
-        <w:t xml:space="preserve"> </w:t>
-      </w:r>
-      <w:r>
-        <w:t xml:space="preserve">is not one block of text. A Research Hub article carries a title, a</w:t>
-      </w:r>
-      <w:r>
-        <w:t xml:space="preserve"> </w:t>
-      </w:r>
-      <w:r>
-        <w:t xml:space="preserve">publication date, a type, a summary, the body itself, a list of authors,</w:t>
-      </w:r>
-      <w:r>
-        <w:t xml:space="preserve"> </w:t>
-      </w:r>
-      <w:r>
-        <w:t xml:space="preserve">categories and tags, a main image, a thumbnail, figures inside the text, an</w:t>
-      </w:r>
-      <w:r>
-        <w:t xml:space="preserve"> </w:t>
-      </w:r>
-      <w:r>
-        <w:t xml:space="preserve">attached report file, optional extra files, citation and funding information, and</w:t>
-      </w:r>
-      <w:r>
-        <w:t xml:space="preserve"> </w:t>
-      </w:r>
-      <w:r>
-        <w:t xml:space="preserve">links to related apps and datasets. That is</w:t>
-      </w:r>
-      <w:r>
-        <w:t xml:space="preserve"> </w:t>
+        <w:t xml:space="preserve">secure, staff-only workspace where ICJIA researchers prepare and approve content,</w:t>
       </w:r>
       <w:r>
         <w:rPr>
           <w:i/>
           <w:iCs/>
         </w:rPr>
-        <w:t xml:space="preserve">one</w:t>
-      </w:r>
-      <w:r>
-        <w:t xml:space="preserve"> </w:t>
-      </w:r>
-      <w:r>
-        <w:t xml:space="preserve">of the three kinds of content.</w:t>
-      </w:r>
-      <w:r>
-        <w:t xml:space="preserve"> </w:t>
-      </w:r>
-      <w:r>
-        <w:t xml:space="preserve">There are three — articles, apps, and datasets — each with its own fields, its own</w:t>
-      </w:r>
-      <w:r>
-        <w:t xml:space="preserve"> </w:t>
-      </w:r>
-      <w:r>
-        <w:t xml:space="preserve">rules, and its own connections to the others.</w:t>
-      </w:r>
-    </w:p>
-    <w:p>
-      <w:pPr>
-        <w:pStyle w:val="BodyText"/>
-      </w:pPr>
-      <w:r>
-        <w:t xml:space="preserve">The difficulty is not the number of fields. It is that several of them are not</w:t>
-      </w:r>
-      <w:r>
-        <w:t xml:space="preserve"> </w:t>
-      </w:r>
-      <w:r>
-        <w:t xml:space="preserve">simple values but small structures: a list of authors, a list of figures each</w:t>
-      </w:r>
-      <w:r>
-        <w:t xml:space="preserve"> </w:t>
-      </w:r>
-      <w:r>
-        <w:t xml:space="preserve">with its own image and caption, a span of years with a start and end, links from</w:t>
-      </w:r>
-      <w:r>
-        <w:t xml:space="preserve"> </w:t>
-      </w:r>
-      <w:r>
-        <w:t xml:space="preserve">one article out to several related items. Every one of those has to survive a full</w:t>
-      </w:r>
-      <w:r>
-        <w:t xml:space="preserve"> </w:t>
-      </w:r>
-      <w:r>
-        <w:t xml:space="preserve">round trip — read out of the content system, shown in a form, edited by a person,</w:t>
-      </w:r>
-      <w:r>
-        <w:t xml:space="preserve"> </w:t>
-      </w:r>
-      <w:r>
-        <w:t xml:space="preserve">and saved back — landing in</w:t>
-      </w:r>
-      <w:r>
         <w:t xml:space="preserve"> </w:t>
       </w:r>
       <w:r>
@@ -1225,109 +1006,7 @@
           <w:i/>
           <w:iCs/>
         </w:rPr>
-        <w:t xml:space="preserve">exactly</w:t>
-      </w:r>
-      <w:r>
-        <w:t xml:space="preserve"> </w:t>
-      </w:r>
-      <w:r>
-        <w:t xml:space="preserve">the shape the system expects. Get a single</w:t>
-      </w:r>
-      <w:r>
-        <w:t xml:space="preserve"> </w:t>
-      </w:r>
-      <w:r>
-        <w:t xml:space="preserve">field’s shape wrong and nothing fails loudly; instead you quietly produce a record</w:t>
-      </w:r>
-      <w:r>
-        <w:t xml:space="preserve"> </w:t>
-      </w:r>
-      <w:r>
-        <w:t xml:space="preserve">that looks fine in the Studio and is broken on the public site. And the only</w:t>
-      </w:r>
-      <w:r>
-        <w:t xml:space="preserve"> </w:t>
-      </w:r>
-      <w:r>
-        <w:t xml:space="preserve">trustworthy source for what each field’s correct shape really is, is the live</w:t>
-      </w:r>
-      <w:r>
-        <w:t xml:space="preserve"> </w:t>
-      </w:r>
-      <w:r>
-        <w:t xml:space="preserve">content system itself — not a document, not an assumption. So the team confirmed</w:t>
-      </w:r>
-      <w:r>
-        <w:t xml:space="preserve"> </w:t>
-      </w:r>
-      <w:r>
-        <w:t xml:space="preserve">the real shapes by inspecting the live data directly rather than taking them on</w:t>
-      </w:r>
-      <w:r>
-        <w:t xml:space="preserve"> </w:t>
-      </w:r>
-      <w:r>
-        <w:t xml:space="preserve">faith.</w:t>
-      </w:r>
-    </w:p>
-    <w:bookmarkEnd w:id="12"/>
-    <w:bookmarkStart w:id="13" w:name="Xa29f5e5cea5175878ad7fc77ac144c5fc635d32"/>
-    <w:p>
-      <w:pPr>
-        <w:pStyle w:val="Heading3"/>
-      </w:pPr>
-      <w:r>
-        <w:t xml:space="preserve">A real sign-in, tied to who is actually allowed to publish</w:t>
-      </w:r>
-    </w:p>
-    <w:p>
-      <w:pPr>
-        <w:pStyle w:val="FirstParagraph"/>
-      </w:pPr>
-      <w:r>
-        <w:t xml:space="preserve">A sign-in you can genuinely trust has to do several things at once that never show</w:t>
-      </w:r>
-      <w:r>
-        <w:t xml:space="preserve"> </w:t>
-      </w:r>
-      <w:r>
-        <w:t xml:space="preserve">up on screen. It has to keep you signed in across page reloads so you are not</w:t>
-      </w:r>
-      <w:r>
-        <w:t xml:space="preserve"> </w:t>
-      </w:r>
-      <w:r>
-        <w:t xml:space="preserve">nagged to log in every few minutes. It has to re-check with the server, every time</w:t>
-      </w:r>
-      <w:r>
-        <w:t xml:space="preserve"> </w:t>
-      </w:r>
-      <w:r>
-        <w:t xml:space="preserve">the tool starts, that your account is still valid and still has the access it had</w:t>
-      </w:r>
-      <w:r>
-        <w:t xml:space="preserve"> </w:t>
-      </w:r>
-      <w:r>
-        <w:t xml:space="preserve">yesterday — because that answer can change between visits, and the tool must honor</w:t>
-      </w:r>
-      <w:r>
-        <w:t xml:space="preserve"> </w:t>
-      </w:r>
-      <w:r>
-        <w:t xml:space="preserve">the change immediately rather than trust a stale local copy. It has to return you</w:t>
-      </w:r>
-      <w:r>
-        <w:t xml:space="preserve"> </w:t>
-      </w:r>
-      <w:r>
-        <w:t xml:space="preserve">to the login screen the moment your access expires, without corrupting work in</w:t>
-      </w:r>
-      <w:r>
-        <w:t xml:space="preserve"> </w:t>
-      </w:r>
-      <w:r>
-        <w:t xml:space="preserve">progress.</w:t>
+        <w:t xml:space="preserve">and from which approved content is published to the public Research Hub.</w:t>
       </w:r>
     </w:p>
     <w:p>
@@ -1335,158 +1014,66 @@
         <w:pStyle w:val="BodyText"/>
       </w:pPr>
       <w:r>
-        <w:t xml:space="preserve">And — the part that carries the most weight — it has to know</w:t>
-      </w:r>
-      <w:r>
-        <w:t xml:space="preserve"> </w:t>
-      </w:r>
-      <w:r>
-        <w:rPr>
-          <w:b/>
-          <w:bCs/>
-        </w:rPr>
-        <w:t xml:space="preserve">what you are</w:t>
-      </w:r>
-      <w:r>
-        <w:rPr>
-          <w:b/>
-          <w:bCs/>
-        </w:rPr>
-        <w:t xml:space="preserve"> </w:t>
-      </w:r>
-      <w:r>
-        <w:rPr>
-          <w:b/>
-          <w:bCs/>
-        </w:rPr>
-        <w:t xml:space="preserve">allowed to do</w:t>
-      </w:r>
-      <w:r>
-        <w:t xml:space="preserve"> </w:t>
-      </w:r>
-      <w:r>
-        <w:t xml:space="preserve">once you are in. The whole tool hinges on one rule: people who</w:t>
-      </w:r>
-      <w:r>
-        <w:t xml:space="preserve"> </w:t>
-      </w:r>
-      <w:r>
-        <w:t xml:space="preserve">write may save drafts but may not publish; people who approve may make content</w:t>
-      </w:r>
-      <w:r>
-        <w:t xml:space="preserve"> </w:t>
-      </w:r>
-      <w:r>
-        <w:t xml:space="preserve">live. Hiding the</w:t>
-      </w:r>
-      <w:r>
-        <w:t xml:space="preserve"> </w:t>
-      </w:r>
-      <w:r>
-        <w:t xml:space="preserve">“Publish”</w:t>
-      </w:r>
-      <w:r>
-        <w:t xml:space="preserve"> </w:t>
-      </w:r>
-      <w:r>
-        <w:t xml:space="preserve">button from a writer is easy and, on its own,</w:t>
-      </w:r>
-      <w:r>
-        <w:t xml:space="preserve"> </w:t>
-      </w:r>
-      <w:r>
-        <w:t xml:space="preserve">worthless: the button is just a picture. A web browser is fundamentally an</w:t>
-      </w:r>
-      <w:r>
-        <w:t xml:space="preserve"> </w:t>
-      </w:r>
-      <w:r>
-        <w:t xml:space="preserve">untrusted place — a determined person can read the page, watch every request it</w:t>
-      </w:r>
-      <w:r>
-        <w:t xml:space="preserve"> </w:t>
-      </w:r>
-      <w:r>
-        <w:t xml:space="preserve">sends, and re-send those requests by hand with the button out of the picture</w:t>
-      </w:r>
-      <w:r>
-        <w:t xml:space="preserve"> </w:t>
-      </w:r>
-      <w:r>
-        <w:t xml:space="preserve">entirely. So the rule has to be enforced where the request actually lands: at the</w:t>
-      </w:r>
-      <w:r>
-        <w:t xml:space="preserve"> </w:t>
-      </w:r>
-      <w:r>
-        <w:t xml:space="preserve">server that owns the content. And the rule the server enforces and the rule the</w:t>
-      </w:r>
-      <w:r>
-        <w:t xml:space="preserve"> </w:t>
-      </w:r>
-      <w:r>
-        <w:t xml:space="preserve">screen implies have to agree</w:t>
-      </w:r>
-      <w:r>
-        <w:t xml:space="preserve"> </w:t>
-      </w:r>
-      <w:r>
-        <w:rPr>
-          <w:i/>
-          <w:iCs/>
-        </w:rPr>
-        <w:t xml:space="preserve">exactly</w:t>
-      </w:r>
-      <w:r>
-        <w:t xml:space="preserve">, in every situation, or you get either a</w:t>
-      </w:r>
-      <w:r>
-        <w:t xml:space="preserve"> </w:t>
-      </w:r>
-      <w:r>
-        <w:t xml:space="preserve">silent security hole or a confusing tool that offers an action and then refuses</w:t>
-      </w:r>
-      <w:r>
-        <w:t xml:space="preserve"> </w:t>
-      </w:r>
-      <w:r>
-        <w:t xml:space="preserve">it. Making those two layers agree, and being able to show they agree, is the</w:t>
-      </w:r>
-      <w:r>
-        <w:t xml:space="preserve"> </w:t>
-      </w:r>
-      <w:r>
-        <w:t xml:space="preserve">genuine work hiding behind</w:t>
-      </w:r>
-      <w:r>
-        <w:t xml:space="preserve"> </w:t>
-      </w:r>
-      <w:r>
-        <w:t xml:space="preserve">“just let them log in.”</w:t>
-      </w:r>
-    </w:p>
-    <w:bookmarkEnd w:id="13"/>
-    <w:bookmarkStart w:id="14" w:name="Xc20969eebf7a62c30281e254388fd69129d13c5"/>
-    <w:p>
-      <w:pPr>
-        <w:pStyle w:val="Heading3"/>
-      </w:pPr>
-      <w:r>
-        <w:t xml:space="preserve">Handling images without bloating the site or opening a security hole</w:t>
-      </w:r>
-    </w:p>
-    <w:p>
-      <w:pPr>
-        <w:pStyle w:val="FirstParagraph"/>
-      </w:pPr>
-      <w:r>
-        <w:t xml:space="preserve">“Add a picture”</w:t>
-      </w:r>
-      <w:r>
-        <w:t xml:space="preserve"> </w:t>
-      </w:r>
-      <w:r>
-        <w:t xml:space="preserve">carries several requirements at once that pull against each other.</w:t>
+        <w:t xml:space="preserve">The tool replaces one ICJIA built in 2019. That older tool still runs, but it is</w:t>
+      </w:r>
+      <w:r>
+        <w:t xml:space="preserve"> </w:t>
+      </w:r>
+      <w:r>
+        <w:t xml:space="preserve">built on technology that is no longer supported, it stores images in a wasteful</w:t>
+      </w:r>
+      <w:r>
+        <w:t xml:space="preserve"> </w:t>
+      </w:r>
+      <w:r>
+        <w:t xml:space="preserve">way that bloats the system, and it carries a confusing multi-step approval</w:t>
+      </w:r>
+      <w:r>
+        <w:t xml:space="preserve"> </w:t>
+      </w:r>
+      <w:r>
+        <w:t xml:space="preserve">process. The new Studio is built on current, well-supported technology, handles</w:t>
+      </w:r>
+      <w:r>
+        <w:t xml:space="preserve"> </w:t>
+      </w:r>
+      <w:r>
+        <w:t xml:space="preserve">images properly, and deliberately simplifies the process down to two clear roles:</w:t>
+      </w:r>
+      <w:r>
+        <w:t xml:space="preserve"> </w:t>
+      </w:r>
+      <w:r>
+        <w:t xml:space="preserve">people who</w:t>
+      </w:r>
+      <w:r>
+        <w:t xml:space="preserve"> </w:t>
+      </w:r>
+      <w:r>
+        <w:rPr>
+          <w:b/>
+          <w:bCs/>
+        </w:rPr>
+        <w:t xml:space="preserve">write</w:t>
+      </w:r>
+      <w:r>
+        <w:t xml:space="preserve"> </w:t>
+      </w:r>
+      <w:r>
+        <w:t xml:space="preserve">and people who</w:t>
+      </w:r>
+      <w:r>
+        <w:t xml:space="preserve"> </w:t>
+      </w:r>
+      <w:r>
+        <w:rPr>
+          <w:b/>
+          <w:bCs/>
+        </w:rPr>
+        <w:t xml:space="preserve">approve and publish</w:t>
+      </w:r>
+      <w:r>
+        <w:t xml:space="preserve">.</w:t>
       </w:r>
     </w:p>
     <w:p>
@@ -1494,593 +1081,61 @@
         <w:pStyle w:val="BodyText"/>
       </w:pPr>
       <w:r>
-        <w:t xml:space="preserve">The old tool stored each image by converting it into an enormous block of text and</w:t>
-      </w:r>
-      <w:r>
-        <w:t xml:space="preserve"> </w:t>
-      </w:r>
-      <w:r>
-        <w:t xml:space="preserve">writing that block directly into the content record. The cost compounds: the</w:t>
-      </w:r>
-      <w:r>
-        <w:t xml:space="preserve"> </w:t>
-      </w:r>
-      <w:r>
-        <w:t xml:space="preserve">system swells with image data it was never meant to hold, every read and every</w:t>
-      </w:r>
-      <w:r>
-        <w:t xml:space="preserve"> </w:t>
-      </w:r>
-      <w:r>
-        <w:t xml:space="preserve">backup drags those images along whether you need them or not, and the same picture</w:t>
-      </w:r>
-      <w:r>
-        <w:t xml:space="preserve"> </w:t>
-      </w:r>
-      <w:r>
-        <w:t xml:space="preserve">used in three places is stored three separate times. The new Studio refuses this</w:t>
-      </w:r>
-      <w:r>
-        <w:t xml:space="preserve"> </w:t>
-      </w:r>
-      <w:r>
-        <w:t xml:space="preserve">outright — each image is uploaded once to a shared library and the record keeps</w:t>
-      </w:r>
-      <w:r>
-        <w:t xml:space="preserve"> </w:t>
-      </w:r>
-      <w:r>
-        <w:t xml:space="preserve">only a lightweight link to it. Holding that line is not a one-time decision; a</w:t>
-      </w:r>
-      <w:r>
-        <w:t xml:space="preserve"> </w:t>
-      </w:r>
-      <w:r>
-        <w:t xml:space="preserve">bloated image can sneak back in through a pasted editor, a copied field, or an</w:t>
-      </w:r>
-      <w:r>
-        <w:t xml:space="preserve"> </w:t>
-      </w:r>
-      <w:r>
-        <w:t xml:space="preserve">import, so the rule has to be actively guarded, not merely intended.</w:t>
-      </w:r>
-    </w:p>
-    <w:p>
-      <w:pPr>
-        <w:pStyle w:val="BodyText"/>
-      </w:pPr>
-      <w:r>
-        <w:t xml:space="preserve">Images are also an accessibility and a legal-grade obligation, not a polish item.</w:t>
-      </w:r>
-      <w:r>
-        <w:t xml:space="preserve"> </w:t>
-      </w:r>
-      <w:r>
-        <w:t xml:space="preserve">Every image needs</w:t>
-      </w:r>
-      <w:r>
-        <w:t xml:space="preserve"> </w:t>
-      </w:r>
-      <w:r>
-        <w:rPr>
-          <w:b/>
-          <w:bCs/>
-        </w:rPr>
-        <w:t xml:space="preserve">alt-text</w:t>
-      </w:r>
-      <w:r>
-        <w:t xml:space="preserve"> </w:t>
-      </w:r>
-      <w:r>
-        <w:t xml:space="preserve">— a short written description that a screen reader</w:t>
-      </w:r>
-      <w:r>
-        <w:t xml:space="preserve"> </w:t>
-      </w:r>
-      <w:r>
-        <w:t xml:space="preserve">speaks aloud to a person who cannot see the image — and may carry an optional</w:t>
-      </w:r>
-      <w:r>
-        <w:t xml:space="preserve"> </w:t>
-      </w:r>
-      <w:r>
-        <w:t xml:space="preserve">caption. For a public government website this is a compliance requirement. That</w:t>
-      </w:r>
-      <w:r>
-        <w:t xml:space="preserve"> </w:t>
-      </w:r>
-      <w:r>
-        <w:t xml:space="preserve">means the tool cannot simply</w:t>
-      </w:r>
-      <w:r>
-        <w:t xml:space="preserve"> </w:t>
-      </w:r>
-      <w:r>
-        <w:rPr>
-          <w:i/>
-          <w:iCs/>
-        </w:rPr>
-        <w:t xml:space="preserve">offer</w:t>
-      </w:r>
-      <w:r>
-        <w:t xml:space="preserve"> </w:t>
-      </w:r>
-      <w:r>
-        <w:t xml:space="preserve">a description box; it has to make supplying a</w:t>
-      </w:r>
-      <w:r>
-        <w:t xml:space="preserve"> </w:t>
-      </w:r>
-      <w:r>
-        <w:t xml:space="preserve">description the path of least resistance, so that accessible content is what</w:t>
-      </w:r>
-      <w:r>
-        <w:t xml:space="preserve"> </w:t>
-      </w:r>
-      <w:r>
-        <w:t xml:space="preserve">naturally gets produced.</w:t>
-      </w:r>
-    </w:p>
-    <w:p>
-      <w:pPr>
-        <w:pStyle w:val="BodyText"/>
-      </w:pPr>
-      <w:r>
-        <w:t xml:space="preserve">And certain image files are an attack surface. One common image format is not a</w:t>
-      </w:r>
-      <w:r>
-        <w:t xml:space="preserve"> </w:t>
-      </w:r>
-      <w:r>
-        <w:t xml:space="preserve">flat picture at all but a small text document that can legally contain hidden,</w:t>
-      </w:r>
-      <w:r>
-        <w:t xml:space="preserve"> </w:t>
-      </w:r>
-      <w:r>
-        <w:t xml:space="preserve">runnable instructions — which is exactly what makes it dangerous to accept from a</w:t>
-      </w:r>
-      <w:r>
-        <w:t xml:space="preserve"> </w:t>
-      </w:r>
-      <w:r>
-        <w:t xml:space="preserve">signed-in user, because a booby-trapped file could carry something that runs in</w:t>
-      </w:r>
-      <w:r>
-        <w:t xml:space="preserve"> </w:t>
-      </w:r>
-      <w:r>
-        <w:t xml:space="preserve">the browser of the next person who views it. The Studio strips the dangerous parts</w:t>
-      </w:r>
-      <w:r>
-        <w:t xml:space="preserve"> </w:t>
-      </w:r>
-      <w:r>
-        <w:t xml:space="preserve">out of every such file</w:t>
-      </w:r>
-      <w:r>
-        <w:t xml:space="preserve"> </w:t>
-      </w:r>
-      <w:r>
-        <w:rPr>
-          <w:i/>
-          <w:iCs/>
-        </w:rPr>
-        <w:t xml:space="preserve">before</w:t>
-      </w:r>
-      <w:r>
-        <w:t xml:space="preserve"> </w:t>
-      </w:r>
-      <w:r>
-        <w:t xml:space="preserve">it is stored, defusing a hostile file at the door</w:t>
-      </w:r>
-      <w:r>
-        <w:t xml:space="preserve"> </w:t>
-      </w:r>
-      <w:r>
-        <w:t xml:space="preserve">rather than trusting it and serving it to the public. At the same time, the tool</w:t>
-      </w:r>
-      <w:r>
-        <w:t xml:space="preserve"> </w:t>
-      </w:r>
-      <w:r>
-        <w:t xml:space="preserve">has to accept all the genuinely valid image formats without turning away</w:t>
-      </w:r>
-      <w:r>
-        <w:t xml:space="preserve"> </w:t>
-      </w:r>
-      <w:r>
-        <w:t xml:space="preserve">legitimate files — the old tool erred the other way and frustrated people by</w:t>
-      </w:r>
-      <w:r>
-        <w:t xml:space="preserve"> </w:t>
-      </w:r>
-      <w:r>
-        <w:t xml:space="preserve">rejecting good images, so being precise about what counts as valid matters as much</w:t>
-      </w:r>
-      <w:r>
-        <w:t xml:space="preserve"> </w:t>
-      </w:r>
-      <w:r>
-        <w:t xml:space="preserve">as being cautious.</w:t>
-      </w:r>
-    </w:p>
-    <w:bookmarkEnd w:id="14"/>
-    <w:bookmarkStart w:id="15" w:name="X35f0e0227c21db32ba9cfc26c67ab445c60498b"/>
-    <w:p>
-      <w:pPr>
-        <w:pStyle w:val="Heading3"/>
-      </w:pPr>
-      <w:r>
-        <w:t xml:space="preserve">Preventing bad or oversized data from ever being saved</w:t>
-      </w:r>
-    </w:p>
-    <w:p>
-      <w:pPr>
-        <w:pStyle w:val="FirstParagraph"/>
-      </w:pPr>
-      <w:r>
-        <w:t xml:space="preserve">Before anything is written, the Studio checks it. Required fields must be present,</w:t>
-      </w:r>
-      <w:r>
-        <w:t xml:space="preserve"> </w:t>
-      </w:r>
-      <w:r>
-        <w:t xml:space="preserve">formats must be correct, values must be from the allowed set, and — the rule the</w:t>
-      </w:r>
-      <w:r>
-        <w:t xml:space="preserve"> </w:t>
-      </w:r>
-      <w:r>
-        <w:t xml:space="preserve">project cares about most — no image may ever be smuggled in as one of those giant</w:t>
-      </w:r>
-      <w:r>
-        <w:t xml:space="preserve"> </w:t>
-      </w:r>
-      <w:r>
-        <w:t xml:space="preserve">embedded text blocks. This check stands between a person and a save: if something</w:t>
-      </w:r>
-      <w:r>
-        <w:t xml:space="preserve"> </w:t>
-      </w:r>
-      <w:r>
-        <w:t xml:space="preserve">is invalid, the save is blocked and the person is told what to fix, in plain</w:t>
-      </w:r>
-      <w:r>
-        <w:t xml:space="preserve"> </w:t>
-      </w:r>
-      <w:r>
-        <w:t xml:space="preserve">terms,</w:t>
-      </w:r>
-      <w:r>
-        <w:t xml:space="preserve"> </w:t>
-      </w:r>
-      <w:r>
-        <w:rPr>
-          <w:i/>
-          <w:iCs/>
-        </w:rPr>
-        <w:t xml:space="preserve">before</w:t>
-      </w:r>
-      <w:r>
-        <w:t xml:space="preserve"> </w:t>
-      </w:r>
-      <w:r>
-        <w:t xml:space="preserve">anything reaches the content system. The hard part is that this</w:t>
-      </w:r>
-      <w:r>
-        <w:t xml:space="preserve"> </w:t>
-      </w:r>
-      <w:r>
-        <w:t xml:space="preserve">guarantee has to hold for every content type and every field, in both directions,</w:t>
-      </w:r>
-      <w:r>
-        <w:t xml:space="preserve"> </w:t>
-      </w:r>
-      <w:r>
-        <w:t xml:space="preserve">every single time — a guarantee is only as good as the one case nobody remembered</w:t>
-      </w:r>
-      <w:r>
-        <w:t xml:space="preserve"> </w:t>
-      </w:r>
-      <w:r>
-        <w:t xml:space="preserve">to check, which is why the checks are written as automated tests that fail the</w:t>
-      </w:r>
-      <w:r>
-        <w:t xml:space="preserve"> </w:t>
-      </w:r>
-      <w:r>
-        <w:t xml:space="preserve">whole build if anyone ever weakens them.</w:t>
-      </w:r>
-    </w:p>
-    <w:bookmarkEnd w:id="15"/>
-    <w:bookmarkStart w:id="16" w:name="X6d5a74fecf30952c05a2f8b3e5bff96f92f6758"/>
-    <w:p>
-      <w:pPr>
-        <w:pStyle w:val="Heading3"/>
-      </w:pPr>
-      <w:r>
-        <w:t xml:space="preserve">Showing an exact preview of what will publish</w:t>
-      </w:r>
-    </w:p>
-    <w:p>
-      <w:pPr>
-        <w:pStyle w:val="FirstParagraph"/>
-      </w:pPr>
-      <w:r>
-        <w:t xml:space="preserve">A preview that shows</w:t>
-      </w:r>
-      <w:r>
-        <w:t xml:space="preserve"> </w:t>
-      </w:r>
-      <w:r>
-        <w:rPr>
-          <w:i/>
-          <w:iCs/>
-        </w:rPr>
-        <w:t xml:space="preserve">roughly</w:t>
-      </w:r>
-      <w:r>
-        <w:t xml:space="preserve"> </w:t>
-      </w:r>
-      <w:r>
-        <w:t xml:space="preserve">what an article will look like is not good enough</w:t>
-      </w:r>
-      <w:r>
-        <w:t xml:space="preserve"> </w:t>
-      </w:r>
-      <w:r>
-        <w:t xml:space="preserve">for staff who are about to publish to a public government website. They need to see</w:t>
-      </w:r>
-      <w:r>
-        <w:t xml:space="preserve"> </w:t>
-      </w:r>
-      <w:r>
-        <w:t xml:space="preserve">it rendered exactly as it will appear on the live Research Hub — same formatting,</w:t>
-      </w:r>
-      <w:r>
-        <w:t xml:space="preserve"> </w:t>
-      </w:r>
-      <w:r>
-        <w:t xml:space="preserve">same layout — so there are no surprises after they approve it. The difficulty is</w:t>
-      </w:r>
-      <w:r>
-        <w:t xml:space="preserve"> </w:t>
-      </w:r>
-      <w:r>
-        <w:t xml:space="preserve">that the preview and the live site are produced by two</w:t>
-      </w:r>
-      <w:r>
-        <w:t xml:space="preserve"> </w:t>
-      </w:r>
-      <w:r>
-        <w:rPr>
-          <w:i/>
-          <w:iCs/>
-        </w:rPr>
-        <w:t xml:space="preserve">separate</w:t>
-      </w:r>
-      <w:r>
-        <w:t xml:space="preserve"> </w:t>
-      </w:r>
-      <w:r>
-        <w:t xml:space="preserve">programs.</w:t>
-      </w:r>
-      <w:r>
-        <w:t xml:space="preserve"> </w:t>
-      </w:r>
-      <w:r>
-        <w:t xml:space="preserve">“Exactly the same”</w:t>
-      </w:r>
-      <w:r>
-        <w:t xml:space="preserve"> </w:t>
-      </w:r>
-      <w:r>
-        <w:t xml:space="preserve">is only true if both turn the author’s text into a page using</w:t>
-      </w:r>
-      <w:r>
-        <w:t xml:space="preserve"> </w:t>
-      </w:r>
-      <w:r>
-        <w:t xml:space="preserve">the identical set of formatting rules — and ICJIA’s content leans on the rules</w:t>
-      </w:r>
-      <w:r>
-        <w:t xml:space="preserve"> </w:t>
-      </w:r>
-      <w:r>
-        <w:t xml:space="preserve">that are easiest to get subtly wrong: footnotes, mathematical notation, and</w:t>
-      </w:r>
-      <w:r>
-        <w:t xml:space="preserve"> </w:t>
-      </w:r>
-      <w:r>
-        <w:t xml:space="preserve">complex tables. If the preview’s rules and the public site’s rules drift even</w:t>
-      </w:r>
-      <w:r>
-        <w:t xml:space="preserve"> </w:t>
-      </w:r>
-      <w:r>
-        <w:t xml:space="preserve">slightly apart, the preview becomes a confident lie, and the author discovers it</w:t>
-      </w:r>
-      <w:r>
-        <w:t xml:space="preserve"> </w:t>
-      </w:r>
-      <w:r>
-        <w:t xml:space="preserve">only after the content is already public. Keeping the two in genuine step is the</w:t>
-      </w:r>
-      <w:r>
-        <w:t xml:space="preserve"> </w:t>
-      </w:r>
-      <w:r>
-        <w:t xml:space="preserve">real task hiding inside the word</w:t>
-      </w:r>
-      <w:r>
-        <w:t xml:space="preserve"> </w:t>
-      </w:r>
-      <w:r>
-        <w:t xml:space="preserve">“preview.”</w:t>
-      </w:r>
-    </w:p>
-    <w:bookmarkEnd w:id="16"/>
-    <w:bookmarkStart w:id="17" w:name="X95acfa1ea2f3e2066821e20382f4eb208685ad7"/>
-    <w:p>
-      <w:pPr>
-        <w:pStyle w:val="Heading3"/>
-      </w:pPr>
-      <w:r>
-        <w:t xml:space="preserve">And underneath all of it: a real content system with its own rules</w:t>
-      </w:r>
-    </w:p>
-    <w:p>
-      <w:pPr>
-        <w:pStyle w:val="FirstParagraph"/>
-      </w:pPr>
-      <w:r>
-        <w:t xml:space="preserve">Everything above runs against a professional content-management system with its</w:t>
-      </w:r>
-      <w:r>
-        <w:t xml:space="preserve"> </w:t>
-      </w:r>
-      <w:r>
-        <w:t xml:space="preserve">own firm rules — how records are identified, how a draft differs from a published</w:t>
-      </w:r>
-      <w:r>
-        <w:t xml:space="preserve"> </w:t>
-      </w:r>
-      <w:r>
-        <w:t xml:space="preserve">item, how images attach, how related items connect. Those rules have to be learned</w:t>
-      </w:r>
-      <w:r>
-        <w:t xml:space="preserve"> </w:t>
-      </w:r>
-      <w:r>
-        <w:t xml:space="preserve">and respected precisely, and the only authoritative source for what they actually</w:t>
-      </w:r>
-      <w:r>
-        <w:t xml:space="preserve"> </w:t>
-      </w:r>
-      <w:r>
-        <w:t xml:space="preserve">are is the running system itself. Learning them, and discovering that the best way</w:t>
-      </w:r>
-      <w:r>
-        <w:t xml:space="preserve"> </w:t>
-      </w:r>
-      <w:r>
-        <w:t xml:space="preserve">into the system was not the one the project first assumed, is itself part of the</w:t>
-      </w:r>
-      <w:r>
-        <w:t xml:space="preserve"> </w:t>
-      </w:r>
-      <w:r>
-        <w:t xml:space="preserve">genuine work — and it is the single clearest illustration of why this is not a</w:t>
-      </w:r>
-      <w:r>
-        <w:t xml:space="preserve"> </w:t>
-      </w:r>
-      <w:r>
-        <w:t xml:space="preserve">trivial project. (Section 5 tells that story in plain terms.)</w:t>
-      </w:r>
-    </w:p>
-    <w:bookmarkEnd w:id="17"/>
-    <w:bookmarkStart w:id="18" w:name="so-is-it-simple"/>
-    <w:p>
-      <w:pPr>
-        <w:pStyle w:val="Heading3"/>
-      </w:pPr>
-      <w:r>
-        <w:t xml:space="preserve">So — is it simple?</w:t>
-      </w:r>
-    </w:p>
-    <w:p>
-      <w:pPr>
-        <w:pStyle w:val="FirstParagraph"/>
-      </w:pPr>
-      <w:r>
-        <w:t xml:space="preserve">The</w:t>
-      </w:r>
-      <w:r>
-        <w:t xml:space="preserve"> </w:t>
-      </w:r>
-      <w:r>
-        <w:rPr>
-          <w:i/>
-          <w:iCs/>
-        </w:rPr>
-        <w:t xml:space="preserve">workflow</w:t>
-      </w:r>
-      <w:r>
-        <w:t xml:space="preserve"> </w:t>
-      </w:r>
-      <w:r>
-        <w:t xml:space="preserve">is simple, deliberately: writers draft, approvers publish. That</w:t>
-      </w:r>
-      <w:r>
-        <w:t xml:space="preserve"> </w:t>
-      </w:r>
-      <w:r>
-        <w:t xml:space="preserve">simplicity for the user is itself an achievement — it is the direct result of</w:t>
-      </w:r>
-      <w:r>
-        <w:t xml:space="preserve"> </w:t>
-      </w:r>
-      <w:r>
-        <w:t xml:space="preserve">removing the old tool’s confusing multi-stage approval chain. But</w:t>
-      </w:r>
-      <w:r>
-        <w:t xml:space="preserve"> </w:t>
-      </w:r>
-      <w:r>
-        <w:t xml:space="preserve">“simple to use”</w:t>
-      </w:r>
-      <w:r>
-        <w:t xml:space="preserve"> </w:t>
-      </w:r>
-      <w:r>
-        <w:t xml:space="preserve">sits on top of a real sign-in with real roles, three fully-modeled content types,</w:t>
-      </w:r>
-      <w:r>
-        <w:t xml:space="preserve"> </w:t>
-      </w:r>
-      <w:r>
-        <w:t xml:space="preserve">accessible and safe image handling, a guard that blocks bad data before it is</w:t>
-      </w:r>
-      <w:r>
-        <w:t xml:space="preserve"> </w:t>
-      </w:r>
-      <w:r>
-        <w:t xml:space="preserve">saved, an exact preview, and faithful integration with a professional content</w:t>
-      </w:r>
-      <w:r>
-        <w:t xml:space="preserve"> </w:t>
-      </w:r>
-      <w:r>
-        <w:t xml:space="preserve">system. None of those are optional if the result is going to be safe, accessible,</w:t>
-      </w:r>
-      <w:r>
-        <w:t xml:space="preserve"> </w:t>
-      </w:r>
-      <w:r>
-        <w:t xml:space="preserve">and trustworthy for a public government audience. That is the genuine scope —</w:t>
-      </w:r>
-      <w:r>
-        <w:t xml:space="preserve"> </w:t>
-      </w:r>
-      <w:r>
-        <w:t xml:space="preserve">real, credible, and entirely ordinary professional work.</w:t>
-      </w:r>
-    </w:p>
-    <w:p>
-      <w:pPr>
-        <w:pStyle w:val="BodyText"/>
-      </w:pPr>
-      <w:r>
-        <w:t xml:space="preserve">Every one of those pieces is now built. The next section walks through them one at</w:t>
-      </w:r>
-      <w:r>
-        <w:t xml:space="preserve"> </w:t>
-      </w:r>
-      <w:r>
-        <w:t xml:space="preserve">a time, and for each one tells you exactly where you can go to see it for yourself.</w:t>
+        <w:t xml:space="preserve">One important boundary, stated up front because it shapes everything else:</w:t>
+      </w:r>
+      <w:r>
+        <w:t xml:space="preserve"> </w:t>
+      </w:r>
+      <w:r>
+        <w:rPr>
+          <w:b/>
+          <w:bCs/>
+        </w:rPr>
+        <w:t xml:space="preserve">staff</w:t>
+      </w:r>
+      <w:r>
+        <w:rPr>
+          <w:b/>
+          <w:bCs/>
+        </w:rPr>
+        <w:t xml:space="preserve"> </w:t>
+      </w:r>
+      <w:r>
+        <w:rPr>
+          <w:b/>
+          <w:bCs/>
+        </w:rPr>
+        <w:t xml:space="preserve">do not sign themselves up.</w:t>
+      </w:r>
+      <w:r>
+        <w:t xml:space="preserve"> </w:t>
+      </w:r>
+      <w:r>
+        <w:t xml:space="preserve">ICJIA’s Research &amp; Analysis unit creates each person’s</w:t>
+      </w:r>
+      <w:r>
+        <w:t xml:space="preserve"> </w:t>
+      </w:r>
+      <w:r>
+        <w:t xml:space="preserve">account; the sign-in screen says so and points anyone without an account to</w:t>
+      </w:r>
+      <w:r>
+        <w:t xml:space="preserve"> </w:t>
+      </w:r>
+      <w:r>
+        <w:t xml:space="preserve">Research &amp; Analysis. This is deliberate. The whole point of a controlled,</w:t>
+      </w:r>
+      <w:r>
+        <w:t xml:space="preserve"> </w:t>
+      </w:r>
+      <w:r>
+        <w:t xml:space="preserve">staff-only workspace is that only the right people can get in, and that decision is</w:t>
+      </w:r>
+      <w:r>
+        <w:t xml:space="preserve"> </w:t>
+      </w:r>
+      <w:r>
+        <w:t xml:space="preserve">made by ICJIA, not by a self-service form.</w:t>
       </w:r>
     </w:p>
     <w:p>
@@ -2090,15 +1145,20 @@
         </w:pict>
       </w:r>
     </w:p>
-    <w:bookmarkEnd w:id="18"/>
-    <w:bookmarkEnd w:id="19"/>
-    <w:bookmarkStart w:id="29" w:name="whats-working-today"/>
+    <w:bookmarkEnd w:id="12"/>
+    <w:bookmarkStart w:id="20" w:name="is-this-a-simple-project"/>
     <w:p>
       <w:pPr>
         <w:pStyle w:val="Heading2"/>
       </w:pPr>
       <w:r>
-        <w:t xml:space="preserve">3. What’s working today</w:t>
+        <w:t xml:space="preserve">2.</w:t>
+      </w:r>
+      <w:r>
+        <w:t xml:space="preserve"> </w:t>
+      </w:r>
+      <w:r>
+        <w:t xml:space="preserve">“Is this a simple project?”</w:t>
       </w:r>
     </w:p>
     <w:p>
@@ -2106,54 +1166,7 @@
         <w:pStyle w:val="FirstParagraph"/>
       </w:pPr>
       <w:r>
-        <w:t xml:space="preserve">Everything in this section is</w:t>
-      </w:r>
-      <w:r>
-        <w:t xml:space="preserve"> </w:t>
-      </w:r>
-      <w:r>
-        <w:rPr>
-          <w:b/>
-          <w:bCs/>
-        </w:rPr>
-        <w:t xml:space="preserve">built</w:t>
-      </w:r>
-      <w:r>
-        <w:t xml:space="preserve">, lives on the team’s official, shared copy</w:t>
-      </w:r>
-      <w:r>
-        <w:t xml:space="preserve"> </w:t>
-      </w:r>
-      <w:r>
-        <w:t xml:space="preserve">of the project (what developers call</w:t>
-      </w:r>
-      <w:r>
-        <w:t xml:space="preserve"> </w:t>
-      </w:r>
-      <w:r>
-        <w:t xml:space="preserve">“main”</w:t>
-      </w:r>
-      <w:r>
-        <w:t xml:space="preserve">), and is checked by an automated test</w:t>
-      </w:r>
-      <w:r>
-        <w:t xml:space="preserve"> </w:t>
-      </w:r>
-      <w:r>
-        <w:t xml:space="preserve">suite — currently</w:t>
-      </w:r>
-      <w:r>
-        <w:t xml:space="preserve"> </w:t>
-      </w:r>
-      <w:r>
-        <w:rPr>
-          <w:b/>
-          <w:bCs/>
-        </w:rPr>
-        <w:t xml:space="preserve">325 automated tests, all passing</w:t>
-      </w:r>
-      <w:r>
-        <w:t xml:space="preserve">. What is</w:t>
+        <w:t xml:space="preserve">It is fair to look at this and ask:</w:t>
       </w:r>
       <w:r>
         <w:t xml:space="preserve"> </w:t>
@@ -2163,6 +1176,1179 @@
           <w:i/>
           <w:iCs/>
         </w:rPr>
+        <w:t xml:space="preserve">we just need staff to post articles to a</w:t>
+      </w:r>
+      <w:r>
+        <w:rPr>
+          <w:i/>
+          <w:iCs/>
+        </w:rPr>
+        <w:t xml:space="preserve"> </w:t>
+      </w:r>
+      <w:r>
+        <w:rPr>
+          <w:i/>
+          <w:iCs/>
+        </w:rPr>
+        <w:t xml:space="preserve">website — isn’t that simple?</w:t>
+      </w:r>
+      <w:r>
+        <w:t xml:space="preserve"> </w:t>
+      </w:r>
+      <w:r>
+        <w:t xml:space="preserve">It is a reasonable question and it deserves a</w:t>
+      </w:r>
+      <w:r>
+        <w:t xml:space="preserve"> </w:t>
+      </w:r>
+      <w:r>
+        <w:t xml:space="preserve">straight answer.</w:t>
+      </w:r>
+    </w:p>
+    <w:p>
+      <w:pPr>
+        <w:pStyle w:val="BodyText"/>
+      </w:pPr>
+      <w:r>
+        <w:t xml:space="preserve">The honest answer is that</w:t>
+      </w:r>
+      <w:r>
+        <w:t xml:space="preserve"> </w:t>
+      </w:r>
+      <w:r>
+        <w:t xml:space="preserve">“posting an article”</w:t>
+      </w:r>
+      <w:r>
+        <w:t xml:space="preserve"> </w:t>
+      </w:r>
+      <w:r>
+        <w:t xml:space="preserve">is the small, visible part. Almost</w:t>
+      </w:r>
+      <w:r>
+        <w:t xml:space="preserve"> </w:t>
+      </w:r>
+      <w:r>
+        <w:t xml:space="preserve">everything that makes such a tool genuinely</w:t>
+      </w:r>
+      <w:r>
+        <w:t xml:space="preserve"> </w:t>
+      </w:r>
+      <w:r>
+        <w:rPr>
+          <w:b/>
+          <w:bCs/>
+        </w:rPr>
+        <w:t xml:space="preserve">safe, usable, accessible, and</w:t>
+      </w:r>
+      <w:r>
+        <w:rPr>
+          <w:b/>
+          <w:bCs/>
+        </w:rPr>
+        <w:t xml:space="preserve"> </w:t>
+      </w:r>
+      <w:r>
+        <w:rPr>
+          <w:b/>
+          <w:bCs/>
+        </w:rPr>
+        <w:t xml:space="preserve">trustworthy</w:t>
+      </w:r>
+      <w:r>
+        <w:t xml:space="preserve"> </w:t>
+      </w:r>
+      <w:r>
+        <w:t xml:space="preserve">lives in the requirements that</w:t>
+      </w:r>
+      <w:r>
+        <w:t xml:space="preserve"> </w:t>
+      </w:r>
+      <w:r>
+        <w:t xml:space="preserve">“post an article”</w:t>
+      </w:r>
+      <w:r>
+        <w:t xml:space="preserve"> </w:t>
+      </w:r>
+      <w:r>
+        <w:t xml:space="preserve">quietly assumes</w:t>
+      </w:r>
+      <w:r>
+        <w:t xml:space="preserve"> </w:t>
+      </w:r>
+      <w:r>
+        <w:t xml:space="preserve">but never states. None of what follows is padding. Each item is ordinary,</w:t>
+      </w:r>
+      <w:r>
+        <w:t xml:space="preserve"> </w:t>
+      </w:r>
+      <w:r>
+        <w:t xml:space="preserve">professional work — and each is real. The point of this section is to make the</w:t>
+      </w:r>
+      <w:r>
+        <w:t xml:space="preserve"> </w:t>
+      </w:r>
+      <w:r>
+        <w:t xml:space="preserve">part of the iceberg that sits below the waterline visible.</w:t>
+      </w:r>
+    </w:p>
+    <w:bookmarkStart w:id="13" w:name="modeling-the-research-content-faithfully"/>
+    <w:p>
+      <w:pPr>
+        <w:pStyle w:val="Heading3"/>
+      </w:pPr>
+      <w:r>
+        <w:t xml:space="preserve">Modeling the research content faithfully</w:t>
+      </w:r>
+    </w:p>
+    <w:p>
+      <w:pPr>
+        <w:pStyle w:val="FirstParagraph"/>
+      </w:pPr>
+      <w:r>
+        <w:t xml:space="preserve">“An article”</w:t>
+      </w:r>
+      <w:r>
+        <w:t xml:space="preserve"> </w:t>
+      </w:r>
+      <w:r>
+        <w:t xml:space="preserve">is not one block of text. A Research Hub article carries a title, a</w:t>
+      </w:r>
+      <w:r>
+        <w:t xml:space="preserve"> </w:t>
+      </w:r>
+      <w:r>
+        <w:t xml:space="preserve">publication date, a type, a summary, the body itself, a list of authors,</w:t>
+      </w:r>
+      <w:r>
+        <w:t xml:space="preserve"> </w:t>
+      </w:r>
+      <w:r>
+        <w:t xml:space="preserve">categories and tags, a main image, a thumbnail, figures inside the text, an</w:t>
+      </w:r>
+      <w:r>
+        <w:t xml:space="preserve"> </w:t>
+      </w:r>
+      <w:r>
+        <w:t xml:space="preserve">attached report file, optional extra files, citation and funding information, and</w:t>
+      </w:r>
+      <w:r>
+        <w:t xml:space="preserve"> </w:t>
+      </w:r>
+      <w:r>
+        <w:t xml:space="preserve">links to related apps and datasets. That is</w:t>
+      </w:r>
+      <w:r>
+        <w:t xml:space="preserve"> </w:t>
+      </w:r>
+      <w:r>
+        <w:rPr>
+          <w:i/>
+          <w:iCs/>
+        </w:rPr>
+        <w:t xml:space="preserve">one</w:t>
+      </w:r>
+      <w:r>
+        <w:t xml:space="preserve"> </w:t>
+      </w:r>
+      <w:r>
+        <w:t xml:space="preserve">of the three kinds of content.</w:t>
+      </w:r>
+      <w:r>
+        <w:t xml:space="preserve"> </w:t>
+      </w:r>
+      <w:r>
+        <w:t xml:space="preserve">There are three — articles, apps, and datasets — each with its own fields, its own</w:t>
+      </w:r>
+      <w:r>
+        <w:t xml:space="preserve"> </w:t>
+      </w:r>
+      <w:r>
+        <w:t xml:space="preserve">rules, and its own connections to the others.</w:t>
+      </w:r>
+    </w:p>
+    <w:p>
+      <w:pPr>
+        <w:pStyle w:val="BodyText"/>
+      </w:pPr>
+      <w:r>
+        <w:t xml:space="preserve">The difficulty is not the number of fields. It is that several of them are not</w:t>
+      </w:r>
+      <w:r>
+        <w:t xml:space="preserve"> </w:t>
+      </w:r>
+      <w:r>
+        <w:t xml:space="preserve">simple values but small structures: a list of authors, a list of figures each</w:t>
+      </w:r>
+      <w:r>
+        <w:t xml:space="preserve"> </w:t>
+      </w:r>
+      <w:r>
+        <w:t xml:space="preserve">with its own image and caption, a span of years with a start and end, links from</w:t>
+      </w:r>
+      <w:r>
+        <w:t xml:space="preserve"> </w:t>
+      </w:r>
+      <w:r>
+        <w:t xml:space="preserve">one article out to several related items. Every one of those has to survive a full</w:t>
+      </w:r>
+      <w:r>
+        <w:t xml:space="preserve"> </w:t>
+      </w:r>
+      <w:r>
+        <w:t xml:space="preserve">round trip — read out of the content system, shown in a form, edited by a person,</w:t>
+      </w:r>
+      <w:r>
+        <w:t xml:space="preserve"> </w:t>
+      </w:r>
+      <w:r>
+        <w:t xml:space="preserve">and saved back — landing in</w:t>
+      </w:r>
+      <w:r>
+        <w:t xml:space="preserve"> </w:t>
+      </w:r>
+      <w:r>
+        <w:rPr>
+          <w:i/>
+          <w:iCs/>
+        </w:rPr>
+        <w:t xml:space="preserve">exactly</w:t>
+      </w:r>
+      <w:r>
+        <w:t xml:space="preserve"> </w:t>
+      </w:r>
+      <w:r>
+        <w:t xml:space="preserve">the shape the system expects. Get a single</w:t>
+      </w:r>
+      <w:r>
+        <w:t xml:space="preserve"> </w:t>
+      </w:r>
+      <w:r>
+        <w:t xml:space="preserve">field’s shape wrong and nothing fails loudly; instead you quietly produce a record</w:t>
+      </w:r>
+      <w:r>
+        <w:t xml:space="preserve"> </w:t>
+      </w:r>
+      <w:r>
+        <w:t xml:space="preserve">that looks fine in the Studio and is broken on the public site. And the only</w:t>
+      </w:r>
+      <w:r>
+        <w:t xml:space="preserve"> </w:t>
+      </w:r>
+      <w:r>
+        <w:t xml:space="preserve">trustworthy source for what each field’s correct shape really is, is the live</w:t>
+      </w:r>
+      <w:r>
+        <w:t xml:space="preserve"> </w:t>
+      </w:r>
+      <w:r>
+        <w:t xml:space="preserve">content system itself — not a document, not an assumption. So the team confirmed</w:t>
+      </w:r>
+      <w:r>
+        <w:t xml:space="preserve"> </w:t>
+      </w:r>
+      <w:r>
+        <w:t xml:space="preserve">the real shapes by inspecting the live data directly rather than taking them on</w:t>
+      </w:r>
+      <w:r>
+        <w:t xml:space="preserve"> </w:t>
+      </w:r>
+      <w:r>
+        <w:t xml:space="preserve">faith.</w:t>
+      </w:r>
+    </w:p>
+    <w:bookmarkEnd w:id="13"/>
+    <w:bookmarkStart w:id="14" w:name="Xa29f5e5cea5175878ad7fc77ac144c5fc635d32"/>
+    <w:p>
+      <w:pPr>
+        <w:pStyle w:val="Heading3"/>
+      </w:pPr>
+      <w:r>
+        <w:t xml:space="preserve">A real sign-in, tied to who is actually allowed to publish</w:t>
+      </w:r>
+    </w:p>
+    <w:p>
+      <w:pPr>
+        <w:pStyle w:val="FirstParagraph"/>
+      </w:pPr>
+      <w:r>
+        <w:t xml:space="preserve">A sign-in you can genuinely trust has to do several things at once that never show</w:t>
+      </w:r>
+      <w:r>
+        <w:t xml:space="preserve"> </w:t>
+      </w:r>
+      <w:r>
+        <w:t xml:space="preserve">up on screen. It has to keep you signed in across page reloads so you are not</w:t>
+      </w:r>
+      <w:r>
+        <w:t xml:space="preserve"> </w:t>
+      </w:r>
+      <w:r>
+        <w:t xml:space="preserve">nagged to log in every few minutes. It has to re-check with the server, every time</w:t>
+      </w:r>
+      <w:r>
+        <w:t xml:space="preserve"> </w:t>
+      </w:r>
+      <w:r>
+        <w:t xml:space="preserve">the tool starts, that your account is still valid and still has the access it had</w:t>
+      </w:r>
+      <w:r>
+        <w:t xml:space="preserve"> </w:t>
+      </w:r>
+      <w:r>
+        <w:t xml:space="preserve">yesterday — because that answer can change between visits, and the tool must honor</w:t>
+      </w:r>
+      <w:r>
+        <w:t xml:space="preserve"> </w:t>
+      </w:r>
+      <w:r>
+        <w:t xml:space="preserve">the change immediately rather than trust a stale local copy. It has to return you</w:t>
+      </w:r>
+      <w:r>
+        <w:t xml:space="preserve"> </w:t>
+      </w:r>
+      <w:r>
+        <w:t xml:space="preserve">to the login screen the moment your access expires, without corrupting work in</w:t>
+      </w:r>
+      <w:r>
+        <w:t xml:space="preserve"> </w:t>
+      </w:r>
+      <w:r>
+        <w:t xml:space="preserve">progress.</w:t>
+      </w:r>
+    </w:p>
+    <w:p>
+      <w:pPr>
+        <w:pStyle w:val="BodyText"/>
+      </w:pPr>
+      <w:r>
+        <w:t xml:space="preserve">And — the part that carries the most weight — it has to know</w:t>
+      </w:r>
+      <w:r>
+        <w:t xml:space="preserve"> </w:t>
+      </w:r>
+      <w:r>
+        <w:rPr>
+          <w:b/>
+          <w:bCs/>
+        </w:rPr>
+        <w:t xml:space="preserve">what you are</w:t>
+      </w:r>
+      <w:r>
+        <w:rPr>
+          <w:b/>
+          <w:bCs/>
+        </w:rPr>
+        <w:t xml:space="preserve"> </w:t>
+      </w:r>
+      <w:r>
+        <w:rPr>
+          <w:b/>
+          <w:bCs/>
+        </w:rPr>
+        <w:t xml:space="preserve">allowed to do</w:t>
+      </w:r>
+      <w:r>
+        <w:t xml:space="preserve"> </w:t>
+      </w:r>
+      <w:r>
+        <w:t xml:space="preserve">once you are in. The whole tool hinges on one rule: people who</w:t>
+      </w:r>
+      <w:r>
+        <w:t xml:space="preserve"> </w:t>
+      </w:r>
+      <w:r>
+        <w:t xml:space="preserve">write may save drafts but may not publish; people who approve may make content</w:t>
+      </w:r>
+      <w:r>
+        <w:t xml:space="preserve"> </w:t>
+      </w:r>
+      <w:r>
+        <w:t xml:space="preserve">live. Hiding the</w:t>
+      </w:r>
+      <w:r>
+        <w:t xml:space="preserve"> </w:t>
+      </w:r>
+      <w:r>
+        <w:t xml:space="preserve">“Publish”</w:t>
+      </w:r>
+      <w:r>
+        <w:t xml:space="preserve"> </w:t>
+      </w:r>
+      <w:r>
+        <w:t xml:space="preserve">button from a writer is easy and, on its own,</w:t>
+      </w:r>
+      <w:r>
+        <w:t xml:space="preserve"> </w:t>
+      </w:r>
+      <w:r>
+        <w:t xml:space="preserve">worthless: the button is just a picture. A web browser is fundamentally an</w:t>
+      </w:r>
+      <w:r>
+        <w:t xml:space="preserve"> </w:t>
+      </w:r>
+      <w:r>
+        <w:t xml:space="preserve">untrusted place — a determined person can read the page, watch every request it</w:t>
+      </w:r>
+      <w:r>
+        <w:t xml:space="preserve"> </w:t>
+      </w:r>
+      <w:r>
+        <w:t xml:space="preserve">sends, and re-send those requests by hand with the button out of the picture</w:t>
+      </w:r>
+      <w:r>
+        <w:t xml:space="preserve"> </w:t>
+      </w:r>
+      <w:r>
+        <w:t xml:space="preserve">entirely. So the rule has to be enforced where the request actually lands: at the</w:t>
+      </w:r>
+      <w:r>
+        <w:t xml:space="preserve"> </w:t>
+      </w:r>
+      <w:r>
+        <w:t xml:space="preserve">server that owns the content. And the rule the server enforces and the rule the</w:t>
+      </w:r>
+      <w:r>
+        <w:t xml:space="preserve"> </w:t>
+      </w:r>
+      <w:r>
+        <w:t xml:space="preserve">screen implies have to agree</w:t>
+      </w:r>
+      <w:r>
+        <w:t xml:space="preserve"> </w:t>
+      </w:r>
+      <w:r>
+        <w:rPr>
+          <w:i/>
+          <w:iCs/>
+        </w:rPr>
+        <w:t xml:space="preserve">exactly</w:t>
+      </w:r>
+      <w:r>
+        <w:t xml:space="preserve">, in every situation, or you get either a</w:t>
+      </w:r>
+      <w:r>
+        <w:t xml:space="preserve"> </w:t>
+      </w:r>
+      <w:r>
+        <w:t xml:space="preserve">silent security hole or a confusing tool that offers an action and then refuses</w:t>
+      </w:r>
+      <w:r>
+        <w:t xml:space="preserve"> </w:t>
+      </w:r>
+      <w:r>
+        <w:t xml:space="preserve">it. Making those two layers agree, and being able to show they agree, is the</w:t>
+      </w:r>
+      <w:r>
+        <w:t xml:space="preserve"> </w:t>
+      </w:r>
+      <w:r>
+        <w:t xml:space="preserve">genuine work hiding behind</w:t>
+      </w:r>
+      <w:r>
+        <w:t xml:space="preserve"> </w:t>
+      </w:r>
+      <w:r>
+        <w:t xml:space="preserve">“just let them log in.”</w:t>
+      </w:r>
+    </w:p>
+    <w:bookmarkEnd w:id="14"/>
+    <w:bookmarkStart w:id="15" w:name="Xc20969eebf7a62c30281e254388fd69129d13c5"/>
+    <w:p>
+      <w:pPr>
+        <w:pStyle w:val="Heading3"/>
+      </w:pPr>
+      <w:r>
+        <w:t xml:space="preserve">Handling images without bloating the site or opening a security hole</w:t>
+      </w:r>
+    </w:p>
+    <w:p>
+      <w:pPr>
+        <w:pStyle w:val="FirstParagraph"/>
+      </w:pPr>
+      <w:r>
+        <w:t xml:space="preserve">“Add a picture”</w:t>
+      </w:r>
+      <w:r>
+        <w:t xml:space="preserve"> </w:t>
+      </w:r>
+      <w:r>
+        <w:t xml:space="preserve">carries several requirements at once that pull against each other.</w:t>
+      </w:r>
+    </w:p>
+    <w:p>
+      <w:pPr>
+        <w:pStyle w:val="BodyText"/>
+      </w:pPr>
+      <w:r>
+        <w:t xml:space="preserve">The old tool stored each image by converting it into an enormous block of text and</w:t>
+      </w:r>
+      <w:r>
+        <w:t xml:space="preserve"> </w:t>
+      </w:r>
+      <w:r>
+        <w:t xml:space="preserve">writing that block directly into the content record. The cost compounds: the</w:t>
+      </w:r>
+      <w:r>
+        <w:t xml:space="preserve"> </w:t>
+      </w:r>
+      <w:r>
+        <w:t xml:space="preserve">system swells with image data it was never meant to hold, every read and every</w:t>
+      </w:r>
+      <w:r>
+        <w:t xml:space="preserve"> </w:t>
+      </w:r>
+      <w:r>
+        <w:t xml:space="preserve">backup drags those images along whether you need them or not, and the same picture</w:t>
+      </w:r>
+      <w:r>
+        <w:t xml:space="preserve"> </w:t>
+      </w:r>
+      <w:r>
+        <w:t xml:space="preserve">used in three places is stored three separate times. The new Studio refuses this</w:t>
+      </w:r>
+      <w:r>
+        <w:t xml:space="preserve"> </w:t>
+      </w:r>
+      <w:r>
+        <w:t xml:space="preserve">outright — each image is uploaded once to a shared library and the record keeps</w:t>
+      </w:r>
+      <w:r>
+        <w:t xml:space="preserve"> </w:t>
+      </w:r>
+      <w:r>
+        <w:t xml:space="preserve">only a lightweight link to it. Holding that line is not a one-time decision; a</w:t>
+      </w:r>
+      <w:r>
+        <w:t xml:space="preserve"> </w:t>
+      </w:r>
+      <w:r>
+        <w:t xml:space="preserve">bloated image can sneak back in through a pasted editor, a copied field, or an</w:t>
+      </w:r>
+      <w:r>
+        <w:t xml:space="preserve"> </w:t>
+      </w:r>
+      <w:r>
+        <w:t xml:space="preserve">import, so the rule has to be actively guarded, not merely intended.</w:t>
+      </w:r>
+    </w:p>
+    <w:p>
+      <w:pPr>
+        <w:pStyle w:val="BodyText"/>
+      </w:pPr>
+      <w:r>
+        <w:t xml:space="preserve">Images are also an accessibility and a legal-grade obligation, not a polish item.</w:t>
+      </w:r>
+      <w:r>
+        <w:t xml:space="preserve"> </w:t>
+      </w:r>
+      <w:r>
+        <w:t xml:space="preserve">Every image needs</w:t>
+      </w:r>
+      <w:r>
+        <w:t xml:space="preserve"> </w:t>
+      </w:r>
+      <w:r>
+        <w:rPr>
+          <w:b/>
+          <w:bCs/>
+        </w:rPr>
+        <w:t xml:space="preserve">alt-text</w:t>
+      </w:r>
+      <w:r>
+        <w:t xml:space="preserve"> </w:t>
+      </w:r>
+      <w:r>
+        <w:t xml:space="preserve">— a short written description that a screen reader</w:t>
+      </w:r>
+      <w:r>
+        <w:t xml:space="preserve"> </w:t>
+      </w:r>
+      <w:r>
+        <w:t xml:space="preserve">speaks aloud to a person who cannot see the image — and may carry an optional</w:t>
+      </w:r>
+      <w:r>
+        <w:t xml:space="preserve"> </w:t>
+      </w:r>
+      <w:r>
+        <w:t xml:space="preserve">caption. For a public government website this is a compliance requirement. That</w:t>
+      </w:r>
+      <w:r>
+        <w:t xml:space="preserve"> </w:t>
+      </w:r>
+      <w:r>
+        <w:t xml:space="preserve">means the tool cannot simply</w:t>
+      </w:r>
+      <w:r>
+        <w:t xml:space="preserve"> </w:t>
+      </w:r>
+      <w:r>
+        <w:rPr>
+          <w:i/>
+          <w:iCs/>
+        </w:rPr>
+        <w:t xml:space="preserve">offer</w:t>
+      </w:r>
+      <w:r>
+        <w:t xml:space="preserve"> </w:t>
+      </w:r>
+      <w:r>
+        <w:t xml:space="preserve">a description box; it has to make supplying a</w:t>
+      </w:r>
+      <w:r>
+        <w:t xml:space="preserve"> </w:t>
+      </w:r>
+      <w:r>
+        <w:t xml:space="preserve">description the path of least resistance, so that accessible content is what</w:t>
+      </w:r>
+      <w:r>
+        <w:t xml:space="preserve"> </w:t>
+      </w:r>
+      <w:r>
+        <w:t xml:space="preserve">naturally gets produced.</w:t>
+      </w:r>
+    </w:p>
+    <w:p>
+      <w:pPr>
+        <w:pStyle w:val="BodyText"/>
+      </w:pPr>
+      <w:r>
+        <w:t xml:space="preserve">And certain image files are an attack surface. One common image format is not a</w:t>
+      </w:r>
+      <w:r>
+        <w:t xml:space="preserve"> </w:t>
+      </w:r>
+      <w:r>
+        <w:t xml:space="preserve">flat picture at all but a small text document that can legally contain hidden,</w:t>
+      </w:r>
+      <w:r>
+        <w:t xml:space="preserve"> </w:t>
+      </w:r>
+      <w:r>
+        <w:t xml:space="preserve">runnable instructions — which is exactly what makes it dangerous to accept from a</w:t>
+      </w:r>
+      <w:r>
+        <w:t xml:space="preserve"> </w:t>
+      </w:r>
+      <w:r>
+        <w:t xml:space="preserve">signed-in user, because a booby-trapped file could carry something that runs in</w:t>
+      </w:r>
+      <w:r>
+        <w:t xml:space="preserve"> </w:t>
+      </w:r>
+      <w:r>
+        <w:t xml:space="preserve">the browser of the next person who views it. The Studio strips the dangerous parts</w:t>
+      </w:r>
+      <w:r>
+        <w:t xml:space="preserve"> </w:t>
+      </w:r>
+      <w:r>
+        <w:t xml:space="preserve">out of every such file</w:t>
+      </w:r>
+      <w:r>
+        <w:t xml:space="preserve"> </w:t>
+      </w:r>
+      <w:r>
+        <w:rPr>
+          <w:i/>
+          <w:iCs/>
+        </w:rPr>
+        <w:t xml:space="preserve">before</w:t>
+      </w:r>
+      <w:r>
+        <w:t xml:space="preserve"> </w:t>
+      </w:r>
+      <w:r>
+        <w:t xml:space="preserve">it is stored, defusing a hostile file at the door</w:t>
+      </w:r>
+      <w:r>
+        <w:t xml:space="preserve"> </w:t>
+      </w:r>
+      <w:r>
+        <w:t xml:space="preserve">rather than trusting it and serving it to the public. At the same time, the tool</w:t>
+      </w:r>
+      <w:r>
+        <w:t xml:space="preserve"> </w:t>
+      </w:r>
+      <w:r>
+        <w:t xml:space="preserve">has to accept all the genuinely valid image formats without turning away</w:t>
+      </w:r>
+      <w:r>
+        <w:t xml:space="preserve"> </w:t>
+      </w:r>
+      <w:r>
+        <w:t xml:space="preserve">legitimate files — the old tool erred the other way and frustrated people by</w:t>
+      </w:r>
+      <w:r>
+        <w:t xml:space="preserve"> </w:t>
+      </w:r>
+      <w:r>
+        <w:t xml:space="preserve">rejecting good images, so being precise about what counts as valid matters as much</w:t>
+      </w:r>
+      <w:r>
+        <w:t xml:space="preserve"> </w:t>
+      </w:r>
+      <w:r>
+        <w:t xml:space="preserve">as being cautious.</w:t>
+      </w:r>
+    </w:p>
+    <w:bookmarkEnd w:id="15"/>
+    <w:bookmarkStart w:id="16" w:name="X35f0e0227c21db32ba9cfc26c67ab445c60498b"/>
+    <w:p>
+      <w:pPr>
+        <w:pStyle w:val="Heading3"/>
+      </w:pPr>
+      <w:r>
+        <w:t xml:space="preserve">Preventing bad or oversized data from ever being saved</w:t>
+      </w:r>
+    </w:p>
+    <w:p>
+      <w:pPr>
+        <w:pStyle w:val="FirstParagraph"/>
+      </w:pPr>
+      <w:r>
+        <w:t xml:space="preserve">Before anything is written, the Studio checks it. Required fields must be present,</w:t>
+      </w:r>
+      <w:r>
+        <w:t xml:space="preserve"> </w:t>
+      </w:r>
+      <w:r>
+        <w:t xml:space="preserve">formats must be correct, values must be from the allowed set, and — the rule the</w:t>
+      </w:r>
+      <w:r>
+        <w:t xml:space="preserve"> </w:t>
+      </w:r>
+      <w:r>
+        <w:t xml:space="preserve">project cares about most — no image may ever be smuggled in as one of those giant</w:t>
+      </w:r>
+      <w:r>
+        <w:t xml:space="preserve"> </w:t>
+      </w:r>
+      <w:r>
+        <w:t xml:space="preserve">embedded text blocks. This check stands between a person and a save: if something</w:t>
+      </w:r>
+      <w:r>
+        <w:t xml:space="preserve"> </w:t>
+      </w:r>
+      <w:r>
+        <w:t xml:space="preserve">is invalid, the save is blocked and the person is told what to fix, in plain</w:t>
+      </w:r>
+      <w:r>
+        <w:t xml:space="preserve"> </w:t>
+      </w:r>
+      <w:r>
+        <w:t xml:space="preserve">terms,</w:t>
+      </w:r>
+      <w:r>
+        <w:t xml:space="preserve"> </w:t>
+      </w:r>
+      <w:r>
+        <w:rPr>
+          <w:i/>
+          <w:iCs/>
+        </w:rPr>
+        <w:t xml:space="preserve">before</w:t>
+      </w:r>
+      <w:r>
+        <w:t xml:space="preserve"> </w:t>
+      </w:r>
+      <w:r>
+        <w:t xml:space="preserve">anything reaches the content system. The hard part is that this</w:t>
+      </w:r>
+      <w:r>
+        <w:t xml:space="preserve"> </w:t>
+      </w:r>
+      <w:r>
+        <w:t xml:space="preserve">guarantee has to hold for every content type and every field, in both directions,</w:t>
+      </w:r>
+      <w:r>
+        <w:t xml:space="preserve"> </w:t>
+      </w:r>
+      <w:r>
+        <w:t xml:space="preserve">every single time — a guarantee is only as good as the one case nobody remembered</w:t>
+      </w:r>
+      <w:r>
+        <w:t xml:space="preserve"> </w:t>
+      </w:r>
+      <w:r>
+        <w:t xml:space="preserve">to check, which is why the checks are written as automated tests that fail the</w:t>
+      </w:r>
+      <w:r>
+        <w:t xml:space="preserve"> </w:t>
+      </w:r>
+      <w:r>
+        <w:t xml:space="preserve">whole build if anyone ever weakens them.</w:t>
+      </w:r>
+    </w:p>
+    <w:bookmarkEnd w:id="16"/>
+    <w:bookmarkStart w:id="17" w:name="X6d5a74fecf30952c05a2f8b3e5bff96f92f6758"/>
+    <w:p>
+      <w:pPr>
+        <w:pStyle w:val="Heading3"/>
+      </w:pPr>
+      <w:r>
+        <w:t xml:space="preserve">Showing an exact preview of what will publish</w:t>
+      </w:r>
+    </w:p>
+    <w:p>
+      <w:pPr>
+        <w:pStyle w:val="FirstParagraph"/>
+      </w:pPr>
+      <w:r>
+        <w:t xml:space="preserve">A preview that shows</w:t>
+      </w:r>
+      <w:r>
+        <w:t xml:space="preserve"> </w:t>
+      </w:r>
+      <w:r>
+        <w:rPr>
+          <w:i/>
+          <w:iCs/>
+        </w:rPr>
+        <w:t xml:space="preserve">roughly</w:t>
+      </w:r>
+      <w:r>
+        <w:t xml:space="preserve"> </w:t>
+      </w:r>
+      <w:r>
+        <w:t xml:space="preserve">what an article will look like is not good enough</w:t>
+      </w:r>
+      <w:r>
+        <w:t xml:space="preserve"> </w:t>
+      </w:r>
+      <w:r>
+        <w:t xml:space="preserve">for staff who are about to publish to a public government website. They need to see</w:t>
+      </w:r>
+      <w:r>
+        <w:t xml:space="preserve"> </w:t>
+      </w:r>
+      <w:r>
+        <w:t xml:space="preserve">it rendered exactly as it will appear on the live Research Hub — same formatting,</w:t>
+      </w:r>
+      <w:r>
+        <w:t xml:space="preserve"> </w:t>
+      </w:r>
+      <w:r>
+        <w:t xml:space="preserve">same layout — so there are no surprises after they approve it. The difficulty is</w:t>
+      </w:r>
+      <w:r>
+        <w:t xml:space="preserve"> </w:t>
+      </w:r>
+      <w:r>
+        <w:t xml:space="preserve">that the preview and the live site are produced by two</w:t>
+      </w:r>
+      <w:r>
+        <w:t xml:space="preserve"> </w:t>
+      </w:r>
+      <w:r>
+        <w:rPr>
+          <w:i/>
+          <w:iCs/>
+        </w:rPr>
+        <w:t xml:space="preserve">separate</w:t>
+      </w:r>
+      <w:r>
+        <w:t xml:space="preserve"> </w:t>
+      </w:r>
+      <w:r>
+        <w:t xml:space="preserve">programs.</w:t>
+      </w:r>
+      <w:r>
+        <w:t xml:space="preserve"> </w:t>
+      </w:r>
+      <w:r>
+        <w:t xml:space="preserve">“Exactly the same”</w:t>
+      </w:r>
+      <w:r>
+        <w:t xml:space="preserve"> </w:t>
+      </w:r>
+      <w:r>
+        <w:t xml:space="preserve">is only true if both turn the author’s text into a page using</w:t>
+      </w:r>
+      <w:r>
+        <w:t xml:space="preserve"> </w:t>
+      </w:r>
+      <w:r>
+        <w:t xml:space="preserve">the identical set of formatting rules — and ICJIA’s content leans on the rules</w:t>
+      </w:r>
+      <w:r>
+        <w:t xml:space="preserve"> </w:t>
+      </w:r>
+      <w:r>
+        <w:t xml:space="preserve">that are easiest to get subtly wrong: footnotes, mathematical notation, and</w:t>
+      </w:r>
+      <w:r>
+        <w:t xml:space="preserve"> </w:t>
+      </w:r>
+      <w:r>
+        <w:t xml:space="preserve">complex tables. If the preview’s rules and the public site’s rules drift even</w:t>
+      </w:r>
+      <w:r>
+        <w:t xml:space="preserve"> </w:t>
+      </w:r>
+      <w:r>
+        <w:t xml:space="preserve">slightly apart, the preview becomes a confident lie, and the author discovers it</w:t>
+      </w:r>
+      <w:r>
+        <w:t xml:space="preserve"> </w:t>
+      </w:r>
+      <w:r>
+        <w:t xml:space="preserve">only after the content is already public. Keeping the two in genuine step is the</w:t>
+      </w:r>
+      <w:r>
+        <w:t xml:space="preserve"> </w:t>
+      </w:r>
+      <w:r>
+        <w:t xml:space="preserve">real task hiding inside the word</w:t>
+      </w:r>
+      <w:r>
+        <w:t xml:space="preserve"> </w:t>
+      </w:r>
+      <w:r>
+        <w:t xml:space="preserve">“preview.”</w:t>
+      </w:r>
+    </w:p>
+    <w:bookmarkEnd w:id="17"/>
+    <w:bookmarkStart w:id="18" w:name="X95acfa1ea2f3e2066821e20382f4eb208685ad7"/>
+    <w:p>
+      <w:pPr>
+        <w:pStyle w:val="Heading3"/>
+      </w:pPr>
+      <w:r>
+        <w:t xml:space="preserve">And underneath all of it: a real content system with its own rules</w:t>
+      </w:r>
+    </w:p>
+    <w:p>
+      <w:pPr>
+        <w:pStyle w:val="FirstParagraph"/>
+      </w:pPr>
+      <w:r>
+        <w:t xml:space="preserve">Everything above runs against a professional content-management system with its</w:t>
+      </w:r>
+      <w:r>
+        <w:t xml:space="preserve"> </w:t>
+      </w:r>
+      <w:r>
+        <w:t xml:space="preserve">own firm rules — how records are identified, how a draft differs from a published</w:t>
+      </w:r>
+      <w:r>
+        <w:t xml:space="preserve"> </w:t>
+      </w:r>
+      <w:r>
+        <w:t xml:space="preserve">item, how images attach, how related items connect. Those rules have to be learned</w:t>
+      </w:r>
+      <w:r>
+        <w:t xml:space="preserve"> </w:t>
+      </w:r>
+      <w:r>
+        <w:t xml:space="preserve">and respected precisely, and the only authoritative source for what they actually</w:t>
+      </w:r>
+      <w:r>
+        <w:t xml:space="preserve"> </w:t>
+      </w:r>
+      <w:r>
+        <w:t xml:space="preserve">are is the running system itself. Learning them, and discovering that the best way</w:t>
+      </w:r>
+      <w:r>
+        <w:t xml:space="preserve"> </w:t>
+      </w:r>
+      <w:r>
+        <w:t xml:space="preserve">into the system was not the one the project first assumed, is itself part of the</w:t>
+      </w:r>
+      <w:r>
+        <w:t xml:space="preserve"> </w:t>
+      </w:r>
+      <w:r>
+        <w:t xml:space="preserve">genuine work — and it is the single clearest illustration of why this is not a</w:t>
+      </w:r>
+      <w:r>
+        <w:t xml:space="preserve"> </w:t>
+      </w:r>
+      <w:r>
+        <w:t xml:space="preserve">trivial project. (Section 5 tells that story in plain terms.)</w:t>
+      </w:r>
+    </w:p>
+    <w:bookmarkEnd w:id="18"/>
+    <w:bookmarkStart w:id="19" w:name="so-is-it-simple"/>
+    <w:p>
+      <w:pPr>
+        <w:pStyle w:val="Heading3"/>
+      </w:pPr>
+      <w:r>
+        <w:t xml:space="preserve">So — is it simple?</w:t>
+      </w:r>
+    </w:p>
+    <w:p>
+      <w:pPr>
+        <w:pStyle w:val="FirstParagraph"/>
+      </w:pPr>
+      <w:r>
+        <w:t xml:space="preserve">The</w:t>
+      </w:r>
+      <w:r>
+        <w:t xml:space="preserve"> </w:t>
+      </w:r>
+      <w:r>
+        <w:rPr>
+          <w:i/>
+          <w:iCs/>
+        </w:rPr>
+        <w:t xml:space="preserve">workflow</w:t>
+      </w:r>
+      <w:r>
+        <w:t xml:space="preserve"> </w:t>
+      </w:r>
+      <w:r>
+        <w:t xml:space="preserve">is simple, deliberately: writers draft, approvers publish. That</w:t>
+      </w:r>
+      <w:r>
+        <w:t xml:space="preserve"> </w:t>
+      </w:r>
+      <w:r>
+        <w:t xml:space="preserve">simplicity for the user is itself an achievement — it is the direct result of</w:t>
+      </w:r>
+      <w:r>
+        <w:t xml:space="preserve"> </w:t>
+      </w:r>
+      <w:r>
+        <w:t xml:space="preserve">removing the old tool’s confusing multi-stage approval chain. But</w:t>
+      </w:r>
+      <w:r>
+        <w:t xml:space="preserve"> </w:t>
+      </w:r>
+      <w:r>
+        <w:t xml:space="preserve">“simple to use”</w:t>
+      </w:r>
+      <w:r>
+        <w:t xml:space="preserve"> </w:t>
+      </w:r>
+      <w:r>
+        <w:t xml:space="preserve">sits on top of a real sign-in with real roles, three fully-modeled content types,</w:t>
+      </w:r>
+      <w:r>
+        <w:t xml:space="preserve"> </w:t>
+      </w:r>
+      <w:r>
+        <w:t xml:space="preserve">accessible and safe image handling, a guard that blocks bad data before it is</w:t>
+      </w:r>
+      <w:r>
+        <w:t xml:space="preserve"> </w:t>
+      </w:r>
+      <w:r>
+        <w:t xml:space="preserve">saved, an exact preview, and faithful integration with a professional content</w:t>
+      </w:r>
+      <w:r>
+        <w:t xml:space="preserve"> </w:t>
+      </w:r>
+      <w:r>
+        <w:t xml:space="preserve">system. None of those are optional if the result is going to be safe, accessible,</w:t>
+      </w:r>
+      <w:r>
+        <w:t xml:space="preserve"> </w:t>
+      </w:r>
+      <w:r>
+        <w:t xml:space="preserve">and trustworthy for a public government audience. That is the genuine scope —</w:t>
+      </w:r>
+      <w:r>
+        <w:t xml:space="preserve"> </w:t>
+      </w:r>
+      <w:r>
+        <w:t xml:space="preserve">real, credible, and entirely ordinary professional work.</w:t>
+      </w:r>
+    </w:p>
+    <w:p>
+      <w:pPr>
+        <w:pStyle w:val="BodyText"/>
+      </w:pPr>
+      <w:r>
+        <w:t xml:space="preserve">Every one of those pieces is now built. The next section walks through them one at</w:t>
+      </w:r>
+      <w:r>
+        <w:t xml:space="preserve"> </w:t>
+      </w:r>
+      <w:r>
+        <w:t xml:space="preserve">a time, and for each one tells you exactly where you can go to see it for yourself.</w:t>
+      </w:r>
+    </w:p>
+    <w:p>
+      <w:r>
+        <w:pict>
+          <v:rect style="width:0;height:1.5pt" o:hralign="center" o:hrstd="t" o:hr="t"/>
+        </w:pict>
+      </w:r>
+    </w:p>
+    <w:bookmarkEnd w:id="19"/>
+    <w:bookmarkEnd w:id="20"/>
+    <w:bookmarkStart w:id="30" w:name="whats-working-today"/>
+    <w:p>
+      <w:pPr>
+        <w:pStyle w:val="Heading2"/>
+      </w:pPr>
+      <w:r>
+        <w:t xml:space="preserve">3. What’s working today</w:t>
+      </w:r>
+    </w:p>
+    <w:p>
+      <w:pPr>
+        <w:pStyle w:val="FirstParagraph"/>
+      </w:pPr>
+      <w:r>
+        <w:t xml:space="preserve">Everything in this section is</w:t>
+      </w:r>
+      <w:r>
+        <w:t xml:space="preserve"> </w:t>
+      </w:r>
+      <w:r>
+        <w:rPr>
+          <w:b/>
+          <w:bCs/>
+        </w:rPr>
+        <w:t xml:space="preserve">built</w:t>
+      </w:r>
+      <w:r>
+        <w:t xml:space="preserve">, lives on the team’s official, shared copy</w:t>
+      </w:r>
+      <w:r>
+        <w:t xml:space="preserve"> </w:t>
+      </w:r>
+      <w:r>
+        <w:t xml:space="preserve">of the project (what developers call</w:t>
+      </w:r>
+      <w:r>
+        <w:t xml:space="preserve"> </w:t>
+      </w:r>
+      <w:r>
+        <w:t xml:space="preserve">“main”</w:t>
+      </w:r>
+      <w:r>
+        <w:t xml:space="preserve">), and is checked by an automated test</w:t>
+      </w:r>
+      <w:r>
+        <w:t xml:space="preserve"> </w:t>
+      </w:r>
+      <w:r>
+        <w:t xml:space="preserve">suite — currently</w:t>
+      </w:r>
+      <w:r>
+        <w:t xml:space="preserve"> </w:t>
+      </w:r>
+      <w:r>
+        <w:rPr>
+          <w:b/>
+          <w:bCs/>
+        </w:rPr>
+        <w:t xml:space="preserve">375 automated tests, all passing</w:t>
+      </w:r>
+      <w:r>
+        <w:t xml:space="preserve">. What is</w:t>
+      </w:r>
+      <w:r>
+        <w:t xml:space="preserve"> </w:t>
+      </w:r>
+      <w:r>
+        <w:rPr>
+          <w:i/>
+          <w:iCs/>
+        </w:rPr>
         <w:t xml:space="preserve">not</w:t>
       </w:r>
       <w:r>
@@ -2292,7 +2478,7 @@
         <w:t xml:space="preserve">see, or click in that demonstration.</w:t>
       </w:r>
     </w:p>
-    <w:bookmarkStart w:id="20" w:name="X0a4ac86ac5be9dab454159d05cb2489db6464ab"/>
+    <w:bookmarkStart w:id="21" w:name="X0a4ac86ac5be9dab454159d05cb2489db6464ab"/>
     <w:p>
       <w:pPr>
         <w:pStyle w:val="Heading3"/>
@@ -2603,8 +2789,8 @@
         <w:t xml:space="preserve">is backed by its own automated tests.</w:t>
       </w:r>
     </w:p>
-    <w:bookmarkEnd w:id="20"/>
-    <w:bookmarkStart w:id="21" w:name="X03f8f7c4f04537c37a48c664f875b6fabfa0e05"/>
+    <w:bookmarkEnd w:id="21"/>
+    <w:bookmarkStart w:id="22" w:name="X03f8f7c4f04537c37a48c664f875b6fabfa0e05"/>
     <w:p>
       <w:pPr>
         <w:pStyle w:val="Heading3"/>
@@ -2773,643 +2959,6 @@
       </w:pPr>
       <w:r>
         <w:t xml:space="preserve">Two deliberate, smaller choices round this out:</w:t>
-      </w:r>
-    </w:p>
-    <w:p>
-      <w:pPr>
-        <w:pStyle w:val="Compact"/>
-        <w:numPr>
-          <w:ilvl w:val="0"/>
-          <w:numId w:val="1002"/>
-        </w:numPr>
-      </w:pPr>
-      <w:r>
-        <w:t xml:space="preserve">The</w:t>
-      </w:r>
-      <w:r>
-        <w:t xml:space="preserve"> </w:t>
-      </w:r>
-      <w:r>
-        <w:rPr>
-          <w:b/>
-          <w:bCs/>
-        </w:rPr>
-        <w:t xml:space="preserve">Abstract</w:t>
-      </w:r>
-      <w:r>
-        <w:t xml:space="preserve"> </w:t>
-      </w:r>
-      <w:r>
-        <w:t xml:space="preserve">(the short summary) uses a</w:t>
-      </w:r>
-      <w:r>
-        <w:t xml:space="preserve"> </w:t>
-      </w:r>
-      <w:r>
-        <w:rPr>
-          <w:i/>
-          <w:iCs/>
-        </w:rPr>
-        <w:t xml:space="preserve">compact</w:t>
-      </w:r>
-      <w:r>
-        <w:t xml:space="preserve"> </w:t>
-      </w:r>
-      <w:r>
-        <w:t xml:space="preserve">version of the same editor —</w:t>
-      </w:r>
-      <w:r>
-        <w:t xml:space="preserve"> </w:t>
-      </w:r>
-      <w:r>
-        <w:t xml:space="preserve">bold, italic, and links only. References and footnotes are intentionally</w:t>
-      </w:r>
-      <w:r>
-        <w:t xml:space="preserve"> </w:t>
-      </w:r>
-      <w:r>
-        <w:rPr>
-          <w:b/>
-          <w:bCs/>
-        </w:rPr>
-        <w:t xml:space="preserve">not</w:t>
-      </w:r>
-      <w:r>
-        <w:t xml:space="preserve"> </w:t>
-      </w:r>
-      <w:r>
-        <w:t xml:space="preserve">allowed in the abstract, because a summary is not the place for them. Links in the</w:t>
-      </w:r>
-      <w:r>
-        <w:t xml:space="preserve"> </w:t>
-      </w:r>
-      <w:r>
-        <w:t xml:space="preserve">abstract open in a new window.</w:t>
-      </w:r>
-    </w:p>
-    <w:p>
-      <w:pPr>
-        <w:pStyle w:val="Compact"/>
-        <w:numPr>
-          <w:ilvl w:val="0"/>
-          <w:numId w:val="1002"/>
-        </w:numPr>
-      </w:pPr>
-      <w:r>
-        <w:t xml:space="preserve">The</w:t>
-      </w:r>
-      <w:r>
-        <w:t xml:space="preserve"> </w:t>
-      </w:r>
-      <w:r>
-        <w:rPr>
-          <w:b/>
-          <w:bCs/>
-        </w:rPr>
-        <w:t xml:space="preserve">App description</w:t>
-      </w:r>
-      <w:r>
-        <w:t xml:space="preserve"> </w:t>
-      </w:r>
-      <w:r>
-        <w:t xml:space="preserve">uses the full editor, the same as an article body.</w:t>
-      </w:r>
-    </w:p>
-    <w:p>
-      <w:pPr>
-        <w:pStyle w:val="FirstParagraph"/>
-      </w:pPr>
-      <w:r>
-        <w:rPr>
-          <w:i/>
-          <w:iCs/>
-        </w:rPr>
-        <w:t xml:space="preserve">Receipt:</w:t>
-      </w:r>
-      <w:r>
-        <w:t xml:space="preserve"> </w:t>
-      </w:r>
-      <w:r>
-        <w:t xml:space="preserve">open any sample article in the demonstration and you will see the toolbar,</w:t>
-      </w:r>
-      <w:r>
-        <w:t xml:space="preserve"> </w:t>
-      </w:r>
-      <w:r>
-        <w:t xml:space="preserve">the Headings menu, and the live Preview, and you can type into them yourself.</w:t>
-      </w:r>
-    </w:p>
-    <w:bookmarkEnd w:id="21"/>
-    <w:bookmarkStart w:id="22" w:name="Xc6035bb95406a39770aedd6133a5ca46f974494"/>
-    <w:p>
-      <w:pPr>
-        <w:pStyle w:val="Heading3"/>
-      </w:pPr>
-      <w:r>
-        <w:t xml:space="preserve">(c) Images and files — accessible and safe by construction</w:t>
-      </w:r>
-    </w:p>
-    <w:p>
-      <w:pPr>
-        <w:pStyle w:val="FirstParagraph"/>
-      </w:pPr>
-      <w:r>
-        <w:t xml:space="preserve">Adding an image requires</w:t>
-      </w:r>
-      <w:r>
-        <w:t xml:space="preserve"> </w:t>
-      </w:r>
-      <w:r>
-        <w:rPr>
-          <w:b/>
-          <w:bCs/>
-        </w:rPr>
-        <w:t xml:space="preserve">alt-text</w:t>
-      </w:r>
-      <w:r>
-        <w:t xml:space="preserve"> </w:t>
-      </w:r>
-      <w:r>
-        <w:t xml:space="preserve">(a short written description a screen reader</w:t>
-      </w:r>
-      <w:r>
-        <w:t xml:space="preserve"> </w:t>
-      </w:r>
-      <w:r>
-        <w:t xml:space="preserve">speaks aloud to a person who cannot see the image — a legal accessibility</w:t>
-      </w:r>
-      <w:r>
-        <w:t xml:space="preserve"> </w:t>
-      </w:r>
-      <w:r>
-        <w:t xml:space="preserve">requirement for a public government site) and allows an optional</w:t>
-      </w:r>
-      <w:r>
-        <w:t xml:space="preserve"> </w:t>
-      </w:r>
-      <w:r>
-        <w:rPr>
-          <w:b/>
-          <w:bCs/>
-        </w:rPr>
-        <w:t xml:space="preserve">caption</w:t>
-      </w:r>
-      <w:r>
-        <w:t xml:space="preserve">. The</w:t>
-      </w:r>
-      <w:r>
-        <w:t xml:space="preserve"> </w:t>
-      </w:r>
-      <w:r>
-        <w:t xml:space="preserve">alt-text and caption boxes are right there in the picker, so supplying a description</w:t>
-      </w:r>
-      <w:r>
-        <w:t xml:space="preserve"> </w:t>
-      </w:r>
-      <w:r>
-        <w:t xml:space="preserve">is the natural path, not an afterthought.</w:t>
-      </w:r>
-    </w:p>
-    <w:p>
-      <w:pPr>
-        <w:pStyle w:val="BodyText"/>
-      </w:pPr>
-      <w:r>
-        <w:t xml:space="preserve">The main report file or data file is a simpler</w:t>
-      </w:r>
-      <w:r>
-        <w:t xml:space="preserve"> </w:t>
-      </w:r>
-      <w:r>
-        <w:rPr>
-          <w:b/>
-          <w:bCs/>
-        </w:rPr>
-        <w:t xml:space="preserve">document-or-PDF upload</w:t>
-      </w:r>
-      <w:r>
-        <w:t xml:space="preserve"> </w:t>
-      </w:r>
-      <w:r>
-        <w:t xml:space="preserve">with no</w:t>
-      </w:r>
-      <w:r>
-        <w:t xml:space="preserve"> </w:t>
-      </w:r>
-      <w:r>
-        <w:t xml:space="preserve">alt-text or caption (it’s a file to download, not a picture to describe).</w:t>
-      </w:r>
-    </w:p>
-    <w:p>
-      <w:pPr>
-        <w:pStyle w:val="BodyText"/>
-      </w:pPr>
-      <w:r>
-        <w:t xml:space="preserve">Under the hood, the project holds one line without exception:</w:t>
-      </w:r>
-      <w:r>
-        <w:t xml:space="preserve"> </w:t>
-      </w:r>
-      <w:r>
-        <w:rPr>
-          <w:b/>
-          <w:bCs/>
-        </w:rPr>
-        <w:t xml:space="preserve">an image is never</w:t>
-      </w:r>
-      <w:r>
-        <w:rPr>
-          <w:b/>
-          <w:bCs/>
-        </w:rPr>
-        <w:t xml:space="preserve"> </w:t>
-      </w:r>
-      <w:r>
-        <w:rPr>
-          <w:b/>
-          <w:bCs/>
-        </w:rPr>
-        <w:t xml:space="preserve">stored as a giant block of embedded text.</w:t>
-      </w:r>
-      <w:r>
-        <w:t xml:space="preserve"> </w:t>
-      </w:r>
-      <w:r>
-        <w:t xml:space="preserve">Every image and every file is uploaded</w:t>
-      </w:r>
-      <w:r>
-        <w:t xml:space="preserve"> </w:t>
-      </w:r>
-      <w:r>
-        <w:t xml:space="preserve">once to a shared store and referenced by a lightweight link — which is exactly what</w:t>
-      </w:r>
-      <w:r>
-        <w:t xml:space="preserve"> </w:t>
-      </w:r>
-      <w:r>
-        <w:t xml:space="preserve">the old 2019 tool got wrong, bloating itself with image data. This is the single</w:t>
-      </w:r>
-      <w:r>
-        <w:t xml:space="preserve"> </w:t>
-      </w:r>
-      <w:r>
-        <w:t xml:space="preserve">rule the team treats as non-negotiable, and it is guaranteed by automated tests that</w:t>
-      </w:r>
-      <w:r>
-        <w:t xml:space="preserve"> </w:t>
-      </w:r>
-      <w:r>
-        <w:t xml:space="preserve">stop the build the instant anyone weakens it.</w:t>
-      </w:r>
-    </w:p>
-    <w:p>
-      <w:pPr>
-        <w:pStyle w:val="BodyText"/>
-      </w:pPr>
-      <w:r>
-        <w:rPr>
-          <w:i/>
-          <w:iCs/>
-        </w:rPr>
-        <w:t xml:space="preserve">Receipt:</w:t>
-      </w:r>
-      <w:r>
-        <w:t xml:space="preserve"> </w:t>
-      </w:r>
-      <w:r>
-        <w:t xml:space="preserve">the picker shows the alt-text and caption fields and the name of the</w:t>
-      </w:r>
-      <w:r>
-        <w:t xml:space="preserve"> </w:t>
-      </w:r>
-      <w:r>
-        <w:t xml:space="preserve">file you selected; the no-bloated-images rule is enforced by a dedicated guard test</w:t>
-      </w:r>
-      <w:r>
-        <w:t xml:space="preserve"> </w:t>
-      </w:r>
-      <w:r>
-        <w:t xml:space="preserve">that runs across all three content types.</w:t>
-      </w:r>
-    </w:p>
-    <w:bookmarkEnd w:id="22"/>
-    <w:bookmarkStart w:id="23" w:name="X28624134f9040b4e18b38da238a65e95b380030"/>
-    <w:p>
-      <w:pPr>
-        <w:pStyle w:val="Heading3"/>
-      </w:pPr>
-      <w:r>
-        <w:t xml:space="preserve">(d) The save gate — bad or unsafe content can’t be saved</w:t>
-      </w:r>
-    </w:p>
-    <w:p>
-      <w:pPr>
-        <w:pStyle w:val="FirstParagraph"/>
-      </w:pPr>
-      <w:r>
-        <w:t xml:space="preserve">Before anything is written, the Studio checks it. Required fields must be present,</w:t>
-      </w:r>
-      <w:r>
-        <w:t xml:space="preserve"> </w:t>
-      </w:r>
-      <w:r>
-        <w:t xml:space="preserve">values must come from the allowed set, and no forbidden embedded image may sneak in.</w:t>
-      </w:r>
-      <w:r>
-        <w:t xml:space="preserve"> </w:t>
-      </w:r>
-      <w:r>
-        <w:t xml:space="preserve">If something is wrong, the</w:t>
-      </w:r>
-      <w:r>
-        <w:t xml:space="preserve"> </w:t>
-      </w:r>
-      <w:r>
-        <w:rPr>
-          <w:b/>
-          <w:bCs/>
-        </w:rPr>
-        <w:t xml:space="preserve">save is blocked</w:t>
-      </w:r>
-      <w:r>
-        <w:t xml:space="preserve"> </w:t>
-      </w:r>
-      <w:r>
-        <w:t xml:space="preserve">and the person is told, in plain</w:t>
-      </w:r>
-      <w:r>
-        <w:t xml:space="preserve"> </w:t>
-      </w:r>
-      <w:r>
-        <w:t xml:space="preserve">terms, what to fix —</w:t>
-      </w:r>
-      <w:r>
-        <w:t xml:space="preserve"> </w:t>
-      </w:r>
-      <w:r>
-        <w:rPr>
-          <w:i/>
-          <w:iCs/>
-        </w:rPr>
-        <w:t xml:space="preserve">before</w:t>
-      </w:r>
-      <w:r>
-        <w:t xml:space="preserve"> </w:t>
-      </w:r>
-      <w:r>
-        <w:t xml:space="preserve">anything reaches the content system. This is the</w:t>
-      </w:r>
-      <w:r>
-        <w:t xml:space="preserve"> </w:t>
-      </w:r>
-      <w:r>
-        <w:t xml:space="preserve">guarantee from Section 2 made real, standing directly between a person and a save.</w:t>
-      </w:r>
-    </w:p>
-    <w:p>
-      <w:pPr>
-        <w:pStyle w:val="BodyText"/>
-      </w:pPr>
-      <w:r>
-        <w:rPr>
-          <w:i/>
-          <w:iCs/>
-        </w:rPr>
-        <w:t xml:space="preserve">Receipt:</w:t>
-      </w:r>
-      <w:r>
-        <w:t xml:space="preserve"> </w:t>
-      </w:r>
-      <w:r>
-        <w:t xml:space="preserve">try to save an incomplete draft in the demonstration and the gate stops</w:t>
-      </w:r>
-      <w:r>
-        <w:t xml:space="preserve"> </w:t>
-      </w:r>
-      <w:r>
-        <w:t xml:space="preserve">you with a plain-language message; the gate’s rules are covered by automated tests</w:t>
-      </w:r>
-      <w:r>
-        <w:t xml:space="preserve"> </w:t>
-      </w:r>
-      <w:r>
-        <w:t xml:space="preserve">for every content type.</w:t>
-      </w:r>
-    </w:p>
-    <w:bookmarkEnd w:id="23"/>
-    <w:bookmarkStart w:id="24" w:name="Xcf8e5dd69464254cd29ec3521a1cfe1d11f63d7"/>
-    <w:p>
-      <w:pPr>
-        <w:pStyle w:val="Heading3"/>
-      </w:pPr>
-      <w:r>
-        <w:t xml:space="preserve">(e)</w:t>
-      </w:r>
-      <w:r>
-        <w:t xml:space="preserve"> </w:t>
-      </w:r>
-      <w:r>
-        <w:t xml:space="preserve">“Preview as published”</w:t>
-      </w:r>
-      <w:r>
-        <w:t xml:space="preserve"> </w:t>
-      </w:r>
-      <w:r>
-        <w:t xml:space="preserve">— exactly what the public will see</w:t>
-      </w:r>
-    </w:p>
-    <w:p>
-      <w:pPr>
-        <w:pStyle w:val="FirstParagraph"/>
-      </w:pPr>
-      <w:r>
-        <w:t xml:space="preserve">A</w:t>
-      </w:r>
-      <w:r>
-        <w:t xml:space="preserve"> </w:t>
-      </w:r>
-      <w:r>
-        <w:t xml:space="preserve">“Preview as published”</w:t>
-      </w:r>
-      <w:r>
-        <w:t xml:space="preserve"> </w:t>
-      </w:r>
-      <w:r>
-        <w:t xml:space="preserve">view shows an article</w:t>
-      </w:r>
-      <w:r>
-        <w:t xml:space="preserve"> </w:t>
-      </w:r>
-      <w:r>
-        <w:rPr>
-          <w:b/>
-          <w:bCs/>
-        </w:rPr>
-        <w:t xml:space="preserve">exactly as it will appear on the</w:t>
-      </w:r>
-      <w:r>
-        <w:rPr>
-          <w:b/>
-          <w:bCs/>
-        </w:rPr>
-        <w:t xml:space="preserve"> </w:t>
-      </w:r>
-      <w:r>
-        <w:rPr>
-          <w:b/>
-          <w:bCs/>
-        </w:rPr>
-        <w:t xml:space="preserve">public Research Hub</w:t>
-      </w:r>
-      <w:r>
-        <w:t xml:space="preserve"> </w:t>
-      </w:r>
-      <w:r>
-        <w:t xml:space="preserve">— not roughly, exactly. It uses the same fonts (condensed</w:t>
-      </w:r>
-      <w:r>
-        <w:t xml:space="preserve"> </w:t>
-      </w:r>
-      <w:r>
-        <w:t xml:space="preserve">headings, serif body), shows the bordered abstract, lists all authors, includes a</w:t>
-      </w:r>
-      <w:r>
-        <w:t xml:space="preserve"> </w:t>
-      </w:r>
-      <w:r>
-        <w:t xml:space="preserve">sticky</w:t>
-      </w:r>
-      <w:r>
-        <w:t xml:space="preserve"> </w:t>
-      </w:r>
-      <w:r>
-        <w:rPr>
-          <w:b/>
-          <w:bCs/>
-        </w:rPr>
-        <w:t xml:space="preserve">Table of Contents</w:t>
-      </w:r>
-      <w:r>
-        <w:t xml:space="preserve"> </w:t>
-      </w:r>
-      <w:r>
-        <w:t xml:space="preserve">that follows you as you scroll, the end matter</w:t>
-      </w:r>
-      <w:r>
-        <w:t xml:space="preserve"> </w:t>
-      </w:r>
-      <w:r>
-        <w:t xml:space="preserve">(About-the-Authors, Funding Acknowledgment, Suggested Citation), and a</w:t>
-      </w:r>
-      <w:r>
-        <w:t xml:space="preserve"> </w:t>
-      </w:r>
-      <w:r>
-        <w:rPr>
-          <w:b/>
-          <w:bCs/>
-        </w:rPr>
-        <w:t xml:space="preserve">Print</w:t>
-      </w:r>
-      <w:r>
-        <w:t xml:space="preserve"> </w:t>
-      </w:r>
-      <w:r>
-        <w:t xml:space="preserve">button. This is what staff approve against, so there are no surprises after they</w:t>
-      </w:r>
-      <w:r>
-        <w:t xml:space="preserve"> </w:t>
-      </w:r>
-      <w:r>
-        <w:t xml:space="preserve">sign off.</w:t>
-      </w:r>
-    </w:p>
-    <w:p>
-      <w:pPr>
-        <w:pStyle w:val="BodyText"/>
-      </w:pPr>
-      <w:r>
-        <w:t xml:space="preserve">Each saved draft also gets a</w:t>
-      </w:r>
-      <w:r>
-        <w:t xml:space="preserve"> </w:t>
-      </w:r>
-      <w:r>
-        <w:rPr>
-          <w:b/>
-          <w:bCs/>
-        </w:rPr>
-        <w:t xml:space="preserve">shareable preview link</w:t>
-      </w:r>
-      <w:r>
-        <w:t xml:space="preserve"> </w:t>
-      </w:r>
-      <w:r>
-        <w:t xml:space="preserve">that opens for any signed-in</w:t>
-      </w:r>
-      <w:r>
-        <w:t xml:space="preserve"> </w:t>
-      </w:r>
-      <w:r>
-        <w:t xml:space="preserve">staff member — which is precisely how a reviewer or a skeptical manager opens a</w:t>
-      </w:r>
-      <w:r>
-        <w:t xml:space="preserve"> </w:t>
-      </w:r>
-      <w:r>
-        <w:t xml:space="preserve">specific draft and sees what will publish.</w:t>
-      </w:r>
-    </w:p>
-    <w:p>
-      <w:pPr>
-        <w:pStyle w:val="BodyText"/>
-      </w:pPr>
-      <w:r>
-        <w:rPr>
-          <w:i/>
-          <w:iCs/>
-        </w:rPr>
-        <w:t xml:space="preserve">Receipt:</w:t>
-      </w:r>
-      <w:r>
-        <w:t xml:space="preserve"> </w:t>
-      </w:r>
-      <w:r>
-        <w:t xml:space="preserve">open the</w:t>
-      </w:r>
-      <w:r>
-        <w:t xml:space="preserve"> </w:t>
-      </w:r>
-      <w:r>
-        <w:t xml:space="preserve">“Preview as published”</w:t>
-      </w:r>
-      <w:r>
-        <w:t xml:space="preserve"> </w:t>
-      </w:r>
-      <w:r>
-        <w:t xml:space="preserve">view on a sample article in the</w:t>
-      </w:r>
-      <w:r>
-        <w:t xml:space="preserve"> </w:t>
-      </w:r>
-      <w:r>
-        <w:t xml:space="preserve">demonstration — the sticky Table of Contents, the all-authors byline, the end</w:t>
-      </w:r>
-      <w:r>
-        <w:t xml:space="preserve"> </w:t>
-      </w:r>
-      <w:r>
-        <w:t xml:space="preserve">matter, and the Print button are all there.</w:t>
-      </w:r>
-    </w:p>
-    <w:bookmarkEnd w:id="24"/>
-    <w:bookmarkStart w:id="25" w:name="f-finding-and-managing-content"/>
-    <w:p>
-      <w:pPr>
-        <w:pStyle w:val="Heading3"/>
-      </w:pPr>
-      <w:r>
-        <w:t xml:space="preserve">(f) Finding and managing content</w:t>
       </w:r>
     </w:p>
     <w:p>
@@ -3421,53 +2970,67 @@
         </w:numPr>
       </w:pPr>
       <w:r>
-        <w:t xml:space="preserve">A</w:t>
-      </w:r>
-      <w:r>
-        <w:t xml:space="preserve"> </w:t>
-      </w:r>
-      <w:r>
-        <w:rPr>
-          <w:b/>
-          <w:bCs/>
-        </w:rPr>
-        <w:t xml:space="preserve">paginated content list</w:t>
-      </w:r>
-      <w:r>
-        <w:t xml:space="preserve"> </w:t>
-      </w:r>
-      <w:r>
-        <w:t xml:space="preserve">shows every item —</w:t>
-      </w:r>
-      <w:r>
-        <w:t xml:space="preserve"> </w:t>
-      </w:r>
-      <w:r>
-        <w:rPr>
-          <w:b/>
-          <w:bCs/>
-        </w:rPr>
-        <w:t xml:space="preserve">Date · Title · Author(s) ·</w:t>
-      </w:r>
-      <w:r>
-        <w:rPr>
-          <w:b/>
-          <w:bCs/>
-        </w:rPr>
-        <w:t xml:space="preserve"> </w:t>
-      </w:r>
-      <w:r>
-        <w:rPr>
-          <w:b/>
-          <w:bCs/>
-        </w:rPr>
-        <w:t xml:space="preserve">Draft/Published status</w:t>
-      </w:r>
-      <w:r>
-        <w:t xml:space="preserve"> </w:t>
-      </w:r>
-      <w:r>
-        <w:t xml:space="preserve">— newest first, so the most recent work is at the top.</w:t>
+        <w:t xml:space="preserve">The</w:t>
+      </w:r>
+      <w:r>
+        <w:t xml:space="preserve"> </w:t>
+      </w:r>
+      <w:r>
+        <w:rPr>
+          <w:b/>
+          <w:bCs/>
+        </w:rPr>
+        <w:t xml:space="preserve">Abstract</w:t>
+      </w:r>
+      <w:r>
+        <w:t xml:space="preserve"> </w:t>
+      </w:r>
+      <w:r>
+        <w:t xml:space="preserve">(the short summary) uses a</w:t>
+      </w:r>
+      <w:r>
+        <w:t xml:space="preserve"> </w:t>
+      </w:r>
+      <w:r>
+        <w:rPr>
+          <w:i/>
+          <w:iCs/>
+        </w:rPr>
+        <w:t xml:space="preserve">compact</w:t>
+      </w:r>
+      <w:r>
+        <w:t xml:space="preserve"> </w:t>
+      </w:r>
+      <w:r>
+        <w:t xml:space="preserve">version of the same editor —</w:t>
+      </w:r>
+      <w:r>
+        <w:t xml:space="preserve"> </w:t>
+      </w:r>
+      <w:r>
+        <w:t xml:space="preserve">bold, italic, and links only. References and footnotes are intentionally</w:t>
+      </w:r>
+      <w:r>
+        <w:t xml:space="preserve"> </w:t>
+      </w:r>
+      <w:r>
+        <w:rPr>
+          <w:b/>
+          <w:bCs/>
+        </w:rPr>
+        <w:t xml:space="preserve">not</w:t>
+      </w:r>
+      <w:r>
+        <w:t xml:space="preserve"> </w:t>
+      </w:r>
+      <w:r>
+        <w:t xml:space="preserve">allowed in the abstract, because a summary is not the place for them. Links in the</w:t>
+      </w:r>
+      <w:r>
+        <w:t xml:space="preserve"> </w:t>
+      </w:r>
+      <w:r>
+        <w:t xml:space="preserve">abstract open in a new window.</w:t>
       </w:r>
     </w:p>
     <w:p>
@@ -3479,71 +3042,23 @@
         </w:numPr>
       </w:pPr>
       <w:r>
-        <w:rPr>
-          <w:b/>
-          <w:bCs/>
-        </w:rPr>
-        <w:t xml:space="preserve">One-click</w:t>
-      </w:r>
-      <w:r>
-        <w:rPr>
-          <w:b/>
-          <w:bCs/>
-        </w:rPr>
-        <w:t xml:space="preserve"> </w:t>
-      </w:r>
-      <w:r>
-        <w:rPr>
-          <w:b/>
-          <w:bCs/>
-        </w:rPr>
-        <w:t xml:space="preserve">“Add sample article / app / dataset”</w:t>
-      </w:r>
-      <w:r>
-        <w:t xml:space="preserve"> </w:t>
-      </w:r>
-      <w:r>
-        <w:t xml:space="preserve">buttons instantly fill in a</w:t>
-      </w:r>
-      <w:r>
-        <w:t xml:space="preserve"> </w:t>
-      </w:r>
-      <w:r>
-        <w:t xml:space="preserve">complete, realistic draft, so the tool can be demonstrated on demand without</w:t>
-      </w:r>
-      <w:r>
-        <w:t xml:space="preserve"> </w:t>
-      </w:r>
-      <w:r>
-        <w:t xml:space="preserve">typing one out by hand.</w:t>
-      </w:r>
-    </w:p>
-    <w:p>
-      <w:pPr>
-        <w:pStyle w:val="Compact"/>
-        <w:numPr>
-          <w:ilvl w:val="0"/>
-          <w:numId w:val="1003"/>
-        </w:numPr>
-      </w:pPr>
-      <w:r>
-        <w:rPr>
-          <w:b/>
-          <w:bCs/>
-        </w:rPr>
-        <w:t xml:space="preserve">Light and dark mode</w:t>
-      </w:r>
-      <w:r>
-        <w:t xml:space="preserve"> </w:t>
-      </w:r>
-      <w:r>
-        <w:t xml:space="preserve">(it defaults to light; dark is opt-in) with the official</w:t>
-      </w:r>
-      <w:r>
-        <w:t xml:space="preserve"> </w:t>
-      </w:r>
-      <w:r>
-        <w:t xml:space="preserve">ICJIA logo in the header. The theme toggle is the last button in the navigation.</w:t>
+        <w:t xml:space="preserve">The</w:t>
+      </w:r>
+      <w:r>
+        <w:t xml:space="preserve"> </w:t>
+      </w:r>
+      <w:r>
+        <w:rPr>
+          <w:b/>
+          <w:bCs/>
+        </w:rPr>
+        <w:t xml:space="preserve">App description</w:t>
+      </w:r>
+      <w:r>
+        <w:t xml:space="preserve"> </w:t>
+      </w:r>
+      <w:r>
+        <w:t xml:space="preserve">uses the full editor, the same as an article body.</w:t>
       </w:r>
     </w:p>
     <w:p>
@@ -3561,23 +3076,23 @@
         <w:t xml:space="preserve"> </w:t>
       </w:r>
       <w:r>
-        <w:t xml:space="preserve">all three are visible the moment you sign in to the demonstration — the</w:t>
-      </w:r>
-      <w:r>
-        <w:t xml:space="preserve"> </w:t>
-      </w:r>
-      <w:r>
-        <w:t xml:space="preserve">sortable list, the sample buttons, and the theme toggle.</w:t>
-      </w:r>
-    </w:p>
-    <w:bookmarkEnd w:id="25"/>
-    <w:bookmarkStart w:id="26" w:name="X9314320b339b2fc12e69836d0f03c975abfc2cd"/>
+        <w:t xml:space="preserve">open any sample article in the demonstration and you will see the toolbar,</w:t>
+      </w:r>
+      <w:r>
+        <w:t xml:space="preserve"> </w:t>
+      </w:r>
+      <w:r>
+        <w:t xml:space="preserve">the Headings menu, and the live Preview, and you can type into them yourself.</w:t>
+      </w:r>
+    </w:p>
+    <w:bookmarkEnd w:id="22"/>
+    <w:bookmarkStart w:id="23" w:name="Xc6035bb95406a39770aedd6133a5ca46f974494"/>
     <w:p>
       <w:pPr>
         <w:pStyle w:val="Heading3"/>
       </w:pPr>
       <w:r>
-        <w:t xml:space="preserve">(g) A self-contained Demo Mode for safe show-and-tell</w:t>
+        <w:t xml:space="preserve">(c) Images and files — accessible and safe by construction</w:t>
       </w:r>
     </w:p>
     <w:p>
@@ -3585,93 +3100,197 @@
         <w:pStyle w:val="FirstParagraph"/>
       </w:pPr>
       <w:r>
-        <w:t xml:space="preserve">The temporary</w:t>
-      </w:r>
-      <w:r>
-        <w:t xml:space="preserve"> </w:t>
-      </w:r>
-      <w:r>
-        <w:rPr>
-          <w:rStyle w:val="VerbatimChar"/>
-        </w:rPr>
-        <w:t xml:space="preserve">admin</w:t>
-      </w:r>
-      <w:r>
-        <w:t xml:space="preserve"> </w:t>
-      </w:r>
-      <w:r>
-        <w:t xml:space="preserve">/</w:t>
-      </w:r>
-      <w:r>
-        <w:t xml:space="preserve"> </w:t>
-      </w:r>
-      <w:r>
-        <w:rPr>
-          <w:rStyle w:val="VerbatimChar"/>
-        </w:rPr>
-        <w:t xml:space="preserve">admin</w:t>
-      </w:r>
-      <w:r>
-        <w:t xml:space="preserve"> </w:t>
-      </w:r>
-      <w:r>
-        <w:t xml:space="preserve">login opens a</w:t>
-      </w:r>
-      <w:r>
-        <w:t xml:space="preserve"> </w:t>
-      </w:r>
-      <w:r>
-        <w:rPr>
-          <w:b/>
-          <w:bCs/>
-        </w:rPr>
-        <w:t xml:space="preserve">fully self-contained Demo Mode</w:t>
-      </w:r>
-      <w:r>
-        <w:t xml:space="preserve">:</w:t>
-      </w:r>
-      <w:r>
-        <w:t xml:space="preserve"> </w:t>
-      </w:r>
-      <w:r>
-        <w:t xml:space="preserve">200-plus sample articles held in memory, fully clickable for editing and previewing,</w:t>
-      </w:r>
-      <w:r>
-        <w:t xml:space="preserve"> </w:t>
-      </w:r>
-      <w:r>
-        <w:t xml:space="preserve">that</w:t>
-      </w:r>
-      <w:r>
-        <w:t xml:space="preserve"> </w:t>
-      </w:r>
-      <w:r>
-        <w:rPr>
-          <w:b/>
-          <w:bCs/>
-        </w:rPr>
-        <w:t xml:space="preserve">never save anything to the live system</w:t>
-      </w:r>
-      <w:r>
-        <w:t xml:space="preserve">. It exists so the tool can be shown</w:t>
-      </w:r>
-      <w:r>
-        <w:t xml:space="preserve"> </w:t>
-      </w:r>
-      <w:r>
-        <w:t xml:space="preserve">to managers, reviewers, or leadership safely, with zero risk to live information.</w:t>
-      </w:r>
-      <w:r>
-        <w:t xml:space="preserve"> </w:t>
-      </w:r>
-      <w:r>
-        <w:t xml:space="preserve">(This convenience login is temporary and is removed before the tool goes to</w:t>
-      </w:r>
-      <w:r>
-        <w:t xml:space="preserve"> </w:t>
-      </w:r>
-      <w:r>
-        <w:t xml:space="preserve">production — see Section 4 and the candid note in Section 5.)</w:t>
+        <w:t xml:space="preserve">Adding an image requires</w:t>
+      </w:r>
+      <w:r>
+        <w:t xml:space="preserve"> </w:t>
+      </w:r>
+      <w:r>
+        <w:rPr>
+          <w:b/>
+          <w:bCs/>
+        </w:rPr>
+        <w:t xml:space="preserve">alt-text</w:t>
+      </w:r>
+      <w:r>
+        <w:t xml:space="preserve"> </w:t>
+      </w:r>
+      <w:r>
+        <w:t xml:space="preserve">(a short written description a screen reader</w:t>
+      </w:r>
+      <w:r>
+        <w:t xml:space="preserve"> </w:t>
+      </w:r>
+      <w:r>
+        <w:t xml:space="preserve">speaks aloud to a person who cannot see the image — a legal accessibility</w:t>
+      </w:r>
+      <w:r>
+        <w:t xml:space="preserve"> </w:t>
+      </w:r>
+      <w:r>
+        <w:t xml:space="preserve">requirement for a public government site) and allows an optional</w:t>
+      </w:r>
+      <w:r>
+        <w:t xml:space="preserve"> </w:t>
+      </w:r>
+      <w:r>
+        <w:rPr>
+          <w:b/>
+          <w:bCs/>
+        </w:rPr>
+        <w:t xml:space="preserve">caption</w:t>
+      </w:r>
+      <w:r>
+        <w:t xml:space="preserve">. The</w:t>
+      </w:r>
+      <w:r>
+        <w:t xml:space="preserve"> </w:t>
+      </w:r>
+      <w:r>
+        <w:t xml:space="preserve">alt-text and caption boxes are right there in the picker, so supplying a description</w:t>
+      </w:r>
+      <w:r>
+        <w:t xml:space="preserve"> </w:t>
+      </w:r>
+      <w:r>
+        <w:t xml:space="preserve">is the natural path, not an afterthought.</w:t>
+      </w:r>
+    </w:p>
+    <w:p>
+      <w:pPr>
+        <w:pStyle w:val="BodyText"/>
+      </w:pPr>
+      <w:r>
+        <w:t xml:space="preserve">Authors also have a</w:t>
+      </w:r>
+      <w:r>
+        <w:t xml:space="preserve"> </w:t>
+      </w:r>
+      <w:r>
+        <w:rPr>
+          <w:b/>
+          <w:bCs/>
+        </w:rPr>
+        <w:t xml:space="preserve">body-image gallery</w:t>
+      </w:r>
+      <w:r>
+        <w:t xml:space="preserve">: upload several images at once, see them</w:t>
+      </w:r>
+      <w:r>
+        <w:t xml:space="preserve"> </w:t>
+      </w:r>
+      <w:r>
+        <w:t xml:space="preserve">as thumbnails in a small panel beside the editor, and click any thumbnail to insert</w:t>
+      </w:r>
+      <w:r>
+        <w:t xml:space="preserve"> </w:t>
+      </w:r>
+      <w:r>
+        <w:t xml:space="preserve">that image at the current cursor position in the article body. This means an author</w:t>
+      </w:r>
+      <w:r>
+        <w:t xml:space="preserve"> </w:t>
+      </w:r>
+      <w:r>
+        <w:t xml:space="preserve">can stage all the images for an article first, then drop them in where they want</w:t>
+      </w:r>
+      <w:r>
+        <w:t xml:space="preserve"> </w:t>
+      </w:r>
+      <w:r>
+        <w:t xml:space="preserve">them — without leaving the editing screen.</w:t>
+      </w:r>
+    </w:p>
+    <w:p>
+      <w:pPr>
+        <w:pStyle w:val="BodyText"/>
+      </w:pPr>
+      <w:r>
+        <w:t xml:space="preserve">The main report file or data file is a simpler</w:t>
+      </w:r>
+      <w:r>
+        <w:t xml:space="preserve"> </w:t>
+      </w:r>
+      <w:r>
+        <w:rPr>
+          <w:b/>
+          <w:bCs/>
+        </w:rPr>
+        <w:t xml:space="preserve">document-or-PDF upload</w:t>
+      </w:r>
+      <w:r>
+        <w:t xml:space="preserve"> </w:t>
+      </w:r>
+      <w:r>
+        <w:t xml:space="preserve">with no</w:t>
+      </w:r>
+      <w:r>
+        <w:t xml:space="preserve"> </w:t>
+      </w:r>
+      <w:r>
+        <w:t xml:space="preserve">alt-text or caption (it’s a file to download, not a picture to describe).</w:t>
+      </w:r>
+    </w:p>
+    <w:p>
+      <w:pPr>
+        <w:pStyle w:val="BodyText"/>
+      </w:pPr>
+      <w:r>
+        <w:t xml:space="preserve">Under the hood, the project holds one line without exception:</w:t>
+      </w:r>
+      <w:r>
+        <w:t xml:space="preserve"> </w:t>
+      </w:r>
+      <w:r>
+        <w:rPr>
+          <w:b/>
+          <w:bCs/>
+        </w:rPr>
+        <w:t xml:space="preserve">an image is never</w:t>
+      </w:r>
+      <w:r>
+        <w:rPr>
+          <w:b/>
+          <w:bCs/>
+        </w:rPr>
+        <w:t xml:space="preserve"> </w:t>
+      </w:r>
+      <w:r>
+        <w:rPr>
+          <w:b/>
+          <w:bCs/>
+        </w:rPr>
+        <w:t xml:space="preserve">stored as a giant block of embedded text.</w:t>
+      </w:r>
+      <w:r>
+        <w:t xml:space="preserve"> </w:t>
+      </w:r>
+      <w:r>
+        <w:t xml:space="preserve">Every image and every file is uploaded</w:t>
+      </w:r>
+      <w:r>
+        <w:t xml:space="preserve"> </w:t>
+      </w:r>
+      <w:r>
+        <w:t xml:space="preserve">once to a shared store and referenced by a lightweight link — which is exactly what</w:t>
+      </w:r>
+      <w:r>
+        <w:t xml:space="preserve"> </w:t>
+      </w:r>
+      <w:r>
+        <w:t xml:space="preserve">the old 2019 tool got wrong, bloating itself with image data. This is the single</w:t>
+      </w:r>
+      <w:r>
+        <w:t xml:space="preserve"> </w:t>
+      </w:r>
+      <w:r>
+        <w:t xml:space="preserve">rule the team treats as non-negotiable, and it is guaranteed by automated tests that</w:t>
+      </w:r>
+      <w:r>
+        <w:t xml:space="preserve"> </w:t>
+      </w:r>
+      <w:r>
+        <w:t xml:space="preserve">stop the build the instant anyone weakens it.</w:t>
       </w:r>
     </w:p>
     <w:p>
@@ -3689,17 +3308,35 @@
         <w:t xml:space="preserve"> </w:t>
       </w:r>
       <w:r>
-        <w:t xml:space="preserve">this is the demonstration you have been using to check every other item.</w:t>
-      </w:r>
-    </w:p>
-    <w:bookmarkEnd w:id="26"/>
-    <w:bookmarkStart w:id="27" w:name="h-built-but-waiting-to-be-switched-on"/>
+        <w:t xml:space="preserve">the picker shows the alt-text and caption fields and the name of the</w:t>
+      </w:r>
+      <w:r>
+        <w:t xml:space="preserve"> </w:t>
+      </w:r>
+      <w:r>
+        <w:t xml:space="preserve">file you selected; the body-image gallery thumbnails are visible in the editing</w:t>
+      </w:r>
+      <w:r>
+        <w:t xml:space="preserve"> </w:t>
+      </w:r>
+      <w:r>
+        <w:t xml:space="preserve">panel when images have been uploaded to an article; the no-bloated-images rule is</w:t>
+      </w:r>
+      <w:r>
+        <w:t xml:space="preserve"> </w:t>
+      </w:r>
+      <w:r>
+        <w:t xml:space="preserve">enforced by a dedicated guard test that runs across all three content types.</w:t>
+      </w:r>
+    </w:p>
+    <w:bookmarkEnd w:id="23"/>
+    <w:bookmarkStart w:id="24" w:name="X28624134f9040b4e18b38da238a65e95b380030"/>
     <w:p>
       <w:pPr>
         <w:pStyle w:val="Heading3"/>
       </w:pPr>
       <w:r>
-        <w:t xml:space="preserve">(h) Built but waiting to be switched on</w:t>
+        <w:t xml:space="preserve">(d) The save gate — bad or unsafe content can’t be saved</w:t>
       </w:r>
     </w:p>
     <w:p>
@@ -3707,35 +3344,309 @@
         <w:pStyle w:val="FirstParagraph"/>
       </w:pPr>
       <w:r>
-        <w:t xml:space="preserve">Three capabilities are</w:t>
-      </w:r>
-      <w:r>
-        <w:t xml:space="preserve"> </w:t>
-      </w:r>
-      <w:r>
-        <w:rPr>
-          <w:b/>
-          <w:bCs/>
-        </w:rPr>
-        <w:t xml:space="preserve">fully built and documented</w:t>
-      </w:r>
-      <w:r>
-        <w:t xml:space="preserve"> </w:t>
-      </w:r>
-      <w:r>
-        <w:t xml:space="preserve">but depend on a setup step</w:t>
-      </w:r>
-      <w:r>
-        <w:t xml:space="preserve"> </w:t>
-      </w:r>
-      <w:r>
-        <w:t xml:space="preserve">that only Research &amp; Analysis can perform, so they are described here as built and</w:t>
-      </w:r>
-      <w:r>
-        <w:t xml:space="preserve"> </w:t>
-      </w:r>
-      <w:r>
-        <w:t xml:space="preserve">listed again in Section 4 with the owner of the remaining step:</w:t>
+        <w:t xml:space="preserve">Before anything is written, the Studio checks it. Required fields must be present,</w:t>
+      </w:r>
+      <w:r>
+        <w:t xml:space="preserve"> </w:t>
+      </w:r>
+      <w:r>
+        <w:t xml:space="preserve">values must come from the allowed set, and no forbidden embedded image may sneak in.</w:t>
+      </w:r>
+      <w:r>
+        <w:t xml:space="preserve"> </w:t>
+      </w:r>
+      <w:r>
+        <w:t xml:space="preserve">If something is wrong, the</w:t>
+      </w:r>
+      <w:r>
+        <w:t xml:space="preserve"> </w:t>
+      </w:r>
+      <w:r>
+        <w:rPr>
+          <w:b/>
+          <w:bCs/>
+        </w:rPr>
+        <w:t xml:space="preserve">save is blocked</w:t>
+      </w:r>
+      <w:r>
+        <w:t xml:space="preserve"> </w:t>
+      </w:r>
+      <w:r>
+        <w:t xml:space="preserve">and the person is told, in plain</w:t>
+      </w:r>
+      <w:r>
+        <w:t xml:space="preserve"> </w:t>
+      </w:r>
+      <w:r>
+        <w:t xml:space="preserve">terms, what to fix —</w:t>
+      </w:r>
+      <w:r>
+        <w:t xml:space="preserve"> </w:t>
+      </w:r>
+      <w:r>
+        <w:rPr>
+          <w:i/>
+          <w:iCs/>
+        </w:rPr>
+        <w:t xml:space="preserve">before</w:t>
+      </w:r>
+      <w:r>
+        <w:t xml:space="preserve"> </w:t>
+      </w:r>
+      <w:r>
+        <w:t xml:space="preserve">anything reaches the content system. This is the</w:t>
+      </w:r>
+      <w:r>
+        <w:t xml:space="preserve"> </w:t>
+      </w:r>
+      <w:r>
+        <w:t xml:space="preserve">guarantee from Section 2 made real, standing directly between a person and a save.</w:t>
+      </w:r>
+    </w:p>
+    <w:p>
+      <w:pPr>
+        <w:pStyle w:val="BodyText"/>
+      </w:pPr>
+      <w:r>
+        <w:rPr>
+          <w:i/>
+          <w:iCs/>
+        </w:rPr>
+        <w:t xml:space="preserve">Receipt:</w:t>
+      </w:r>
+      <w:r>
+        <w:t xml:space="preserve"> </w:t>
+      </w:r>
+      <w:r>
+        <w:t xml:space="preserve">try to save an incomplete draft in the demonstration and the gate stops</w:t>
+      </w:r>
+      <w:r>
+        <w:t xml:space="preserve"> </w:t>
+      </w:r>
+      <w:r>
+        <w:t xml:space="preserve">you with a plain-language message; the gate’s rules are covered by automated tests</w:t>
+      </w:r>
+      <w:r>
+        <w:t xml:space="preserve"> </w:t>
+      </w:r>
+      <w:r>
+        <w:t xml:space="preserve">for every content type.</w:t>
+      </w:r>
+    </w:p>
+    <w:bookmarkEnd w:id="24"/>
+    <w:bookmarkStart w:id="25" w:name="Xcf8e5dd69464254cd29ec3521a1cfe1d11f63d7"/>
+    <w:p>
+      <w:pPr>
+        <w:pStyle w:val="Heading3"/>
+      </w:pPr>
+      <w:r>
+        <w:t xml:space="preserve">(e)</w:t>
+      </w:r>
+      <w:r>
+        <w:t xml:space="preserve"> </w:t>
+      </w:r>
+      <w:r>
+        <w:t xml:space="preserve">“Preview as published”</w:t>
+      </w:r>
+      <w:r>
+        <w:t xml:space="preserve"> </w:t>
+      </w:r>
+      <w:r>
+        <w:t xml:space="preserve">— exactly what the public will see</w:t>
+      </w:r>
+    </w:p>
+    <w:p>
+      <w:pPr>
+        <w:pStyle w:val="FirstParagraph"/>
+      </w:pPr>
+      <w:r>
+        <w:t xml:space="preserve">A</w:t>
+      </w:r>
+      <w:r>
+        <w:t xml:space="preserve"> </w:t>
+      </w:r>
+      <w:r>
+        <w:t xml:space="preserve">“Preview as published”</w:t>
+      </w:r>
+      <w:r>
+        <w:t xml:space="preserve"> </w:t>
+      </w:r>
+      <w:r>
+        <w:t xml:space="preserve">view shows an article</w:t>
+      </w:r>
+      <w:r>
+        <w:t xml:space="preserve"> </w:t>
+      </w:r>
+      <w:r>
+        <w:rPr>
+          <w:b/>
+          <w:bCs/>
+        </w:rPr>
+        <w:t xml:space="preserve">exactly as it will appear on the</w:t>
+      </w:r>
+      <w:r>
+        <w:rPr>
+          <w:b/>
+          <w:bCs/>
+        </w:rPr>
+        <w:t xml:space="preserve"> </w:t>
+      </w:r>
+      <w:r>
+        <w:rPr>
+          <w:b/>
+          <w:bCs/>
+        </w:rPr>
+        <w:t xml:space="preserve">public Research Hub</w:t>
+      </w:r>
+      <w:r>
+        <w:t xml:space="preserve"> </w:t>
+      </w:r>
+      <w:r>
+        <w:t xml:space="preserve">— not roughly, exactly. It uses the same fonts (condensed</w:t>
+      </w:r>
+      <w:r>
+        <w:t xml:space="preserve"> </w:t>
+      </w:r>
+      <w:r>
+        <w:t xml:space="preserve">headings, serif body), shows the bordered abstract, lists all authors, includes a</w:t>
+      </w:r>
+      <w:r>
+        <w:t xml:space="preserve"> </w:t>
+      </w:r>
+      <w:r>
+        <w:t xml:space="preserve">sticky</w:t>
+      </w:r>
+      <w:r>
+        <w:t xml:space="preserve"> </w:t>
+      </w:r>
+      <w:r>
+        <w:rPr>
+          <w:b/>
+          <w:bCs/>
+        </w:rPr>
+        <w:t xml:space="preserve">Table of Contents</w:t>
+      </w:r>
+      <w:r>
+        <w:t xml:space="preserve"> </w:t>
+      </w:r>
+      <w:r>
+        <w:t xml:space="preserve">that follows you as you scroll, the end matter</w:t>
+      </w:r>
+      <w:r>
+        <w:t xml:space="preserve"> </w:t>
+      </w:r>
+      <w:r>
+        <w:t xml:space="preserve">(About-the-Authors, Funding Acknowledgment, Suggested Citation), and a</w:t>
+      </w:r>
+      <w:r>
+        <w:t xml:space="preserve"> </w:t>
+      </w:r>
+      <w:r>
+        <w:rPr>
+          <w:b/>
+          <w:bCs/>
+        </w:rPr>
+        <w:t xml:space="preserve">Print</w:t>
+      </w:r>
+      <w:r>
+        <w:t xml:space="preserve"> </w:t>
+      </w:r>
+      <w:r>
+        <w:t xml:space="preserve">button. This is what staff approve against, so there are no surprises after they</w:t>
+      </w:r>
+      <w:r>
+        <w:t xml:space="preserve"> </w:t>
+      </w:r>
+      <w:r>
+        <w:t xml:space="preserve">sign off.</w:t>
+      </w:r>
+    </w:p>
+    <w:p>
+      <w:pPr>
+        <w:pStyle w:val="BodyText"/>
+      </w:pPr>
+      <w:r>
+        <w:t xml:space="preserve">Each saved draft also gets a</w:t>
+      </w:r>
+      <w:r>
+        <w:t xml:space="preserve"> </w:t>
+      </w:r>
+      <w:r>
+        <w:rPr>
+          <w:b/>
+          <w:bCs/>
+        </w:rPr>
+        <w:t xml:space="preserve">shareable preview link</w:t>
+      </w:r>
+      <w:r>
+        <w:t xml:space="preserve"> </w:t>
+      </w:r>
+      <w:r>
+        <w:t xml:space="preserve">that opens for any signed-in</w:t>
+      </w:r>
+      <w:r>
+        <w:t xml:space="preserve"> </w:t>
+      </w:r>
+      <w:r>
+        <w:t xml:space="preserve">staff member — which is precisely how a reviewer or a skeptical manager opens a</w:t>
+      </w:r>
+      <w:r>
+        <w:t xml:space="preserve"> </w:t>
+      </w:r>
+      <w:r>
+        <w:t xml:space="preserve">specific draft and sees what will publish.</w:t>
+      </w:r>
+    </w:p>
+    <w:p>
+      <w:pPr>
+        <w:pStyle w:val="BodyText"/>
+      </w:pPr>
+      <w:r>
+        <w:rPr>
+          <w:i/>
+          <w:iCs/>
+        </w:rPr>
+        <w:t xml:space="preserve">Receipt:</w:t>
+      </w:r>
+      <w:r>
+        <w:t xml:space="preserve"> </w:t>
+      </w:r>
+      <w:r>
+        <w:t xml:space="preserve">open the</w:t>
+      </w:r>
+      <w:r>
+        <w:t xml:space="preserve"> </w:t>
+      </w:r>
+      <w:r>
+        <w:t xml:space="preserve">“Preview as published”</w:t>
+      </w:r>
+      <w:r>
+        <w:t xml:space="preserve"> </w:t>
+      </w:r>
+      <w:r>
+        <w:t xml:space="preserve">view on a sample article in the</w:t>
+      </w:r>
+      <w:r>
+        <w:t xml:space="preserve"> </w:t>
+      </w:r>
+      <w:r>
+        <w:t xml:space="preserve">demonstration — the sticky Table of Contents, the all-authors byline, the end</w:t>
+      </w:r>
+      <w:r>
+        <w:t xml:space="preserve"> </w:t>
+      </w:r>
+      <w:r>
+        <w:t xml:space="preserve">matter, and the Print button are all there.</w:t>
+      </w:r>
+    </w:p>
+    <w:bookmarkEnd w:id="25"/>
+    <w:bookmarkStart w:id="26" w:name="f-finding-and-managing-content"/>
+    <w:p>
+      <w:pPr>
+        <w:pStyle w:val="Heading3"/>
+      </w:pPr>
+      <w:r>
+        <w:t xml:space="preserve">(f) Finding and managing content</w:t>
       </w:r>
     </w:p>
     <w:p>
@@ -3747,70 +3658,53 @@
         </w:numPr>
       </w:pPr>
       <w:r>
-        <w:rPr>
-          <w:b/>
-          <w:bCs/>
-        </w:rPr>
-        <w:t xml:space="preserve">First-login onboarding.</w:t>
-      </w:r>
-      <w:r>
-        <w:t xml:space="preserve"> </w:t>
-      </w:r>
-      <w:r>
-        <w:t xml:space="preserve">The first time an author signs in, the Studio asks for</w:t>
-      </w:r>
-      <w:r>
-        <w:t xml:space="preserve"> </w:t>
-      </w:r>
-      <w:r>
-        <w:t xml:space="preserve">a short profile — chiefly who their reviewer is, and their ICJIA center. The code</w:t>
-      </w:r>
-      <w:r>
-        <w:t xml:space="preserve"> </w:t>
-      </w:r>
-      <w:r>
-        <w:t xml:space="preserve">is built and, importantly,</w:t>
-      </w:r>
-      <w:r>
-        <w:t xml:space="preserve"> </w:t>
-      </w:r>
-      <w:r>
-        <w:rPr>
-          <w:b/>
-          <w:bCs/>
-        </w:rPr>
-        <w:t xml:space="preserve">safe in the meantime</w:t>
-      </w:r>
-      <w:r>
-        <w:t xml:space="preserve">: until Research &amp; Analysis</w:t>
-      </w:r>
-      <w:r>
-        <w:t xml:space="preserve"> </w:t>
-      </w:r>
-      <w:r>
-        <w:t xml:space="preserve">creates the matching storage type in the content system, onboarding stays</w:t>
-      </w:r>
-      <w:r>
-        <w:t xml:space="preserve"> </w:t>
-      </w:r>
-      <w:r>
-        <w:rPr>
-          <w:i/>
-          <w:iCs/>
-        </w:rPr>
-        <w:t xml:space="preserve">dormant</w:t>
-      </w:r>
-      <w:r>
-        <w:t xml:space="preserve"> </w:t>
-      </w:r>
-      <w:r>
-        <w:t xml:space="preserve">and the rest of the Studio works normally; the moment the type exists,</w:t>
-      </w:r>
-      <w:r>
-        <w:t xml:space="preserve"> </w:t>
-      </w:r>
-      <w:r>
-        <w:t xml:space="preserve">onboarding turns on automatically. It cannot lock anyone out by being half-finished.</w:t>
+        <w:t xml:space="preserve">A</w:t>
+      </w:r>
+      <w:r>
+        <w:t xml:space="preserve"> </w:t>
+      </w:r>
+      <w:r>
+        <w:rPr>
+          <w:b/>
+          <w:bCs/>
+        </w:rPr>
+        <w:t xml:space="preserve">paginated content list</w:t>
+      </w:r>
+      <w:r>
+        <w:t xml:space="preserve"> </w:t>
+      </w:r>
+      <w:r>
+        <w:t xml:space="preserve">shows every item —</w:t>
+      </w:r>
+      <w:r>
+        <w:t xml:space="preserve"> </w:t>
+      </w:r>
+      <w:r>
+        <w:rPr>
+          <w:b/>
+          <w:bCs/>
+        </w:rPr>
+        <w:t xml:space="preserve">Date · Title · Author(s) ·</w:t>
+      </w:r>
+      <w:r>
+        <w:rPr>
+          <w:b/>
+          <w:bCs/>
+        </w:rPr>
+        <w:t xml:space="preserve"> </w:t>
+      </w:r>
+      <w:r>
+        <w:rPr>
+          <w:b/>
+          <w:bCs/>
+        </w:rPr>
+        <w:t xml:space="preserve">Draft/Published status</w:t>
+      </w:r>
+      <w:r>
+        <w:t xml:space="preserve"> </w:t>
+      </w:r>
+      <w:r>
+        <w:t xml:space="preserve">— newest first, so the most recent work is at the top.</w:t>
       </w:r>
     </w:p>
     <w:p>
@@ -3826,47 +3720,39 @@
           <w:b/>
           <w:bCs/>
         </w:rPr>
-        <w:t xml:space="preserve">Publish + review-request email.</w:t>
-      </w:r>
-      <w:r>
-        <w:t xml:space="preserve"> </w:t>
-      </w:r>
-      <w:r>
-        <w:t xml:space="preserve">A</w:t>
-      </w:r>
-      <w:r>
-        <w:t xml:space="preserve"> </w:t>
-      </w:r>
-      <w:r>
-        <w:t xml:space="preserve">“Publish”</w:t>
-      </w:r>
-      <w:r>
-        <w:t xml:space="preserve"> </w:t>
-      </w:r>
-      <w:r>
-        <w:t xml:space="preserve">action, plus a button that emails a</w:t>
-      </w:r>
-      <w:r>
-        <w:t xml:space="preserve"> </w:t>
-      </w:r>
-      <w:r>
-        <w:t xml:space="preserve">reviewer a link to the exact preview of a draft, are built. The email sends through</w:t>
-      </w:r>
-      <w:r>
-        <w:t xml:space="preserve"> </w:t>
-      </w:r>
-      <w:r>
-        <w:rPr>
-          <w:b/>
-          <w:bCs/>
-        </w:rPr>
-        <w:t xml:space="preserve">Mailgun</w:t>
-      </w:r>
-      <w:r>
-        <w:t xml:space="preserve"> </w:t>
-      </w:r>
-      <w:r>
-        <w:t xml:space="preserve">(an email-delivery service) once its keys are supplied.</w:t>
+        <w:t xml:space="preserve">One-click</w:t>
+      </w:r>
+      <w:r>
+        <w:rPr>
+          <w:b/>
+          <w:bCs/>
+        </w:rPr>
+        <w:t xml:space="preserve"> </w:t>
+      </w:r>
+      <w:r>
+        <w:rPr>
+          <w:b/>
+          <w:bCs/>
+        </w:rPr>
+        <w:t xml:space="preserve">“Add sample article / app / dataset”</w:t>
+      </w:r>
+      <w:r>
+        <w:t xml:space="preserve"> </w:t>
+      </w:r>
+      <w:r>
+        <w:t xml:space="preserve">buttons instantly fill in a</w:t>
+      </w:r>
+      <w:r>
+        <w:t xml:space="preserve"> </w:t>
+      </w:r>
+      <w:r>
+        <w:t xml:space="preserve">complete, realistic draft, so the tool can be demonstrated on demand without</w:t>
+      </w:r>
+      <w:r>
+        <w:t xml:space="preserve"> </w:t>
+      </w:r>
+      <w:r>
+        <w:t xml:space="preserve">typing one out by hand.</w:t>
       </w:r>
     </w:p>
     <w:p>
@@ -3882,6 +3768,409 @@
           <w:b/>
           <w:bCs/>
         </w:rPr>
+        <w:t xml:space="preserve">Light and dark mode</w:t>
+      </w:r>
+      <w:r>
+        <w:t xml:space="preserve"> </w:t>
+      </w:r>
+      <w:r>
+        <w:t xml:space="preserve">(it defaults to light; dark is opt-in) with the official</w:t>
+      </w:r>
+      <w:r>
+        <w:t xml:space="preserve"> </w:t>
+      </w:r>
+      <w:r>
+        <w:t xml:space="preserve">ICJIA logo in the header. The theme toggle is the last button in the navigation.</w:t>
+      </w:r>
+    </w:p>
+    <w:p>
+      <w:pPr>
+        <w:pStyle w:val="FirstParagraph"/>
+      </w:pPr>
+      <w:r>
+        <w:rPr>
+          <w:i/>
+          <w:iCs/>
+        </w:rPr>
+        <w:t xml:space="preserve">Receipt:</w:t>
+      </w:r>
+      <w:r>
+        <w:t xml:space="preserve"> </w:t>
+      </w:r>
+      <w:r>
+        <w:t xml:space="preserve">all three are visible the moment you sign in to the demonstration — the</w:t>
+      </w:r>
+      <w:r>
+        <w:t xml:space="preserve"> </w:t>
+      </w:r>
+      <w:r>
+        <w:t xml:space="preserve">sortable list, the sample buttons, and the theme toggle.</w:t>
+      </w:r>
+    </w:p>
+    <w:bookmarkEnd w:id="26"/>
+    <w:bookmarkStart w:id="27" w:name="X9314320b339b2fc12e69836d0f03c975abfc2cd"/>
+    <w:p>
+      <w:pPr>
+        <w:pStyle w:val="Heading3"/>
+      </w:pPr>
+      <w:r>
+        <w:t xml:space="preserve">(g) A self-contained Demo Mode for safe show-and-tell</w:t>
+      </w:r>
+    </w:p>
+    <w:p>
+      <w:pPr>
+        <w:pStyle w:val="FirstParagraph"/>
+      </w:pPr>
+      <w:r>
+        <w:t xml:space="preserve">The temporary</w:t>
+      </w:r>
+      <w:r>
+        <w:t xml:space="preserve"> </w:t>
+      </w:r>
+      <w:r>
+        <w:rPr>
+          <w:rStyle w:val="VerbatimChar"/>
+        </w:rPr>
+        <w:t xml:space="preserve">admin</w:t>
+      </w:r>
+      <w:r>
+        <w:t xml:space="preserve"> </w:t>
+      </w:r>
+      <w:r>
+        <w:t xml:space="preserve">/</w:t>
+      </w:r>
+      <w:r>
+        <w:t xml:space="preserve"> </w:t>
+      </w:r>
+      <w:r>
+        <w:rPr>
+          <w:rStyle w:val="VerbatimChar"/>
+        </w:rPr>
+        <w:t xml:space="preserve">admin</w:t>
+      </w:r>
+      <w:r>
+        <w:t xml:space="preserve"> </w:t>
+      </w:r>
+      <w:r>
+        <w:t xml:space="preserve">login opens a</w:t>
+      </w:r>
+      <w:r>
+        <w:t xml:space="preserve"> </w:t>
+      </w:r>
+      <w:r>
+        <w:rPr>
+          <w:b/>
+          <w:bCs/>
+        </w:rPr>
+        <w:t xml:space="preserve">fully self-contained Demo Mode</w:t>
+      </w:r>
+      <w:r>
+        <w:t xml:space="preserve">:</w:t>
+      </w:r>
+      <w:r>
+        <w:t xml:space="preserve"> </w:t>
+      </w:r>
+      <w:r>
+        <w:rPr>
+          <w:b/>
+          <w:bCs/>
+        </w:rPr>
+        <w:t xml:space="preserve">200-plus full-length sample articles</w:t>
+      </w:r>
+      <w:r>
+        <w:t xml:space="preserve"> </w:t>
+      </w:r>
+      <w:r>
+        <w:t xml:space="preserve">— each with complete sections, figures, and</w:t>
+      </w:r>
+      <w:r>
+        <w:t xml:space="preserve"> </w:t>
+      </w:r>
+      <w:r>
+        <w:t xml:space="preserve">working footnote references — held in memory, fully clickable for editing and</w:t>
+      </w:r>
+      <w:r>
+        <w:t xml:space="preserve"> </w:t>
+      </w:r>
+      <w:r>
+        <w:t xml:space="preserve">previewing, that</w:t>
+      </w:r>
+      <w:r>
+        <w:t xml:space="preserve"> </w:t>
+      </w:r>
+      <w:r>
+        <w:rPr>
+          <w:b/>
+          <w:bCs/>
+        </w:rPr>
+        <w:t xml:space="preserve">never save anything to the live system</w:t>
+      </w:r>
+      <w:r>
+        <w:t xml:space="preserve">. Every word in the demo</w:t>
+      </w:r>
+      <w:r>
+        <w:t xml:space="preserve"> </w:t>
+      </w:r>
+      <w:r>
+        <w:t xml:space="preserve">is fake: lorem ipsum body text and made-up names. No real ICJIA person, topic,</w:t>
+      </w:r>
+      <w:r>
+        <w:t xml:space="preserve"> </w:t>
+      </w:r>
+      <w:r>
+        <w:t xml:space="preserve">grant, or finding is ever shown on a demo screen. It exists so the tool can be shown</w:t>
+      </w:r>
+      <w:r>
+        <w:t xml:space="preserve"> </w:t>
+      </w:r>
+      <w:r>
+        <w:t xml:space="preserve">to managers, reviewers, or leadership safely, with zero risk to live information and</w:t>
+      </w:r>
+      <w:r>
+        <w:t xml:space="preserve"> </w:t>
+      </w:r>
+      <w:r>
+        <w:t xml:space="preserve">no risk of real ICJIA content appearing in a screenshot or a walkthrough.</w:t>
+      </w:r>
+      <w:r>
+        <w:t xml:space="preserve"> </w:t>
+      </w:r>
+      <w:r>
+        <w:t xml:space="preserve">(This convenience login is temporary and is removed before the tool goes to</w:t>
+      </w:r>
+      <w:r>
+        <w:t xml:space="preserve"> </w:t>
+      </w:r>
+      <w:r>
+        <w:t xml:space="preserve">production — see Section 4, the candid note in Section 5, and the security note in</w:t>
+      </w:r>
+      <w:r>
+        <w:t xml:space="preserve"> </w:t>
+      </w:r>
+      <w:r>
+        <w:t xml:space="preserve">Section 6.)</w:t>
+      </w:r>
+    </w:p>
+    <w:p>
+      <w:pPr>
+        <w:pStyle w:val="BodyText"/>
+      </w:pPr>
+      <w:r>
+        <w:rPr>
+          <w:i/>
+          <w:iCs/>
+        </w:rPr>
+        <w:t xml:space="preserve">Receipt:</w:t>
+      </w:r>
+      <w:r>
+        <w:t xml:space="preserve"> </w:t>
+      </w:r>
+      <w:r>
+        <w:t xml:space="preserve">this is the demonstration you have been using to check every other item.</w:t>
+      </w:r>
+      <w:r>
+        <w:t xml:space="preserve"> </w:t>
+      </w:r>
+      <w:r>
+        <w:t xml:space="preserve">Open any sample article and you will see full multi-section body text, figures, and</w:t>
+      </w:r>
+      <w:r>
+        <w:t xml:space="preserve"> </w:t>
+      </w:r>
+      <w:r>
+        <w:t xml:space="preserve">footnotes — all entirely fabricated.</w:t>
+      </w:r>
+    </w:p>
+    <w:bookmarkEnd w:id="27"/>
+    <w:bookmarkStart w:id="28" w:name="h-built-but-waiting-to-be-switched-on"/>
+    <w:p>
+      <w:pPr>
+        <w:pStyle w:val="Heading3"/>
+      </w:pPr>
+      <w:r>
+        <w:t xml:space="preserve">(h) Built but waiting to be switched on</w:t>
+      </w:r>
+    </w:p>
+    <w:p>
+      <w:pPr>
+        <w:pStyle w:val="FirstParagraph"/>
+      </w:pPr>
+      <w:r>
+        <w:t xml:space="preserve">Three capabilities are</w:t>
+      </w:r>
+      <w:r>
+        <w:t xml:space="preserve"> </w:t>
+      </w:r>
+      <w:r>
+        <w:rPr>
+          <w:b/>
+          <w:bCs/>
+        </w:rPr>
+        <w:t xml:space="preserve">fully built and documented</w:t>
+      </w:r>
+      <w:r>
+        <w:t xml:space="preserve"> </w:t>
+      </w:r>
+      <w:r>
+        <w:t xml:space="preserve">but depend on a setup step</w:t>
+      </w:r>
+      <w:r>
+        <w:t xml:space="preserve"> </w:t>
+      </w:r>
+      <w:r>
+        <w:t xml:space="preserve">that only Research &amp; Analysis can perform, so they are described here as built and</w:t>
+      </w:r>
+      <w:r>
+        <w:t xml:space="preserve"> </w:t>
+      </w:r>
+      <w:r>
+        <w:t xml:space="preserve">listed again in Section 4 with the owner of the remaining step:</w:t>
+      </w:r>
+    </w:p>
+    <w:p>
+      <w:pPr>
+        <w:pStyle w:val="Compact"/>
+        <w:numPr>
+          <w:ilvl w:val="0"/>
+          <w:numId w:val="1005"/>
+        </w:numPr>
+      </w:pPr>
+      <w:r>
+        <w:rPr>
+          <w:b/>
+          <w:bCs/>
+        </w:rPr>
+        <w:t xml:space="preserve">First-login onboarding.</w:t>
+      </w:r>
+      <w:r>
+        <w:t xml:space="preserve"> </w:t>
+      </w:r>
+      <w:r>
+        <w:t xml:space="preserve">The first time an author signs in, the Studio asks for</w:t>
+      </w:r>
+      <w:r>
+        <w:t xml:space="preserve"> </w:t>
+      </w:r>
+      <w:r>
+        <w:t xml:space="preserve">a short profile — chiefly who their reviewer is, and their ICJIA center. The code</w:t>
+      </w:r>
+      <w:r>
+        <w:t xml:space="preserve"> </w:t>
+      </w:r>
+      <w:r>
+        <w:t xml:space="preserve">is built and, importantly,</w:t>
+      </w:r>
+      <w:r>
+        <w:t xml:space="preserve"> </w:t>
+      </w:r>
+      <w:r>
+        <w:rPr>
+          <w:b/>
+          <w:bCs/>
+        </w:rPr>
+        <w:t xml:space="preserve">safe in the meantime</w:t>
+      </w:r>
+      <w:r>
+        <w:t xml:space="preserve">: until Research &amp; Analysis</w:t>
+      </w:r>
+      <w:r>
+        <w:t xml:space="preserve"> </w:t>
+      </w:r>
+      <w:r>
+        <w:t xml:space="preserve">creates the matching storage type in the content system, onboarding stays</w:t>
+      </w:r>
+      <w:r>
+        <w:t xml:space="preserve"> </w:t>
+      </w:r>
+      <w:r>
+        <w:rPr>
+          <w:i/>
+          <w:iCs/>
+        </w:rPr>
+        <w:t xml:space="preserve">dormant</w:t>
+      </w:r>
+      <w:r>
+        <w:t xml:space="preserve"> </w:t>
+      </w:r>
+      <w:r>
+        <w:t xml:space="preserve">and the rest of the Studio works normally; the moment the type exists,</w:t>
+      </w:r>
+      <w:r>
+        <w:t xml:space="preserve"> </w:t>
+      </w:r>
+      <w:r>
+        <w:t xml:space="preserve">onboarding turns on automatically. It cannot lock anyone out by being half-finished.</w:t>
+      </w:r>
+    </w:p>
+    <w:p>
+      <w:pPr>
+        <w:pStyle w:val="Compact"/>
+        <w:numPr>
+          <w:ilvl w:val="0"/>
+          <w:numId w:val="1005"/>
+        </w:numPr>
+      </w:pPr>
+      <w:r>
+        <w:rPr>
+          <w:b/>
+          <w:bCs/>
+        </w:rPr>
+        <w:t xml:space="preserve">Publish + review-request email.</w:t>
+      </w:r>
+      <w:r>
+        <w:t xml:space="preserve"> </w:t>
+      </w:r>
+      <w:r>
+        <w:t xml:space="preserve">A</w:t>
+      </w:r>
+      <w:r>
+        <w:t xml:space="preserve"> </w:t>
+      </w:r>
+      <w:r>
+        <w:t xml:space="preserve">“Publish”</w:t>
+      </w:r>
+      <w:r>
+        <w:t xml:space="preserve"> </w:t>
+      </w:r>
+      <w:r>
+        <w:t xml:space="preserve">action, plus a button that emails a</w:t>
+      </w:r>
+      <w:r>
+        <w:t xml:space="preserve"> </w:t>
+      </w:r>
+      <w:r>
+        <w:t xml:space="preserve">reviewer a link to the exact preview of a draft, are built. The email sends through</w:t>
+      </w:r>
+      <w:r>
+        <w:t xml:space="preserve"> </w:t>
+      </w:r>
+      <w:r>
+        <w:rPr>
+          <w:b/>
+          <w:bCs/>
+        </w:rPr>
+        <w:t xml:space="preserve">Mailgun</w:t>
+      </w:r>
+      <w:r>
+        <w:t xml:space="preserve"> </w:t>
+      </w:r>
+      <w:r>
+        <w:t xml:space="preserve">(an email-delivery service) once its keys are supplied.</w:t>
+      </w:r>
+    </w:p>
+    <w:p>
+      <w:pPr>
+        <w:pStyle w:val="Compact"/>
+        <w:numPr>
+          <w:ilvl w:val="0"/>
+          <w:numId w:val="1005"/>
+        </w:numPr>
+      </w:pPr>
+      <w:r>
+        <w:rPr>
+          <w:b/>
+          <w:bCs/>
+        </w:rPr>
         <w:t xml:space="preserve">Automatic public-site rebuild on publish.</w:t>
       </w:r>
       <w:r>
@@ -3909,8 +4198,8 @@
         <w:t xml:space="preserve">documented; it is switched on by setting one connection in the content system.</w:t>
       </w:r>
     </w:p>
-    <w:bookmarkEnd w:id="27"/>
-    <w:bookmarkStart w:id="28" w:name="status-at-a-glance"/>
+    <w:bookmarkEnd w:id="28"/>
+    <w:bookmarkStart w:id="29" w:name="status-at-a-glance"/>
     <w:p>
       <w:pPr>
         <w:pStyle w:val="Heading3"/>
@@ -4172,18 +4461,18 @@
               <w:pStyle w:val="Compact"/>
             </w:pPr>
             <w:r>
-              <w:t xml:space="preserve">Document/PDF file upload</w:t>
-            </w:r>
-          </w:p>
-        </w:tc>
-        <w:tc>
-          <w:tcPr/>
-          <w:p>
-            <w:pPr>
-              <w:pStyle w:val="Compact"/>
-            </w:pPr>
-            <w:r>
-              <w:t xml:space="preserve">Simple report-file attachment</w:t>
+              <w:t xml:space="preserve">Body-image gallery (thumbnails → insert)</w:t>
+            </w:r>
+          </w:p>
+        </w:tc>
+        <w:tc>
+          <w:tcPr/>
+          <w:p>
+            <w:pPr>
+              <w:pStyle w:val="Compact"/>
+            </w:pPr>
+            <w:r>
+              <w:t xml:space="preserve">Stage multiple images, click to insert</w:t>
             </w:r>
           </w:p>
         </w:tc>
@@ -4211,18 +4500,18 @@
               <w:pStyle w:val="Compact"/>
             </w:pPr>
             <w:r>
-              <w:t xml:space="preserve">No-bloated-images rule</w:t>
-            </w:r>
-          </w:p>
-        </w:tc>
-        <w:tc>
-          <w:tcPr/>
-          <w:p>
-            <w:pPr>
-              <w:pStyle w:val="Compact"/>
-            </w:pPr>
-            <w:r>
-              <w:t xml:space="preserve">Images never stored as embedded text</w:t>
+              <w:t xml:space="preserve">Document/PDF file upload</w:t>
+            </w:r>
+          </w:p>
+        </w:tc>
+        <w:tc>
+          <w:tcPr/>
+          <w:p>
+            <w:pPr>
+              <w:pStyle w:val="Compact"/>
+            </w:pPr>
+            <w:r>
+              <w:t xml:space="preserve">Simple report-file attachment</w:t>
             </w:r>
           </w:p>
         </w:tc>
@@ -4250,18 +4539,18 @@
               <w:pStyle w:val="Compact"/>
             </w:pPr>
             <w:r>
-              <w:t xml:space="preserve">Save gate</w:t>
-            </w:r>
-          </w:p>
-        </w:tc>
-        <w:tc>
-          <w:tcPr/>
-          <w:p>
-            <w:pPr>
-              <w:pStyle w:val="Compact"/>
-            </w:pPr>
-            <w:r>
-              <w:t xml:space="preserve">Invalid or unsafe content can’t be saved</w:t>
+              <w:t xml:space="preserve">No-bloated-images rule</w:t>
+            </w:r>
+          </w:p>
+        </w:tc>
+        <w:tc>
+          <w:tcPr/>
+          <w:p>
+            <w:pPr>
+              <w:pStyle w:val="Compact"/>
+            </w:pPr>
+            <w:r>
+              <w:t xml:space="preserve">Images never stored as embedded text</w:t>
             </w:r>
           </w:p>
         </w:tc>
@@ -4289,24 +4578,18 @@
               <w:pStyle w:val="Compact"/>
             </w:pPr>
             <w:r>
-              <w:t xml:space="preserve">“Preview as published”</w:t>
-            </w:r>
-            <w:r>
-              <w:t xml:space="preserve"> </w:t>
-            </w:r>
-            <w:r>
-              <w:t xml:space="preserve">(TOC, end matter, Print)</w:t>
-            </w:r>
-          </w:p>
-        </w:tc>
-        <w:tc>
-          <w:tcPr/>
-          <w:p>
-            <w:pPr>
-              <w:pStyle w:val="Compact"/>
-            </w:pPr>
-            <w:r>
-              <w:t xml:space="preserve">Exactly what the public will see</w:t>
+              <w:t xml:space="preserve">Save gate</w:t>
+            </w:r>
+          </w:p>
+        </w:tc>
+        <w:tc>
+          <w:tcPr/>
+          <w:p>
+            <w:pPr>
+              <w:pStyle w:val="Compact"/>
+            </w:pPr>
+            <w:r>
+              <w:t xml:space="preserve">Invalid or unsafe content can’t be saved</w:t>
             </w:r>
           </w:p>
         </w:tc>
@@ -4334,18 +4617,24 @@
               <w:pStyle w:val="Compact"/>
             </w:pPr>
             <w:r>
-              <w:t xml:space="preserve">Shareable per-draft preview link</w:t>
-            </w:r>
-          </w:p>
-        </w:tc>
-        <w:tc>
-          <w:tcPr/>
-          <w:p>
-            <w:pPr>
-              <w:pStyle w:val="Compact"/>
-            </w:pPr>
-            <w:r>
-              <w:t xml:space="preserve">Reviewers open a specific draft directly</w:t>
+              <w:t xml:space="preserve">“Preview as published”</w:t>
+            </w:r>
+            <w:r>
+              <w:t xml:space="preserve"> </w:t>
+            </w:r>
+            <w:r>
+              <w:t xml:space="preserve">(TOC, end matter, Print)</w:t>
+            </w:r>
+          </w:p>
+        </w:tc>
+        <w:tc>
+          <w:tcPr/>
+          <w:p>
+            <w:pPr>
+              <w:pStyle w:val="Compact"/>
+            </w:pPr>
+            <w:r>
+              <w:t xml:space="preserve">Exactly what the public will see</w:t>
             </w:r>
           </w:p>
         </w:tc>
@@ -4373,18 +4662,18 @@
               <w:pStyle w:val="Compact"/>
             </w:pPr>
             <w:r>
-              <w:t xml:space="preserve">Paginated content list (newest first)</w:t>
-            </w:r>
-          </w:p>
-        </w:tc>
-        <w:tc>
-          <w:tcPr/>
-          <w:p>
-            <w:pPr>
-              <w:pStyle w:val="Compact"/>
-            </w:pPr>
-            <w:r>
-              <w:t xml:space="preserve">Find and track every item</w:t>
+              <w:t xml:space="preserve">Shareable per-draft preview link</w:t>
+            </w:r>
+          </w:p>
+        </w:tc>
+        <w:tc>
+          <w:tcPr/>
+          <w:p>
+            <w:pPr>
+              <w:pStyle w:val="Compact"/>
+            </w:pPr>
+            <w:r>
+              <w:t xml:space="preserve">Reviewers open a specific draft directly</w:t>
             </w:r>
           </w:p>
         </w:tc>
@@ -4412,18 +4701,18 @@
               <w:pStyle w:val="Compact"/>
             </w:pPr>
             <w:r>
-              <w:t xml:space="preserve">One-click sample article / app / dataset</w:t>
-            </w:r>
-          </w:p>
-        </w:tc>
-        <w:tc>
-          <w:tcPr/>
-          <w:p>
-            <w:pPr>
-              <w:pStyle w:val="Compact"/>
-            </w:pPr>
-            <w:r>
-              <w:t xml:space="preserve">Demonstrate on demand</w:t>
+              <w:t xml:space="preserve">Paginated content list (newest first)</w:t>
+            </w:r>
+          </w:p>
+        </w:tc>
+        <w:tc>
+          <w:tcPr/>
+          <w:p>
+            <w:pPr>
+              <w:pStyle w:val="Compact"/>
+            </w:pPr>
+            <w:r>
+              <w:t xml:space="preserve">Find and track every item</w:t>
             </w:r>
           </w:p>
         </w:tc>
@@ -4451,18 +4740,18 @@
               <w:pStyle w:val="Compact"/>
             </w:pPr>
             <w:r>
-              <w:t xml:space="preserve">Light/dark mode + ICJIA logo</w:t>
-            </w:r>
-          </w:p>
-        </w:tc>
-        <w:tc>
-          <w:tcPr/>
-          <w:p>
-            <w:pPr>
-              <w:pStyle w:val="Compact"/>
-            </w:pPr>
-            <w:r>
-              <w:t xml:space="preserve">Comfortable, on-brand</w:t>
+              <w:t xml:space="preserve">One-click sample article / app / dataset</w:t>
+            </w:r>
+          </w:p>
+        </w:tc>
+        <w:tc>
+          <w:tcPr/>
+          <w:p>
+            <w:pPr>
+              <w:pStyle w:val="Compact"/>
+            </w:pPr>
+            <w:r>
+              <w:t xml:space="preserve">Demonstrate on demand</w:t>
             </w:r>
           </w:p>
         </w:tc>
@@ -4490,36 +4779,18 @@
               <w:pStyle w:val="Compact"/>
             </w:pPr>
             <w:r>
-              <w:t xml:space="preserve">Self-contained Demo Mode (</w:t>
-            </w:r>
-            <w:r>
-              <w:rPr>
-                <w:rStyle w:val="VerbatimChar"/>
-              </w:rPr>
-              <w:t xml:space="preserve">admin</w:t>
-            </w:r>
-            <w:r>
-              <w:t xml:space="preserve">/</w:t>
-            </w:r>
-            <w:r>
-              <w:rPr>
-                <w:rStyle w:val="VerbatimChar"/>
-              </w:rPr>
-              <w:t xml:space="preserve">admin</w:t>
-            </w:r>
-            <w:r>
-              <w:t xml:space="preserve">)</w:t>
-            </w:r>
-          </w:p>
-        </w:tc>
-        <w:tc>
-          <w:tcPr/>
-          <w:p>
-            <w:pPr>
-              <w:pStyle w:val="Compact"/>
-            </w:pPr>
-            <w:r>
-              <w:t xml:space="preserve">Show the tool safely, no live saves</w:t>
+              <w:t xml:space="preserve">Light/dark mode + ICJIA logo</w:t>
+            </w:r>
+          </w:p>
+        </w:tc>
+        <w:tc>
+          <w:tcPr/>
+          <w:p>
+            <w:pPr>
+              <w:pStyle w:val="Compact"/>
+            </w:pPr>
+            <w:r>
+              <w:t xml:space="preserve">Comfortable, on-brand</w:t>
             </w:r>
           </w:p>
         </w:tc>
@@ -4536,6 +4807,63 @@
               </w:rPr>
               <w:t xml:space="preserve">Built</w:t>
             </w:r>
+          </w:p>
+        </w:tc>
+      </w:tr>
+      <w:tr>
+        <w:tc>
+          <w:tcPr/>
+          <w:p>
+            <w:pPr>
+              <w:pStyle w:val="Compact"/>
+            </w:pPr>
+            <w:r>
+              <w:t xml:space="preserve">Self-contained Demo Mode (</w:t>
+            </w:r>
+            <w:r>
+              <w:rPr>
+                <w:rStyle w:val="VerbatimChar"/>
+              </w:rPr>
+              <w:t xml:space="preserve">admin</w:t>
+            </w:r>
+            <w:r>
+              <w:t xml:space="preserve">/</w:t>
+            </w:r>
+            <w:r>
+              <w:rPr>
+                <w:rStyle w:val="VerbatimChar"/>
+              </w:rPr>
+              <w:t xml:space="preserve">admin</w:t>
+            </w:r>
+            <w:r>
+              <w:t xml:space="preserve">)</w:t>
+            </w:r>
+          </w:p>
+        </w:tc>
+        <w:tc>
+          <w:tcPr/>
+          <w:p>
+            <w:pPr>
+              <w:pStyle w:val="Compact"/>
+            </w:pPr>
+            <w:r>
+              <w:t xml:space="preserve">200+ full-length phony articles; no live saves</w:t>
+            </w:r>
+          </w:p>
+        </w:tc>
+        <w:tc>
+          <w:tcPr/>
+          <w:p>
+            <w:pPr>
+              <w:pStyle w:val="Compact"/>
+            </w:pPr>
+            <w:r>
+              <w:rPr>
+                <w:b/>
+                <w:bCs/>
+              </w:rPr>
+              <w:t xml:space="preserve">Built</w:t>
+            </w:r>
             <w:r>
               <w:t xml:space="preserve"> </w:t>
             </w:r>
@@ -4670,9 +4998,9 @@
         </w:pict>
       </w:r>
     </w:p>
-    <w:bookmarkEnd w:id="28"/>
     <w:bookmarkEnd w:id="29"/>
-    <w:bookmarkStart w:id="30" w:name="whats-still-ahead"/>
+    <w:bookmarkEnd w:id="30"/>
+    <w:bookmarkStart w:id="31" w:name="whats-still-ahead"/>
     <w:p>
       <w:pPr>
         <w:pStyle w:val="Heading2"/>
@@ -5352,8 +5680,8 @@
         </w:pict>
       </w:r>
     </w:p>
-    <w:bookmarkEnd w:id="30"/>
-    <w:bookmarkStart w:id="32" w:name="how-we-work-and-why-you-can-trust-it"/>
+    <w:bookmarkEnd w:id="31"/>
+    <w:bookmarkStart w:id="33" w:name="how-we-work-and-why-you-can-trust-it"/>
     <w:p>
       <w:pPr>
         <w:pStyle w:val="Heading2"/>
@@ -5408,7 +5736,7 @@
       <w:pPr>
         <w:numPr>
           <w:ilvl w:val="0"/>
-          <w:numId w:val="1005"/>
+          <w:numId w:val="1006"/>
         </w:numPr>
       </w:pPr>
       <w:r>
@@ -5513,7 +5841,7 @@
       <w:pPr>
         <w:numPr>
           <w:ilvl w:val="0"/>
-          <w:numId w:val="1005"/>
+          <w:numId w:val="1006"/>
         </w:numPr>
       </w:pPr>
       <w:r>
@@ -5572,7 +5900,7 @@
       <w:pPr>
         <w:numPr>
           <w:ilvl w:val="0"/>
-          <w:numId w:val="1005"/>
+          <w:numId w:val="1006"/>
         </w:numPr>
       </w:pPr>
       <w:r>
@@ -5788,7 +6116,7 @@
           <w:b/>
           <w:bCs/>
         </w:rPr>
-        <w:t xml:space="preserve">325 automated tests, all passing</w:t>
+        <w:t xml:space="preserve">375 automated tests, all passing</w:t>
       </w:r>
       <w:r>
         <w:t xml:space="preserve">, across the sign-in and roles, the</w:t>
@@ -5848,7 +6176,7 @@
         <w:t xml:space="preserve">entire reason to rebuild on a modern foundation in the first place.</w:t>
       </w:r>
     </w:p>
-    <w:bookmarkStart w:id="31" w:name="answering-the-skeptic-directly"/>
+    <w:bookmarkStart w:id="32" w:name="answering-the-skeptic-directly"/>
     <w:p>
       <w:pPr>
         <w:pStyle w:val="Heading3"/>
@@ -5869,7 +6197,7 @@
       <w:pPr>
         <w:numPr>
           <w:ilvl w:val="0"/>
-          <w:numId w:val="1006"/>
+          <w:numId w:val="1007"/>
         </w:numPr>
       </w:pPr>
       <w:r>
@@ -5982,7 +6310,7 @@
       <w:pPr>
         <w:numPr>
           <w:ilvl w:val="0"/>
-          <w:numId w:val="1006"/>
+          <w:numId w:val="1007"/>
         </w:numPr>
       </w:pPr>
       <w:r>
@@ -6042,7 +6370,7 @@
         <w:t xml:space="preserve"> </w:t>
       </w:r>
       <w:r>
-        <w:t xml:space="preserve">re-proves 325 promises every time the code changes; and</w:t>
+        <w:t xml:space="preserve">re-proves 375 promises every time the code changes; and</w:t>
       </w:r>
       <w:r>
         <w:t xml:space="preserve"> </w:t>
@@ -6054,20 +6382,26 @@
         <w:t xml:space="preserve"> </w:t>
       </w:r>
       <w:r>
-        <w:t xml:space="preserve">record. Trust here is something you can check, not something you are asked to</w:t>
-      </w:r>
-      <w:r>
-        <w:t xml:space="preserve"> </w:t>
-      </w:r>
-      <w:r>
-        <w:t xml:space="preserve">grant.</w:t>
+        <w:t xml:space="preserve">record. The tool has also been through an independent red/blue-team security audit</w:t>
+      </w:r>
+      <w:r>
+        <w:t xml:space="preserve"> </w:t>
+      </w:r>
+      <w:r>
+        <w:t xml:space="preserve">(Section 6) — zero critical issues found. Trust here is something you can check,</w:t>
+      </w:r>
+      <w:r>
+        <w:t xml:space="preserve"> </w:t>
+      </w:r>
+      <w:r>
+        <w:t xml:space="preserve">not something you are asked to grant.</w:t>
       </w:r>
     </w:p>
     <w:p>
       <w:pPr>
         <w:numPr>
           <w:ilvl w:val="0"/>
-          <w:numId w:val="1006"/>
+          <w:numId w:val="1007"/>
         </w:numPr>
       </w:pPr>
       <w:r>
@@ -6256,78 +6590,391 @@
         </w:pict>
       </w:r>
     </w:p>
-    <w:bookmarkEnd w:id="31"/>
     <w:bookmarkEnd w:id="32"/>
-    <w:bookmarkStart w:id="40" w:name="appendix-for-the-technically-curious"/>
+    <w:bookmarkEnd w:id="33"/>
+    <w:bookmarkStart w:id="34" w:name="security-independent-audit"/>
     <w:p>
       <w:pPr>
         <w:pStyle w:val="Heading2"/>
       </w:pPr>
       <w:r>
-        <w:t xml:space="preserve">6. Appendix — for the technically curious</w:t>
+        <w:t xml:space="preserve">6. Security &amp; independent audit</w:t>
       </w:r>
     </w:p>
     <w:p>
       <w:pPr>
         <w:pStyle w:val="FirstParagraph"/>
       </w:pPr>
+      <w:r>
+        <w:t xml:space="preserve">The two areas most likely to hurt a content tool — turning author text into a web</w:t>
+      </w:r>
+      <w:r>
+        <w:t xml:space="preserve"> </w:t>
+      </w:r>
+      <w:r>
+        <w:t xml:space="preserve">page, and handling links/files — are each funneled through a single, hardened,</w:t>
+      </w:r>
+      <w:r>
+        <w:t xml:space="preserve"> </w:t>
+      </w:r>
+      <w:r>
+        <w:t xml:space="preserve">well-tested piece of code, so there is one place to get right rather than many.</w:t>
+      </w:r>
+      <w:r>
+        <w:t xml:space="preserve"> </w:t>
+      </w:r>
+      <w:r>
+        <w:t xml:space="preserve">Sign-in goes through Strapi’s staff accounts (the same system that holds the</w:t>
+      </w:r>
+      <w:r>
+        <w:t xml:space="preserve"> </w:t>
+      </w:r>
+      <w:r>
+        <w:t xml:space="preserve">content); the Studio itself never makes the final security decision — Strapi</w:t>
+      </w:r>
+      <w:r>
+        <w:t xml:space="preserve"> </w:t>
+      </w:r>
+      <w:r>
+        <w:t xml:space="preserve">re-checks every request on the server, so a tampered browser cannot publish or see</w:t>
+      </w:r>
+      <w:r>
+        <w:t xml:space="preserve"> </w:t>
+      </w:r>
+      <w:r>
+        <w:t xml:space="preserve">anything it shouldn’t.</w:t>
+      </w:r>
+    </w:p>
+    <w:p>
+      <w:pPr>
+        <w:pStyle w:val="BodyText"/>
+      </w:pPr>
+      <w:r>
+        <w:rPr>
+          <w:b/>
+          <w:bCs/>
+        </w:rPr>
+        <w:t xml:space="preserve">Independent red / blue team audit (2026-06-21).</w:t>
+      </w:r>
+      <w:r>
+        <w:t xml:space="preserve"> </w:t>
+      </w:r>
+      <w:r>
+        <w:t xml:space="preserve">A full adversarial review</w:t>
+      </w:r>
+      <w:r>
+        <w:t xml:space="preserve"> </w:t>
+      </w:r>
+      <w:r>
+        <w:t xml:space="preserve">(try-to-break-it</w:t>
+      </w:r>
+      <w:r>
+        <w:t xml:space="preserve"> </w:t>
+      </w:r>
       <w:r>
         <w:rPr>
           <w:i/>
           <w:iCs/>
         </w:rPr>
-        <w:t xml:space="preserve">This appendix is optional. Everything a non-technical reader needs is in Sections</w:t>
-      </w:r>
+        <w:t xml:space="preserve">and</w:t>
+      </w:r>
+      <w:r>
+        <w:t xml:space="preserve"> </w:t>
+      </w:r>
+      <w:r>
+        <w:t xml:space="preserve">verify-the-defenses) found</w:t>
+      </w:r>
+      <w:r>
+        <w:t xml:space="preserve"> </w:t>
+      </w:r>
+      <w:r>
+        <w:rPr>
+          <w:b/>
+          <w:bCs/>
+        </w:rPr>
+        <w:t xml:space="preserve">zero critical issues</w:t>
+      </w:r>
+      <w:r>
+        <w:t xml:space="preserve"> </w:t>
+      </w:r>
+      <w:r>
+        <w:t xml:space="preserve">and</w:t>
+      </w:r>
+      <w:r>
+        <w:t xml:space="preserve"> </w:t>
+      </w:r>
+      <w:r>
+        <w:t xml:space="preserve">nothing exploitable in the production path. The graded findings were hardening</w:t>
+      </w:r>
+      <w:r>
+        <w:t xml:space="preserve"> </w:t>
+      </w:r>
+      <w:r>
+        <w:t xml:space="preserve">items, not holes — and</w:t>
+      </w:r>
+      <w:r>
+        <w:t xml:space="preserve"> </w:t>
+      </w:r>
+      <w:r>
+        <w:rPr>
+          <w:b/>
+          <w:bCs/>
+        </w:rPr>
+        <w:t xml:space="preserve">every in-repo finding is now fixed and covered by</w:t>
+      </w:r>
+      <w:r>
+        <w:rPr>
+          <w:b/>
+          <w:bCs/>
+        </w:rPr>
+        <w:t xml:space="preserve"> </w:t>
+      </w:r>
+      <w:r>
+        <w:rPr>
+          <w:b/>
+          <w:bCs/>
+        </w:rPr>
+        <w:t xml:space="preserve">automated tests (375 of them)</w:t>
+      </w:r>
+      <w:r>
+        <w:t xml:space="preserve">. The full report lives in the repository</w:t>
+      </w:r>
+      <w:r>
+        <w:t xml:space="preserve"> </w:t>
+      </w:r>
+      <w:r>
+        <w:t xml:space="preserve">(</w:t>
+      </w:r>
+      <w:r>
+        <w:rPr>
+          <w:rStyle w:val="VerbatimChar"/>
+        </w:rPr>
+        <w:t xml:space="preserve">docs/security-audit.md</w:t>
+      </w:r>
+      <w:r>
+        <w:t xml:space="preserve">), and the README keeps a running log of every audit so</w:t>
+      </w:r>
+      <w:r>
+        <w:t xml:space="preserve"> </w:t>
+      </w:r>
+      <w:r>
+        <w:t xml:space="preserve">the review history is visible at a glance.</w:t>
+      </w:r>
+    </w:p>
+    <w:p>
+      <w:pPr>
+        <w:pStyle w:val="Compact"/>
+        <w:numPr>
+          <w:ilvl w:val="0"/>
+          <w:numId w:val="1008"/>
+        </w:numPr>
+      </w:pPr>
+      <w:r>
+        <w:rPr>
+          <w:b/>
+          <w:bCs/>
+        </w:rPr>
+        <w:t xml:space="preserve">Receipt:</w:t>
+      </w:r>
+      <w:r>
+        <w:t xml:space="preserve"> </w:t>
+      </w:r>
+      <w:r>
+        <w:t xml:space="preserve">open</w:t>
+      </w:r>
+      <w:r>
+        <w:t xml:space="preserve"> </w:t>
+      </w:r>
+      <w:r>
+        <w:rPr>
+          <w:rStyle w:val="VerbatimChar"/>
+        </w:rPr>
+        <w:t xml:space="preserve">docs/security-audit.md</w:t>
+      </w:r>
+      <w:r>
+        <w:t xml:space="preserve"> </w:t>
+      </w:r>
+      <w:r>
+        <w:t xml:space="preserve">— each finding names the exact file,</w:t>
+      </w:r>
+      <w:r>
+        <w:t xml:space="preserve"> </w:t>
+      </w:r>
+      <w:r>
+        <w:t xml:space="preserve">the attack, the existing defense, and the fix.</w:t>
+      </w:r>
+    </w:p>
+    <w:p>
+      <w:pPr>
+        <w:pStyle w:val="Compact"/>
+        <w:numPr>
+          <w:ilvl w:val="0"/>
+          <w:numId w:val="1008"/>
+        </w:numPr>
+      </w:pPr>
+      <w:r>
+        <w:rPr>
+          <w:b/>
+          <w:bCs/>
+        </w:rPr>
+        <w:t xml:space="preserve">The demo login</w:t>
+      </w:r>
+      <w:r>
+        <w:t xml:space="preserve"> </w:t>
+      </w:r>
+      <w:r>
+        <w:t xml:space="preserve">(</w:t>
+      </w:r>
+      <w:r>
+        <w:rPr>
+          <w:rStyle w:val="VerbatimChar"/>
+        </w:rPr>
+        <w:t xml:space="preserve">admin / admin</w:t>
+      </w:r>
+      <w:r>
+        <w:t xml:space="preserve">) is a deliberate development/demo convenience</w:t>
+      </w:r>
+      <w:r>
+        <w:t xml:space="preserve"> </w:t>
+      </w:r>
+      <w:r>
+        <w:t xml:space="preserve">that is automatically removed from the production build; it is labeled as such on</w:t>
+      </w:r>
+      <w:r>
+        <w:t xml:space="preserve"> </w:t>
+      </w:r>
+      <w:r>
+        <w:t xml:space="preserve">the sign-in screen and documented in the audit. The live site authenticates</w:t>
+      </w:r>
+      <w:r>
+        <w:t xml:space="preserve"> </w:t>
+      </w:r>
+      <w:r>
+        <w:rPr>
+          <w:b/>
+          <w:bCs/>
+        </w:rPr>
+        <w:t xml:space="preserve">only</w:t>
+      </w:r>
+      <w:r>
+        <w:t xml:space="preserve"> </w:t>
+      </w:r>
+      <w:r>
+        <w:t xml:space="preserve">through Strapi staff accounts.</w:t>
+      </w:r>
+    </w:p>
+    <w:p>
+      <w:pPr>
+        <w:pStyle w:val="Compact"/>
+        <w:numPr>
+          <w:ilvl w:val="0"/>
+          <w:numId w:val="1008"/>
+        </w:numPr>
+      </w:pPr>
+      <w:r>
+        <w:rPr>
+          <w:b/>
+          <w:bCs/>
+        </w:rPr>
+        <w:t xml:space="preserve">Before go-live:</w:t>
+      </w:r>
+      <w:r>
+        <w:t xml:space="preserve"> </w:t>
+      </w:r>
+      <w:r>
+        <w:t xml:space="preserve">confirm the security headers / CSP on a deploy preview, set</w:t>
+      </w:r>
+      <w:r>
+        <w:t xml:space="preserve"> </w:t>
+      </w:r>
+      <w:r>
+        <w:t xml:space="preserve">the email + publish keys, verify Strapi’s role permissions, and remove the demo</w:t>
+      </w:r>
+      <w:r>
+        <w:t xml:space="preserve"> </w:t>
+      </w:r>
+      <w:r>
+        <w:t xml:space="preserve">login — a short, documented checklist.</w:t>
+      </w:r>
+    </w:p>
+    <w:p>
+      <w:r>
+        <w:pict>
+          <v:rect style="width:0;height:1.5pt" o:hralign="center" o:hrstd="t" o:hr="t"/>
+        </w:pict>
+      </w:r>
+    </w:p>
+    <w:bookmarkEnd w:id="34"/>
+    <w:bookmarkStart w:id="42" w:name="appendix-for-the-technically-curious"/>
+    <w:p>
+      <w:pPr>
+        <w:pStyle w:val="Heading2"/>
+      </w:pPr>
+      <w:r>
+        <w:t xml:space="preserve">7. Appendix — for the technically curious</w:t>
+      </w:r>
+    </w:p>
+    <w:p>
+      <w:pPr>
+        <w:pStyle w:val="FirstParagraph"/>
+      </w:pPr>
       <w:r>
         <w:rPr>
           <w:i/>
           <w:iCs/>
         </w:rPr>
-        <w:t xml:space="preserve"> </w:t>
+        <w:t xml:space="preserve">This appendix is optional. Everything a non-technical reader needs is in Sections</w:t>
       </w:r>
       <w:r>
         <w:rPr>
           <w:i/>
           <w:iCs/>
         </w:rPr>
-        <w:t xml:space="preserve">1–5. What follows condenses the architecture and the implementation plan for</w:t>
+        <w:t xml:space="preserve"> </w:t>
       </w:r>
       <w:r>
         <w:rPr>
           <w:i/>
           <w:iCs/>
         </w:rPr>
-        <w:t xml:space="preserve"> </w:t>
+        <w:t xml:space="preserve">1–6. What follows condenses the architecture and the implementation plan for</w:t>
       </w:r>
       <w:r>
         <w:rPr>
           <w:i/>
           <w:iCs/>
         </w:rPr>
-        <w:t xml:space="preserve">readers who want the deeper detail, and is where the remaining technical terms</w:t>
+        <w:t xml:space="preserve"> </w:t>
       </w:r>
       <w:r>
         <w:rPr>
           <w:i/>
           <w:iCs/>
         </w:rPr>
-        <w:t xml:space="preserve"> </w:t>
+        <w:t xml:space="preserve">readers who want the deeper detail, and is where the remaining technical terms</w:t>
       </w:r>
       <w:r>
         <w:rPr>
           <w:i/>
           <w:iCs/>
         </w:rPr>
+        <w:t xml:space="preserve"> </w:t>
+      </w:r>
+      <w:r>
+        <w:rPr>
+          <w:i/>
+          <w:iCs/>
+        </w:rPr>
         <w:t xml:space="preserve">live.</w:t>
       </w:r>
     </w:p>
-    <w:bookmarkStart w:id="33" w:name="at-a-glance"/>
+    <w:bookmarkStart w:id="35" w:name="at-a-glance"/>
     <w:p>
       <w:pPr>
         <w:pStyle w:val="Heading3"/>
       </w:pPr>
       <w:r>
-        <w:t xml:space="preserve">6.1 At a glance</w:t>
+        <w:t xml:space="preserve">7.1 At a glance</w:t>
       </w:r>
     </w:p>
     <w:p>
@@ -6533,14 +7180,14 @@
         <w:t xml:space="preserve">source of truth for what is live.</w:t>
       </w:r>
     </w:p>
-    <w:bookmarkEnd w:id="33"/>
-    <w:bookmarkStart w:id="34" w:name="the-end-to-end-lifecycle"/>
+    <w:bookmarkEnd w:id="35"/>
+    <w:bookmarkStart w:id="36" w:name="the-end-to-end-lifecycle"/>
     <w:p>
       <w:pPr>
         <w:pStyle w:val="Heading3"/>
       </w:pPr>
       <w:r>
-        <w:t xml:space="preserve">6.2 The end-to-end lifecycle</w:t>
+        <w:t xml:space="preserve">7.2 The end-to-end lifecycle</w:t>
       </w:r>
     </w:p>
     <w:p>
@@ -6739,14 +7386,14 @@
         <w:t xml:space="preserve">                                                                      (~1-2 min)</w:t>
       </w:r>
     </w:p>
-    <w:bookmarkEnd w:id="34"/>
-    <w:bookmarkStart w:id="35" w:name="why-a-rebuild-old-tool-new-studio"/>
+    <w:bookmarkEnd w:id="36"/>
+    <w:bookmarkStart w:id="37" w:name="why-a-rebuild-old-tool-new-studio"/>
     <w:p>
       <w:pPr>
         <w:pStyle w:val="Heading3"/>
       </w:pPr>
       <w:r>
-        <w:t xml:space="preserve">6.3 Why a rebuild (old tool → new Studio)</w:t>
+        <w:t xml:space="preserve">7.3 Why a rebuild (old tool → new Studio)</w:t>
       </w:r>
     </w:p>
     <w:tbl>
@@ -7036,21 +7683,21 @@
         <w:t xml:space="preserve">codebase is retained only as a reference for what each field means.</w:t>
       </w:r>
     </w:p>
-    <w:bookmarkEnd w:id="35"/>
-    <w:bookmarkStart w:id="36" w:name="what-is-built-in-technical-terms"/>
+    <w:bookmarkEnd w:id="37"/>
+    <w:bookmarkStart w:id="38" w:name="what-is-built-in-technical-terms"/>
     <w:p>
       <w:pPr>
         <w:pStyle w:val="Heading3"/>
       </w:pPr>
       <w:r>
-        <w:t xml:space="preserve">6.4 What is built, in technical terms</w:t>
+        <w:t xml:space="preserve">7.4 What is built, in technical terms</w:t>
       </w:r>
     </w:p>
     <w:p>
       <w:pPr>
         <w:numPr>
           <w:ilvl w:val="0"/>
-          <w:numId w:val="1007"/>
+          <w:numId w:val="1009"/>
         </w:numPr>
       </w:pPr>
       <w:r>
@@ -7210,7 +7857,7 @@
       <w:pPr>
         <w:numPr>
           <w:ilvl w:val="0"/>
-          <w:numId w:val="1007"/>
+          <w:numId w:val="1009"/>
         </w:numPr>
       </w:pPr>
       <w:r>
@@ -7288,7 +7935,7 @@
       <w:pPr>
         <w:numPr>
           <w:ilvl w:val="0"/>
-          <w:numId w:val="1007"/>
+          <w:numId w:val="1009"/>
         </w:numPr>
       </w:pPr>
       <w:r>
@@ -7361,7 +8008,7 @@
       <w:pPr>
         <w:numPr>
           <w:ilvl w:val="0"/>
-          <w:numId w:val="1007"/>
+          <w:numId w:val="1009"/>
         </w:numPr>
       </w:pPr>
       <w:r>
@@ -7442,21 +8089,21 @@
         <w:t xml:space="preserve">lists drafts; the publish action itself is planned).</w:t>
       </w:r>
     </w:p>
-    <w:bookmarkEnd w:id="36"/>
-    <w:bookmarkStart w:id="37" w:name="what-is-planned-in-technical-terms"/>
+    <w:bookmarkEnd w:id="38"/>
+    <w:bookmarkStart w:id="39" w:name="what-is-planned-in-technical-terms"/>
     <w:p>
       <w:pPr>
         <w:pStyle w:val="Heading3"/>
       </w:pPr>
       <w:r>
-        <w:t xml:space="preserve">6.5 What is planned, in technical terms</w:t>
+        <w:t xml:space="preserve">7.5 What is planned, in technical terms</w:t>
       </w:r>
     </w:p>
     <w:p>
       <w:pPr>
         <w:numPr>
           <w:ilvl w:val="0"/>
-          <w:numId w:val="1008"/>
+          <w:numId w:val="1010"/>
         </w:numPr>
       </w:pPr>
       <w:r>
@@ -7507,7 +8154,7 @@
       <w:pPr>
         <w:numPr>
           <w:ilvl w:val="0"/>
-          <w:numId w:val="1008"/>
+          <w:numId w:val="1010"/>
         </w:numPr>
       </w:pPr>
       <w:r>
@@ -7586,7 +8233,7 @@
       <w:pPr>
         <w:numPr>
           <w:ilvl w:val="0"/>
-          <w:numId w:val="1008"/>
+          <w:numId w:val="1010"/>
         </w:numPr>
       </w:pPr>
       <w:r>
@@ -7619,7 +8266,7 @@
       <w:pPr>
         <w:numPr>
           <w:ilvl w:val="0"/>
-          <w:numId w:val="1008"/>
+          <w:numId w:val="1010"/>
         </w:numPr>
       </w:pPr>
       <w:r>
@@ -7666,14 +8313,14 @@
         <w:t xml:space="preserve">demo.</w:t>
       </w:r>
     </w:p>
-    <w:bookmarkEnd w:id="37"/>
-    <w:bookmarkStart w:id="38" w:name="open-items-being-tracked"/>
+    <w:bookmarkEnd w:id="39"/>
+    <w:bookmarkStart w:id="40" w:name="open-items-being-tracked"/>
     <w:p>
       <w:pPr>
         <w:pStyle w:val="Heading3"/>
       </w:pPr>
       <w:r>
-        <w:t xml:space="preserve">6.6 Open items being tracked</w:t>
+        <w:t xml:space="preserve">7.6 Open items being tracked</w:t>
       </w:r>
     </w:p>
     <w:p>
@@ -7983,14 +8630,14 @@
         <w:t xml:space="preserve">proxy that verifies the caller before firing).</w:t>
       </w:r>
     </w:p>
-    <w:bookmarkEnd w:id="38"/>
-    <w:bookmarkStart w:id="39" w:name="glossary"/>
+    <w:bookmarkEnd w:id="40"/>
+    <w:bookmarkStart w:id="41" w:name="glossary"/>
     <w:p>
       <w:pPr>
         <w:pStyle w:val="Heading3"/>
       </w:pPr>
       <w:r>
-        <w:t xml:space="preserve">6.7 Glossary</w:t>
+        <w:t xml:space="preserve">7.7 Glossary</w:t>
       </w:r>
     </w:p>
     <w:tbl>
@@ -8639,9 +9286,9 @@
         <w:t xml:space="preserve">Nothing described here is live to the public yet.</w:t>
       </w:r>
     </w:p>
-    <w:bookmarkEnd w:id="39"/>
-    <w:bookmarkEnd w:id="40"/>
     <w:bookmarkEnd w:id="41"/>
+    <w:bookmarkEnd w:id="42"/>
+    <w:bookmarkEnd w:id="43"/>
     <w:sectPr>
       <w:footnotePr>
         <w:numRestart w:val="eachSect"/>
@@ -8880,6 +9527,12 @@
     <w:abstractNumId w:val="991"/>
   </w:num>
   <w:num w:numId="1008">
+    <w:abstractNumId w:val="991"/>
+  </w:num>
+  <w:num w:numId="1009">
+    <w:abstractNumId w:val="991"/>
+  </w:num>
+  <w:num w:numId="1010">
     <w:abstractNumId w:val="991"/>
   </w:num>
 </w:numbering>

--- a/docs/ICJIA-Research-Hub-Studio-2026-Design-and-Implementation-Spec.docx
+++ b/docs/ICJIA-Research-Hub-Studio-2026-Design-and-Implementation-Spec.docx
@@ -2,22 +2,31 @@
 <file path=word/document.xml><?xml version="1.0" encoding="utf-8"?>
 <w:document xmlns:w="http://schemas.openxmlformats.org/wordprocessingml/2006/main" xmlns:m="http://schemas.openxmlformats.org/officeDocument/2006/math" xmlns:r="http://schemas.openxmlformats.org/officeDocument/2006/relationships" xmlns:o="urn:schemas-microsoft-com:office:office" xmlns:v="urn:schemas-microsoft-com:vml" xmlns:w10="urn:schemas-microsoft-com:office:word" xmlns:a="http://schemas.openxmlformats.org/drawingml/2006/main" xmlns:pic="http://schemas.openxmlformats.org/drawingml/2006/picture" xmlns:wp="http://schemas.openxmlformats.org/drawingml/2006/wordprocessingDrawing">
   <w:body>
-    <w:bookmarkStart w:id="43" w:name="icjia-research-hub-studio-2026"/>
+    <w:bookmarkStart w:id="45" w:name="hub-studio-2.0"/>
     <w:p>
       <w:pPr>
         <w:pStyle w:val="Heading1"/>
       </w:pPr>
       <w:r>
-        <w:t xml:space="preserve">ICJIA Research Hub Studio 2026</w:t>
-      </w:r>
-    </w:p>
-    <w:bookmarkStart w:id="9" w:name="design-implementation-specification"/>
+        <w:t xml:space="preserve">Hub Studio 2.0</w:t>
+      </w:r>
+    </w:p>
+    <w:bookmarkStart w:id="10" w:name="X92228e55371593ead34fa7d1c85617ef25dcf83"/>
     <w:p>
       <w:pPr>
         <w:pStyle w:val="Heading2"/>
       </w:pPr>
       <w:r>
-        <w:t xml:space="preserve">Design &amp; Implementation Specification</w:t>
+        <w:t xml:space="preserve">ICJIA Research Hub Studio — Design &amp; Implementation Specification</w:t>
+      </w:r>
+    </w:p>
+    <w:bookmarkStart w:id="9" w:name="X3bf88b0e077b97421c2b1a728a1132cf9aafa01"/>
+    <w:p>
+      <w:pPr>
+        <w:pStyle w:val="Heading3"/>
+      </w:pPr>
+      <w:r>
+        <w:t xml:space="preserve">A component of the Hub 2.0 publishing project (the modernization of the ICJIA Research Hub)</w:t>
       </w:r>
     </w:p>
     <w:tbl>
@@ -71,6 +80,88 @@
                 <w:b/>
                 <w:bCs/>
               </w:rPr>
+              <w:t xml:space="preserve">Part of</w:t>
+            </w:r>
+          </w:p>
+        </w:tc>
+        <w:tc>
+          <w:tcPr/>
+          <w:p>
+            <w:pPr>
+              <w:pStyle w:val="Compact"/>
+            </w:pPr>
+            <w:r>
+              <w:t xml:space="preserve">The</w:t>
+            </w:r>
+            <w:r>
+              <w:t xml:space="preserve"> </w:t>
+            </w:r>
+            <w:r>
+              <w:rPr>
+                <w:b/>
+                <w:bCs/>
+              </w:rPr>
+              <w:t xml:space="preserve">Hub 2.0 publishing project</w:t>
+            </w:r>
+            <w:r>
+              <w:t xml:space="preserve"> </w:t>
+            </w:r>
+            <w:r>
+              <w:t xml:space="preserve">— the modernization of the ICJIA Research Hub</w:t>
+            </w:r>
+          </w:p>
+        </w:tc>
+      </w:tr>
+      <w:tr>
+        <w:tc>
+          <w:tcPr/>
+          <w:p>
+            <w:pPr>
+              <w:pStyle w:val="Compact"/>
+            </w:pPr>
+            <w:r>
+              <w:rPr>
+                <w:b/>
+                <w:bCs/>
+              </w:rPr>
+              <w:t xml:space="preserve">This component</w:t>
+            </w:r>
+          </w:p>
+        </w:tc>
+        <w:tc>
+          <w:tcPr/>
+          <w:p>
+            <w:pPr>
+              <w:pStyle w:val="Compact"/>
+            </w:pPr>
+            <w:r>
+              <w:rPr>
+                <w:b/>
+                <w:bCs/>
+              </w:rPr>
+              <w:t xml:space="preserve">Hub Studio 2.0</w:t>
+            </w:r>
+            <w:r>
+              <w:t xml:space="preserve"> </w:t>
+            </w:r>
+            <w:r>
+              <w:t xml:space="preserve">— the internal authoring-and-publishing tool within Hub 2.0</w:t>
+            </w:r>
+          </w:p>
+        </w:tc>
+      </w:tr>
+      <w:tr>
+        <w:tc>
+          <w:tcPr/>
+          <w:p>
+            <w:pPr>
+              <w:pStyle w:val="Compact"/>
+            </w:pPr>
+            <w:r>
+              <w:rPr>
+                <w:b/>
+                <w:bCs/>
+              </w:rPr>
               <w:t xml:space="preserve">Status</w:t>
             </w:r>
           </w:p>
@@ -176,7 +267,39 @@
               <w:pStyle w:val="Compact"/>
             </w:pPr>
             <w:r>
-              <w:t xml:space="preserve">Project managers, directors, and stakeholders (no technical background required)</w:t>
+              <w:t xml:space="preserve">Two readers, addressed separately: a</w:t>
+            </w:r>
+            <w:r>
+              <w:t xml:space="preserve"> </w:t>
+            </w:r>
+            <w:r>
+              <w:rPr>
+                <w:b/>
+                <w:bCs/>
+              </w:rPr>
+              <w:t xml:space="preserve">manager</w:t>
+            </w:r>
+            <w:r>
+              <w:t xml:space="preserve"> </w:t>
+            </w:r>
+            <w:r>
+              <w:t xml:space="preserve">(Sections 1–6) and a</w:t>
+            </w:r>
+            <w:r>
+              <w:t xml:space="preserve"> </w:t>
+            </w:r>
+            <w:r>
+              <w:rPr>
+                <w:b/>
+                <w:bCs/>
+              </w:rPr>
+              <w:t xml:space="preserve">developer</w:t>
+            </w:r>
+            <w:r>
+              <w:t xml:space="preserve"> </w:t>
+            </w:r>
+            <w:r>
+              <w:t xml:space="preserve">(Section 7)</w:t>
             </w:r>
           </w:p>
         </w:tc>
@@ -197,7 +320,7 @@
         <w:t xml:space="preserve"> </w:t>
       </w:r>
       <w:r>
-        <w:t xml:space="preserve">The Studio is built. Every feature</w:t>
+        <w:t xml:space="preserve">Hub Studio 2.0 is built. Every feature</w:t>
       </w:r>
       <w:r>
         <w:t xml:space="preserve"> </w:t>
@@ -244,13 +367,13 @@
         <w:t xml:space="preserve"> </w:t>
       </w:r>
       <w:r>
-        <w:t xml:space="preserve">done is the handful of setup steps that only ICJIA’s own Research &amp; Analysis</w:t>
-      </w:r>
-      <w:r>
-        <w:t xml:space="preserve"> </w:t>
-      </w:r>
-      <w:r>
-        <w:t xml:space="preserve">staff can do (creating one storage type, plugging in the email keys and the</w:t>
+        <w:t xml:space="preserve">done is the set of setup steps that only ICJIA’s own Research &amp; Analysis</w:t>
+      </w:r>
+      <w:r>
+        <w:t xml:space="preserve"> </w:t>
+      </w:r>
+      <w:r>
+        <w:t xml:space="preserve">staff can do (creating one storage type, supplying the email keys and the</w:t>
       </w:r>
       <w:r>
         <w:t xml:space="preserve"> </w:t>
@@ -312,7 +435,7 @@
         <w:t xml:space="preserve"> </w:t>
       </w:r>
       <w:r>
-        <w:t xml:space="preserve">says so plainly.</w:t>
+        <w:t xml:space="preserve">says so.</w:t>
       </w:r>
     </w:p>
     <w:p>
@@ -323,7 +446,8 @@
       </w:r>
     </w:p>
     <w:bookmarkEnd w:id="9"/>
-    <w:bookmarkStart w:id="10" w:name="tldr-the-30-second-version"/>
+    <w:bookmarkEnd w:id="10"/>
+    <w:bookmarkStart w:id="11" w:name="tldr-the-30-second-version"/>
     <w:p>
       <w:pPr>
         <w:pStyle w:val="Heading2"/>
@@ -351,7 +475,20 @@
         <w:t xml:space="preserve"> </w:t>
       </w:r>
       <w:r>
-        <w:t xml:space="preserve">the internal tool ICJIA staff use to write, preview, and publish Research Hub content (articles, apps, datasets).</w:t>
+        <w:t xml:space="preserve">Hub Studio 2.0 — the internal tool ICJIA staff use to write, preview, and publish Research Hub content (articles, apps, datasets). It is the authoring-and-publishing component of the wider</w:t>
+      </w:r>
+      <w:r>
+        <w:t xml:space="preserve"> </w:t>
+      </w:r>
+      <w:r>
+        <w:rPr>
+          <w:b/>
+          <w:bCs/>
+        </w:rPr>
+        <w:t xml:space="preserve">Hub 2.0 publishing project</w:t>
+      </w:r>
+      <w:r>
+        <w:t xml:space="preserve">, the modernization of the ICJIA Research Hub.</w:t>
       </w:r>
     </w:p>
     <w:p>
@@ -367,13 +504,29 @@
           <w:b/>
           <w:bCs/>
         </w:rPr>
-        <w:t xml:space="preserve">Status:</w:t>
-      </w:r>
-      <w:r>
-        <w:t xml:space="preserve"> </w:t>
-      </w:r>
-      <w:r>
-        <w:t xml:space="preserve">built and working in development — you can click through a complete demo today.</w:t>
+        <w:t xml:space="preserve">Why it matters:</w:t>
+      </w:r>
+      <w:r>
+        <w:t xml:space="preserve"> </w:t>
+      </w:r>
+      <w:r>
+        <w:t xml:space="preserve">the Research Hub is the most-read content on the agency’s public site — roughly</w:t>
+      </w:r>
+      <w:r>
+        <w:t xml:space="preserve"> </w:t>
+      </w:r>
+      <w:r>
+        <w:rPr>
+          <w:b/>
+          <w:bCs/>
+        </w:rPr>
+        <w:t xml:space="preserve">45% of all pageviews and 57% of all visitors</w:t>
+      </w:r>
+      <w:r>
+        <w:t xml:space="preserve"> </w:t>
+      </w:r>
+      <w:r>
+        <w:t xml:space="preserve">to icjia.illinois.gov over the last six months. The Studio is the tool staff use to produce it.</w:t>
       </w:r>
     </w:p>
     <w:p>
@@ -389,38 +542,13 @@
           <w:b/>
           <w:bCs/>
         </w:rPr>
-        <w:t xml:space="preserve">How it works:</w:t>
-      </w:r>
-      <w:r>
-        <w:t xml:space="preserve"> </w:t>
-      </w:r>
-      <w:r>
-        <w:t xml:space="preserve">authors draft in a plain-English editor with a live</w:t>
-      </w:r>
-      <w:r>
-        <w:t xml:space="preserve"> </w:t>
-      </w:r>
-      <w:r>
-        <w:t xml:space="preserve">“exactly-as-published”</w:t>
-      </w:r>
-      <w:r>
-        <w:t xml:space="preserve"> </w:t>
-      </w:r>
-      <w:r>
-        <w:t xml:space="preserve">preview; a manager clicks</w:t>
-      </w:r>
-      <w:r>
-        <w:t xml:space="preserve"> </w:t>
-      </w:r>
-      <w:r>
-        <w:rPr>
-          <w:b/>
-          <w:bCs/>
-        </w:rPr>
-        <w:t xml:space="preserve">Publish</w:t>
-      </w:r>
-      <w:r>
-        <w:t xml:space="preserve">.</w:t>
+        <w:t xml:space="preserve">Status:</w:t>
+      </w:r>
+      <w:r>
+        <w:t xml:space="preserve"> </w:t>
+      </w:r>
+      <w:r>
+        <w:t xml:space="preserve">built and working in development — a complete demo is clickable today.</w:t>
       </w:r>
     </w:p>
     <w:p>
@@ -436,35 +564,38 @@
           <w:b/>
           <w:bCs/>
         </w:rPr>
-        <w:t xml:space="preserve">Security:</w:t>
-      </w:r>
-      <w:r>
-        <w:t xml:space="preserve"> </w:t>
-      </w:r>
-      <w:r>
-        <w:t xml:space="preserve">independently red/blue-team audited —</w:t>
-      </w:r>
-      <w:r>
-        <w:t xml:space="preserve"> </w:t>
-      </w:r>
-      <w:r>
-        <w:rPr>
-          <w:b/>
-          <w:bCs/>
-        </w:rPr>
-        <w:t xml:space="preserve">0 critical issues</w:t>
-      </w:r>
-      <w:r>
-        <w:t xml:space="preserve">; the in-repo fixes are done and covered by 375 automated tests (</w:t>
-      </w:r>
-      <w:r>
-        <w:rPr>
-          <w:rStyle w:val="VerbatimChar"/>
-        </w:rPr>
-        <w:t xml:space="preserve">docs/security-audit.md</w:t>
-      </w:r>
-      <w:r>
-        <w:t xml:space="preserve">).</w:t>
+        <w:t xml:space="preserve">How it works:</w:t>
+      </w:r>
+      <w:r>
+        <w:t xml:space="preserve"> </w:t>
+      </w:r>
+      <w:r>
+        <w:t xml:space="preserve">authors draft in a formatting editor (no formatting codes to learn) with a live</w:t>
+      </w:r>
+      <w:r>
+        <w:t xml:space="preserve"> </w:t>
+      </w:r>
+      <w:r>
+        <w:t xml:space="preserve">“exactly-as-published”</w:t>
+      </w:r>
+      <w:r>
+        <w:t xml:space="preserve"> </w:t>
+      </w:r>
+      <w:r>
+        <w:t xml:space="preserve">preview; an editor clicks</w:t>
+      </w:r>
+      <w:r>
+        <w:t xml:space="preserve"> </w:t>
+      </w:r>
+      <w:r>
+        <w:rPr>
+          <w:b/>
+          <w:bCs/>
+        </w:rPr>
+        <w:t xml:space="preserve">Publish</w:t>
+      </w:r>
+      <w:r>
+        <w:t xml:space="preserve">.</w:t>
       </w:r>
     </w:p>
     <w:p>
@@ -480,6 +611,50 @@
           <w:b/>
           <w:bCs/>
         </w:rPr>
+        <w:t xml:space="preserve">Security:</w:t>
+      </w:r>
+      <w:r>
+        <w:t xml:space="preserve"> </w:t>
+      </w:r>
+      <w:r>
+        <w:t xml:space="preserve">independently red/blue-team audited —</w:t>
+      </w:r>
+      <w:r>
+        <w:t xml:space="preserve"> </w:t>
+      </w:r>
+      <w:r>
+        <w:rPr>
+          <w:b/>
+          <w:bCs/>
+        </w:rPr>
+        <w:t xml:space="preserve">0 critical issues</w:t>
+      </w:r>
+      <w:r>
+        <w:t xml:space="preserve">; the in-repo fixes are done and covered by 375 automated tests (</w:t>
+      </w:r>
+      <w:r>
+        <w:rPr>
+          <w:rStyle w:val="VerbatimChar"/>
+        </w:rPr>
+        <w:t xml:space="preserve">docs/security-audit.md</w:t>
+      </w:r>
+      <w:r>
+        <w:t xml:space="preserve">).</w:t>
+      </w:r>
+    </w:p>
+    <w:p>
+      <w:pPr>
+        <w:pStyle w:val="Compact"/>
+        <w:numPr>
+          <w:ilvl w:val="0"/>
+          <w:numId w:val="1001"/>
+        </w:numPr>
+      </w:pPr>
+      <w:r>
+        <w:rPr>
+          <w:b/>
+          <w:bCs/>
+        </w:rPr>
         <w:t xml:space="preserve">What’s left:</w:t>
       </w:r>
       <w:r>
@@ -498,7 +673,7 @@
           <w:i/>
           <w:iCs/>
         </w:rPr>
-        <w:t xml:space="preserve">That’s the whole project in five lines. Everything below is the supporting evidence, organized by section — read only what you need.</w:t>
+        <w:t xml:space="preserve">That is the whole project in six lines. Everything below is the supporting evidence, organized by section — read what you need.</w:t>
       </w:r>
     </w:p>
     <w:p>
@@ -508,14 +683,14 @@
         </w:pict>
       </w:r>
     </w:p>
-    <w:bookmarkEnd w:id="10"/>
-    <w:bookmarkStart w:id="11" w:name="how-to-read-this-document"/>
+    <w:bookmarkEnd w:id="11"/>
+    <w:bookmarkStart w:id="12" w:name="Xfec8a86be2cc7c2c9d6e37e78d851a854ff9da7"/>
     <w:p>
       <w:pPr>
         <w:pStyle w:val="Heading2"/>
       </w:pPr>
       <w:r>
-        <w:t xml:space="preserve">How to read this document</w:t>
+        <w:t xml:space="preserve">Why this matters — the audience the Studio serves</w:t>
       </w:r>
     </w:p>
     <w:p>
@@ -523,97 +698,31 @@
         <w:pStyle w:val="FirstParagraph"/>
       </w:pPr>
       <w:r>
-        <w:t xml:space="preserve">This document is written for an intelligent reader who does not write software.</w:t>
-      </w:r>
-      <w:r>
-        <w:t xml:space="preserve"> </w:t>
-      </w:r>
-      <w:r>
-        <w:t xml:space="preserve">You should be able to read sections 1 through 5 from start to finish and come away</w:t>
-      </w:r>
-      <w:r>
-        <w:t xml:space="preserve"> </w:t>
-      </w:r>
-      <w:r>
-        <w:t xml:space="preserve">able to explain — to your own leadership — what this tool is, why it is real work,</w:t>
-      </w:r>
-      <w:r>
-        <w:t xml:space="preserve"> </w:t>
-      </w:r>
-      <w:r>
-        <w:t xml:space="preserve">what is finished, and why the work can be trusted. There is no jargon you are</w:t>
-      </w:r>
-      <w:r>
-        <w:t xml:space="preserve"> </w:t>
-      </w:r>
-      <w:r>
-        <w:t xml:space="preserve">expected to already know; where a technical word is genuinely necessary, it is</w:t>
-      </w:r>
-      <w:r>
-        <w:t xml:space="preserve"> </w:t>
-      </w:r>
-      <w:r>
-        <w:t xml:space="preserve">explained in one plain line right where it appears.</w:t>
-      </w:r>
-    </w:p>
-    <w:p>
-      <w:pPr>
-        <w:pStyle w:val="BodyText"/>
-      </w:pPr>
-      <w:r>
-        <w:rPr>
-          <w:b/>
-          <w:bCs/>
-        </w:rPr>
-        <w:t xml:space="preserve">This document is built to be checked, not just read.</w:t>
-      </w:r>
-      <w:r>
-        <w:t xml:space="preserve"> </w:t>
-      </w:r>
-      <w:r>
-        <w:t xml:space="preserve">If you are the kind of</w:t>
-      </w:r>
-      <w:r>
-        <w:t xml:space="preserve"> </w:t>
-      </w:r>
-      <w:r>
-        <w:t xml:space="preserve">manager who wants the receipts before you believe a</w:t>
-      </w:r>
-      <w:r>
-        <w:t xml:space="preserve"> </w:t>
-      </w:r>
-      <w:r>
-        <w:t xml:space="preserve">“done,”</w:t>
-      </w:r>
-      <w:r>
-        <w:t xml:space="preserve"> </w:t>
-      </w:r>
-      <w:r>
-        <w:t xml:space="preserve">this is written for</w:t>
-      </w:r>
-      <w:r>
-        <w:t xml:space="preserve"> </w:t>
-      </w:r>
-      <w:r>
-        <w:t xml:space="preserve">you. Almost every claim of</w:t>
-      </w:r>
-      <w:r>
-        <w:t xml:space="preserve"> </w:t>
-      </w:r>
-      <w:r>
-        <w:t xml:space="preserve">“built”</w:t>
-      </w:r>
-      <w:r>
-        <w:t xml:space="preserve"> </w:t>
-      </w:r>
-      <w:r>
-        <w:t xml:space="preserve">below comes with one of three kinds of proof</w:t>
-      </w:r>
-      <w:r>
-        <w:t xml:space="preserve"> </w:t>
-      </w:r>
-      <w:r>
-        <w:t xml:space="preserve">you can verify yourself, without trusting anyone’s word:</w:t>
+        <w:t xml:space="preserve">This is scope-setting, not a victory lap: it explains why the investment in Hub</w:t>
+      </w:r>
+      <w:r>
+        <w:t xml:space="preserve"> </w:t>
+      </w:r>
+      <w:r>
+        <w:t xml:space="preserve">Studio 2.0 is in proportion to the audience the Research Hub already reaches. The</w:t>
+      </w:r>
+      <w:r>
+        <w:t xml:space="preserve"> </w:t>
+      </w:r>
+      <w:r>
+        <w:t xml:space="preserve">figures below come from two live sources — Plausible analytics for</w:t>
+      </w:r>
+      <w:r>
+        <w:t xml:space="preserve"> </w:t>
+      </w:r>
+      <w:r>
+        <w:t xml:space="preserve">icjia.illinois.gov (trailing six months) and the live Research Hub content API</w:t>
+      </w:r>
+      <w:r>
+        <w:t xml:space="preserve"> </w:t>
+      </w:r>
+      <w:r>
+        <w:t xml:space="preserve">(Strapi).</w:t>
       </w:r>
     </w:p>
     <w:p>
@@ -629,73 +738,84 @@
           <w:b/>
           <w:bCs/>
         </w:rPr>
-        <w:t xml:space="preserve">You can click it.</w:t>
-      </w:r>
-      <w:r>
-        <w:t xml:space="preserve"> </w:t>
-      </w:r>
-      <w:r>
-        <w:t xml:space="preserve">There is a running demonstration of the tool. Sign in with</w:t>
-      </w:r>
-      <w:r>
-        <w:t xml:space="preserve"> </w:t>
-      </w:r>
-      <w:r>
-        <w:t xml:space="preserve">the temporary user name</w:t>
-      </w:r>
-      <w:r>
-        <w:t xml:space="preserve"> </w:t>
-      </w:r>
-      <w:r>
-        <w:rPr>
-          <w:rStyle w:val="VerbatimChar"/>
-        </w:rPr>
-        <w:t xml:space="preserve">admin</w:t>
-      </w:r>
-      <w:r>
-        <w:t xml:space="preserve"> </w:t>
-      </w:r>
-      <w:r>
-        <w:t xml:space="preserve">and password</w:t>
-      </w:r>
-      <w:r>
-        <w:t xml:space="preserve"> </w:t>
-      </w:r>
-      <w:r>
-        <w:rPr>
-          <w:rStyle w:val="VerbatimChar"/>
-        </w:rPr>
-        <w:t xml:space="preserve">admin</w:t>
-      </w:r>
-      <w:r>
-        <w:t xml:space="preserve"> </w:t>
-      </w:r>
-      <w:r>
-        <w:t xml:space="preserve">and you can open, edit, and</w:t>
-      </w:r>
-      <w:r>
-        <w:t xml:space="preserve"> </w:t>
-      </w:r>
-      <w:r>
-        <w:t xml:space="preserve">preview hundreds of sample articles with your own hands — without changing or</w:t>
-      </w:r>
-      <w:r>
-        <w:t xml:space="preserve"> </w:t>
-      </w:r>
-      <w:r>
-        <w:t xml:space="preserve">saving anything to the real system. Wherever a feature says</w:t>
-      </w:r>
-      <w:r>
-        <w:t xml:space="preserve"> </w:t>
-      </w:r>
-      <w:r>
-        <w:t xml:space="preserve">“you can see this,”</w:t>
-      </w:r>
-      <w:r>
-        <w:t xml:space="preserve"> </w:t>
-      </w:r>
-      <w:r>
-        <w:t xml:space="preserve">that demonstration is where you see it.</w:t>
+        <w:t xml:space="preserve">The Research Hub is the bulk of the public site’s traffic.</w:t>
+      </w:r>
+      <w:r>
+        <w:t xml:space="preserve"> </w:t>
+      </w:r>
+      <w:r>
+        <w:t xml:space="preserve">Over the last six</w:t>
+      </w:r>
+      <w:r>
+        <w:t xml:space="preserve"> </w:t>
+      </w:r>
+      <w:r>
+        <w:t xml:space="preserve">months it accounted for about</w:t>
+      </w:r>
+      <w:r>
+        <w:t xml:space="preserve"> </w:t>
+      </w:r>
+      <w:r>
+        <w:rPr>
+          <w:b/>
+          <w:bCs/>
+        </w:rPr>
+        <w:t xml:space="preserve">45% of all pageviews and 57% of all visitors</w:t>
+      </w:r>
+      <w:r>
+        <w:t xml:space="preserve"> </w:t>
+      </w:r>
+      <w:r>
+        <w:t xml:space="preserve">on</w:t>
+      </w:r>
+      <w:r>
+        <w:t xml:space="preserve"> </w:t>
+      </w:r>
+      <w:r>
+        <w:t xml:space="preserve">icjia.illinois.gov — roughly</w:t>
+      </w:r>
+      <w:r>
+        <w:t xml:space="preserve"> </w:t>
+      </w:r>
+      <w:r>
+        <w:rPr>
+          <w:b/>
+          <w:bCs/>
+        </w:rPr>
+        <w:t xml:space="preserve">107.9K of 240.4K pageviews</w:t>
+      </w:r>
+      <w:r>
+        <w:t xml:space="preserve"> </w:t>
+      </w:r>
+      <w:r>
+        <w:t xml:space="preserve">and</w:t>
+      </w:r>
+      <w:r>
+        <w:t xml:space="preserve"> </w:t>
+      </w:r>
+      <w:r>
+        <w:rPr>
+          <w:b/>
+          <w:bCs/>
+        </w:rPr>
+        <w:t xml:space="preserve">18K of 31.5K</w:t>
+      </w:r>
+      <w:r>
+        <w:rPr>
+          <w:b/>
+          <w:bCs/>
+        </w:rPr>
+        <w:t xml:space="preserve"> </w:t>
+      </w:r>
+      <w:r>
+        <w:rPr>
+          <w:b/>
+          <w:bCs/>
+        </w:rPr>
+        <w:t xml:space="preserve">visitors</w:t>
+      </w:r>
+      <w:r>
+        <w:t xml:space="preserve">.</w:t>
       </w:r>
     </w:p>
     <w:p>
@@ -711,59 +831,27 @@
           <w:b/>
           <w:bCs/>
         </w:rPr>
-        <w:t xml:space="preserve">A machine checks it, continuously.</w:t>
-      </w:r>
-      <w:r>
-        <w:t xml:space="preserve"> </w:t>
-      </w:r>
-      <w:r>
-        <w:t xml:space="preserve">The project carries</w:t>
-      </w:r>
-      <w:r>
-        <w:t xml:space="preserve"> </w:t>
-      </w:r>
-      <w:r>
-        <w:rPr>
-          <w:b/>
-          <w:bCs/>
-        </w:rPr>
-        <w:t xml:space="preserve">325 automated tests</w:t>
-      </w:r>
-      <w:r>
-        <w:t xml:space="preserve"> </w:t>
-      </w:r>
-      <w:r>
-        <w:t xml:space="preserve">— small programs that re-prove the tool’s promises every time the code changes,</w:t>
-      </w:r>
-      <w:r>
-        <w:t xml:space="preserve"> </w:t>
-      </w:r>
-      <w:r>
-        <w:t xml:space="preserve">and that stop the work cold if any promise breaks. When this document says a</w:t>
-      </w:r>
-      <w:r>
-        <w:t xml:space="preserve"> </w:t>
-      </w:r>
-      <w:r>
-        <w:t xml:space="preserve">promise is</w:t>
-      </w:r>
-      <w:r>
-        <w:t xml:space="preserve"> </w:t>
-      </w:r>
-      <w:r>
-        <w:t xml:space="preserve">“guaranteed,”</w:t>
-      </w:r>
-      <w:r>
-        <w:t xml:space="preserve"> </w:t>
-      </w:r>
-      <w:r>
-        <w:t xml:space="preserve">it means a test enforces it, not that someone is being</w:t>
-      </w:r>
-      <w:r>
-        <w:t xml:space="preserve"> </w:t>
-      </w:r>
-      <w:r>
-        <w:t xml:space="preserve">careful.</w:t>
+        <w:t xml:space="preserve">Research Hub articles are the four most-visited pages on the entire site after</w:t>
+      </w:r>
+      <w:r>
+        <w:rPr>
+          <w:b/>
+          <w:bCs/>
+        </w:rPr>
+        <w:t xml:space="preserve"> </w:t>
+      </w:r>
+      <w:r>
+        <w:rPr>
+          <w:b/>
+          <w:bCs/>
+        </w:rPr>
+        <w:t xml:space="preserve">the homepage</w:t>
+      </w:r>
+      <w:r>
+        <w:t xml:space="preserve"> </w:t>
+      </w:r>
+      <w:r>
+        <w:t xml:space="preserve">— and many more fill out the top 25.</w:t>
       </w:r>
     </w:p>
     <w:p>
@@ -779,62 +867,187 @@
           <w:b/>
           <w:bCs/>
         </w:rPr>
-        <w:t xml:space="preserve">It’s in the official record.</w:t>
-      </w:r>
-      <w:r>
-        <w:t xml:space="preserve"> </w:t>
-      </w:r>
-      <w:r>
-        <w:t xml:space="preserve">Every piece of work is a dated, reversible save</w:t>
-      </w:r>
-      <w:r>
-        <w:t xml:space="preserve"> </w:t>
-      </w:r>
-      <w:r>
-        <w:t xml:space="preserve">point in the project’s shared history, independently reviewed before it was</w:t>
-      </w:r>
-      <w:r>
-        <w:t xml:space="preserve"> </w:t>
-      </w:r>
-      <w:r>
-        <w:t xml:space="preserve">accepted.</w:t>
-      </w:r>
-      <w:r>
-        <w:t xml:space="preserve"> </w:t>
-      </w:r>
-      <w:r>
-        <w:t xml:space="preserve">“Built”</w:t>
-      </w:r>
-      <w:r>
-        <w:t xml:space="preserve"> </w:t>
-      </w:r>
-      <w:r>
-        <w:t xml:space="preserve">here means</w:t>
-      </w:r>
-      <w:r>
-        <w:t xml:space="preserve"> </w:t>
-      </w:r>
-      <w:r>
-        <w:rPr>
-          <w:i/>
-          <w:iCs/>
-        </w:rPr>
-        <w:t xml:space="preserve">accepted into the shared project</w:t>
-      </w:r>
-      <w:r>
-        <w:t xml:space="preserve">, not</w:t>
-      </w:r>
-      <w:r>
-        <w:t xml:space="preserve"> </w:t>
-      </w:r>
-      <w:r>
-        <w:t xml:space="preserve">“on</w:t>
-      </w:r>
-      <w:r>
-        <w:t xml:space="preserve"> </w:t>
-      </w:r>
-      <w:r>
-        <w:t xml:space="preserve">someone’s laptop.”</w:t>
+        <w:t xml:space="preserve">The single most-read article</w:t>
+      </w:r>
+      <w:r>
+        <w:t xml:space="preserve"> </w:t>
+      </w:r>
+      <w:r>
+        <w:t xml:space="preserve">drew about</w:t>
+      </w:r>
+      <w:r>
+        <w:t xml:space="preserve"> </w:t>
+      </w:r>
+      <w:r>
+        <w:rPr>
+          <w:b/>
+          <w:bCs/>
+        </w:rPr>
+        <w:t xml:space="preserve">2,900 visitors and 6,100 views</w:t>
+      </w:r>
+      <w:r>
+        <w:t xml:space="preserve"> </w:t>
+      </w:r>
+      <w:r>
+        <w:t xml:space="preserve">in</w:t>
+      </w:r>
+      <w:r>
+        <w:t xml:space="preserve"> </w:t>
+      </w:r>
+      <w:r>
+        <w:t xml:space="preserve">six months.</w:t>
+      </w:r>
+    </w:p>
+    <w:p>
+      <w:pPr>
+        <w:pStyle w:val="Compact"/>
+        <w:numPr>
+          <w:ilvl w:val="0"/>
+          <w:numId w:val="1002"/>
+        </w:numPr>
+      </w:pPr>
+      <w:r>
+        <w:rPr>
+          <w:b/>
+          <w:bCs/>
+        </w:rPr>
+        <w:t xml:space="preserve">For comparison, the meeting-agenda content</w:t>
+      </w:r>
+      <w:r>
+        <w:t xml:space="preserve"> </w:t>
+      </w:r>
+      <w:r>
+        <w:t xml:space="preserve">— agendas, minutes, and the</w:t>
+      </w:r>
+      <w:r>
+        <w:t xml:space="preserve"> </w:t>
+      </w:r>
+      <w:r>
+        <w:t xml:space="preserve">meetings listing — drew on the order of</w:t>
+      </w:r>
+      <w:r>
+        <w:t xml:space="preserve"> </w:t>
+      </w:r>
+      <w:r>
+        <w:rPr>
+          <w:b/>
+          <w:bCs/>
+        </w:rPr>
+        <w:t xml:space="preserve">800 visitors and 1,800 views</w:t>
+      </w:r>
+      <w:r>
+        <w:t xml:space="preserve"> </w:t>
+      </w:r>
+      <w:r>
+        <w:t xml:space="preserve">combined.</w:t>
+      </w:r>
+      <w:r>
+        <w:t xml:space="preserve"> </w:t>
+      </w:r>
+      <w:r>
+        <w:t xml:space="preserve">The meetings listing page itself got 514 visitors; a typical individual agenda</w:t>
+      </w:r>
+      <w:r>
+        <w:t xml:space="preserve"> </w:t>
+      </w:r>
+      <w:r>
+        <w:t xml:space="preserve">gets</w:t>
+      </w:r>
+      <w:r>
+        <w:t xml:space="preserve"> </w:t>
+      </w:r>
+      <w:r>
+        <w:rPr>
+          <w:b/>
+          <w:bCs/>
+        </w:rPr>
+        <w:t xml:space="preserve">15–30</w:t>
+      </w:r>
+      <w:r>
+        <w:t xml:space="preserve">. In round terms, the Research Hub out-draws meeting content by</w:t>
+      </w:r>
+      <w:r>
+        <w:t xml:space="preserve"> </w:t>
+      </w:r>
+      <w:r>
+        <w:t xml:space="preserve">about</w:t>
+      </w:r>
+      <w:r>
+        <w:t xml:space="preserve"> </w:t>
+      </w:r>
+      <w:r>
+        <w:rPr>
+          <w:b/>
+          <w:bCs/>
+        </w:rPr>
+        <w:t xml:space="preserve">20× in visitors and 60× in views</w:t>
+      </w:r>
+      <w:r>
+        <w:t xml:space="preserve">, and one popular article out-draws the</w:t>
+      </w:r>
+      <w:r>
+        <w:t xml:space="preserve"> </w:t>
+      </w:r>
+      <w:r>
+        <w:t xml:space="preserve">entire meetings section several times over.</w:t>
+      </w:r>
+    </w:p>
+    <w:p>
+      <w:pPr>
+        <w:pStyle w:val="Compact"/>
+        <w:numPr>
+          <w:ilvl w:val="0"/>
+          <w:numId w:val="1002"/>
+        </w:numPr>
+      </w:pPr>
+      <w:r>
+        <w:rPr>
+          <w:b/>
+          <w:bCs/>
+        </w:rPr>
+        <w:t xml:space="preserve">The Studio manages this content base.</w:t>
+      </w:r>
+      <w:r>
+        <w:t xml:space="preserve"> </w:t>
+      </w:r>
+      <w:r>
+        <w:t xml:space="preserve">Live in the Research Hub today:</w:t>
+      </w:r>
+      <w:r>
+        <w:t xml:space="preserve"> </w:t>
+      </w:r>
+      <w:r>
+        <w:rPr>
+          <w:b/>
+          <w:bCs/>
+        </w:rPr>
+        <w:t xml:space="preserve">236</w:t>
+      </w:r>
+      <w:r>
+        <w:rPr>
+          <w:b/>
+          <w:bCs/>
+        </w:rPr>
+        <w:t xml:space="preserve"> </w:t>
+      </w:r>
+      <w:r>
+        <w:rPr>
+          <w:b/>
+          <w:bCs/>
+        </w:rPr>
+        <w:t xml:space="preserve">articles, 13 apps, and 5 datasets</w:t>
+      </w:r>
+      <w:r>
+        <w:t xml:space="preserve"> </w:t>
+      </w:r>
+      <w:r>
+        <w:t xml:space="preserve">(counted directly from the Strapi content</w:t>
+      </w:r>
+      <w:r>
+        <w:t xml:space="preserve"> </w:t>
+      </w:r>
+      <w:r>
+        <w:t xml:space="preserve">API).</w:t>
       </w:r>
     </w:p>
     <w:p>
@@ -842,57 +1055,19 @@
         <w:pStyle w:val="FirstParagraph"/>
       </w:pPr>
       <w:r>
-        <w:t xml:space="preserve">Section 7 is an optional appendix for the technically curious. You can skip it</w:t>
-      </w:r>
-      <w:r>
-        <w:t xml:space="preserve"> </w:t>
-      </w:r>
-      <w:r>
-        <w:t xml:space="preserve">entirely without missing anything you need.</w:t>
-      </w:r>
-    </w:p>
-    <w:p>
-      <w:pPr>
-        <w:pStyle w:val="BodyText"/>
-      </w:pPr>
-      <w:r>
-        <w:t xml:space="preserve">A word on intent: this is not a sales pitch and it is not a complaint. It is an</w:t>
-      </w:r>
-      <w:r>
-        <w:t xml:space="preserve"> </w:t>
-      </w:r>
-      <w:r>
-        <w:t xml:space="preserve">honest accounting of what</w:t>
-      </w:r>
-      <w:r>
-        <w:t xml:space="preserve"> </w:t>
-      </w:r>
-      <w:r>
-        <w:t xml:space="preserve">“let staff post articles to our website”</w:t>
-      </w:r>
-      <w:r>
-        <w:t xml:space="preserve"> </w:t>
-      </w:r>
-      <w:r>
-        <w:t xml:space="preserve">actually</w:t>
-      </w:r>
-      <w:r>
-        <w:t xml:space="preserve"> </w:t>
-      </w:r>
-      <w:r>
-        <w:t xml:space="preserve">involves when it is built to be safe, accessible, and dependable for a public</w:t>
-      </w:r>
-      <w:r>
-        <w:t xml:space="preserve"> </w:t>
-      </w:r>
-      <w:r>
-        <w:t xml:space="preserve">government audience — and an honest accounting of exactly how much of that is now</w:t>
-      </w:r>
-      <w:r>
-        <w:t xml:space="preserve"> </w:t>
-      </w:r>
-      <w:r>
-        <w:t xml:space="preserve">finished and how much remains.</w:t>
+        <w:t xml:space="preserve">The takeaway: this is the most-used content on the agency’s public site, and Hub</w:t>
+      </w:r>
+      <w:r>
+        <w:t xml:space="preserve"> </w:t>
+      </w:r>
+      <w:r>
+        <w:t xml:space="preserve">Studio 2.0 is the tool the staff use to produce and publish it. The level of care</w:t>
+      </w:r>
+      <w:r>
+        <w:t xml:space="preserve"> </w:t>
+      </w:r>
+      <w:r>
+        <w:t xml:space="preserve">in the build is matched to the size of the audience it serves.</w:t>
       </w:r>
     </w:p>
     <w:p>
@@ -902,14 +1077,14 @@
         </w:pict>
       </w:r>
     </w:p>
-    <w:bookmarkEnd w:id="11"/>
-    <w:bookmarkStart w:id="12" w:name="what-the-studio-is"/>
+    <w:bookmarkEnd w:id="12"/>
+    <w:bookmarkStart w:id="13" w:name="how-to-read-this-document"/>
     <w:p>
       <w:pPr>
         <w:pStyle w:val="Heading2"/>
       </w:pPr>
       <w:r>
-        <w:t xml:space="preserve">1. What the Studio is</w:t>
+        <w:t xml:space="preserve">How to read this document</w:t>
       </w:r>
     </w:p>
     <w:p>
@@ -917,58 +1092,48 @@
         <w:pStyle w:val="FirstParagraph"/>
       </w:pPr>
       <w:r>
-        <w:t xml:space="preserve">The Studio is a private, staff-only website where ICJIA’s researchers write and</w:t>
-      </w:r>
-      <w:r>
-        <w:t xml:space="preserve"> </w:t>
-      </w:r>
-      <w:r>
-        <w:t xml:space="preserve">edit content — articles, the interactive apps ICJIA publishes, and datasets — in</w:t>
-      </w:r>
-      <w:r>
-        <w:t xml:space="preserve"> </w:t>
-      </w:r>
-      <w:r>
-        <w:t xml:space="preserve">a safe, controlled place before any of it goes public. When a piece is approved,</w:t>
-      </w:r>
-      <w:r>
-        <w:t xml:space="preserve"> </w:t>
-      </w:r>
-      <w:r>
-        <w:t xml:space="preserve">it flows out to the public</w:t>
-      </w:r>
-      <w:r>
-        <w:t xml:space="preserve"> </w:t>
-      </w:r>
-      <w:r>
-        <w:rPr>
-          <w:b/>
-          <w:bCs/>
-        </w:rPr>
-        <w:t xml:space="preserve">Research Hub</w:t>
-      </w:r>
-      <w:r>
-        <w:t xml:space="preserve">, the website the public actually</w:t>
-      </w:r>
-      <w:r>
-        <w:t xml:space="preserve"> </w:t>
-      </w:r>
-      <w:r>
-        <w:t xml:space="preserve">visits. The public Research Hub is the storefront; the Studio is the back room</w:t>
-      </w:r>
-      <w:r>
-        <w:t xml:space="preserve"> </w:t>
-      </w:r>
-      <w:r>
-        <w:t xml:space="preserve">where the work is prepared, reviewed, and signed off before it reaches the shelf.</w:t>
-      </w:r>
-    </w:p>
-    <w:p>
-      <w:pPr>
-        <w:pStyle w:val="BodyText"/>
-      </w:pPr>
-      <w:r>
-        <w:t xml:space="preserve">In one sentence a non-technical executive can repeat:</w:t>
+        <w:t xml:space="preserve">This document is written for</w:t>
+      </w:r>
+      <w:r>
+        <w:t xml:space="preserve"> </w:t>
+      </w:r>
+      <w:r>
+        <w:rPr>
+          <w:b/>
+          <w:bCs/>
+        </w:rPr>
+        <w:t xml:space="preserve">two readers</w:t>
+      </w:r>
+      <w:r>
+        <w:t xml:space="preserve">, and you can go straight to the part</w:t>
+      </w:r>
+      <w:r>
+        <w:t xml:space="preserve"> </w:t>
+      </w:r>
+      <w:r>
+        <w:t xml:space="preserve">that fits your role:</w:t>
+      </w:r>
+    </w:p>
+    <w:p>
+      <w:pPr>
+        <w:pStyle w:val="Compact"/>
+        <w:numPr>
+          <w:ilvl w:val="0"/>
+          <w:numId w:val="1003"/>
+        </w:numPr>
+      </w:pPr>
+      <w:r>
+        <w:rPr>
+          <w:b/>
+          <w:bCs/>
+        </w:rPr>
+        <w:t xml:space="preserve">If you are a manager, director, or stakeholder</w:t>
+      </w:r>
+      <w:r>
+        <w:t xml:space="preserve"> </w:t>
+      </w:r>
+      <w:r>
+        <w:t xml:space="preserve">— you want the</w:t>
       </w:r>
       <w:r>
         <w:t xml:space="preserve"> </w:t>
@@ -978,13 +1143,25 @@
           <w:i/>
           <w:iCs/>
         </w:rPr>
-        <w:t xml:space="preserve">the Studio is the</w:t>
+        <w:t xml:space="preserve">what</w:t>
+      </w:r>
+      <w:r>
+        <w:t xml:space="preserve">, the</w:t>
+      </w:r>
+      <w:r>
+        <w:t xml:space="preserve"> </w:t>
       </w:r>
       <w:r>
         <w:rPr>
           <w:i/>
           <w:iCs/>
         </w:rPr>
+        <w:t xml:space="preserve">why</w:t>
+      </w:r>
+      <w:r>
+        <w:t xml:space="preserve">, the</w:t>
+      </w:r>
+      <w:r>
         <w:t xml:space="preserve"> </w:t>
       </w:r>
       <w:r>
@@ -992,21 +1169,388 @@
           <w:i/>
           <w:iCs/>
         </w:rPr>
-        <w:t xml:space="preserve">secure, staff-only workspace where ICJIA researchers prepare and approve content,</w:t>
+        <w:t xml:space="preserve">status</w:t>
+      </w:r>
+      <w:r>
+        <w:t xml:space="preserve">, and the evidence behind it, not the engineering internals.</w:t>
+      </w:r>
+      <w:r>
+        <w:t xml:space="preserve"> </w:t>
+      </w:r>
+      <w:r>
+        <w:rPr>
+          <w:b/>
+          <w:bCs/>
+        </w:rPr>
+        <w:t xml:space="preserve">Sections 1 through 6 are written for you.</w:t>
+      </w:r>
+      <w:r>
+        <w:t xml:space="preserve"> </w:t>
+      </w:r>
+      <w:r>
+        <w:t xml:space="preserve">They assume a sharp reader in a</w:t>
+      </w:r>
+      <w:r>
+        <w:t xml:space="preserve"> </w:t>
+      </w:r>
+      <w:r>
+        <w:t xml:space="preserve">different profession, not a software developer: where a technical term is</w:t>
+      </w:r>
+      <w:r>
+        <w:t xml:space="preserve"> </w:t>
+      </w:r>
+      <w:r>
+        <w:t xml:space="preserve">genuinely necessary, it is defined in a clause the first time it appears, the way</w:t>
+      </w:r>
+      <w:r>
+        <w:t xml:space="preserve"> </w:t>
+      </w:r>
+      <w:r>
+        <w:t xml:space="preserve">one professional would brief another. Read 1–6 start to finish and you can explain</w:t>
+      </w:r>
+      <w:r>
+        <w:t xml:space="preserve"> </w:t>
+      </w:r>
+      <w:r>
+        <w:t xml:space="preserve">to your own leadership what Hub Studio 2.0 is, why it is substantial work, what is</w:t>
+      </w:r>
+      <w:r>
+        <w:t xml:space="preserve"> </w:t>
+      </w:r>
+      <w:r>
+        <w:t xml:space="preserve">finished, and what the evidence shows.</w:t>
+      </w:r>
+    </w:p>
+    <w:p>
+      <w:pPr>
+        <w:pStyle w:val="Compact"/>
+        <w:numPr>
+          <w:ilvl w:val="0"/>
+          <w:numId w:val="1003"/>
+        </w:numPr>
+      </w:pPr>
+      <w:r>
+        <w:rPr>
+          <w:b/>
+          <w:bCs/>
+        </w:rPr>
+        <w:t xml:space="preserve">If you are a developer</w:t>
+      </w:r>
+      <w:r>
+        <w:t xml:space="preserve"> </w:t>
+      </w:r>
+      <w:r>
+        <w:t xml:space="preserve">— you want the full technical detail: the architecture,</w:t>
+      </w:r>
+      <w:r>
+        <w:t xml:space="preserve"> </w:t>
+      </w:r>
+      <w:r>
+        <w:t xml:space="preserve">the data layer, the security model, and the implementation plan.</w:t>
+      </w:r>
+      <w:r>
+        <w:t xml:space="preserve"> </w:t>
+      </w:r>
+      <w:r>
+        <w:rPr>
+          <w:b/>
+          <w:bCs/>
+        </w:rPr>
+        <w:t xml:space="preserve">Section 7 — the</w:t>
+      </w:r>
+      <w:r>
+        <w:rPr>
+          <w:b/>
+          <w:bCs/>
+        </w:rPr>
+        <w:t xml:space="preserve"> </w:t>
+      </w:r>
+      <w:r>
+        <w:rPr>
+          <w:b/>
+          <w:bCs/>
+        </w:rPr>
+        <w:t xml:space="preserve">developer reference — is written for you</w:t>
+      </w:r>
+      <w:r>
+        <w:t xml:space="preserve">, and the code-level specifics live</w:t>
+      </w:r>
+      <w:r>
+        <w:t xml:space="preserve"> </w:t>
+      </w:r>
+      <w:r>
+        <w:t xml:space="preserve">there.</w:t>
+      </w:r>
+    </w:p>
+    <w:p>
+      <w:pPr>
+        <w:pStyle w:val="FirstParagraph"/>
+      </w:pPr>
+      <w:r>
+        <w:rPr>
+          <w:b/>
+          <w:bCs/>
+        </w:rPr>
+        <w:t xml:space="preserve">This document shows its work.</w:t>
+      </w:r>
+      <w:r>
+        <w:t xml:space="preserve"> </w:t>
+      </w:r>
+      <w:r>
+        <w:t xml:space="preserve">Throughout Sections 1–6, claims of</w:t>
+      </w:r>
+      <w:r>
+        <w:t xml:space="preserve"> </w:t>
+      </w:r>
+      <w:r>
+        <w:t xml:space="preserve">“built”</w:t>
+      </w:r>
+      <w:r>
+        <w:t xml:space="preserve"> </w:t>
+      </w:r>
+      <w:r>
+        <w:t xml:space="preserve">come</w:t>
+      </w:r>
+      <w:r>
+        <w:t xml:space="preserve"> </w:t>
+      </w:r>
+      <w:r>
+        <w:t xml:space="preserve">with something you can examine for yourself — offered in the spirit of one</w:t>
+      </w:r>
+      <w:r>
+        <w:t xml:space="preserve"> </w:t>
+      </w:r>
+      <w:r>
+        <w:t xml:space="preserve">colleague handing another the evidence, not as an argument to win. Three kinds of</w:t>
+      </w:r>
+      <w:r>
+        <w:t xml:space="preserve"> </w:t>
+      </w:r>
+      <w:r>
+        <w:t xml:space="preserve">evidence recur:</w:t>
+      </w:r>
+    </w:p>
+    <w:p>
+      <w:pPr>
+        <w:pStyle w:val="Compact"/>
+        <w:numPr>
+          <w:ilvl w:val="0"/>
+          <w:numId w:val="1004"/>
+        </w:numPr>
+      </w:pPr>
+      <w:r>
+        <w:rPr>
+          <w:b/>
+          <w:bCs/>
+        </w:rPr>
+        <w:t xml:space="preserve">A running demonstration you can use.</w:t>
+      </w:r>
+      <w:r>
+        <w:t xml:space="preserve"> </w:t>
+      </w:r>
+      <w:r>
+        <w:t xml:space="preserve">There is a working copy of the tool. Sign</w:t>
+      </w:r>
+      <w:r>
+        <w:t xml:space="preserve"> </w:t>
+      </w:r>
+      <w:r>
+        <w:t xml:space="preserve">in with the temporary user name</w:t>
+      </w:r>
+      <w:r>
+        <w:t xml:space="preserve"> </w:t>
+      </w:r>
+      <w:r>
+        <w:rPr>
+          <w:rStyle w:val="VerbatimChar"/>
+        </w:rPr>
+        <w:t xml:space="preserve">admin</w:t>
+      </w:r>
+      <w:r>
+        <w:t xml:space="preserve"> </w:t>
+      </w:r>
+      <w:r>
+        <w:t xml:space="preserve">and password</w:t>
+      </w:r>
+      <w:r>
+        <w:t xml:space="preserve"> </w:t>
+      </w:r>
+      <w:r>
+        <w:rPr>
+          <w:rStyle w:val="VerbatimChar"/>
+        </w:rPr>
+        <w:t xml:space="preserve">admin</w:t>
+      </w:r>
+      <w:r>
+        <w:t xml:space="preserve"> </w:t>
+      </w:r>
+      <w:r>
+        <w:t xml:space="preserve">and you can open,</w:t>
+      </w:r>
+      <w:r>
+        <w:t xml:space="preserve"> </w:t>
+      </w:r>
+      <w:r>
+        <w:t xml:space="preserve">edit, and preview hundreds of sample articles directly — without changing or</w:t>
+      </w:r>
+      <w:r>
+        <w:t xml:space="preserve"> </w:t>
+      </w:r>
+      <w:r>
+        <w:t xml:space="preserve">saving anything to the real system. Wherever a feature says</w:t>
+      </w:r>
+      <w:r>
+        <w:t xml:space="preserve"> </w:t>
+      </w:r>
+      <w:r>
+        <w:t xml:space="preserve">“you can see this,”</w:t>
+      </w:r>
+      <w:r>
+        <w:t xml:space="preserve"> </w:t>
+      </w:r>
+      <w:r>
+        <w:t xml:space="preserve">this demonstration is where you see it.</w:t>
+      </w:r>
+    </w:p>
+    <w:p>
+      <w:pPr>
+        <w:pStyle w:val="Compact"/>
+        <w:numPr>
+          <w:ilvl w:val="0"/>
+          <w:numId w:val="1004"/>
+        </w:numPr>
+      </w:pPr>
+      <w:r>
+        <w:rPr>
+          <w:b/>
+          <w:bCs/>
+        </w:rPr>
+        <w:t xml:space="preserve">An automated test suite.</w:t>
+      </w:r>
+      <w:r>
+        <w:t xml:space="preserve"> </w:t>
+      </w:r>
+      <w:r>
+        <w:t xml:space="preserve">The project carries</w:t>
+      </w:r>
+      <w:r>
+        <w:t xml:space="preserve"> </w:t>
+      </w:r>
+      <w:r>
+        <w:rPr>
+          <w:b/>
+          <w:bCs/>
+        </w:rPr>
+        <w:t xml:space="preserve">375 automated tests</w:t>
+      </w:r>
+      <w:r>
+        <w:t xml:space="preserve"> </w:t>
+      </w:r>
+      <w:r>
+        <w:t xml:space="preserve">— small</w:t>
+      </w:r>
+      <w:r>
+        <w:t xml:space="preserve"> </w:t>
+      </w:r>
+      <w:r>
+        <w:t xml:space="preserve">programs that re-check the tool’s promises every time the code changes and stop</w:t>
+      </w:r>
+      <w:r>
+        <w:t xml:space="preserve"> </w:t>
+      </w:r>
+      <w:r>
+        <w:t xml:space="preserve">the work if a promise breaks. When this document says a promise is</w:t>
+      </w:r>
+      <w:r>
+        <w:t xml:space="preserve"> </w:t>
+      </w:r>
+      <w:r>
+        <w:t xml:space="preserve">“guaranteed,”</w:t>
+      </w:r>
+      <w:r>
+        <w:t xml:space="preserve"> </w:t>
+      </w:r>
+      <w:r>
+        <w:t xml:space="preserve">a</w:t>
+      </w:r>
+      <w:r>
+        <w:t xml:space="preserve"> </w:t>
+      </w:r>
+      <w:r>
+        <w:t xml:space="preserve">test enforces it.</w:t>
+      </w:r>
+    </w:p>
+    <w:p>
+      <w:pPr>
+        <w:pStyle w:val="Compact"/>
+        <w:numPr>
+          <w:ilvl w:val="0"/>
+          <w:numId w:val="1004"/>
+        </w:numPr>
+      </w:pPr>
+      <w:r>
+        <w:rPr>
+          <w:b/>
+          <w:bCs/>
+        </w:rPr>
+        <w:t xml:space="preserve">The shared project record.</w:t>
+      </w:r>
+      <w:r>
+        <w:t xml:space="preserve"> </w:t>
+      </w:r>
+      <w:r>
+        <w:t xml:space="preserve">Every piece of work is a dated, reversible entry in</w:t>
+      </w:r>
+      <w:r>
+        <w:t xml:space="preserve"> </w:t>
+      </w:r>
+      <w:r>
+        <w:t xml:space="preserve">the project’s shared history, independently reviewed before it was accepted.</w:t>
+      </w:r>
+      <w:r>
+        <w:t xml:space="preserve"> </w:t>
+      </w:r>
+      <w:r>
+        <w:t xml:space="preserve">“Built”</w:t>
+      </w:r>
+      <w:r>
+        <w:t xml:space="preserve"> </w:t>
+      </w:r>
+      <w:r>
+        <w:t xml:space="preserve">here means</w:t>
+      </w:r>
+      <w:r>
+        <w:t xml:space="preserve"> </w:t>
       </w:r>
       <w:r>
         <w:rPr>
           <w:i/>
           <w:iCs/>
         </w:rPr>
-        <w:t xml:space="preserve"> </w:t>
-      </w:r>
-      <w:r>
-        <w:rPr>
-          <w:i/>
-          <w:iCs/>
-        </w:rPr>
-        <w:t xml:space="preserve">and from which approved content is published to the public Research Hub.</w:t>
+        <w:t xml:space="preserve">accepted into the shared project</w:t>
+      </w:r>
+      <w:r>
+        <w:t xml:space="preserve">, not sitting on one person’s</w:t>
+      </w:r>
+      <w:r>
+        <w:t xml:space="preserve"> </w:t>
+      </w:r>
+      <w:r>
+        <w:t xml:space="preserve">laptop.</w:t>
+      </w:r>
+    </w:p>
+    <w:p>
+      <w:pPr>
+        <w:pStyle w:val="FirstParagraph"/>
+      </w:pPr>
+      <w:r>
+        <w:t xml:space="preserve">Section 7 is the developer reference. A manager can skip it; Sections 1–6 stand on</w:t>
+      </w:r>
+      <w:r>
+        <w:t xml:space="preserve"> </w:t>
+      </w:r>
+      <w:r>
+        <w:t xml:space="preserve">their own.</w:t>
       </w:r>
     </w:p>
     <w:p>
@@ -1014,128 +1558,37 @@
         <w:pStyle w:val="BodyText"/>
       </w:pPr>
       <w:r>
-        <w:t xml:space="preserve">The tool replaces one ICJIA built in 2019. That older tool still runs, but it is</w:t>
-      </w:r>
-      <w:r>
-        <w:t xml:space="preserve"> </w:t>
-      </w:r>
-      <w:r>
-        <w:t xml:space="preserve">built on technology that is no longer supported, it stores images in a wasteful</w:t>
-      </w:r>
-      <w:r>
-        <w:t xml:space="preserve"> </w:t>
-      </w:r>
-      <w:r>
-        <w:t xml:space="preserve">way that bloats the system, and it carries a confusing multi-step approval</w:t>
-      </w:r>
-      <w:r>
-        <w:t xml:space="preserve"> </w:t>
-      </w:r>
-      <w:r>
-        <w:t xml:space="preserve">process. The new Studio is built on current, well-supported technology, handles</w:t>
-      </w:r>
-      <w:r>
-        <w:t xml:space="preserve"> </w:t>
-      </w:r>
-      <w:r>
-        <w:t xml:space="preserve">images properly, and deliberately simplifies the process down to two clear roles:</w:t>
-      </w:r>
-      <w:r>
-        <w:t xml:space="preserve"> </w:t>
-      </w:r>
-      <w:r>
-        <w:t xml:space="preserve">people who</w:t>
-      </w:r>
-      <w:r>
-        <w:t xml:space="preserve"> </w:t>
-      </w:r>
-      <w:r>
-        <w:rPr>
-          <w:b/>
-          <w:bCs/>
-        </w:rPr>
-        <w:t xml:space="preserve">write</w:t>
-      </w:r>
-      <w:r>
-        <w:t xml:space="preserve"> </w:t>
-      </w:r>
-      <w:r>
-        <w:t xml:space="preserve">and people who</w:t>
-      </w:r>
-      <w:r>
-        <w:t xml:space="preserve"> </w:t>
-      </w:r>
-      <w:r>
-        <w:rPr>
-          <w:b/>
-          <w:bCs/>
-        </w:rPr>
-        <w:t xml:space="preserve">approve and publish</w:t>
-      </w:r>
-      <w:r>
-        <w:t xml:space="preserve">.</w:t>
-      </w:r>
-    </w:p>
-    <w:p>
-      <w:pPr>
-        <w:pStyle w:val="BodyText"/>
-      </w:pPr>
-      <w:r>
-        <w:t xml:space="preserve">One important boundary, stated up front because it shapes everything else:</w:t>
-      </w:r>
-      <w:r>
-        <w:t xml:space="preserve"> </w:t>
-      </w:r>
-      <w:r>
-        <w:rPr>
-          <w:b/>
-          <w:bCs/>
-        </w:rPr>
-        <w:t xml:space="preserve">staff</w:t>
-      </w:r>
-      <w:r>
-        <w:rPr>
-          <w:b/>
-          <w:bCs/>
-        </w:rPr>
-        <w:t xml:space="preserve"> </w:t>
-      </w:r>
-      <w:r>
-        <w:rPr>
-          <w:b/>
-          <w:bCs/>
-        </w:rPr>
-        <w:t xml:space="preserve">do not sign themselves up.</w:t>
-      </w:r>
-      <w:r>
-        <w:t xml:space="preserve"> </w:t>
-      </w:r>
-      <w:r>
-        <w:t xml:space="preserve">ICJIA’s Research &amp; Analysis unit creates each person’s</w:t>
-      </w:r>
-      <w:r>
-        <w:t xml:space="preserve"> </w:t>
-      </w:r>
-      <w:r>
-        <w:t xml:space="preserve">account; the sign-in screen says so and points anyone without an account to</w:t>
-      </w:r>
-      <w:r>
-        <w:t xml:space="preserve"> </w:t>
-      </w:r>
-      <w:r>
-        <w:t xml:space="preserve">Research &amp; Analysis. This is deliberate. The whole point of a controlled,</w:t>
-      </w:r>
-      <w:r>
-        <w:t xml:space="preserve"> </w:t>
-      </w:r>
-      <w:r>
-        <w:t xml:space="preserve">staff-only workspace is that only the right people can get in, and that decision is</w:t>
-      </w:r>
-      <w:r>
-        <w:t xml:space="preserve"> </w:t>
-      </w:r>
-      <w:r>
-        <w:t xml:space="preserve">made by ICJIA, not by a self-service form.</w:t>
+        <w:t xml:space="preserve">A word on intent: this is neither a sales pitch nor a complaint. It is a candid</w:t>
+      </w:r>
+      <w:r>
+        <w:t xml:space="preserve"> </w:t>
+      </w:r>
+      <w:r>
+        <w:t xml:space="preserve">accounting of what</w:t>
+      </w:r>
+      <w:r>
+        <w:t xml:space="preserve"> </w:t>
+      </w:r>
+      <w:r>
+        <w:t xml:space="preserve">“let staff post articles to our website”</w:t>
+      </w:r>
+      <w:r>
+        <w:t xml:space="preserve"> </w:t>
+      </w:r>
+      <w:r>
+        <w:t xml:space="preserve">actually involves when</w:t>
+      </w:r>
+      <w:r>
+        <w:t xml:space="preserve"> </w:t>
+      </w:r>
+      <w:r>
+        <w:t xml:space="preserve">it is built to be safe, accessible, and dependable for a public government</w:t>
+      </w:r>
+      <w:r>
+        <w:t xml:space="preserve"> </w:t>
+      </w:r>
+      <w:r>
+        <w:t xml:space="preserve">audience — and of how much of that is now finished and how much remains.</w:t>
       </w:r>
     </w:p>
     <w:p>
@@ -1145,20 +1598,14 @@
         </w:pict>
       </w:r>
     </w:p>
-    <w:bookmarkEnd w:id="12"/>
-    <w:bookmarkStart w:id="20" w:name="is-this-a-simple-project"/>
+    <w:bookmarkEnd w:id="13"/>
+    <w:bookmarkStart w:id="14" w:name="what-the-studio-is"/>
     <w:p>
       <w:pPr>
         <w:pStyle w:val="Heading2"/>
       </w:pPr>
       <w:r>
-        <w:t xml:space="preserve">2.</w:t>
-      </w:r>
-      <w:r>
-        <w:t xml:space="preserve"> </w:t>
-      </w:r>
-      <w:r>
-        <w:t xml:space="preserve">“Is this a simple project?”</w:t>
+        <w:t xml:space="preserve">1. What the Studio is</w:t>
       </w:r>
     </w:p>
     <w:p>
@@ -1166,7 +1613,96 @@
         <w:pStyle w:val="FirstParagraph"/>
       </w:pPr>
       <w:r>
-        <w:t xml:space="preserve">It is fair to look at this and ask:</w:t>
+        <w:rPr>
+          <w:b/>
+          <w:bCs/>
+        </w:rPr>
+        <w:t xml:space="preserve">Hub Studio 2.0</w:t>
+      </w:r>
+      <w:r>
+        <w:t xml:space="preserve"> </w:t>
+      </w:r>
+      <w:r>
+        <w:t xml:space="preserve">is one component of the</w:t>
+      </w:r>
+      <w:r>
+        <w:t xml:space="preserve"> </w:t>
+      </w:r>
+      <w:r>
+        <w:rPr>
+          <w:b/>
+          <w:bCs/>
+        </w:rPr>
+        <w:t xml:space="preserve">Hub 2.0 publishing project</w:t>
+      </w:r>
+      <w:r>
+        <w:t xml:space="preserve"> </w:t>
+      </w:r>
+      <w:r>
+        <w:t xml:space="preserve">— the</w:t>
+      </w:r>
+      <w:r>
+        <w:t xml:space="preserve"> </w:t>
+      </w:r>
+      <w:r>
+        <w:t xml:space="preserve">agency-wide modernization of the ICJIA Research Hub. Within that project, the Studio</w:t>
+      </w:r>
+      <w:r>
+        <w:t xml:space="preserve"> </w:t>
+      </w:r>
+      <w:r>
+        <w:t xml:space="preserve">is the internal, staff-only tool: a private workspace where ICJIA’s researchers</w:t>
+      </w:r>
+      <w:r>
+        <w:t xml:space="preserve"> </w:t>
+      </w:r>
+      <w:r>
+        <w:t xml:space="preserve">write and edit content — articles, the interactive apps ICJIA publishes, and</w:t>
+      </w:r>
+      <w:r>
+        <w:t xml:space="preserve"> </w:t>
+      </w:r>
+      <w:r>
+        <w:t xml:space="preserve">datasets — in a controlled place before any of it goes public. When a piece is</w:t>
+      </w:r>
+      <w:r>
+        <w:t xml:space="preserve"> </w:t>
+      </w:r>
+      <w:r>
+        <w:t xml:space="preserve">approved, it flows out to the public</w:t>
+      </w:r>
+      <w:r>
+        <w:t xml:space="preserve"> </w:t>
+      </w:r>
+      <w:r>
+        <w:rPr>
+          <w:b/>
+          <w:bCs/>
+        </w:rPr>
+        <w:t xml:space="preserve">Research Hub</w:t>
+      </w:r>
+      <w:r>
+        <w:t xml:space="preserve">, the website the public</w:t>
+      </w:r>
+      <w:r>
+        <w:t xml:space="preserve"> </w:t>
+      </w:r>
+      <w:r>
+        <w:t xml:space="preserve">visits. The public Research Hub is the storefront; the Studio is the back room where</w:t>
+      </w:r>
+      <w:r>
+        <w:t xml:space="preserve"> </w:t>
+      </w:r>
+      <w:r>
+        <w:t xml:space="preserve">the work is prepared, reviewed, and signed off before it reaches the shelf.</w:t>
+      </w:r>
+    </w:p>
+    <w:p>
+      <w:pPr>
+        <w:pStyle w:val="BodyText"/>
+      </w:pPr>
+      <w:r>
+        <w:t xml:space="preserve">Stated once, plainly:</w:t>
       </w:r>
       <w:r>
         <w:t xml:space="preserve"> </w:t>
@@ -1176,7 +1712,7 @@
           <w:i/>
           <w:iCs/>
         </w:rPr>
-        <w:t xml:space="preserve">we just need staff to post articles to a</w:t>
+        <w:t xml:space="preserve">the Studio is the secure, staff-only workspace where ICJIA</w:t>
       </w:r>
       <w:r>
         <w:rPr>
@@ -1190,220 +1726,13 @@
           <w:i/>
           <w:iCs/>
         </w:rPr>
-        <w:t xml:space="preserve">website — isn’t that simple?</w:t>
-      </w:r>
-      <w:r>
-        <w:t xml:space="preserve"> </w:t>
-      </w:r>
-      <w:r>
-        <w:t xml:space="preserve">It is a reasonable question and it deserves a</w:t>
-      </w:r>
-      <w:r>
-        <w:t xml:space="preserve"> </w:t>
-      </w:r>
-      <w:r>
-        <w:t xml:space="preserve">straight answer.</w:t>
-      </w:r>
-    </w:p>
-    <w:p>
-      <w:pPr>
-        <w:pStyle w:val="BodyText"/>
-      </w:pPr>
-      <w:r>
-        <w:t xml:space="preserve">The honest answer is that</w:t>
-      </w:r>
-      <w:r>
-        <w:t xml:space="preserve"> </w:t>
-      </w:r>
-      <w:r>
-        <w:t xml:space="preserve">“posting an article”</w:t>
-      </w:r>
-      <w:r>
-        <w:t xml:space="preserve"> </w:t>
-      </w:r>
-      <w:r>
-        <w:t xml:space="preserve">is the small, visible part. Almost</w:t>
-      </w:r>
-      <w:r>
-        <w:t xml:space="preserve"> </w:t>
-      </w:r>
-      <w:r>
-        <w:t xml:space="preserve">everything that makes such a tool genuinely</w:t>
-      </w:r>
-      <w:r>
-        <w:t xml:space="preserve"> </w:t>
-      </w:r>
-      <w:r>
-        <w:rPr>
-          <w:b/>
-          <w:bCs/>
-        </w:rPr>
-        <w:t xml:space="preserve">safe, usable, accessible, and</w:t>
-      </w:r>
-      <w:r>
-        <w:rPr>
-          <w:b/>
-          <w:bCs/>
-        </w:rPr>
-        <w:t xml:space="preserve"> </w:t>
-      </w:r>
-      <w:r>
-        <w:rPr>
-          <w:b/>
-          <w:bCs/>
-        </w:rPr>
-        <w:t xml:space="preserve">trustworthy</w:t>
-      </w:r>
-      <w:r>
-        <w:t xml:space="preserve"> </w:t>
-      </w:r>
-      <w:r>
-        <w:t xml:space="preserve">lives in the requirements that</w:t>
-      </w:r>
-      <w:r>
-        <w:t xml:space="preserve"> </w:t>
-      </w:r>
-      <w:r>
-        <w:t xml:space="preserve">“post an article”</w:t>
-      </w:r>
-      <w:r>
-        <w:t xml:space="preserve"> </w:t>
-      </w:r>
-      <w:r>
-        <w:t xml:space="preserve">quietly assumes</w:t>
-      </w:r>
-      <w:r>
-        <w:t xml:space="preserve"> </w:t>
-      </w:r>
-      <w:r>
-        <w:t xml:space="preserve">but never states. None of what follows is padding. Each item is ordinary,</w:t>
-      </w:r>
-      <w:r>
-        <w:t xml:space="preserve"> </w:t>
-      </w:r>
-      <w:r>
-        <w:t xml:space="preserve">professional work — and each is real. The point of this section is to make the</w:t>
-      </w:r>
-      <w:r>
-        <w:t xml:space="preserve"> </w:t>
-      </w:r>
-      <w:r>
-        <w:t xml:space="preserve">part of the iceberg that sits below the waterline visible.</w:t>
-      </w:r>
-    </w:p>
-    <w:bookmarkStart w:id="13" w:name="modeling-the-research-content-faithfully"/>
-    <w:p>
-      <w:pPr>
-        <w:pStyle w:val="Heading3"/>
-      </w:pPr>
-      <w:r>
-        <w:t xml:space="preserve">Modeling the research content faithfully</w:t>
-      </w:r>
-    </w:p>
-    <w:p>
-      <w:pPr>
-        <w:pStyle w:val="FirstParagraph"/>
-      </w:pPr>
-      <w:r>
-        <w:t xml:space="preserve">“An article”</w:t>
-      </w:r>
-      <w:r>
-        <w:t xml:space="preserve"> </w:t>
-      </w:r>
-      <w:r>
-        <w:t xml:space="preserve">is not one block of text. A Research Hub article carries a title, a</w:t>
-      </w:r>
-      <w:r>
-        <w:t xml:space="preserve"> </w:t>
-      </w:r>
-      <w:r>
-        <w:t xml:space="preserve">publication date, a type, a summary, the body itself, a list of authors,</w:t>
-      </w:r>
-      <w:r>
-        <w:t xml:space="preserve"> </w:t>
-      </w:r>
-      <w:r>
-        <w:t xml:space="preserve">categories and tags, a main image, a thumbnail, figures inside the text, an</w:t>
-      </w:r>
-      <w:r>
-        <w:t xml:space="preserve"> </w:t>
-      </w:r>
-      <w:r>
-        <w:t xml:space="preserve">attached report file, optional extra files, citation and funding information, and</w:t>
-      </w:r>
-      <w:r>
-        <w:t xml:space="preserve"> </w:t>
-      </w:r>
-      <w:r>
-        <w:t xml:space="preserve">links to related apps and datasets. That is</w:t>
-      </w:r>
-      <w:r>
-        <w:t xml:space="preserve"> </w:t>
+        <w:t xml:space="preserve">researchers prepare and approve content, and from which approved content is</w:t>
       </w:r>
       <w:r>
         <w:rPr>
           <w:i/>
           <w:iCs/>
         </w:rPr>
-        <w:t xml:space="preserve">one</w:t>
-      </w:r>
-      <w:r>
-        <w:t xml:space="preserve"> </w:t>
-      </w:r>
-      <w:r>
-        <w:t xml:space="preserve">of the three kinds of content.</w:t>
-      </w:r>
-      <w:r>
-        <w:t xml:space="preserve"> </w:t>
-      </w:r>
-      <w:r>
-        <w:t xml:space="preserve">There are three — articles, apps, and datasets — each with its own fields, its own</w:t>
-      </w:r>
-      <w:r>
-        <w:t xml:space="preserve"> </w:t>
-      </w:r>
-      <w:r>
-        <w:t xml:space="preserve">rules, and its own connections to the others.</w:t>
-      </w:r>
-    </w:p>
-    <w:p>
-      <w:pPr>
-        <w:pStyle w:val="BodyText"/>
-      </w:pPr>
-      <w:r>
-        <w:t xml:space="preserve">The difficulty is not the number of fields. It is that several of them are not</w:t>
-      </w:r>
-      <w:r>
-        <w:t xml:space="preserve"> </w:t>
-      </w:r>
-      <w:r>
-        <w:t xml:space="preserve">simple values but small structures: a list of authors, a list of figures each</w:t>
-      </w:r>
-      <w:r>
-        <w:t xml:space="preserve"> </w:t>
-      </w:r>
-      <w:r>
-        <w:t xml:space="preserve">with its own image and caption, a span of years with a start and end, links from</w:t>
-      </w:r>
-      <w:r>
-        <w:t xml:space="preserve"> </w:t>
-      </w:r>
-      <w:r>
-        <w:t xml:space="preserve">one article out to several related items. Every one of those has to survive a full</w:t>
-      </w:r>
-      <w:r>
-        <w:t xml:space="preserve"> </w:t>
-      </w:r>
-      <w:r>
-        <w:t xml:space="preserve">round trip — read out of the content system, shown in a form, edited by a person,</w:t>
-      </w:r>
-      <w:r>
-        <w:t xml:space="preserve"> </w:t>
-      </w:r>
-      <w:r>
-        <w:t xml:space="preserve">and saved back — landing in</w:t>
-      </w:r>
-      <w:r>
         <w:t xml:space="preserve"> </w:t>
       </w:r>
       <w:r>
@@ -1411,109 +1740,7 @@
           <w:i/>
           <w:iCs/>
         </w:rPr>
-        <w:t xml:space="preserve">exactly</w:t>
-      </w:r>
-      <w:r>
-        <w:t xml:space="preserve"> </w:t>
-      </w:r>
-      <w:r>
-        <w:t xml:space="preserve">the shape the system expects. Get a single</w:t>
-      </w:r>
-      <w:r>
-        <w:t xml:space="preserve"> </w:t>
-      </w:r>
-      <w:r>
-        <w:t xml:space="preserve">field’s shape wrong and nothing fails loudly; instead you quietly produce a record</w:t>
-      </w:r>
-      <w:r>
-        <w:t xml:space="preserve"> </w:t>
-      </w:r>
-      <w:r>
-        <w:t xml:space="preserve">that looks fine in the Studio and is broken on the public site. And the only</w:t>
-      </w:r>
-      <w:r>
-        <w:t xml:space="preserve"> </w:t>
-      </w:r>
-      <w:r>
-        <w:t xml:space="preserve">trustworthy source for what each field’s correct shape really is, is the live</w:t>
-      </w:r>
-      <w:r>
-        <w:t xml:space="preserve"> </w:t>
-      </w:r>
-      <w:r>
-        <w:t xml:space="preserve">content system itself — not a document, not an assumption. So the team confirmed</w:t>
-      </w:r>
-      <w:r>
-        <w:t xml:space="preserve"> </w:t>
-      </w:r>
-      <w:r>
-        <w:t xml:space="preserve">the real shapes by inspecting the live data directly rather than taking them on</w:t>
-      </w:r>
-      <w:r>
-        <w:t xml:space="preserve"> </w:t>
-      </w:r>
-      <w:r>
-        <w:t xml:space="preserve">faith.</w:t>
-      </w:r>
-    </w:p>
-    <w:bookmarkEnd w:id="13"/>
-    <w:bookmarkStart w:id="14" w:name="Xa29f5e5cea5175878ad7fc77ac144c5fc635d32"/>
-    <w:p>
-      <w:pPr>
-        <w:pStyle w:val="Heading3"/>
-      </w:pPr>
-      <w:r>
-        <w:t xml:space="preserve">A real sign-in, tied to who is actually allowed to publish</w:t>
-      </w:r>
-    </w:p>
-    <w:p>
-      <w:pPr>
-        <w:pStyle w:val="FirstParagraph"/>
-      </w:pPr>
-      <w:r>
-        <w:t xml:space="preserve">A sign-in you can genuinely trust has to do several things at once that never show</w:t>
-      </w:r>
-      <w:r>
-        <w:t xml:space="preserve"> </w:t>
-      </w:r>
-      <w:r>
-        <w:t xml:space="preserve">up on screen. It has to keep you signed in across page reloads so you are not</w:t>
-      </w:r>
-      <w:r>
-        <w:t xml:space="preserve"> </w:t>
-      </w:r>
-      <w:r>
-        <w:t xml:space="preserve">nagged to log in every few minutes. It has to re-check with the server, every time</w:t>
-      </w:r>
-      <w:r>
-        <w:t xml:space="preserve"> </w:t>
-      </w:r>
-      <w:r>
-        <w:t xml:space="preserve">the tool starts, that your account is still valid and still has the access it had</w:t>
-      </w:r>
-      <w:r>
-        <w:t xml:space="preserve"> </w:t>
-      </w:r>
-      <w:r>
-        <w:t xml:space="preserve">yesterday — because that answer can change between visits, and the tool must honor</w:t>
-      </w:r>
-      <w:r>
-        <w:t xml:space="preserve"> </w:t>
-      </w:r>
-      <w:r>
-        <w:t xml:space="preserve">the change immediately rather than trust a stale local copy. It has to return you</w:t>
-      </w:r>
-      <w:r>
-        <w:t xml:space="preserve"> </w:t>
-      </w:r>
-      <w:r>
-        <w:t xml:space="preserve">to the login screen the moment your access expires, without corrupting work in</w:t>
-      </w:r>
-      <w:r>
-        <w:t xml:space="preserve"> </w:t>
-      </w:r>
-      <w:r>
-        <w:t xml:space="preserve">progress.</w:t>
+        <w:t xml:space="preserve">published to the public Research Hub — the authoring half of Hub 2.0.</w:t>
       </w:r>
     </w:p>
     <w:p>
@@ -1521,158 +1748,66 @@
         <w:pStyle w:val="BodyText"/>
       </w:pPr>
       <w:r>
-        <w:t xml:space="preserve">And — the part that carries the most weight — it has to know</w:t>
-      </w:r>
-      <w:r>
-        <w:t xml:space="preserve"> </w:t>
-      </w:r>
-      <w:r>
-        <w:rPr>
-          <w:b/>
-          <w:bCs/>
-        </w:rPr>
-        <w:t xml:space="preserve">what you are</w:t>
-      </w:r>
-      <w:r>
-        <w:rPr>
-          <w:b/>
-          <w:bCs/>
-        </w:rPr>
-        <w:t xml:space="preserve"> </w:t>
-      </w:r>
-      <w:r>
-        <w:rPr>
-          <w:b/>
-          <w:bCs/>
-        </w:rPr>
-        <w:t xml:space="preserve">allowed to do</w:t>
-      </w:r>
-      <w:r>
-        <w:t xml:space="preserve"> </w:t>
-      </w:r>
-      <w:r>
-        <w:t xml:space="preserve">once you are in. The whole tool hinges on one rule: people who</w:t>
-      </w:r>
-      <w:r>
-        <w:t xml:space="preserve"> </w:t>
-      </w:r>
-      <w:r>
-        <w:t xml:space="preserve">write may save drafts but may not publish; people who approve may make content</w:t>
-      </w:r>
-      <w:r>
-        <w:t xml:space="preserve"> </w:t>
-      </w:r>
-      <w:r>
-        <w:t xml:space="preserve">live. Hiding the</w:t>
-      </w:r>
-      <w:r>
-        <w:t xml:space="preserve"> </w:t>
-      </w:r>
-      <w:r>
-        <w:t xml:space="preserve">“Publish”</w:t>
-      </w:r>
-      <w:r>
-        <w:t xml:space="preserve"> </w:t>
-      </w:r>
-      <w:r>
-        <w:t xml:space="preserve">button from a writer is easy and, on its own,</w:t>
-      </w:r>
-      <w:r>
-        <w:t xml:space="preserve"> </w:t>
-      </w:r>
-      <w:r>
-        <w:t xml:space="preserve">worthless: the button is just a picture. A web browser is fundamentally an</w:t>
-      </w:r>
-      <w:r>
-        <w:t xml:space="preserve"> </w:t>
-      </w:r>
-      <w:r>
-        <w:t xml:space="preserve">untrusted place — a determined person can read the page, watch every request it</w:t>
-      </w:r>
-      <w:r>
-        <w:t xml:space="preserve"> </w:t>
-      </w:r>
-      <w:r>
-        <w:t xml:space="preserve">sends, and re-send those requests by hand with the button out of the picture</w:t>
-      </w:r>
-      <w:r>
-        <w:t xml:space="preserve"> </w:t>
-      </w:r>
-      <w:r>
-        <w:t xml:space="preserve">entirely. So the rule has to be enforced where the request actually lands: at the</w:t>
-      </w:r>
-      <w:r>
-        <w:t xml:space="preserve"> </w:t>
-      </w:r>
-      <w:r>
-        <w:t xml:space="preserve">server that owns the content. And the rule the server enforces and the rule the</w:t>
-      </w:r>
-      <w:r>
-        <w:t xml:space="preserve"> </w:t>
-      </w:r>
-      <w:r>
-        <w:t xml:space="preserve">screen implies have to agree</w:t>
-      </w:r>
-      <w:r>
-        <w:t xml:space="preserve"> </w:t>
-      </w:r>
-      <w:r>
-        <w:rPr>
-          <w:i/>
-          <w:iCs/>
-        </w:rPr>
-        <w:t xml:space="preserve">exactly</w:t>
-      </w:r>
-      <w:r>
-        <w:t xml:space="preserve">, in every situation, or you get either a</w:t>
-      </w:r>
-      <w:r>
-        <w:t xml:space="preserve"> </w:t>
-      </w:r>
-      <w:r>
-        <w:t xml:space="preserve">silent security hole or a confusing tool that offers an action and then refuses</w:t>
-      </w:r>
-      <w:r>
-        <w:t xml:space="preserve"> </w:t>
-      </w:r>
-      <w:r>
-        <w:t xml:space="preserve">it. Making those two layers agree, and being able to show they agree, is the</w:t>
-      </w:r>
-      <w:r>
-        <w:t xml:space="preserve"> </w:t>
-      </w:r>
-      <w:r>
-        <w:t xml:space="preserve">genuine work hiding behind</w:t>
-      </w:r>
-      <w:r>
-        <w:t xml:space="preserve"> </w:t>
-      </w:r>
-      <w:r>
-        <w:t xml:space="preserve">“just let them log in.”</w:t>
-      </w:r>
-    </w:p>
-    <w:bookmarkEnd w:id="14"/>
-    <w:bookmarkStart w:id="15" w:name="Xc20969eebf7a62c30281e254388fd69129d13c5"/>
-    <w:p>
-      <w:pPr>
-        <w:pStyle w:val="Heading3"/>
-      </w:pPr>
-      <w:r>
-        <w:t xml:space="preserve">Handling images without bloating the site or opening a security hole</w:t>
-      </w:r>
-    </w:p>
-    <w:p>
-      <w:pPr>
-        <w:pStyle w:val="FirstParagraph"/>
-      </w:pPr>
-      <w:r>
-        <w:t xml:space="preserve">“Add a picture”</w:t>
-      </w:r>
-      <w:r>
-        <w:t xml:space="preserve"> </w:t>
-      </w:r>
-      <w:r>
-        <w:t xml:space="preserve">carries several requirements at once that pull against each other.</w:t>
+        <w:t xml:space="preserve">The tool replaces one ICJIA built in 2019. That older tool still runs, but it is</w:t>
+      </w:r>
+      <w:r>
+        <w:t xml:space="preserve"> </w:t>
+      </w:r>
+      <w:r>
+        <w:t xml:space="preserve">built on technology that is no longer supported, it stores images in a wasteful way</w:t>
+      </w:r>
+      <w:r>
+        <w:t xml:space="preserve"> </w:t>
+      </w:r>
+      <w:r>
+        <w:t xml:space="preserve">that bloats the system, and it carries a confusing multi-step approval process. Hub</w:t>
+      </w:r>
+      <w:r>
+        <w:t xml:space="preserve"> </w:t>
+      </w:r>
+      <w:r>
+        <w:t xml:space="preserve">Studio 2.0 is built on current, well-supported technology, handles images properly,</w:t>
+      </w:r>
+      <w:r>
+        <w:t xml:space="preserve"> </w:t>
+      </w:r>
+      <w:r>
+        <w:t xml:space="preserve">and deliberately reduces the process to two clear roles: people who</w:t>
+      </w:r>
+      <w:r>
+        <w:t xml:space="preserve"> </w:t>
+      </w:r>
+      <w:r>
+        <w:rPr>
+          <w:b/>
+          <w:bCs/>
+        </w:rPr>
+        <w:t xml:space="preserve">write</w:t>
+      </w:r>
+      <w:r>
+        <w:t xml:space="preserve"> </w:t>
+      </w:r>
+      <w:r>
+        <w:t xml:space="preserve">and</w:t>
+      </w:r>
+      <w:r>
+        <w:t xml:space="preserve"> </w:t>
+      </w:r>
+      <w:r>
+        <w:t xml:space="preserve">people who</w:t>
+      </w:r>
+      <w:r>
+        <w:t xml:space="preserve"> </w:t>
+      </w:r>
+      <w:r>
+        <w:rPr>
+          <w:b/>
+          <w:bCs/>
+        </w:rPr>
+        <w:t xml:space="preserve">approve and publish</w:t>
+      </w:r>
+      <w:r>
+        <w:t xml:space="preserve">.</w:t>
       </w:r>
     </w:p>
     <w:p>
@@ -1680,593 +1815,55 @@
         <w:pStyle w:val="BodyText"/>
       </w:pPr>
       <w:r>
-        <w:t xml:space="preserve">The old tool stored each image by converting it into an enormous block of text and</w:t>
-      </w:r>
-      <w:r>
-        <w:t xml:space="preserve"> </w:t>
-      </w:r>
-      <w:r>
-        <w:t xml:space="preserve">writing that block directly into the content record. The cost compounds: the</w:t>
-      </w:r>
-      <w:r>
-        <w:t xml:space="preserve"> </w:t>
-      </w:r>
-      <w:r>
-        <w:t xml:space="preserve">system swells with image data it was never meant to hold, every read and every</w:t>
-      </w:r>
-      <w:r>
-        <w:t xml:space="preserve"> </w:t>
-      </w:r>
-      <w:r>
-        <w:t xml:space="preserve">backup drags those images along whether you need them or not, and the same picture</w:t>
-      </w:r>
-      <w:r>
-        <w:t xml:space="preserve"> </w:t>
-      </w:r>
-      <w:r>
-        <w:t xml:space="preserve">used in three places is stored three separate times. The new Studio refuses this</w:t>
-      </w:r>
-      <w:r>
-        <w:t xml:space="preserve"> </w:t>
-      </w:r>
-      <w:r>
-        <w:t xml:space="preserve">outright — each image is uploaded once to a shared library and the record keeps</w:t>
-      </w:r>
-      <w:r>
-        <w:t xml:space="preserve"> </w:t>
-      </w:r>
-      <w:r>
-        <w:t xml:space="preserve">only a lightweight link to it. Holding that line is not a one-time decision; a</w:t>
-      </w:r>
-      <w:r>
-        <w:t xml:space="preserve"> </w:t>
-      </w:r>
-      <w:r>
-        <w:t xml:space="preserve">bloated image can sneak back in through a pasted editor, a copied field, or an</w:t>
-      </w:r>
-      <w:r>
-        <w:t xml:space="preserve"> </w:t>
-      </w:r>
-      <w:r>
-        <w:t xml:space="preserve">import, so the rule has to be actively guarded, not merely intended.</w:t>
-      </w:r>
-    </w:p>
-    <w:p>
-      <w:pPr>
-        <w:pStyle w:val="BodyText"/>
-      </w:pPr>
-      <w:r>
-        <w:t xml:space="preserve">Images are also an accessibility and a legal-grade obligation, not a polish item.</w:t>
-      </w:r>
-      <w:r>
-        <w:t xml:space="preserve"> </w:t>
-      </w:r>
-      <w:r>
-        <w:t xml:space="preserve">Every image needs</w:t>
-      </w:r>
-      <w:r>
-        <w:t xml:space="preserve"> </w:t>
-      </w:r>
-      <w:r>
-        <w:rPr>
-          <w:b/>
-          <w:bCs/>
-        </w:rPr>
-        <w:t xml:space="preserve">alt-text</w:t>
-      </w:r>
-      <w:r>
-        <w:t xml:space="preserve"> </w:t>
-      </w:r>
-      <w:r>
-        <w:t xml:space="preserve">— a short written description that a screen reader</w:t>
-      </w:r>
-      <w:r>
-        <w:t xml:space="preserve"> </w:t>
-      </w:r>
-      <w:r>
-        <w:t xml:space="preserve">speaks aloud to a person who cannot see the image — and may carry an optional</w:t>
-      </w:r>
-      <w:r>
-        <w:t xml:space="preserve"> </w:t>
-      </w:r>
-      <w:r>
-        <w:t xml:space="preserve">caption. For a public government website this is a compliance requirement. That</w:t>
-      </w:r>
-      <w:r>
-        <w:t xml:space="preserve"> </w:t>
-      </w:r>
-      <w:r>
-        <w:t xml:space="preserve">means the tool cannot simply</w:t>
-      </w:r>
-      <w:r>
-        <w:t xml:space="preserve"> </w:t>
-      </w:r>
-      <w:r>
-        <w:rPr>
-          <w:i/>
-          <w:iCs/>
-        </w:rPr>
-        <w:t xml:space="preserve">offer</w:t>
-      </w:r>
-      <w:r>
-        <w:t xml:space="preserve"> </w:t>
-      </w:r>
-      <w:r>
-        <w:t xml:space="preserve">a description box; it has to make supplying a</w:t>
-      </w:r>
-      <w:r>
-        <w:t xml:space="preserve"> </w:t>
-      </w:r>
-      <w:r>
-        <w:t xml:space="preserve">description the path of least resistance, so that accessible content is what</w:t>
-      </w:r>
-      <w:r>
-        <w:t xml:space="preserve"> </w:t>
-      </w:r>
-      <w:r>
-        <w:t xml:space="preserve">naturally gets produced.</w:t>
-      </w:r>
-    </w:p>
-    <w:p>
-      <w:pPr>
-        <w:pStyle w:val="BodyText"/>
-      </w:pPr>
-      <w:r>
-        <w:t xml:space="preserve">And certain image files are an attack surface. One common image format is not a</w:t>
-      </w:r>
-      <w:r>
-        <w:t xml:space="preserve"> </w:t>
-      </w:r>
-      <w:r>
-        <w:t xml:space="preserve">flat picture at all but a small text document that can legally contain hidden,</w:t>
-      </w:r>
-      <w:r>
-        <w:t xml:space="preserve"> </w:t>
-      </w:r>
-      <w:r>
-        <w:t xml:space="preserve">runnable instructions — which is exactly what makes it dangerous to accept from a</w:t>
-      </w:r>
-      <w:r>
-        <w:t xml:space="preserve"> </w:t>
-      </w:r>
-      <w:r>
-        <w:t xml:space="preserve">signed-in user, because a booby-trapped file could carry something that runs in</w:t>
-      </w:r>
-      <w:r>
-        <w:t xml:space="preserve"> </w:t>
-      </w:r>
-      <w:r>
-        <w:t xml:space="preserve">the browser of the next person who views it. The Studio strips the dangerous parts</w:t>
-      </w:r>
-      <w:r>
-        <w:t xml:space="preserve"> </w:t>
-      </w:r>
-      <w:r>
-        <w:t xml:space="preserve">out of every such file</w:t>
-      </w:r>
-      <w:r>
-        <w:t xml:space="preserve"> </w:t>
-      </w:r>
-      <w:r>
-        <w:rPr>
-          <w:i/>
-          <w:iCs/>
-        </w:rPr>
-        <w:t xml:space="preserve">before</w:t>
-      </w:r>
-      <w:r>
-        <w:t xml:space="preserve"> </w:t>
-      </w:r>
-      <w:r>
-        <w:t xml:space="preserve">it is stored, defusing a hostile file at the door</w:t>
-      </w:r>
-      <w:r>
-        <w:t xml:space="preserve"> </w:t>
-      </w:r>
-      <w:r>
-        <w:t xml:space="preserve">rather than trusting it and serving it to the public. At the same time, the tool</w:t>
-      </w:r>
-      <w:r>
-        <w:t xml:space="preserve"> </w:t>
-      </w:r>
-      <w:r>
-        <w:t xml:space="preserve">has to accept all the genuinely valid image formats without turning away</w:t>
-      </w:r>
-      <w:r>
-        <w:t xml:space="preserve"> </w:t>
-      </w:r>
-      <w:r>
-        <w:t xml:space="preserve">legitimate files — the old tool erred the other way and frustrated people by</w:t>
-      </w:r>
-      <w:r>
-        <w:t xml:space="preserve"> </w:t>
-      </w:r>
-      <w:r>
-        <w:t xml:space="preserve">rejecting good images, so being precise about what counts as valid matters as much</w:t>
-      </w:r>
-      <w:r>
-        <w:t xml:space="preserve"> </w:t>
-      </w:r>
-      <w:r>
-        <w:t xml:space="preserve">as being cautious.</w:t>
-      </w:r>
-    </w:p>
-    <w:bookmarkEnd w:id="15"/>
-    <w:bookmarkStart w:id="16" w:name="X35f0e0227c21db32ba9cfc26c67ab445c60498b"/>
-    <w:p>
-      <w:pPr>
-        <w:pStyle w:val="Heading3"/>
-      </w:pPr>
-      <w:r>
-        <w:t xml:space="preserve">Preventing bad or oversized data from ever being saved</w:t>
-      </w:r>
-    </w:p>
-    <w:p>
-      <w:pPr>
-        <w:pStyle w:val="FirstParagraph"/>
-      </w:pPr>
-      <w:r>
-        <w:t xml:space="preserve">Before anything is written, the Studio checks it. Required fields must be present,</w:t>
-      </w:r>
-      <w:r>
-        <w:t xml:space="preserve"> </w:t>
-      </w:r>
-      <w:r>
-        <w:t xml:space="preserve">formats must be correct, values must be from the allowed set, and — the rule the</w:t>
-      </w:r>
-      <w:r>
-        <w:t xml:space="preserve"> </w:t>
-      </w:r>
-      <w:r>
-        <w:t xml:space="preserve">project cares about most — no image may ever be smuggled in as one of those giant</w:t>
-      </w:r>
-      <w:r>
-        <w:t xml:space="preserve"> </w:t>
-      </w:r>
-      <w:r>
-        <w:t xml:space="preserve">embedded text blocks. This check stands between a person and a save: if something</w:t>
-      </w:r>
-      <w:r>
-        <w:t xml:space="preserve"> </w:t>
-      </w:r>
-      <w:r>
-        <w:t xml:space="preserve">is invalid, the save is blocked and the person is told what to fix, in plain</w:t>
-      </w:r>
-      <w:r>
-        <w:t xml:space="preserve"> </w:t>
-      </w:r>
-      <w:r>
-        <w:t xml:space="preserve">terms,</w:t>
-      </w:r>
-      <w:r>
-        <w:t xml:space="preserve"> </w:t>
-      </w:r>
-      <w:r>
-        <w:rPr>
-          <w:i/>
-          <w:iCs/>
-        </w:rPr>
-        <w:t xml:space="preserve">before</w:t>
-      </w:r>
-      <w:r>
-        <w:t xml:space="preserve"> </w:t>
-      </w:r>
-      <w:r>
-        <w:t xml:space="preserve">anything reaches the content system. The hard part is that this</w:t>
-      </w:r>
-      <w:r>
-        <w:t xml:space="preserve"> </w:t>
-      </w:r>
-      <w:r>
-        <w:t xml:space="preserve">guarantee has to hold for every content type and every field, in both directions,</w:t>
-      </w:r>
-      <w:r>
-        <w:t xml:space="preserve"> </w:t>
-      </w:r>
-      <w:r>
-        <w:t xml:space="preserve">every single time — a guarantee is only as good as the one case nobody remembered</w:t>
-      </w:r>
-      <w:r>
-        <w:t xml:space="preserve"> </w:t>
-      </w:r>
-      <w:r>
-        <w:t xml:space="preserve">to check, which is why the checks are written as automated tests that fail the</w:t>
-      </w:r>
-      <w:r>
-        <w:t xml:space="preserve"> </w:t>
-      </w:r>
-      <w:r>
-        <w:t xml:space="preserve">whole build if anyone ever weakens them.</w:t>
-      </w:r>
-    </w:p>
-    <w:bookmarkEnd w:id="16"/>
-    <w:bookmarkStart w:id="17" w:name="X6d5a74fecf30952c05a2f8b3e5bff96f92f6758"/>
-    <w:p>
-      <w:pPr>
-        <w:pStyle w:val="Heading3"/>
-      </w:pPr>
-      <w:r>
-        <w:t xml:space="preserve">Showing an exact preview of what will publish</w:t>
-      </w:r>
-    </w:p>
-    <w:p>
-      <w:pPr>
-        <w:pStyle w:val="FirstParagraph"/>
-      </w:pPr>
-      <w:r>
-        <w:t xml:space="preserve">A preview that shows</w:t>
-      </w:r>
-      <w:r>
-        <w:t xml:space="preserve"> </w:t>
-      </w:r>
-      <w:r>
-        <w:rPr>
-          <w:i/>
-          <w:iCs/>
-        </w:rPr>
-        <w:t xml:space="preserve">roughly</w:t>
-      </w:r>
-      <w:r>
-        <w:t xml:space="preserve"> </w:t>
-      </w:r>
-      <w:r>
-        <w:t xml:space="preserve">what an article will look like is not good enough</w:t>
-      </w:r>
-      <w:r>
-        <w:t xml:space="preserve"> </w:t>
-      </w:r>
-      <w:r>
-        <w:t xml:space="preserve">for staff who are about to publish to a public government website. They need to see</w:t>
-      </w:r>
-      <w:r>
-        <w:t xml:space="preserve"> </w:t>
-      </w:r>
-      <w:r>
-        <w:t xml:space="preserve">it rendered exactly as it will appear on the live Research Hub — same formatting,</w:t>
-      </w:r>
-      <w:r>
-        <w:t xml:space="preserve"> </w:t>
-      </w:r>
-      <w:r>
-        <w:t xml:space="preserve">same layout — so there are no surprises after they approve it. The difficulty is</w:t>
-      </w:r>
-      <w:r>
-        <w:t xml:space="preserve"> </w:t>
-      </w:r>
-      <w:r>
-        <w:t xml:space="preserve">that the preview and the live site are produced by two</w:t>
-      </w:r>
-      <w:r>
-        <w:t xml:space="preserve"> </w:t>
-      </w:r>
-      <w:r>
-        <w:rPr>
-          <w:i/>
-          <w:iCs/>
-        </w:rPr>
-        <w:t xml:space="preserve">separate</w:t>
-      </w:r>
-      <w:r>
-        <w:t xml:space="preserve"> </w:t>
-      </w:r>
-      <w:r>
-        <w:t xml:space="preserve">programs.</w:t>
-      </w:r>
-      <w:r>
-        <w:t xml:space="preserve"> </w:t>
-      </w:r>
-      <w:r>
-        <w:t xml:space="preserve">“Exactly the same”</w:t>
-      </w:r>
-      <w:r>
-        <w:t xml:space="preserve"> </w:t>
-      </w:r>
-      <w:r>
-        <w:t xml:space="preserve">is only true if both turn the author’s text into a page using</w:t>
-      </w:r>
-      <w:r>
-        <w:t xml:space="preserve"> </w:t>
-      </w:r>
-      <w:r>
-        <w:t xml:space="preserve">the identical set of formatting rules — and ICJIA’s content leans on the rules</w:t>
-      </w:r>
-      <w:r>
-        <w:t xml:space="preserve"> </w:t>
-      </w:r>
-      <w:r>
-        <w:t xml:space="preserve">that are easiest to get subtly wrong: footnotes, mathematical notation, and</w:t>
-      </w:r>
-      <w:r>
-        <w:t xml:space="preserve"> </w:t>
-      </w:r>
-      <w:r>
-        <w:t xml:space="preserve">complex tables. If the preview’s rules and the public site’s rules drift even</w:t>
-      </w:r>
-      <w:r>
-        <w:t xml:space="preserve"> </w:t>
-      </w:r>
-      <w:r>
-        <w:t xml:space="preserve">slightly apart, the preview becomes a confident lie, and the author discovers it</w:t>
-      </w:r>
-      <w:r>
-        <w:t xml:space="preserve"> </w:t>
-      </w:r>
-      <w:r>
-        <w:t xml:space="preserve">only after the content is already public. Keeping the two in genuine step is the</w:t>
-      </w:r>
-      <w:r>
-        <w:t xml:space="preserve"> </w:t>
-      </w:r>
-      <w:r>
-        <w:t xml:space="preserve">real task hiding inside the word</w:t>
-      </w:r>
-      <w:r>
-        <w:t xml:space="preserve"> </w:t>
-      </w:r>
-      <w:r>
-        <w:t xml:space="preserve">“preview.”</w:t>
-      </w:r>
-    </w:p>
-    <w:bookmarkEnd w:id="17"/>
-    <w:bookmarkStart w:id="18" w:name="X95acfa1ea2f3e2066821e20382f4eb208685ad7"/>
-    <w:p>
-      <w:pPr>
-        <w:pStyle w:val="Heading3"/>
-      </w:pPr>
-      <w:r>
-        <w:t xml:space="preserve">And underneath all of it: a real content system with its own rules</w:t>
-      </w:r>
-    </w:p>
-    <w:p>
-      <w:pPr>
-        <w:pStyle w:val="FirstParagraph"/>
-      </w:pPr>
-      <w:r>
-        <w:t xml:space="preserve">Everything above runs against a professional content-management system with its</w:t>
-      </w:r>
-      <w:r>
-        <w:t xml:space="preserve"> </w:t>
-      </w:r>
-      <w:r>
-        <w:t xml:space="preserve">own firm rules — how records are identified, how a draft differs from a published</w:t>
-      </w:r>
-      <w:r>
-        <w:t xml:space="preserve"> </w:t>
-      </w:r>
-      <w:r>
-        <w:t xml:space="preserve">item, how images attach, how related items connect. Those rules have to be learned</w:t>
-      </w:r>
-      <w:r>
-        <w:t xml:space="preserve"> </w:t>
-      </w:r>
-      <w:r>
-        <w:t xml:space="preserve">and respected precisely, and the only authoritative source for what they actually</w:t>
-      </w:r>
-      <w:r>
-        <w:t xml:space="preserve"> </w:t>
-      </w:r>
-      <w:r>
-        <w:t xml:space="preserve">are is the running system itself. Learning them, and discovering that the best way</w:t>
-      </w:r>
-      <w:r>
-        <w:t xml:space="preserve"> </w:t>
-      </w:r>
-      <w:r>
-        <w:t xml:space="preserve">into the system was not the one the project first assumed, is itself part of the</w:t>
-      </w:r>
-      <w:r>
-        <w:t xml:space="preserve"> </w:t>
-      </w:r>
-      <w:r>
-        <w:t xml:space="preserve">genuine work — and it is the single clearest illustration of why this is not a</w:t>
-      </w:r>
-      <w:r>
-        <w:t xml:space="preserve"> </w:t>
-      </w:r>
-      <w:r>
-        <w:t xml:space="preserve">trivial project. (Section 5 tells that story in plain terms.)</w:t>
-      </w:r>
-    </w:p>
-    <w:bookmarkEnd w:id="18"/>
-    <w:bookmarkStart w:id="19" w:name="so-is-it-simple"/>
-    <w:p>
-      <w:pPr>
-        <w:pStyle w:val="Heading3"/>
-      </w:pPr>
-      <w:r>
-        <w:t xml:space="preserve">So — is it simple?</w:t>
-      </w:r>
-    </w:p>
-    <w:p>
-      <w:pPr>
-        <w:pStyle w:val="FirstParagraph"/>
-      </w:pPr>
-      <w:r>
-        <w:t xml:space="preserve">The</w:t>
-      </w:r>
-      <w:r>
-        <w:t xml:space="preserve"> </w:t>
-      </w:r>
-      <w:r>
-        <w:rPr>
-          <w:i/>
-          <w:iCs/>
-        </w:rPr>
-        <w:t xml:space="preserve">workflow</w:t>
-      </w:r>
-      <w:r>
-        <w:t xml:space="preserve"> </w:t>
-      </w:r>
-      <w:r>
-        <w:t xml:space="preserve">is simple, deliberately: writers draft, approvers publish. That</w:t>
-      </w:r>
-      <w:r>
-        <w:t xml:space="preserve"> </w:t>
-      </w:r>
-      <w:r>
-        <w:t xml:space="preserve">simplicity for the user is itself an achievement — it is the direct result of</w:t>
-      </w:r>
-      <w:r>
-        <w:t xml:space="preserve"> </w:t>
-      </w:r>
-      <w:r>
-        <w:t xml:space="preserve">removing the old tool’s confusing multi-stage approval chain. But</w:t>
-      </w:r>
-      <w:r>
-        <w:t xml:space="preserve"> </w:t>
-      </w:r>
-      <w:r>
-        <w:t xml:space="preserve">“simple to use”</w:t>
-      </w:r>
-      <w:r>
-        <w:t xml:space="preserve"> </w:t>
-      </w:r>
-      <w:r>
-        <w:t xml:space="preserve">sits on top of a real sign-in with real roles, three fully-modeled content types,</w:t>
-      </w:r>
-      <w:r>
-        <w:t xml:space="preserve"> </w:t>
-      </w:r>
-      <w:r>
-        <w:t xml:space="preserve">accessible and safe image handling, a guard that blocks bad data before it is</w:t>
-      </w:r>
-      <w:r>
-        <w:t xml:space="preserve"> </w:t>
-      </w:r>
-      <w:r>
-        <w:t xml:space="preserve">saved, an exact preview, and faithful integration with a professional content</w:t>
-      </w:r>
-      <w:r>
-        <w:t xml:space="preserve"> </w:t>
-      </w:r>
-      <w:r>
-        <w:t xml:space="preserve">system. None of those are optional if the result is going to be safe, accessible,</w:t>
-      </w:r>
-      <w:r>
-        <w:t xml:space="preserve"> </w:t>
-      </w:r>
-      <w:r>
-        <w:t xml:space="preserve">and trustworthy for a public government audience. That is the genuine scope —</w:t>
-      </w:r>
-      <w:r>
-        <w:t xml:space="preserve"> </w:t>
-      </w:r>
-      <w:r>
-        <w:t xml:space="preserve">real, credible, and entirely ordinary professional work.</w:t>
-      </w:r>
-    </w:p>
-    <w:p>
-      <w:pPr>
-        <w:pStyle w:val="BodyText"/>
-      </w:pPr>
-      <w:r>
-        <w:t xml:space="preserve">Every one of those pieces is now built. The next section walks through them one at</w:t>
-      </w:r>
-      <w:r>
-        <w:t xml:space="preserve"> </w:t>
-      </w:r>
-      <w:r>
-        <w:t xml:space="preserve">a time, and for each one tells you exactly where you can go to see it for yourself.</w:t>
+        <w:t xml:space="preserve">One boundary shapes everything else, so it is stated up front:</w:t>
+      </w:r>
+      <w:r>
+        <w:t xml:space="preserve"> </w:t>
+      </w:r>
+      <w:r>
+        <w:rPr>
+          <w:b/>
+          <w:bCs/>
+        </w:rPr>
+        <w:t xml:space="preserve">staff do not sign</w:t>
+      </w:r>
+      <w:r>
+        <w:rPr>
+          <w:b/>
+          <w:bCs/>
+        </w:rPr>
+        <w:t xml:space="preserve"> </w:t>
+      </w:r>
+      <w:r>
+        <w:rPr>
+          <w:b/>
+          <w:bCs/>
+        </w:rPr>
+        <w:t xml:space="preserve">themselves up.</w:t>
+      </w:r>
+      <w:r>
+        <w:t xml:space="preserve"> </w:t>
+      </w:r>
+      <w:r>
+        <w:t xml:space="preserve">ICJIA’s Research &amp; Analysis unit creates each person’s account; the</w:t>
+      </w:r>
+      <w:r>
+        <w:t xml:space="preserve"> </w:t>
+      </w:r>
+      <w:r>
+        <w:t xml:space="preserve">sign-in screen says so and points anyone without an account to Research &amp; Analysis.</w:t>
+      </w:r>
+      <w:r>
+        <w:t xml:space="preserve"> </w:t>
+      </w:r>
+      <w:r>
+        <w:t xml:space="preserve">This is deliberate. A controlled, staff-only workspace works only if entry is</w:t>
+      </w:r>
+      <w:r>
+        <w:t xml:space="preserve"> </w:t>
+      </w:r>
+      <w:r>
+        <w:t xml:space="preserve">granted by ICJIA, not by a self-service form.</w:t>
       </w:r>
     </w:p>
     <w:p>
@@ -2276,15 +1873,20 @@
         </w:pict>
       </w:r>
     </w:p>
-    <w:bookmarkEnd w:id="19"/>
-    <w:bookmarkEnd w:id="20"/>
-    <w:bookmarkStart w:id="30" w:name="whats-working-today"/>
+    <w:bookmarkEnd w:id="14"/>
+    <w:bookmarkStart w:id="22" w:name="the-real-scope-behind-post-an-article"/>
     <w:p>
       <w:pPr>
         <w:pStyle w:val="Heading2"/>
       </w:pPr>
       <w:r>
-        <w:t xml:space="preserve">3. What’s working today</w:t>
+        <w:t xml:space="preserve">2. The real scope behind</w:t>
+      </w:r>
+      <w:r>
+        <w:t xml:space="preserve"> </w:t>
+      </w:r>
+      <w:r>
+        <w:t xml:space="preserve">“post an article”</w:t>
       </w:r>
     </w:p>
     <w:p>
@@ -2292,54 +1894,7 @@
         <w:pStyle w:val="FirstParagraph"/>
       </w:pPr>
       <w:r>
-        <w:t xml:space="preserve">Everything in this section is</w:t>
-      </w:r>
-      <w:r>
-        <w:t xml:space="preserve"> </w:t>
-      </w:r>
-      <w:r>
-        <w:rPr>
-          <w:b/>
-          <w:bCs/>
-        </w:rPr>
-        <w:t xml:space="preserve">built</w:t>
-      </w:r>
-      <w:r>
-        <w:t xml:space="preserve">, lives on the team’s official, shared copy</w:t>
-      </w:r>
-      <w:r>
-        <w:t xml:space="preserve"> </w:t>
-      </w:r>
-      <w:r>
-        <w:t xml:space="preserve">of the project (what developers call</w:t>
-      </w:r>
-      <w:r>
-        <w:t xml:space="preserve"> </w:t>
-      </w:r>
-      <w:r>
-        <w:t xml:space="preserve">“main”</w:t>
-      </w:r>
-      <w:r>
-        <w:t xml:space="preserve">), and is checked by an automated test</w:t>
-      </w:r>
-      <w:r>
-        <w:t xml:space="preserve"> </w:t>
-      </w:r>
-      <w:r>
-        <w:t xml:space="preserve">suite — currently</w:t>
-      </w:r>
-      <w:r>
-        <w:t xml:space="preserve"> </w:t>
-      </w:r>
-      <w:r>
-        <w:rPr>
-          <w:b/>
-          <w:bCs/>
-        </w:rPr>
-        <w:t xml:space="preserve">375 automated tests, all passing</w:t>
-      </w:r>
-      <w:r>
-        <w:t xml:space="preserve">. What is</w:t>
+        <w:t xml:space="preserve">A fair question to put to this project is:</w:t>
       </w:r>
       <w:r>
         <w:t xml:space="preserve"> </w:t>
@@ -2349,6 +1904,1159 @@
           <w:i/>
           <w:iCs/>
         </w:rPr>
+        <w:t xml:space="preserve">we need staff to post articles to a</w:t>
+      </w:r>
+      <w:r>
+        <w:rPr>
+          <w:i/>
+          <w:iCs/>
+        </w:rPr>
+        <w:t xml:space="preserve"> </w:t>
+      </w:r>
+      <w:r>
+        <w:rPr>
+          <w:i/>
+          <w:iCs/>
+        </w:rPr>
+        <w:t xml:space="preserve">website — isn’t that straightforward?</w:t>
+      </w:r>
+      <w:r>
+        <w:t xml:space="preserve"> </w:t>
+      </w:r>
+      <w:r>
+        <w:t xml:space="preserve">It deserves a direct answer, because the</w:t>
+      </w:r>
+      <w:r>
+        <w:t xml:space="preserve"> </w:t>
+      </w:r>
+      <w:r>
+        <w:t xml:space="preserve">honest scope is larger than the visible task suggests.</w:t>
+      </w:r>
+    </w:p>
+    <w:p>
+      <w:pPr>
+        <w:pStyle w:val="BodyText"/>
+      </w:pPr>
+      <w:r>
+        <w:t xml:space="preserve">“Posting an article”</w:t>
+      </w:r>
+      <w:r>
+        <w:t xml:space="preserve"> </w:t>
+      </w:r>
+      <w:r>
+        <w:t xml:space="preserve">is the small, visible part. Almost everything that makes such a</w:t>
+      </w:r>
+      <w:r>
+        <w:t xml:space="preserve"> </w:t>
+      </w:r>
+      <w:r>
+        <w:t xml:space="preserve">tool</w:t>
+      </w:r>
+      <w:r>
+        <w:t xml:space="preserve"> </w:t>
+      </w:r>
+      <w:r>
+        <w:rPr>
+          <w:b/>
+          <w:bCs/>
+        </w:rPr>
+        <w:t xml:space="preserve">safe, usable, accessible, and trustworthy</w:t>
+      </w:r>
+      <w:r>
+        <w:t xml:space="preserve"> </w:t>
+      </w:r>
+      <w:r>
+        <w:t xml:space="preserve">lives in the requirements that</w:t>
+      </w:r>
+      <w:r>
+        <w:t xml:space="preserve"> </w:t>
+      </w:r>
+      <w:r>
+        <w:t xml:space="preserve">“post an article”</w:t>
+      </w:r>
+      <w:r>
+        <w:t xml:space="preserve"> </w:t>
+      </w:r>
+      <w:r>
+        <w:t xml:space="preserve">assumes but never states. None of what follows is padding — each</w:t>
+      </w:r>
+      <w:r>
+        <w:t xml:space="preserve"> </w:t>
+      </w:r>
+      <w:r>
+        <w:t xml:space="preserve">item is ordinary, professional work, and each one is real. This section makes the</w:t>
+      </w:r>
+      <w:r>
+        <w:t xml:space="preserve"> </w:t>
+      </w:r>
+      <w:r>
+        <w:t xml:space="preserve">part below the waterline visible, so the scope is on the table rather than implied.</w:t>
+      </w:r>
+    </w:p>
+    <w:bookmarkStart w:id="15" w:name="modeling-the-research-content-faithfully"/>
+    <w:p>
+      <w:pPr>
+        <w:pStyle w:val="Heading3"/>
+      </w:pPr>
+      <w:r>
+        <w:t xml:space="preserve">Modeling the research content faithfully</w:t>
+      </w:r>
+    </w:p>
+    <w:p>
+      <w:pPr>
+        <w:pStyle w:val="FirstParagraph"/>
+      </w:pPr>
+      <w:r>
+        <w:t xml:space="preserve">“An article”</w:t>
+      </w:r>
+      <w:r>
+        <w:t xml:space="preserve"> </w:t>
+      </w:r>
+      <w:r>
+        <w:t xml:space="preserve">is not one block of text. A Research Hub article carries a title, a</w:t>
+      </w:r>
+      <w:r>
+        <w:t xml:space="preserve"> </w:t>
+      </w:r>
+      <w:r>
+        <w:t xml:space="preserve">publication date, a type, a summary, the body itself, a list of authors,</w:t>
+      </w:r>
+      <w:r>
+        <w:t xml:space="preserve"> </w:t>
+      </w:r>
+      <w:r>
+        <w:t xml:space="preserve">categories and tags, a main image, a thumbnail, figures inside the text, an</w:t>
+      </w:r>
+      <w:r>
+        <w:t xml:space="preserve"> </w:t>
+      </w:r>
+      <w:r>
+        <w:t xml:space="preserve">attached report file, optional extra files, citation and funding information, and</w:t>
+      </w:r>
+      <w:r>
+        <w:t xml:space="preserve"> </w:t>
+      </w:r>
+      <w:r>
+        <w:t xml:space="preserve">links to related apps and datasets. That is</w:t>
+      </w:r>
+      <w:r>
+        <w:t xml:space="preserve"> </w:t>
+      </w:r>
+      <w:r>
+        <w:rPr>
+          <w:i/>
+          <w:iCs/>
+        </w:rPr>
+        <w:t xml:space="preserve">one</w:t>
+      </w:r>
+      <w:r>
+        <w:t xml:space="preserve"> </w:t>
+      </w:r>
+      <w:r>
+        <w:t xml:space="preserve">of the three kinds of content.</w:t>
+      </w:r>
+      <w:r>
+        <w:t xml:space="preserve"> </w:t>
+      </w:r>
+      <w:r>
+        <w:t xml:space="preserve">There are three — articles, apps, and datasets — each with its own fields, its own</w:t>
+      </w:r>
+      <w:r>
+        <w:t xml:space="preserve"> </w:t>
+      </w:r>
+      <w:r>
+        <w:t xml:space="preserve">rules, and its own connections to the others.</w:t>
+      </w:r>
+    </w:p>
+    <w:p>
+      <w:pPr>
+        <w:pStyle w:val="BodyText"/>
+      </w:pPr>
+      <w:r>
+        <w:t xml:space="preserve">The difficulty is not the number of fields. It is that several of them are not</w:t>
+      </w:r>
+      <w:r>
+        <w:t xml:space="preserve"> </w:t>
+      </w:r>
+      <w:r>
+        <w:t xml:space="preserve">simple values but small structures: a list of authors, a list of figures each</w:t>
+      </w:r>
+      <w:r>
+        <w:t xml:space="preserve"> </w:t>
+      </w:r>
+      <w:r>
+        <w:t xml:space="preserve">with its own image and caption, a span of years with a start and end, links from</w:t>
+      </w:r>
+      <w:r>
+        <w:t xml:space="preserve"> </w:t>
+      </w:r>
+      <w:r>
+        <w:t xml:space="preserve">one article out to several related items. Every one of those has to survive a full</w:t>
+      </w:r>
+      <w:r>
+        <w:t xml:space="preserve"> </w:t>
+      </w:r>
+      <w:r>
+        <w:t xml:space="preserve">round trip — read out of the content system, shown in a form, edited by a person,</w:t>
+      </w:r>
+      <w:r>
+        <w:t xml:space="preserve"> </w:t>
+      </w:r>
+      <w:r>
+        <w:t xml:space="preserve">and saved back — landing in</w:t>
+      </w:r>
+      <w:r>
+        <w:t xml:space="preserve"> </w:t>
+      </w:r>
+      <w:r>
+        <w:rPr>
+          <w:i/>
+          <w:iCs/>
+        </w:rPr>
+        <w:t xml:space="preserve">exactly</w:t>
+      </w:r>
+      <w:r>
+        <w:t xml:space="preserve"> </w:t>
+      </w:r>
+      <w:r>
+        <w:t xml:space="preserve">the shape the system expects. Get a single</w:t>
+      </w:r>
+      <w:r>
+        <w:t xml:space="preserve"> </w:t>
+      </w:r>
+      <w:r>
+        <w:t xml:space="preserve">field’s shape wrong and nothing fails loudly; instead you quietly produce a record</w:t>
+      </w:r>
+      <w:r>
+        <w:t xml:space="preserve"> </w:t>
+      </w:r>
+      <w:r>
+        <w:t xml:space="preserve">that looks fine in the Studio and is broken on the public site. And the only</w:t>
+      </w:r>
+      <w:r>
+        <w:t xml:space="preserve"> </w:t>
+      </w:r>
+      <w:r>
+        <w:t xml:space="preserve">trustworthy source for what each field’s correct shape really is, is the live</w:t>
+      </w:r>
+      <w:r>
+        <w:t xml:space="preserve"> </w:t>
+      </w:r>
+      <w:r>
+        <w:t xml:space="preserve">content system itself — not a document, not an assumption. So the team confirmed</w:t>
+      </w:r>
+      <w:r>
+        <w:t xml:space="preserve"> </w:t>
+      </w:r>
+      <w:r>
+        <w:t xml:space="preserve">the real shapes by inspecting the live data directly rather than taking them on</w:t>
+      </w:r>
+      <w:r>
+        <w:t xml:space="preserve"> </w:t>
+      </w:r>
+      <w:r>
+        <w:t xml:space="preserve">faith.</w:t>
+      </w:r>
+    </w:p>
+    <w:bookmarkEnd w:id="15"/>
+    <w:bookmarkStart w:id="16" w:name="Xa29f5e5cea5175878ad7fc77ac144c5fc635d32"/>
+    <w:p>
+      <w:pPr>
+        <w:pStyle w:val="Heading3"/>
+      </w:pPr>
+      <w:r>
+        <w:t xml:space="preserve">A real sign-in, tied to who is actually allowed to publish</w:t>
+      </w:r>
+    </w:p>
+    <w:p>
+      <w:pPr>
+        <w:pStyle w:val="FirstParagraph"/>
+      </w:pPr>
+      <w:r>
+        <w:t xml:space="preserve">A sign-in you can genuinely trust has to do several things at once that never show</w:t>
+      </w:r>
+      <w:r>
+        <w:t xml:space="preserve"> </w:t>
+      </w:r>
+      <w:r>
+        <w:t xml:space="preserve">up on screen. It has to keep you signed in across page reloads so you are not</w:t>
+      </w:r>
+      <w:r>
+        <w:t xml:space="preserve"> </w:t>
+      </w:r>
+      <w:r>
+        <w:t xml:space="preserve">nagged to log in every few minutes. It has to re-check with the server, every time</w:t>
+      </w:r>
+      <w:r>
+        <w:t xml:space="preserve"> </w:t>
+      </w:r>
+      <w:r>
+        <w:t xml:space="preserve">the tool starts, that your account is still valid and still has the access it had</w:t>
+      </w:r>
+      <w:r>
+        <w:t xml:space="preserve"> </w:t>
+      </w:r>
+      <w:r>
+        <w:t xml:space="preserve">yesterday — because that answer can change between visits, and the tool must honor</w:t>
+      </w:r>
+      <w:r>
+        <w:t xml:space="preserve"> </w:t>
+      </w:r>
+      <w:r>
+        <w:t xml:space="preserve">the change immediately rather than trust a stale local copy. It has to return you</w:t>
+      </w:r>
+      <w:r>
+        <w:t xml:space="preserve"> </w:t>
+      </w:r>
+      <w:r>
+        <w:t xml:space="preserve">to the login screen the moment your access expires, without corrupting work in</w:t>
+      </w:r>
+      <w:r>
+        <w:t xml:space="preserve"> </w:t>
+      </w:r>
+      <w:r>
+        <w:t xml:space="preserve">progress.</w:t>
+      </w:r>
+    </w:p>
+    <w:p>
+      <w:pPr>
+        <w:pStyle w:val="BodyText"/>
+      </w:pPr>
+      <w:r>
+        <w:t xml:space="preserve">And — the part that carries the most weight — it has to know</w:t>
+      </w:r>
+      <w:r>
+        <w:t xml:space="preserve"> </w:t>
+      </w:r>
+      <w:r>
+        <w:rPr>
+          <w:b/>
+          <w:bCs/>
+        </w:rPr>
+        <w:t xml:space="preserve">what you are</w:t>
+      </w:r>
+      <w:r>
+        <w:rPr>
+          <w:b/>
+          <w:bCs/>
+        </w:rPr>
+        <w:t xml:space="preserve"> </w:t>
+      </w:r>
+      <w:r>
+        <w:rPr>
+          <w:b/>
+          <w:bCs/>
+        </w:rPr>
+        <w:t xml:space="preserve">allowed to do</w:t>
+      </w:r>
+      <w:r>
+        <w:t xml:space="preserve"> </w:t>
+      </w:r>
+      <w:r>
+        <w:t xml:space="preserve">once you are in. The whole tool hinges on one rule: people who</w:t>
+      </w:r>
+      <w:r>
+        <w:t xml:space="preserve"> </w:t>
+      </w:r>
+      <w:r>
+        <w:t xml:space="preserve">write may save drafts but may not publish; people who approve may make content</w:t>
+      </w:r>
+      <w:r>
+        <w:t xml:space="preserve"> </w:t>
+      </w:r>
+      <w:r>
+        <w:t xml:space="preserve">live. Hiding the</w:t>
+      </w:r>
+      <w:r>
+        <w:t xml:space="preserve"> </w:t>
+      </w:r>
+      <w:r>
+        <w:t xml:space="preserve">“Publish”</w:t>
+      </w:r>
+      <w:r>
+        <w:t xml:space="preserve"> </w:t>
+      </w:r>
+      <w:r>
+        <w:t xml:space="preserve">button from a writer is easy and, on its own,</w:t>
+      </w:r>
+      <w:r>
+        <w:t xml:space="preserve"> </w:t>
+      </w:r>
+      <w:r>
+        <w:t xml:space="preserve">worthless: the button is only a picture. A web browser is fundamentally an</w:t>
+      </w:r>
+      <w:r>
+        <w:t xml:space="preserve"> </w:t>
+      </w:r>
+      <w:r>
+        <w:t xml:space="preserve">untrusted place — a determined person can read the page, watch every request it</w:t>
+      </w:r>
+      <w:r>
+        <w:t xml:space="preserve"> </w:t>
+      </w:r>
+      <w:r>
+        <w:t xml:space="preserve">sends, and re-send those requests by hand with the button out of the picture</w:t>
+      </w:r>
+      <w:r>
+        <w:t xml:space="preserve"> </w:t>
+      </w:r>
+      <w:r>
+        <w:t xml:space="preserve">entirely. So the rule has to be enforced where the request actually lands: at the</w:t>
+      </w:r>
+      <w:r>
+        <w:t xml:space="preserve"> </w:t>
+      </w:r>
+      <w:r>
+        <w:t xml:space="preserve">server that owns the content. And the rule the server enforces and the rule the</w:t>
+      </w:r>
+      <w:r>
+        <w:t xml:space="preserve"> </w:t>
+      </w:r>
+      <w:r>
+        <w:t xml:space="preserve">screen implies have to agree</w:t>
+      </w:r>
+      <w:r>
+        <w:t xml:space="preserve"> </w:t>
+      </w:r>
+      <w:r>
+        <w:rPr>
+          <w:i/>
+          <w:iCs/>
+        </w:rPr>
+        <w:t xml:space="preserve">exactly</w:t>
+      </w:r>
+      <w:r>
+        <w:t xml:space="preserve">, in every situation, or you get either a</w:t>
+      </w:r>
+      <w:r>
+        <w:t xml:space="preserve"> </w:t>
+      </w:r>
+      <w:r>
+        <w:t xml:space="preserve">silent security hole or a confusing tool that offers an action and then refuses</w:t>
+      </w:r>
+      <w:r>
+        <w:t xml:space="preserve"> </w:t>
+      </w:r>
+      <w:r>
+        <w:t xml:space="preserve">it. Making those two layers agree, and being able to show they agree, is the</w:t>
+      </w:r>
+      <w:r>
+        <w:t xml:space="preserve"> </w:t>
+      </w:r>
+      <w:r>
+        <w:t xml:space="preserve">genuine work behind</w:t>
+      </w:r>
+      <w:r>
+        <w:t xml:space="preserve"> </w:t>
+      </w:r>
+      <w:r>
+        <w:t xml:space="preserve">“let them log in.”</w:t>
+      </w:r>
+    </w:p>
+    <w:bookmarkEnd w:id="16"/>
+    <w:bookmarkStart w:id="17" w:name="Xc20969eebf7a62c30281e254388fd69129d13c5"/>
+    <w:p>
+      <w:pPr>
+        <w:pStyle w:val="Heading3"/>
+      </w:pPr>
+      <w:r>
+        <w:t xml:space="preserve">Handling images without bloating the site or opening a security hole</w:t>
+      </w:r>
+    </w:p>
+    <w:p>
+      <w:pPr>
+        <w:pStyle w:val="FirstParagraph"/>
+      </w:pPr>
+      <w:r>
+        <w:t xml:space="preserve">“Add a picture”</w:t>
+      </w:r>
+      <w:r>
+        <w:t xml:space="preserve"> </w:t>
+      </w:r>
+      <w:r>
+        <w:t xml:space="preserve">carries several requirements at once that pull against each other.</w:t>
+      </w:r>
+    </w:p>
+    <w:p>
+      <w:pPr>
+        <w:pStyle w:val="BodyText"/>
+      </w:pPr>
+      <w:r>
+        <w:t xml:space="preserve">The old tool stored each image by converting it into an enormous block of text and</w:t>
+      </w:r>
+      <w:r>
+        <w:t xml:space="preserve"> </w:t>
+      </w:r>
+      <w:r>
+        <w:t xml:space="preserve">writing that block directly into the content record. The cost compounds: the</w:t>
+      </w:r>
+      <w:r>
+        <w:t xml:space="preserve"> </w:t>
+      </w:r>
+      <w:r>
+        <w:t xml:space="preserve">system swells with image data it was never meant to hold, every read and every</w:t>
+      </w:r>
+      <w:r>
+        <w:t xml:space="preserve"> </w:t>
+      </w:r>
+      <w:r>
+        <w:t xml:space="preserve">backup drags those images along whether you need them or not, and the same picture</w:t>
+      </w:r>
+      <w:r>
+        <w:t xml:space="preserve"> </w:t>
+      </w:r>
+      <w:r>
+        <w:t xml:space="preserve">used in three places is stored three separate times. The new Studio refuses this</w:t>
+      </w:r>
+      <w:r>
+        <w:t xml:space="preserve"> </w:t>
+      </w:r>
+      <w:r>
+        <w:t xml:space="preserve">outright — each image is uploaded once to a shared library and the record keeps</w:t>
+      </w:r>
+      <w:r>
+        <w:t xml:space="preserve"> </w:t>
+      </w:r>
+      <w:r>
+        <w:t xml:space="preserve">only a lightweight link to it. Holding that line is not a one-time decision; a</w:t>
+      </w:r>
+      <w:r>
+        <w:t xml:space="preserve"> </w:t>
+      </w:r>
+      <w:r>
+        <w:t xml:space="preserve">bloated image can sneak back in through a pasted editor, a copied field, or an</w:t>
+      </w:r>
+      <w:r>
+        <w:t xml:space="preserve"> </w:t>
+      </w:r>
+      <w:r>
+        <w:t xml:space="preserve">import, so the rule has to be actively guarded, not merely intended.</w:t>
+      </w:r>
+    </w:p>
+    <w:p>
+      <w:pPr>
+        <w:pStyle w:val="BodyText"/>
+      </w:pPr>
+      <w:r>
+        <w:t xml:space="preserve">Images are also an accessibility and a legal-grade obligation, not a polish item.</w:t>
+      </w:r>
+      <w:r>
+        <w:t xml:space="preserve"> </w:t>
+      </w:r>
+      <w:r>
+        <w:t xml:space="preserve">Every image needs</w:t>
+      </w:r>
+      <w:r>
+        <w:t xml:space="preserve"> </w:t>
+      </w:r>
+      <w:r>
+        <w:rPr>
+          <w:b/>
+          <w:bCs/>
+        </w:rPr>
+        <w:t xml:space="preserve">alt-text</w:t>
+      </w:r>
+      <w:r>
+        <w:t xml:space="preserve"> </w:t>
+      </w:r>
+      <w:r>
+        <w:t xml:space="preserve">— a short written description that a screen reader</w:t>
+      </w:r>
+      <w:r>
+        <w:t xml:space="preserve"> </w:t>
+      </w:r>
+      <w:r>
+        <w:t xml:space="preserve">speaks aloud to a person who cannot see the image — and may carry an optional</w:t>
+      </w:r>
+      <w:r>
+        <w:t xml:space="preserve"> </w:t>
+      </w:r>
+      <w:r>
+        <w:t xml:space="preserve">caption. For a public government website this is a compliance requirement. That</w:t>
+      </w:r>
+      <w:r>
+        <w:t xml:space="preserve"> </w:t>
+      </w:r>
+      <w:r>
+        <w:t xml:space="preserve">means it is not enough for the tool to</w:t>
+      </w:r>
+      <w:r>
+        <w:t xml:space="preserve"> </w:t>
+      </w:r>
+      <w:r>
+        <w:rPr>
+          <w:i/>
+          <w:iCs/>
+        </w:rPr>
+        <w:t xml:space="preserve">offer</w:t>
+      </w:r>
+      <w:r>
+        <w:t xml:space="preserve"> </w:t>
+      </w:r>
+      <w:r>
+        <w:t xml:space="preserve">a description box; it has to make</w:t>
+      </w:r>
+      <w:r>
+        <w:t xml:space="preserve"> </w:t>
+      </w:r>
+      <w:r>
+        <w:t xml:space="preserve">supplying a description the path of least resistance, so that accessible content is</w:t>
+      </w:r>
+      <w:r>
+        <w:t xml:space="preserve"> </w:t>
+      </w:r>
+      <w:r>
+        <w:t xml:space="preserve">what naturally gets produced.</w:t>
+      </w:r>
+    </w:p>
+    <w:p>
+      <w:pPr>
+        <w:pStyle w:val="BodyText"/>
+      </w:pPr>
+      <w:r>
+        <w:t xml:space="preserve">And certain image files are an attack surface. One common image format is not a</w:t>
+      </w:r>
+      <w:r>
+        <w:t xml:space="preserve"> </w:t>
+      </w:r>
+      <w:r>
+        <w:t xml:space="preserve">flat picture at all but a small text document that can legally contain hidden,</w:t>
+      </w:r>
+      <w:r>
+        <w:t xml:space="preserve"> </w:t>
+      </w:r>
+      <w:r>
+        <w:t xml:space="preserve">runnable instructions — which is exactly what makes it dangerous to accept from a</w:t>
+      </w:r>
+      <w:r>
+        <w:t xml:space="preserve"> </w:t>
+      </w:r>
+      <w:r>
+        <w:t xml:space="preserve">signed-in user, because a booby-trapped file could carry something that runs in</w:t>
+      </w:r>
+      <w:r>
+        <w:t xml:space="preserve"> </w:t>
+      </w:r>
+      <w:r>
+        <w:t xml:space="preserve">the browser of the next person who views it. The Studio strips the dangerous parts</w:t>
+      </w:r>
+      <w:r>
+        <w:t xml:space="preserve"> </w:t>
+      </w:r>
+      <w:r>
+        <w:t xml:space="preserve">out of every such file</w:t>
+      </w:r>
+      <w:r>
+        <w:t xml:space="preserve"> </w:t>
+      </w:r>
+      <w:r>
+        <w:rPr>
+          <w:i/>
+          <w:iCs/>
+        </w:rPr>
+        <w:t xml:space="preserve">before</w:t>
+      </w:r>
+      <w:r>
+        <w:t xml:space="preserve"> </w:t>
+      </w:r>
+      <w:r>
+        <w:t xml:space="preserve">it is stored, defusing a hostile file at the door</w:t>
+      </w:r>
+      <w:r>
+        <w:t xml:space="preserve"> </w:t>
+      </w:r>
+      <w:r>
+        <w:t xml:space="preserve">rather than trusting it and serving it to the public. At the same time, the tool</w:t>
+      </w:r>
+      <w:r>
+        <w:t xml:space="preserve"> </w:t>
+      </w:r>
+      <w:r>
+        <w:t xml:space="preserve">has to accept all the genuinely valid image formats without turning away</w:t>
+      </w:r>
+      <w:r>
+        <w:t xml:space="preserve"> </w:t>
+      </w:r>
+      <w:r>
+        <w:t xml:space="preserve">legitimate files — the old tool erred the other way and frustrated people by</w:t>
+      </w:r>
+      <w:r>
+        <w:t xml:space="preserve"> </w:t>
+      </w:r>
+      <w:r>
+        <w:t xml:space="preserve">rejecting good images, so being precise about what counts as valid matters as much</w:t>
+      </w:r>
+      <w:r>
+        <w:t xml:space="preserve"> </w:t>
+      </w:r>
+      <w:r>
+        <w:t xml:space="preserve">as being cautious.</w:t>
+      </w:r>
+    </w:p>
+    <w:bookmarkEnd w:id="17"/>
+    <w:bookmarkStart w:id="18" w:name="X35f0e0227c21db32ba9cfc26c67ab445c60498b"/>
+    <w:p>
+      <w:pPr>
+        <w:pStyle w:val="Heading3"/>
+      </w:pPr>
+      <w:r>
+        <w:t xml:space="preserve">Preventing bad or oversized data from ever being saved</w:t>
+      </w:r>
+    </w:p>
+    <w:p>
+      <w:pPr>
+        <w:pStyle w:val="FirstParagraph"/>
+      </w:pPr>
+      <w:r>
+        <w:t xml:space="preserve">Before anything is written, the Studio checks it. Required fields must be present,</w:t>
+      </w:r>
+      <w:r>
+        <w:t xml:space="preserve"> </w:t>
+      </w:r>
+      <w:r>
+        <w:t xml:space="preserve">formats must be correct, values must be from the allowed set, and — the rule the</w:t>
+      </w:r>
+      <w:r>
+        <w:t xml:space="preserve"> </w:t>
+      </w:r>
+      <w:r>
+        <w:t xml:space="preserve">project cares about most — no image may ever be smuggled in as one of those giant</w:t>
+      </w:r>
+      <w:r>
+        <w:t xml:space="preserve"> </w:t>
+      </w:r>
+      <w:r>
+        <w:t xml:space="preserve">embedded text blocks. This check stands between a person and a save: if something</w:t>
+      </w:r>
+      <w:r>
+        <w:t xml:space="preserve"> </w:t>
+      </w:r>
+      <w:r>
+        <w:t xml:space="preserve">is invalid, the save is blocked and the person is told what to fix, in plain</w:t>
+      </w:r>
+      <w:r>
+        <w:t xml:space="preserve"> </w:t>
+      </w:r>
+      <w:r>
+        <w:t xml:space="preserve">terms,</w:t>
+      </w:r>
+      <w:r>
+        <w:t xml:space="preserve"> </w:t>
+      </w:r>
+      <w:r>
+        <w:rPr>
+          <w:i/>
+          <w:iCs/>
+        </w:rPr>
+        <w:t xml:space="preserve">before</w:t>
+      </w:r>
+      <w:r>
+        <w:t xml:space="preserve"> </w:t>
+      </w:r>
+      <w:r>
+        <w:t xml:space="preserve">anything reaches the content system. The hard part is that this</w:t>
+      </w:r>
+      <w:r>
+        <w:t xml:space="preserve"> </w:t>
+      </w:r>
+      <w:r>
+        <w:t xml:space="preserve">guarantee has to hold for every content type and every field, in both directions,</w:t>
+      </w:r>
+      <w:r>
+        <w:t xml:space="preserve"> </w:t>
+      </w:r>
+      <w:r>
+        <w:t xml:space="preserve">every single time — a guarantee is only as good as the one case nobody remembered</w:t>
+      </w:r>
+      <w:r>
+        <w:t xml:space="preserve"> </w:t>
+      </w:r>
+      <w:r>
+        <w:t xml:space="preserve">to check, which is why the checks are written as automated tests that fail the</w:t>
+      </w:r>
+      <w:r>
+        <w:t xml:space="preserve"> </w:t>
+      </w:r>
+      <w:r>
+        <w:t xml:space="preserve">whole build if anyone ever weakens them.</w:t>
+      </w:r>
+    </w:p>
+    <w:bookmarkEnd w:id="18"/>
+    <w:bookmarkStart w:id="19" w:name="X6d5a74fecf30952c05a2f8b3e5bff96f92f6758"/>
+    <w:p>
+      <w:pPr>
+        <w:pStyle w:val="Heading3"/>
+      </w:pPr>
+      <w:r>
+        <w:t xml:space="preserve">Showing an exact preview of what will publish</w:t>
+      </w:r>
+    </w:p>
+    <w:p>
+      <w:pPr>
+        <w:pStyle w:val="FirstParagraph"/>
+      </w:pPr>
+      <w:r>
+        <w:t xml:space="preserve">A preview that shows</w:t>
+      </w:r>
+      <w:r>
+        <w:t xml:space="preserve"> </w:t>
+      </w:r>
+      <w:r>
+        <w:rPr>
+          <w:i/>
+          <w:iCs/>
+        </w:rPr>
+        <w:t xml:space="preserve">roughly</w:t>
+      </w:r>
+      <w:r>
+        <w:t xml:space="preserve"> </w:t>
+      </w:r>
+      <w:r>
+        <w:t xml:space="preserve">what an article will look like is not good enough</w:t>
+      </w:r>
+      <w:r>
+        <w:t xml:space="preserve"> </w:t>
+      </w:r>
+      <w:r>
+        <w:t xml:space="preserve">for staff who are about to publish to a public government website. They need to see</w:t>
+      </w:r>
+      <w:r>
+        <w:t xml:space="preserve"> </w:t>
+      </w:r>
+      <w:r>
+        <w:t xml:space="preserve">it rendered exactly as it will appear on the live Research Hub — same formatting,</w:t>
+      </w:r>
+      <w:r>
+        <w:t xml:space="preserve"> </w:t>
+      </w:r>
+      <w:r>
+        <w:t xml:space="preserve">same layout — so there are no surprises after they approve it. The difficulty is</w:t>
+      </w:r>
+      <w:r>
+        <w:t xml:space="preserve"> </w:t>
+      </w:r>
+      <w:r>
+        <w:t xml:space="preserve">that the preview and the live site are produced by two</w:t>
+      </w:r>
+      <w:r>
+        <w:t xml:space="preserve"> </w:t>
+      </w:r>
+      <w:r>
+        <w:rPr>
+          <w:i/>
+          <w:iCs/>
+        </w:rPr>
+        <w:t xml:space="preserve">separate</w:t>
+      </w:r>
+      <w:r>
+        <w:t xml:space="preserve"> </w:t>
+      </w:r>
+      <w:r>
+        <w:t xml:space="preserve">programs.</w:t>
+      </w:r>
+      <w:r>
+        <w:t xml:space="preserve"> </w:t>
+      </w:r>
+      <w:r>
+        <w:t xml:space="preserve">“Exactly the same”</w:t>
+      </w:r>
+      <w:r>
+        <w:t xml:space="preserve"> </w:t>
+      </w:r>
+      <w:r>
+        <w:t xml:space="preserve">is only true if both turn the author’s text into a page using</w:t>
+      </w:r>
+      <w:r>
+        <w:t xml:space="preserve"> </w:t>
+      </w:r>
+      <w:r>
+        <w:t xml:space="preserve">the identical set of formatting rules — and ICJIA’s content leans on the rules</w:t>
+      </w:r>
+      <w:r>
+        <w:t xml:space="preserve"> </w:t>
+      </w:r>
+      <w:r>
+        <w:t xml:space="preserve">that are easiest to get subtly wrong: footnotes, mathematical notation, and</w:t>
+      </w:r>
+      <w:r>
+        <w:t xml:space="preserve"> </w:t>
+      </w:r>
+      <w:r>
+        <w:t xml:space="preserve">complex tables. If the preview’s rules and the public site’s rules drift even</w:t>
+      </w:r>
+      <w:r>
+        <w:t xml:space="preserve"> </w:t>
+      </w:r>
+      <w:r>
+        <w:t xml:space="preserve">slightly apart, the preview becomes a confident lie, and the author discovers it</w:t>
+      </w:r>
+      <w:r>
+        <w:t xml:space="preserve"> </w:t>
+      </w:r>
+      <w:r>
+        <w:t xml:space="preserve">only after the content is already public. Keeping the two in genuine step is the</w:t>
+      </w:r>
+      <w:r>
+        <w:t xml:space="preserve"> </w:t>
+      </w:r>
+      <w:r>
+        <w:t xml:space="preserve">real task hiding inside the word</w:t>
+      </w:r>
+      <w:r>
+        <w:t xml:space="preserve"> </w:t>
+      </w:r>
+      <w:r>
+        <w:t xml:space="preserve">“preview.”</w:t>
+      </w:r>
+    </w:p>
+    <w:bookmarkEnd w:id="19"/>
+    <w:bookmarkStart w:id="20" w:name="X95acfa1ea2f3e2066821e20382f4eb208685ad7"/>
+    <w:p>
+      <w:pPr>
+        <w:pStyle w:val="Heading3"/>
+      </w:pPr>
+      <w:r>
+        <w:t xml:space="preserve">And underneath all of it: a real content system with its own rules</w:t>
+      </w:r>
+    </w:p>
+    <w:p>
+      <w:pPr>
+        <w:pStyle w:val="FirstParagraph"/>
+      </w:pPr>
+      <w:r>
+        <w:t xml:space="preserve">Everything above runs against a professional content-management system with its</w:t>
+      </w:r>
+      <w:r>
+        <w:t xml:space="preserve"> </w:t>
+      </w:r>
+      <w:r>
+        <w:t xml:space="preserve">own firm rules — how records are identified, how a draft differs from a published</w:t>
+      </w:r>
+      <w:r>
+        <w:t xml:space="preserve"> </w:t>
+      </w:r>
+      <w:r>
+        <w:t xml:space="preserve">item, how images attach, how related items connect. Those rules have to be learned</w:t>
+      </w:r>
+      <w:r>
+        <w:t xml:space="preserve"> </w:t>
+      </w:r>
+      <w:r>
+        <w:t xml:space="preserve">and respected precisely, and the only authoritative source for what they actually</w:t>
+      </w:r>
+      <w:r>
+        <w:t xml:space="preserve"> </w:t>
+      </w:r>
+      <w:r>
+        <w:t xml:space="preserve">are is the running system itself. Learning them, and discovering that the best way</w:t>
+      </w:r>
+      <w:r>
+        <w:t xml:space="preserve"> </w:t>
+      </w:r>
+      <w:r>
+        <w:t xml:space="preserve">into the system was not the one the project first assumed, is itself part of the</w:t>
+      </w:r>
+      <w:r>
+        <w:t xml:space="preserve"> </w:t>
+      </w:r>
+      <w:r>
+        <w:t xml:space="preserve">genuine work — and it is the single clearest illustration of why this is not a</w:t>
+      </w:r>
+      <w:r>
+        <w:t xml:space="preserve"> </w:t>
+      </w:r>
+      <w:r>
+        <w:t xml:space="preserve">trivial project. (Section 5 tells that story.)</w:t>
+      </w:r>
+    </w:p>
+    <w:bookmarkEnd w:id="20"/>
+    <w:bookmarkStart w:id="21" w:name="so-is-it-straightforward"/>
+    <w:p>
+      <w:pPr>
+        <w:pStyle w:val="Heading3"/>
+      </w:pPr>
+      <w:r>
+        <w:t xml:space="preserve">So — is it straightforward?</w:t>
+      </w:r>
+    </w:p>
+    <w:p>
+      <w:pPr>
+        <w:pStyle w:val="FirstParagraph"/>
+      </w:pPr>
+      <w:r>
+        <w:t xml:space="preserve">The</w:t>
+      </w:r>
+      <w:r>
+        <w:t xml:space="preserve"> </w:t>
+      </w:r>
+      <w:r>
+        <w:rPr>
+          <w:i/>
+          <w:iCs/>
+        </w:rPr>
+        <w:t xml:space="preserve">workflow</w:t>
+      </w:r>
+      <w:r>
+        <w:t xml:space="preserve"> </w:t>
+      </w:r>
+      <w:r>
+        <w:t xml:space="preserve">is, deliberately: writers draft, approvers publish. That simplicity</w:t>
+      </w:r>
+      <w:r>
+        <w:t xml:space="preserve"> </w:t>
+      </w:r>
+      <w:r>
+        <w:t xml:space="preserve">for the user is itself an achievement — it is the direct result of removing the old</w:t>
+      </w:r>
+      <w:r>
+        <w:t xml:space="preserve"> </w:t>
+      </w:r>
+      <w:r>
+        <w:t xml:space="preserve">tool’s confusing multi-stage approval chain. But</w:t>
+      </w:r>
+      <w:r>
+        <w:t xml:space="preserve"> </w:t>
+      </w:r>
+      <w:r>
+        <w:t xml:space="preserve">“simple to use”</w:t>
+      </w:r>
+      <w:r>
+        <w:t xml:space="preserve"> </w:t>
+      </w:r>
+      <w:r>
+        <w:t xml:space="preserve">sits on top of a</w:t>
+      </w:r>
+      <w:r>
+        <w:t xml:space="preserve"> </w:t>
+      </w:r>
+      <w:r>
+        <w:t xml:space="preserve">real sign-in with real roles, three fully-modeled content types, accessible and safe</w:t>
+      </w:r>
+      <w:r>
+        <w:t xml:space="preserve"> </w:t>
+      </w:r>
+      <w:r>
+        <w:t xml:space="preserve">image handling, a guard that blocks bad data before it is saved, an exact preview,</w:t>
+      </w:r>
+      <w:r>
+        <w:t xml:space="preserve"> </w:t>
+      </w:r>
+      <w:r>
+        <w:t xml:space="preserve">and faithful integration with a professional content system. None of those are</w:t>
+      </w:r>
+      <w:r>
+        <w:t xml:space="preserve"> </w:t>
+      </w:r>
+      <w:r>
+        <w:t xml:space="preserve">optional if the result is going to be safe, accessible, and trustworthy for a public</w:t>
+      </w:r>
+      <w:r>
+        <w:t xml:space="preserve"> </w:t>
+      </w:r>
+      <w:r>
+        <w:t xml:space="preserve">government audience. That is the genuine scope — real, credible, and entirely</w:t>
+      </w:r>
+      <w:r>
+        <w:t xml:space="preserve"> </w:t>
+      </w:r>
+      <w:r>
+        <w:t xml:space="preserve">ordinary professional work.</w:t>
+      </w:r>
+    </w:p>
+    <w:p>
+      <w:pPr>
+        <w:pStyle w:val="BodyText"/>
+      </w:pPr>
+      <w:r>
+        <w:t xml:space="preserve">Every one of those pieces is now built. The next section walks through them one at a</w:t>
+      </w:r>
+      <w:r>
+        <w:t xml:space="preserve"> </w:t>
+      </w:r>
+      <w:r>
+        <w:t xml:space="preserve">time, and points to where each can be seen directly.</w:t>
+      </w:r>
+    </w:p>
+    <w:p>
+      <w:r>
+        <w:pict>
+          <v:rect style="width:0;height:1.5pt" o:hralign="center" o:hrstd="t" o:hr="t"/>
+        </w:pict>
+      </w:r>
+    </w:p>
+    <w:bookmarkEnd w:id="21"/>
+    <w:bookmarkEnd w:id="22"/>
+    <w:bookmarkStart w:id="32" w:name="whats-working-today"/>
+    <w:p>
+      <w:pPr>
+        <w:pStyle w:val="Heading2"/>
+      </w:pPr>
+      <w:r>
+        <w:t xml:space="preserve">3. What’s working today</w:t>
+      </w:r>
+    </w:p>
+    <w:p>
+      <w:pPr>
+        <w:pStyle w:val="FirstParagraph"/>
+      </w:pPr>
+      <w:r>
+        <w:t xml:space="preserve">Everything in this section is</w:t>
+      </w:r>
+      <w:r>
+        <w:t xml:space="preserve"> </w:t>
+      </w:r>
+      <w:r>
+        <w:rPr>
+          <w:b/>
+          <w:bCs/>
+        </w:rPr>
+        <w:t xml:space="preserve">built</w:t>
+      </w:r>
+      <w:r>
+        <w:t xml:space="preserve">, lives on the team’s official, shared copy</w:t>
+      </w:r>
+      <w:r>
+        <w:t xml:space="preserve"> </w:t>
+      </w:r>
+      <w:r>
+        <w:t xml:space="preserve">of the project (what developers call</w:t>
+      </w:r>
+      <w:r>
+        <w:t xml:space="preserve"> </w:t>
+      </w:r>
+      <w:r>
+        <w:t xml:space="preserve">“main”</w:t>
+      </w:r>
+      <w:r>
+        <w:t xml:space="preserve">), and is checked by an automated test</w:t>
+      </w:r>
+      <w:r>
+        <w:t xml:space="preserve"> </w:t>
+      </w:r>
+      <w:r>
+        <w:t xml:space="preserve">suite — currently</w:t>
+      </w:r>
+      <w:r>
+        <w:t xml:space="preserve"> </w:t>
+      </w:r>
+      <w:r>
+        <w:rPr>
+          <w:b/>
+          <w:bCs/>
+        </w:rPr>
+        <w:t xml:space="preserve">375 automated tests, all passing</w:t>
+      </w:r>
+      <w:r>
+        <w:t xml:space="preserve">. What is</w:t>
+      </w:r>
+      <w:r>
+        <w:t xml:space="preserve"> </w:t>
+      </w:r>
+      <w:r>
+        <w:rPr>
+          <w:i/>
+          <w:iCs/>
+        </w:rPr>
         <w:t xml:space="preserve">not</w:t>
       </w:r>
       <w:r>
@@ -2478,7 +3186,7 @@
         <w:t xml:space="preserve">see, or click in that demonstration.</w:t>
       </w:r>
     </w:p>
-    <w:bookmarkStart w:id="21" w:name="X0a4ac86ac5be9dab454159d05cb2489db6464ab"/>
+    <w:bookmarkStart w:id="23" w:name="X0a4ac86ac5be9dab454159d05cb2489db6464ab"/>
     <w:p>
       <w:pPr>
         <w:pStyle w:val="Heading3"/>
@@ -2756,7 +3464,7 @@
           <w:i/>
           <w:iCs/>
         </w:rPr>
-        <w:t xml:space="preserve">Receipt:</w:t>
+        <w:t xml:space="preserve">See it:</w:t>
       </w:r>
       <w:r>
         <w:t xml:space="preserve"> </w:t>
@@ -2789,8 +3497,8 @@
         <w:t xml:space="preserve">is backed by its own automated tests.</w:t>
       </w:r>
     </w:p>
-    <w:bookmarkEnd w:id="21"/>
-    <w:bookmarkStart w:id="22" w:name="X03f8f7c4f04537c37a48c664f875b6fabfa0e05"/>
+    <w:bookmarkEnd w:id="23"/>
+    <w:bookmarkStart w:id="24" w:name="X03f8f7c4f04537c37a48c664f875b6fabfa0e05"/>
     <w:p>
       <w:pPr>
         <w:pStyle w:val="Heading3"/>
@@ -2959,1072 +3667,6 @@
       </w:pPr>
       <w:r>
         <w:t xml:space="preserve">Two deliberate, smaller choices round this out:</w:t>
-      </w:r>
-    </w:p>
-    <w:p>
-      <w:pPr>
-        <w:pStyle w:val="Compact"/>
-        <w:numPr>
-          <w:ilvl w:val="0"/>
-          <w:numId w:val="1003"/>
-        </w:numPr>
-      </w:pPr>
-      <w:r>
-        <w:t xml:space="preserve">The</w:t>
-      </w:r>
-      <w:r>
-        <w:t xml:space="preserve"> </w:t>
-      </w:r>
-      <w:r>
-        <w:rPr>
-          <w:b/>
-          <w:bCs/>
-        </w:rPr>
-        <w:t xml:space="preserve">Abstract</w:t>
-      </w:r>
-      <w:r>
-        <w:t xml:space="preserve"> </w:t>
-      </w:r>
-      <w:r>
-        <w:t xml:space="preserve">(the short summary) uses a</w:t>
-      </w:r>
-      <w:r>
-        <w:t xml:space="preserve"> </w:t>
-      </w:r>
-      <w:r>
-        <w:rPr>
-          <w:i/>
-          <w:iCs/>
-        </w:rPr>
-        <w:t xml:space="preserve">compact</w:t>
-      </w:r>
-      <w:r>
-        <w:t xml:space="preserve"> </w:t>
-      </w:r>
-      <w:r>
-        <w:t xml:space="preserve">version of the same editor —</w:t>
-      </w:r>
-      <w:r>
-        <w:t xml:space="preserve"> </w:t>
-      </w:r>
-      <w:r>
-        <w:t xml:space="preserve">bold, italic, and links only. References and footnotes are intentionally</w:t>
-      </w:r>
-      <w:r>
-        <w:t xml:space="preserve"> </w:t>
-      </w:r>
-      <w:r>
-        <w:rPr>
-          <w:b/>
-          <w:bCs/>
-        </w:rPr>
-        <w:t xml:space="preserve">not</w:t>
-      </w:r>
-      <w:r>
-        <w:t xml:space="preserve"> </w:t>
-      </w:r>
-      <w:r>
-        <w:t xml:space="preserve">allowed in the abstract, because a summary is not the place for them. Links in the</w:t>
-      </w:r>
-      <w:r>
-        <w:t xml:space="preserve"> </w:t>
-      </w:r>
-      <w:r>
-        <w:t xml:space="preserve">abstract open in a new window.</w:t>
-      </w:r>
-    </w:p>
-    <w:p>
-      <w:pPr>
-        <w:pStyle w:val="Compact"/>
-        <w:numPr>
-          <w:ilvl w:val="0"/>
-          <w:numId w:val="1003"/>
-        </w:numPr>
-      </w:pPr>
-      <w:r>
-        <w:t xml:space="preserve">The</w:t>
-      </w:r>
-      <w:r>
-        <w:t xml:space="preserve"> </w:t>
-      </w:r>
-      <w:r>
-        <w:rPr>
-          <w:b/>
-          <w:bCs/>
-        </w:rPr>
-        <w:t xml:space="preserve">App description</w:t>
-      </w:r>
-      <w:r>
-        <w:t xml:space="preserve"> </w:t>
-      </w:r>
-      <w:r>
-        <w:t xml:space="preserve">uses the full editor, the same as an article body.</w:t>
-      </w:r>
-    </w:p>
-    <w:p>
-      <w:pPr>
-        <w:pStyle w:val="FirstParagraph"/>
-      </w:pPr>
-      <w:r>
-        <w:rPr>
-          <w:i/>
-          <w:iCs/>
-        </w:rPr>
-        <w:t xml:space="preserve">Receipt:</w:t>
-      </w:r>
-      <w:r>
-        <w:t xml:space="preserve"> </w:t>
-      </w:r>
-      <w:r>
-        <w:t xml:space="preserve">open any sample article in the demonstration and you will see the toolbar,</w:t>
-      </w:r>
-      <w:r>
-        <w:t xml:space="preserve"> </w:t>
-      </w:r>
-      <w:r>
-        <w:t xml:space="preserve">the Headings menu, and the live Preview, and you can type into them yourself.</w:t>
-      </w:r>
-    </w:p>
-    <w:bookmarkEnd w:id="22"/>
-    <w:bookmarkStart w:id="23" w:name="Xc6035bb95406a39770aedd6133a5ca46f974494"/>
-    <w:p>
-      <w:pPr>
-        <w:pStyle w:val="Heading3"/>
-      </w:pPr>
-      <w:r>
-        <w:t xml:space="preserve">(c) Images and files — accessible and safe by construction</w:t>
-      </w:r>
-    </w:p>
-    <w:p>
-      <w:pPr>
-        <w:pStyle w:val="FirstParagraph"/>
-      </w:pPr>
-      <w:r>
-        <w:t xml:space="preserve">Adding an image requires</w:t>
-      </w:r>
-      <w:r>
-        <w:t xml:space="preserve"> </w:t>
-      </w:r>
-      <w:r>
-        <w:rPr>
-          <w:b/>
-          <w:bCs/>
-        </w:rPr>
-        <w:t xml:space="preserve">alt-text</w:t>
-      </w:r>
-      <w:r>
-        <w:t xml:space="preserve"> </w:t>
-      </w:r>
-      <w:r>
-        <w:t xml:space="preserve">(a short written description a screen reader</w:t>
-      </w:r>
-      <w:r>
-        <w:t xml:space="preserve"> </w:t>
-      </w:r>
-      <w:r>
-        <w:t xml:space="preserve">speaks aloud to a person who cannot see the image — a legal accessibility</w:t>
-      </w:r>
-      <w:r>
-        <w:t xml:space="preserve"> </w:t>
-      </w:r>
-      <w:r>
-        <w:t xml:space="preserve">requirement for a public government site) and allows an optional</w:t>
-      </w:r>
-      <w:r>
-        <w:t xml:space="preserve"> </w:t>
-      </w:r>
-      <w:r>
-        <w:rPr>
-          <w:b/>
-          <w:bCs/>
-        </w:rPr>
-        <w:t xml:space="preserve">caption</w:t>
-      </w:r>
-      <w:r>
-        <w:t xml:space="preserve">. The</w:t>
-      </w:r>
-      <w:r>
-        <w:t xml:space="preserve"> </w:t>
-      </w:r>
-      <w:r>
-        <w:t xml:space="preserve">alt-text and caption boxes are right there in the picker, so supplying a description</w:t>
-      </w:r>
-      <w:r>
-        <w:t xml:space="preserve"> </w:t>
-      </w:r>
-      <w:r>
-        <w:t xml:space="preserve">is the natural path, not an afterthought.</w:t>
-      </w:r>
-    </w:p>
-    <w:p>
-      <w:pPr>
-        <w:pStyle w:val="BodyText"/>
-      </w:pPr>
-      <w:r>
-        <w:t xml:space="preserve">Authors also have a</w:t>
-      </w:r>
-      <w:r>
-        <w:t xml:space="preserve"> </w:t>
-      </w:r>
-      <w:r>
-        <w:rPr>
-          <w:b/>
-          <w:bCs/>
-        </w:rPr>
-        <w:t xml:space="preserve">body-image gallery</w:t>
-      </w:r>
-      <w:r>
-        <w:t xml:space="preserve">: upload several images at once, see them</w:t>
-      </w:r>
-      <w:r>
-        <w:t xml:space="preserve"> </w:t>
-      </w:r>
-      <w:r>
-        <w:t xml:space="preserve">as thumbnails in a small panel beside the editor, and click any thumbnail to insert</w:t>
-      </w:r>
-      <w:r>
-        <w:t xml:space="preserve"> </w:t>
-      </w:r>
-      <w:r>
-        <w:t xml:space="preserve">that image at the current cursor position in the article body. This means an author</w:t>
-      </w:r>
-      <w:r>
-        <w:t xml:space="preserve"> </w:t>
-      </w:r>
-      <w:r>
-        <w:t xml:space="preserve">can stage all the images for an article first, then drop them in where they want</w:t>
-      </w:r>
-      <w:r>
-        <w:t xml:space="preserve"> </w:t>
-      </w:r>
-      <w:r>
-        <w:t xml:space="preserve">them — without leaving the editing screen.</w:t>
-      </w:r>
-    </w:p>
-    <w:p>
-      <w:pPr>
-        <w:pStyle w:val="BodyText"/>
-      </w:pPr>
-      <w:r>
-        <w:t xml:space="preserve">The main report file or data file is a simpler</w:t>
-      </w:r>
-      <w:r>
-        <w:t xml:space="preserve"> </w:t>
-      </w:r>
-      <w:r>
-        <w:rPr>
-          <w:b/>
-          <w:bCs/>
-        </w:rPr>
-        <w:t xml:space="preserve">document-or-PDF upload</w:t>
-      </w:r>
-      <w:r>
-        <w:t xml:space="preserve"> </w:t>
-      </w:r>
-      <w:r>
-        <w:t xml:space="preserve">with no</w:t>
-      </w:r>
-      <w:r>
-        <w:t xml:space="preserve"> </w:t>
-      </w:r>
-      <w:r>
-        <w:t xml:space="preserve">alt-text or caption (it’s a file to download, not a picture to describe).</w:t>
-      </w:r>
-    </w:p>
-    <w:p>
-      <w:pPr>
-        <w:pStyle w:val="BodyText"/>
-      </w:pPr>
-      <w:r>
-        <w:t xml:space="preserve">Under the hood, the project holds one line without exception:</w:t>
-      </w:r>
-      <w:r>
-        <w:t xml:space="preserve"> </w:t>
-      </w:r>
-      <w:r>
-        <w:rPr>
-          <w:b/>
-          <w:bCs/>
-        </w:rPr>
-        <w:t xml:space="preserve">an image is never</w:t>
-      </w:r>
-      <w:r>
-        <w:rPr>
-          <w:b/>
-          <w:bCs/>
-        </w:rPr>
-        <w:t xml:space="preserve"> </w:t>
-      </w:r>
-      <w:r>
-        <w:rPr>
-          <w:b/>
-          <w:bCs/>
-        </w:rPr>
-        <w:t xml:space="preserve">stored as a giant block of embedded text.</w:t>
-      </w:r>
-      <w:r>
-        <w:t xml:space="preserve"> </w:t>
-      </w:r>
-      <w:r>
-        <w:t xml:space="preserve">Every image and every file is uploaded</w:t>
-      </w:r>
-      <w:r>
-        <w:t xml:space="preserve"> </w:t>
-      </w:r>
-      <w:r>
-        <w:t xml:space="preserve">once to a shared store and referenced by a lightweight link — which is exactly what</w:t>
-      </w:r>
-      <w:r>
-        <w:t xml:space="preserve"> </w:t>
-      </w:r>
-      <w:r>
-        <w:t xml:space="preserve">the old 2019 tool got wrong, bloating itself with image data. This is the single</w:t>
-      </w:r>
-      <w:r>
-        <w:t xml:space="preserve"> </w:t>
-      </w:r>
-      <w:r>
-        <w:t xml:space="preserve">rule the team treats as non-negotiable, and it is guaranteed by automated tests that</w:t>
-      </w:r>
-      <w:r>
-        <w:t xml:space="preserve"> </w:t>
-      </w:r>
-      <w:r>
-        <w:t xml:space="preserve">stop the build the instant anyone weakens it.</w:t>
-      </w:r>
-    </w:p>
-    <w:p>
-      <w:pPr>
-        <w:pStyle w:val="BodyText"/>
-      </w:pPr>
-      <w:r>
-        <w:rPr>
-          <w:i/>
-          <w:iCs/>
-        </w:rPr>
-        <w:t xml:space="preserve">Receipt:</w:t>
-      </w:r>
-      <w:r>
-        <w:t xml:space="preserve"> </w:t>
-      </w:r>
-      <w:r>
-        <w:t xml:space="preserve">the picker shows the alt-text and caption fields and the name of the</w:t>
-      </w:r>
-      <w:r>
-        <w:t xml:space="preserve"> </w:t>
-      </w:r>
-      <w:r>
-        <w:t xml:space="preserve">file you selected; the body-image gallery thumbnails are visible in the editing</w:t>
-      </w:r>
-      <w:r>
-        <w:t xml:space="preserve"> </w:t>
-      </w:r>
-      <w:r>
-        <w:t xml:space="preserve">panel when images have been uploaded to an article; the no-bloated-images rule is</w:t>
-      </w:r>
-      <w:r>
-        <w:t xml:space="preserve"> </w:t>
-      </w:r>
-      <w:r>
-        <w:t xml:space="preserve">enforced by a dedicated guard test that runs across all three content types.</w:t>
-      </w:r>
-    </w:p>
-    <w:bookmarkEnd w:id="23"/>
-    <w:bookmarkStart w:id="24" w:name="X28624134f9040b4e18b38da238a65e95b380030"/>
-    <w:p>
-      <w:pPr>
-        <w:pStyle w:val="Heading3"/>
-      </w:pPr>
-      <w:r>
-        <w:t xml:space="preserve">(d) The save gate — bad or unsafe content can’t be saved</w:t>
-      </w:r>
-    </w:p>
-    <w:p>
-      <w:pPr>
-        <w:pStyle w:val="FirstParagraph"/>
-      </w:pPr>
-      <w:r>
-        <w:t xml:space="preserve">Before anything is written, the Studio checks it. Required fields must be present,</w:t>
-      </w:r>
-      <w:r>
-        <w:t xml:space="preserve"> </w:t>
-      </w:r>
-      <w:r>
-        <w:t xml:space="preserve">values must come from the allowed set, and no forbidden embedded image may sneak in.</w:t>
-      </w:r>
-      <w:r>
-        <w:t xml:space="preserve"> </w:t>
-      </w:r>
-      <w:r>
-        <w:t xml:space="preserve">If something is wrong, the</w:t>
-      </w:r>
-      <w:r>
-        <w:t xml:space="preserve"> </w:t>
-      </w:r>
-      <w:r>
-        <w:rPr>
-          <w:b/>
-          <w:bCs/>
-        </w:rPr>
-        <w:t xml:space="preserve">save is blocked</w:t>
-      </w:r>
-      <w:r>
-        <w:t xml:space="preserve"> </w:t>
-      </w:r>
-      <w:r>
-        <w:t xml:space="preserve">and the person is told, in plain</w:t>
-      </w:r>
-      <w:r>
-        <w:t xml:space="preserve"> </w:t>
-      </w:r>
-      <w:r>
-        <w:t xml:space="preserve">terms, what to fix —</w:t>
-      </w:r>
-      <w:r>
-        <w:t xml:space="preserve"> </w:t>
-      </w:r>
-      <w:r>
-        <w:rPr>
-          <w:i/>
-          <w:iCs/>
-        </w:rPr>
-        <w:t xml:space="preserve">before</w:t>
-      </w:r>
-      <w:r>
-        <w:t xml:space="preserve"> </w:t>
-      </w:r>
-      <w:r>
-        <w:t xml:space="preserve">anything reaches the content system. This is the</w:t>
-      </w:r>
-      <w:r>
-        <w:t xml:space="preserve"> </w:t>
-      </w:r>
-      <w:r>
-        <w:t xml:space="preserve">guarantee from Section 2 made real, standing directly between a person and a save.</w:t>
-      </w:r>
-    </w:p>
-    <w:p>
-      <w:pPr>
-        <w:pStyle w:val="BodyText"/>
-      </w:pPr>
-      <w:r>
-        <w:rPr>
-          <w:i/>
-          <w:iCs/>
-        </w:rPr>
-        <w:t xml:space="preserve">Receipt:</w:t>
-      </w:r>
-      <w:r>
-        <w:t xml:space="preserve"> </w:t>
-      </w:r>
-      <w:r>
-        <w:t xml:space="preserve">try to save an incomplete draft in the demonstration and the gate stops</w:t>
-      </w:r>
-      <w:r>
-        <w:t xml:space="preserve"> </w:t>
-      </w:r>
-      <w:r>
-        <w:t xml:space="preserve">you with a plain-language message; the gate’s rules are covered by automated tests</w:t>
-      </w:r>
-      <w:r>
-        <w:t xml:space="preserve"> </w:t>
-      </w:r>
-      <w:r>
-        <w:t xml:space="preserve">for every content type.</w:t>
-      </w:r>
-    </w:p>
-    <w:bookmarkEnd w:id="24"/>
-    <w:bookmarkStart w:id="25" w:name="Xcf8e5dd69464254cd29ec3521a1cfe1d11f63d7"/>
-    <w:p>
-      <w:pPr>
-        <w:pStyle w:val="Heading3"/>
-      </w:pPr>
-      <w:r>
-        <w:t xml:space="preserve">(e)</w:t>
-      </w:r>
-      <w:r>
-        <w:t xml:space="preserve"> </w:t>
-      </w:r>
-      <w:r>
-        <w:t xml:space="preserve">“Preview as published”</w:t>
-      </w:r>
-      <w:r>
-        <w:t xml:space="preserve"> </w:t>
-      </w:r>
-      <w:r>
-        <w:t xml:space="preserve">— exactly what the public will see</w:t>
-      </w:r>
-    </w:p>
-    <w:p>
-      <w:pPr>
-        <w:pStyle w:val="FirstParagraph"/>
-      </w:pPr>
-      <w:r>
-        <w:t xml:space="preserve">A</w:t>
-      </w:r>
-      <w:r>
-        <w:t xml:space="preserve"> </w:t>
-      </w:r>
-      <w:r>
-        <w:t xml:space="preserve">“Preview as published”</w:t>
-      </w:r>
-      <w:r>
-        <w:t xml:space="preserve"> </w:t>
-      </w:r>
-      <w:r>
-        <w:t xml:space="preserve">view shows an article</w:t>
-      </w:r>
-      <w:r>
-        <w:t xml:space="preserve"> </w:t>
-      </w:r>
-      <w:r>
-        <w:rPr>
-          <w:b/>
-          <w:bCs/>
-        </w:rPr>
-        <w:t xml:space="preserve">exactly as it will appear on the</w:t>
-      </w:r>
-      <w:r>
-        <w:rPr>
-          <w:b/>
-          <w:bCs/>
-        </w:rPr>
-        <w:t xml:space="preserve"> </w:t>
-      </w:r>
-      <w:r>
-        <w:rPr>
-          <w:b/>
-          <w:bCs/>
-        </w:rPr>
-        <w:t xml:space="preserve">public Research Hub</w:t>
-      </w:r>
-      <w:r>
-        <w:t xml:space="preserve"> </w:t>
-      </w:r>
-      <w:r>
-        <w:t xml:space="preserve">— not roughly, exactly. It uses the same fonts (condensed</w:t>
-      </w:r>
-      <w:r>
-        <w:t xml:space="preserve"> </w:t>
-      </w:r>
-      <w:r>
-        <w:t xml:space="preserve">headings, serif body), shows the bordered abstract, lists all authors, includes a</w:t>
-      </w:r>
-      <w:r>
-        <w:t xml:space="preserve"> </w:t>
-      </w:r>
-      <w:r>
-        <w:t xml:space="preserve">sticky</w:t>
-      </w:r>
-      <w:r>
-        <w:t xml:space="preserve"> </w:t>
-      </w:r>
-      <w:r>
-        <w:rPr>
-          <w:b/>
-          <w:bCs/>
-        </w:rPr>
-        <w:t xml:space="preserve">Table of Contents</w:t>
-      </w:r>
-      <w:r>
-        <w:t xml:space="preserve"> </w:t>
-      </w:r>
-      <w:r>
-        <w:t xml:space="preserve">that follows you as you scroll, the end matter</w:t>
-      </w:r>
-      <w:r>
-        <w:t xml:space="preserve"> </w:t>
-      </w:r>
-      <w:r>
-        <w:t xml:space="preserve">(About-the-Authors, Funding Acknowledgment, Suggested Citation), and a</w:t>
-      </w:r>
-      <w:r>
-        <w:t xml:space="preserve"> </w:t>
-      </w:r>
-      <w:r>
-        <w:rPr>
-          <w:b/>
-          <w:bCs/>
-        </w:rPr>
-        <w:t xml:space="preserve">Print</w:t>
-      </w:r>
-      <w:r>
-        <w:t xml:space="preserve"> </w:t>
-      </w:r>
-      <w:r>
-        <w:t xml:space="preserve">button. This is what staff approve against, so there are no surprises after they</w:t>
-      </w:r>
-      <w:r>
-        <w:t xml:space="preserve"> </w:t>
-      </w:r>
-      <w:r>
-        <w:t xml:space="preserve">sign off.</w:t>
-      </w:r>
-    </w:p>
-    <w:p>
-      <w:pPr>
-        <w:pStyle w:val="BodyText"/>
-      </w:pPr>
-      <w:r>
-        <w:t xml:space="preserve">Each saved draft also gets a</w:t>
-      </w:r>
-      <w:r>
-        <w:t xml:space="preserve"> </w:t>
-      </w:r>
-      <w:r>
-        <w:rPr>
-          <w:b/>
-          <w:bCs/>
-        </w:rPr>
-        <w:t xml:space="preserve">shareable preview link</w:t>
-      </w:r>
-      <w:r>
-        <w:t xml:space="preserve"> </w:t>
-      </w:r>
-      <w:r>
-        <w:t xml:space="preserve">that opens for any signed-in</w:t>
-      </w:r>
-      <w:r>
-        <w:t xml:space="preserve"> </w:t>
-      </w:r>
-      <w:r>
-        <w:t xml:space="preserve">staff member — which is precisely how a reviewer or a skeptical manager opens a</w:t>
-      </w:r>
-      <w:r>
-        <w:t xml:space="preserve"> </w:t>
-      </w:r>
-      <w:r>
-        <w:t xml:space="preserve">specific draft and sees what will publish.</w:t>
-      </w:r>
-    </w:p>
-    <w:p>
-      <w:pPr>
-        <w:pStyle w:val="BodyText"/>
-      </w:pPr>
-      <w:r>
-        <w:rPr>
-          <w:i/>
-          <w:iCs/>
-        </w:rPr>
-        <w:t xml:space="preserve">Receipt:</w:t>
-      </w:r>
-      <w:r>
-        <w:t xml:space="preserve"> </w:t>
-      </w:r>
-      <w:r>
-        <w:t xml:space="preserve">open the</w:t>
-      </w:r>
-      <w:r>
-        <w:t xml:space="preserve"> </w:t>
-      </w:r>
-      <w:r>
-        <w:t xml:space="preserve">“Preview as published”</w:t>
-      </w:r>
-      <w:r>
-        <w:t xml:space="preserve"> </w:t>
-      </w:r>
-      <w:r>
-        <w:t xml:space="preserve">view on a sample article in the</w:t>
-      </w:r>
-      <w:r>
-        <w:t xml:space="preserve"> </w:t>
-      </w:r>
-      <w:r>
-        <w:t xml:space="preserve">demonstration — the sticky Table of Contents, the all-authors byline, the end</w:t>
-      </w:r>
-      <w:r>
-        <w:t xml:space="preserve"> </w:t>
-      </w:r>
-      <w:r>
-        <w:t xml:space="preserve">matter, and the Print button are all there.</w:t>
-      </w:r>
-    </w:p>
-    <w:bookmarkEnd w:id="25"/>
-    <w:bookmarkStart w:id="26" w:name="f-finding-and-managing-content"/>
-    <w:p>
-      <w:pPr>
-        <w:pStyle w:val="Heading3"/>
-      </w:pPr>
-      <w:r>
-        <w:t xml:space="preserve">(f) Finding and managing content</w:t>
-      </w:r>
-    </w:p>
-    <w:p>
-      <w:pPr>
-        <w:pStyle w:val="Compact"/>
-        <w:numPr>
-          <w:ilvl w:val="0"/>
-          <w:numId w:val="1004"/>
-        </w:numPr>
-      </w:pPr>
-      <w:r>
-        <w:t xml:space="preserve">A</w:t>
-      </w:r>
-      <w:r>
-        <w:t xml:space="preserve"> </w:t>
-      </w:r>
-      <w:r>
-        <w:rPr>
-          <w:b/>
-          <w:bCs/>
-        </w:rPr>
-        <w:t xml:space="preserve">paginated content list</w:t>
-      </w:r>
-      <w:r>
-        <w:t xml:space="preserve"> </w:t>
-      </w:r>
-      <w:r>
-        <w:t xml:space="preserve">shows every item —</w:t>
-      </w:r>
-      <w:r>
-        <w:t xml:space="preserve"> </w:t>
-      </w:r>
-      <w:r>
-        <w:rPr>
-          <w:b/>
-          <w:bCs/>
-        </w:rPr>
-        <w:t xml:space="preserve">Date · Title · Author(s) ·</w:t>
-      </w:r>
-      <w:r>
-        <w:rPr>
-          <w:b/>
-          <w:bCs/>
-        </w:rPr>
-        <w:t xml:space="preserve"> </w:t>
-      </w:r>
-      <w:r>
-        <w:rPr>
-          <w:b/>
-          <w:bCs/>
-        </w:rPr>
-        <w:t xml:space="preserve">Draft/Published status</w:t>
-      </w:r>
-      <w:r>
-        <w:t xml:space="preserve"> </w:t>
-      </w:r>
-      <w:r>
-        <w:t xml:space="preserve">— newest first, so the most recent work is at the top.</w:t>
-      </w:r>
-    </w:p>
-    <w:p>
-      <w:pPr>
-        <w:pStyle w:val="Compact"/>
-        <w:numPr>
-          <w:ilvl w:val="0"/>
-          <w:numId w:val="1004"/>
-        </w:numPr>
-      </w:pPr>
-      <w:r>
-        <w:rPr>
-          <w:b/>
-          <w:bCs/>
-        </w:rPr>
-        <w:t xml:space="preserve">One-click</w:t>
-      </w:r>
-      <w:r>
-        <w:rPr>
-          <w:b/>
-          <w:bCs/>
-        </w:rPr>
-        <w:t xml:space="preserve"> </w:t>
-      </w:r>
-      <w:r>
-        <w:rPr>
-          <w:b/>
-          <w:bCs/>
-        </w:rPr>
-        <w:t xml:space="preserve">“Add sample article / app / dataset”</w:t>
-      </w:r>
-      <w:r>
-        <w:t xml:space="preserve"> </w:t>
-      </w:r>
-      <w:r>
-        <w:t xml:space="preserve">buttons instantly fill in a</w:t>
-      </w:r>
-      <w:r>
-        <w:t xml:space="preserve"> </w:t>
-      </w:r>
-      <w:r>
-        <w:t xml:space="preserve">complete, realistic draft, so the tool can be demonstrated on demand without</w:t>
-      </w:r>
-      <w:r>
-        <w:t xml:space="preserve"> </w:t>
-      </w:r>
-      <w:r>
-        <w:t xml:space="preserve">typing one out by hand.</w:t>
-      </w:r>
-    </w:p>
-    <w:p>
-      <w:pPr>
-        <w:pStyle w:val="Compact"/>
-        <w:numPr>
-          <w:ilvl w:val="0"/>
-          <w:numId w:val="1004"/>
-        </w:numPr>
-      </w:pPr>
-      <w:r>
-        <w:rPr>
-          <w:b/>
-          <w:bCs/>
-        </w:rPr>
-        <w:t xml:space="preserve">Light and dark mode</w:t>
-      </w:r>
-      <w:r>
-        <w:t xml:space="preserve"> </w:t>
-      </w:r>
-      <w:r>
-        <w:t xml:space="preserve">(it defaults to light; dark is opt-in) with the official</w:t>
-      </w:r>
-      <w:r>
-        <w:t xml:space="preserve"> </w:t>
-      </w:r>
-      <w:r>
-        <w:t xml:space="preserve">ICJIA logo in the header. The theme toggle is the last button in the navigation.</w:t>
-      </w:r>
-    </w:p>
-    <w:p>
-      <w:pPr>
-        <w:pStyle w:val="FirstParagraph"/>
-      </w:pPr>
-      <w:r>
-        <w:rPr>
-          <w:i/>
-          <w:iCs/>
-        </w:rPr>
-        <w:t xml:space="preserve">Receipt:</w:t>
-      </w:r>
-      <w:r>
-        <w:t xml:space="preserve"> </w:t>
-      </w:r>
-      <w:r>
-        <w:t xml:space="preserve">all three are visible the moment you sign in to the demonstration — the</w:t>
-      </w:r>
-      <w:r>
-        <w:t xml:space="preserve"> </w:t>
-      </w:r>
-      <w:r>
-        <w:t xml:space="preserve">sortable list, the sample buttons, and the theme toggle.</w:t>
-      </w:r>
-    </w:p>
-    <w:bookmarkEnd w:id="26"/>
-    <w:bookmarkStart w:id="27" w:name="X9314320b339b2fc12e69836d0f03c975abfc2cd"/>
-    <w:p>
-      <w:pPr>
-        <w:pStyle w:val="Heading3"/>
-      </w:pPr>
-      <w:r>
-        <w:t xml:space="preserve">(g) A self-contained Demo Mode for safe show-and-tell</w:t>
-      </w:r>
-    </w:p>
-    <w:p>
-      <w:pPr>
-        <w:pStyle w:val="FirstParagraph"/>
-      </w:pPr>
-      <w:r>
-        <w:t xml:space="preserve">The temporary</w:t>
-      </w:r>
-      <w:r>
-        <w:t xml:space="preserve"> </w:t>
-      </w:r>
-      <w:r>
-        <w:rPr>
-          <w:rStyle w:val="VerbatimChar"/>
-        </w:rPr>
-        <w:t xml:space="preserve">admin</w:t>
-      </w:r>
-      <w:r>
-        <w:t xml:space="preserve"> </w:t>
-      </w:r>
-      <w:r>
-        <w:t xml:space="preserve">/</w:t>
-      </w:r>
-      <w:r>
-        <w:t xml:space="preserve"> </w:t>
-      </w:r>
-      <w:r>
-        <w:rPr>
-          <w:rStyle w:val="VerbatimChar"/>
-        </w:rPr>
-        <w:t xml:space="preserve">admin</w:t>
-      </w:r>
-      <w:r>
-        <w:t xml:space="preserve"> </w:t>
-      </w:r>
-      <w:r>
-        <w:t xml:space="preserve">login opens a</w:t>
-      </w:r>
-      <w:r>
-        <w:t xml:space="preserve"> </w:t>
-      </w:r>
-      <w:r>
-        <w:rPr>
-          <w:b/>
-          <w:bCs/>
-        </w:rPr>
-        <w:t xml:space="preserve">fully self-contained Demo Mode</w:t>
-      </w:r>
-      <w:r>
-        <w:t xml:space="preserve">:</w:t>
-      </w:r>
-      <w:r>
-        <w:t xml:space="preserve"> </w:t>
-      </w:r>
-      <w:r>
-        <w:rPr>
-          <w:b/>
-          <w:bCs/>
-        </w:rPr>
-        <w:t xml:space="preserve">200-plus full-length sample articles</w:t>
-      </w:r>
-      <w:r>
-        <w:t xml:space="preserve"> </w:t>
-      </w:r>
-      <w:r>
-        <w:t xml:space="preserve">— each with complete sections, figures, and</w:t>
-      </w:r>
-      <w:r>
-        <w:t xml:space="preserve"> </w:t>
-      </w:r>
-      <w:r>
-        <w:t xml:space="preserve">working footnote references — held in memory, fully clickable for editing and</w:t>
-      </w:r>
-      <w:r>
-        <w:t xml:space="preserve"> </w:t>
-      </w:r>
-      <w:r>
-        <w:t xml:space="preserve">previewing, that</w:t>
-      </w:r>
-      <w:r>
-        <w:t xml:space="preserve"> </w:t>
-      </w:r>
-      <w:r>
-        <w:rPr>
-          <w:b/>
-          <w:bCs/>
-        </w:rPr>
-        <w:t xml:space="preserve">never save anything to the live system</w:t>
-      </w:r>
-      <w:r>
-        <w:t xml:space="preserve">. Every word in the demo</w:t>
-      </w:r>
-      <w:r>
-        <w:t xml:space="preserve"> </w:t>
-      </w:r>
-      <w:r>
-        <w:t xml:space="preserve">is fake: lorem ipsum body text and made-up names. No real ICJIA person, topic,</w:t>
-      </w:r>
-      <w:r>
-        <w:t xml:space="preserve"> </w:t>
-      </w:r>
-      <w:r>
-        <w:t xml:space="preserve">grant, or finding is ever shown on a demo screen. It exists so the tool can be shown</w:t>
-      </w:r>
-      <w:r>
-        <w:t xml:space="preserve"> </w:t>
-      </w:r>
-      <w:r>
-        <w:t xml:space="preserve">to managers, reviewers, or leadership safely, with zero risk to live information and</w:t>
-      </w:r>
-      <w:r>
-        <w:t xml:space="preserve"> </w:t>
-      </w:r>
-      <w:r>
-        <w:t xml:space="preserve">no risk of real ICJIA content appearing in a screenshot or a walkthrough.</w:t>
-      </w:r>
-      <w:r>
-        <w:t xml:space="preserve"> </w:t>
-      </w:r>
-      <w:r>
-        <w:t xml:space="preserve">(This convenience login is temporary and is removed before the tool goes to</w:t>
-      </w:r>
-      <w:r>
-        <w:t xml:space="preserve"> </w:t>
-      </w:r>
-      <w:r>
-        <w:t xml:space="preserve">production — see Section 4, the candid note in Section 5, and the security note in</w:t>
-      </w:r>
-      <w:r>
-        <w:t xml:space="preserve"> </w:t>
-      </w:r>
-      <w:r>
-        <w:t xml:space="preserve">Section 6.)</w:t>
-      </w:r>
-    </w:p>
-    <w:p>
-      <w:pPr>
-        <w:pStyle w:val="BodyText"/>
-      </w:pPr>
-      <w:r>
-        <w:rPr>
-          <w:i/>
-          <w:iCs/>
-        </w:rPr>
-        <w:t xml:space="preserve">Receipt:</w:t>
-      </w:r>
-      <w:r>
-        <w:t xml:space="preserve"> </w:t>
-      </w:r>
-      <w:r>
-        <w:t xml:space="preserve">this is the demonstration you have been using to check every other item.</w:t>
-      </w:r>
-      <w:r>
-        <w:t xml:space="preserve"> </w:t>
-      </w:r>
-      <w:r>
-        <w:t xml:space="preserve">Open any sample article and you will see full multi-section body text, figures, and</w:t>
-      </w:r>
-      <w:r>
-        <w:t xml:space="preserve"> </w:t>
-      </w:r>
-      <w:r>
-        <w:t xml:space="preserve">footnotes — all entirely fabricated.</w:t>
-      </w:r>
-    </w:p>
-    <w:bookmarkEnd w:id="27"/>
-    <w:bookmarkStart w:id="28" w:name="h-built-but-waiting-to-be-switched-on"/>
-    <w:p>
-      <w:pPr>
-        <w:pStyle w:val="Heading3"/>
-      </w:pPr>
-      <w:r>
-        <w:t xml:space="preserve">(h) Built but waiting to be switched on</w:t>
-      </w:r>
-    </w:p>
-    <w:p>
-      <w:pPr>
-        <w:pStyle w:val="FirstParagraph"/>
-      </w:pPr>
-      <w:r>
-        <w:t xml:space="preserve">Three capabilities are</w:t>
-      </w:r>
-      <w:r>
-        <w:t xml:space="preserve"> </w:t>
-      </w:r>
-      <w:r>
-        <w:rPr>
-          <w:b/>
-          <w:bCs/>
-        </w:rPr>
-        <w:t xml:space="preserve">fully built and documented</w:t>
-      </w:r>
-      <w:r>
-        <w:t xml:space="preserve"> </w:t>
-      </w:r>
-      <w:r>
-        <w:t xml:space="preserve">but depend on a setup step</w:t>
-      </w:r>
-      <w:r>
-        <w:t xml:space="preserve"> </w:t>
-      </w:r>
-      <w:r>
-        <w:t xml:space="preserve">that only Research &amp; Analysis can perform, so they are described here as built and</w:t>
-      </w:r>
-      <w:r>
-        <w:t xml:space="preserve"> </w:t>
-      </w:r>
-      <w:r>
-        <w:t xml:space="preserve">listed again in Section 4 with the owner of the remaining step:</w:t>
       </w:r>
     </w:p>
     <w:p>
@@ -4036,48 +3678,23 @@
         </w:numPr>
       </w:pPr>
       <w:r>
-        <w:rPr>
-          <w:b/>
-          <w:bCs/>
-        </w:rPr>
-        <w:t xml:space="preserve">First-login onboarding.</w:t>
-      </w:r>
-      <w:r>
-        <w:t xml:space="preserve"> </w:t>
-      </w:r>
-      <w:r>
-        <w:t xml:space="preserve">The first time an author signs in, the Studio asks for</w:t>
-      </w:r>
-      <w:r>
-        <w:t xml:space="preserve"> </w:t>
-      </w:r>
-      <w:r>
-        <w:t xml:space="preserve">a short profile — chiefly who their reviewer is, and their ICJIA center. The code</w:t>
-      </w:r>
-      <w:r>
-        <w:t xml:space="preserve"> </w:t>
-      </w:r>
-      <w:r>
-        <w:t xml:space="preserve">is built and, importantly,</w:t>
-      </w:r>
-      <w:r>
-        <w:t xml:space="preserve"> </w:t>
-      </w:r>
-      <w:r>
-        <w:rPr>
-          <w:b/>
-          <w:bCs/>
-        </w:rPr>
-        <w:t xml:space="preserve">safe in the meantime</w:t>
-      </w:r>
-      <w:r>
-        <w:t xml:space="preserve">: until Research &amp; Analysis</w:t>
-      </w:r>
-      <w:r>
-        <w:t xml:space="preserve"> </w:t>
-      </w:r>
-      <w:r>
-        <w:t xml:space="preserve">creates the matching storage type in the content system, onboarding stays</w:t>
+        <w:t xml:space="preserve">The</w:t>
+      </w:r>
+      <w:r>
+        <w:t xml:space="preserve"> </w:t>
+      </w:r>
+      <w:r>
+        <w:rPr>
+          <w:b/>
+          <w:bCs/>
+        </w:rPr>
+        <w:t xml:space="preserve">Abstract</w:t>
+      </w:r>
+      <w:r>
+        <w:t xml:space="preserve"> </w:t>
+      </w:r>
+      <w:r>
+        <w:t xml:space="preserve">(the short summary) uses a</w:t>
       </w:r>
       <w:r>
         <w:t xml:space="preserve"> </w:t>
@@ -4087,19 +3704,41 @@
           <w:i/>
           <w:iCs/>
         </w:rPr>
-        <w:t xml:space="preserve">dormant</w:t>
-      </w:r>
-      <w:r>
-        <w:t xml:space="preserve"> </w:t>
-      </w:r>
-      <w:r>
-        <w:t xml:space="preserve">and the rest of the Studio works normally; the moment the type exists,</w:t>
-      </w:r>
-      <w:r>
-        <w:t xml:space="preserve"> </w:t>
-      </w:r>
-      <w:r>
-        <w:t xml:space="preserve">onboarding turns on automatically. It cannot lock anyone out by being half-finished.</w:t>
+        <w:t xml:space="preserve">compact</w:t>
+      </w:r>
+      <w:r>
+        <w:t xml:space="preserve"> </w:t>
+      </w:r>
+      <w:r>
+        <w:t xml:space="preserve">version of the same editor —</w:t>
+      </w:r>
+      <w:r>
+        <w:t xml:space="preserve"> </w:t>
+      </w:r>
+      <w:r>
+        <w:t xml:space="preserve">bold, italic, and links only. References and footnotes are intentionally</w:t>
+      </w:r>
+      <w:r>
+        <w:t xml:space="preserve"> </w:t>
+      </w:r>
+      <w:r>
+        <w:rPr>
+          <w:b/>
+          <w:bCs/>
+        </w:rPr>
+        <w:t xml:space="preserve">not</w:t>
+      </w:r>
+      <w:r>
+        <w:t xml:space="preserve"> </w:t>
+      </w:r>
+      <w:r>
+        <w:t xml:space="preserve">allowed in the abstract, because a summary is not the place for them. Links in the</w:t>
+      </w:r>
+      <w:r>
+        <w:t xml:space="preserve"> </w:t>
+      </w:r>
+      <w:r>
+        <w:t xml:space="preserve">abstract open in a new window.</w:t>
       </w:r>
     </w:p>
     <w:p>
@@ -4111,15 +3750,423 @@
         </w:numPr>
       </w:pPr>
       <w:r>
-        <w:rPr>
-          <w:b/>
-          <w:bCs/>
-        </w:rPr>
-        <w:t xml:space="preserve">Publish + review-request email.</w:t>
-      </w:r>
-      <w:r>
-        <w:t xml:space="preserve"> </w:t>
-      </w:r>
+        <w:t xml:space="preserve">The</w:t>
+      </w:r>
+      <w:r>
+        <w:t xml:space="preserve"> </w:t>
+      </w:r>
+      <w:r>
+        <w:rPr>
+          <w:b/>
+          <w:bCs/>
+        </w:rPr>
+        <w:t xml:space="preserve">App description</w:t>
+      </w:r>
+      <w:r>
+        <w:t xml:space="preserve"> </w:t>
+      </w:r>
+      <w:r>
+        <w:t xml:space="preserve">uses the full editor, the same as an article body.</w:t>
+      </w:r>
+    </w:p>
+    <w:p>
+      <w:pPr>
+        <w:pStyle w:val="FirstParagraph"/>
+      </w:pPr>
+      <w:r>
+        <w:rPr>
+          <w:i/>
+          <w:iCs/>
+        </w:rPr>
+        <w:t xml:space="preserve">See it:</w:t>
+      </w:r>
+      <w:r>
+        <w:t xml:space="preserve"> </w:t>
+      </w:r>
+      <w:r>
+        <w:t xml:space="preserve">open any sample article in the demonstration and you will see the toolbar,</w:t>
+      </w:r>
+      <w:r>
+        <w:t xml:space="preserve"> </w:t>
+      </w:r>
+      <w:r>
+        <w:t xml:space="preserve">the Headings menu, and the live Preview, and you can type into them yourself.</w:t>
+      </w:r>
+    </w:p>
+    <w:bookmarkEnd w:id="24"/>
+    <w:bookmarkStart w:id="25" w:name="Xc6035bb95406a39770aedd6133a5ca46f974494"/>
+    <w:p>
+      <w:pPr>
+        <w:pStyle w:val="Heading3"/>
+      </w:pPr>
+      <w:r>
+        <w:t xml:space="preserve">(c) Images and files — accessible and safe by construction</w:t>
+      </w:r>
+    </w:p>
+    <w:p>
+      <w:pPr>
+        <w:pStyle w:val="FirstParagraph"/>
+      </w:pPr>
+      <w:r>
+        <w:t xml:space="preserve">Adding an image requires</w:t>
+      </w:r>
+      <w:r>
+        <w:t xml:space="preserve"> </w:t>
+      </w:r>
+      <w:r>
+        <w:rPr>
+          <w:b/>
+          <w:bCs/>
+        </w:rPr>
+        <w:t xml:space="preserve">alt-text</w:t>
+      </w:r>
+      <w:r>
+        <w:t xml:space="preserve"> </w:t>
+      </w:r>
+      <w:r>
+        <w:t xml:space="preserve">(a short written description a screen reader</w:t>
+      </w:r>
+      <w:r>
+        <w:t xml:space="preserve"> </w:t>
+      </w:r>
+      <w:r>
+        <w:t xml:space="preserve">speaks aloud to a person who cannot see the image — a legal accessibility</w:t>
+      </w:r>
+      <w:r>
+        <w:t xml:space="preserve"> </w:t>
+      </w:r>
+      <w:r>
+        <w:t xml:space="preserve">requirement for a public government site) and allows an optional</w:t>
+      </w:r>
+      <w:r>
+        <w:t xml:space="preserve"> </w:t>
+      </w:r>
+      <w:r>
+        <w:rPr>
+          <w:b/>
+          <w:bCs/>
+        </w:rPr>
+        <w:t xml:space="preserve">caption</w:t>
+      </w:r>
+      <w:r>
+        <w:t xml:space="preserve">. The</w:t>
+      </w:r>
+      <w:r>
+        <w:t xml:space="preserve"> </w:t>
+      </w:r>
+      <w:r>
+        <w:t xml:space="preserve">alt-text and caption boxes are right there in the picker, so supplying a description</w:t>
+      </w:r>
+      <w:r>
+        <w:t xml:space="preserve"> </w:t>
+      </w:r>
+      <w:r>
+        <w:t xml:space="preserve">is the natural path, not an afterthought.</w:t>
+      </w:r>
+    </w:p>
+    <w:p>
+      <w:pPr>
+        <w:pStyle w:val="BodyText"/>
+      </w:pPr>
+      <w:r>
+        <w:t xml:space="preserve">Authors also have a</w:t>
+      </w:r>
+      <w:r>
+        <w:t xml:space="preserve"> </w:t>
+      </w:r>
+      <w:r>
+        <w:rPr>
+          <w:b/>
+          <w:bCs/>
+        </w:rPr>
+        <w:t xml:space="preserve">body-image gallery</w:t>
+      </w:r>
+      <w:r>
+        <w:t xml:space="preserve">: upload several images at once, see them</w:t>
+      </w:r>
+      <w:r>
+        <w:t xml:space="preserve"> </w:t>
+      </w:r>
+      <w:r>
+        <w:t xml:space="preserve">as thumbnails in a small panel beside the editor, and click any thumbnail to insert</w:t>
+      </w:r>
+      <w:r>
+        <w:t xml:space="preserve"> </w:t>
+      </w:r>
+      <w:r>
+        <w:t xml:space="preserve">that image at the current cursor position in the article body. This means an author</w:t>
+      </w:r>
+      <w:r>
+        <w:t xml:space="preserve"> </w:t>
+      </w:r>
+      <w:r>
+        <w:t xml:space="preserve">can stage all the images for an article first, then drop them in where they want</w:t>
+      </w:r>
+      <w:r>
+        <w:t xml:space="preserve"> </w:t>
+      </w:r>
+      <w:r>
+        <w:t xml:space="preserve">them — without leaving the editing screen.</w:t>
+      </w:r>
+    </w:p>
+    <w:p>
+      <w:pPr>
+        <w:pStyle w:val="BodyText"/>
+      </w:pPr>
+      <w:r>
+        <w:t xml:space="preserve">The main report file or data file is a simpler</w:t>
+      </w:r>
+      <w:r>
+        <w:t xml:space="preserve"> </w:t>
+      </w:r>
+      <w:r>
+        <w:rPr>
+          <w:b/>
+          <w:bCs/>
+        </w:rPr>
+        <w:t xml:space="preserve">document-or-PDF upload</w:t>
+      </w:r>
+      <w:r>
+        <w:t xml:space="preserve"> </w:t>
+      </w:r>
+      <w:r>
+        <w:t xml:space="preserve">with no</w:t>
+      </w:r>
+      <w:r>
+        <w:t xml:space="preserve"> </w:t>
+      </w:r>
+      <w:r>
+        <w:t xml:space="preserve">alt-text or caption (it’s a file to download, not a picture to describe).</w:t>
+      </w:r>
+    </w:p>
+    <w:p>
+      <w:pPr>
+        <w:pStyle w:val="BodyText"/>
+      </w:pPr>
+      <w:r>
+        <w:t xml:space="preserve">Under the hood, the project holds one line without exception:</w:t>
+      </w:r>
+      <w:r>
+        <w:t xml:space="preserve"> </w:t>
+      </w:r>
+      <w:r>
+        <w:rPr>
+          <w:b/>
+          <w:bCs/>
+        </w:rPr>
+        <w:t xml:space="preserve">an image is never</w:t>
+      </w:r>
+      <w:r>
+        <w:rPr>
+          <w:b/>
+          <w:bCs/>
+        </w:rPr>
+        <w:t xml:space="preserve"> </w:t>
+      </w:r>
+      <w:r>
+        <w:rPr>
+          <w:b/>
+          <w:bCs/>
+        </w:rPr>
+        <w:t xml:space="preserve">stored as a giant block of embedded text.</w:t>
+      </w:r>
+      <w:r>
+        <w:t xml:space="preserve"> </w:t>
+      </w:r>
+      <w:r>
+        <w:t xml:space="preserve">Every image and every file is uploaded</w:t>
+      </w:r>
+      <w:r>
+        <w:t xml:space="preserve"> </w:t>
+      </w:r>
+      <w:r>
+        <w:t xml:space="preserve">once to a shared store and referenced by a lightweight link — which is exactly what</w:t>
+      </w:r>
+      <w:r>
+        <w:t xml:space="preserve"> </w:t>
+      </w:r>
+      <w:r>
+        <w:t xml:space="preserve">the old 2019 tool got wrong, bloating itself with image data. This is the single</w:t>
+      </w:r>
+      <w:r>
+        <w:t xml:space="preserve"> </w:t>
+      </w:r>
+      <w:r>
+        <w:t xml:space="preserve">rule the team treats as non-negotiable, and it is guaranteed by automated tests that</w:t>
+      </w:r>
+      <w:r>
+        <w:t xml:space="preserve"> </w:t>
+      </w:r>
+      <w:r>
+        <w:t xml:space="preserve">stop the build the instant anyone weakens it.</w:t>
+      </w:r>
+    </w:p>
+    <w:p>
+      <w:pPr>
+        <w:pStyle w:val="BodyText"/>
+      </w:pPr>
+      <w:r>
+        <w:rPr>
+          <w:i/>
+          <w:iCs/>
+        </w:rPr>
+        <w:t xml:space="preserve">See it:</w:t>
+      </w:r>
+      <w:r>
+        <w:t xml:space="preserve"> </w:t>
+      </w:r>
+      <w:r>
+        <w:t xml:space="preserve">the picker shows the alt-text and caption fields and the name of the</w:t>
+      </w:r>
+      <w:r>
+        <w:t xml:space="preserve"> </w:t>
+      </w:r>
+      <w:r>
+        <w:t xml:space="preserve">file you selected; the body-image gallery thumbnails are visible in the editing</w:t>
+      </w:r>
+      <w:r>
+        <w:t xml:space="preserve"> </w:t>
+      </w:r>
+      <w:r>
+        <w:t xml:space="preserve">panel when images have been uploaded to an article; the no-bloated-images rule is</w:t>
+      </w:r>
+      <w:r>
+        <w:t xml:space="preserve"> </w:t>
+      </w:r>
+      <w:r>
+        <w:t xml:space="preserve">enforced by a dedicated guard test that runs across all three content types.</w:t>
+      </w:r>
+    </w:p>
+    <w:bookmarkEnd w:id="25"/>
+    <w:bookmarkStart w:id="26" w:name="X28624134f9040b4e18b38da238a65e95b380030"/>
+    <w:p>
+      <w:pPr>
+        <w:pStyle w:val="Heading3"/>
+      </w:pPr>
+      <w:r>
+        <w:t xml:space="preserve">(d) The save gate — bad or unsafe content can’t be saved</w:t>
+      </w:r>
+    </w:p>
+    <w:p>
+      <w:pPr>
+        <w:pStyle w:val="FirstParagraph"/>
+      </w:pPr>
+      <w:r>
+        <w:t xml:space="preserve">Before anything is written, the Studio checks it. Required fields must be present,</w:t>
+      </w:r>
+      <w:r>
+        <w:t xml:space="preserve"> </w:t>
+      </w:r>
+      <w:r>
+        <w:t xml:space="preserve">values must come from the allowed set, and no forbidden embedded image may sneak in.</w:t>
+      </w:r>
+      <w:r>
+        <w:t xml:space="preserve"> </w:t>
+      </w:r>
+      <w:r>
+        <w:t xml:space="preserve">If something is wrong, the</w:t>
+      </w:r>
+      <w:r>
+        <w:t xml:space="preserve"> </w:t>
+      </w:r>
+      <w:r>
+        <w:rPr>
+          <w:b/>
+          <w:bCs/>
+        </w:rPr>
+        <w:t xml:space="preserve">save is blocked</w:t>
+      </w:r>
+      <w:r>
+        <w:t xml:space="preserve"> </w:t>
+      </w:r>
+      <w:r>
+        <w:t xml:space="preserve">and the person is told, in plain</w:t>
+      </w:r>
+      <w:r>
+        <w:t xml:space="preserve"> </w:t>
+      </w:r>
+      <w:r>
+        <w:t xml:space="preserve">terms, what to fix —</w:t>
+      </w:r>
+      <w:r>
+        <w:t xml:space="preserve"> </w:t>
+      </w:r>
+      <w:r>
+        <w:rPr>
+          <w:i/>
+          <w:iCs/>
+        </w:rPr>
+        <w:t xml:space="preserve">before</w:t>
+      </w:r>
+      <w:r>
+        <w:t xml:space="preserve"> </w:t>
+      </w:r>
+      <w:r>
+        <w:t xml:space="preserve">anything reaches the content system. This is the</w:t>
+      </w:r>
+      <w:r>
+        <w:t xml:space="preserve"> </w:t>
+      </w:r>
+      <w:r>
+        <w:t xml:space="preserve">guarantee from Section 2 made real, standing directly between a person and a save.</w:t>
+      </w:r>
+    </w:p>
+    <w:p>
+      <w:pPr>
+        <w:pStyle w:val="BodyText"/>
+      </w:pPr>
+      <w:r>
+        <w:rPr>
+          <w:i/>
+          <w:iCs/>
+        </w:rPr>
+        <w:t xml:space="preserve">See it:</w:t>
+      </w:r>
+      <w:r>
+        <w:t xml:space="preserve"> </w:t>
+      </w:r>
+      <w:r>
+        <w:t xml:space="preserve">try to save an incomplete draft in the demonstration and the gate stops</w:t>
+      </w:r>
+      <w:r>
+        <w:t xml:space="preserve"> </w:t>
+      </w:r>
+      <w:r>
+        <w:t xml:space="preserve">you with a plain-language message; the gate’s rules are covered by automated tests</w:t>
+      </w:r>
+      <w:r>
+        <w:t xml:space="preserve"> </w:t>
+      </w:r>
+      <w:r>
+        <w:t xml:space="preserve">for every content type.</w:t>
+      </w:r>
+    </w:p>
+    <w:bookmarkEnd w:id="26"/>
+    <w:bookmarkStart w:id="27" w:name="Xcf8e5dd69464254cd29ec3521a1cfe1d11f63d7"/>
+    <w:p>
+      <w:pPr>
+        <w:pStyle w:val="Heading3"/>
+      </w:pPr>
+      <w:r>
+        <w:t xml:space="preserve">(e)</w:t>
+      </w:r>
+      <w:r>
+        <w:t xml:space="preserve"> </w:t>
+      </w:r>
+      <w:r>
+        <w:t xml:space="preserve">“Preview as published”</w:t>
+      </w:r>
+      <w:r>
+        <w:t xml:space="preserve"> </w:t>
+      </w:r>
+      <w:r>
+        <w:t xml:space="preserve">— exactly what the public will see</w:t>
+      </w:r>
+    </w:p>
+    <w:p>
+      <w:pPr>
+        <w:pStyle w:val="FirstParagraph"/>
+      </w:pPr>
       <w:r>
         <w:t xml:space="preserve">A</w:t>
       </w:r>
@@ -4127,35 +4174,187 @@
         <w:t xml:space="preserve"> </w:t>
       </w:r>
       <w:r>
-        <w:t xml:space="preserve">“Publish”</w:t>
-      </w:r>
-      <w:r>
-        <w:t xml:space="preserve"> </w:t>
-      </w:r>
-      <w:r>
-        <w:t xml:space="preserve">action, plus a button that emails a</w:t>
-      </w:r>
-      <w:r>
-        <w:t xml:space="preserve"> </w:t>
-      </w:r>
-      <w:r>
-        <w:t xml:space="preserve">reviewer a link to the exact preview of a draft, are built. The email sends through</w:t>
-      </w:r>
-      <w:r>
-        <w:t xml:space="preserve"> </w:t>
-      </w:r>
-      <w:r>
-        <w:rPr>
-          <w:b/>
-          <w:bCs/>
-        </w:rPr>
-        <w:t xml:space="preserve">Mailgun</w:t>
-      </w:r>
-      <w:r>
-        <w:t xml:space="preserve"> </w:t>
-      </w:r>
-      <w:r>
-        <w:t xml:space="preserve">(an email-delivery service) once its keys are supplied.</w:t>
+        <w:t xml:space="preserve">“Preview as published”</w:t>
+      </w:r>
+      <w:r>
+        <w:t xml:space="preserve"> </w:t>
+      </w:r>
+      <w:r>
+        <w:t xml:space="preserve">view shows an article</w:t>
+      </w:r>
+      <w:r>
+        <w:t xml:space="preserve"> </w:t>
+      </w:r>
+      <w:r>
+        <w:rPr>
+          <w:b/>
+          <w:bCs/>
+        </w:rPr>
+        <w:t xml:space="preserve">exactly as it will appear on the</w:t>
+      </w:r>
+      <w:r>
+        <w:rPr>
+          <w:b/>
+          <w:bCs/>
+        </w:rPr>
+        <w:t xml:space="preserve"> </w:t>
+      </w:r>
+      <w:r>
+        <w:rPr>
+          <w:b/>
+          <w:bCs/>
+        </w:rPr>
+        <w:t xml:space="preserve">public Research Hub</w:t>
+      </w:r>
+      <w:r>
+        <w:t xml:space="preserve"> </w:t>
+      </w:r>
+      <w:r>
+        <w:t xml:space="preserve">— not roughly, exactly. It uses the same fonts (condensed</w:t>
+      </w:r>
+      <w:r>
+        <w:t xml:space="preserve"> </w:t>
+      </w:r>
+      <w:r>
+        <w:t xml:space="preserve">headings, serif body), shows the bordered abstract, lists all authors, includes a</w:t>
+      </w:r>
+      <w:r>
+        <w:t xml:space="preserve"> </w:t>
+      </w:r>
+      <w:r>
+        <w:t xml:space="preserve">sticky</w:t>
+      </w:r>
+      <w:r>
+        <w:t xml:space="preserve"> </w:t>
+      </w:r>
+      <w:r>
+        <w:rPr>
+          <w:b/>
+          <w:bCs/>
+        </w:rPr>
+        <w:t xml:space="preserve">Table of Contents</w:t>
+      </w:r>
+      <w:r>
+        <w:t xml:space="preserve"> </w:t>
+      </w:r>
+      <w:r>
+        <w:t xml:space="preserve">that follows you as you scroll, the end matter</w:t>
+      </w:r>
+      <w:r>
+        <w:t xml:space="preserve"> </w:t>
+      </w:r>
+      <w:r>
+        <w:t xml:space="preserve">(About-the-Authors, Funding Acknowledgment, Suggested Citation), and a</w:t>
+      </w:r>
+      <w:r>
+        <w:t xml:space="preserve"> </w:t>
+      </w:r>
+      <w:r>
+        <w:rPr>
+          <w:b/>
+          <w:bCs/>
+        </w:rPr>
+        <w:t xml:space="preserve">Print</w:t>
+      </w:r>
+      <w:r>
+        <w:t xml:space="preserve"> </w:t>
+      </w:r>
+      <w:r>
+        <w:t xml:space="preserve">button. This is what staff approve against, so there are no surprises after they</w:t>
+      </w:r>
+      <w:r>
+        <w:t xml:space="preserve"> </w:t>
+      </w:r>
+      <w:r>
+        <w:t xml:space="preserve">sign off.</w:t>
+      </w:r>
+    </w:p>
+    <w:p>
+      <w:pPr>
+        <w:pStyle w:val="BodyText"/>
+      </w:pPr>
+      <w:r>
+        <w:t xml:space="preserve">Each saved draft also gets a</w:t>
+      </w:r>
+      <w:r>
+        <w:t xml:space="preserve"> </w:t>
+      </w:r>
+      <w:r>
+        <w:rPr>
+          <w:b/>
+          <w:bCs/>
+        </w:rPr>
+        <w:t xml:space="preserve">shareable preview link</w:t>
+      </w:r>
+      <w:r>
+        <w:t xml:space="preserve"> </w:t>
+      </w:r>
+      <w:r>
+        <w:t xml:space="preserve">that opens for any signed-in</w:t>
+      </w:r>
+      <w:r>
+        <w:t xml:space="preserve"> </w:t>
+      </w:r>
+      <w:r>
+        <w:t xml:space="preserve">staff member — exactly how a reviewer or a manager opens a specific draft and sees</w:t>
+      </w:r>
+      <w:r>
+        <w:t xml:space="preserve"> </w:t>
+      </w:r>
+      <w:r>
+        <w:t xml:space="preserve">what will publish.</w:t>
+      </w:r>
+    </w:p>
+    <w:p>
+      <w:pPr>
+        <w:pStyle w:val="BodyText"/>
+      </w:pPr>
+      <w:r>
+        <w:rPr>
+          <w:i/>
+          <w:iCs/>
+        </w:rPr>
+        <w:t xml:space="preserve">See it:</w:t>
+      </w:r>
+      <w:r>
+        <w:t xml:space="preserve"> </w:t>
+      </w:r>
+      <w:r>
+        <w:t xml:space="preserve">open the</w:t>
+      </w:r>
+      <w:r>
+        <w:t xml:space="preserve"> </w:t>
+      </w:r>
+      <w:r>
+        <w:t xml:space="preserve">“Preview as published”</w:t>
+      </w:r>
+      <w:r>
+        <w:t xml:space="preserve"> </w:t>
+      </w:r>
+      <w:r>
+        <w:t xml:space="preserve">view on a sample article in the</w:t>
+      </w:r>
+      <w:r>
+        <w:t xml:space="preserve"> </w:t>
+      </w:r>
+      <w:r>
+        <w:t xml:space="preserve">demonstration — the sticky Table of Contents, the all-authors byline, the end</w:t>
+      </w:r>
+      <w:r>
+        <w:t xml:space="preserve"> </w:t>
+      </w:r>
+      <w:r>
+        <w:t xml:space="preserve">matter, and the Print button are all there.</w:t>
+      </w:r>
+    </w:p>
+    <w:bookmarkEnd w:id="27"/>
+    <w:bookmarkStart w:id="28" w:name="f-finding-and-managing-content"/>
+    <w:p>
+      <w:pPr>
+        <w:pStyle w:val="Heading3"/>
+      </w:pPr>
+      <w:r>
+        <w:t xml:space="preserve">(f) Finding and managing content</w:t>
       </w:r>
     </w:p>
     <w:p>
@@ -4163,10 +4362,519 @@
         <w:pStyle w:val="Compact"/>
         <w:numPr>
           <w:ilvl w:val="0"/>
-          <w:numId w:val="1005"/>
+          <w:numId w:val="1006"/>
         </w:numPr>
       </w:pPr>
       <w:r>
+        <w:t xml:space="preserve">A</w:t>
+      </w:r>
+      <w:r>
+        <w:t xml:space="preserve"> </w:t>
+      </w:r>
+      <w:r>
+        <w:rPr>
+          <w:b/>
+          <w:bCs/>
+        </w:rPr>
+        <w:t xml:space="preserve">paginated content list</w:t>
+      </w:r>
+      <w:r>
+        <w:t xml:space="preserve"> </w:t>
+      </w:r>
+      <w:r>
+        <w:t xml:space="preserve">shows every item —</w:t>
+      </w:r>
+      <w:r>
+        <w:t xml:space="preserve"> </w:t>
+      </w:r>
+      <w:r>
+        <w:rPr>
+          <w:b/>
+          <w:bCs/>
+        </w:rPr>
+        <w:t xml:space="preserve">Date · Title · Author(s) ·</w:t>
+      </w:r>
+      <w:r>
+        <w:rPr>
+          <w:b/>
+          <w:bCs/>
+        </w:rPr>
+        <w:t xml:space="preserve"> </w:t>
+      </w:r>
+      <w:r>
+        <w:rPr>
+          <w:b/>
+          <w:bCs/>
+        </w:rPr>
+        <w:t xml:space="preserve">Draft/Published status</w:t>
+      </w:r>
+      <w:r>
+        <w:t xml:space="preserve"> </w:t>
+      </w:r>
+      <w:r>
+        <w:t xml:space="preserve">— newest first, so the most recent work is at the top.</w:t>
+      </w:r>
+    </w:p>
+    <w:p>
+      <w:pPr>
+        <w:pStyle w:val="Compact"/>
+        <w:numPr>
+          <w:ilvl w:val="0"/>
+          <w:numId w:val="1006"/>
+        </w:numPr>
+      </w:pPr>
+      <w:r>
+        <w:rPr>
+          <w:b/>
+          <w:bCs/>
+        </w:rPr>
+        <w:t xml:space="preserve">One-click</w:t>
+      </w:r>
+      <w:r>
+        <w:rPr>
+          <w:b/>
+          <w:bCs/>
+        </w:rPr>
+        <w:t xml:space="preserve"> </w:t>
+      </w:r>
+      <w:r>
+        <w:rPr>
+          <w:b/>
+          <w:bCs/>
+        </w:rPr>
+        <w:t xml:space="preserve">“Add sample article / app / dataset”</w:t>
+      </w:r>
+      <w:r>
+        <w:t xml:space="preserve"> </w:t>
+      </w:r>
+      <w:r>
+        <w:t xml:space="preserve">buttons instantly fill in a</w:t>
+      </w:r>
+      <w:r>
+        <w:t xml:space="preserve"> </w:t>
+      </w:r>
+      <w:r>
+        <w:t xml:space="preserve">complete, realistic draft, so the tool can be demonstrated on demand without</w:t>
+      </w:r>
+      <w:r>
+        <w:t xml:space="preserve"> </w:t>
+      </w:r>
+      <w:r>
+        <w:t xml:space="preserve">typing one out by hand.</w:t>
+      </w:r>
+    </w:p>
+    <w:p>
+      <w:pPr>
+        <w:pStyle w:val="Compact"/>
+        <w:numPr>
+          <w:ilvl w:val="0"/>
+          <w:numId w:val="1006"/>
+        </w:numPr>
+      </w:pPr>
+      <w:r>
+        <w:rPr>
+          <w:b/>
+          <w:bCs/>
+        </w:rPr>
+        <w:t xml:space="preserve">Light and dark mode</w:t>
+      </w:r>
+      <w:r>
+        <w:t xml:space="preserve"> </w:t>
+      </w:r>
+      <w:r>
+        <w:t xml:space="preserve">(it defaults to light; dark is opt-in) with the official</w:t>
+      </w:r>
+      <w:r>
+        <w:t xml:space="preserve"> </w:t>
+      </w:r>
+      <w:r>
+        <w:t xml:space="preserve">ICJIA logo in the header. The theme toggle is the last button in the navigation.</w:t>
+      </w:r>
+    </w:p>
+    <w:p>
+      <w:pPr>
+        <w:pStyle w:val="FirstParagraph"/>
+      </w:pPr>
+      <w:r>
+        <w:rPr>
+          <w:i/>
+          <w:iCs/>
+        </w:rPr>
+        <w:t xml:space="preserve">See it:</w:t>
+      </w:r>
+      <w:r>
+        <w:t xml:space="preserve"> </w:t>
+      </w:r>
+      <w:r>
+        <w:t xml:space="preserve">all three are visible the moment you sign in to the demonstration — the</w:t>
+      </w:r>
+      <w:r>
+        <w:t xml:space="preserve"> </w:t>
+      </w:r>
+      <w:r>
+        <w:t xml:space="preserve">sortable list, the sample buttons, and the theme toggle.</w:t>
+      </w:r>
+    </w:p>
+    <w:bookmarkEnd w:id="28"/>
+    <w:bookmarkStart w:id="29" w:name="X73306b0fe89e38ae21ea2d9f116dffdc67ec2bb"/>
+    <w:p>
+      <w:pPr>
+        <w:pStyle w:val="Heading3"/>
+      </w:pPr>
+      <w:r>
+        <w:t xml:space="preserve">(g) A self-contained Demo Mode for safe demonstrations</w:t>
+      </w:r>
+    </w:p>
+    <w:p>
+      <w:pPr>
+        <w:pStyle w:val="FirstParagraph"/>
+      </w:pPr>
+      <w:r>
+        <w:t xml:space="preserve">The temporary</w:t>
+      </w:r>
+      <w:r>
+        <w:t xml:space="preserve"> </w:t>
+      </w:r>
+      <w:r>
+        <w:rPr>
+          <w:rStyle w:val="VerbatimChar"/>
+        </w:rPr>
+        <w:t xml:space="preserve">admin</w:t>
+      </w:r>
+      <w:r>
+        <w:t xml:space="preserve"> </w:t>
+      </w:r>
+      <w:r>
+        <w:t xml:space="preserve">/</w:t>
+      </w:r>
+      <w:r>
+        <w:t xml:space="preserve"> </w:t>
+      </w:r>
+      <w:r>
+        <w:rPr>
+          <w:rStyle w:val="VerbatimChar"/>
+        </w:rPr>
+        <w:t xml:space="preserve">admin</w:t>
+      </w:r>
+      <w:r>
+        <w:t xml:space="preserve"> </w:t>
+      </w:r>
+      <w:r>
+        <w:t xml:space="preserve">login opens a</w:t>
+      </w:r>
+      <w:r>
+        <w:t xml:space="preserve"> </w:t>
+      </w:r>
+      <w:r>
+        <w:rPr>
+          <w:b/>
+          <w:bCs/>
+        </w:rPr>
+        <w:t xml:space="preserve">fully self-contained Demo Mode</w:t>
+      </w:r>
+      <w:r>
+        <w:t xml:space="preserve">:</w:t>
+      </w:r>
+      <w:r>
+        <w:t xml:space="preserve"> </w:t>
+      </w:r>
+      <w:r>
+        <w:rPr>
+          <w:b/>
+          <w:bCs/>
+        </w:rPr>
+        <w:t xml:space="preserve">200-plus full-length sample articles</w:t>
+      </w:r>
+      <w:r>
+        <w:t xml:space="preserve"> </w:t>
+      </w:r>
+      <w:r>
+        <w:t xml:space="preserve">— each with complete sections, figures, and</w:t>
+      </w:r>
+      <w:r>
+        <w:t xml:space="preserve"> </w:t>
+      </w:r>
+      <w:r>
+        <w:t xml:space="preserve">working footnote references — held in memory, fully clickable for editing and</w:t>
+      </w:r>
+      <w:r>
+        <w:t xml:space="preserve"> </w:t>
+      </w:r>
+      <w:r>
+        <w:t xml:space="preserve">previewing, that</w:t>
+      </w:r>
+      <w:r>
+        <w:t xml:space="preserve"> </w:t>
+      </w:r>
+      <w:r>
+        <w:rPr>
+          <w:b/>
+          <w:bCs/>
+        </w:rPr>
+        <w:t xml:space="preserve">never save anything to the live system</w:t>
+      </w:r>
+      <w:r>
+        <w:t xml:space="preserve">. Every word in the demo</w:t>
+      </w:r>
+      <w:r>
+        <w:t xml:space="preserve"> </w:t>
+      </w:r>
+      <w:r>
+        <w:t xml:space="preserve">is fake: lorem ipsum body text and made-up names. No real ICJIA person, topic,</w:t>
+      </w:r>
+      <w:r>
+        <w:t xml:space="preserve"> </w:t>
+      </w:r>
+      <w:r>
+        <w:t xml:space="preserve">grant, or finding is ever shown on a demo screen. It exists so the tool can be shown</w:t>
+      </w:r>
+      <w:r>
+        <w:t xml:space="preserve"> </w:t>
+      </w:r>
+      <w:r>
+        <w:t xml:space="preserve">to managers, reviewers, or leadership safely, with zero risk to live information and</w:t>
+      </w:r>
+      <w:r>
+        <w:t xml:space="preserve"> </w:t>
+      </w:r>
+      <w:r>
+        <w:t xml:space="preserve">no risk of real ICJIA content appearing in a screenshot or a walkthrough.</w:t>
+      </w:r>
+      <w:r>
+        <w:t xml:space="preserve"> </w:t>
+      </w:r>
+      <w:r>
+        <w:t xml:space="preserve">(This convenience login is temporary and is removed before the tool goes to</w:t>
+      </w:r>
+      <w:r>
+        <w:t xml:space="preserve"> </w:t>
+      </w:r>
+      <w:r>
+        <w:t xml:space="preserve">production — see Section 4, the note at the end of Section 5, and the security note</w:t>
+      </w:r>
+      <w:r>
+        <w:t xml:space="preserve"> </w:t>
+      </w:r>
+      <w:r>
+        <w:t xml:space="preserve">in Section 6.)</w:t>
+      </w:r>
+    </w:p>
+    <w:p>
+      <w:pPr>
+        <w:pStyle w:val="BodyText"/>
+      </w:pPr>
+      <w:r>
+        <w:rPr>
+          <w:i/>
+          <w:iCs/>
+        </w:rPr>
+        <w:t xml:space="preserve">See it:</w:t>
+      </w:r>
+      <w:r>
+        <w:t xml:space="preserve"> </w:t>
+      </w:r>
+      <w:r>
+        <w:t xml:space="preserve">this is the demonstration you have been using to check every other item.</w:t>
+      </w:r>
+      <w:r>
+        <w:t xml:space="preserve"> </w:t>
+      </w:r>
+      <w:r>
+        <w:t xml:space="preserve">Open any sample article and you will see full multi-section body text, figures, and</w:t>
+      </w:r>
+      <w:r>
+        <w:t xml:space="preserve"> </w:t>
+      </w:r>
+      <w:r>
+        <w:t xml:space="preserve">footnotes — all entirely fabricated.</w:t>
+      </w:r>
+    </w:p>
+    <w:bookmarkEnd w:id="29"/>
+    <w:bookmarkStart w:id="30" w:name="h-built-but-waiting-to-be-switched-on"/>
+    <w:p>
+      <w:pPr>
+        <w:pStyle w:val="Heading3"/>
+      </w:pPr>
+      <w:r>
+        <w:t xml:space="preserve">(h) Built but waiting to be switched on</w:t>
+      </w:r>
+    </w:p>
+    <w:p>
+      <w:pPr>
+        <w:pStyle w:val="FirstParagraph"/>
+      </w:pPr>
+      <w:r>
+        <w:t xml:space="preserve">Three capabilities are</w:t>
+      </w:r>
+      <w:r>
+        <w:t xml:space="preserve"> </w:t>
+      </w:r>
+      <w:r>
+        <w:rPr>
+          <w:b/>
+          <w:bCs/>
+        </w:rPr>
+        <w:t xml:space="preserve">fully built and documented</w:t>
+      </w:r>
+      <w:r>
+        <w:t xml:space="preserve"> </w:t>
+      </w:r>
+      <w:r>
+        <w:t xml:space="preserve">but depend on a setup step</w:t>
+      </w:r>
+      <w:r>
+        <w:t xml:space="preserve"> </w:t>
+      </w:r>
+      <w:r>
+        <w:t xml:space="preserve">that only Research &amp; Analysis can perform, so they are described here as built and</w:t>
+      </w:r>
+      <w:r>
+        <w:t xml:space="preserve"> </w:t>
+      </w:r>
+      <w:r>
+        <w:t xml:space="preserve">listed again in Section 4 with the owner of the remaining step:</w:t>
+      </w:r>
+    </w:p>
+    <w:p>
+      <w:pPr>
+        <w:pStyle w:val="Compact"/>
+        <w:numPr>
+          <w:ilvl w:val="0"/>
+          <w:numId w:val="1007"/>
+        </w:numPr>
+      </w:pPr>
+      <w:r>
+        <w:rPr>
+          <w:b/>
+          <w:bCs/>
+        </w:rPr>
+        <w:t xml:space="preserve">First-login onboarding.</w:t>
+      </w:r>
+      <w:r>
+        <w:t xml:space="preserve"> </w:t>
+      </w:r>
+      <w:r>
+        <w:t xml:space="preserve">The first time an author signs in, the Studio asks for</w:t>
+      </w:r>
+      <w:r>
+        <w:t xml:space="preserve"> </w:t>
+      </w:r>
+      <w:r>
+        <w:t xml:space="preserve">a short profile — chiefly who their reviewer is, and their ICJIA center. The code</w:t>
+      </w:r>
+      <w:r>
+        <w:t xml:space="preserve"> </w:t>
+      </w:r>
+      <w:r>
+        <w:t xml:space="preserve">is built and, importantly,</w:t>
+      </w:r>
+      <w:r>
+        <w:t xml:space="preserve"> </w:t>
+      </w:r>
+      <w:r>
+        <w:rPr>
+          <w:b/>
+          <w:bCs/>
+        </w:rPr>
+        <w:t xml:space="preserve">safe in the meantime</w:t>
+      </w:r>
+      <w:r>
+        <w:t xml:space="preserve">: until Research &amp; Analysis</w:t>
+      </w:r>
+      <w:r>
+        <w:t xml:space="preserve"> </w:t>
+      </w:r>
+      <w:r>
+        <w:t xml:space="preserve">creates the matching storage type in the content system, onboarding stays</w:t>
+      </w:r>
+      <w:r>
+        <w:t xml:space="preserve"> </w:t>
+      </w:r>
+      <w:r>
+        <w:rPr>
+          <w:i/>
+          <w:iCs/>
+        </w:rPr>
+        <w:t xml:space="preserve">dormant</w:t>
+      </w:r>
+      <w:r>
+        <w:t xml:space="preserve"> </w:t>
+      </w:r>
+      <w:r>
+        <w:t xml:space="preserve">and the rest of the Studio works normally; the moment the type exists,</w:t>
+      </w:r>
+      <w:r>
+        <w:t xml:space="preserve"> </w:t>
+      </w:r>
+      <w:r>
+        <w:t xml:space="preserve">onboarding turns on automatically. It cannot lock anyone out by being half-finished.</w:t>
+      </w:r>
+    </w:p>
+    <w:p>
+      <w:pPr>
+        <w:pStyle w:val="Compact"/>
+        <w:numPr>
+          <w:ilvl w:val="0"/>
+          <w:numId w:val="1007"/>
+        </w:numPr>
+      </w:pPr>
+      <w:r>
+        <w:rPr>
+          <w:b/>
+          <w:bCs/>
+        </w:rPr>
+        <w:t xml:space="preserve">Publish + review-request email.</w:t>
+      </w:r>
+      <w:r>
+        <w:t xml:space="preserve"> </w:t>
+      </w:r>
+      <w:r>
+        <w:t xml:space="preserve">A</w:t>
+      </w:r>
+      <w:r>
+        <w:t xml:space="preserve"> </w:t>
+      </w:r>
+      <w:r>
+        <w:t xml:space="preserve">“Publish”</w:t>
+      </w:r>
+      <w:r>
+        <w:t xml:space="preserve"> </w:t>
+      </w:r>
+      <w:r>
+        <w:t xml:space="preserve">action, plus a button that emails a</w:t>
+      </w:r>
+      <w:r>
+        <w:t xml:space="preserve"> </w:t>
+      </w:r>
+      <w:r>
+        <w:t xml:space="preserve">reviewer a link to the exact preview of a draft, are built. The email sends through</w:t>
+      </w:r>
+      <w:r>
+        <w:t xml:space="preserve"> </w:t>
+      </w:r>
+      <w:r>
+        <w:rPr>
+          <w:b/>
+          <w:bCs/>
+        </w:rPr>
+        <w:t xml:space="preserve">Mailgun</w:t>
+      </w:r>
+      <w:r>
+        <w:t xml:space="preserve"> </w:t>
+      </w:r>
+      <w:r>
+        <w:t xml:space="preserve">(an email-delivery service) once its keys are supplied.</w:t>
+      </w:r>
+    </w:p>
+    <w:p>
+      <w:pPr>
+        <w:pStyle w:val="Compact"/>
+        <w:numPr>
+          <w:ilvl w:val="0"/>
+          <w:numId w:val="1007"/>
+        </w:numPr>
+      </w:pPr>
+      <w:r>
         <w:rPr>
           <w:b/>
           <w:bCs/>
@@ -4198,8 +4906,8 @@
         <w:t xml:space="preserve">documented; it is switched on by setting one connection in the content system.</w:t>
       </w:r>
     </w:p>
-    <w:bookmarkEnd w:id="28"/>
-    <w:bookmarkStart w:id="29" w:name="status-at-a-glance"/>
+    <w:bookmarkEnd w:id="30"/>
+    <w:bookmarkStart w:id="31" w:name="status-at-a-glance"/>
     <w:p>
       <w:pPr>
         <w:pStyle w:val="Heading3"/>
@@ -4998,9 +5706,9 @@
         </w:pict>
       </w:r>
     </w:p>
-    <w:bookmarkEnd w:id="29"/>
-    <w:bookmarkEnd w:id="30"/>
-    <w:bookmarkStart w:id="31" w:name="whats-still-ahead"/>
+    <w:bookmarkEnd w:id="31"/>
+    <w:bookmarkEnd w:id="32"/>
+    <w:bookmarkStart w:id="33" w:name="whats-still-ahead"/>
     <w:p>
       <w:pPr>
         <w:pStyle w:val="Heading2"/>
@@ -5680,14 +6388,14 @@
         </w:pict>
       </w:r>
     </w:p>
-    <w:bookmarkEnd w:id="31"/>
-    <w:bookmarkStart w:id="33" w:name="how-we-work-and-why-you-can-trust-it"/>
+    <w:bookmarkEnd w:id="33"/>
+    <w:bookmarkStart w:id="35" w:name="Xdac865c7e7c6d9bcdc84180aa585424024b60e6"/>
     <w:p>
       <w:pPr>
         <w:pStyle w:val="Heading2"/>
       </w:pPr>
       <w:r>
-        <w:t xml:space="preserve">5. How we work — and why you can trust it</w:t>
+        <w:t xml:space="preserve">5. How we work — and why the result is dependable</w:t>
       </w:r>
     </w:p>
     <w:p>
@@ -5695,48 +6403,32 @@
         <w:pStyle w:val="FirstParagraph"/>
       </w:pPr>
       <w:r>
-        <w:t xml:space="preserve">The way this tool is built is as important as what it builds, because</w:t>
-      </w:r>
-      <w:r>
-        <w:t xml:space="preserve"> </w:t>
-      </w:r>
-      <w:r>
-        <w:rPr>
-          <w:i/>
-          <w:iCs/>
-        </w:rPr>
-        <w:t xml:space="preserve">how</w:t>
-      </w:r>
-      <w:r>
-        <w:t xml:space="preserve"> </w:t>
-      </w:r>
-      <w:r>
-        <w:t xml:space="preserve">it is</w:t>
-      </w:r>
-      <w:r>
-        <w:t xml:space="preserve"> </w:t>
-      </w:r>
-      <w:r>
-        <w:t xml:space="preserve">built is what makes it dependable and maintainable for years. Three disciplines</w:t>
-      </w:r>
-      <w:r>
-        <w:t xml:space="preserve"> </w:t>
-      </w:r>
-      <w:r>
-        <w:t xml:space="preserve">define the approach, and together they are the reason a manager can trust work</w:t>
-      </w:r>
-      <w:r>
-        <w:t xml:space="preserve"> </w:t>
-      </w:r>
-      <w:r>
-        <w:t xml:space="preserve">even before it is switched on for the public.</w:t>
+        <w:t xml:space="preserve">How this tool is built matters as much as what it builds, because the method is what</w:t>
+      </w:r>
+      <w:r>
+        <w:t xml:space="preserve"> </w:t>
+      </w:r>
+      <w:r>
+        <w:t xml:space="preserve">makes it dependable and maintainable for years. Three disciplines define the</w:t>
+      </w:r>
+      <w:r>
+        <w:t xml:space="preserve"> </w:t>
+      </w:r>
+      <w:r>
+        <w:t xml:space="preserve">approach, and together they are why the work holds up to scrutiny even before it is</w:t>
+      </w:r>
+      <w:r>
+        <w:t xml:space="preserve"> </w:t>
+      </w:r>
+      <w:r>
+        <w:t xml:space="preserve">switched on for the public.</w:t>
       </w:r>
     </w:p>
     <w:p>
       <w:pPr>
         <w:numPr>
           <w:ilvl w:val="0"/>
-          <w:numId w:val="1006"/>
+          <w:numId w:val="1008"/>
         </w:numPr>
       </w:pPr>
       <w:r>
@@ -5841,7 +6533,7 @@
       <w:pPr>
         <w:numPr>
           <w:ilvl w:val="0"/>
-          <w:numId w:val="1006"/>
+          <w:numId w:val="1008"/>
         </w:numPr>
       </w:pPr>
       <w:r>
@@ -5900,7 +6592,7 @@
       <w:pPr>
         <w:numPr>
           <w:ilvl w:val="0"/>
-          <w:numId w:val="1006"/>
+          <w:numId w:val="1008"/>
         </w:numPr>
       </w:pPr>
       <w:r>
@@ -6176,13 +6868,13 @@
         <w:t xml:space="preserve">entire reason to rebuild on a modern foundation in the first place.</w:t>
       </w:r>
     </w:p>
-    <w:bookmarkStart w:id="32" w:name="answering-the-skeptic-directly"/>
+    <w:bookmarkStart w:id="34" w:name="three-questions-worth-asking"/>
     <w:p>
       <w:pPr>
         <w:pStyle w:val="Heading3"/>
       </w:pPr>
       <w:r>
-        <w:t xml:space="preserve">Answering the skeptic directly</w:t>
+        <w:t xml:space="preserve">Three questions worth asking</w:t>
       </w:r>
     </w:p>
     <w:p>
@@ -6190,14 +6882,20 @@
         <w:pStyle w:val="FirstParagraph"/>
       </w:pPr>
       <w:r>
-        <w:t xml:space="preserve">Three fair questions deserve straight answers, with no spin.</w:t>
+        <w:t xml:space="preserve">These are the questions a project at this stage should expect. Here are direct</w:t>
+      </w:r>
+      <w:r>
+        <w:t xml:space="preserve"> </w:t>
+      </w:r>
+      <w:r>
+        <w:t xml:space="preserve">answers.</w:t>
       </w:r>
     </w:p>
     <w:p>
       <w:pPr>
         <w:numPr>
           <w:ilvl w:val="0"/>
-          <w:numId w:val="1007"/>
+          <w:numId w:val="1009"/>
         </w:numPr>
       </w:pPr>
       <w:r>
@@ -6207,13 +6905,13 @@
           <w:i/>
           <w:iCs/>
         </w:rPr>
-        <w:t xml:space="preserve">“Is this overbuilt?”</w:t>
-      </w:r>
-      <w:r>
-        <w:t xml:space="preserve"> </w:t>
-      </w:r>
-      <w:r>
-        <w:t xml:space="preserve">No — and Section 2 makes the case in detail. The</w:t>
+        <w:t xml:space="preserve">Is it overbuilt?</w:t>
+      </w:r>
+      <w:r>
+        <w:t xml:space="preserve"> </w:t>
+      </w:r>
+      <w:r>
+        <w:t xml:space="preserve">No, and Section 2 makes the case in detail. The</w:t>
       </w:r>
       <w:r>
         <w:t xml:space="preserve"> </w:t>
@@ -6229,25 +6927,25 @@
         <w:t xml:space="preserve"> </w:t>
       </w:r>
       <w:r>
-        <w:t xml:space="preserve">is deliberately the simplest it can be (writers draft, approvers</w:t>
-      </w:r>
-      <w:r>
-        <w:t xml:space="preserve"> </w:t>
-      </w:r>
-      <w:r>
-        <w:t xml:space="preserve">publish), which is itself a simplification of the old tool’s confusing approval</w:t>
-      </w:r>
-      <w:r>
-        <w:t xml:space="preserve"> </w:t>
-      </w:r>
-      <w:r>
-        <w:t xml:space="preserve">chain. Everything beneath it — real roles, accessible images, the save gate, the</w:t>
-      </w:r>
-      <w:r>
-        <w:t xml:space="preserve"> </w:t>
-      </w:r>
-      <w:r>
-        <w:t xml:space="preserve">exact preview — is the minimum a public</w:t>
+        <w:t xml:space="preserve">is deliberately as simple as it can be (writers draft, approvers publish) — itself</w:t>
+      </w:r>
+      <w:r>
+        <w:t xml:space="preserve"> </w:t>
+      </w:r>
+      <w:r>
+        <w:t xml:space="preserve">a simplification of the old tool’s confusing approval chain. Everything beneath it</w:t>
+      </w:r>
+      <w:r>
+        <w:t xml:space="preserve"> </w:t>
+      </w:r>
+      <w:r>
+        <w:t xml:space="preserve">— real roles, accessible images, the save gate, the exact preview — is the minimum</w:t>
+      </w:r>
+      <w:r>
+        <w:t xml:space="preserve"> </w:t>
+      </w:r>
+      <w:r>
+        <w:t xml:space="preserve">a public</w:t>
       </w:r>
       <w:r>
         <w:t xml:space="preserve"> </w:t>
@@ -6263,54 +6961,85 @@
         <w:t xml:space="preserve"> </w:t>
       </w:r>
       <w:r>
-        <w:t xml:space="preserve">site requires to be safe</w:t>
-      </w:r>
-      <w:r>
-        <w:t xml:space="preserve"> </w:t>
-      </w:r>
-      <w:r>
-        <w:t xml:space="preserve">and accessible by law. None of it is decoration; remove any of it and you get a</w:t>
-      </w:r>
-      <w:r>
-        <w:t xml:space="preserve"> </w:t>
-      </w:r>
-      <w:r>
-        <w:t xml:space="preserve">tool that is unsafe, inaccessible, or untrustworthy. If anything was</w:t>
-      </w:r>
-      <w:r>
-        <w:t xml:space="preserve"> </w:t>
-      </w:r>
-      <w:r>
-        <w:rPr>
+        <w:t xml:space="preserve">site requires to be safe and accessible by law. None of it</w:t>
+      </w:r>
+      <w:r>
+        <w:t xml:space="preserve"> </w:t>
+      </w:r>
+      <w:r>
+        <w:t xml:space="preserve">is decoration; remove any of it and the result is unsafe, inaccessible, or</w:t>
+      </w:r>
+      <w:r>
+        <w:t xml:space="preserve"> </w:t>
+      </w:r>
+      <w:r>
+        <w:t xml:space="preserve">unreliable. The one piece added for convenience rather than necessity is the demo</w:t>
+      </w:r>
+      <w:r>
+        <w:t xml:space="preserve"> </w:t>
+      </w:r>
+      <w:r>
+        <w:t xml:space="preserve">mode, and it earns its place by letting anyone verify the rest without risk.</w:t>
+      </w:r>
+    </w:p>
+    <w:p>
+      <w:pPr>
+        <w:numPr>
+          <w:ilvl w:val="0"/>
+          <w:numId w:val="1009"/>
+        </w:numPr>
+      </w:pPr>
+      <w:r>
+        <w:rPr>
+          <w:b/>
+          <w:bCs/>
           <w:i/>
           <w:iCs/>
         </w:rPr>
-        <w:t xml:space="preserve">added</w:t>
-      </w:r>
-      <w:r>
-        <w:t xml:space="preserve"> </w:t>
-      </w:r>
-      <w:r>
-        <w:t xml:space="preserve">for</w:t>
-      </w:r>
-      <w:r>
-        <w:t xml:space="preserve"> </w:t>
-      </w:r>
-      <w:r>
-        <w:t xml:space="preserve">comfort rather than necessity, it was the demo mode — and that exists precisely so</w:t>
-      </w:r>
-      <w:r>
-        <w:t xml:space="preserve"> </w:t>
-      </w:r>
-      <w:r>
-        <w:t xml:space="preserve">skeptics like you can verify the rest without risk.</w:t>
+        <w:t xml:space="preserve">What is the evidence?</w:t>
+      </w:r>
+      <w:r>
+        <w:t xml:space="preserve"> </w:t>
+      </w:r>
+      <w:r>
+        <w:t xml:space="preserve">It is built into this document, by design. You can</w:t>
+      </w:r>
+      <w:r>
+        <w:t xml:space="preserve"> </w:t>
+      </w:r>
+      <w:r>
+        <w:t xml:space="preserve">open the running demonstration and use the tool directly; the test suite re-checks</w:t>
+      </w:r>
+      <w:r>
+        <w:t xml:space="preserve"> </w:t>
+      </w:r>
+      <w:r>
+        <w:t xml:space="preserve">375 promises every time the code changes; and every change is an independently</w:t>
+      </w:r>
+      <w:r>
+        <w:t xml:space="preserve"> </w:t>
+      </w:r>
+      <w:r>
+        <w:t xml:space="preserve">reviewed, reversible entry in the official record. The tool has also been through</w:t>
+      </w:r>
+      <w:r>
+        <w:t xml:space="preserve"> </w:t>
+      </w:r>
+      <w:r>
+        <w:t xml:space="preserve">an independent red/blue-team security audit (Section 6), which found zero critical</w:t>
+      </w:r>
+      <w:r>
+        <w:t xml:space="preserve"> </w:t>
+      </w:r>
+      <w:r>
+        <w:t xml:space="preserve">issues. Every claim here points to something that can be examined.</w:t>
       </w:r>
     </w:p>
     <w:p>
       <w:pPr>
         <w:numPr>
           <w:ilvl w:val="0"/>
-          <w:numId w:val="1007"/>
+          <w:numId w:val="1009"/>
         </w:numPr>
       </w:pPr>
       <w:r>
@@ -6320,122 +7049,31 @@
           <w:i/>
           <w:iCs/>
         </w:rPr>
-        <w:t xml:space="preserve">“Can I trust it?”</w:t>
-      </w:r>
-      <w:r>
-        <w:t xml:space="preserve"> </w:t>
-      </w:r>
-      <w:r>
-        <w:t xml:space="preserve">You don’t have to take it on faith — that is the whole</w:t>
-      </w:r>
-      <w:r>
-        <w:t xml:space="preserve"> </w:t>
-      </w:r>
-      <w:r>
-        <w:t xml:space="preserve">design of this document. You can</w:t>
-      </w:r>
-      <w:r>
-        <w:t xml:space="preserve"> </w:t>
-      </w:r>
-      <w:r>
-        <w:rPr>
-          <w:i/>
-          <w:iCs/>
-        </w:rPr>
-        <w:t xml:space="preserve">click</w:t>
-      </w:r>
-      <w:r>
-        <w:t xml:space="preserve"> </w:t>
-      </w:r>
-      <w:r>
-        <w:t xml:space="preserve">the running demonstration and use the</w:t>
-      </w:r>
-      <w:r>
-        <w:t xml:space="preserve"> </w:t>
-      </w:r>
-      <w:r>
-        <w:t xml:space="preserve">tool yourself; a</w:t>
-      </w:r>
-      <w:r>
-        <w:t xml:space="preserve"> </w:t>
-      </w:r>
-      <w:r>
-        <w:rPr>
-          <w:i/>
-          <w:iCs/>
-        </w:rPr>
-        <w:t xml:space="preserve">machine</w:t>
-      </w:r>
-      <w:r>
-        <w:t xml:space="preserve"> </w:t>
-      </w:r>
-      <w:r>
-        <w:t xml:space="preserve">re-proves 375 promises every time the code changes; and</w:t>
-      </w:r>
-      <w:r>
-        <w:t xml:space="preserve"> </w:t>
-      </w:r>
-      <w:r>
-        <w:t xml:space="preserve">every change is an independently reviewed, reversible entry in the official</w:t>
-      </w:r>
-      <w:r>
-        <w:t xml:space="preserve"> </w:t>
-      </w:r>
-      <w:r>
-        <w:t xml:space="preserve">record. The tool has also been through an independent red/blue-team security audit</w:t>
-      </w:r>
-      <w:r>
-        <w:t xml:space="preserve"> </w:t>
-      </w:r>
-      <w:r>
-        <w:t xml:space="preserve">(Section 6) — zero critical issues found. Trust here is something you can check,</w:t>
-      </w:r>
-      <w:r>
-        <w:t xml:space="preserve"> </w:t>
-      </w:r>
-      <w:r>
-        <w:t xml:space="preserve">not something you are asked to grant.</w:t>
-      </w:r>
-    </w:p>
-    <w:p>
-      <w:pPr>
-        <w:numPr>
-          <w:ilvl w:val="0"/>
-          <w:numId w:val="1007"/>
-        </w:numPr>
-      </w:pPr>
-      <w:r>
-        <w:rPr>
-          <w:b/>
-          <w:bCs/>
-          <w:i/>
-          <w:iCs/>
-        </w:rPr>
-        <w:t xml:space="preserve">“Is it on track?”</w:t>
-      </w:r>
-      <w:r>
-        <w:t xml:space="preserve"> </w:t>
-      </w:r>
-      <w:r>
-        <w:t xml:space="preserve">Yes, and the remaining work is small and named. The</w:t>
-      </w:r>
-      <w:r>
-        <w:t xml:space="preserve"> </w:t>
-      </w:r>
-      <w:r>
-        <w:t xml:space="preserve">features are built. What’s left (Section 4) is ICJIA’s own setup (three steps), a</w:t>
-      </w:r>
-      <w:r>
-        <w:t xml:space="preserve"> </w:t>
-      </w:r>
-      <w:r>
-        <w:t xml:space="preserve">joint go-live rehearsal, and one piece of cleanup — not new construction and not</w:t>
-      </w:r>
-      <w:r>
-        <w:t xml:space="preserve"> </w:t>
-      </w:r>
-      <w:r>
-        <w:t xml:space="preserve">unknowns. The honest risks are the ordinary ones: the live email, publish, and</w:t>
+        <w:t xml:space="preserve">Is it on track?</w:t>
+      </w:r>
+      <w:r>
+        <w:t xml:space="preserve"> </w:t>
+      </w:r>
+      <w:r>
+        <w:t xml:space="preserve">Yes, and the remaining work is small and named. The features</w:t>
+      </w:r>
+      <w:r>
+        <w:t xml:space="preserve"> </w:t>
+      </w:r>
+      <w:r>
+        <w:t xml:space="preserve">are built. What is left (Section 4) is ICJIA’s own setup (three steps), a joint</w:t>
+      </w:r>
+      <w:r>
+        <w:t xml:space="preserve"> </w:t>
+      </w:r>
+      <w:r>
+        <w:t xml:space="preserve">go-live rehearsal, and one piece of cleanup — not new construction and not</w:t>
+      </w:r>
+      <w:r>
+        <w:t xml:space="preserve"> </w:t>
+      </w:r>
+      <w:r>
+        <w:t xml:space="preserve">unknowns. The genuine risks are the ordinary ones: the live email, publish, and</w:t>
       </w:r>
       <w:r>
         <w:t xml:space="preserve"> </w:t>
@@ -6455,13 +7093,13 @@
         <w:pStyle w:val="FirstParagraph"/>
       </w:pPr>
       <w:r>
-        <w:t xml:space="preserve">A note in the interest of being straight with you: during development only, there</w:t>
-      </w:r>
-      <w:r>
-        <w:t xml:space="preserve"> </w:t>
-      </w:r>
-      <w:r>
-        <w:t xml:space="preserve">is a temporary local convenience login — the</w:t>
+        <w:t xml:space="preserve">One detail noted for completeness: during development only, there is a temporary</w:t>
+      </w:r>
+      <w:r>
+        <w:t xml:space="preserve"> </w:t>
+      </w:r>
+      <w:r>
+        <w:t xml:space="preserve">local convenience login — the</w:t>
       </w:r>
       <w:r>
         <w:t xml:space="preserve"> </w:t>
@@ -6491,19 +7129,19 @@
         <w:t xml:space="preserve"> </w:t>
       </w:r>
       <w:r>
-        <w:t xml:space="preserve">demo login this</w:t>
-      </w:r>
-      <w:r>
-        <w:t xml:space="preserve"> </w:t>
-      </w:r>
-      <w:r>
-        <w:t xml:space="preserve">document keeps pointing you to. It lets a person open the tool without a full</w:t>
-      </w:r>
-      <w:r>
-        <w:t xml:space="preserve"> </w:t>
-      </w:r>
-      <w:r>
-        <w:t xml:space="preserve">account so the workflow can be shown and checked. It is</w:t>
+        <w:t xml:space="preserve">demo login referenced throughout</w:t>
+      </w:r>
+      <w:r>
+        <w:t xml:space="preserve"> </w:t>
+      </w:r>
+      <w:r>
+        <w:t xml:space="preserve">this document. It lets a person open the tool without a full account so the workflow</w:t>
+      </w:r>
+      <w:r>
+        <w:t xml:space="preserve"> </w:t>
+      </w:r>
+      <w:r>
+        <w:t xml:space="preserve">can be shown and checked. It is</w:t>
       </w:r>
       <w:r>
         <w:t xml:space="preserve"> </w:t>
@@ -6519,40 +7157,38 @@
         <w:t xml:space="preserve"> </w:t>
       </w:r>
       <w:r>
-        <w:t xml:space="preserve">(the code that creates it is stripped out when the production version is made, and</w:t>
-      </w:r>
-      <w:r>
-        <w:t xml:space="preserve"> </w:t>
-      </w:r>
-      <w:r>
-        <w:t xml:space="preserve">its credential is a dummy the content system will never accept), it grants</w:t>
-      </w:r>
-      <w:r>
-        <w:t xml:space="preserve"> </w:t>
-      </w:r>
-      <w:r>
-        <w:rPr>
-          <w:b/>
-          <w:bCs/>
-        </w:rPr>
-        <w:t xml:space="preserve">no</w:t>
-      </w:r>
-      <w:r>
-        <w:rPr>
-          <w:b/>
-          <w:bCs/>
-        </w:rPr>
-        <w:t xml:space="preserve"> </w:t>
-      </w:r>
-      <w:r>
-        <w:rPr>
-          <w:b/>
-          <w:bCs/>
-        </w:rPr>
-        <w:t xml:space="preserve">access to live data</w:t>
-      </w:r>
-      <w:r>
-        <w:t xml:space="preserve">, and it is</w:t>
+        <w:t xml:space="preserve">(the code that creates it</w:t>
+      </w:r>
+      <w:r>
+        <w:t xml:space="preserve"> </w:t>
+      </w:r>
+      <w:r>
+        <w:t xml:space="preserve">is stripped out when the production version is made, and its credential is a dummy</w:t>
+      </w:r>
+      <w:r>
+        <w:t xml:space="preserve"> </w:t>
+      </w:r>
+      <w:r>
+        <w:t xml:space="preserve">the content system will never accept), it grants</w:t>
+      </w:r>
+      <w:r>
+        <w:t xml:space="preserve"> </w:t>
+      </w:r>
+      <w:r>
+        <w:rPr>
+          <w:b/>
+          <w:bCs/>
+        </w:rPr>
+        <w:t xml:space="preserve">no access to live data</w:t>
+      </w:r>
+      <w:r>
+        <w:t xml:space="preserve">, and it</w:t>
+      </w:r>
+      <w:r>
+        <w:t xml:space="preserve"> </w:t>
+      </w:r>
+      <w:r>
+        <w:t xml:space="preserve">is</w:t>
       </w:r>
       <w:r>
         <w:t xml:space="preserve"> </w:t>
@@ -6568,19 +7204,13 @@
         <w:t xml:space="preserve"> </w:t>
       </w:r>
       <w:r>
-        <w:t xml:space="preserve">(step 5 of the</w:t>
-      </w:r>
-      <w:r>
-        <w:t xml:space="preserve"> </w:t>
-      </w:r>
-      <w:r>
-        <w:t xml:space="preserve">roadmap). It is called out here, and in the roadmap, so the record is complete —</w:t>
-      </w:r>
-      <w:r>
-        <w:t xml:space="preserve"> </w:t>
-      </w:r>
-      <w:r>
-        <w:t xml:space="preserve">not because it presents any risk to live information.</w:t>
+        <w:t xml:space="preserve">(step 5 of the roadmap). It appears here and in</w:t>
+      </w:r>
+      <w:r>
+        <w:t xml:space="preserve"> </w:t>
+      </w:r>
+      <w:r>
+        <w:t xml:space="preserve">the roadmap so the record is complete — it presents no risk to live information.</w:t>
       </w:r>
     </w:p>
     <w:p>
@@ -6590,9 +7220,9 @@
         </w:pict>
       </w:r>
     </w:p>
-    <w:bookmarkEnd w:id="32"/>
-    <w:bookmarkEnd w:id="33"/>
-    <w:bookmarkStart w:id="34" w:name="security-independent-audit"/>
+    <w:bookmarkEnd w:id="34"/>
+    <w:bookmarkEnd w:id="35"/>
+    <w:bookmarkStart w:id="36" w:name="security-independent-audit"/>
     <w:p>
       <w:pPr>
         <w:pStyle w:val="Heading2"/>
@@ -6766,7 +7396,7 @@
         <w:pStyle w:val="Compact"/>
         <w:numPr>
           <w:ilvl w:val="0"/>
-          <w:numId w:val="1008"/>
+          <w:numId w:val="1010"/>
         </w:numPr>
       </w:pPr>
       <w:r>
@@ -6774,7 +7404,7 @@
           <w:b/>
           <w:bCs/>
         </w:rPr>
-        <w:t xml:space="preserve">Receipt:</w:t>
+        <w:t xml:space="preserve">See it:</w:t>
       </w:r>
       <w:r>
         <w:t xml:space="preserve"> </w:t>
@@ -6809,7 +7439,7 @@
         <w:pStyle w:val="Compact"/>
         <w:numPr>
           <w:ilvl w:val="0"/>
-          <w:numId w:val="1008"/>
+          <w:numId w:val="1010"/>
         </w:numPr>
       </w:pPr>
       <w:r>
@@ -6868,7 +7498,7 @@
         <w:pStyle w:val="Compact"/>
         <w:numPr>
           <w:ilvl w:val="0"/>
-          <w:numId w:val="1008"/>
+          <w:numId w:val="1010"/>
         </w:numPr>
       </w:pPr>
       <w:r>
@@ -6904,14 +7534,14 @@
         </w:pict>
       </w:r>
     </w:p>
-    <w:bookmarkEnd w:id="34"/>
-    <w:bookmarkStart w:id="42" w:name="appendix-for-the-technically-curious"/>
+    <w:bookmarkEnd w:id="36"/>
+    <w:bookmarkStart w:id="44" w:name="X1505a23678915b32d709cc1732e141a0f4a0b62"/>
     <w:p>
       <w:pPr>
         <w:pStyle w:val="Heading2"/>
       </w:pPr>
       <w:r>
-        <w:t xml:space="preserve">7. Appendix — for the technically curious</w:t>
+        <w:t xml:space="preserve">7. Appendix — Developer reference (technical detail)</w:t>
       </w:r>
     </w:p>
     <w:p>
@@ -6923,7 +7553,7 @@
           <w:i/>
           <w:iCs/>
         </w:rPr>
-        <w:t xml:space="preserve">This appendix is optional. Everything a non-technical reader needs is in Sections</w:t>
+        <w:t xml:space="preserve">This appendix is written for the developer audience. A manager has the complete</w:t>
       </w:r>
       <w:r>
         <w:rPr>
@@ -6937,7 +7567,7 @@
           <w:i/>
           <w:iCs/>
         </w:rPr>
-        <w:t xml:space="preserve">1–6. What follows condenses the architecture and the implementation plan for</w:t>
+        <w:t xml:space="preserve">picture from Sections 1–6 and can stop there. What follows condenses the</w:t>
       </w:r>
       <w:r>
         <w:rPr>
@@ -6951,7 +7581,7 @@
           <w:i/>
           <w:iCs/>
         </w:rPr>
-        <w:t xml:space="preserve">readers who want the deeper detail, and is where the remaining technical terms</w:t>
+        <w:t xml:space="preserve">architecture and the implementation plan for readers who want the full technical</w:t>
       </w:r>
       <w:r>
         <w:rPr>
@@ -6965,10 +7595,10 @@
           <w:i/>
           <w:iCs/>
         </w:rPr>
-        <w:t xml:space="preserve">live.</w:t>
-      </w:r>
-    </w:p>
-    <w:bookmarkStart w:id="35" w:name="at-a-glance"/>
+        <w:t xml:space="preserve">detail, and is where the remaining technical terms live.</w:t>
+      </w:r>
+    </w:p>
+    <w:bookmarkStart w:id="37" w:name="at-a-glance"/>
     <w:p>
       <w:pPr>
         <w:pStyle w:val="Heading3"/>
@@ -7180,8 +7810,8 @@
         <w:t xml:space="preserve">source of truth for what is live.</w:t>
       </w:r>
     </w:p>
-    <w:bookmarkEnd w:id="35"/>
-    <w:bookmarkStart w:id="36" w:name="the-end-to-end-lifecycle"/>
+    <w:bookmarkEnd w:id="37"/>
+    <w:bookmarkStart w:id="38" w:name="the-end-to-end-lifecycle"/>
     <w:p>
       <w:pPr>
         <w:pStyle w:val="Heading3"/>
@@ -7386,8 +8016,8 @@
         <w:t xml:space="preserve">                                                                      (~1-2 min)</w:t>
       </w:r>
     </w:p>
-    <w:bookmarkEnd w:id="36"/>
-    <w:bookmarkStart w:id="37" w:name="why-a-rebuild-old-tool-new-studio"/>
+    <w:bookmarkEnd w:id="38"/>
+    <w:bookmarkStart w:id="39" w:name="why-a-rebuild-old-tool-new-studio"/>
     <w:p>
       <w:pPr>
         <w:pStyle w:val="Heading3"/>
@@ -7683,8 +8313,8 @@
         <w:t xml:space="preserve">codebase is retained only as a reference for what each field means.</w:t>
       </w:r>
     </w:p>
-    <w:bookmarkEnd w:id="37"/>
-    <w:bookmarkStart w:id="38" w:name="what-is-built-in-technical-terms"/>
+    <w:bookmarkEnd w:id="39"/>
+    <w:bookmarkStart w:id="40" w:name="what-is-built-in-technical-terms"/>
     <w:p>
       <w:pPr>
         <w:pStyle w:val="Heading3"/>
@@ -7697,7 +8327,7 @@
       <w:pPr>
         <w:numPr>
           <w:ilvl w:val="0"/>
-          <w:numId w:val="1009"/>
+          <w:numId w:val="1011"/>
         </w:numPr>
       </w:pPr>
       <w:r>
@@ -7857,7 +8487,7 @@
       <w:pPr>
         <w:numPr>
           <w:ilvl w:val="0"/>
-          <w:numId w:val="1009"/>
+          <w:numId w:val="1011"/>
         </w:numPr>
       </w:pPr>
       <w:r>
@@ -7935,7 +8565,7 @@
       <w:pPr>
         <w:numPr>
           <w:ilvl w:val="0"/>
-          <w:numId w:val="1009"/>
+          <w:numId w:val="1011"/>
         </w:numPr>
       </w:pPr>
       <w:r>
@@ -8008,7 +8638,7 @@
       <w:pPr>
         <w:numPr>
           <w:ilvl w:val="0"/>
-          <w:numId w:val="1009"/>
+          <w:numId w:val="1011"/>
         </w:numPr>
       </w:pPr>
       <w:r>
@@ -8089,8 +8719,8 @@
         <w:t xml:space="preserve">lists drafts; the publish action itself is planned).</w:t>
       </w:r>
     </w:p>
-    <w:bookmarkEnd w:id="38"/>
-    <w:bookmarkStart w:id="39" w:name="what-is-planned-in-technical-terms"/>
+    <w:bookmarkEnd w:id="40"/>
+    <w:bookmarkStart w:id="41" w:name="what-is-planned-in-technical-terms"/>
     <w:p>
       <w:pPr>
         <w:pStyle w:val="Heading3"/>
@@ -8103,7 +8733,7 @@
       <w:pPr>
         <w:numPr>
           <w:ilvl w:val="0"/>
-          <w:numId w:val="1010"/>
+          <w:numId w:val="1012"/>
         </w:numPr>
       </w:pPr>
       <w:r>
@@ -8154,7 +8784,7 @@
       <w:pPr>
         <w:numPr>
           <w:ilvl w:val="0"/>
-          <w:numId w:val="1010"/>
+          <w:numId w:val="1012"/>
         </w:numPr>
       </w:pPr>
       <w:r>
@@ -8233,7 +8863,7 @@
       <w:pPr>
         <w:numPr>
           <w:ilvl w:val="0"/>
-          <w:numId w:val="1010"/>
+          <w:numId w:val="1012"/>
         </w:numPr>
       </w:pPr>
       <w:r>
@@ -8266,7 +8896,7 @@
       <w:pPr>
         <w:numPr>
           <w:ilvl w:val="0"/>
-          <w:numId w:val="1010"/>
+          <w:numId w:val="1012"/>
         </w:numPr>
       </w:pPr>
       <w:r>
@@ -8313,8 +8943,8 @@
         <w:t xml:space="preserve">demo.</w:t>
       </w:r>
     </w:p>
-    <w:bookmarkEnd w:id="39"/>
-    <w:bookmarkStart w:id="40" w:name="open-items-being-tracked"/>
+    <w:bookmarkEnd w:id="41"/>
+    <w:bookmarkStart w:id="42" w:name="open-items-being-tracked"/>
     <w:p>
       <w:pPr>
         <w:pStyle w:val="Heading3"/>
@@ -8630,8 +9260,8 @@
         <w:t xml:space="preserve">proxy that verifies the caller before firing).</w:t>
       </w:r>
     </w:p>
-    <w:bookmarkEnd w:id="40"/>
-    <w:bookmarkStart w:id="41" w:name="glossary"/>
+    <w:bookmarkEnd w:id="42"/>
+    <w:bookmarkStart w:id="43" w:name="glossary"/>
     <w:p>
       <w:pPr>
         <w:pStyle w:val="Heading3"/>
@@ -9286,9 +9916,9 @@
         <w:t xml:space="preserve">Nothing described here is live to the public yet.</w:t>
       </w:r>
     </w:p>
-    <w:bookmarkEnd w:id="41"/>
-    <w:bookmarkEnd w:id="42"/>
     <w:bookmarkEnd w:id="43"/>
+    <w:bookmarkEnd w:id="44"/>
+    <w:bookmarkEnd w:id="45"/>
     <w:sectPr>
       <w:footnotePr>
         <w:numRestart w:val="eachSect"/>
@@ -9533,6 +10163,12 @@
     <w:abstractNumId w:val="991"/>
   </w:num>
   <w:num w:numId="1010">
+    <w:abstractNumId w:val="991"/>
+  </w:num>
+  <w:num w:numId="1011">
+    <w:abstractNumId w:val="991"/>
+  </w:num>
+  <w:num w:numId="1012">
     <w:abstractNumId w:val="991"/>
   </w:num>
 </w:numbering>

--- a/docs/ICJIA-Research-Hub-Studio-2026-Design-and-Implementation-Spec.docx
+++ b/docs/ICJIA-Research-Hub-Studio-2026-Design-and-Implementation-Spec.docx
@@ -2,7 +2,7 @@
 <file path=word/document.xml><?xml version="1.0" encoding="utf-8"?>
 <w:document xmlns:w="http://schemas.openxmlformats.org/wordprocessingml/2006/main" xmlns:m="http://schemas.openxmlformats.org/officeDocument/2006/math" xmlns:r="http://schemas.openxmlformats.org/officeDocument/2006/relationships" xmlns:o="urn:schemas-microsoft-com:office:office" xmlns:v="urn:schemas-microsoft-com:vml" xmlns:w10="urn:schemas-microsoft-com:office:word" xmlns:a="http://schemas.openxmlformats.org/drawingml/2006/main" xmlns:pic="http://schemas.openxmlformats.org/drawingml/2006/picture" xmlns:wp="http://schemas.openxmlformats.org/drawingml/2006/wordprocessingDrawing">
   <w:body>
-    <w:bookmarkStart w:id="45" w:name="hub-studio-2.0"/>
+    <w:bookmarkStart w:id="48" w:name="hub-studio-2.0"/>
     <w:p>
       <w:pPr>
         <w:pStyle w:val="Heading1"/>
@@ -684,7 +684,7 @@
       </w:r>
     </w:p>
     <w:bookmarkEnd w:id="11"/>
-    <w:bookmarkStart w:id="12" w:name="Xfec8a86be2cc7c2c9d6e37e78d851a854ff9da7"/>
+    <w:bookmarkStart w:id="15" w:name="Xfec8a86be2cc7c2c9d6e37e78d851a854ff9da7"/>
     <w:p>
       <w:pPr>
         <w:pStyle w:val="Heading2"/>
@@ -716,13 +716,1770 @@
         <w:t xml:space="preserve"> </w:t>
       </w:r>
       <w:r>
-        <w:t xml:space="preserve">icjia.illinois.gov (trailing six months) and the live Research Hub content API</w:t>
-      </w:r>
-      <w:r>
-        <w:t xml:space="preserve"> </w:t>
-      </w:r>
-      <w:r>
-        <w:t xml:space="preserve">(Strapi).</w:t>
+        <w:t xml:space="preserve">icjia.illinois.gov and the live Research Hub content API (Strapi). Every figure</w:t>
+      </w:r>
+      <w:r>
+        <w:t xml:space="preserve"> </w:t>
+      </w:r>
+      <w:r>
+        <w:t xml:space="preserve">is labeled with its timeframe.</w:t>
+      </w:r>
+    </w:p>
+    <w:bookmarkStart w:id="12" w:name="most-visited-pages-trailing-12-months"/>
+    <w:p>
+      <w:pPr>
+        <w:pStyle w:val="Heading3"/>
+      </w:pPr>
+      <w:r>
+        <w:t xml:space="preserve">Most-visited pages — trailing 12 months</w:t>
+      </w:r>
+    </w:p>
+    <w:p>
+      <w:pPr>
+        <w:pStyle w:val="FirstParagraph"/>
+      </w:pPr>
+      <w:r>
+        <w:t xml:space="preserve">Total site over the trailing 12 months:</w:t>
+      </w:r>
+      <w:r>
+        <w:t xml:space="preserve"> </w:t>
+      </w:r>
+      <w:r>
+        <w:rPr>
+          <w:b/>
+          <w:bCs/>
+        </w:rPr>
+        <w:t xml:space="preserve">56.3K visitors / 452.4K pageviews</w:t>
+      </w:r>
+      <w:r>
+        <w:t xml:space="preserve">.</w:t>
+      </w:r>
+      <w:r>
+        <w:t xml:space="preserve"> </w:t>
+      </w:r>
+      <w:r>
+        <w:t xml:space="preserve">Percentages reflect each page’s share of total site visitors; they do not sum to</w:t>
+      </w:r>
+      <w:r>
+        <w:t xml:space="preserve"> </w:t>
+      </w:r>
+      <w:r>
+        <w:t xml:space="preserve">100% because one visitor can view several pages.</w:t>
+      </w:r>
+    </w:p>
+    <w:tbl>
+      <w:tblPr>
+        <w:tblStyle w:val="Table"/>
+        <w:tblW w:type="pct" w:w="5000"/>
+        <w:tblLayout w:type="fixed"/>
+        <w:tblLook w:firstRow="1" w:lastRow="0" w:firstColumn="0" w:lastColumn="0" w:noHBand="0" w:noVBand="0" w:val="0020"/>
+      </w:tblPr>
+      <w:tblGrid>
+        <w:gridCol w:w="990"/>
+        <w:gridCol w:w="990"/>
+        <w:gridCol w:w="2805"/>
+        <w:gridCol w:w="3135"/>
+      </w:tblGrid>
+      <w:tr>
+        <w:trPr>
+          <w:tblHeader w:val="on"/>
+        </w:trPr>
+        <w:tc>
+          <w:tcPr/>
+          <w:p>
+            <w:pPr>
+              <w:pStyle w:val="Compact"/>
+              <w:jc w:val="center"/>
+            </w:pPr>
+            <w:r>
+              <w:t xml:space="preserve">Rank</w:t>
+            </w:r>
+          </w:p>
+        </w:tc>
+        <w:tc>
+          <w:tcPr/>
+          <w:p>
+            <w:pPr>
+              <w:pStyle w:val="Compact"/>
+            </w:pPr>
+            <w:r>
+              <w:t xml:space="preserve">Page</w:t>
+            </w:r>
+          </w:p>
+        </w:tc>
+        <w:tc>
+          <w:tcPr/>
+          <w:p>
+            <w:pPr>
+              <w:pStyle w:val="Compact"/>
+              <w:jc w:val="right"/>
+            </w:pPr>
+            <w:r>
+              <w:t xml:space="preserve">Visitors (12 mo)</w:t>
+            </w:r>
+          </w:p>
+        </w:tc>
+        <w:tc>
+          <w:tcPr/>
+          <w:p>
+            <w:pPr>
+              <w:pStyle w:val="Compact"/>
+              <w:jc w:val="right"/>
+            </w:pPr>
+            <w:r>
+              <w:t xml:space="preserve">% of site visitors</w:t>
+            </w:r>
+          </w:p>
+        </w:tc>
+      </w:tr>
+      <w:tr>
+        <w:tc>
+          <w:tcPr/>
+          <w:p>
+            <w:pPr>
+              <w:pStyle w:val="Compact"/>
+              <w:jc w:val="center"/>
+            </w:pPr>
+            <w:r>
+              <w:t xml:space="preserve">1</w:t>
+            </w:r>
+          </w:p>
+        </w:tc>
+        <w:tc>
+          <w:tcPr/>
+          <w:p>
+            <w:pPr>
+              <w:pStyle w:val="Compact"/>
+            </w:pPr>
+            <w:r>
+              <w:t xml:space="preserve">Homepage (</w:t>
+            </w:r>
+            <w:r>
+              <w:rPr>
+                <w:rStyle w:val="VerbatimChar"/>
+              </w:rPr>
+              <w:t xml:space="preserve">/</w:t>
+            </w:r>
+            <w:r>
+              <w:t xml:space="preserve">)</w:t>
+            </w:r>
+          </w:p>
+        </w:tc>
+        <w:tc>
+          <w:tcPr/>
+          <w:p>
+            <w:pPr>
+              <w:pStyle w:val="Compact"/>
+              <w:jc w:val="right"/>
+            </w:pPr>
+            <w:r>
+              <w:t xml:space="preserve">~19.6K</w:t>
+            </w:r>
+          </w:p>
+        </w:tc>
+        <w:tc>
+          <w:tcPr/>
+          <w:p>
+            <w:pPr>
+              <w:pStyle w:val="Compact"/>
+              <w:jc w:val="right"/>
+            </w:pPr>
+            <w:r>
+              <w:t xml:space="preserve">~35%</w:t>
+            </w:r>
+          </w:p>
+        </w:tc>
+      </w:tr>
+      <w:tr>
+        <w:tc>
+          <w:tcPr/>
+          <w:p>
+            <w:pPr>
+              <w:pStyle w:val="Compact"/>
+              <w:jc w:val="center"/>
+            </w:pPr>
+            <w:r>
+              <w:t xml:space="preserve">2</w:t>
+            </w:r>
+          </w:p>
+        </w:tc>
+        <w:tc>
+          <w:tcPr/>
+          <w:p>
+            <w:pPr>
+              <w:pStyle w:val="Compact"/>
+            </w:pPr>
+            <w:r>
+              <w:rPr>
+                <w:b/>
+                <w:bCs/>
+              </w:rPr>
+              <w:t xml:space="preserve">[RH]</w:t>
+            </w:r>
+            <w:r>
+              <w:t xml:space="preserve"> </w:t>
+            </w:r>
+            <w:r>
+              <w:t xml:space="preserve">“The Effectiveness and Implications of Police Reform”</w:t>
+            </w:r>
+          </w:p>
+        </w:tc>
+        <w:tc>
+          <w:tcPr/>
+          <w:p>
+            <w:pPr>
+              <w:pStyle w:val="Compact"/>
+              <w:jc w:val="right"/>
+            </w:pPr>
+            <w:r>
+              <w:t xml:space="preserve">~6.0K</w:t>
+            </w:r>
+          </w:p>
+        </w:tc>
+        <w:tc>
+          <w:tcPr/>
+          <w:p>
+            <w:pPr>
+              <w:pStyle w:val="Compact"/>
+              <w:jc w:val="right"/>
+            </w:pPr>
+            <w:r>
+              <w:t xml:space="preserve">~11%</w:t>
+            </w:r>
+          </w:p>
+        </w:tc>
+      </w:tr>
+      <w:tr>
+        <w:tc>
+          <w:tcPr/>
+          <w:p>
+            <w:pPr>
+              <w:pStyle w:val="Compact"/>
+              <w:jc w:val="center"/>
+            </w:pPr>
+            <w:r>
+              <w:t xml:space="preserve">3</w:t>
+            </w:r>
+          </w:p>
+        </w:tc>
+        <w:tc>
+          <w:tcPr/>
+          <w:p>
+            <w:pPr>
+              <w:pStyle w:val="Compact"/>
+            </w:pPr>
+            <w:r>
+              <w:rPr>
+                <w:b/>
+                <w:bCs/>
+              </w:rPr>
+              <w:t xml:space="preserve">[RH]</w:t>
+            </w:r>
+            <w:r>
+              <w:t xml:space="preserve"> </w:t>
+            </w:r>
+            <w:r>
+              <w:t xml:space="preserve">“Understanding Police Officer Stress: A Review of the Literature”</w:t>
+            </w:r>
+          </w:p>
+        </w:tc>
+        <w:tc>
+          <w:tcPr/>
+          <w:p>
+            <w:pPr>
+              <w:pStyle w:val="Compact"/>
+              <w:jc w:val="right"/>
+            </w:pPr>
+            <w:r>
+              <w:t xml:space="preserve">~6.0K</w:t>
+            </w:r>
+          </w:p>
+        </w:tc>
+        <w:tc>
+          <w:tcPr/>
+          <w:p>
+            <w:pPr>
+              <w:pStyle w:val="Compact"/>
+              <w:jc w:val="right"/>
+            </w:pPr>
+            <w:r>
+              <w:t xml:space="preserve">~11%</w:t>
+            </w:r>
+          </w:p>
+        </w:tc>
+      </w:tr>
+      <w:tr>
+        <w:tc>
+          <w:tcPr/>
+          <w:p>
+            <w:pPr>
+              <w:pStyle w:val="Compact"/>
+              <w:jc w:val="center"/>
+            </w:pPr>
+            <w:r>
+              <w:t xml:space="preserve">4</w:t>
+            </w:r>
+          </w:p>
+        </w:tc>
+        <w:tc>
+          <w:tcPr/>
+          <w:p>
+            <w:pPr>
+              <w:pStyle w:val="Compact"/>
+            </w:pPr>
+            <w:r>
+              <w:rPr>
+                <w:b/>
+                <w:bCs/>
+              </w:rPr>
+              <w:t xml:space="preserve">[RH]</w:t>
+            </w:r>
+            <w:r>
+              <w:t xml:space="preserve"> </w:t>
+            </w:r>
+            <w:r>
+              <w:t xml:space="preserve">“The Victim–Offender Overlap”</w:t>
+            </w:r>
+          </w:p>
+        </w:tc>
+        <w:tc>
+          <w:tcPr/>
+          <w:p>
+            <w:pPr>
+              <w:pStyle w:val="Compact"/>
+              <w:jc w:val="right"/>
+            </w:pPr>
+            <w:r>
+              <w:t xml:space="preserve">~6.0K</w:t>
+            </w:r>
+          </w:p>
+        </w:tc>
+        <w:tc>
+          <w:tcPr/>
+          <w:p>
+            <w:pPr>
+              <w:pStyle w:val="Compact"/>
+              <w:jc w:val="right"/>
+            </w:pPr>
+            <w:r>
+              <w:t xml:space="preserve">~11%</w:t>
+            </w:r>
+          </w:p>
+        </w:tc>
+      </w:tr>
+      <w:tr>
+        <w:tc>
+          <w:tcPr/>
+          <w:p>
+            <w:pPr>
+              <w:pStyle w:val="Compact"/>
+              <w:jc w:val="center"/>
+            </w:pPr>
+            <w:r>
+              <w:t xml:space="preserve">5</w:t>
+            </w:r>
+          </w:p>
+        </w:tc>
+        <w:tc>
+          <w:tcPr/>
+          <w:p>
+            <w:pPr>
+              <w:pStyle w:val="Compact"/>
+            </w:pPr>
+            <w:r>
+              <w:rPr>
+                <w:b/>
+                <w:bCs/>
+              </w:rPr>
+              <w:t xml:space="preserve">[RH]</w:t>
+            </w:r>
+            <w:r>
+              <w:t xml:space="preserve"> </w:t>
+            </w:r>
+            <w:r>
+              <w:t xml:space="preserve">“The 2021 SAFE-T Act: ICJIA Roles and Responsibilities”</w:t>
+            </w:r>
+          </w:p>
+        </w:tc>
+        <w:tc>
+          <w:tcPr/>
+          <w:p>
+            <w:pPr>
+              <w:pStyle w:val="Compact"/>
+              <w:jc w:val="right"/>
+            </w:pPr>
+            <w:r>
+              <w:t xml:space="preserve">~5.7K</w:t>
+            </w:r>
+          </w:p>
+        </w:tc>
+        <w:tc>
+          <w:tcPr/>
+          <w:p>
+            <w:pPr>
+              <w:pStyle w:val="Compact"/>
+              <w:jc w:val="right"/>
+            </w:pPr>
+            <w:r>
+              <w:t xml:space="preserve">~10%</w:t>
+            </w:r>
+          </w:p>
+        </w:tc>
+      </w:tr>
+      <w:tr>
+        <w:tc>
+          <w:tcPr/>
+          <w:p>
+            <w:pPr>
+              <w:pStyle w:val="Compact"/>
+              <w:jc w:val="center"/>
+            </w:pPr>
+            <w:r>
+              <w:t xml:space="preserve">6</w:t>
+            </w:r>
+          </w:p>
+        </w:tc>
+        <w:tc>
+          <w:tcPr/>
+          <w:p>
+            <w:pPr>
+              <w:pStyle w:val="Compact"/>
+            </w:pPr>
+            <w:r>
+              <w:t xml:space="preserve">Grants — Funding (</w:t>
+            </w:r>
+            <w:r>
+              <w:rPr>
+                <w:rStyle w:val="VerbatimChar"/>
+              </w:rPr>
+              <w:t xml:space="preserve">/grants/funding</w:t>
+            </w:r>
+            <w:r>
+              <w:t xml:space="preserve">)</w:t>
+            </w:r>
+          </w:p>
+        </w:tc>
+        <w:tc>
+          <w:tcPr/>
+          <w:p>
+            <w:pPr>
+              <w:pStyle w:val="Compact"/>
+              <w:jc w:val="right"/>
+            </w:pPr>
+            <w:r>
+              <w:t xml:space="preserve">~4.5K</w:t>
+            </w:r>
+          </w:p>
+        </w:tc>
+        <w:tc>
+          <w:tcPr/>
+          <w:p>
+            <w:pPr>
+              <w:pStyle w:val="Compact"/>
+              <w:jc w:val="right"/>
+            </w:pPr>
+            <w:r>
+              <w:t xml:space="preserve">~8%</w:t>
+            </w:r>
+          </w:p>
+        </w:tc>
+      </w:tr>
+      <w:tr>
+        <w:tc>
+          <w:tcPr/>
+          <w:p>
+            <w:pPr>
+              <w:pStyle w:val="Compact"/>
+              <w:jc w:val="center"/>
+            </w:pPr>
+            <w:r>
+              <w:t xml:space="preserve">7</w:t>
+            </w:r>
+          </w:p>
+        </w:tc>
+        <w:tc>
+          <w:tcPr/>
+          <w:p>
+            <w:pPr>
+              <w:pStyle w:val="Compact"/>
+            </w:pPr>
+            <w:r>
+              <w:rPr>
+                <w:b/>
+                <w:bCs/>
+              </w:rPr>
+              <w:t xml:space="preserve">[RH]</w:t>
+            </w:r>
+            <w:r>
+              <w:t xml:space="preserve"> </w:t>
+            </w:r>
+            <w:r>
+              <w:t xml:space="preserve">“Mental Illness and Violence: Is There a Link?”</w:t>
+            </w:r>
+          </w:p>
+        </w:tc>
+        <w:tc>
+          <w:tcPr/>
+          <w:p>
+            <w:pPr>
+              <w:pStyle w:val="Compact"/>
+              <w:jc w:val="right"/>
+            </w:pPr>
+            <w:r>
+              <w:t xml:space="preserve">~4.5K</w:t>
+            </w:r>
+          </w:p>
+        </w:tc>
+        <w:tc>
+          <w:tcPr/>
+          <w:p>
+            <w:pPr>
+              <w:pStyle w:val="Compact"/>
+              <w:jc w:val="right"/>
+            </w:pPr>
+            <w:r>
+              <w:t xml:space="preserve">~8%</w:t>
+            </w:r>
+          </w:p>
+        </w:tc>
+      </w:tr>
+      <w:tr>
+        <w:tc>
+          <w:tcPr/>
+          <w:p>
+            <w:pPr>
+              <w:pStyle w:val="Compact"/>
+              <w:jc w:val="center"/>
+            </w:pPr>
+            <w:r>
+              <w:t xml:space="preserve">8</w:t>
+            </w:r>
+          </w:p>
+        </w:tc>
+        <w:tc>
+          <w:tcPr/>
+          <w:p>
+            <w:pPr>
+              <w:pStyle w:val="Compact"/>
+            </w:pPr>
+            <w:r>
+              <w:rPr>
+                <w:b/>
+                <w:bCs/>
+              </w:rPr>
+              <w:t xml:space="preserve">[RH]</w:t>
+            </w:r>
+            <w:r>
+              <w:t xml:space="preserve"> </w:t>
+            </w:r>
+            <w:r>
+              <w:t xml:space="preserve">“An Overview of Police Use-of-Force Policies and Research”</w:t>
+            </w:r>
+          </w:p>
+        </w:tc>
+        <w:tc>
+          <w:tcPr/>
+          <w:p>
+            <w:pPr>
+              <w:pStyle w:val="Compact"/>
+              <w:jc w:val="right"/>
+            </w:pPr>
+            <w:r>
+              <w:t xml:space="preserve">~3.5K</w:t>
+            </w:r>
+          </w:p>
+        </w:tc>
+        <w:tc>
+          <w:tcPr/>
+          <w:p>
+            <w:pPr>
+              <w:pStyle w:val="Compact"/>
+              <w:jc w:val="right"/>
+            </w:pPr>
+            <w:r>
+              <w:t xml:space="preserve">~6%</w:t>
+            </w:r>
+          </w:p>
+        </w:tc>
+      </w:tr>
+      <w:tr>
+        <w:tc>
+          <w:tcPr/>
+          <w:p>
+            <w:pPr>
+              <w:pStyle w:val="Compact"/>
+              <w:jc w:val="center"/>
+            </w:pPr>
+            <w:r>
+              <w:t xml:space="preserve">9</w:t>
+            </w:r>
+          </w:p>
+        </w:tc>
+        <w:tc>
+          <w:tcPr/>
+          <w:p>
+            <w:pPr>
+              <w:pStyle w:val="Compact"/>
+            </w:pPr>
+            <w:r>
+              <w:rPr>
+                <w:b/>
+                <w:bCs/>
+              </w:rPr>
+              <w:t xml:space="preserve">[RH]</w:t>
+            </w:r>
+            <w:r>
+              <w:t xml:space="preserve"> </w:t>
+            </w:r>
+            <w:r>
+              <w:t xml:space="preserve">“Trauma-Informed and Evidence-Based Practices and Programs”</w:t>
+            </w:r>
+          </w:p>
+        </w:tc>
+        <w:tc>
+          <w:tcPr/>
+          <w:p>
+            <w:pPr>
+              <w:pStyle w:val="Compact"/>
+              <w:jc w:val="right"/>
+            </w:pPr>
+            <w:r>
+              <w:t xml:space="preserve">~3.3K</w:t>
+            </w:r>
+          </w:p>
+        </w:tc>
+        <w:tc>
+          <w:tcPr/>
+          <w:p>
+            <w:pPr>
+              <w:pStyle w:val="Compact"/>
+              <w:jc w:val="right"/>
+            </w:pPr>
+            <w:r>
+              <w:t xml:space="preserve">~6%</w:t>
+            </w:r>
+          </w:p>
+        </w:tc>
+      </w:tr>
+      <w:tr>
+        <w:tc>
+          <w:tcPr/>
+          <w:p>
+            <w:pPr>
+              <w:pStyle w:val="Compact"/>
+              <w:jc w:val="center"/>
+            </w:pPr>
+            <w:r>
+              <w:t xml:space="preserve">10</w:t>
+            </w:r>
+          </w:p>
+        </w:tc>
+        <w:tc>
+          <w:tcPr/>
+          <w:p>
+            <w:pPr>
+              <w:pStyle w:val="Compact"/>
+            </w:pPr>
+            <w:r>
+              <w:t xml:space="preserve">Grants — Programs (</w:t>
+            </w:r>
+            <w:r>
+              <w:rPr>
+                <w:rStyle w:val="VerbatimChar"/>
+              </w:rPr>
+              <w:t xml:space="preserve">/grants/programs</w:t>
+            </w:r>
+            <w:r>
+              <w:t xml:space="preserve">)</w:t>
+            </w:r>
+          </w:p>
+        </w:tc>
+        <w:tc>
+          <w:tcPr/>
+          <w:p>
+            <w:pPr>
+              <w:pStyle w:val="Compact"/>
+              <w:jc w:val="right"/>
+            </w:pPr>
+            <w:r>
+              <w:t xml:space="preserve">~3.1K</w:t>
+            </w:r>
+          </w:p>
+        </w:tc>
+        <w:tc>
+          <w:tcPr/>
+          <w:p>
+            <w:pPr>
+              <w:pStyle w:val="Compact"/>
+              <w:jc w:val="right"/>
+            </w:pPr>
+            <w:r>
+              <w:t xml:space="preserve">~6%</w:t>
+            </w:r>
+          </w:p>
+        </w:tc>
+      </w:tr>
+      <w:tr>
+        <w:tc>
+          <w:tcPr/>
+          <w:p>
+            <w:pPr>
+              <w:pStyle w:val="Compact"/>
+              <w:jc w:val="center"/>
+            </w:pPr>
+            <w:r>
+              <w:t xml:space="preserve">11</w:t>
+            </w:r>
+          </w:p>
+        </w:tc>
+        <w:tc>
+          <w:tcPr/>
+          <w:p>
+            <w:pPr>
+              <w:pStyle w:val="Compact"/>
+            </w:pPr>
+            <w:r>
+              <w:rPr>
+                <w:b/>
+                <w:bCs/>
+              </w:rPr>
+              <w:t xml:space="preserve">[RH]</w:t>
+            </w:r>
+            <w:r>
+              <w:t xml:space="preserve"> </w:t>
+            </w:r>
+            <w:r>
+              <w:t xml:space="preserve">“Addressing Police Officer Stress: Programs and Practices”</w:t>
+            </w:r>
+          </w:p>
+        </w:tc>
+        <w:tc>
+          <w:tcPr/>
+          <w:p>
+            <w:pPr>
+              <w:pStyle w:val="Compact"/>
+              <w:jc w:val="right"/>
+            </w:pPr>
+            <w:r>
+              <w:t xml:space="preserve">~3.0K</w:t>
+            </w:r>
+          </w:p>
+        </w:tc>
+        <w:tc>
+          <w:tcPr/>
+          <w:p>
+            <w:pPr>
+              <w:pStyle w:val="Compact"/>
+              <w:jc w:val="right"/>
+            </w:pPr>
+            <w:r>
+              <w:t xml:space="preserve">~5%</w:t>
+            </w:r>
+          </w:p>
+        </w:tc>
+      </w:tr>
+      <w:tr>
+        <w:tc>
+          <w:tcPr/>
+          <w:p>
+            <w:pPr>
+              <w:pStyle w:val="Compact"/>
+              <w:jc w:val="center"/>
+            </w:pPr>
+            <w:r>
+              <w:t xml:space="preserve">12</w:t>
+            </w:r>
+          </w:p>
+        </w:tc>
+        <w:tc>
+          <w:tcPr/>
+          <w:p>
+            <w:pPr>
+              <w:pStyle w:val="Compact"/>
+            </w:pPr>
+            <w:r>
+              <w:rPr>
+                <w:b/>
+                <w:bCs/>
+              </w:rPr>
+              <w:t xml:space="preserve">[RH]</w:t>
+            </w:r>
+            <w:r>
+              <w:t xml:space="preserve"> </w:t>
+            </w:r>
+            <w:r>
+              <w:t xml:space="preserve">“Gender Differences in Intimate Partner Violence Service Use”</w:t>
+            </w:r>
+          </w:p>
+        </w:tc>
+        <w:tc>
+          <w:tcPr/>
+          <w:p>
+            <w:pPr>
+              <w:pStyle w:val="Compact"/>
+              <w:jc w:val="right"/>
+            </w:pPr>
+            <w:r>
+              <w:t xml:space="preserve">~3.0K</w:t>
+            </w:r>
+          </w:p>
+        </w:tc>
+        <w:tc>
+          <w:tcPr/>
+          <w:p>
+            <w:pPr>
+              <w:pStyle w:val="Compact"/>
+              <w:jc w:val="right"/>
+            </w:pPr>
+            <w:r>
+              <w:t xml:space="preserve">~5%</w:t>
+            </w:r>
+          </w:p>
+        </w:tc>
+      </w:tr>
+    </w:tbl>
+    <w:p>
+      <w:pPr>
+        <w:pStyle w:val="BodyText"/>
+      </w:pPr>
+      <w:r>
+        <w:rPr>
+          <w:b/>
+          <w:bCs/>
+        </w:rPr>
+        <w:t xml:space="preserve">[RH]</w:t>
+      </w:r>
+      <w:r>
+        <w:t xml:space="preserve"> </w:t>
+      </w:r>
+      <w:r>
+        <w:t xml:space="preserve">= Research Hub article.</w:t>
+      </w:r>
+      <w:r>
+        <w:t xml:space="preserve"> </w:t>
+      </w:r>
+      <w:r>
+        <w:rPr>
+          <w:b/>
+          <w:bCs/>
+        </w:rPr>
+        <w:t xml:space="preserve">9 of the top 12 most-visited pages are Research</w:t>
+      </w:r>
+      <w:r>
+        <w:rPr>
+          <w:b/>
+          <w:bCs/>
+        </w:rPr>
+        <w:t xml:space="preserve"> </w:t>
+      </w:r>
+      <w:r>
+        <w:rPr>
+          <w:b/>
+          <w:bCs/>
+        </w:rPr>
+        <w:t xml:space="preserve">Hub articles. The four most-visited pages after the homepage are all articles.</w:t>
+      </w:r>
+    </w:p>
+    <w:bookmarkEnd w:id="12"/>
+    <w:bookmarkStart w:id="13" w:name="X91621296d19423d5d7a003381bb38706ae83837"/>
+    <w:p>
+      <w:pPr>
+        <w:pStyle w:val="Heading3"/>
+      </w:pPr>
+      <w:r>
+        <w:t xml:space="preserve">Section share of traffic — trailing 6 months</w:t>
+      </w:r>
+    </w:p>
+    <w:p>
+      <w:pPr>
+        <w:pStyle w:val="FirstParagraph"/>
+      </w:pPr>
+      <w:r>
+        <w:t xml:space="preserve">Total site over the trailing 6 months:</w:t>
+      </w:r>
+      <w:r>
+        <w:t xml:space="preserve"> </w:t>
+      </w:r>
+      <w:r>
+        <w:rPr>
+          <w:b/>
+          <w:bCs/>
+        </w:rPr>
+        <w:t xml:space="preserve">31.5K visitors / 240.4K pageviews</w:t>
+      </w:r>
+      <w:r>
+        <w:t xml:space="preserve">.</w:t>
+      </w:r>
+    </w:p>
+    <w:tbl>
+      <w:tblPr>
+        <w:tblStyle w:val="Table"/>
+        <w:tblW w:type="pct" w:w="5000"/>
+        <w:tblLayout w:type="fixed"/>
+        <w:tblLook w:firstRow="1" w:lastRow="0" w:firstColumn="0" w:lastColumn="0" w:noHBand="0" w:noVBand="0" w:val="0020"/>
+      </w:tblPr>
+      <w:tblGrid>
+        <w:gridCol w:w="963"/>
+        <w:gridCol w:w="1819"/>
+        <w:gridCol w:w="1926"/>
+        <w:gridCol w:w="1498"/>
+        <w:gridCol w:w="1712"/>
+      </w:tblGrid>
+      <w:tr>
+        <w:trPr>
+          <w:tblHeader w:val="on"/>
+        </w:trPr>
+        <w:tc>
+          <w:tcPr/>
+          <w:p>
+            <w:pPr>
+              <w:pStyle w:val="Compact"/>
+            </w:pPr>
+            <w:r>
+              <w:t xml:space="preserve">Section</w:t>
+            </w:r>
+          </w:p>
+        </w:tc>
+        <w:tc>
+          <w:tcPr/>
+          <w:p>
+            <w:pPr>
+              <w:pStyle w:val="Compact"/>
+              <w:jc w:val="right"/>
+            </w:pPr>
+            <w:r>
+              <w:t xml:space="preserve">Visitors (6 mo)</w:t>
+            </w:r>
+          </w:p>
+        </w:tc>
+        <w:tc>
+          <w:tcPr/>
+          <w:p>
+            <w:pPr>
+              <w:pStyle w:val="Compact"/>
+              <w:jc w:val="right"/>
+            </w:pPr>
+            <w:r>
+              <w:t xml:space="preserve">Pageviews (6 mo)</w:t>
+            </w:r>
+          </w:p>
+        </w:tc>
+        <w:tc>
+          <w:tcPr/>
+          <w:p>
+            <w:pPr>
+              <w:pStyle w:val="Compact"/>
+              <w:jc w:val="right"/>
+            </w:pPr>
+            <w:r>
+              <w:t xml:space="preserve">Visitor share</w:t>
+            </w:r>
+          </w:p>
+        </w:tc>
+        <w:tc>
+          <w:tcPr/>
+          <w:p>
+            <w:pPr>
+              <w:pStyle w:val="Compact"/>
+              <w:jc w:val="right"/>
+            </w:pPr>
+            <w:r>
+              <w:t xml:space="preserve">Pageview share</w:t>
+            </w:r>
+          </w:p>
+        </w:tc>
+      </w:tr>
+      <w:tr>
+        <w:tc>
+          <w:tcPr/>
+          <w:p>
+            <w:pPr>
+              <w:pStyle w:val="Compact"/>
+            </w:pPr>
+            <w:r>
+              <w:rPr>
+                <w:b/>
+                <w:bCs/>
+              </w:rPr>
+              <w:t xml:space="preserve">Research Hub</w:t>
+            </w:r>
+            <w:r>
+              <w:t xml:space="preserve"> </w:t>
+            </w:r>
+            <w:r>
+              <w:t xml:space="preserve">(</w:t>
+            </w:r>
+            <w:r>
+              <w:rPr>
+                <w:rStyle w:val="VerbatimChar"/>
+              </w:rPr>
+              <w:t xml:space="preserve">/researchhub</w:t>
+            </w:r>
+            <w:r>
+              <w:t xml:space="preserve">)</w:t>
+            </w:r>
+          </w:p>
+        </w:tc>
+        <w:tc>
+          <w:tcPr/>
+          <w:p>
+            <w:pPr>
+              <w:pStyle w:val="Compact"/>
+              <w:jc w:val="right"/>
+            </w:pPr>
+            <w:r>
+              <w:t xml:space="preserve">~18.0K</w:t>
+            </w:r>
+          </w:p>
+        </w:tc>
+        <w:tc>
+          <w:tcPr/>
+          <w:p>
+            <w:pPr>
+              <w:pStyle w:val="Compact"/>
+              <w:jc w:val="right"/>
+            </w:pPr>
+            <w:r>
+              <w:t xml:space="preserve">~107.9K</w:t>
+            </w:r>
+          </w:p>
+        </w:tc>
+        <w:tc>
+          <w:tcPr/>
+          <w:p>
+            <w:pPr>
+              <w:pStyle w:val="Compact"/>
+              <w:jc w:val="right"/>
+            </w:pPr>
+            <w:r>
+              <w:rPr>
+                <w:b/>
+                <w:bCs/>
+              </w:rPr>
+              <w:t xml:space="preserve">~57%</w:t>
+            </w:r>
+          </w:p>
+        </w:tc>
+        <w:tc>
+          <w:tcPr/>
+          <w:p>
+            <w:pPr>
+              <w:pStyle w:val="Compact"/>
+              <w:jc w:val="right"/>
+            </w:pPr>
+            <w:r>
+              <w:rPr>
+                <w:b/>
+                <w:bCs/>
+              </w:rPr>
+              <w:t xml:space="preserve">~45%</w:t>
+            </w:r>
+          </w:p>
+        </w:tc>
+      </w:tr>
+      <w:tr>
+        <w:tc>
+          <w:tcPr/>
+          <w:p>
+            <w:pPr>
+              <w:pStyle w:val="Compact"/>
+            </w:pPr>
+            <w:r>
+              <w:t xml:space="preserve">Grants (</w:t>
+            </w:r>
+            <w:r>
+              <w:rPr>
+                <w:rStyle w:val="VerbatimChar"/>
+              </w:rPr>
+              <w:t xml:space="preserve">/grants</w:t>
+            </w:r>
+            <w:r>
+              <w:t xml:space="preserve">)</w:t>
+            </w:r>
+          </w:p>
+        </w:tc>
+        <w:tc>
+          <w:tcPr/>
+          <w:p>
+            <w:pPr>
+              <w:pStyle w:val="Compact"/>
+              <w:jc w:val="right"/>
+            </w:pPr>
+            <w:r>
+              <w:t xml:space="preserve">—</w:t>
+            </w:r>
+          </w:p>
+        </w:tc>
+        <w:tc>
+          <w:tcPr/>
+          <w:p>
+            <w:pPr>
+              <w:pStyle w:val="Compact"/>
+              <w:jc w:val="right"/>
+            </w:pPr>
+            <w:r>
+              <w:t xml:space="preserve">~53.1K</w:t>
+            </w:r>
+          </w:p>
+        </w:tc>
+        <w:tc>
+          <w:tcPr/>
+          <w:p>
+            <w:pPr>
+              <w:pStyle w:val="Compact"/>
+              <w:jc w:val="right"/>
+            </w:pPr>
+            <w:r>
+              <w:t xml:space="preserve">—</w:t>
+            </w:r>
+          </w:p>
+        </w:tc>
+        <w:tc>
+          <w:tcPr/>
+          <w:p>
+            <w:pPr>
+              <w:pStyle w:val="Compact"/>
+              <w:jc w:val="right"/>
+            </w:pPr>
+            <w:r>
+              <w:t xml:space="preserve">~22%</w:t>
+            </w:r>
+          </w:p>
+        </w:tc>
+      </w:tr>
+      <w:tr>
+        <w:tc>
+          <w:tcPr/>
+          <w:p>
+            <w:pPr>
+              <w:pStyle w:val="Compact"/>
+            </w:pPr>
+            <w:r>
+              <w:t xml:space="preserve">Homepage (</w:t>
+            </w:r>
+            <w:r>
+              <w:rPr>
+                <w:rStyle w:val="VerbatimChar"/>
+              </w:rPr>
+              <w:t xml:space="preserve">/</w:t>
+            </w:r>
+            <w:r>
+              <w:t xml:space="preserve">)</w:t>
+            </w:r>
+          </w:p>
+        </w:tc>
+        <w:tc>
+          <w:tcPr/>
+          <w:p>
+            <w:pPr>
+              <w:pStyle w:val="Compact"/>
+              <w:jc w:val="right"/>
+            </w:pPr>
+            <w:r>
+              <w:t xml:space="preserve">—</w:t>
+            </w:r>
+          </w:p>
+        </w:tc>
+        <w:tc>
+          <w:tcPr/>
+          <w:p>
+            <w:pPr>
+              <w:pStyle w:val="Compact"/>
+              <w:jc w:val="right"/>
+            </w:pPr>
+            <w:r>
+              <w:t xml:space="preserve">~35.0K</w:t>
+            </w:r>
+          </w:p>
+        </w:tc>
+        <w:tc>
+          <w:tcPr/>
+          <w:p>
+            <w:pPr>
+              <w:pStyle w:val="Compact"/>
+              <w:jc w:val="right"/>
+            </w:pPr>
+            <w:r>
+              <w:t xml:space="preserve">—</w:t>
+            </w:r>
+          </w:p>
+        </w:tc>
+        <w:tc>
+          <w:tcPr/>
+          <w:p>
+            <w:pPr>
+              <w:pStyle w:val="Compact"/>
+              <w:jc w:val="right"/>
+            </w:pPr>
+            <w:r>
+              <w:t xml:space="preserve">~15%</w:t>
+            </w:r>
+          </w:p>
+        </w:tc>
+      </w:tr>
+      <w:tr>
+        <w:tc>
+          <w:tcPr/>
+          <w:p>
+            <w:pPr>
+              <w:pStyle w:val="Compact"/>
+            </w:pPr>
+            <w:r>
+              <w:t xml:space="preserve">About (</w:t>
+            </w:r>
+            <w:r>
+              <w:rPr>
+                <w:rStyle w:val="VerbatimChar"/>
+              </w:rPr>
+              <w:t xml:space="preserve">/about</w:t>
+            </w:r>
+            <w:r>
+              <w:t xml:space="preserve">)</w:t>
+            </w:r>
+          </w:p>
+        </w:tc>
+        <w:tc>
+          <w:tcPr/>
+          <w:p>
+            <w:pPr>
+              <w:pStyle w:val="Compact"/>
+              <w:jc w:val="right"/>
+            </w:pPr>
+            <w:r>
+              <w:t xml:space="preserve">—</w:t>
+            </w:r>
+          </w:p>
+        </w:tc>
+        <w:tc>
+          <w:tcPr/>
+          <w:p>
+            <w:pPr>
+              <w:pStyle w:val="Compact"/>
+              <w:jc w:val="right"/>
+            </w:pPr>
+            <w:r>
+              <w:t xml:space="preserve">~21.9K</w:t>
+            </w:r>
+          </w:p>
+        </w:tc>
+        <w:tc>
+          <w:tcPr/>
+          <w:p>
+            <w:pPr>
+              <w:pStyle w:val="Compact"/>
+              <w:jc w:val="right"/>
+            </w:pPr>
+            <w:r>
+              <w:t xml:space="preserve">—</w:t>
+            </w:r>
+          </w:p>
+        </w:tc>
+        <w:tc>
+          <w:tcPr/>
+          <w:p>
+            <w:pPr>
+              <w:pStyle w:val="Compact"/>
+              <w:jc w:val="right"/>
+            </w:pPr>
+            <w:r>
+              <w:t xml:space="preserve">~9%</w:t>
+            </w:r>
+          </w:p>
+        </w:tc>
+      </w:tr>
+      <w:tr>
+        <w:tc>
+          <w:tcPr/>
+          <w:p>
+            <w:pPr>
+              <w:pStyle w:val="Compact"/>
+            </w:pPr>
+            <w:r>
+              <w:t xml:space="preserve">News (</w:t>
+            </w:r>
+            <w:r>
+              <w:rPr>
+                <w:rStyle w:val="VerbatimChar"/>
+              </w:rPr>
+              <w:t xml:space="preserve">/news</w:t>
+            </w:r>
+            <w:r>
+              <w:t xml:space="preserve">)</w:t>
+            </w:r>
+          </w:p>
+        </w:tc>
+        <w:tc>
+          <w:tcPr/>
+          <w:p>
+            <w:pPr>
+              <w:pStyle w:val="Compact"/>
+              <w:jc w:val="right"/>
+            </w:pPr>
+            <w:r>
+              <w:t xml:space="preserve">—</w:t>
+            </w:r>
+          </w:p>
+        </w:tc>
+        <w:tc>
+          <w:tcPr/>
+          <w:p>
+            <w:pPr>
+              <w:pStyle w:val="Compact"/>
+              <w:jc w:val="right"/>
+            </w:pPr>
+            <w:r>
+              <w:t xml:space="preserve">~11.7K</w:t>
+            </w:r>
+          </w:p>
+        </w:tc>
+        <w:tc>
+          <w:tcPr/>
+          <w:p>
+            <w:pPr>
+              <w:pStyle w:val="Compact"/>
+              <w:jc w:val="right"/>
+            </w:pPr>
+            <w:r>
+              <w:t xml:space="preserve">—</w:t>
+            </w:r>
+          </w:p>
+        </w:tc>
+        <w:tc>
+          <w:tcPr/>
+          <w:p>
+            <w:pPr>
+              <w:pStyle w:val="Compact"/>
+              <w:jc w:val="right"/>
+            </w:pPr>
+            <w:r>
+              <w:t xml:space="preserve">~5%</w:t>
+            </w:r>
+          </w:p>
+        </w:tc>
+      </w:tr>
+      <w:tr>
+        <w:tc>
+          <w:tcPr/>
+          <w:p>
+            <w:pPr>
+              <w:pStyle w:val="Compact"/>
+            </w:pPr>
+            <w:r>
+              <w:rPr>
+                <w:b/>
+                <w:bCs/>
+              </w:rPr>
+              <w:t xml:space="preserve">Whole site</w:t>
+            </w:r>
+          </w:p>
+        </w:tc>
+        <w:tc>
+          <w:tcPr/>
+          <w:p>
+            <w:pPr>
+              <w:pStyle w:val="Compact"/>
+              <w:jc w:val="right"/>
+            </w:pPr>
+            <w:r>
+              <w:rPr>
+                <w:b/>
+                <w:bCs/>
+              </w:rPr>
+              <w:t xml:space="preserve">~31.5K</w:t>
+            </w:r>
+          </w:p>
+        </w:tc>
+        <w:tc>
+          <w:tcPr/>
+          <w:p>
+            <w:pPr>
+              <w:pStyle w:val="Compact"/>
+              <w:jc w:val="right"/>
+            </w:pPr>
+            <w:r>
+              <w:rPr>
+                <w:b/>
+                <w:bCs/>
+              </w:rPr>
+              <w:t xml:space="preserve">~240.4K</w:t>
+            </w:r>
+          </w:p>
+        </w:tc>
+        <w:tc>
+          <w:tcPr/>
+          <w:p>
+            <w:pPr>
+              <w:pStyle w:val="Compact"/>
+              <w:jc w:val="right"/>
+            </w:pPr>
+            <w:r>
+              <w:t xml:space="preserve">100%</w:t>
+            </w:r>
+          </w:p>
+        </w:tc>
+        <w:tc>
+          <w:tcPr/>
+          <w:p>
+            <w:pPr>
+              <w:pStyle w:val="Compact"/>
+              <w:jc w:val="right"/>
+            </w:pPr>
+            <w:r>
+              <w:t xml:space="preserve">100%</w:t>
+            </w:r>
+          </w:p>
+        </w:tc>
+      </w:tr>
+    </w:tbl>
+    <w:p>
+      <w:pPr>
+        <w:pStyle w:val="BodyText"/>
+      </w:pPr>
+      <w:r>
+        <w:rPr>
+          <w:b/>
+          <w:bCs/>
+        </w:rPr>
+        <w:t xml:space="preserve">12-month cross-check:</w:t>
+      </w:r>
+      <w:r>
+        <w:t xml:space="preserve"> </w:t>
+      </w:r>
+      <w:r>
+        <w:t xml:space="preserve">over the trailing 12 months the Research Hub accounts</w:t>
+      </w:r>
+      <w:r>
+        <w:t xml:space="preserve"> </w:t>
+      </w:r>
+      <w:r>
+        <w:t xml:space="preserve">for about</w:t>
+      </w:r>
+      <w:r>
+        <w:t xml:space="preserve"> </w:t>
+      </w:r>
+      <w:r>
+        <w:rPr>
+          <w:b/>
+          <w:bCs/>
+        </w:rPr>
+        <w:t xml:space="preserve">50% of pageviews (~228.1K) and 66% of visitors (~37K)</w:t>
+      </w:r>
+      <w:r>
+        <w:t xml:space="preserve"> </w:t>
+      </w:r>
+      <w:r>
+        <w:t xml:space="preserve">— so the</w:t>
+      </w:r>
+      <w:r>
+        <w:t xml:space="preserve"> </w:t>
+      </w:r>
+      <w:r>
+        <w:t xml:space="preserve">6-month figures above are, if anything, conservative.</w:t>
+      </w:r>
+    </w:p>
+    <w:bookmarkEnd w:id="13"/>
+    <w:bookmarkStart w:id="14" w:name="what-these-figures-mean-for-this-project"/>
+    <w:p>
+      <w:pPr>
+        <w:pStyle w:val="Heading3"/>
+      </w:pPr>
+      <w:r>
+        <w:t xml:space="preserve">What these figures mean for this project</w:t>
+      </w:r>
+    </w:p>
+    <w:p>
+      <w:pPr>
+        <w:pStyle w:val="FirstParagraph"/>
+      </w:pPr>
+      <w:r>
+        <w:t xml:space="preserve">The homepage is the single most-visited page — it is the site’s front door — and</w:t>
+      </w:r>
+      <w:r>
+        <w:t xml:space="preserve"> </w:t>
+      </w:r>
+      <w:r>
+        <w:t xml:space="preserve">the grants section is a strong second. Stating that plainly is not a concession;</w:t>
+      </w:r>
+      <w:r>
+        <w:t xml:space="preserve"> </w:t>
+      </w:r>
+      <w:r>
+        <w:t xml:space="preserve">it strengthens the case. Even with the homepage and grants set alongside it, the</w:t>
+      </w:r>
+      <w:r>
+        <w:t xml:space="preserve"> </w:t>
+      </w:r>
+      <w:r>
+        <w:t xml:space="preserve">Research Hub is still the</w:t>
+      </w:r>
+      <w:r>
+        <w:t xml:space="preserve"> </w:t>
+      </w:r>
+      <w:r>
+        <w:rPr>
+          <w:b/>
+          <w:bCs/>
+        </w:rPr>
+        <w:t xml:space="preserve">largest content section by roughly 2×</w:t>
+      </w:r>
+      <w:r>
+        <w:t xml:space="preserve">, and its</w:t>
+      </w:r>
+      <w:r>
+        <w:t xml:space="preserve"> </w:t>
+      </w:r>
+      <w:r>
+        <w:t xml:space="preserve">articles are the most-read pages on the entire site after the homepage. Four of</w:t>
+      </w:r>
+      <w:r>
+        <w:t xml:space="preserve"> </w:t>
+      </w:r>
+      <w:r>
+        <w:t xml:space="preserve">the top five pages are Research Hub articles, and nine of the top twelve.</w:t>
+      </w:r>
+    </w:p>
+    <w:p>
+      <w:pPr>
+        <w:pStyle w:val="BodyText"/>
+      </w:pPr>
+      <w:r>
+        <w:t xml:space="preserve">For calibration, all meeting-agenda pages combined — agendas, minutes, the</w:t>
+      </w:r>
+      <w:r>
+        <w:t xml:space="preserve"> </w:t>
+      </w:r>
+      <w:r>
+        <w:t xml:space="preserve">meetings listing — drew on the order of</w:t>
+      </w:r>
+      <w:r>
+        <w:t xml:space="preserve"> </w:t>
+      </w:r>
+      <w:r>
+        <w:rPr>
+          <w:b/>
+          <w:bCs/>
+        </w:rPr>
+        <w:t xml:space="preserve">800 visitors and 1,800 pageviews</w:t>
+      </w:r>
+      <w:r>
+        <w:t xml:space="preserve"> </w:t>
+      </w:r>
+      <w:r>
+        <w:t xml:space="preserve">over</w:t>
+      </w:r>
+      <w:r>
+        <w:t xml:space="preserve"> </w:t>
+      </w:r>
+      <w:r>
+        <w:t xml:space="preserve">six months (the meetings listing itself: 514 visitors; a typical individual</w:t>
+      </w:r>
+      <w:r>
+        <w:t xml:space="preserve"> </w:t>
+      </w:r>
+      <w:r>
+        <w:t xml:space="preserve">agenda: 15–30). The Research Hub out-draws meeting content by about</w:t>
+      </w:r>
+      <w:r>
+        <w:t xml:space="preserve"> </w:t>
+      </w:r>
+      <w:r>
+        <w:rPr>
+          <w:b/>
+          <w:bCs/>
+        </w:rPr>
+        <w:t xml:space="preserve">20× in</w:t>
+      </w:r>
+      <w:r>
+        <w:rPr>
+          <w:b/>
+          <w:bCs/>
+        </w:rPr>
+        <w:t xml:space="preserve"> </w:t>
+      </w:r>
+      <w:r>
+        <w:rPr>
+          <w:b/>
+          <w:bCs/>
+        </w:rPr>
+        <w:t xml:space="preserve">visitors and 60× in views</w:t>
+      </w:r>
+      <w:r>
+        <w:t xml:space="preserve">; a single popular article out-draws the entire</w:t>
+      </w:r>
+      <w:r>
+        <w:t xml:space="preserve"> </w:t>
+      </w:r>
+      <w:r>
+        <w:t xml:space="preserve">meetings section several times over.</w:t>
+      </w:r>
+    </w:p>
+    <w:p>
+      <w:pPr>
+        <w:pStyle w:val="BodyText"/>
+      </w:pPr>
+      <w:r>
+        <w:t xml:space="preserve">The pattern is stable: the 6-month and 12-month figures are in close agreement,</w:t>
+      </w:r>
+      <w:r>
+        <w:t xml:space="preserve"> </w:t>
+      </w:r>
+      <w:r>
+        <w:t xml:space="preserve">and the 12-month window shows, if anything, a slightly higher Research Hub share.</w:t>
+      </w:r>
+    </w:p>
+    <w:p>
+      <w:pPr>
+        <w:pStyle w:val="BodyText"/>
+      </w:pPr>
+      <w:r>
+        <w:t xml:space="preserve">The Studio manages this content base. Live in the Research Hub today:</w:t>
+      </w:r>
+      <w:r>
+        <w:t xml:space="preserve"> </w:t>
+      </w:r>
+      <w:r>
+        <w:rPr>
+          <w:b/>
+          <w:bCs/>
+        </w:rPr>
+        <w:t xml:space="preserve">236</w:t>
+      </w:r>
+      <w:r>
+        <w:rPr>
+          <w:b/>
+          <w:bCs/>
+        </w:rPr>
+        <w:t xml:space="preserve"> </w:t>
+      </w:r>
+      <w:r>
+        <w:rPr>
+          <w:b/>
+          <w:bCs/>
+        </w:rPr>
+        <w:t xml:space="preserve">articles, 13 apps, and 5 datasets</w:t>
+      </w:r>
+      <w:r>
+        <w:t xml:space="preserve"> </w:t>
+      </w:r>
+      <w:r>
+        <w:t xml:space="preserve">(counted directly from the live Strapi</w:t>
+      </w:r>
+      <w:r>
+        <w:t xml:space="preserve"> </w:t>
+      </w:r>
+      <w:r>
+        <w:t xml:space="preserve">content API, 2026-06-21).</w:t>
+      </w:r>
+    </w:p>
+    <w:p>
+      <w:pPr>
+        <w:pStyle w:val="BodyText"/>
+      </w:pPr>
+      <w:r>
+        <w:t xml:space="preserve">The takeaway: the public comes to icjia.illinois.gov primarily for the Research</w:t>
+      </w:r>
+      <w:r>
+        <w:t xml:space="preserve"> </w:t>
+      </w:r>
+      <w:r>
+        <w:t xml:space="preserve">Hub. Its articles are the most-read content on the entire site. Hub Studio 2.0 is</w:t>
+      </w:r>
+      <w:r>
+        <w:t xml:space="preserve"> </w:t>
+      </w:r>
+      <w:r>
+        <w:t xml:space="preserve">the production line for that flagship content, and the level of care in the build</w:t>
+      </w:r>
+      <w:r>
+        <w:t xml:space="preserve"> </w:t>
+      </w:r>
+      <w:r>
+        <w:t xml:space="preserve">is matched to the size of the audience it serves.</w:t>
+      </w:r>
+    </w:p>
+    <w:p>
+      <w:pPr>
+        <w:pStyle w:val="BodyText"/>
+      </w:pPr>
+      <w:r>
+        <w:rPr>
+          <w:i/>
+          <w:iCs/>
+        </w:rPr>
+        <w:t xml:space="preserve">Sources: Plausible analytics for icjia.illinois.gov (page-prefix filters;</w:t>
+      </w:r>
+      <w:r>
+        <w:rPr>
+          <w:i/>
+          <w:iCs/>
+        </w:rPr>
+        <w:t xml:space="preserve"> </w:t>
+      </w:r>
+      <w:r>
+        <w:rPr>
+          <w:i/>
+          <w:iCs/>
+        </w:rPr>
+        <w:t xml:space="preserve">6-month and 12-month windows ending 2026-06-21); live Research Hub Strapi content</w:t>
+      </w:r>
+      <w:r>
+        <w:rPr>
+          <w:i/>
+          <w:iCs/>
+        </w:rPr>
+        <w:t xml:space="preserve"> </w:t>
+      </w:r>
+      <w:r>
+        <w:rPr>
+          <w:i/>
+          <w:iCs/>
+        </w:rPr>
+        <w:t xml:space="preserve">API.</w:t>
+      </w:r>
+    </w:p>
+    <w:p>
+      <w:r>
+        <w:pict>
+          <v:rect style="width:0;height:1.5pt" o:hralign="center" o:hrstd="t" o:hr="t"/>
+        </w:pict>
+      </w:r>
+    </w:p>
+    <w:bookmarkEnd w:id="14"/>
+    <w:bookmarkEnd w:id="15"/>
+    <w:bookmarkStart w:id="16" w:name="how-to-read-this-document"/>
+    <w:p>
+      <w:pPr>
+        <w:pStyle w:val="Heading2"/>
+      </w:pPr>
+      <w:r>
+        <w:t xml:space="preserve">How to read this document</w:t>
+      </w:r>
+    </w:p>
+    <w:p>
+      <w:pPr>
+        <w:pStyle w:val="FirstParagraph"/>
+      </w:pPr>
+      <w:r>
+        <w:t xml:space="preserve">This document is written for</w:t>
+      </w:r>
+      <w:r>
+        <w:t xml:space="preserve"> </w:t>
+      </w:r>
+      <w:r>
+        <w:rPr>
+          <w:b/>
+          <w:bCs/>
+        </w:rPr>
+        <w:t xml:space="preserve">two readers</w:t>
+      </w:r>
+      <w:r>
+        <w:t xml:space="preserve">, and you can go straight to the part</w:t>
+      </w:r>
+      <w:r>
+        <w:t xml:space="preserve"> </w:t>
+      </w:r>
+      <w:r>
+        <w:t xml:space="preserve">that fits your role:</w:t>
       </w:r>
     </w:p>
     <w:p>
@@ -738,84 +2495,98 @@
           <w:b/>
           <w:bCs/>
         </w:rPr>
-        <w:t xml:space="preserve">The Research Hub is the bulk of the public site’s traffic.</w:t>
-      </w:r>
-      <w:r>
-        <w:t xml:space="preserve"> </w:t>
-      </w:r>
-      <w:r>
-        <w:t xml:space="preserve">Over the last six</w:t>
-      </w:r>
-      <w:r>
-        <w:t xml:space="preserve"> </w:t>
-      </w:r>
-      <w:r>
-        <w:t xml:space="preserve">months it accounted for about</w:t>
-      </w:r>
-      <w:r>
-        <w:t xml:space="preserve"> </w:t>
-      </w:r>
-      <w:r>
-        <w:rPr>
-          <w:b/>
-          <w:bCs/>
-        </w:rPr>
-        <w:t xml:space="preserve">45% of all pageviews and 57% of all visitors</w:t>
-      </w:r>
-      <w:r>
-        <w:t xml:space="preserve"> </w:t>
-      </w:r>
-      <w:r>
-        <w:t xml:space="preserve">on</w:t>
-      </w:r>
-      <w:r>
-        <w:t xml:space="preserve"> </w:t>
-      </w:r>
-      <w:r>
-        <w:t xml:space="preserve">icjia.illinois.gov — roughly</w:t>
-      </w:r>
-      <w:r>
-        <w:t xml:space="preserve"> </w:t>
-      </w:r>
-      <w:r>
-        <w:rPr>
-          <w:b/>
-          <w:bCs/>
-        </w:rPr>
-        <w:t xml:space="preserve">107.9K of 240.4K pageviews</w:t>
-      </w:r>
-      <w:r>
-        <w:t xml:space="preserve"> </w:t>
-      </w:r>
-      <w:r>
-        <w:t xml:space="preserve">and</w:t>
-      </w:r>
-      <w:r>
-        <w:t xml:space="preserve"> </w:t>
-      </w:r>
-      <w:r>
-        <w:rPr>
-          <w:b/>
-          <w:bCs/>
-        </w:rPr>
-        <w:t xml:space="preserve">18K of 31.5K</w:t>
-      </w:r>
-      <w:r>
-        <w:rPr>
-          <w:b/>
-          <w:bCs/>
-        </w:rPr>
-        <w:t xml:space="preserve"> </w:t>
-      </w:r>
-      <w:r>
-        <w:rPr>
-          <w:b/>
-          <w:bCs/>
-        </w:rPr>
-        <w:t xml:space="preserve">visitors</w:t>
-      </w:r>
-      <w:r>
-        <w:t xml:space="preserve">.</w:t>
+        <w:t xml:space="preserve">If you are a manager, director, or stakeholder</w:t>
+      </w:r>
+      <w:r>
+        <w:t xml:space="preserve"> </w:t>
+      </w:r>
+      <w:r>
+        <w:t xml:space="preserve">— you want the</w:t>
+      </w:r>
+      <w:r>
+        <w:t xml:space="preserve"> </w:t>
+      </w:r>
+      <w:r>
+        <w:rPr>
+          <w:i/>
+          <w:iCs/>
+        </w:rPr>
+        <w:t xml:space="preserve">what</w:t>
+      </w:r>
+      <w:r>
+        <w:t xml:space="preserve">, the</w:t>
+      </w:r>
+      <w:r>
+        <w:t xml:space="preserve"> </w:t>
+      </w:r>
+      <w:r>
+        <w:rPr>
+          <w:i/>
+          <w:iCs/>
+        </w:rPr>
+        <w:t xml:space="preserve">why</w:t>
+      </w:r>
+      <w:r>
+        <w:t xml:space="preserve">, the</w:t>
+      </w:r>
+      <w:r>
+        <w:t xml:space="preserve"> </w:t>
+      </w:r>
+      <w:r>
+        <w:rPr>
+          <w:i/>
+          <w:iCs/>
+        </w:rPr>
+        <w:t xml:space="preserve">status</w:t>
+      </w:r>
+      <w:r>
+        <w:t xml:space="preserve">, and the evidence behind it, not the engineering internals.</w:t>
+      </w:r>
+      <w:r>
+        <w:t xml:space="preserve"> </w:t>
+      </w:r>
+      <w:r>
+        <w:rPr>
+          <w:b/>
+          <w:bCs/>
+        </w:rPr>
+        <w:t xml:space="preserve">Sections 1 through 6 are written for you.</w:t>
+      </w:r>
+      <w:r>
+        <w:t xml:space="preserve"> </w:t>
+      </w:r>
+      <w:r>
+        <w:t xml:space="preserve">They assume a sharp reader in a</w:t>
+      </w:r>
+      <w:r>
+        <w:t xml:space="preserve"> </w:t>
+      </w:r>
+      <w:r>
+        <w:t xml:space="preserve">different profession, not a software developer: where a technical term is</w:t>
+      </w:r>
+      <w:r>
+        <w:t xml:space="preserve"> </w:t>
+      </w:r>
+      <w:r>
+        <w:t xml:space="preserve">genuinely necessary, it is defined in a clause the first time it appears, the way</w:t>
+      </w:r>
+      <w:r>
+        <w:t xml:space="preserve"> </w:t>
+      </w:r>
+      <w:r>
+        <w:t xml:space="preserve">one professional would brief another. Read 1–6 start to finish and you can explain</w:t>
+      </w:r>
+      <w:r>
+        <w:t xml:space="preserve"> </w:t>
+      </w:r>
+      <w:r>
+        <w:t xml:space="preserve">to your own leadership what Hub Studio 2.0 is, why it is substantial work, what is</w:t>
+      </w:r>
+      <w:r>
+        <w:t xml:space="preserve"> </w:t>
+      </w:r>
+      <w:r>
+        <w:t xml:space="preserve">finished, and what the evidence shows.</w:t>
       </w:r>
     </w:p>
     <w:p>
@@ -831,223 +2602,52 @@
           <w:b/>
           <w:bCs/>
         </w:rPr>
-        <w:t xml:space="preserve">Research Hub articles are the four most-visited pages on the entire site after</w:t>
-      </w:r>
-      <w:r>
-        <w:rPr>
-          <w:b/>
-          <w:bCs/>
-        </w:rPr>
-        <w:t xml:space="preserve"> </w:t>
-      </w:r>
-      <w:r>
-        <w:rPr>
-          <w:b/>
-          <w:bCs/>
-        </w:rPr>
-        <w:t xml:space="preserve">the homepage</w:t>
-      </w:r>
-      <w:r>
-        <w:t xml:space="preserve"> </w:t>
-      </w:r>
-      <w:r>
-        <w:t xml:space="preserve">— and many more fill out the top 25.</w:t>
-      </w:r>
-    </w:p>
-    <w:p>
-      <w:pPr>
-        <w:pStyle w:val="Compact"/>
-        <w:numPr>
-          <w:ilvl w:val="0"/>
-          <w:numId w:val="1002"/>
-        </w:numPr>
-      </w:pPr>
-      <w:r>
-        <w:rPr>
-          <w:b/>
-          <w:bCs/>
-        </w:rPr>
-        <w:t xml:space="preserve">The single most-read article</w:t>
-      </w:r>
-      <w:r>
-        <w:t xml:space="preserve"> </w:t>
-      </w:r>
-      <w:r>
-        <w:t xml:space="preserve">drew about</w:t>
-      </w:r>
-      <w:r>
-        <w:t xml:space="preserve"> </w:t>
-      </w:r>
-      <w:r>
-        <w:rPr>
-          <w:b/>
-          <w:bCs/>
-        </w:rPr>
-        <w:t xml:space="preserve">2,900 visitors and 6,100 views</w:t>
-      </w:r>
-      <w:r>
-        <w:t xml:space="preserve"> </w:t>
-      </w:r>
-      <w:r>
-        <w:t xml:space="preserve">in</w:t>
-      </w:r>
-      <w:r>
-        <w:t xml:space="preserve"> </w:t>
-      </w:r>
-      <w:r>
-        <w:t xml:space="preserve">six months.</w:t>
-      </w:r>
-    </w:p>
-    <w:p>
-      <w:pPr>
-        <w:pStyle w:val="Compact"/>
-        <w:numPr>
-          <w:ilvl w:val="0"/>
-          <w:numId w:val="1002"/>
-        </w:numPr>
-      </w:pPr>
-      <w:r>
-        <w:rPr>
-          <w:b/>
-          <w:bCs/>
-        </w:rPr>
-        <w:t xml:space="preserve">For comparison, the meeting-agenda content</w:t>
-      </w:r>
-      <w:r>
-        <w:t xml:space="preserve"> </w:t>
-      </w:r>
-      <w:r>
-        <w:t xml:space="preserve">— agendas, minutes, and the</w:t>
-      </w:r>
-      <w:r>
-        <w:t xml:space="preserve"> </w:t>
-      </w:r>
-      <w:r>
-        <w:t xml:space="preserve">meetings listing — drew on the order of</w:t>
-      </w:r>
-      <w:r>
-        <w:t xml:space="preserve"> </w:t>
-      </w:r>
-      <w:r>
-        <w:rPr>
-          <w:b/>
-          <w:bCs/>
-        </w:rPr>
-        <w:t xml:space="preserve">800 visitors and 1,800 views</w:t>
-      </w:r>
-      <w:r>
-        <w:t xml:space="preserve"> </w:t>
-      </w:r>
-      <w:r>
-        <w:t xml:space="preserve">combined.</w:t>
-      </w:r>
-      <w:r>
-        <w:t xml:space="preserve"> </w:t>
-      </w:r>
-      <w:r>
-        <w:t xml:space="preserve">The meetings listing page itself got 514 visitors; a typical individual agenda</w:t>
-      </w:r>
-      <w:r>
-        <w:t xml:space="preserve"> </w:t>
-      </w:r>
-      <w:r>
-        <w:t xml:space="preserve">gets</w:t>
-      </w:r>
-      <w:r>
-        <w:t xml:space="preserve"> </w:t>
-      </w:r>
-      <w:r>
-        <w:rPr>
-          <w:b/>
-          <w:bCs/>
-        </w:rPr>
-        <w:t xml:space="preserve">15–30</w:t>
-      </w:r>
-      <w:r>
-        <w:t xml:space="preserve">. In round terms, the Research Hub out-draws meeting content by</w:t>
-      </w:r>
-      <w:r>
-        <w:t xml:space="preserve"> </w:t>
-      </w:r>
-      <w:r>
-        <w:t xml:space="preserve">about</w:t>
-      </w:r>
-      <w:r>
-        <w:t xml:space="preserve"> </w:t>
-      </w:r>
-      <w:r>
-        <w:rPr>
-          <w:b/>
-          <w:bCs/>
-        </w:rPr>
-        <w:t xml:space="preserve">20× in visitors and 60× in views</w:t>
-      </w:r>
-      <w:r>
-        <w:t xml:space="preserve">, and one popular article out-draws the</w:t>
-      </w:r>
-      <w:r>
-        <w:t xml:space="preserve"> </w:t>
-      </w:r>
-      <w:r>
-        <w:t xml:space="preserve">entire meetings section several times over.</w:t>
-      </w:r>
-    </w:p>
-    <w:p>
-      <w:pPr>
-        <w:pStyle w:val="Compact"/>
-        <w:numPr>
-          <w:ilvl w:val="0"/>
-          <w:numId w:val="1002"/>
-        </w:numPr>
-      </w:pPr>
-      <w:r>
-        <w:rPr>
-          <w:b/>
-          <w:bCs/>
-        </w:rPr>
-        <w:t xml:space="preserve">The Studio manages this content base.</w:t>
-      </w:r>
-      <w:r>
-        <w:t xml:space="preserve"> </w:t>
-      </w:r>
-      <w:r>
-        <w:t xml:space="preserve">Live in the Research Hub today:</w:t>
-      </w:r>
-      <w:r>
-        <w:t xml:space="preserve"> </w:t>
-      </w:r>
-      <w:r>
-        <w:rPr>
-          <w:b/>
-          <w:bCs/>
-        </w:rPr>
-        <w:t xml:space="preserve">236</w:t>
-      </w:r>
-      <w:r>
-        <w:rPr>
-          <w:b/>
-          <w:bCs/>
-        </w:rPr>
-        <w:t xml:space="preserve"> </w:t>
-      </w:r>
-      <w:r>
-        <w:rPr>
-          <w:b/>
-          <w:bCs/>
-        </w:rPr>
-        <w:t xml:space="preserve">articles, 13 apps, and 5 datasets</w:t>
-      </w:r>
-      <w:r>
-        <w:t xml:space="preserve"> </w:t>
-      </w:r>
-      <w:r>
-        <w:t xml:space="preserve">(counted directly from the Strapi content</w:t>
-      </w:r>
-      <w:r>
-        <w:t xml:space="preserve"> </w:t>
-      </w:r>
-      <w:r>
-        <w:t xml:space="preserve">API).</w:t>
+        <w:t xml:space="preserve">If you are a developer</w:t>
+      </w:r>
+      <w:r>
+        <w:t xml:space="preserve"> </w:t>
+      </w:r>
+      <w:r>
+        <w:t xml:space="preserve">— you want the full technical detail: the architecture,</w:t>
+      </w:r>
+      <w:r>
+        <w:t xml:space="preserve"> </w:t>
+      </w:r>
+      <w:r>
+        <w:t xml:space="preserve">the data layer, the security model, and the implementation plan.</w:t>
+      </w:r>
+      <w:r>
+        <w:t xml:space="preserve"> </w:t>
+      </w:r>
+      <w:r>
+        <w:rPr>
+          <w:b/>
+          <w:bCs/>
+        </w:rPr>
+        <w:t xml:space="preserve">Section 7 — the</w:t>
+      </w:r>
+      <w:r>
+        <w:rPr>
+          <w:b/>
+          <w:bCs/>
+        </w:rPr>
+        <w:t xml:space="preserve"> </w:t>
+      </w:r>
+      <w:r>
+        <w:rPr>
+          <w:b/>
+          <w:bCs/>
+        </w:rPr>
+        <w:t xml:space="preserve">developer reference — is written for you</w:t>
+      </w:r>
+      <w:r>
+        <w:t xml:space="preserve">, and the code-level specifics live</w:t>
+      </w:r>
+      <w:r>
+        <w:t xml:space="preserve"> </w:t>
+      </w:r>
+      <w:r>
+        <w:t xml:space="preserve">there.</w:t>
       </w:r>
     </w:p>
     <w:p>
@@ -1055,63 +2655,47 @@
         <w:pStyle w:val="FirstParagraph"/>
       </w:pPr>
       <w:r>
-        <w:t xml:space="preserve">The takeaway: this is the most-used content on the agency’s public site, and Hub</w:t>
-      </w:r>
-      <w:r>
-        <w:t xml:space="preserve"> </w:t>
-      </w:r>
-      <w:r>
-        <w:t xml:space="preserve">Studio 2.0 is the tool the staff use to produce and publish it. The level of care</w:t>
-      </w:r>
-      <w:r>
-        <w:t xml:space="preserve"> </w:t>
-      </w:r>
-      <w:r>
-        <w:t xml:space="preserve">in the build is matched to the size of the audience it serves.</w:t>
-      </w:r>
-    </w:p>
-    <w:p>
-      <w:r>
-        <w:pict>
-          <v:rect style="width:0;height:1.5pt" o:hralign="center" o:hrstd="t" o:hr="t"/>
-        </w:pict>
-      </w:r>
-    </w:p>
-    <w:bookmarkEnd w:id="12"/>
-    <w:bookmarkStart w:id="13" w:name="how-to-read-this-document"/>
-    <w:p>
-      <w:pPr>
-        <w:pStyle w:val="Heading2"/>
-      </w:pPr>
-      <w:r>
-        <w:t xml:space="preserve">How to read this document</w:t>
-      </w:r>
-    </w:p>
-    <w:p>
-      <w:pPr>
-        <w:pStyle w:val="FirstParagraph"/>
-      </w:pPr>
-      <w:r>
-        <w:t xml:space="preserve">This document is written for</w:t>
-      </w:r>
-      <w:r>
-        <w:t xml:space="preserve"> </w:t>
-      </w:r>
-      <w:r>
-        <w:rPr>
-          <w:b/>
-          <w:bCs/>
-        </w:rPr>
-        <w:t xml:space="preserve">two readers</w:t>
-      </w:r>
-      <w:r>
-        <w:t xml:space="preserve">, and you can go straight to the part</w:t>
-      </w:r>
-      <w:r>
-        <w:t xml:space="preserve"> </w:t>
-      </w:r>
-      <w:r>
-        <w:t xml:space="preserve">that fits your role:</w:t>
+        <w:rPr>
+          <w:b/>
+          <w:bCs/>
+        </w:rPr>
+        <w:t xml:space="preserve">This document shows its work.</w:t>
+      </w:r>
+      <w:r>
+        <w:t xml:space="preserve"> </w:t>
+      </w:r>
+      <w:r>
+        <w:t xml:space="preserve">Throughout Sections 1–6, claims of</w:t>
+      </w:r>
+      <w:r>
+        <w:t xml:space="preserve"> </w:t>
+      </w:r>
+      <w:r>
+        <w:t xml:space="preserve">“built”</w:t>
+      </w:r>
+      <w:r>
+        <w:t xml:space="preserve"> </w:t>
+      </w:r>
+      <w:r>
+        <w:t xml:space="preserve">come</w:t>
+      </w:r>
+      <w:r>
+        <w:t xml:space="preserve"> </w:t>
+      </w:r>
+      <w:r>
+        <w:t xml:space="preserve">with something you can examine for yourself — offered in the spirit of one</w:t>
+      </w:r>
+      <w:r>
+        <w:t xml:space="preserve"> </w:t>
+      </w:r>
+      <w:r>
+        <w:t xml:space="preserve">colleague handing another the evidence, not as an argument to win. Three kinds of</w:t>
+      </w:r>
+      <w:r>
+        <w:t xml:space="preserve"> </w:t>
+      </w:r>
+      <w:r>
+        <w:t xml:space="preserve">evidence recur:</w:t>
       </w:r>
     </w:p>
     <w:p>
@@ -1127,98 +2711,73 @@
           <w:b/>
           <w:bCs/>
         </w:rPr>
-        <w:t xml:space="preserve">If you are a manager, director, or stakeholder</w:t>
-      </w:r>
-      <w:r>
-        <w:t xml:space="preserve"> </w:t>
-      </w:r>
-      <w:r>
-        <w:t xml:space="preserve">— you want the</w:t>
-      </w:r>
-      <w:r>
-        <w:t xml:space="preserve"> </w:t>
-      </w:r>
-      <w:r>
-        <w:rPr>
-          <w:i/>
-          <w:iCs/>
-        </w:rPr>
-        <w:t xml:space="preserve">what</w:t>
-      </w:r>
-      <w:r>
-        <w:t xml:space="preserve">, the</w:t>
-      </w:r>
-      <w:r>
-        <w:t xml:space="preserve"> </w:t>
-      </w:r>
-      <w:r>
-        <w:rPr>
-          <w:i/>
-          <w:iCs/>
-        </w:rPr>
-        <w:t xml:space="preserve">why</w:t>
-      </w:r>
-      <w:r>
-        <w:t xml:space="preserve">, the</w:t>
-      </w:r>
-      <w:r>
-        <w:t xml:space="preserve"> </w:t>
-      </w:r>
-      <w:r>
-        <w:rPr>
-          <w:i/>
-          <w:iCs/>
-        </w:rPr>
-        <w:t xml:space="preserve">status</w:t>
-      </w:r>
-      <w:r>
-        <w:t xml:space="preserve">, and the evidence behind it, not the engineering internals.</w:t>
-      </w:r>
-      <w:r>
-        <w:t xml:space="preserve"> </w:t>
-      </w:r>
-      <w:r>
-        <w:rPr>
-          <w:b/>
-          <w:bCs/>
-        </w:rPr>
-        <w:t xml:space="preserve">Sections 1 through 6 are written for you.</w:t>
-      </w:r>
-      <w:r>
-        <w:t xml:space="preserve"> </w:t>
-      </w:r>
-      <w:r>
-        <w:t xml:space="preserve">They assume a sharp reader in a</w:t>
-      </w:r>
-      <w:r>
-        <w:t xml:space="preserve"> </w:t>
-      </w:r>
-      <w:r>
-        <w:t xml:space="preserve">different profession, not a software developer: where a technical term is</w:t>
-      </w:r>
-      <w:r>
-        <w:t xml:space="preserve"> </w:t>
-      </w:r>
-      <w:r>
-        <w:t xml:space="preserve">genuinely necessary, it is defined in a clause the first time it appears, the way</w:t>
-      </w:r>
-      <w:r>
-        <w:t xml:space="preserve"> </w:t>
-      </w:r>
-      <w:r>
-        <w:t xml:space="preserve">one professional would brief another. Read 1–6 start to finish and you can explain</w:t>
-      </w:r>
-      <w:r>
-        <w:t xml:space="preserve"> </w:t>
-      </w:r>
-      <w:r>
-        <w:t xml:space="preserve">to your own leadership what Hub Studio 2.0 is, why it is substantial work, what is</w:t>
-      </w:r>
-      <w:r>
-        <w:t xml:space="preserve"> </w:t>
-      </w:r>
-      <w:r>
-        <w:t xml:space="preserve">finished, and what the evidence shows.</w:t>
+        <w:t xml:space="preserve">A running demonstration you can use.</w:t>
+      </w:r>
+      <w:r>
+        <w:t xml:space="preserve"> </w:t>
+      </w:r>
+      <w:r>
+        <w:t xml:space="preserve">There is a working copy of the tool. Sign</w:t>
+      </w:r>
+      <w:r>
+        <w:t xml:space="preserve"> </w:t>
+      </w:r>
+      <w:r>
+        <w:t xml:space="preserve">in with the temporary user name</w:t>
+      </w:r>
+      <w:r>
+        <w:t xml:space="preserve"> </w:t>
+      </w:r>
+      <w:r>
+        <w:rPr>
+          <w:rStyle w:val="VerbatimChar"/>
+        </w:rPr>
+        <w:t xml:space="preserve">admin</w:t>
+      </w:r>
+      <w:r>
+        <w:t xml:space="preserve"> </w:t>
+      </w:r>
+      <w:r>
+        <w:t xml:space="preserve">and password</w:t>
+      </w:r>
+      <w:r>
+        <w:t xml:space="preserve"> </w:t>
+      </w:r>
+      <w:r>
+        <w:rPr>
+          <w:rStyle w:val="VerbatimChar"/>
+        </w:rPr>
+        <w:t xml:space="preserve">admin</w:t>
+      </w:r>
+      <w:r>
+        <w:t xml:space="preserve"> </w:t>
+      </w:r>
+      <w:r>
+        <w:t xml:space="preserve">and you can open,</w:t>
+      </w:r>
+      <w:r>
+        <w:t xml:space="preserve"> </w:t>
+      </w:r>
+      <w:r>
+        <w:t xml:space="preserve">edit, and preview hundreds of sample articles directly — without changing or</w:t>
+      </w:r>
+      <w:r>
+        <w:t xml:space="preserve"> </w:t>
+      </w:r>
+      <w:r>
+        <w:t xml:space="preserve">saving anything to the real system. Wherever a feature says</w:t>
+      </w:r>
+      <w:r>
+        <w:t xml:space="preserve"> </w:t>
+      </w:r>
+      <w:r>
+        <w:t xml:space="preserve">“you can see this,”</w:t>
+      </w:r>
+      <w:r>
+        <w:t xml:space="preserve"> </w:t>
+      </w:r>
+      <w:r>
+        <w:t xml:space="preserve">this demonstration is where you see it.</w:t>
       </w:r>
     </w:p>
     <w:p>
@@ -1234,100 +2793,59 @@
           <w:b/>
           <w:bCs/>
         </w:rPr>
-        <w:t xml:space="preserve">If you are a developer</w:t>
-      </w:r>
-      <w:r>
-        <w:t xml:space="preserve"> </w:t>
-      </w:r>
-      <w:r>
-        <w:t xml:space="preserve">— you want the full technical detail: the architecture,</w:t>
-      </w:r>
-      <w:r>
-        <w:t xml:space="preserve"> </w:t>
-      </w:r>
-      <w:r>
-        <w:t xml:space="preserve">the data layer, the security model, and the implementation plan.</w:t>
-      </w:r>
-      <w:r>
-        <w:t xml:space="preserve"> </w:t>
-      </w:r>
-      <w:r>
-        <w:rPr>
-          <w:b/>
-          <w:bCs/>
-        </w:rPr>
-        <w:t xml:space="preserve">Section 7 — the</w:t>
-      </w:r>
-      <w:r>
-        <w:rPr>
-          <w:b/>
-          <w:bCs/>
-        </w:rPr>
-        <w:t xml:space="preserve"> </w:t>
-      </w:r>
-      <w:r>
-        <w:rPr>
-          <w:b/>
-          <w:bCs/>
-        </w:rPr>
-        <w:t xml:space="preserve">developer reference — is written for you</w:t>
-      </w:r>
-      <w:r>
-        <w:t xml:space="preserve">, and the code-level specifics live</w:t>
-      </w:r>
-      <w:r>
-        <w:t xml:space="preserve"> </w:t>
-      </w:r>
-      <w:r>
-        <w:t xml:space="preserve">there.</w:t>
-      </w:r>
-    </w:p>
-    <w:p>
-      <w:pPr>
-        <w:pStyle w:val="FirstParagraph"/>
-      </w:pPr>
-      <w:r>
-        <w:rPr>
-          <w:b/>
-          <w:bCs/>
-        </w:rPr>
-        <w:t xml:space="preserve">This document shows its work.</w:t>
-      </w:r>
-      <w:r>
-        <w:t xml:space="preserve"> </w:t>
-      </w:r>
-      <w:r>
-        <w:t xml:space="preserve">Throughout Sections 1–6, claims of</w:t>
-      </w:r>
-      <w:r>
-        <w:t xml:space="preserve"> </w:t>
-      </w:r>
-      <w:r>
-        <w:t xml:space="preserve">“built”</w:t>
-      </w:r>
-      <w:r>
-        <w:t xml:space="preserve"> </w:t>
-      </w:r>
-      <w:r>
-        <w:t xml:space="preserve">come</w:t>
-      </w:r>
-      <w:r>
-        <w:t xml:space="preserve"> </w:t>
-      </w:r>
-      <w:r>
-        <w:t xml:space="preserve">with something you can examine for yourself — offered in the spirit of one</w:t>
-      </w:r>
-      <w:r>
-        <w:t xml:space="preserve"> </w:t>
-      </w:r>
-      <w:r>
-        <w:t xml:space="preserve">colleague handing another the evidence, not as an argument to win. Three kinds of</w:t>
-      </w:r>
-      <w:r>
-        <w:t xml:space="preserve"> </w:t>
-      </w:r>
-      <w:r>
-        <w:t xml:space="preserve">evidence recur:</w:t>
+        <w:t xml:space="preserve">An automated test suite.</w:t>
+      </w:r>
+      <w:r>
+        <w:t xml:space="preserve"> </w:t>
+      </w:r>
+      <w:r>
+        <w:t xml:space="preserve">The project carries</w:t>
+      </w:r>
+      <w:r>
+        <w:t xml:space="preserve"> </w:t>
+      </w:r>
+      <w:r>
+        <w:rPr>
+          <w:b/>
+          <w:bCs/>
+        </w:rPr>
+        <w:t xml:space="preserve">375 automated tests</w:t>
+      </w:r>
+      <w:r>
+        <w:t xml:space="preserve"> </w:t>
+      </w:r>
+      <w:r>
+        <w:t xml:space="preserve">— small</w:t>
+      </w:r>
+      <w:r>
+        <w:t xml:space="preserve"> </w:t>
+      </w:r>
+      <w:r>
+        <w:t xml:space="preserve">programs that re-check the tool’s promises every time the code changes and stop</w:t>
+      </w:r>
+      <w:r>
+        <w:t xml:space="preserve"> </w:t>
+      </w:r>
+      <w:r>
+        <w:t xml:space="preserve">the work if a promise breaks. When this document says a promise is</w:t>
+      </w:r>
+      <w:r>
+        <w:t xml:space="preserve"> </w:t>
+      </w:r>
+      <w:r>
+        <w:t xml:space="preserve">“guaranteed,”</w:t>
+      </w:r>
+      <w:r>
+        <w:t xml:space="preserve"> </w:t>
+      </w:r>
+      <w:r>
+        <w:t xml:space="preserve">a</w:t>
+      </w:r>
+      <w:r>
+        <w:t xml:space="preserve"> </w:t>
+      </w:r>
+      <w:r>
+        <w:t xml:space="preserve">test enforces it.</w:t>
       </w:r>
     </w:p>
     <w:p>
@@ -1335,157 +2853,7 @@
         <w:pStyle w:val="Compact"/>
         <w:numPr>
           <w:ilvl w:val="0"/>
-          <w:numId w:val="1004"/>
-        </w:numPr>
-      </w:pPr>
-      <w:r>
-        <w:rPr>
-          <w:b/>
-          <w:bCs/>
-        </w:rPr>
-        <w:t xml:space="preserve">A running demonstration you can use.</w:t>
-      </w:r>
-      <w:r>
-        <w:t xml:space="preserve"> </w:t>
-      </w:r>
-      <w:r>
-        <w:t xml:space="preserve">There is a working copy of the tool. Sign</w:t>
-      </w:r>
-      <w:r>
-        <w:t xml:space="preserve"> </w:t>
-      </w:r>
-      <w:r>
-        <w:t xml:space="preserve">in with the temporary user name</w:t>
-      </w:r>
-      <w:r>
-        <w:t xml:space="preserve"> </w:t>
-      </w:r>
-      <w:r>
-        <w:rPr>
-          <w:rStyle w:val="VerbatimChar"/>
-        </w:rPr>
-        <w:t xml:space="preserve">admin</w:t>
-      </w:r>
-      <w:r>
-        <w:t xml:space="preserve"> </w:t>
-      </w:r>
-      <w:r>
-        <w:t xml:space="preserve">and password</w:t>
-      </w:r>
-      <w:r>
-        <w:t xml:space="preserve"> </w:t>
-      </w:r>
-      <w:r>
-        <w:rPr>
-          <w:rStyle w:val="VerbatimChar"/>
-        </w:rPr>
-        <w:t xml:space="preserve">admin</w:t>
-      </w:r>
-      <w:r>
-        <w:t xml:space="preserve"> </w:t>
-      </w:r>
-      <w:r>
-        <w:t xml:space="preserve">and you can open,</w:t>
-      </w:r>
-      <w:r>
-        <w:t xml:space="preserve"> </w:t>
-      </w:r>
-      <w:r>
-        <w:t xml:space="preserve">edit, and preview hundreds of sample articles directly — without changing or</w:t>
-      </w:r>
-      <w:r>
-        <w:t xml:space="preserve"> </w:t>
-      </w:r>
-      <w:r>
-        <w:t xml:space="preserve">saving anything to the real system. Wherever a feature says</w:t>
-      </w:r>
-      <w:r>
-        <w:t xml:space="preserve"> </w:t>
-      </w:r>
-      <w:r>
-        <w:t xml:space="preserve">“you can see this,”</w:t>
-      </w:r>
-      <w:r>
-        <w:t xml:space="preserve"> </w:t>
-      </w:r>
-      <w:r>
-        <w:t xml:space="preserve">this demonstration is where you see it.</w:t>
-      </w:r>
-    </w:p>
-    <w:p>
-      <w:pPr>
-        <w:pStyle w:val="Compact"/>
-        <w:numPr>
-          <w:ilvl w:val="0"/>
-          <w:numId w:val="1004"/>
-        </w:numPr>
-      </w:pPr>
-      <w:r>
-        <w:rPr>
-          <w:b/>
-          <w:bCs/>
-        </w:rPr>
-        <w:t xml:space="preserve">An automated test suite.</w:t>
-      </w:r>
-      <w:r>
-        <w:t xml:space="preserve"> </w:t>
-      </w:r>
-      <w:r>
-        <w:t xml:space="preserve">The project carries</w:t>
-      </w:r>
-      <w:r>
-        <w:t xml:space="preserve"> </w:t>
-      </w:r>
-      <w:r>
-        <w:rPr>
-          <w:b/>
-          <w:bCs/>
-        </w:rPr>
-        <w:t xml:space="preserve">375 automated tests</w:t>
-      </w:r>
-      <w:r>
-        <w:t xml:space="preserve"> </w:t>
-      </w:r>
-      <w:r>
-        <w:t xml:space="preserve">— small</w:t>
-      </w:r>
-      <w:r>
-        <w:t xml:space="preserve"> </w:t>
-      </w:r>
-      <w:r>
-        <w:t xml:space="preserve">programs that re-check the tool’s promises every time the code changes and stop</w:t>
-      </w:r>
-      <w:r>
-        <w:t xml:space="preserve"> </w:t>
-      </w:r>
-      <w:r>
-        <w:t xml:space="preserve">the work if a promise breaks. When this document says a promise is</w:t>
-      </w:r>
-      <w:r>
-        <w:t xml:space="preserve"> </w:t>
-      </w:r>
-      <w:r>
-        <w:t xml:space="preserve">“guaranteed,”</w:t>
-      </w:r>
-      <w:r>
-        <w:t xml:space="preserve"> </w:t>
-      </w:r>
-      <w:r>
-        <w:t xml:space="preserve">a</w:t>
-      </w:r>
-      <w:r>
-        <w:t xml:space="preserve"> </w:t>
-      </w:r>
-      <w:r>
-        <w:t xml:space="preserve">test enforces it.</w:t>
-      </w:r>
-    </w:p>
-    <w:p>
-      <w:pPr>
-        <w:pStyle w:val="Compact"/>
-        <w:numPr>
-          <w:ilvl w:val="0"/>
-          <w:numId w:val="1004"/>
+          <w:numId w:val="1003"/>
         </w:numPr>
       </w:pPr>
       <w:r>
@@ -1598,8 +2966,8 @@
         </w:pict>
       </w:r>
     </w:p>
-    <w:bookmarkEnd w:id="13"/>
-    <w:bookmarkStart w:id="14" w:name="what-the-studio-is"/>
+    <w:bookmarkEnd w:id="16"/>
+    <w:bookmarkStart w:id="17" w:name="what-the-studio-is"/>
     <w:p>
       <w:pPr>
         <w:pStyle w:val="Heading2"/>
@@ -1873,8 +3241,8 @@
         </w:pict>
       </w:r>
     </w:p>
-    <w:bookmarkEnd w:id="14"/>
-    <w:bookmarkStart w:id="22" w:name="the-real-scope-behind-post-an-article"/>
+    <w:bookmarkEnd w:id="17"/>
+    <w:bookmarkStart w:id="25" w:name="the-real-scope-behind-post-an-article"/>
     <w:p>
       <w:pPr>
         <w:pStyle w:val="Heading2"/>
@@ -1993,7 +3361,7 @@
         <w:t xml:space="preserve">part below the waterline visible, so the scope is on the table rather than implied.</w:t>
       </w:r>
     </w:p>
-    <w:bookmarkStart w:id="15" w:name="modeling-the-research-content-faithfully"/>
+    <w:bookmarkStart w:id="18" w:name="modeling-the-research-content-faithfully"/>
     <w:p>
       <w:pPr>
         <w:pStyle w:val="Heading3"/>
@@ -2158,8 +3526,8 @@
         <w:t xml:space="preserve">faith.</w:t>
       </w:r>
     </w:p>
-    <w:bookmarkEnd w:id="15"/>
-    <w:bookmarkStart w:id="16" w:name="Xa29f5e5cea5175878ad7fc77ac144c5fc635d32"/>
+    <w:bookmarkEnd w:id="18"/>
+    <w:bookmarkStart w:id="19" w:name="Xa29f5e5cea5175878ad7fc77ac144c5fc635d32"/>
     <w:p>
       <w:pPr>
         <w:pStyle w:val="Heading3"/>
@@ -2353,8 +3721,8 @@
         <w:t xml:space="preserve">“let them log in.”</w:t>
       </w:r>
     </w:p>
-    <w:bookmarkEnd w:id="16"/>
-    <w:bookmarkStart w:id="17" w:name="Xc20969eebf7a62c30281e254388fd69129d13c5"/>
+    <w:bookmarkEnd w:id="19"/>
+    <w:bookmarkStart w:id="20" w:name="Xc20969eebf7a62c30281e254388fd69129d13c5"/>
     <w:p>
       <w:pPr>
         <w:pStyle w:val="Heading3"/>
@@ -2593,8 +3961,8 @@
         <w:t xml:space="preserve">as being cautious.</w:t>
       </w:r>
     </w:p>
-    <w:bookmarkEnd w:id="17"/>
-    <w:bookmarkStart w:id="18" w:name="X35f0e0227c21db32ba9cfc26c67ab445c60498b"/>
+    <w:bookmarkEnd w:id="20"/>
+    <w:bookmarkStart w:id="21" w:name="X35f0e0227c21db32ba9cfc26c67ab445c60498b"/>
     <w:p>
       <w:pPr>
         <w:pStyle w:val="Heading3"/>
@@ -2681,8 +4049,8 @@
         <w:t xml:space="preserve">whole build if anyone ever weakens them.</w:t>
       </w:r>
     </w:p>
-    <w:bookmarkEnd w:id="18"/>
-    <w:bookmarkStart w:id="19" w:name="X6d5a74fecf30952c05a2f8b3e5bff96f92f6758"/>
+    <w:bookmarkEnd w:id="21"/>
+    <w:bookmarkStart w:id="22" w:name="X6d5a74fecf30952c05a2f8b3e5bff96f92f6758"/>
     <w:p>
       <w:pPr>
         <w:pStyle w:val="Heading3"/>
@@ -2809,8 +4177,8 @@
         <w:t xml:space="preserve">“preview.”</w:t>
       </w:r>
     </w:p>
-    <w:bookmarkEnd w:id="19"/>
-    <w:bookmarkStart w:id="20" w:name="X95acfa1ea2f3e2066821e20382f4eb208685ad7"/>
+    <w:bookmarkEnd w:id="22"/>
+    <w:bookmarkStart w:id="23" w:name="X95acfa1ea2f3e2066821e20382f4eb208685ad7"/>
     <w:p>
       <w:pPr>
         <w:pStyle w:val="Heading3"/>
@@ -2869,8 +4237,8 @@
         <w:t xml:space="preserve">trivial project. (Section 5 tells that story.)</w:t>
       </w:r>
     </w:p>
-    <w:bookmarkEnd w:id="20"/>
-    <w:bookmarkStart w:id="21" w:name="so-is-it-straightforward"/>
+    <w:bookmarkEnd w:id="23"/>
+    <w:bookmarkStart w:id="24" w:name="so-is-it-straightforward"/>
     <w:p>
       <w:pPr>
         <w:pStyle w:val="Heading3"/>
@@ -2984,9 +4352,9 @@
         </w:pict>
       </w:r>
     </w:p>
-    <w:bookmarkEnd w:id="21"/>
-    <w:bookmarkEnd w:id="22"/>
-    <w:bookmarkStart w:id="32" w:name="whats-working-today"/>
+    <w:bookmarkEnd w:id="24"/>
+    <w:bookmarkEnd w:id="25"/>
+    <w:bookmarkStart w:id="35" w:name="whats-working-today"/>
     <w:p>
       <w:pPr>
         <w:pStyle w:val="Heading2"/>
@@ -3186,7 +4554,7 @@
         <w:t xml:space="preserve">see, or click in that demonstration.</w:t>
       </w:r>
     </w:p>
-    <w:bookmarkStart w:id="23" w:name="X0a4ac86ac5be9dab454159d05cb2489db6464ab"/>
+    <w:bookmarkStart w:id="26" w:name="X0a4ac86ac5be9dab454159d05cb2489db6464ab"/>
     <w:p>
       <w:pPr>
         <w:pStyle w:val="Heading3"/>
@@ -3497,8 +4865,8 @@
         <w:t xml:space="preserve">is backed by its own automated tests.</w:t>
       </w:r>
     </w:p>
-    <w:bookmarkEnd w:id="23"/>
-    <w:bookmarkStart w:id="24" w:name="X03f8f7c4f04537c37a48c664f875b6fabfa0e05"/>
+    <w:bookmarkEnd w:id="26"/>
+    <w:bookmarkStart w:id="27" w:name="X03f8f7c4f04537c37a48c664f875b6fabfa0e05"/>
     <w:p>
       <w:pPr>
         <w:pStyle w:val="Heading3"/>
@@ -3667,6 +5035,694 @@
       </w:pPr>
       <w:r>
         <w:t xml:space="preserve">Two deliberate, smaller choices round this out:</w:t>
+      </w:r>
+    </w:p>
+    <w:p>
+      <w:pPr>
+        <w:pStyle w:val="Compact"/>
+        <w:numPr>
+          <w:ilvl w:val="0"/>
+          <w:numId w:val="1004"/>
+        </w:numPr>
+      </w:pPr>
+      <w:r>
+        <w:t xml:space="preserve">The</w:t>
+      </w:r>
+      <w:r>
+        <w:t xml:space="preserve"> </w:t>
+      </w:r>
+      <w:r>
+        <w:rPr>
+          <w:b/>
+          <w:bCs/>
+        </w:rPr>
+        <w:t xml:space="preserve">Abstract</w:t>
+      </w:r>
+      <w:r>
+        <w:t xml:space="preserve"> </w:t>
+      </w:r>
+      <w:r>
+        <w:t xml:space="preserve">(the short summary) uses a</w:t>
+      </w:r>
+      <w:r>
+        <w:t xml:space="preserve"> </w:t>
+      </w:r>
+      <w:r>
+        <w:rPr>
+          <w:i/>
+          <w:iCs/>
+        </w:rPr>
+        <w:t xml:space="preserve">compact</w:t>
+      </w:r>
+      <w:r>
+        <w:t xml:space="preserve"> </w:t>
+      </w:r>
+      <w:r>
+        <w:t xml:space="preserve">version of the same editor —</w:t>
+      </w:r>
+      <w:r>
+        <w:t xml:space="preserve"> </w:t>
+      </w:r>
+      <w:r>
+        <w:t xml:space="preserve">bold, italic, and links only. References and footnotes are intentionally</w:t>
+      </w:r>
+      <w:r>
+        <w:t xml:space="preserve"> </w:t>
+      </w:r>
+      <w:r>
+        <w:rPr>
+          <w:b/>
+          <w:bCs/>
+        </w:rPr>
+        <w:t xml:space="preserve">not</w:t>
+      </w:r>
+      <w:r>
+        <w:t xml:space="preserve"> </w:t>
+      </w:r>
+      <w:r>
+        <w:t xml:space="preserve">allowed in the abstract, because a summary is not the place for them. Links in the</w:t>
+      </w:r>
+      <w:r>
+        <w:t xml:space="preserve"> </w:t>
+      </w:r>
+      <w:r>
+        <w:t xml:space="preserve">abstract open in a new window.</w:t>
+      </w:r>
+    </w:p>
+    <w:p>
+      <w:pPr>
+        <w:pStyle w:val="Compact"/>
+        <w:numPr>
+          <w:ilvl w:val="0"/>
+          <w:numId w:val="1004"/>
+        </w:numPr>
+      </w:pPr>
+      <w:r>
+        <w:t xml:space="preserve">The</w:t>
+      </w:r>
+      <w:r>
+        <w:t xml:space="preserve"> </w:t>
+      </w:r>
+      <w:r>
+        <w:rPr>
+          <w:b/>
+          <w:bCs/>
+        </w:rPr>
+        <w:t xml:space="preserve">App description</w:t>
+      </w:r>
+      <w:r>
+        <w:t xml:space="preserve"> </w:t>
+      </w:r>
+      <w:r>
+        <w:t xml:space="preserve">uses the full editor, the same as an article body.</w:t>
+      </w:r>
+    </w:p>
+    <w:p>
+      <w:pPr>
+        <w:pStyle w:val="FirstParagraph"/>
+      </w:pPr>
+      <w:r>
+        <w:rPr>
+          <w:i/>
+          <w:iCs/>
+        </w:rPr>
+        <w:t xml:space="preserve">See it:</w:t>
+      </w:r>
+      <w:r>
+        <w:t xml:space="preserve"> </w:t>
+      </w:r>
+      <w:r>
+        <w:t xml:space="preserve">open any sample article in the demonstration and you will see the toolbar,</w:t>
+      </w:r>
+      <w:r>
+        <w:t xml:space="preserve"> </w:t>
+      </w:r>
+      <w:r>
+        <w:t xml:space="preserve">the Headings menu, and the live Preview, and you can type into them yourself.</w:t>
+      </w:r>
+    </w:p>
+    <w:bookmarkEnd w:id="27"/>
+    <w:bookmarkStart w:id="28" w:name="Xc6035bb95406a39770aedd6133a5ca46f974494"/>
+    <w:p>
+      <w:pPr>
+        <w:pStyle w:val="Heading3"/>
+      </w:pPr>
+      <w:r>
+        <w:t xml:space="preserve">(c) Images and files — accessible and safe by construction</w:t>
+      </w:r>
+    </w:p>
+    <w:p>
+      <w:pPr>
+        <w:pStyle w:val="FirstParagraph"/>
+      </w:pPr>
+      <w:r>
+        <w:t xml:space="preserve">Adding an image requires</w:t>
+      </w:r>
+      <w:r>
+        <w:t xml:space="preserve"> </w:t>
+      </w:r>
+      <w:r>
+        <w:rPr>
+          <w:b/>
+          <w:bCs/>
+        </w:rPr>
+        <w:t xml:space="preserve">alt-text</w:t>
+      </w:r>
+      <w:r>
+        <w:t xml:space="preserve"> </w:t>
+      </w:r>
+      <w:r>
+        <w:t xml:space="preserve">(a short written description a screen reader</w:t>
+      </w:r>
+      <w:r>
+        <w:t xml:space="preserve"> </w:t>
+      </w:r>
+      <w:r>
+        <w:t xml:space="preserve">speaks aloud to a person who cannot see the image — a legal accessibility</w:t>
+      </w:r>
+      <w:r>
+        <w:t xml:space="preserve"> </w:t>
+      </w:r>
+      <w:r>
+        <w:t xml:space="preserve">requirement for a public government site) and allows an optional</w:t>
+      </w:r>
+      <w:r>
+        <w:t xml:space="preserve"> </w:t>
+      </w:r>
+      <w:r>
+        <w:rPr>
+          <w:b/>
+          <w:bCs/>
+        </w:rPr>
+        <w:t xml:space="preserve">caption</w:t>
+      </w:r>
+      <w:r>
+        <w:t xml:space="preserve">. The</w:t>
+      </w:r>
+      <w:r>
+        <w:t xml:space="preserve"> </w:t>
+      </w:r>
+      <w:r>
+        <w:t xml:space="preserve">alt-text and caption boxes are right there in the picker, so supplying a description</w:t>
+      </w:r>
+      <w:r>
+        <w:t xml:space="preserve"> </w:t>
+      </w:r>
+      <w:r>
+        <w:t xml:space="preserve">is the natural path, not an afterthought.</w:t>
+      </w:r>
+    </w:p>
+    <w:p>
+      <w:pPr>
+        <w:pStyle w:val="BodyText"/>
+      </w:pPr>
+      <w:r>
+        <w:t xml:space="preserve">Authors also have a</w:t>
+      </w:r>
+      <w:r>
+        <w:t xml:space="preserve"> </w:t>
+      </w:r>
+      <w:r>
+        <w:rPr>
+          <w:b/>
+          <w:bCs/>
+        </w:rPr>
+        <w:t xml:space="preserve">body-image gallery</w:t>
+      </w:r>
+      <w:r>
+        <w:t xml:space="preserve">: upload several images at once, see them</w:t>
+      </w:r>
+      <w:r>
+        <w:t xml:space="preserve"> </w:t>
+      </w:r>
+      <w:r>
+        <w:t xml:space="preserve">as thumbnails in a small panel beside the editor, and click any thumbnail to insert</w:t>
+      </w:r>
+      <w:r>
+        <w:t xml:space="preserve"> </w:t>
+      </w:r>
+      <w:r>
+        <w:t xml:space="preserve">that image at the current cursor position in the article body. This means an author</w:t>
+      </w:r>
+      <w:r>
+        <w:t xml:space="preserve"> </w:t>
+      </w:r>
+      <w:r>
+        <w:t xml:space="preserve">can stage all the images for an article first, then drop them in where they want</w:t>
+      </w:r>
+      <w:r>
+        <w:t xml:space="preserve"> </w:t>
+      </w:r>
+      <w:r>
+        <w:t xml:space="preserve">them — without leaving the editing screen.</w:t>
+      </w:r>
+    </w:p>
+    <w:p>
+      <w:pPr>
+        <w:pStyle w:val="BodyText"/>
+      </w:pPr>
+      <w:r>
+        <w:t xml:space="preserve">The main report file or data file is a simpler</w:t>
+      </w:r>
+      <w:r>
+        <w:t xml:space="preserve"> </w:t>
+      </w:r>
+      <w:r>
+        <w:rPr>
+          <w:b/>
+          <w:bCs/>
+        </w:rPr>
+        <w:t xml:space="preserve">document-or-PDF upload</w:t>
+      </w:r>
+      <w:r>
+        <w:t xml:space="preserve"> </w:t>
+      </w:r>
+      <w:r>
+        <w:t xml:space="preserve">with no</w:t>
+      </w:r>
+      <w:r>
+        <w:t xml:space="preserve"> </w:t>
+      </w:r>
+      <w:r>
+        <w:t xml:space="preserve">alt-text or caption (it’s a file to download, not a picture to describe).</w:t>
+      </w:r>
+    </w:p>
+    <w:p>
+      <w:pPr>
+        <w:pStyle w:val="BodyText"/>
+      </w:pPr>
+      <w:r>
+        <w:t xml:space="preserve">Under the hood, the project holds one line without exception:</w:t>
+      </w:r>
+      <w:r>
+        <w:t xml:space="preserve"> </w:t>
+      </w:r>
+      <w:r>
+        <w:rPr>
+          <w:b/>
+          <w:bCs/>
+        </w:rPr>
+        <w:t xml:space="preserve">an image is never</w:t>
+      </w:r>
+      <w:r>
+        <w:rPr>
+          <w:b/>
+          <w:bCs/>
+        </w:rPr>
+        <w:t xml:space="preserve"> </w:t>
+      </w:r>
+      <w:r>
+        <w:rPr>
+          <w:b/>
+          <w:bCs/>
+        </w:rPr>
+        <w:t xml:space="preserve">stored as a giant block of embedded text.</w:t>
+      </w:r>
+      <w:r>
+        <w:t xml:space="preserve"> </w:t>
+      </w:r>
+      <w:r>
+        <w:t xml:space="preserve">Every image and every file is uploaded</w:t>
+      </w:r>
+      <w:r>
+        <w:t xml:space="preserve"> </w:t>
+      </w:r>
+      <w:r>
+        <w:t xml:space="preserve">once to a shared store and referenced by a lightweight link — which is exactly what</w:t>
+      </w:r>
+      <w:r>
+        <w:t xml:space="preserve"> </w:t>
+      </w:r>
+      <w:r>
+        <w:t xml:space="preserve">the old 2019 tool got wrong, bloating itself with image data. This is the single</w:t>
+      </w:r>
+      <w:r>
+        <w:t xml:space="preserve"> </w:t>
+      </w:r>
+      <w:r>
+        <w:t xml:space="preserve">rule the team treats as non-negotiable, and it is guaranteed by automated tests that</w:t>
+      </w:r>
+      <w:r>
+        <w:t xml:space="preserve"> </w:t>
+      </w:r>
+      <w:r>
+        <w:t xml:space="preserve">stop the build the instant anyone weakens it.</w:t>
+      </w:r>
+    </w:p>
+    <w:p>
+      <w:pPr>
+        <w:pStyle w:val="BodyText"/>
+      </w:pPr>
+      <w:r>
+        <w:rPr>
+          <w:i/>
+          <w:iCs/>
+        </w:rPr>
+        <w:t xml:space="preserve">See it:</w:t>
+      </w:r>
+      <w:r>
+        <w:t xml:space="preserve"> </w:t>
+      </w:r>
+      <w:r>
+        <w:t xml:space="preserve">the picker shows the alt-text and caption fields and the name of the</w:t>
+      </w:r>
+      <w:r>
+        <w:t xml:space="preserve"> </w:t>
+      </w:r>
+      <w:r>
+        <w:t xml:space="preserve">file you selected; the body-image gallery thumbnails are visible in the editing</w:t>
+      </w:r>
+      <w:r>
+        <w:t xml:space="preserve"> </w:t>
+      </w:r>
+      <w:r>
+        <w:t xml:space="preserve">panel when images have been uploaded to an article; the no-bloated-images rule is</w:t>
+      </w:r>
+      <w:r>
+        <w:t xml:space="preserve"> </w:t>
+      </w:r>
+      <w:r>
+        <w:t xml:space="preserve">enforced by a dedicated guard test that runs across all three content types.</w:t>
+      </w:r>
+    </w:p>
+    <w:bookmarkEnd w:id="28"/>
+    <w:bookmarkStart w:id="29" w:name="X28624134f9040b4e18b38da238a65e95b380030"/>
+    <w:p>
+      <w:pPr>
+        <w:pStyle w:val="Heading3"/>
+      </w:pPr>
+      <w:r>
+        <w:t xml:space="preserve">(d) The save gate — bad or unsafe content can’t be saved</w:t>
+      </w:r>
+    </w:p>
+    <w:p>
+      <w:pPr>
+        <w:pStyle w:val="FirstParagraph"/>
+      </w:pPr>
+      <w:r>
+        <w:t xml:space="preserve">Before anything is written, the Studio checks it. Required fields must be present,</w:t>
+      </w:r>
+      <w:r>
+        <w:t xml:space="preserve"> </w:t>
+      </w:r>
+      <w:r>
+        <w:t xml:space="preserve">values must come from the allowed set, and no forbidden embedded image may sneak in.</w:t>
+      </w:r>
+      <w:r>
+        <w:t xml:space="preserve"> </w:t>
+      </w:r>
+      <w:r>
+        <w:t xml:space="preserve">If something is wrong, the</w:t>
+      </w:r>
+      <w:r>
+        <w:t xml:space="preserve"> </w:t>
+      </w:r>
+      <w:r>
+        <w:rPr>
+          <w:b/>
+          <w:bCs/>
+        </w:rPr>
+        <w:t xml:space="preserve">save is blocked</w:t>
+      </w:r>
+      <w:r>
+        <w:t xml:space="preserve"> </w:t>
+      </w:r>
+      <w:r>
+        <w:t xml:space="preserve">and the person is told, in plain</w:t>
+      </w:r>
+      <w:r>
+        <w:t xml:space="preserve"> </w:t>
+      </w:r>
+      <w:r>
+        <w:t xml:space="preserve">terms, what to fix —</w:t>
+      </w:r>
+      <w:r>
+        <w:t xml:space="preserve"> </w:t>
+      </w:r>
+      <w:r>
+        <w:rPr>
+          <w:i/>
+          <w:iCs/>
+        </w:rPr>
+        <w:t xml:space="preserve">before</w:t>
+      </w:r>
+      <w:r>
+        <w:t xml:space="preserve"> </w:t>
+      </w:r>
+      <w:r>
+        <w:t xml:space="preserve">anything reaches the content system. This is the</w:t>
+      </w:r>
+      <w:r>
+        <w:t xml:space="preserve"> </w:t>
+      </w:r>
+      <w:r>
+        <w:t xml:space="preserve">guarantee from Section 2 made real, standing directly between a person and a save.</w:t>
+      </w:r>
+    </w:p>
+    <w:p>
+      <w:pPr>
+        <w:pStyle w:val="BodyText"/>
+      </w:pPr>
+      <w:r>
+        <w:rPr>
+          <w:i/>
+          <w:iCs/>
+        </w:rPr>
+        <w:t xml:space="preserve">See it:</w:t>
+      </w:r>
+      <w:r>
+        <w:t xml:space="preserve"> </w:t>
+      </w:r>
+      <w:r>
+        <w:t xml:space="preserve">try to save an incomplete draft in the demonstration and the gate stops</w:t>
+      </w:r>
+      <w:r>
+        <w:t xml:space="preserve"> </w:t>
+      </w:r>
+      <w:r>
+        <w:t xml:space="preserve">you with a plain-language message; the gate’s rules are covered by automated tests</w:t>
+      </w:r>
+      <w:r>
+        <w:t xml:space="preserve"> </w:t>
+      </w:r>
+      <w:r>
+        <w:t xml:space="preserve">for every content type.</w:t>
+      </w:r>
+    </w:p>
+    <w:bookmarkEnd w:id="29"/>
+    <w:bookmarkStart w:id="30" w:name="Xcf8e5dd69464254cd29ec3521a1cfe1d11f63d7"/>
+    <w:p>
+      <w:pPr>
+        <w:pStyle w:val="Heading3"/>
+      </w:pPr>
+      <w:r>
+        <w:t xml:space="preserve">(e)</w:t>
+      </w:r>
+      <w:r>
+        <w:t xml:space="preserve"> </w:t>
+      </w:r>
+      <w:r>
+        <w:t xml:space="preserve">“Preview as published”</w:t>
+      </w:r>
+      <w:r>
+        <w:t xml:space="preserve"> </w:t>
+      </w:r>
+      <w:r>
+        <w:t xml:space="preserve">— exactly what the public will see</w:t>
+      </w:r>
+    </w:p>
+    <w:p>
+      <w:pPr>
+        <w:pStyle w:val="FirstParagraph"/>
+      </w:pPr>
+      <w:r>
+        <w:t xml:space="preserve">A</w:t>
+      </w:r>
+      <w:r>
+        <w:t xml:space="preserve"> </w:t>
+      </w:r>
+      <w:r>
+        <w:t xml:space="preserve">“Preview as published”</w:t>
+      </w:r>
+      <w:r>
+        <w:t xml:space="preserve"> </w:t>
+      </w:r>
+      <w:r>
+        <w:t xml:space="preserve">view shows an article</w:t>
+      </w:r>
+      <w:r>
+        <w:t xml:space="preserve"> </w:t>
+      </w:r>
+      <w:r>
+        <w:rPr>
+          <w:b/>
+          <w:bCs/>
+        </w:rPr>
+        <w:t xml:space="preserve">exactly as it will appear on the</w:t>
+      </w:r>
+      <w:r>
+        <w:rPr>
+          <w:b/>
+          <w:bCs/>
+        </w:rPr>
+        <w:t xml:space="preserve"> </w:t>
+      </w:r>
+      <w:r>
+        <w:rPr>
+          <w:b/>
+          <w:bCs/>
+        </w:rPr>
+        <w:t xml:space="preserve">public Research Hub</w:t>
+      </w:r>
+      <w:r>
+        <w:t xml:space="preserve"> </w:t>
+      </w:r>
+      <w:r>
+        <w:t xml:space="preserve">— not roughly, exactly. It uses the same fonts (condensed</w:t>
+      </w:r>
+      <w:r>
+        <w:t xml:space="preserve"> </w:t>
+      </w:r>
+      <w:r>
+        <w:t xml:space="preserve">headings, serif body), shows the bordered abstract, lists all authors, includes a</w:t>
+      </w:r>
+      <w:r>
+        <w:t xml:space="preserve"> </w:t>
+      </w:r>
+      <w:r>
+        <w:t xml:space="preserve">sticky</w:t>
+      </w:r>
+      <w:r>
+        <w:t xml:space="preserve"> </w:t>
+      </w:r>
+      <w:r>
+        <w:rPr>
+          <w:b/>
+          <w:bCs/>
+        </w:rPr>
+        <w:t xml:space="preserve">Table of Contents</w:t>
+      </w:r>
+      <w:r>
+        <w:t xml:space="preserve"> </w:t>
+      </w:r>
+      <w:r>
+        <w:t xml:space="preserve">that follows you as you scroll, the end matter</w:t>
+      </w:r>
+      <w:r>
+        <w:t xml:space="preserve"> </w:t>
+      </w:r>
+      <w:r>
+        <w:t xml:space="preserve">(About-the-Authors, Funding Acknowledgment, Suggested Citation), and a</w:t>
+      </w:r>
+      <w:r>
+        <w:t xml:space="preserve"> </w:t>
+      </w:r>
+      <w:r>
+        <w:rPr>
+          <w:b/>
+          <w:bCs/>
+        </w:rPr>
+        <w:t xml:space="preserve">Print</w:t>
+      </w:r>
+      <w:r>
+        <w:t xml:space="preserve"> </w:t>
+      </w:r>
+      <w:r>
+        <w:t xml:space="preserve">button. This is what staff approve against, so there are no surprises after they</w:t>
+      </w:r>
+      <w:r>
+        <w:t xml:space="preserve"> </w:t>
+      </w:r>
+      <w:r>
+        <w:t xml:space="preserve">sign off.</w:t>
+      </w:r>
+    </w:p>
+    <w:p>
+      <w:pPr>
+        <w:pStyle w:val="BodyText"/>
+      </w:pPr>
+      <w:r>
+        <w:t xml:space="preserve">Each saved draft also gets a</w:t>
+      </w:r>
+      <w:r>
+        <w:t xml:space="preserve"> </w:t>
+      </w:r>
+      <w:r>
+        <w:rPr>
+          <w:b/>
+          <w:bCs/>
+        </w:rPr>
+        <w:t xml:space="preserve">shareable preview link</w:t>
+      </w:r>
+      <w:r>
+        <w:t xml:space="preserve"> </w:t>
+      </w:r>
+      <w:r>
+        <w:t xml:space="preserve">that opens for any signed-in</w:t>
+      </w:r>
+      <w:r>
+        <w:t xml:space="preserve"> </w:t>
+      </w:r>
+      <w:r>
+        <w:t xml:space="preserve">staff member — exactly how a reviewer or a manager opens a specific draft and sees</w:t>
+      </w:r>
+      <w:r>
+        <w:t xml:space="preserve"> </w:t>
+      </w:r>
+      <w:r>
+        <w:t xml:space="preserve">what will publish.</w:t>
+      </w:r>
+    </w:p>
+    <w:p>
+      <w:pPr>
+        <w:pStyle w:val="BodyText"/>
+      </w:pPr>
+      <w:r>
+        <w:rPr>
+          <w:i/>
+          <w:iCs/>
+        </w:rPr>
+        <w:t xml:space="preserve">See it:</w:t>
+      </w:r>
+      <w:r>
+        <w:t xml:space="preserve"> </w:t>
+      </w:r>
+      <w:r>
+        <w:t xml:space="preserve">open the</w:t>
+      </w:r>
+      <w:r>
+        <w:t xml:space="preserve"> </w:t>
+      </w:r>
+      <w:r>
+        <w:t xml:space="preserve">“Preview as published”</w:t>
+      </w:r>
+      <w:r>
+        <w:t xml:space="preserve"> </w:t>
+      </w:r>
+      <w:r>
+        <w:t xml:space="preserve">view on a sample article in the</w:t>
+      </w:r>
+      <w:r>
+        <w:t xml:space="preserve"> </w:t>
+      </w:r>
+      <w:r>
+        <w:t xml:space="preserve">demonstration — the sticky Table of Contents, the all-authors byline, the end</w:t>
+      </w:r>
+      <w:r>
+        <w:t xml:space="preserve"> </w:t>
+      </w:r>
+      <w:r>
+        <w:t xml:space="preserve">matter, and the Print button are all there.</w:t>
+      </w:r>
+    </w:p>
+    <w:bookmarkEnd w:id="30"/>
+    <w:bookmarkStart w:id="31" w:name="f-finding-and-managing-content"/>
+    <w:p>
+      <w:pPr>
+        <w:pStyle w:val="Heading3"/>
+      </w:pPr>
+      <w:r>
+        <w:t xml:space="preserve">(f) Finding and managing content</w:t>
       </w:r>
     </w:p>
     <w:p>
@@ -3678,67 +5734,53 @@
         </w:numPr>
       </w:pPr>
       <w:r>
-        <w:t xml:space="preserve">The</w:t>
-      </w:r>
-      <w:r>
-        <w:t xml:space="preserve"> </w:t>
-      </w:r>
-      <w:r>
-        <w:rPr>
-          <w:b/>
-          <w:bCs/>
-        </w:rPr>
-        <w:t xml:space="preserve">Abstract</w:t>
-      </w:r>
-      <w:r>
-        <w:t xml:space="preserve"> </w:t>
-      </w:r>
-      <w:r>
-        <w:t xml:space="preserve">(the short summary) uses a</w:t>
-      </w:r>
-      <w:r>
-        <w:t xml:space="preserve"> </w:t>
-      </w:r>
-      <w:r>
-        <w:rPr>
-          <w:i/>
-          <w:iCs/>
-        </w:rPr>
-        <w:t xml:space="preserve">compact</w:t>
-      </w:r>
-      <w:r>
-        <w:t xml:space="preserve"> </w:t>
-      </w:r>
-      <w:r>
-        <w:t xml:space="preserve">version of the same editor —</w:t>
-      </w:r>
-      <w:r>
-        <w:t xml:space="preserve"> </w:t>
-      </w:r>
-      <w:r>
-        <w:t xml:space="preserve">bold, italic, and links only. References and footnotes are intentionally</w:t>
-      </w:r>
-      <w:r>
-        <w:t xml:space="preserve"> </w:t>
-      </w:r>
-      <w:r>
-        <w:rPr>
-          <w:b/>
-          <w:bCs/>
-        </w:rPr>
-        <w:t xml:space="preserve">not</w:t>
-      </w:r>
-      <w:r>
-        <w:t xml:space="preserve"> </w:t>
-      </w:r>
-      <w:r>
-        <w:t xml:space="preserve">allowed in the abstract, because a summary is not the place for them. Links in the</w:t>
-      </w:r>
-      <w:r>
-        <w:t xml:space="preserve"> </w:t>
-      </w:r>
-      <w:r>
-        <w:t xml:space="preserve">abstract open in a new window.</w:t>
+        <w:t xml:space="preserve">A</w:t>
+      </w:r>
+      <w:r>
+        <w:t xml:space="preserve"> </w:t>
+      </w:r>
+      <w:r>
+        <w:rPr>
+          <w:b/>
+          <w:bCs/>
+        </w:rPr>
+        <w:t xml:space="preserve">paginated content list</w:t>
+      </w:r>
+      <w:r>
+        <w:t xml:space="preserve"> </w:t>
+      </w:r>
+      <w:r>
+        <w:t xml:space="preserve">shows every item —</w:t>
+      </w:r>
+      <w:r>
+        <w:t xml:space="preserve"> </w:t>
+      </w:r>
+      <w:r>
+        <w:rPr>
+          <w:b/>
+          <w:bCs/>
+        </w:rPr>
+        <w:t xml:space="preserve">Date · Title · Author(s) ·</w:t>
+      </w:r>
+      <w:r>
+        <w:rPr>
+          <w:b/>
+          <w:bCs/>
+        </w:rPr>
+        <w:t xml:space="preserve"> </w:t>
+      </w:r>
+      <w:r>
+        <w:rPr>
+          <w:b/>
+          <w:bCs/>
+        </w:rPr>
+        <w:t xml:space="preserve">Draft/Published status</w:t>
+      </w:r>
+      <w:r>
+        <w:t xml:space="preserve"> </w:t>
+      </w:r>
+      <w:r>
+        <w:t xml:space="preserve">— newest first, so the most recent work is at the top.</w:t>
       </w:r>
     </w:p>
     <w:p>
@@ -3750,23 +5792,71 @@
         </w:numPr>
       </w:pPr>
       <w:r>
-        <w:t xml:space="preserve">The</w:t>
-      </w:r>
-      <w:r>
-        <w:t xml:space="preserve"> </w:t>
-      </w:r>
-      <w:r>
-        <w:rPr>
-          <w:b/>
-          <w:bCs/>
-        </w:rPr>
-        <w:t xml:space="preserve">App description</w:t>
-      </w:r>
-      <w:r>
-        <w:t xml:space="preserve"> </w:t>
-      </w:r>
-      <w:r>
-        <w:t xml:space="preserve">uses the full editor, the same as an article body.</w:t>
+        <w:rPr>
+          <w:b/>
+          <w:bCs/>
+        </w:rPr>
+        <w:t xml:space="preserve">One-click</w:t>
+      </w:r>
+      <w:r>
+        <w:rPr>
+          <w:b/>
+          <w:bCs/>
+        </w:rPr>
+        <w:t xml:space="preserve"> </w:t>
+      </w:r>
+      <w:r>
+        <w:rPr>
+          <w:b/>
+          <w:bCs/>
+        </w:rPr>
+        <w:t xml:space="preserve">“Add sample article / app / dataset”</w:t>
+      </w:r>
+      <w:r>
+        <w:t xml:space="preserve"> </w:t>
+      </w:r>
+      <w:r>
+        <w:t xml:space="preserve">buttons instantly fill in a</w:t>
+      </w:r>
+      <w:r>
+        <w:t xml:space="preserve"> </w:t>
+      </w:r>
+      <w:r>
+        <w:t xml:space="preserve">complete, realistic draft, so the tool can be demonstrated on demand without</w:t>
+      </w:r>
+      <w:r>
+        <w:t xml:space="preserve"> </w:t>
+      </w:r>
+      <w:r>
+        <w:t xml:space="preserve">typing one out by hand.</w:t>
+      </w:r>
+    </w:p>
+    <w:p>
+      <w:pPr>
+        <w:pStyle w:val="Compact"/>
+        <w:numPr>
+          <w:ilvl w:val="0"/>
+          <w:numId w:val="1005"/>
+        </w:numPr>
+      </w:pPr>
+      <w:r>
+        <w:rPr>
+          <w:b/>
+          <w:bCs/>
+        </w:rPr>
+        <w:t xml:space="preserve">Light and dark mode</w:t>
+      </w:r>
+      <w:r>
+        <w:t xml:space="preserve"> </w:t>
+      </w:r>
+      <w:r>
+        <w:t xml:space="preserve">(it defaults to light; dark is opt-in) with the official</w:t>
+      </w:r>
+      <w:r>
+        <w:t xml:space="preserve"> </w:t>
+      </w:r>
+      <w:r>
+        <w:t xml:space="preserve">ICJIA logo in the header. The theme toggle is the last button in the navigation.</w:t>
       </w:r>
     </w:p>
     <w:p>
@@ -3784,23 +5874,23 @@
         <w:t xml:space="preserve"> </w:t>
       </w:r>
       <w:r>
-        <w:t xml:space="preserve">open any sample article in the demonstration and you will see the toolbar,</w:t>
-      </w:r>
-      <w:r>
-        <w:t xml:space="preserve"> </w:t>
-      </w:r>
-      <w:r>
-        <w:t xml:space="preserve">the Headings menu, and the live Preview, and you can type into them yourself.</w:t>
-      </w:r>
-    </w:p>
-    <w:bookmarkEnd w:id="24"/>
-    <w:bookmarkStart w:id="25" w:name="Xc6035bb95406a39770aedd6133a5ca46f974494"/>
+        <w:t xml:space="preserve">all three are visible the moment you sign in to the demonstration — the</w:t>
+      </w:r>
+      <w:r>
+        <w:t xml:space="preserve"> </w:t>
+      </w:r>
+      <w:r>
+        <w:t xml:space="preserve">sortable list, the sample buttons, and the theme toggle.</w:t>
+      </w:r>
+    </w:p>
+    <w:bookmarkEnd w:id="31"/>
+    <w:bookmarkStart w:id="32" w:name="X73306b0fe89e38ae21ea2d9f116dffdc67ec2bb"/>
     <w:p>
       <w:pPr>
         <w:pStyle w:val="Heading3"/>
       </w:pPr>
       <w:r>
-        <w:t xml:space="preserve">(c) Images and files — accessible and safe by construction</w:t>
+        <w:t xml:space="preserve">(g) A self-contained Demo Mode for safe demonstrations</w:t>
       </w:r>
     </w:p>
     <w:p>
@@ -3808,197 +5898,133 @@
         <w:pStyle w:val="FirstParagraph"/>
       </w:pPr>
       <w:r>
-        <w:t xml:space="preserve">Adding an image requires</w:t>
-      </w:r>
-      <w:r>
-        <w:t xml:space="preserve"> </w:t>
-      </w:r>
-      <w:r>
-        <w:rPr>
-          <w:b/>
-          <w:bCs/>
-        </w:rPr>
-        <w:t xml:space="preserve">alt-text</w:t>
-      </w:r>
-      <w:r>
-        <w:t xml:space="preserve"> </w:t>
-      </w:r>
-      <w:r>
-        <w:t xml:space="preserve">(a short written description a screen reader</w:t>
-      </w:r>
-      <w:r>
-        <w:t xml:space="preserve"> </w:t>
-      </w:r>
-      <w:r>
-        <w:t xml:space="preserve">speaks aloud to a person who cannot see the image — a legal accessibility</w:t>
-      </w:r>
-      <w:r>
-        <w:t xml:space="preserve"> </w:t>
-      </w:r>
-      <w:r>
-        <w:t xml:space="preserve">requirement for a public government site) and allows an optional</w:t>
-      </w:r>
-      <w:r>
-        <w:t xml:space="preserve"> </w:t>
-      </w:r>
-      <w:r>
-        <w:rPr>
-          <w:b/>
-          <w:bCs/>
-        </w:rPr>
-        <w:t xml:space="preserve">caption</w:t>
-      </w:r>
-      <w:r>
-        <w:t xml:space="preserve">. The</w:t>
-      </w:r>
-      <w:r>
-        <w:t xml:space="preserve"> </w:t>
-      </w:r>
-      <w:r>
-        <w:t xml:space="preserve">alt-text and caption boxes are right there in the picker, so supplying a description</w:t>
-      </w:r>
-      <w:r>
-        <w:t xml:space="preserve"> </w:t>
-      </w:r>
-      <w:r>
-        <w:t xml:space="preserve">is the natural path, not an afterthought.</w:t>
-      </w:r>
-    </w:p>
-    <w:p>
-      <w:pPr>
-        <w:pStyle w:val="BodyText"/>
-      </w:pPr>
-      <w:r>
-        <w:t xml:space="preserve">Authors also have a</w:t>
-      </w:r>
-      <w:r>
-        <w:t xml:space="preserve"> </w:t>
-      </w:r>
-      <w:r>
-        <w:rPr>
-          <w:b/>
-          <w:bCs/>
-        </w:rPr>
-        <w:t xml:space="preserve">body-image gallery</w:t>
-      </w:r>
-      <w:r>
-        <w:t xml:space="preserve">: upload several images at once, see them</w:t>
-      </w:r>
-      <w:r>
-        <w:t xml:space="preserve"> </w:t>
-      </w:r>
-      <w:r>
-        <w:t xml:space="preserve">as thumbnails in a small panel beside the editor, and click any thumbnail to insert</w:t>
-      </w:r>
-      <w:r>
-        <w:t xml:space="preserve"> </w:t>
-      </w:r>
-      <w:r>
-        <w:t xml:space="preserve">that image at the current cursor position in the article body. This means an author</w:t>
-      </w:r>
-      <w:r>
-        <w:t xml:space="preserve"> </w:t>
-      </w:r>
-      <w:r>
-        <w:t xml:space="preserve">can stage all the images for an article first, then drop them in where they want</w:t>
-      </w:r>
-      <w:r>
-        <w:t xml:space="preserve"> </w:t>
-      </w:r>
-      <w:r>
-        <w:t xml:space="preserve">them — without leaving the editing screen.</w:t>
-      </w:r>
-    </w:p>
-    <w:p>
-      <w:pPr>
-        <w:pStyle w:val="BodyText"/>
-      </w:pPr>
-      <w:r>
-        <w:t xml:space="preserve">The main report file or data file is a simpler</w:t>
-      </w:r>
-      <w:r>
-        <w:t xml:space="preserve"> </w:t>
-      </w:r>
-      <w:r>
-        <w:rPr>
-          <w:b/>
-          <w:bCs/>
-        </w:rPr>
-        <w:t xml:space="preserve">document-or-PDF upload</w:t>
-      </w:r>
-      <w:r>
-        <w:t xml:space="preserve"> </w:t>
-      </w:r>
-      <w:r>
-        <w:t xml:space="preserve">with no</w:t>
-      </w:r>
-      <w:r>
-        <w:t xml:space="preserve"> </w:t>
-      </w:r>
-      <w:r>
-        <w:t xml:space="preserve">alt-text or caption (it’s a file to download, not a picture to describe).</w:t>
-      </w:r>
-    </w:p>
-    <w:p>
-      <w:pPr>
-        <w:pStyle w:val="BodyText"/>
-      </w:pPr>
-      <w:r>
-        <w:t xml:space="preserve">Under the hood, the project holds one line without exception:</w:t>
-      </w:r>
-      <w:r>
-        <w:t xml:space="preserve"> </w:t>
-      </w:r>
-      <w:r>
-        <w:rPr>
-          <w:b/>
-          <w:bCs/>
-        </w:rPr>
-        <w:t xml:space="preserve">an image is never</w:t>
-      </w:r>
-      <w:r>
-        <w:rPr>
-          <w:b/>
-          <w:bCs/>
-        </w:rPr>
-        <w:t xml:space="preserve"> </w:t>
-      </w:r>
-      <w:r>
-        <w:rPr>
-          <w:b/>
-          <w:bCs/>
-        </w:rPr>
-        <w:t xml:space="preserve">stored as a giant block of embedded text.</w:t>
-      </w:r>
-      <w:r>
-        <w:t xml:space="preserve"> </w:t>
-      </w:r>
-      <w:r>
-        <w:t xml:space="preserve">Every image and every file is uploaded</w:t>
-      </w:r>
-      <w:r>
-        <w:t xml:space="preserve"> </w:t>
-      </w:r>
-      <w:r>
-        <w:t xml:space="preserve">once to a shared store and referenced by a lightweight link — which is exactly what</w:t>
-      </w:r>
-      <w:r>
-        <w:t xml:space="preserve"> </w:t>
-      </w:r>
-      <w:r>
-        <w:t xml:space="preserve">the old 2019 tool got wrong, bloating itself with image data. This is the single</w:t>
-      </w:r>
-      <w:r>
-        <w:t xml:space="preserve"> </w:t>
-      </w:r>
-      <w:r>
-        <w:t xml:space="preserve">rule the team treats as non-negotiable, and it is guaranteed by automated tests that</w:t>
-      </w:r>
-      <w:r>
-        <w:t xml:space="preserve"> </w:t>
-      </w:r>
-      <w:r>
-        <w:t xml:space="preserve">stop the build the instant anyone weakens it.</w:t>
+        <w:t xml:space="preserve">The temporary</w:t>
+      </w:r>
+      <w:r>
+        <w:t xml:space="preserve"> </w:t>
+      </w:r>
+      <w:r>
+        <w:rPr>
+          <w:rStyle w:val="VerbatimChar"/>
+        </w:rPr>
+        <w:t xml:space="preserve">admin</w:t>
+      </w:r>
+      <w:r>
+        <w:t xml:space="preserve"> </w:t>
+      </w:r>
+      <w:r>
+        <w:t xml:space="preserve">/</w:t>
+      </w:r>
+      <w:r>
+        <w:t xml:space="preserve"> </w:t>
+      </w:r>
+      <w:r>
+        <w:rPr>
+          <w:rStyle w:val="VerbatimChar"/>
+        </w:rPr>
+        <w:t xml:space="preserve">admin</w:t>
+      </w:r>
+      <w:r>
+        <w:t xml:space="preserve"> </w:t>
+      </w:r>
+      <w:r>
+        <w:t xml:space="preserve">login opens a</w:t>
+      </w:r>
+      <w:r>
+        <w:t xml:space="preserve"> </w:t>
+      </w:r>
+      <w:r>
+        <w:rPr>
+          <w:b/>
+          <w:bCs/>
+        </w:rPr>
+        <w:t xml:space="preserve">fully self-contained Demo Mode</w:t>
+      </w:r>
+      <w:r>
+        <w:t xml:space="preserve">:</w:t>
+      </w:r>
+      <w:r>
+        <w:t xml:space="preserve"> </w:t>
+      </w:r>
+      <w:r>
+        <w:rPr>
+          <w:b/>
+          <w:bCs/>
+        </w:rPr>
+        <w:t xml:space="preserve">200-plus full-length sample articles</w:t>
+      </w:r>
+      <w:r>
+        <w:t xml:space="preserve"> </w:t>
+      </w:r>
+      <w:r>
+        <w:t xml:space="preserve">— each with complete sections, figures, and</w:t>
+      </w:r>
+      <w:r>
+        <w:t xml:space="preserve"> </w:t>
+      </w:r>
+      <w:r>
+        <w:t xml:space="preserve">working footnote references — held in memory, fully clickable for editing and</w:t>
+      </w:r>
+      <w:r>
+        <w:t xml:space="preserve"> </w:t>
+      </w:r>
+      <w:r>
+        <w:t xml:space="preserve">previewing, that</w:t>
+      </w:r>
+      <w:r>
+        <w:t xml:space="preserve"> </w:t>
+      </w:r>
+      <w:r>
+        <w:rPr>
+          <w:b/>
+          <w:bCs/>
+        </w:rPr>
+        <w:t xml:space="preserve">never save anything to the live system</w:t>
+      </w:r>
+      <w:r>
+        <w:t xml:space="preserve">. Every word in the demo</w:t>
+      </w:r>
+      <w:r>
+        <w:t xml:space="preserve"> </w:t>
+      </w:r>
+      <w:r>
+        <w:t xml:space="preserve">is fake: lorem ipsum body text and made-up names. No real ICJIA person, topic,</w:t>
+      </w:r>
+      <w:r>
+        <w:t xml:space="preserve"> </w:t>
+      </w:r>
+      <w:r>
+        <w:t xml:space="preserve">grant, or finding is ever shown on a demo screen. It exists so the tool can be shown</w:t>
+      </w:r>
+      <w:r>
+        <w:t xml:space="preserve"> </w:t>
+      </w:r>
+      <w:r>
+        <w:t xml:space="preserve">to managers, reviewers, or leadership safely, with zero risk to live information and</w:t>
+      </w:r>
+      <w:r>
+        <w:t xml:space="preserve"> </w:t>
+      </w:r>
+      <w:r>
+        <w:t xml:space="preserve">no risk of real ICJIA content appearing in a screenshot or a walkthrough.</w:t>
+      </w:r>
+      <w:r>
+        <w:t xml:space="preserve"> </w:t>
+      </w:r>
+      <w:r>
+        <w:t xml:space="preserve">(This convenience login is temporary and is removed before the tool goes to</w:t>
+      </w:r>
+      <w:r>
+        <w:t xml:space="preserve"> </w:t>
+      </w:r>
+      <w:r>
+        <w:t xml:space="preserve">production — see Section 4, the note at the end of Section 5, and the security note</w:t>
+      </w:r>
+      <w:r>
+        <w:t xml:space="preserve"> </w:t>
+      </w:r>
+      <w:r>
+        <w:t xml:space="preserve">in Section 6.)</w:t>
       </w:r>
     </w:p>
     <w:p>
@@ -4016,35 +6042,29 @@
         <w:t xml:space="preserve"> </w:t>
       </w:r>
       <w:r>
-        <w:t xml:space="preserve">the picker shows the alt-text and caption fields and the name of the</w:t>
-      </w:r>
-      <w:r>
-        <w:t xml:space="preserve"> </w:t>
-      </w:r>
-      <w:r>
-        <w:t xml:space="preserve">file you selected; the body-image gallery thumbnails are visible in the editing</w:t>
-      </w:r>
-      <w:r>
-        <w:t xml:space="preserve"> </w:t>
-      </w:r>
-      <w:r>
-        <w:t xml:space="preserve">panel when images have been uploaded to an article; the no-bloated-images rule is</w:t>
-      </w:r>
-      <w:r>
-        <w:t xml:space="preserve"> </w:t>
-      </w:r>
-      <w:r>
-        <w:t xml:space="preserve">enforced by a dedicated guard test that runs across all three content types.</w:t>
-      </w:r>
-    </w:p>
-    <w:bookmarkEnd w:id="25"/>
-    <w:bookmarkStart w:id="26" w:name="X28624134f9040b4e18b38da238a65e95b380030"/>
+        <w:t xml:space="preserve">this is the demonstration you have been using to check every other item.</w:t>
+      </w:r>
+      <w:r>
+        <w:t xml:space="preserve"> </w:t>
+      </w:r>
+      <w:r>
+        <w:t xml:space="preserve">Open any sample article and you will see full multi-section body text, figures, and</w:t>
+      </w:r>
+      <w:r>
+        <w:t xml:space="preserve"> </w:t>
+      </w:r>
+      <w:r>
+        <w:t xml:space="preserve">footnotes — all entirely fabricated.</w:t>
+      </w:r>
+    </w:p>
+    <w:bookmarkEnd w:id="32"/>
+    <w:bookmarkStart w:id="33" w:name="h-built-but-waiting-to-be-switched-on"/>
     <w:p>
       <w:pPr>
         <w:pStyle w:val="Heading3"/>
       </w:pPr>
       <w:r>
-        <w:t xml:space="preserve">(d) The save gate — bad or unsafe content can’t be saved</w:t>
+        <w:t xml:space="preserve">(h) Built but waiting to be switched on</w:t>
       </w:r>
     </w:p>
     <w:p>
@@ -4052,309 +6072,35 @@
         <w:pStyle w:val="FirstParagraph"/>
       </w:pPr>
       <w:r>
-        <w:t xml:space="preserve">Before anything is written, the Studio checks it. Required fields must be present,</w:t>
-      </w:r>
-      <w:r>
-        <w:t xml:space="preserve"> </w:t>
-      </w:r>
-      <w:r>
-        <w:t xml:space="preserve">values must come from the allowed set, and no forbidden embedded image may sneak in.</w:t>
-      </w:r>
-      <w:r>
-        <w:t xml:space="preserve"> </w:t>
-      </w:r>
-      <w:r>
-        <w:t xml:space="preserve">If something is wrong, the</w:t>
-      </w:r>
-      <w:r>
-        <w:t xml:space="preserve"> </w:t>
-      </w:r>
-      <w:r>
-        <w:rPr>
-          <w:b/>
-          <w:bCs/>
-        </w:rPr>
-        <w:t xml:space="preserve">save is blocked</w:t>
-      </w:r>
-      <w:r>
-        <w:t xml:space="preserve"> </w:t>
-      </w:r>
-      <w:r>
-        <w:t xml:space="preserve">and the person is told, in plain</w:t>
-      </w:r>
-      <w:r>
-        <w:t xml:space="preserve"> </w:t>
-      </w:r>
-      <w:r>
-        <w:t xml:space="preserve">terms, what to fix —</w:t>
-      </w:r>
-      <w:r>
-        <w:t xml:space="preserve"> </w:t>
-      </w:r>
-      <w:r>
-        <w:rPr>
-          <w:i/>
-          <w:iCs/>
-        </w:rPr>
-        <w:t xml:space="preserve">before</w:t>
-      </w:r>
-      <w:r>
-        <w:t xml:space="preserve"> </w:t>
-      </w:r>
-      <w:r>
-        <w:t xml:space="preserve">anything reaches the content system. This is the</w:t>
-      </w:r>
-      <w:r>
-        <w:t xml:space="preserve"> </w:t>
-      </w:r>
-      <w:r>
-        <w:t xml:space="preserve">guarantee from Section 2 made real, standing directly between a person and a save.</w:t>
-      </w:r>
-    </w:p>
-    <w:p>
-      <w:pPr>
-        <w:pStyle w:val="BodyText"/>
-      </w:pPr>
-      <w:r>
-        <w:rPr>
-          <w:i/>
-          <w:iCs/>
-        </w:rPr>
-        <w:t xml:space="preserve">See it:</w:t>
-      </w:r>
-      <w:r>
-        <w:t xml:space="preserve"> </w:t>
-      </w:r>
-      <w:r>
-        <w:t xml:space="preserve">try to save an incomplete draft in the demonstration and the gate stops</w:t>
-      </w:r>
-      <w:r>
-        <w:t xml:space="preserve"> </w:t>
-      </w:r>
-      <w:r>
-        <w:t xml:space="preserve">you with a plain-language message; the gate’s rules are covered by automated tests</w:t>
-      </w:r>
-      <w:r>
-        <w:t xml:space="preserve"> </w:t>
-      </w:r>
-      <w:r>
-        <w:t xml:space="preserve">for every content type.</w:t>
-      </w:r>
-    </w:p>
-    <w:bookmarkEnd w:id="26"/>
-    <w:bookmarkStart w:id="27" w:name="Xcf8e5dd69464254cd29ec3521a1cfe1d11f63d7"/>
-    <w:p>
-      <w:pPr>
-        <w:pStyle w:val="Heading3"/>
-      </w:pPr>
-      <w:r>
-        <w:t xml:space="preserve">(e)</w:t>
-      </w:r>
-      <w:r>
-        <w:t xml:space="preserve"> </w:t>
-      </w:r>
-      <w:r>
-        <w:t xml:space="preserve">“Preview as published”</w:t>
-      </w:r>
-      <w:r>
-        <w:t xml:space="preserve"> </w:t>
-      </w:r>
-      <w:r>
-        <w:t xml:space="preserve">— exactly what the public will see</w:t>
-      </w:r>
-    </w:p>
-    <w:p>
-      <w:pPr>
-        <w:pStyle w:val="FirstParagraph"/>
-      </w:pPr>
-      <w:r>
-        <w:t xml:space="preserve">A</w:t>
-      </w:r>
-      <w:r>
-        <w:t xml:space="preserve"> </w:t>
-      </w:r>
-      <w:r>
-        <w:t xml:space="preserve">“Preview as published”</w:t>
-      </w:r>
-      <w:r>
-        <w:t xml:space="preserve"> </w:t>
-      </w:r>
-      <w:r>
-        <w:t xml:space="preserve">view shows an article</w:t>
-      </w:r>
-      <w:r>
-        <w:t xml:space="preserve"> </w:t>
-      </w:r>
-      <w:r>
-        <w:rPr>
-          <w:b/>
-          <w:bCs/>
-        </w:rPr>
-        <w:t xml:space="preserve">exactly as it will appear on the</w:t>
-      </w:r>
-      <w:r>
-        <w:rPr>
-          <w:b/>
-          <w:bCs/>
-        </w:rPr>
-        <w:t xml:space="preserve"> </w:t>
-      </w:r>
-      <w:r>
-        <w:rPr>
-          <w:b/>
-          <w:bCs/>
-        </w:rPr>
-        <w:t xml:space="preserve">public Research Hub</w:t>
-      </w:r>
-      <w:r>
-        <w:t xml:space="preserve"> </w:t>
-      </w:r>
-      <w:r>
-        <w:t xml:space="preserve">— not roughly, exactly. It uses the same fonts (condensed</w:t>
-      </w:r>
-      <w:r>
-        <w:t xml:space="preserve"> </w:t>
-      </w:r>
-      <w:r>
-        <w:t xml:space="preserve">headings, serif body), shows the bordered abstract, lists all authors, includes a</w:t>
-      </w:r>
-      <w:r>
-        <w:t xml:space="preserve"> </w:t>
-      </w:r>
-      <w:r>
-        <w:t xml:space="preserve">sticky</w:t>
-      </w:r>
-      <w:r>
-        <w:t xml:space="preserve"> </w:t>
-      </w:r>
-      <w:r>
-        <w:rPr>
-          <w:b/>
-          <w:bCs/>
-        </w:rPr>
-        <w:t xml:space="preserve">Table of Contents</w:t>
-      </w:r>
-      <w:r>
-        <w:t xml:space="preserve"> </w:t>
-      </w:r>
-      <w:r>
-        <w:t xml:space="preserve">that follows you as you scroll, the end matter</w:t>
-      </w:r>
-      <w:r>
-        <w:t xml:space="preserve"> </w:t>
-      </w:r>
-      <w:r>
-        <w:t xml:space="preserve">(About-the-Authors, Funding Acknowledgment, Suggested Citation), and a</w:t>
-      </w:r>
-      <w:r>
-        <w:t xml:space="preserve"> </w:t>
-      </w:r>
-      <w:r>
-        <w:rPr>
-          <w:b/>
-          <w:bCs/>
-        </w:rPr>
-        <w:t xml:space="preserve">Print</w:t>
-      </w:r>
-      <w:r>
-        <w:t xml:space="preserve"> </w:t>
-      </w:r>
-      <w:r>
-        <w:t xml:space="preserve">button. This is what staff approve against, so there are no surprises after they</w:t>
-      </w:r>
-      <w:r>
-        <w:t xml:space="preserve"> </w:t>
-      </w:r>
-      <w:r>
-        <w:t xml:space="preserve">sign off.</w:t>
-      </w:r>
-    </w:p>
-    <w:p>
-      <w:pPr>
-        <w:pStyle w:val="BodyText"/>
-      </w:pPr>
-      <w:r>
-        <w:t xml:space="preserve">Each saved draft also gets a</w:t>
-      </w:r>
-      <w:r>
-        <w:t xml:space="preserve"> </w:t>
-      </w:r>
-      <w:r>
-        <w:rPr>
-          <w:b/>
-          <w:bCs/>
-        </w:rPr>
-        <w:t xml:space="preserve">shareable preview link</w:t>
-      </w:r>
-      <w:r>
-        <w:t xml:space="preserve"> </w:t>
-      </w:r>
-      <w:r>
-        <w:t xml:space="preserve">that opens for any signed-in</w:t>
-      </w:r>
-      <w:r>
-        <w:t xml:space="preserve"> </w:t>
-      </w:r>
-      <w:r>
-        <w:t xml:space="preserve">staff member — exactly how a reviewer or a manager opens a specific draft and sees</w:t>
-      </w:r>
-      <w:r>
-        <w:t xml:space="preserve"> </w:t>
-      </w:r>
-      <w:r>
-        <w:t xml:space="preserve">what will publish.</w:t>
-      </w:r>
-    </w:p>
-    <w:p>
-      <w:pPr>
-        <w:pStyle w:val="BodyText"/>
-      </w:pPr>
-      <w:r>
-        <w:rPr>
-          <w:i/>
-          <w:iCs/>
-        </w:rPr>
-        <w:t xml:space="preserve">See it:</w:t>
-      </w:r>
-      <w:r>
-        <w:t xml:space="preserve"> </w:t>
-      </w:r>
-      <w:r>
-        <w:t xml:space="preserve">open the</w:t>
-      </w:r>
-      <w:r>
-        <w:t xml:space="preserve"> </w:t>
-      </w:r>
-      <w:r>
-        <w:t xml:space="preserve">“Preview as published”</w:t>
-      </w:r>
-      <w:r>
-        <w:t xml:space="preserve"> </w:t>
-      </w:r>
-      <w:r>
-        <w:t xml:space="preserve">view on a sample article in the</w:t>
-      </w:r>
-      <w:r>
-        <w:t xml:space="preserve"> </w:t>
-      </w:r>
-      <w:r>
-        <w:t xml:space="preserve">demonstration — the sticky Table of Contents, the all-authors byline, the end</w:t>
-      </w:r>
-      <w:r>
-        <w:t xml:space="preserve"> </w:t>
-      </w:r>
-      <w:r>
-        <w:t xml:space="preserve">matter, and the Print button are all there.</w:t>
-      </w:r>
-    </w:p>
-    <w:bookmarkEnd w:id="27"/>
-    <w:bookmarkStart w:id="28" w:name="f-finding-and-managing-content"/>
-    <w:p>
-      <w:pPr>
-        <w:pStyle w:val="Heading3"/>
-      </w:pPr>
-      <w:r>
-        <w:t xml:space="preserve">(f) Finding and managing content</w:t>
+        <w:t xml:space="preserve">Three capabilities are</w:t>
+      </w:r>
+      <w:r>
+        <w:t xml:space="preserve"> </w:t>
+      </w:r>
+      <w:r>
+        <w:rPr>
+          <w:b/>
+          <w:bCs/>
+        </w:rPr>
+        <w:t xml:space="preserve">fully built and documented</w:t>
+      </w:r>
+      <w:r>
+        <w:t xml:space="preserve"> </w:t>
+      </w:r>
+      <w:r>
+        <w:t xml:space="preserve">but depend on a setup step</w:t>
+      </w:r>
+      <w:r>
+        <w:t xml:space="preserve"> </w:t>
+      </w:r>
+      <w:r>
+        <w:t xml:space="preserve">that only Research &amp; Analysis can perform, so they are described here as built and</w:t>
+      </w:r>
+      <w:r>
+        <w:t xml:space="preserve"> </w:t>
+      </w:r>
+      <w:r>
+        <w:t xml:space="preserve">listed again in Section 4 with the owner of the remaining step:</w:t>
       </w:r>
     </w:p>
     <w:p>
@@ -4366,53 +6112,70 @@
         </w:numPr>
       </w:pPr>
       <w:r>
-        <w:t xml:space="preserve">A</w:t>
-      </w:r>
-      <w:r>
-        <w:t xml:space="preserve"> </w:t>
-      </w:r>
-      <w:r>
-        <w:rPr>
-          <w:b/>
-          <w:bCs/>
-        </w:rPr>
-        <w:t xml:space="preserve">paginated content list</w:t>
-      </w:r>
-      <w:r>
-        <w:t xml:space="preserve"> </w:t>
-      </w:r>
-      <w:r>
-        <w:t xml:space="preserve">shows every item —</w:t>
-      </w:r>
-      <w:r>
-        <w:t xml:space="preserve"> </w:t>
-      </w:r>
-      <w:r>
-        <w:rPr>
-          <w:b/>
-          <w:bCs/>
-        </w:rPr>
-        <w:t xml:space="preserve">Date · Title · Author(s) ·</w:t>
-      </w:r>
-      <w:r>
-        <w:rPr>
-          <w:b/>
-          <w:bCs/>
-        </w:rPr>
-        <w:t xml:space="preserve"> </w:t>
-      </w:r>
-      <w:r>
-        <w:rPr>
-          <w:b/>
-          <w:bCs/>
-        </w:rPr>
-        <w:t xml:space="preserve">Draft/Published status</w:t>
-      </w:r>
-      <w:r>
-        <w:t xml:space="preserve"> </w:t>
-      </w:r>
-      <w:r>
-        <w:t xml:space="preserve">— newest first, so the most recent work is at the top.</w:t>
+        <w:rPr>
+          <w:b/>
+          <w:bCs/>
+        </w:rPr>
+        <w:t xml:space="preserve">First-login onboarding.</w:t>
+      </w:r>
+      <w:r>
+        <w:t xml:space="preserve"> </w:t>
+      </w:r>
+      <w:r>
+        <w:t xml:space="preserve">The first time an author signs in, the Studio asks for</w:t>
+      </w:r>
+      <w:r>
+        <w:t xml:space="preserve"> </w:t>
+      </w:r>
+      <w:r>
+        <w:t xml:space="preserve">a short profile — chiefly who their reviewer is, and their ICJIA center. The code</w:t>
+      </w:r>
+      <w:r>
+        <w:t xml:space="preserve"> </w:t>
+      </w:r>
+      <w:r>
+        <w:t xml:space="preserve">is built and, importantly,</w:t>
+      </w:r>
+      <w:r>
+        <w:t xml:space="preserve"> </w:t>
+      </w:r>
+      <w:r>
+        <w:rPr>
+          <w:b/>
+          <w:bCs/>
+        </w:rPr>
+        <w:t xml:space="preserve">safe in the meantime</w:t>
+      </w:r>
+      <w:r>
+        <w:t xml:space="preserve">: until Research &amp; Analysis</w:t>
+      </w:r>
+      <w:r>
+        <w:t xml:space="preserve"> </w:t>
+      </w:r>
+      <w:r>
+        <w:t xml:space="preserve">creates the matching storage type in the content system, onboarding stays</w:t>
+      </w:r>
+      <w:r>
+        <w:t xml:space="preserve"> </w:t>
+      </w:r>
+      <w:r>
+        <w:rPr>
+          <w:i/>
+          <w:iCs/>
+        </w:rPr>
+        <w:t xml:space="preserve">dormant</w:t>
+      </w:r>
+      <w:r>
+        <w:t xml:space="preserve"> </w:t>
+      </w:r>
+      <w:r>
+        <w:t xml:space="preserve">and the rest of the Studio works normally; the moment the type exists,</w:t>
+      </w:r>
+      <w:r>
+        <w:t xml:space="preserve"> </w:t>
+      </w:r>
+      <w:r>
+        <w:t xml:space="preserve">onboarding turns on automatically. It cannot lock anyone out by being half-finished.</w:t>
       </w:r>
     </w:p>
     <w:p>
@@ -4428,39 +6191,47 @@
           <w:b/>
           <w:bCs/>
         </w:rPr>
-        <w:t xml:space="preserve">One-click</w:t>
-      </w:r>
-      <w:r>
-        <w:rPr>
-          <w:b/>
-          <w:bCs/>
-        </w:rPr>
-        <w:t xml:space="preserve"> </w:t>
-      </w:r>
-      <w:r>
-        <w:rPr>
-          <w:b/>
-          <w:bCs/>
-        </w:rPr>
-        <w:t xml:space="preserve">“Add sample article / app / dataset”</w:t>
-      </w:r>
-      <w:r>
-        <w:t xml:space="preserve"> </w:t>
-      </w:r>
-      <w:r>
-        <w:t xml:space="preserve">buttons instantly fill in a</w:t>
-      </w:r>
-      <w:r>
-        <w:t xml:space="preserve"> </w:t>
-      </w:r>
-      <w:r>
-        <w:t xml:space="preserve">complete, realistic draft, so the tool can be demonstrated on demand without</w:t>
-      </w:r>
-      <w:r>
-        <w:t xml:space="preserve"> </w:t>
-      </w:r>
-      <w:r>
-        <w:t xml:space="preserve">typing one out by hand.</w:t>
+        <w:t xml:space="preserve">Publish + review-request email.</w:t>
+      </w:r>
+      <w:r>
+        <w:t xml:space="preserve"> </w:t>
+      </w:r>
+      <w:r>
+        <w:t xml:space="preserve">A</w:t>
+      </w:r>
+      <w:r>
+        <w:t xml:space="preserve"> </w:t>
+      </w:r>
+      <w:r>
+        <w:t xml:space="preserve">“Publish”</w:t>
+      </w:r>
+      <w:r>
+        <w:t xml:space="preserve"> </w:t>
+      </w:r>
+      <w:r>
+        <w:t xml:space="preserve">action, plus a button that emails a</w:t>
+      </w:r>
+      <w:r>
+        <w:t xml:space="preserve"> </w:t>
+      </w:r>
+      <w:r>
+        <w:t xml:space="preserve">reviewer a link to the exact preview of a draft, are built. The email sends through</w:t>
+      </w:r>
+      <w:r>
+        <w:t xml:space="preserve"> </w:t>
+      </w:r>
+      <w:r>
+        <w:rPr>
+          <w:b/>
+          <w:bCs/>
+        </w:rPr>
+        <w:t xml:space="preserve">Mailgun</w:t>
+      </w:r>
+      <w:r>
+        <w:t xml:space="preserve"> </w:t>
+      </w:r>
+      <w:r>
+        <w:t xml:space="preserve">(an email-delivery service) once its keys are supplied.</w:t>
       </w:r>
     </w:p>
     <w:p>
@@ -4476,409 +6247,6 @@
           <w:b/>
           <w:bCs/>
         </w:rPr>
-        <w:t xml:space="preserve">Light and dark mode</w:t>
-      </w:r>
-      <w:r>
-        <w:t xml:space="preserve"> </w:t>
-      </w:r>
-      <w:r>
-        <w:t xml:space="preserve">(it defaults to light; dark is opt-in) with the official</w:t>
-      </w:r>
-      <w:r>
-        <w:t xml:space="preserve"> </w:t>
-      </w:r>
-      <w:r>
-        <w:t xml:space="preserve">ICJIA logo in the header. The theme toggle is the last button in the navigation.</w:t>
-      </w:r>
-    </w:p>
-    <w:p>
-      <w:pPr>
-        <w:pStyle w:val="FirstParagraph"/>
-      </w:pPr>
-      <w:r>
-        <w:rPr>
-          <w:i/>
-          <w:iCs/>
-        </w:rPr>
-        <w:t xml:space="preserve">See it:</w:t>
-      </w:r>
-      <w:r>
-        <w:t xml:space="preserve"> </w:t>
-      </w:r>
-      <w:r>
-        <w:t xml:space="preserve">all three are visible the moment you sign in to the demonstration — the</w:t>
-      </w:r>
-      <w:r>
-        <w:t xml:space="preserve"> </w:t>
-      </w:r>
-      <w:r>
-        <w:t xml:space="preserve">sortable list, the sample buttons, and the theme toggle.</w:t>
-      </w:r>
-    </w:p>
-    <w:bookmarkEnd w:id="28"/>
-    <w:bookmarkStart w:id="29" w:name="X73306b0fe89e38ae21ea2d9f116dffdc67ec2bb"/>
-    <w:p>
-      <w:pPr>
-        <w:pStyle w:val="Heading3"/>
-      </w:pPr>
-      <w:r>
-        <w:t xml:space="preserve">(g) A self-contained Demo Mode for safe demonstrations</w:t>
-      </w:r>
-    </w:p>
-    <w:p>
-      <w:pPr>
-        <w:pStyle w:val="FirstParagraph"/>
-      </w:pPr>
-      <w:r>
-        <w:t xml:space="preserve">The temporary</w:t>
-      </w:r>
-      <w:r>
-        <w:t xml:space="preserve"> </w:t>
-      </w:r>
-      <w:r>
-        <w:rPr>
-          <w:rStyle w:val="VerbatimChar"/>
-        </w:rPr>
-        <w:t xml:space="preserve">admin</w:t>
-      </w:r>
-      <w:r>
-        <w:t xml:space="preserve"> </w:t>
-      </w:r>
-      <w:r>
-        <w:t xml:space="preserve">/</w:t>
-      </w:r>
-      <w:r>
-        <w:t xml:space="preserve"> </w:t>
-      </w:r>
-      <w:r>
-        <w:rPr>
-          <w:rStyle w:val="VerbatimChar"/>
-        </w:rPr>
-        <w:t xml:space="preserve">admin</w:t>
-      </w:r>
-      <w:r>
-        <w:t xml:space="preserve"> </w:t>
-      </w:r>
-      <w:r>
-        <w:t xml:space="preserve">login opens a</w:t>
-      </w:r>
-      <w:r>
-        <w:t xml:space="preserve"> </w:t>
-      </w:r>
-      <w:r>
-        <w:rPr>
-          <w:b/>
-          <w:bCs/>
-        </w:rPr>
-        <w:t xml:space="preserve">fully self-contained Demo Mode</w:t>
-      </w:r>
-      <w:r>
-        <w:t xml:space="preserve">:</w:t>
-      </w:r>
-      <w:r>
-        <w:t xml:space="preserve"> </w:t>
-      </w:r>
-      <w:r>
-        <w:rPr>
-          <w:b/>
-          <w:bCs/>
-        </w:rPr>
-        <w:t xml:space="preserve">200-plus full-length sample articles</w:t>
-      </w:r>
-      <w:r>
-        <w:t xml:space="preserve"> </w:t>
-      </w:r>
-      <w:r>
-        <w:t xml:space="preserve">— each with complete sections, figures, and</w:t>
-      </w:r>
-      <w:r>
-        <w:t xml:space="preserve"> </w:t>
-      </w:r>
-      <w:r>
-        <w:t xml:space="preserve">working footnote references — held in memory, fully clickable for editing and</w:t>
-      </w:r>
-      <w:r>
-        <w:t xml:space="preserve"> </w:t>
-      </w:r>
-      <w:r>
-        <w:t xml:space="preserve">previewing, that</w:t>
-      </w:r>
-      <w:r>
-        <w:t xml:space="preserve"> </w:t>
-      </w:r>
-      <w:r>
-        <w:rPr>
-          <w:b/>
-          <w:bCs/>
-        </w:rPr>
-        <w:t xml:space="preserve">never save anything to the live system</w:t>
-      </w:r>
-      <w:r>
-        <w:t xml:space="preserve">. Every word in the demo</w:t>
-      </w:r>
-      <w:r>
-        <w:t xml:space="preserve"> </w:t>
-      </w:r>
-      <w:r>
-        <w:t xml:space="preserve">is fake: lorem ipsum body text and made-up names. No real ICJIA person, topic,</w:t>
-      </w:r>
-      <w:r>
-        <w:t xml:space="preserve"> </w:t>
-      </w:r>
-      <w:r>
-        <w:t xml:space="preserve">grant, or finding is ever shown on a demo screen. It exists so the tool can be shown</w:t>
-      </w:r>
-      <w:r>
-        <w:t xml:space="preserve"> </w:t>
-      </w:r>
-      <w:r>
-        <w:t xml:space="preserve">to managers, reviewers, or leadership safely, with zero risk to live information and</w:t>
-      </w:r>
-      <w:r>
-        <w:t xml:space="preserve"> </w:t>
-      </w:r>
-      <w:r>
-        <w:t xml:space="preserve">no risk of real ICJIA content appearing in a screenshot or a walkthrough.</w:t>
-      </w:r>
-      <w:r>
-        <w:t xml:space="preserve"> </w:t>
-      </w:r>
-      <w:r>
-        <w:t xml:space="preserve">(This convenience login is temporary and is removed before the tool goes to</w:t>
-      </w:r>
-      <w:r>
-        <w:t xml:space="preserve"> </w:t>
-      </w:r>
-      <w:r>
-        <w:t xml:space="preserve">production — see Section 4, the note at the end of Section 5, and the security note</w:t>
-      </w:r>
-      <w:r>
-        <w:t xml:space="preserve"> </w:t>
-      </w:r>
-      <w:r>
-        <w:t xml:space="preserve">in Section 6.)</w:t>
-      </w:r>
-    </w:p>
-    <w:p>
-      <w:pPr>
-        <w:pStyle w:val="BodyText"/>
-      </w:pPr>
-      <w:r>
-        <w:rPr>
-          <w:i/>
-          <w:iCs/>
-        </w:rPr>
-        <w:t xml:space="preserve">See it:</w:t>
-      </w:r>
-      <w:r>
-        <w:t xml:space="preserve"> </w:t>
-      </w:r>
-      <w:r>
-        <w:t xml:space="preserve">this is the demonstration you have been using to check every other item.</w:t>
-      </w:r>
-      <w:r>
-        <w:t xml:space="preserve"> </w:t>
-      </w:r>
-      <w:r>
-        <w:t xml:space="preserve">Open any sample article and you will see full multi-section body text, figures, and</w:t>
-      </w:r>
-      <w:r>
-        <w:t xml:space="preserve"> </w:t>
-      </w:r>
-      <w:r>
-        <w:t xml:space="preserve">footnotes — all entirely fabricated.</w:t>
-      </w:r>
-    </w:p>
-    <w:bookmarkEnd w:id="29"/>
-    <w:bookmarkStart w:id="30" w:name="h-built-but-waiting-to-be-switched-on"/>
-    <w:p>
-      <w:pPr>
-        <w:pStyle w:val="Heading3"/>
-      </w:pPr>
-      <w:r>
-        <w:t xml:space="preserve">(h) Built but waiting to be switched on</w:t>
-      </w:r>
-    </w:p>
-    <w:p>
-      <w:pPr>
-        <w:pStyle w:val="FirstParagraph"/>
-      </w:pPr>
-      <w:r>
-        <w:t xml:space="preserve">Three capabilities are</w:t>
-      </w:r>
-      <w:r>
-        <w:t xml:space="preserve"> </w:t>
-      </w:r>
-      <w:r>
-        <w:rPr>
-          <w:b/>
-          <w:bCs/>
-        </w:rPr>
-        <w:t xml:space="preserve">fully built and documented</w:t>
-      </w:r>
-      <w:r>
-        <w:t xml:space="preserve"> </w:t>
-      </w:r>
-      <w:r>
-        <w:t xml:space="preserve">but depend on a setup step</w:t>
-      </w:r>
-      <w:r>
-        <w:t xml:space="preserve"> </w:t>
-      </w:r>
-      <w:r>
-        <w:t xml:space="preserve">that only Research &amp; Analysis can perform, so they are described here as built and</w:t>
-      </w:r>
-      <w:r>
-        <w:t xml:space="preserve"> </w:t>
-      </w:r>
-      <w:r>
-        <w:t xml:space="preserve">listed again in Section 4 with the owner of the remaining step:</w:t>
-      </w:r>
-    </w:p>
-    <w:p>
-      <w:pPr>
-        <w:pStyle w:val="Compact"/>
-        <w:numPr>
-          <w:ilvl w:val="0"/>
-          <w:numId w:val="1007"/>
-        </w:numPr>
-      </w:pPr>
-      <w:r>
-        <w:rPr>
-          <w:b/>
-          <w:bCs/>
-        </w:rPr>
-        <w:t xml:space="preserve">First-login onboarding.</w:t>
-      </w:r>
-      <w:r>
-        <w:t xml:space="preserve"> </w:t>
-      </w:r>
-      <w:r>
-        <w:t xml:space="preserve">The first time an author signs in, the Studio asks for</w:t>
-      </w:r>
-      <w:r>
-        <w:t xml:space="preserve"> </w:t>
-      </w:r>
-      <w:r>
-        <w:t xml:space="preserve">a short profile — chiefly who their reviewer is, and their ICJIA center. The code</w:t>
-      </w:r>
-      <w:r>
-        <w:t xml:space="preserve"> </w:t>
-      </w:r>
-      <w:r>
-        <w:t xml:space="preserve">is built and, importantly,</w:t>
-      </w:r>
-      <w:r>
-        <w:t xml:space="preserve"> </w:t>
-      </w:r>
-      <w:r>
-        <w:rPr>
-          <w:b/>
-          <w:bCs/>
-        </w:rPr>
-        <w:t xml:space="preserve">safe in the meantime</w:t>
-      </w:r>
-      <w:r>
-        <w:t xml:space="preserve">: until Research &amp; Analysis</w:t>
-      </w:r>
-      <w:r>
-        <w:t xml:space="preserve"> </w:t>
-      </w:r>
-      <w:r>
-        <w:t xml:space="preserve">creates the matching storage type in the content system, onboarding stays</w:t>
-      </w:r>
-      <w:r>
-        <w:t xml:space="preserve"> </w:t>
-      </w:r>
-      <w:r>
-        <w:rPr>
-          <w:i/>
-          <w:iCs/>
-        </w:rPr>
-        <w:t xml:space="preserve">dormant</w:t>
-      </w:r>
-      <w:r>
-        <w:t xml:space="preserve"> </w:t>
-      </w:r>
-      <w:r>
-        <w:t xml:space="preserve">and the rest of the Studio works normally; the moment the type exists,</w:t>
-      </w:r>
-      <w:r>
-        <w:t xml:space="preserve"> </w:t>
-      </w:r>
-      <w:r>
-        <w:t xml:space="preserve">onboarding turns on automatically. It cannot lock anyone out by being half-finished.</w:t>
-      </w:r>
-    </w:p>
-    <w:p>
-      <w:pPr>
-        <w:pStyle w:val="Compact"/>
-        <w:numPr>
-          <w:ilvl w:val="0"/>
-          <w:numId w:val="1007"/>
-        </w:numPr>
-      </w:pPr>
-      <w:r>
-        <w:rPr>
-          <w:b/>
-          <w:bCs/>
-        </w:rPr>
-        <w:t xml:space="preserve">Publish + review-request email.</w:t>
-      </w:r>
-      <w:r>
-        <w:t xml:space="preserve"> </w:t>
-      </w:r>
-      <w:r>
-        <w:t xml:space="preserve">A</w:t>
-      </w:r>
-      <w:r>
-        <w:t xml:space="preserve"> </w:t>
-      </w:r>
-      <w:r>
-        <w:t xml:space="preserve">“Publish”</w:t>
-      </w:r>
-      <w:r>
-        <w:t xml:space="preserve"> </w:t>
-      </w:r>
-      <w:r>
-        <w:t xml:space="preserve">action, plus a button that emails a</w:t>
-      </w:r>
-      <w:r>
-        <w:t xml:space="preserve"> </w:t>
-      </w:r>
-      <w:r>
-        <w:t xml:space="preserve">reviewer a link to the exact preview of a draft, are built. The email sends through</w:t>
-      </w:r>
-      <w:r>
-        <w:t xml:space="preserve"> </w:t>
-      </w:r>
-      <w:r>
-        <w:rPr>
-          <w:b/>
-          <w:bCs/>
-        </w:rPr>
-        <w:t xml:space="preserve">Mailgun</w:t>
-      </w:r>
-      <w:r>
-        <w:t xml:space="preserve"> </w:t>
-      </w:r>
-      <w:r>
-        <w:t xml:space="preserve">(an email-delivery service) once its keys are supplied.</w:t>
-      </w:r>
-    </w:p>
-    <w:p>
-      <w:pPr>
-        <w:pStyle w:val="Compact"/>
-        <w:numPr>
-          <w:ilvl w:val="0"/>
-          <w:numId w:val="1007"/>
-        </w:numPr>
-      </w:pPr>
-      <w:r>
-        <w:rPr>
-          <w:b/>
-          <w:bCs/>
-        </w:rPr>
         <w:t xml:space="preserve">Automatic public-site rebuild on publish.</w:t>
       </w:r>
       <w:r>
@@ -4906,8 +6274,8 @@
         <w:t xml:space="preserve">documented; it is switched on by setting one connection in the content system.</w:t>
       </w:r>
     </w:p>
-    <w:bookmarkEnd w:id="30"/>
-    <w:bookmarkStart w:id="31" w:name="status-at-a-glance"/>
+    <w:bookmarkEnd w:id="33"/>
+    <w:bookmarkStart w:id="34" w:name="status-at-a-glance"/>
     <w:p>
       <w:pPr>
         <w:pStyle w:val="Heading3"/>
@@ -5706,9 +7074,9 @@
         </w:pict>
       </w:r>
     </w:p>
-    <w:bookmarkEnd w:id="31"/>
-    <w:bookmarkEnd w:id="32"/>
-    <w:bookmarkStart w:id="33" w:name="whats-still-ahead"/>
+    <w:bookmarkEnd w:id="34"/>
+    <w:bookmarkEnd w:id="35"/>
+    <w:bookmarkStart w:id="36" w:name="whats-still-ahead"/>
     <w:p>
       <w:pPr>
         <w:pStyle w:val="Heading2"/>
@@ -6388,8 +7756,8 @@
         </w:pict>
       </w:r>
     </w:p>
-    <w:bookmarkEnd w:id="33"/>
-    <w:bookmarkStart w:id="35" w:name="Xdac865c7e7c6d9bcdc84180aa585424024b60e6"/>
+    <w:bookmarkEnd w:id="36"/>
+    <w:bookmarkStart w:id="38" w:name="Xdac865c7e7c6d9bcdc84180aa585424024b60e6"/>
     <w:p>
       <w:pPr>
         <w:pStyle w:val="Heading2"/>
@@ -6428,7 +7796,7 @@
       <w:pPr>
         <w:numPr>
           <w:ilvl w:val="0"/>
-          <w:numId w:val="1008"/>
+          <w:numId w:val="1007"/>
         </w:numPr>
       </w:pPr>
       <w:r>
@@ -6533,7 +7901,7 @@
       <w:pPr>
         <w:numPr>
           <w:ilvl w:val="0"/>
-          <w:numId w:val="1008"/>
+          <w:numId w:val="1007"/>
         </w:numPr>
       </w:pPr>
       <w:r>
@@ -6592,7 +7960,7 @@
       <w:pPr>
         <w:numPr>
           <w:ilvl w:val="0"/>
-          <w:numId w:val="1008"/>
+          <w:numId w:val="1007"/>
         </w:numPr>
       </w:pPr>
       <w:r>
@@ -6868,7 +8236,7 @@
         <w:t xml:space="preserve">entire reason to rebuild on a modern foundation in the first place.</w:t>
       </w:r>
     </w:p>
-    <w:bookmarkStart w:id="34" w:name="three-questions-worth-asking"/>
+    <w:bookmarkStart w:id="37" w:name="three-questions-worth-asking"/>
     <w:p>
       <w:pPr>
         <w:pStyle w:val="Heading3"/>
@@ -6893,6 +8261,507 @@
     </w:p>
     <w:p>
       <w:pPr>
+        <w:numPr>
+          <w:ilvl w:val="0"/>
+          <w:numId w:val="1008"/>
+        </w:numPr>
+      </w:pPr>
+      <w:r>
+        <w:rPr>
+          <w:b/>
+          <w:bCs/>
+          <w:i/>
+          <w:iCs/>
+        </w:rPr>
+        <w:t xml:space="preserve">Is it overbuilt?</w:t>
+      </w:r>
+      <w:r>
+        <w:t xml:space="preserve"> </w:t>
+      </w:r>
+      <w:r>
+        <w:t xml:space="preserve">No, and Section 2 makes the case in detail. The</w:t>
+      </w:r>
+      <w:r>
+        <w:t xml:space="preserve"> </w:t>
+      </w:r>
+      <w:r>
+        <w:rPr>
+          <w:i/>
+          <w:iCs/>
+        </w:rPr>
+        <w:t xml:space="preserve">workflow</w:t>
+      </w:r>
+      <w:r>
+        <w:t xml:space="preserve"> </w:t>
+      </w:r>
+      <w:r>
+        <w:t xml:space="preserve">is deliberately as simple as it can be (writers draft, approvers publish) — itself</w:t>
+      </w:r>
+      <w:r>
+        <w:t xml:space="preserve"> </w:t>
+      </w:r>
+      <w:r>
+        <w:t xml:space="preserve">a simplification of the old tool’s confusing approval chain. Everything beneath it</w:t>
+      </w:r>
+      <w:r>
+        <w:t xml:space="preserve"> </w:t>
+      </w:r>
+      <w:r>
+        <w:t xml:space="preserve">— real roles, accessible images, the save gate, the exact preview — is the minimum</w:t>
+      </w:r>
+      <w:r>
+        <w:t xml:space="preserve"> </w:t>
+      </w:r>
+      <w:r>
+        <w:t xml:space="preserve">a public</w:t>
+      </w:r>
+      <w:r>
+        <w:t xml:space="preserve"> </w:t>
+      </w:r>
+      <w:r>
+        <w:rPr>
+          <w:b/>
+          <w:bCs/>
+        </w:rPr>
+        <w:t xml:space="preserve">government</w:t>
+      </w:r>
+      <w:r>
+        <w:t xml:space="preserve"> </w:t>
+      </w:r>
+      <w:r>
+        <w:t xml:space="preserve">site requires to be safe and accessible by law. None of it</w:t>
+      </w:r>
+      <w:r>
+        <w:t xml:space="preserve"> </w:t>
+      </w:r>
+      <w:r>
+        <w:t xml:space="preserve">is decoration; remove any of it and the result is unsafe, inaccessible, or</w:t>
+      </w:r>
+      <w:r>
+        <w:t xml:space="preserve"> </w:t>
+      </w:r>
+      <w:r>
+        <w:t xml:space="preserve">unreliable. The one piece added for convenience rather than necessity is the demo</w:t>
+      </w:r>
+      <w:r>
+        <w:t xml:space="preserve"> </w:t>
+      </w:r>
+      <w:r>
+        <w:t xml:space="preserve">mode, and it earns its place by letting anyone verify the rest without risk.</w:t>
+      </w:r>
+    </w:p>
+    <w:p>
+      <w:pPr>
+        <w:numPr>
+          <w:ilvl w:val="0"/>
+          <w:numId w:val="1008"/>
+        </w:numPr>
+      </w:pPr>
+      <w:r>
+        <w:rPr>
+          <w:b/>
+          <w:bCs/>
+          <w:i/>
+          <w:iCs/>
+        </w:rPr>
+        <w:t xml:space="preserve">What is the evidence?</w:t>
+      </w:r>
+      <w:r>
+        <w:t xml:space="preserve"> </w:t>
+      </w:r>
+      <w:r>
+        <w:t xml:space="preserve">It is built into this document, by design. You can</w:t>
+      </w:r>
+      <w:r>
+        <w:t xml:space="preserve"> </w:t>
+      </w:r>
+      <w:r>
+        <w:t xml:space="preserve">open the running demonstration and use the tool directly; the test suite re-checks</w:t>
+      </w:r>
+      <w:r>
+        <w:t xml:space="preserve"> </w:t>
+      </w:r>
+      <w:r>
+        <w:t xml:space="preserve">375 promises every time the code changes; and every change is an independently</w:t>
+      </w:r>
+      <w:r>
+        <w:t xml:space="preserve"> </w:t>
+      </w:r>
+      <w:r>
+        <w:t xml:space="preserve">reviewed, reversible entry in the official record. The tool has also been through</w:t>
+      </w:r>
+      <w:r>
+        <w:t xml:space="preserve"> </w:t>
+      </w:r>
+      <w:r>
+        <w:t xml:space="preserve">an independent red/blue-team security audit (Section 6), which found zero critical</w:t>
+      </w:r>
+      <w:r>
+        <w:t xml:space="preserve"> </w:t>
+      </w:r>
+      <w:r>
+        <w:t xml:space="preserve">issues. Every claim here points to something that can be examined.</w:t>
+      </w:r>
+    </w:p>
+    <w:p>
+      <w:pPr>
+        <w:numPr>
+          <w:ilvl w:val="0"/>
+          <w:numId w:val="1008"/>
+        </w:numPr>
+      </w:pPr>
+      <w:r>
+        <w:rPr>
+          <w:b/>
+          <w:bCs/>
+          <w:i/>
+          <w:iCs/>
+        </w:rPr>
+        <w:t xml:space="preserve">Is it on track?</w:t>
+      </w:r>
+      <w:r>
+        <w:t xml:space="preserve"> </w:t>
+      </w:r>
+      <w:r>
+        <w:t xml:space="preserve">Yes, and the remaining work is small and named. The features</w:t>
+      </w:r>
+      <w:r>
+        <w:t xml:space="preserve"> </w:t>
+      </w:r>
+      <w:r>
+        <w:t xml:space="preserve">are built. What is left (Section 4) is ICJIA’s own setup (three steps), a joint</w:t>
+      </w:r>
+      <w:r>
+        <w:t xml:space="preserve"> </w:t>
+      </w:r>
+      <w:r>
+        <w:t xml:space="preserve">go-live rehearsal, and one piece of cleanup — not new construction and not</w:t>
+      </w:r>
+      <w:r>
+        <w:t xml:space="preserve"> </w:t>
+      </w:r>
+      <w:r>
+        <w:t xml:space="preserve">unknowns. The genuine risks are the ordinary ones: the live email, publish, and</w:t>
+      </w:r>
+      <w:r>
+        <w:t xml:space="preserve"> </w:t>
+      </w:r>
+      <w:r>
+        <w:t xml:space="preserve">onboarding flows still need to be exercised against real ICJIA services and a real</w:t>
+      </w:r>
+      <w:r>
+        <w:t xml:space="preserve"> </w:t>
+      </w:r>
+      <w:r>
+        <w:t xml:space="preserve">Author account, which is exactly what step 4 of the roadmap is for.</w:t>
+      </w:r>
+    </w:p>
+    <w:p>
+      <w:pPr>
+        <w:pStyle w:val="FirstParagraph"/>
+      </w:pPr>
+      <w:r>
+        <w:t xml:space="preserve">One detail noted for completeness: during development only, there is a temporary</w:t>
+      </w:r>
+      <w:r>
+        <w:t xml:space="preserve"> </w:t>
+      </w:r>
+      <w:r>
+        <w:t xml:space="preserve">local convenience login — the</w:t>
+      </w:r>
+      <w:r>
+        <w:t xml:space="preserve"> </w:t>
+      </w:r>
+      <w:r>
+        <w:rPr>
+          <w:rStyle w:val="VerbatimChar"/>
+        </w:rPr>
+        <w:t xml:space="preserve">admin</w:t>
+      </w:r>
+      <w:r>
+        <w:t xml:space="preserve"> </w:t>
+      </w:r>
+      <w:r>
+        <w:t xml:space="preserve">/</w:t>
+      </w:r>
+      <w:r>
+        <w:t xml:space="preserve"> </w:t>
+      </w:r>
+      <w:r>
+        <w:rPr>
+          <w:rStyle w:val="VerbatimChar"/>
+        </w:rPr>
+        <w:t xml:space="preserve">admin</w:t>
+      </w:r>
+      <w:r>
+        <w:t xml:space="preserve"> </w:t>
+      </w:r>
+      <w:r>
+        <w:t xml:space="preserve">demo login referenced throughout</w:t>
+      </w:r>
+      <w:r>
+        <w:t xml:space="preserve"> </w:t>
+      </w:r>
+      <w:r>
+        <w:t xml:space="preserve">this document. It lets a person open the tool without a full account so the workflow</w:t>
+      </w:r>
+      <w:r>
+        <w:t xml:space="preserve"> </w:t>
+      </w:r>
+      <w:r>
+        <w:t xml:space="preserve">can be shown and checked. It is</w:t>
+      </w:r>
+      <w:r>
+        <w:t xml:space="preserve"> </w:t>
+      </w:r>
+      <w:r>
+        <w:rPr>
+          <w:b/>
+          <w:bCs/>
+        </w:rPr>
+        <w:t xml:space="preserve">inert in any real build</w:t>
+      </w:r>
+      <w:r>
+        <w:t xml:space="preserve"> </w:t>
+      </w:r>
+      <w:r>
+        <w:t xml:space="preserve">(the code that creates it</w:t>
+      </w:r>
+      <w:r>
+        <w:t xml:space="preserve"> </w:t>
+      </w:r>
+      <w:r>
+        <w:t xml:space="preserve">is stripped out when the production version is made, and its credential is a dummy</w:t>
+      </w:r>
+      <w:r>
+        <w:t xml:space="preserve"> </w:t>
+      </w:r>
+      <w:r>
+        <w:t xml:space="preserve">the content system will never accept), it grants</w:t>
+      </w:r>
+      <w:r>
+        <w:t xml:space="preserve"> </w:t>
+      </w:r>
+      <w:r>
+        <w:rPr>
+          <w:b/>
+          <w:bCs/>
+        </w:rPr>
+        <w:t xml:space="preserve">no access to live data</w:t>
+      </w:r>
+      <w:r>
+        <w:t xml:space="preserve">, and it</w:t>
+      </w:r>
+      <w:r>
+        <w:t xml:space="preserve"> </w:t>
+      </w:r>
+      <w:r>
+        <w:t xml:space="preserve">is</w:t>
+      </w:r>
+      <w:r>
+        <w:t xml:space="preserve"> </w:t>
+      </w:r>
+      <w:r>
+        <w:rPr>
+          <w:b/>
+          <w:bCs/>
+        </w:rPr>
+        <w:t xml:space="preserve">removed entirely before launch</w:t>
+      </w:r>
+      <w:r>
+        <w:t xml:space="preserve"> </w:t>
+      </w:r>
+      <w:r>
+        <w:t xml:space="preserve">(step 5 of the roadmap). It appears here and in</w:t>
+      </w:r>
+      <w:r>
+        <w:t xml:space="preserve"> </w:t>
+      </w:r>
+      <w:r>
+        <w:t xml:space="preserve">the roadmap so the record is complete — it presents no risk to live information.</w:t>
+      </w:r>
+    </w:p>
+    <w:p>
+      <w:r>
+        <w:pict>
+          <v:rect style="width:0;height:1.5pt" o:hralign="center" o:hrstd="t" o:hr="t"/>
+        </w:pict>
+      </w:r>
+    </w:p>
+    <w:bookmarkEnd w:id="37"/>
+    <w:bookmarkEnd w:id="38"/>
+    <w:bookmarkStart w:id="39" w:name="security-independent-audit"/>
+    <w:p>
+      <w:pPr>
+        <w:pStyle w:val="Heading2"/>
+      </w:pPr>
+      <w:r>
+        <w:t xml:space="preserve">6. Security &amp; independent audit</w:t>
+      </w:r>
+    </w:p>
+    <w:p>
+      <w:pPr>
+        <w:pStyle w:val="FirstParagraph"/>
+      </w:pPr>
+      <w:r>
+        <w:t xml:space="preserve">The two areas most likely to hurt a content tool — turning author text into a web</w:t>
+      </w:r>
+      <w:r>
+        <w:t xml:space="preserve"> </w:t>
+      </w:r>
+      <w:r>
+        <w:t xml:space="preserve">page, and handling links/files — are each funneled through a single, hardened,</w:t>
+      </w:r>
+      <w:r>
+        <w:t xml:space="preserve"> </w:t>
+      </w:r>
+      <w:r>
+        <w:t xml:space="preserve">well-tested piece of code, so there is one place to get right rather than many.</w:t>
+      </w:r>
+      <w:r>
+        <w:t xml:space="preserve"> </w:t>
+      </w:r>
+      <w:r>
+        <w:t xml:space="preserve">Sign-in goes through Strapi’s staff accounts (the same system that holds the</w:t>
+      </w:r>
+      <w:r>
+        <w:t xml:space="preserve"> </w:t>
+      </w:r>
+      <w:r>
+        <w:t xml:space="preserve">content); the Studio itself never makes the final security decision — Strapi</w:t>
+      </w:r>
+      <w:r>
+        <w:t xml:space="preserve"> </w:t>
+      </w:r>
+      <w:r>
+        <w:t xml:space="preserve">re-checks every request on the server, so a tampered browser cannot publish or see</w:t>
+      </w:r>
+      <w:r>
+        <w:t xml:space="preserve"> </w:t>
+      </w:r>
+      <w:r>
+        <w:t xml:space="preserve">anything it shouldn’t.</w:t>
+      </w:r>
+    </w:p>
+    <w:p>
+      <w:pPr>
+        <w:pStyle w:val="BodyText"/>
+      </w:pPr>
+      <w:r>
+        <w:rPr>
+          <w:b/>
+          <w:bCs/>
+        </w:rPr>
+        <w:t xml:space="preserve">Independent red / blue team audit (2026-06-21).</w:t>
+      </w:r>
+      <w:r>
+        <w:t xml:space="preserve"> </w:t>
+      </w:r>
+      <w:r>
+        <w:t xml:space="preserve">A full adversarial review</w:t>
+      </w:r>
+      <w:r>
+        <w:t xml:space="preserve"> </w:t>
+      </w:r>
+      <w:r>
+        <w:t xml:space="preserve">(try-to-break-it</w:t>
+      </w:r>
+      <w:r>
+        <w:t xml:space="preserve"> </w:t>
+      </w:r>
+      <w:r>
+        <w:rPr>
+          <w:i/>
+          <w:iCs/>
+        </w:rPr>
+        <w:t xml:space="preserve">and</w:t>
+      </w:r>
+      <w:r>
+        <w:t xml:space="preserve"> </w:t>
+      </w:r>
+      <w:r>
+        <w:t xml:space="preserve">verify-the-defenses) found</w:t>
+      </w:r>
+      <w:r>
+        <w:t xml:space="preserve"> </w:t>
+      </w:r>
+      <w:r>
+        <w:rPr>
+          <w:b/>
+          <w:bCs/>
+        </w:rPr>
+        <w:t xml:space="preserve">zero critical issues</w:t>
+      </w:r>
+      <w:r>
+        <w:t xml:space="preserve"> </w:t>
+      </w:r>
+      <w:r>
+        <w:t xml:space="preserve">and</w:t>
+      </w:r>
+      <w:r>
+        <w:t xml:space="preserve"> </w:t>
+      </w:r>
+      <w:r>
+        <w:t xml:space="preserve">nothing exploitable in the production path. The graded findings were hardening</w:t>
+      </w:r>
+      <w:r>
+        <w:t xml:space="preserve"> </w:t>
+      </w:r>
+      <w:r>
+        <w:t xml:space="preserve">items, not holes — and</w:t>
+      </w:r>
+      <w:r>
+        <w:t xml:space="preserve"> </w:t>
+      </w:r>
+      <w:r>
+        <w:rPr>
+          <w:b/>
+          <w:bCs/>
+        </w:rPr>
+        <w:t xml:space="preserve">every in-repo finding is now fixed and covered by</w:t>
+      </w:r>
+      <w:r>
+        <w:rPr>
+          <w:b/>
+          <w:bCs/>
+        </w:rPr>
+        <w:t xml:space="preserve"> </w:t>
+      </w:r>
+      <w:r>
+        <w:rPr>
+          <w:b/>
+          <w:bCs/>
+        </w:rPr>
+        <w:t xml:space="preserve">automated tests (375 of them)</w:t>
+      </w:r>
+      <w:r>
+        <w:t xml:space="preserve">. The full report lives in the repository</w:t>
+      </w:r>
+      <w:r>
+        <w:t xml:space="preserve"> </w:t>
+      </w:r>
+      <w:r>
+        <w:t xml:space="preserve">(</w:t>
+      </w:r>
+      <w:r>
+        <w:rPr>
+          <w:rStyle w:val="VerbatimChar"/>
+        </w:rPr>
+        <w:t xml:space="preserve">docs/security-audit.md</w:t>
+      </w:r>
+      <w:r>
+        <w:t xml:space="preserve">), and the README keeps a running log of every audit so</w:t>
+      </w:r>
+      <w:r>
+        <w:t xml:space="preserve"> </w:t>
+      </w:r>
+      <w:r>
+        <w:t xml:space="preserve">the review history is visible at a glance.</w:t>
+      </w:r>
+    </w:p>
+    <w:p>
+      <w:pPr>
+        <w:pStyle w:val="Compact"/>
         <w:numPr>
           <w:ilvl w:val="0"/>
           <w:numId w:val="1009"/>
@@ -6902,88 +8771,40 @@
         <w:rPr>
           <w:b/>
           <w:bCs/>
-          <w:i/>
-          <w:iCs/>
-        </w:rPr>
-        <w:t xml:space="preserve">Is it overbuilt?</w:t>
-      </w:r>
-      <w:r>
-        <w:t xml:space="preserve"> </w:t>
-      </w:r>
-      <w:r>
-        <w:t xml:space="preserve">No, and Section 2 makes the case in detail. The</w:t>
-      </w:r>
-      <w:r>
-        <w:t xml:space="preserve"> </w:t>
-      </w:r>
-      <w:r>
-        <w:rPr>
-          <w:i/>
-          <w:iCs/>
-        </w:rPr>
-        <w:t xml:space="preserve">workflow</w:t>
-      </w:r>
-      <w:r>
-        <w:t xml:space="preserve"> </w:t>
-      </w:r>
-      <w:r>
-        <w:t xml:space="preserve">is deliberately as simple as it can be (writers draft, approvers publish) — itself</w:t>
-      </w:r>
-      <w:r>
-        <w:t xml:space="preserve"> </w:t>
-      </w:r>
-      <w:r>
-        <w:t xml:space="preserve">a simplification of the old tool’s confusing approval chain. Everything beneath it</w:t>
-      </w:r>
-      <w:r>
-        <w:t xml:space="preserve"> </w:t>
-      </w:r>
-      <w:r>
-        <w:t xml:space="preserve">— real roles, accessible images, the save gate, the exact preview — is the minimum</w:t>
-      </w:r>
-      <w:r>
-        <w:t xml:space="preserve"> </w:t>
-      </w:r>
-      <w:r>
-        <w:t xml:space="preserve">a public</w:t>
-      </w:r>
-      <w:r>
-        <w:t xml:space="preserve"> </w:t>
-      </w:r>
-      <w:r>
-        <w:rPr>
-          <w:b/>
-          <w:bCs/>
-        </w:rPr>
-        <w:t xml:space="preserve">government</w:t>
-      </w:r>
-      <w:r>
-        <w:t xml:space="preserve"> </w:t>
-      </w:r>
-      <w:r>
-        <w:t xml:space="preserve">site requires to be safe and accessible by law. None of it</w:t>
-      </w:r>
-      <w:r>
-        <w:t xml:space="preserve"> </w:t>
-      </w:r>
-      <w:r>
-        <w:t xml:space="preserve">is decoration; remove any of it and the result is unsafe, inaccessible, or</w:t>
-      </w:r>
-      <w:r>
-        <w:t xml:space="preserve"> </w:t>
-      </w:r>
-      <w:r>
-        <w:t xml:space="preserve">unreliable. The one piece added for convenience rather than necessity is the demo</w:t>
-      </w:r>
-      <w:r>
-        <w:t xml:space="preserve"> </w:t>
-      </w:r>
-      <w:r>
-        <w:t xml:space="preserve">mode, and it earns its place by letting anyone verify the rest without risk.</w:t>
-      </w:r>
-    </w:p>
-    <w:p>
-      <w:pPr>
+        </w:rPr>
+        <w:t xml:space="preserve">See it:</w:t>
+      </w:r>
+      <w:r>
+        <w:t xml:space="preserve"> </w:t>
+      </w:r>
+      <w:r>
+        <w:t xml:space="preserve">open</w:t>
+      </w:r>
+      <w:r>
+        <w:t xml:space="preserve"> </w:t>
+      </w:r>
+      <w:r>
+        <w:rPr>
+          <w:rStyle w:val="VerbatimChar"/>
+        </w:rPr>
+        <w:t xml:space="preserve">docs/security-audit.md</w:t>
+      </w:r>
+      <w:r>
+        <w:t xml:space="preserve"> </w:t>
+      </w:r>
+      <w:r>
+        <w:t xml:space="preserve">— each finding names the exact file,</w:t>
+      </w:r>
+      <w:r>
+        <w:t xml:space="preserve"> </w:t>
+      </w:r>
+      <w:r>
+        <w:t xml:space="preserve">the attack, the existing defense, and the fix.</w:t>
+      </w:r>
+    </w:p>
+    <w:p>
+      <w:pPr>
+        <w:pStyle w:val="Compact"/>
         <w:numPr>
           <w:ilvl w:val="0"/>
           <w:numId w:val="1009"/>
@@ -6993,50 +8814,56 @@
         <w:rPr>
           <w:b/>
           <w:bCs/>
-          <w:i/>
-          <w:iCs/>
-        </w:rPr>
-        <w:t xml:space="preserve">What is the evidence?</w:t>
-      </w:r>
-      <w:r>
-        <w:t xml:space="preserve"> </w:t>
-      </w:r>
-      <w:r>
-        <w:t xml:space="preserve">It is built into this document, by design. You can</w:t>
-      </w:r>
-      <w:r>
-        <w:t xml:space="preserve"> </w:t>
-      </w:r>
-      <w:r>
-        <w:t xml:space="preserve">open the running demonstration and use the tool directly; the test suite re-checks</w:t>
-      </w:r>
-      <w:r>
-        <w:t xml:space="preserve"> </w:t>
-      </w:r>
-      <w:r>
-        <w:t xml:space="preserve">375 promises every time the code changes; and every change is an independently</w:t>
-      </w:r>
-      <w:r>
-        <w:t xml:space="preserve"> </w:t>
-      </w:r>
-      <w:r>
-        <w:t xml:space="preserve">reviewed, reversible entry in the official record. The tool has also been through</w:t>
-      </w:r>
-      <w:r>
-        <w:t xml:space="preserve"> </w:t>
-      </w:r>
-      <w:r>
-        <w:t xml:space="preserve">an independent red/blue-team security audit (Section 6), which found zero critical</w:t>
-      </w:r>
-      <w:r>
-        <w:t xml:space="preserve"> </w:t>
-      </w:r>
-      <w:r>
-        <w:t xml:space="preserve">issues. Every claim here points to something that can be examined.</w:t>
-      </w:r>
-    </w:p>
-    <w:p>
-      <w:pPr>
+        </w:rPr>
+        <w:t xml:space="preserve">The demo login</w:t>
+      </w:r>
+      <w:r>
+        <w:t xml:space="preserve"> </w:t>
+      </w:r>
+      <w:r>
+        <w:t xml:space="preserve">(</w:t>
+      </w:r>
+      <w:r>
+        <w:rPr>
+          <w:rStyle w:val="VerbatimChar"/>
+        </w:rPr>
+        <w:t xml:space="preserve">admin / admin</w:t>
+      </w:r>
+      <w:r>
+        <w:t xml:space="preserve">) is a deliberate development/demo convenience</w:t>
+      </w:r>
+      <w:r>
+        <w:t xml:space="preserve"> </w:t>
+      </w:r>
+      <w:r>
+        <w:t xml:space="preserve">that is automatically removed from the production build; it is labeled as such on</w:t>
+      </w:r>
+      <w:r>
+        <w:t xml:space="preserve"> </w:t>
+      </w:r>
+      <w:r>
+        <w:t xml:space="preserve">the sign-in screen and documented in the audit. The live site authenticates</w:t>
+      </w:r>
+      <w:r>
+        <w:t xml:space="preserve"> </w:t>
+      </w:r>
+      <w:r>
+        <w:rPr>
+          <w:b/>
+          <w:bCs/>
+        </w:rPr>
+        <w:t xml:space="preserve">only</w:t>
+      </w:r>
+      <w:r>
+        <w:t xml:space="preserve"> </w:t>
+      </w:r>
+      <w:r>
+        <w:t xml:space="preserve">through Strapi staff accounts.</w:t>
+      </w:r>
+    </w:p>
+    <w:p>
+      <w:pPr>
+        <w:pStyle w:val="Compact"/>
         <w:numPr>
           <w:ilvl w:val="0"/>
           <w:numId w:val="1009"/>
@@ -7046,171 +8873,26 @@
         <w:rPr>
           <w:b/>
           <w:bCs/>
-          <w:i/>
-          <w:iCs/>
-        </w:rPr>
-        <w:t xml:space="preserve">Is it on track?</w:t>
-      </w:r>
-      <w:r>
-        <w:t xml:space="preserve"> </w:t>
-      </w:r>
-      <w:r>
-        <w:t xml:space="preserve">Yes, and the remaining work is small and named. The features</w:t>
-      </w:r>
-      <w:r>
-        <w:t xml:space="preserve"> </w:t>
-      </w:r>
-      <w:r>
-        <w:t xml:space="preserve">are built. What is left (Section 4) is ICJIA’s own setup (three steps), a joint</w:t>
-      </w:r>
-      <w:r>
-        <w:t xml:space="preserve"> </w:t>
-      </w:r>
-      <w:r>
-        <w:t xml:space="preserve">go-live rehearsal, and one piece of cleanup — not new construction and not</w:t>
-      </w:r>
-      <w:r>
-        <w:t xml:space="preserve"> </w:t>
-      </w:r>
-      <w:r>
-        <w:t xml:space="preserve">unknowns. The genuine risks are the ordinary ones: the live email, publish, and</w:t>
-      </w:r>
-      <w:r>
-        <w:t xml:space="preserve"> </w:t>
-      </w:r>
-      <w:r>
-        <w:t xml:space="preserve">onboarding flows still need to be exercised against real ICJIA services and a real</w:t>
-      </w:r>
-      <w:r>
-        <w:t xml:space="preserve"> </w:t>
-      </w:r>
-      <w:r>
-        <w:t xml:space="preserve">Author account, which is exactly what step 4 of the roadmap is for.</w:t>
-      </w:r>
-    </w:p>
-    <w:p>
-      <w:pPr>
-        <w:pStyle w:val="FirstParagraph"/>
-      </w:pPr>
-      <w:r>
-        <w:t xml:space="preserve">One detail noted for completeness: during development only, there is a temporary</w:t>
-      </w:r>
-      <w:r>
-        <w:t xml:space="preserve"> </w:t>
-      </w:r>
-      <w:r>
-        <w:t xml:space="preserve">local convenience login — the</w:t>
-      </w:r>
-      <w:r>
-        <w:t xml:space="preserve"> </w:t>
-      </w:r>
-      <w:r>
-        <w:rPr>
-          <w:rStyle w:val="VerbatimChar"/>
-        </w:rPr>
-        <w:t xml:space="preserve">admin</w:t>
-      </w:r>
-      <w:r>
-        <w:t xml:space="preserve"> </w:t>
-      </w:r>
-      <w:r>
-        <w:t xml:space="preserve">/</w:t>
-      </w:r>
-      <w:r>
-        <w:t xml:space="preserve"> </w:t>
-      </w:r>
-      <w:r>
-        <w:rPr>
-          <w:rStyle w:val="VerbatimChar"/>
-        </w:rPr>
-        <w:t xml:space="preserve">admin</w:t>
-      </w:r>
-      <w:r>
-        <w:t xml:space="preserve"> </w:t>
-      </w:r>
-      <w:r>
-        <w:t xml:space="preserve">demo login referenced throughout</w:t>
-      </w:r>
-      <w:r>
-        <w:t xml:space="preserve"> </w:t>
-      </w:r>
-      <w:r>
-        <w:t xml:space="preserve">this document. It lets a person open the tool without a full account so the workflow</w:t>
-      </w:r>
-      <w:r>
-        <w:t xml:space="preserve"> </w:t>
-      </w:r>
-      <w:r>
-        <w:t xml:space="preserve">can be shown and checked. It is</w:t>
-      </w:r>
-      <w:r>
-        <w:t xml:space="preserve"> </w:t>
-      </w:r>
-      <w:r>
-        <w:rPr>
-          <w:b/>
-          <w:bCs/>
-        </w:rPr>
-        <w:t xml:space="preserve">inert in any real build</w:t>
-      </w:r>
-      <w:r>
-        <w:t xml:space="preserve"> </w:t>
-      </w:r>
-      <w:r>
-        <w:t xml:space="preserve">(the code that creates it</w:t>
-      </w:r>
-      <w:r>
-        <w:t xml:space="preserve"> </w:t>
-      </w:r>
-      <w:r>
-        <w:t xml:space="preserve">is stripped out when the production version is made, and its credential is a dummy</w:t>
-      </w:r>
-      <w:r>
-        <w:t xml:space="preserve"> </w:t>
-      </w:r>
-      <w:r>
-        <w:t xml:space="preserve">the content system will never accept), it grants</w:t>
-      </w:r>
-      <w:r>
-        <w:t xml:space="preserve"> </w:t>
-      </w:r>
-      <w:r>
-        <w:rPr>
-          <w:b/>
-          <w:bCs/>
-        </w:rPr>
-        <w:t xml:space="preserve">no access to live data</w:t>
-      </w:r>
-      <w:r>
-        <w:t xml:space="preserve">, and it</w:t>
-      </w:r>
-      <w:r>
-        <w:t xml:space="preserve"> </w:t>
-      </w:r>
-      <w:r>
-        <w:t xml:space="preserve">is</w:t>
-      </w:r>
-      <w:r>
-        <w:t xml:space="preserve"> </w:t>
-      </w:r>
-      <w:r>
-        <w:rPr>
-          <w:b/>
-          <w:bCs/>
-        </w:rPr>
-        <w:t xml:space="preserve">removed entirely before launch</w:t>
-      </w:r>
-      <w:r>
-        <w:t xml:space="preserve"> </w:t>
-      </w:r>
-      <w:r>
-        <w:t xml:space="preserve">(step 5 of the roadmap). It appears here and in</w:t>
-      </w:r>
-      <w:r>
-        <w:t xml:space="preserve"> </w:t>
-      </w:r>
-      <w:r>
-        <w:t xml:space="preserve">the roadmap so the record is complete — it presents no risk to live information.</w:t>
+        </w:rPr>
+        <w:t xml:space="preserve">Before go-live:</w:t>
+      </w:r>
+      <w:r>
+        <w:t xml:space="preserve"> </w:t>
+      </w:r>
+      <w:r>
+        <w:t xml:space="preserve">confirm the security headers / CSP on a deploy preview, set</w:t>
+      </w:r>
+      <w:r>
+        <w:t xml:space="preserve"> </w:t>
+      </w:r>
+      <w:r>
+        <w:t xml:space="preserve">the email + publish keys, verify Strapi’s role permissions, and remove the demo</w:t>
+      </w:r>
+      <w:r>
+        <w:t xml:space="preserve"> </w:t>
+      </w:r>
+      <w:r>
+        <w:t xml:space="preserve">login — a short, documented checklist.</w:t>
       </w:r>
     </w:p>
     <w:p>
@@ -7220,385 +8902,71 @@
         </w:pict>
       </w:r>
     </w:p>
-    <w:bookmarkEnd w:id="34"/>
-    <w:bookmarkEnd w:id="35"/>
-    <w:bookmarkStart w:id="36" w:name="security-independent-audit"/>
+    <w:bookmarkEnd w:id="39"/>
+    <w:bookmarkStart w:id="47" w:name="X1505a23678915b32d709cc1732e141a0f4a0b62"/>
     <w:p>
       <w:pPr>
         <w:pStyle w:val="Heading2"/>
       </w:pPr>
       <w:r>
-        <w:t xml:space="preserve">6. Security &amp; independent audit</w:t>
+        <w:t xml:space="preserve">7. Appendix — Developer reference (technical detail)</w:t>
       </w:r>
     </w:p>
     <w:p>
       <w:pPr>
         <w:pStyle w:val="FirstParagraph"/>
       </w:pPr>
-      <w:r>
-        <w:t xml:space="preserve">The two areas most likely to hurt a content tool — turning author text into a web</w:t>
-      </w:r>
-      <w:r>
-        <w:t xml:space="preserve"> </w:t>
-      </w:r>
-      <w:r>
-        <w:t xml:space="preserve">page, and handling links/files — are each funneled through a single, hardened,</w:t>
-      </w:r>
-      <w:r>
-        <w:t xml:space="preserve"> </w:t>
-      </w:r>
-      <w:r>
-        <w:t xml:space="preserve">well-tested piece of code, so there is one place to get right rather than many.</w:t>
-      </w:r>
-      <w:r>
-        <w:t xml:space="preserve"> </w:t>
-      </w:r>
-      <w:r>
-        <w:t xml:space="preserve">Sign-in goes through Strapi’s staff accounts (the same system that holds the</w:t>
-      </w:r>
-      <w:r>
-        <w:t xml:space="preserve"> </w:t>
-      </w:r>
-      <w:r>
-        <w:t xml:space="preserve">content); the Studio itself never makes the final security decision — Strapi</w:t>
-      </w:r>
-      <w:r>
-        <w:t xml:space="preserve"> </w:t>
-      </w:r>
-      <w:r>
-        <w:t xml:space="preserve">re-checks every request on the server, so a tampered browser cannot publish or see</w:t>
-      </w:r>
-      <w:r>
-        <w:t xml:space="preserve"> </w:t>
-      </w:r>
-      <w:r>
-        <w:t xml:space="preserve">anything it shouldn’t.</w:t>
-      </w:r>
-    </w:p>
-    <w:p>
-      <w:pPr>
-        <w:pStyle w:val="BodyText"/>
-      </w:pPr>
-      <w:r>
-        <w:rPr>
-          <w:b/>
-          <w:bCs/>
-        </w:rPr>
-        <w:t xml:space="preserve">Independent red / blue team audit (2026-06-21).</w:t>
-      </w:r>
-      <w:r>
-        <w:t xml:space="preserve"> </w:t>
-      </w:r>
-      <w:r>
-        <w:t xml:space="preserve">A full adversarial review</w:t>
-      </w:r>
-      <w:r>
-        <w:t xml:space="preserve"> </w:t>
-      </w:r>
-      <w:r>
-        <w:t xml:space="preserve">(try-to-break-it</w:t>
-      </w:r>
-      <w:r>
-        <w:t xml:space="preserve"> </w:t>
-      </w:r>
       <w:r>
         <w:rPr>
           <w:i/>
           <w:iCs/>
         </w:rPr>
-        <w:t xml:space="preserve">and</w:t>
-      </w:r>
-      <w:r>
-        <w:t xml:space="preserve"> </w:t>
-      </w:r>
-      <w:r>
-        <w:t xml:space="preserve">verify-the-defenses) found</w:t>
-      </w:r>
-      <w:r>
-        <w:t xml:space="preserve"> </w:t>
-      </w:r>
-      <w:r>
-        <w:rPr>
-          <w:b/>
-          <w:bCs/>
-        </w:rPr>
-        <w:t xml:space="preserve">zero critical issues</w:t>
-      </w:r>
-      <w:r>
-        <w:t xml:space="preserve"> </w:t>
-      </w:r>
-      <w:r>
-        <w:t xml:space="preserve">and</w:t>
-      </w:r>
-      <w:r>
-        <w:t xml:space="preserve"> </w:t>
-      </w:r>
-      <w:r>
-        <w:t xml:space="preserve">nothing exploitable in the production path. The graded findings were hardening</w:t>
-      </w:r>
-      <w:r>
-        <w:t xml:space="preserve"> </w:t>
-      </w:r>
-      <w:r>
-        <w:t xml:space="preserve">items, not holes — and</w:t>
-      </w:r>
-      <w:r>
-        <w:t xml:space="preserve"> </w:t>
-      </w:r>
-      <w:r>
-        <w:rPr>
-          <w:b/>
-          <w:bCs/>
-        </w:rPr>
-        <w:t xml:space="preserve">every in-repo finding is now fixed and covered by</w:t>
-      </w:r>
-      <w:r>
-        <w:rPr>
-          <w:b/>
-          <w:bCs/>
-        </w:rPr>
-        <w:t xml:space="preserve"> </w:t>
-      </w:r>
-      <w:r>
-        <w:rPr>
-          <w:b/>
-          <w:bCs/>
-        </w:rPr>
-        <w:t xml:space="preserve">automated tests (375 of them)</w:t>
-      </w:r>
-      <w:r>
-        <w:t xml:space="preserve">. The full report lives in the repository</w:t>
-      </w:r>
-      <w:r>
-        <w:t xml:space="preserve"> </w:t>
-      </w:r>
-      <w:r>
-        <w:t xml:space="preserve">(</w:t>
-      </w:r>
-      <w:r>
-        <w:rPr>
-          <w:rStyle w:val="VerbatimChar"/>
-        </w:rPr>
-        <w:t xml:space="preserve">docs/security-audit.md</w:t>
-      </w:r>
-      <w:r>
-        <w:t xml:space="preserve">), and the README keeps a running log of every audit so</w:t>
-      </w:r>
-      <w:r>
-        <w:t xml:space="preserve"> </w:t>
-      </w:r>
-      <w:r>
-        <w:t xml:space="preserve">the review history is visible at a glance.</w:t>
-      </w:r>
-    </w:p>
-    <w:p>
-      <w:pPr>
-        <w:pStyle w:val="Compact"/>
-        <w:numPr>
-          <w:ilvl w:val="0"/>
-          <w:numId w:val="1010"/>
-        </w:numPr>
-      </w:pPr>
-      <w:r>
-        <w:rPr>
-          <w:b/>
-          <w:bCs/>
-        </w:rPr>
-        <w:t xml:space="preserve">See it:</w:t>
-      </w:r>
-      <w:r>
-        <w:t xml:space="preserve"> </w:t>
-      </w:r>
-      <w:r>
-        <w:t xml:space="preserve">open</w:t>
-      </w:r>
-      <w:r>
-        <w:t xml:space="preserve"> </w:t>
-      </w:r>
-      <w:r>
-        <w:rPr>
-          <w:rStyle w:val="VerbatimChar"/>
-        </w:rPr>
-        <w:t xml:space="preserve">docs/security-audit.md</w:t>
-      </w:r>
-      <w:r>
-        <w:t xml:space="preserve"> </w:t>
-      </w:r>
-      <w:r>
-        <w:t xml:space="preserve">— each finding names the exact file,</w:t>
-      </w:r>
-      <w:r>
-        <w:t xml:space="preserve"> </w:t>
-      </w:r>
-      <w:r>
-        <w:t xml:space="preserve">the attack, the existing defense, and the fix.</w:t>
-      </w:r>
-    </w:p>
-    <w:p>
-      <w:pPr>
-        <w:pStyle w:val="Compact"/>
-        <w:numPr>
-          <w:ilvl w:val="0"/>
-          <w:numId w:val="1010"/>
-        </w:numPr>
-      </w:pPr>
-      <w:r>
-        <w:rPr>
-          <w:b/>
-          <w:bCs/>
-        </w:rPr>
-        <w:t xml:space="preserve">The demo login</w:t>
-      </w:r>
-      <w:r>
-        <w:t xml:space="preserve"> </w:t>
-      </w:r>
-      <w:r>
-        <w:t xml:space="preserve">(</w:t>
-      </w:r>
-      <w:r>
-        <w:rPr>
-          <w:rStyle w:val="VerbatimChar"/>
-        </w:rPr>
-        <w:t xml:space="preserve">admin / admin</w:t>
-      </w:r>
-      <w:r>
-        <w:t xml:space="preserve">) is a deliberate development/demo convenience</w:t>
-      </w:r>
-      <w:r>
-        <w:t xml:space="preserve"> </w:t>
-      </w:r>
-      <w:r>
-        <w:t xml:space="preserve">that is automatically removed from the production build; it is labeled as such on</w:t>
-      </w:r>
-      <w:r>
-        <w:t xml:space="preserve"> </w:t>
-      </w:r>
-      <w:r>
-        <w:t xml:space="preserve">the sign-in screen and documented in the audit. The live site authenticates</w:t>
-      </w:r>
-      <w:r>
-        <w:t xml:space="preserve"> </w:t>
-      </w:r>
-      <w:r>
-        <w:rPr>
-          <w:b/>
-          <w:bCs/>
-        </w:rPr>
-        <w:t xml:space="preserve">only</w:t>
-      </w:r>
-      <w:r>
-        <w:t xml:space="preserve"> </w:t>
-      </w:r>
-      <w:r>
-        <w:t xml:space="preserve">through Strapi staff accounts.</w:t>
-      </w:r>
-    </w:p>
-    <w:p>
-      <w:pPr>
-        <w:pStyle w:val="Compact"/>
-        <w:numPr>
-          <w:ilvl w:val="0"/>
-          <w:numId w:val="1010"/>
-        </w:numPr>
-      </w:pPr>
-      <w:r>
-        <w:rPr>
-          <w:b/>
-          <w:bCs/>
-        </w:rPr>
-        <w:t xml:space="preserve">Before go-live:</w:t>
-      </w:r>
-      <w:r>
-        <w:t xml:space="preserve"> </w:t>
-      </w:r>
-      <w:r>
-        <w:t xml:space="preserve">confirm the security headers / CSP on a deploy preview, set</w:t>
-      </w:r>
-      <w:r>
-        <w:t xml:space="preserve"> </w:t>
-      </w:r>
-      <w:r>
-        <w:t xml:space="preserve">the email + publish keys, verify Strapi’s role permissions, and remove the demo</w:t>
-      </w:r>
-      <w:r>
-        <w:t xml:space="preserve"> </w:t>
-      </w:r>
-      <w:r>
-        <w:t xml:space="preserve">login — a short, documented checklist.</w:t>
-      </w:r>
-    </w:p>
-    <w:p>
-      <w:r>
-        <w:pict>
-          <v:rect style="width:0;height:1.5pt" o:hralign="center" o:hrstd="t" o:hr="t"/>
-        </w:pict>
-      </w:r>
-    </w:p>
-    <w:bookmarkEnd w:id="36"/>
-    <w:bookmarkStart w:id="44" w:name="X1505a23678915b32d709cc1732e141a0f4a0b62"/>
-    <w:p>
-      <w:pPr>
-        <w:pStyle w:val="Heading2"/>
-      </w:pPr>
-      <w:r>
-        <w:t xml:space="preserve">7. Appendix — Developer reference (technical detail)</w:t>
-      </w:r>
-    </w:p>
-    <w:p>
-      <w:pPr>
-        <w:pStyle w:val="FirstParagraph"/>
-      </w:pPr>
+        <w:t xml:space="preserve">This appendix is written for the developer audience. A manager has the complete</w:t>
+      </w:r>
       <w:r>
         <w:rPr>
           <w:i/>
           <w:iCs/>
         </w:rPr>
-        <w:t xml:space="preserve">This appendix is written for the developer audience. A manager has the complete</w:t>
+        <w:t xml:space="preserve"> </w:t>
       </w:r>
       <w:r>
         <w:rPr>
           <w:i/>
           <w:iCs/>
         </w:rPr>
-        <w:t xml:space="preserve"> </w:t>
+        <w:t xml:space="preserve">picture from Sections 1–6 and can stop there. What follows condenses the</w:t>
       </w:r>
       <w:r>
         <w:rPr>
           <w:i/>
           <w:iCs/>
         </w:rPr>
-        <w:t xml:space="preserve">picture from Sections 1–6 and can stop there. What follows condenses the</w:t>
+        <w:t xml:space="preserve"> </w:t>
       </w:r>
       <w:r>
         <w:rPr>
           <w:i/>
           <w:iCs/>
         </w:rPr>
-        <w:t xml:space="preserve"> </w:t>
+        <w:t xml:space="preserve">architecture and the implementation plan for readers who want the full technical</w:t>
       </w:r>
       <w:r>
         <w:rPr>
           <w:i/>
           <w:iCs/>
         </w:rPr>
-        <w:t xml:space="preserve">architecture and the implementation plan for readers who want the full technical</w:t>
+        <w:t xml:space="preserve"> </w:t>
       </w:r>
       <w:r>
         <w:rPr>
           <w:i/>
           <w:iCs/>
         </w:rPr>
-        <w:t xml:space="preserve"> </w:t>
-      </w:r>
-      <w:r>
-        <w:rPr>
-          <w:i/>
-          <w:iCs/>
-        </w:rPr>
         <w:t xml:space="preserve">detail, and is where the remaining technical terms live.</w:t>
       </w:r>
     </w:p>
-    <w:bookmarkStart w:id="37" w:name="at-a-glance"/>
+    <w:bookmarkStart w:id="40" w:name="at-a-glance"/>
     <w:p>
       <w:pPr>
         <w:pStyle w:val="Heading3"/>
@@ -7810,8 +9178,8 @@
         <w:t xml:space="preserve">source of truth for what is live.</w:t>
       </w:r>
     </w:p>
-    <w:bookmarkEnd w:id="37"/>
-    <w:bookmarkStart w:id="38" w:name="the-end-to-end-lifecycle"/>
+    <w:bookmarkEnd w:id="40"/>
+    <w:bookmarkStart w:id="41" w:name="the-end-to-end-lifecycle"/>
     <w:p>
       <w:pPr>
         <w:pStyle w:val="Heading3"/>
@@ -8016,8 +9384,8 @@
         <w:t xml:space="preserve">                                                                      (~1-2 min)</w:t>
       </w:r>
     </w:p>
-    <w:bookmarkEnd w:id="38"/>
-    <w:bookmarkStart w:id="39" w:name="why-a-rebuild-old-tool-new-studio"/>
+    <w:bookmarkEnd w:id="41"/>
+    <w:bookmarkStart w:id="42" w:name="why-a-rebuild-old-tool-new-studio"/>
     <w:p>
       <w:pPr>
         <w:pStyle w:val="Heading3"/>
@@ -8313,14 +9681,420 @@
         <w:t xml:space="preserve">codebase is retained only as a reference for what each field means.</w:t>
       </w:r>
     </w:p>
-    <w:bookmarkEnd w:id="39"/>
-    <w:bookmarkStart w:id="40" w:name="what-is-built-in-technical-terms"/>
+    <w:bookmarkEnd w:id="42"/>
+    <w:bookmarkStart w:id="43" w:name="what-is-built-in-technical-terms"/>
     <w:p>
       <w:pPr>
         <w:pStyle w:val="Heading3"/>
       </w:pPr>
       <w:r>
         <w:t xml:space="preserve">7.4 What is built, in technical terms</w:t>
+      </w:r>
+    </w:p>
+    <w:p>
+      <w:pPr>
+        <w:numPr>
+          <w:ilvl w:val="0"/>
+          <w:numId w:val="1010"/>
+        </w:numPr>
+      </w:pPr>
+      <w:r>
+        <w:rPr>
+          <w:b/>
+          <w:bCs/>
+        </w:rPr>
+        <w:t xml:space="preserve">Sign-in &amp; roles.</w:t>
+      </w:r>
+      <w:r>
+        <w:t xml:space="preserve"> </w:t>
+      </w:r>
+      <w:r>
+        <w:t xml:space="preserve">Authentication targets Strapi 5’s admin interface; the</w:t>
+      </w:r>
+      <w:r>
+        <w:t xml:space="preserve"> </w:t>
+      </w:r>
+      <w:r>
+        <w:t xml:space="preserve">signed-in credential authorizes every request. Capability is decided by</w:t>
+      </w:r>
+      <w:r>
+        <w:t xml:space="preserve"> </w:t>
+      </w:r>
+      <w:r>
+        <w:rPr>
+          <w:b/>
+          <w:bCs/>
+        </w:rPr>
+        <w:t xml:space="preserve">role</w:t>
+      </w:r>
+      <w:r>
+        <w:rPr>
+          <w:b/>
+          <w:bCs/>
+        </w:rPr>
+        <w:t xml:space="preserve"> </w:t>
+      </w:r>
+      <w:r>
+        <w:rPr>
+          <w:b/>
+          <w:bCs/>
+        </w:rPr>
+        <w:t xml:space="preserve">codes</w:t>
+      </w:r>
+      <w:r>
+        <w:t xml:space="preserve">, not display names:</w:t>
+      </w:r>
+      <w:r>
+        <w:t xml:space="preserve"> </w:t>
+      </w:r>
+      <w:r>
+        <w:rPr>
+          <w:rStyle w:val="VerbatimChar"/>
+        </w:rPr>
+        <w:t xml:space="preserve">strapi-super-admin</w:t>
+      </w:r>
+      <w:r>
+        <w:t xml:space="preserve"> </w:t>
+      </w:r>
+      <w:r>
+        <w:t xml:space="preserve">and</w:t>
+      </w:r>
+      <w:r>
+        <w:t xml:space="preserve"> </w:t>
+      </w:r>
+      <w:r>
+        <w:rPr>
+          <w:rStyle w:val="VerbatimChar"/>
+        </w:rPr>
+        <w:t xml:space="preserve">strapi-editor</w:t>
+      </w:r>
+      <w:r>
+        <w:t xml:space="preserve"> </w:t>
+      </w:r>
+      <w:r>
+        <w:t xml:space="preserve">may publish,</w:t>
+      </w:r>
+      <w:r>
+        <w:t xml:space="preserve"> </w:t>
+      </w:r>
+      <w:r>
+        <w:rPr>
+          <w:rStyle w:val="VerbatimChar"/>
+        </w:rPr>
+        <w:t xml:space="preserve">strapi-author</w:t>
+      </w:r>
+      <w:r>
+        <w:t xml:space="preserve"> </w:t>
+      </w:r>
+      <w:r>
+        <w:t xml:space="preserve">is drafts-only. The session is persisted to a Secure,</w:t>
+      </w:r>
+      <w:r>
+        <w:t xml:space="preserve"> </w:t>
+      </w:r>
+      <w:r>
+        <w:rPr>
+          <w:rStyle w:val="VerbatimChar"/>
+        </w:rPr>
+        <w:t xml:space="preserve">SameSite=Strict</w:t>
+      </w:r>
+      <w:r>
+        <w:t xml:space="preserve"> </w:t>
+      </w:r>
+      <w:r>
+        <w:t xml:space="preserve">cookie (not browser local storage) and re-verified on every</w:t>
+      </w:r>
+      <w:r>
+        <w:t xml:space="preserve"> </w:t>
+      </w:r>
+      <w:r>
+        <w:t xml:space="preserve">application start; an expired or invalid session clears and redirects to login.</w:t>
+      </w:r>
+      <w:r>
+        <w:t xml:space="preserve"> </w:t>
+      </w:r>
+      <w:r>
+        <w:t xml:space="preserve">A global route guard makes every screen private except the login screen.</w:t>
+      </w:r>
+      <w:r>
+        <w:t xml:space="preserve"> </w:t>
+      </w:r>
+      <w:r>
+        <w:t xml:space="preserve">Publish-gating is enforced</w:t>
+      </w:r>
+      <w:r>
+        <w:t xml:space="preserve"> </w:t>
+      </w:r>
+      <w:r>
+        <w:rPr>
+          <w:b/>
+          <w:bCs/>
+        </w:rPr>
+        <w:t xml:space="preserve">natively by the content system</w:t>
+      </w:r>
+      <w:r>
+        <w:t xml:space="preserve"> </w:t>
+      </w:r>
+      <w:r>
+        <w:t xml:space="preserve">at the admin level</w:t>
+      </w:r>
+      <w:r>
+        <w:t xml:space="preserve"> </w:t>
+      </w:r>
+      <w:r>
+        <w:t xml:space="preserve">— the client only decides which controls render; the server is the real</w:t>
+      </w:r>
+      <w:r>
+        <w:t xml:space="preserve"> </w:t>
+      </w:r>
+      <w:r>
+        <w:t xml:space="preserve">authorization boundary.</w:t>
+      </w:r>
+    </w:p>
+    <w:p>
+      <w:pPr>
+        <w:numPr>
+          <w:ilvl w:val="0"/>
+          <w:numId w:val="1010"/>
+        </w:numPr>
+      </w:pPr>
+      <w:r>
+        <w:rPr>
+          <w:b/>
+          <w:bCs/>
+        </w:rPr>
+        <w:t xml:space="preserve">Content engine.</w:t>
+      </w:r>
+      <w:r>
+        <w:t xml:space="preserve"> </w:t>
+      </w:r>
+      <w:r>
+        <w:t xml:space="preserve">A typed, tested data-access layer reads and writes Articles,</w:t>
+      </w:r>
+      <w:r>
+        <w:t xml:space="preserve"> </w:t>
+      </w:r>
+      <w:r>
+        <w:t xml:space="preserve">Apps, and Datasets, addressing records by their stable identifier, with</w:t>
+      </w:r>
+      <w:r>
+        <w:t xml:space="preserve"> </w:t>
+      </w:r>
+      <w:r>
+        <w:t xml:space="preserve">translators between the system’s shape and the application’s shape, and</w:t>
+      </w:r>
+      <w:r>
+        <w:t xml:space="preserve"> </w:t>
+      </w:r>
+      <w:r>
+        <w:t xml:space="preserve">validators for every type. A hard zero-base64 rule is enforced by an automated</w:t>
+      </w:r>
+      <w:r>
+        <w:t xml:space="preserve"> </w:t>
+      </w:r>
+      <w:r>
+        <w:t xml:space="preserve">guard asserted across all three content types. The field shapes were confirmed</w:t>
+      </w:r>
+      <w:r>
+        <w:t xml:space="preserve"> </w:t>
+      </w:r>
+      <w:r>
+        <w:t xml:space="preserve">by read-only inspection of the live system (for example, the article</w:t>
+      </w:r>
+      <w:r>
+        <w:t xml:space="preserve"> </w:t>
+      </w:r>
+      <w:r>
+        <w:rPr>
+          <w:rStyle w:val="VerbatimChar"/>
+        </w:rPr>
+        <w:t xml:space="preserve">type</w:t>
+      </w:r>
+      <w:r>
+        <w:t xml:space="preserve"> </w:t>
+      </w:r>
+      <w:r>
+        <w:t xml:space="preserve">has</w:t>
+      </w:r>
+      <w:r>
+        <w:t xml:space="preserve"> </w:t>
+      </w:r>
+      <w:r>
+        <w:t xml:space="preserve">a fixed set of allowed values; a dataset’s time period is a start/end year</w:t>
+      </w:r>
+      <w:r>
+        <w:t xml:space="preserve"> </w:t>
+      </w:r>
+      <w:r>
+        <w:t xml:space="preserve">structure).</w:t>
+      </w:r>
+    </w:p>
+    <w:p>
+      <w:pPr>
+        <w:numPr>
+          <w:ilvl w:val="0"/>
+          <w:numId w:val="1010"/>
+        </w:numPr>
+      </w:pPr>
+      <w:r>
+        <w:rPr>
+          <w:b/>
+          <w:bCs/>
+        </w:rPr>
+        <w:t xml:space="preserve">Image layer.</w:t>
+      </w:r>
+      <w:r>
+        <w:t xml:space="preserve"> </w:t>
+      </w:r>
+      <w:r>
+        <w:t xml:space="preserve">Images are uploaded once to the shared media library and</w:t>
+      </w:r>
+      <w:r>
+        <w:t xml:space="preserve"> </w:t>
+      </w:r>
+      <w:r>
+        <w:t xml:space="preserve">referenced thereafter; the preview always renders from the returned library URL,</w:t>
+      </w:r>
+      <w:r>
+        <w:t xml:space="preserve"> </w:t>
+      </w:r>
+      <w:r>
+        <w:t xml:space="preserve">never from a local copy. Alt-text is required and caption optional on every</w:t>
+      </w:r>
+      <w:r>
+        <w:t xml:space="preserve"> </w:t>
+      </w:r>
+      <w:r>
+        <w:t xml:space="preserve">image. The riskier vector-image format is sanitized (scripts and event handlers</w:t>
+      </w:r>
+      <w:r>
+        <w:t xml:space="preserve"> </w:t>
+      </w:r>
+      <w:r>
+        <w:t xml:space="preserve">stripped)</w:t>
+      </w:r>
+      <w:r>
+        <w:t xml:space="preserve"> </w:t>
+      </w:r>
+      <w:r>
+        <w:rPr>
+          <w:i/>
+          <w:iCs/>
+        </w:rPr>
+        <w:t xml:space="preserve">before</w:t>
+      </w:r>
+      <w:r>
+        <w:t xml:space="preserve"> </w:t>
+      </w:r>
+      <w:r>
+        <w:t xml:space="preserve">upload. A case-insensitive allow-list governs accepted</w:t>
+      </w:r>
+      <w:r>
+        <w:t xml:space="preserve"> </w:t>
+      </w:r>
+      <w:r>
+        <w:t xml:space="preserve">formats. A cross-cutting guard test asserts the zero-base64 rule end to end — no</w:t>
+      </w:r>
+      <w:r>
+        <w:t xml:space="preserve"> </w:t>
+      </w:r>
+      <w:r>
+        <w:t xml:space="preserve">embedded-image data can reach a write.</w:t>
+      </w:r>
+    </w:p>
+    <w:p>
+      <w:pPr>
+        <w:numPr>
+          <w:ilvl w:val="0"/>
+          <w:numId w:val="1010"/>
+        </w:numPr>
+      </w:pPr>
+      <w:r>
+        <w:rPr>
+          <w:b/>
+          <w:bCs/>
+        </w:rPr>
+        <w:t xml:space="preserve">First screens &amp; the save-gate.</w:t>
+      </w:r>
+      <w:r>
+        <w:t xml:space="preserve"> </w:t>
+      </w:r>
+      <w:r>
+        <w:t xml:space="preserve">Create and edit pages exist for all three</w:t>
+      </w:r>
+      <w:r>
+        <w:t xml:space="preserve"> </w:t>
+      </w:r>
+      <w:r>
+        <w:t xml:space="preserve">content types, built from shared field components. A single save-gate runs the</w:t>
+      </w:r>
+      <w:r>
+        <w:t xml:space="preserve"> </w:t>
+      </w:r>
+      <w:r>
+        <w:t xml:space="preserve">matching validator</w:t>
+      </w:r>
+      <w:r>
+        <w:t xml:space="preserve"> </w:t>
+      </w:r>
+      <w:r>
+        <w:rPr>
+          <w:i/>
+          <w:iCs/>
+        </w:rPr>
+        <w:t xml:space="preserve">before</w:t>
+      </w:r>
+      <w:r>
+        <w:t xml:space="preserve"> </w:t>
+      </w:r>
+      <w:r>
+        <w:t xml:space="preserve">any write and only persists when validation passes —</w:t>
+      </w:r>
+      <w:r>
+        <w:t xml:space="preserve"> </w:t>
+      </w:r>
+      <w:r>
+        <w:t xml:space="preserve">this is where the zero-base64 guarantee meets the live save path. A shareable</w:t>
+      </w:r>
+      <w:r>
+        <w:t xml:space="preserve"> </w:t>
+      </w:r>
+      <w:r>
+        <w:t xml:space="preserve">preview route renders a draft’s body through the same formatting-rule set</w:t>
+      </w:r>
+      <w:r>
+        <w:t xml:space="preserve"> </w:t>
+      </w:r>
+      <w:r>
+        <w:t xml:space="preserve">intended for the public renderer, behind a single swappable stylesheet so the</w:t>
+      </w:r>
+      <w:r>
+        <w:t xml:space="preserve"> </w:t>
+      </w:r>
+      <w:r>
+        <w:t xml:space="preserve">official public-site styling can be dropped in later for pixel-exact fidelity. A</w:t>
+      </w:r>
+      <w:r>
+        <w:t xml:space="preserve"> </w:t>
+      </w:r>
+      <w:r>
+        <w:t xml:space="preserve">role-aware dashboard and a publisher-only draft queue are in place (the queue</w:t>
+      </w:r>
+      <w:r>
+        <w:t xml:space="preserve"> </w:t>
+      </w:r>
+      <w:r>
+        <w:t xml:space="preserve">lists drafts; the publish action itself is planned).</w:t>
+      </w:r>
+    </w:p>
+    <w:bookmarkEnd w:id="43"/>
+    <w:bookmarkStart w:id="44" w:name="what-is-planned-in-technical-terms"/>
+    <w:p>
+      <w:pPr>
+        <w:pStyle w:val="Heading3"/>
+      </w:pPr>
+      <w:r>
+        <w:t xml:space="preserve">7.5 What is planned, in technical terms</w:t>
       </w:r>
     </w:p>
     <w:p>
@@ -8335,152 +10109,43 @@
           <w:b/>
           <w:bCs/>
         </w:rPr>
-        <w:t xml:space="preserve">Sign-in &amp; roles.</w:t>
-      </w:r>
-      <w:r>
-        <w:t xml:space="preserve"> </w:t>
-      </w:r>
-      <w:r>
-        <w:t xml:space="preserve">Authentication targets Strapi 5’s admin interface; the</w:t>
-      </w:r>
-      <w:r>
-        <w:t xml:space="preserve"> </w:t>
-      </w:r>
-      <w:r>
-        <w:t xml:space="preserve">signed-in credential authorizes every request. Capability is decided by</w:t>
-      </w:r>
-      <w:r>
-        <w:t xml:space="preserve"> </w:t>
-      </w:r>
-      <w:r>
-        <w:rPr>
-          <w:b/>
-          <w:bCs/>
-        </w:rPr>
-        <w:t xml:space="preserve">role</w:t>
-      </w:r>
-      <w:r>
-        <w:rPr>
-          <w:b/>
-          <w:bCs/>
-        </w:rPr>
-        <w:t xml:space="preserve"> </w:t>
-      </w:r>
-      <w:r>
-        <w:rPr>
-          <w:b/>
-          <w:bCs/>
-        </w:rPr>
-        <w:t xml:space="preserve">codes</w:t>
-      </w:r>
-      <w:r>
-        <w:t xml:space="preserve">, not display names:</w:t>
-      </w:r>
-      <w:r>
-        <w:t xml:space="preserve"> </w:t>
-      </w:r>
-      <w:r>
-        <w:rPr>
-          <w:rStyle w:val="VerbatimChar"/>
-        </w:rPr>
-        <w:t xml:space="preserve">strapi-super-admin</w:t>
-      </w:r>
-      <w:r>
-        <w:t xml:space="preserve"> </w:t>
-      </w:r>
-      <w:r>
-        <w:t xml:space="preserve">and</w:t>
-      </w:r>
-      <w:r>
-        <w:t xml:space="preserve"> </w:t>
-      </w:r>
-      <w:r>
-        <w:rPr>
-          <w:rStyle w:val="VerbatimChar"/>
-        </w:rPr>
-        <w:t xml:space="preserve">strapi-editor</w:t>
-      </w:r>
-      <w:r>
-        <w:t xml:space="preserve"> </w:t>
-      </w:r>
-      <w:r>
-        <w:t xml:space="preserve">may publish,</w:t>
-      </w:r>
-      <w:r>
-        <w:t xml:space="preserve"> </w:t>
-      </w:r>
-      <w:r>
-        <w:rPr>
-          <w:rStyle w:val="VerbatimChar"/>
-        </w:rPr>
-        <w:t xml:space="preserve">strapi-author</w:t>
-      </w:r>
-      <w:r>
-        <w:t xml:space="preserve"> </w:t>
-      </w:r>
-      <w:r>
-        <w:t xml:space="preserve">is drafts-only. The session is persisted to a Secure,</w:t>
-      </w:r>
-      <w:r>
-        <w:t xml:space="preserve"> </w:t>
-      </w:r>
-      <w:r>
-        <w:rPr>
-          <w:rStyle w:val="VerbatimChar"/>
-        </w:rPr>
-        <w:t xml:space="preserve">SameSite=Strict</w:t>
-      </w:r>
-      <w:r>
-        <w:t xml:space="preserve"> </w:t>
-      </w:r>
-      <w:r>
-        <w:t xml:space="preserve">cookie (not browser local storage) and re-verified on every</w:t>
-      </w:r>
-      <w:r>
-        <w:t xml:space="preserve"> </w:t>
-      </w:r>
-      <w:r>
-        <w:t xml:space="preserve">application start; an expired or invalid session clears and redirects to login.</w:t>
-      </w:r>
-      <w:r>
-        <w:t xml:space="preserve"> </w:t>
-      </w:r>
-      <w:r>
-        <w:t xml:space="preserve">A global route guard makes every screen private except the login screen.</w:t>
-      </w:r>
-      <w:r>
-        <w:t xml:space="preserve"> </w:t>
-      </w:r>
-      <w:r>
-        <w:t xml:space="preserve">Publish-gating is enforced</w:t>
-      </w:r>
-      <w:r>
-        <w:t xml:space="preserve"> </w:t>
-      </w:r>
-      <w:r>
-        <w:rPr>
-          <w:b/>
-          <w:bCs/>
-        </w:rPr>
-        <w:t xml:space="preserve">natively by the content system</w:t>
-      </w:r>
-      <w:r>
-        <w:t xml:space="preserve"> </w:t>
-      </w:r>
-      <w:r>
-        <w:t xml:space="preserve">at the admin level</w:t>
-      </w:r>
-      <w:r>
-        <w:t xml:space="preserve"> </w:t>
-      </w:r>
-      <w:r>
-        <w:t xml:space="preserve">— the client only decides which controls render; the server is the real</w:t>
-      </w:r>
-      <w:r>
-        <w:t xml:space="preserve"> </w:t>
-      </w:r>
-      <w:r>
-        <w:t xml:space="preserve">authorization boundary.</w:t>
+        <w:t xml:space="preserve">Authoring editor.</w:t>
+      </w:r>
+      <w:r>
+        <w:t xml:space="preserve"> </w:t>
+      </w:r>
+      <w:r>
+        <w:t xml:space="preserve">Adapt the existing ICJIA Markdown Editor as a shared,</w:t>
+      </w:r>
+      <w:r>
+        <w:t xml:space="preserve"> </w:t>
+      </w:r>
+      <w:r>
+        <w:t xml:space="preserve">reusable building block, and add the one capability it lacks: an image-upload</w:t>
+      </w:r>
+      <w:r>
+        <w:t xml:space="preserve"> </w:t>
+      </w:r>
+      <w:r>
+        <w:t xml:space="preserve">hook wired to the built image layer. Markdown-source editing with live preview is</w:t>
+      </w:r>
+      <w:r>
+        <w:t xml:space="preserve"> </w:t>
+      </w:r>
+      <w:r>
+        <w:t xml:space="preserve">retained (rather than a lossy rich-text conversion) so footnotes, mathematical</w:t>
+      </w:r>
+      <w:r>
+        <w:t xml:space="preserve"> </w:t>
+      </w:r>
+      <w:r>
+        <w:t xml:space="preserve">notation, and complex tables round-trip faithfully. The editor slots into the</w:t>
+      </w:r>
+      <w:r>
+        <w:t xml:space="preserve"> </w:t>
+      </w:r>
+      <w:r>
+        <w:t xml:space="preserve">existing body-editing seam without disturbing the surrounding forms.</w:t>
       </w:r>
     </w:p>
     <w:p>
@@ -8495,70 +10160,71 @@
           <w:b/>
           <w:bCs/>
         </w:rPr>
-        <w:t xml:space="preserve">Content engine.</w:t>
-      </w:r>
-      <w:r>
-        <w:t xml:space="preserve"> </w:t>
-      </w:r>
-      <w:r>
-        <w:t xml:space="preserve">A typed, tested data-access layer reads and writes Articles,</w:t>
-      </w:r>
-      <w:r>
-        <w:t xml:space="preserve"> </w:t>
-      </w:r>
-      <w:r>
-        <w:t xml:space="preserve">Apps, and Datasets, addressing records by their stable identifier, with</w:t>
-      </w:r>
-      <w:r>
-        <w:t xml:space="preserve"> </w:t>
-      </w:r>
-      <w:r>
-        <w:t xml:space="preserve">translators between the system’s shape and the application’s shape, and</w:t>
-      </w:r>
-      <w:r>
-        <w:t xml:space="preserve"> </w:t>
-      </w:r>
-      <w:r>
-        <w:t xml:space="preserve">validators for every type. A hard zero-base64 rule is enforced by an automated</w:t>
-      </w:r>
-      <w:r>
-        <w:t xml:space="preserve"> </w:t>
-      </w:r>
-      <w:r>
-        <w:t xml:space="preserve">guard asserted across all three content types. The field shapes were confirmed</w:t>
-      </w:r>
-      <w:r>
-        <w:t xml:space="preserve"> </w:t>
-      </w:r>
-      <w:r>
-        <w:t xml:space="preserve">by read-only inspection of the live system (for example, the article</w:t>
-      </w:r>
-      <w:r>
-        <w:t xml:space="preserve"> </w:t>
-      </w:r>
-      <w:r>
-        <w:rPr>
-          <w:rStyle w:val="VerbatimChar"/>
-        </w:rPr>
-        <w:t xml:space="preserve">type</w:t>
-      </w:r>
-      <w:r>
-        <w:t xml:space="preserve"> </w:t>
-      </w:r>
-      <w:r>
-        <w:t xml:space="preserve">has</w:t>
-      </w:r>
-      <w:r>
-        <w:t xml:space="preserve"> </w:t>
-      </w:r>
-      <w:r>
-        <w:t xml:space="preserve">a fixed set of allowed values; a dataset’s time period is a start/end year</w:t>
-      </w:r>
-      <w:r>
-        <w:t xml:space="preserve"> </w:t>
-      </w:r>
-      <w:r>
-        <w:t xml:space="preserve">structure).</w:t>
+        <w:t xml:space="preserve">Publish, rebuild &amp; review email.</w:t>
+      </w:r>
+      <w:r>
+        <w:t xml:space="preserve"> </w:t>
+      </w:r>
+      <w:r>
+        <w:t xml:space="preserve">A publisher-only publish action; a</w:t>
+      </w:r>
+      <w:r>
+        <w:t xml:space="preserve"> </w:t>
+      </w:r>
+      <w:r>
+        <w:rPr>
+          <w:b/>
+          <w:bCs/>
+        </w:rPr>
+        <w:t xml:space="preserve">server-side</w:t>
+      </w:r>
+      <w:r>
+        <w:t xml:space="preserve"> </w:t>
+      </w:r>
+      <w:r>
+        <w:t xml:space="preserve">proxy that holds the public-site rebuild trigger secret, verifies</w:t>
+      </w:r>
+      <w:r>
+        <w:t xml:space="preserve"> </w:t>
+      </w:r>
+      <w:r>
+        <w:t xml:space="preserve">the caller is actually a publisher, then fires the rebuild; and a server-side</w:t>
+      </w:r>
+      <w:r>
+        <w:t xml:space="preserve"> </w:t>
+      </w:r>
+      <w:r>
+        <w:t xml:space="preserve">email step that holds the email-service credential and sends the reviewer a</w:t>
+      </w:r>
+      <w:r>
+        <w:t xml:space="preserve"> </w:t>
+      </w:r>
+      <w:r>
+        <w:t xml:space="preserve">preview link. Because publishing is two steps in two systems, the awkward middle</w:t>
+      </w:r>
+      <w:r>
+        <w:t xml:space="preserve"> </w:t>
+      </w:r>
+      <w:r>
+        <w:t xml:space="preserve">case — content live but rebuild not triggered — is reported as its own distinct</w:t>
+      </w:r>
+      <w:r>
+        <w:t xml:space="preserve"> </w:t>
+      </w:r>
+      <w:r>
+        <w:t xml:space="preserve">outcome rather than a flat success or failure. The reason these need a sliver of</w:t>
+      </w:r>
+      <w:r>
+        <w:t xml:space="preserve"> </w:t>
+      </w:r>
+      <w:r>
+        <w:t xml:space="preserve">server-side code is that each depends on a secret the browser cannot be trusted</w:t>
+      </w:r>
+      <w:r>
+        <w:t xml:space="preserve"> </w:t>
+      </w:r>
+      <w:r>
+        <w:t xml:space="preserve">to hold.</w:t>
       </w:r>
     </w:p>
     <w:p>
@@ -8573,65 +10239,25 @@
           <w:b/>
           <w:bCs/>
         </w:rPr>
-        <w:t xml:space="preserve">Image layer.</w:t>
-      </w:r>
-      <w:r>
-        <w:t xml:space="preserve"> </w:t>
-      </w:r>
-      <w:r>
-        <w:t xml:space="preserve">Images are uploaded once to the shared media library and</w:t>
-      </w:r>
-      <w:r>
-        <w:t xml:space="preserve"> </w:t>
-      </w:r>
-      <w:r>
-        <w:t xml:space="preserve">referenced thereafter; the preview always renders from the returned library URL,</w:t>
-      </w:r>
-      <w:r>
-        <w:t xml:space="preserve"> </w:t>
-      </w:r>
-      <w:r>
-        <w:t xml:space="preserve">never from a local copy. Alt-text is required and caption optional on every</w:t>
-      </w:r>
-      <w:r>
-        <w:t xml:space="preserve"> </w:t>
-      </w:r>
-      <w:r>
-        <w:t xml:space="preserve">image. The riskier vector-image format is sanitized (scripts and event handlers</w:t>
-      </w:r>
-      <w:r>
-        <w:t xml:space="preserve"> </w:t>
-      </w:r>
-      <w:r>
-        <w:t xml:space="preserve">stripped)</w:t>
-      </w:r>
-      <w:r>
-        <w:t xml:space="preserve"> </w:t>
-      </w:r>
-      <w:r>
-        <w:rPr>
-          <w:i/>
-          <w:iCs/>
-        </w:rPr>
-        <w:t xml:space="preserve">before</w:t>
-      </w:r>
-      <w:r>
-        <w:t xml:space="preserve"> </w:t>
-      </w:r>
-      <w:r>
-        <w:t xml:space="preserve">upload. A case-insensitive allow-list governs accepted</w:t>
-      </w:r>
-      <w:r>
-        <w:t xml:space="preserve"> </w:t>
-      </w:r>
-      <w:r>
-        <w:t xml:space="preserve">formats. A cross-cutting guard test asserts the zero-base64 rule end to end — no</w:t>
-      </w:r>
-      <w:r>
-        <w:t xml:space="preserve"> </w:t>
-      </w:r>
-      <w:r>
-        <w:t xml:space="preserve">embedded-image data can reach a write.</w:t>
+        <w:t xml:space="preserve">Onboarding.</w:t>
+      </w:r>
+      <w:r>
+        <w:t xml:space="preserve"> </w:t>
+      </w:r>
+      <w:r>
+        <w:t xml:space="preserve">A first-login profile (reviewer email(s), the staff member’s</w:t>
+      </w:r>
+      <w:r>
+        <w:t xml:space="preserve"> </w:t>
+      </w:r>
+      <w:r>
+        <w:t xml:space="preserve">center, and a prefilled author email) stored in a small, approved addition to the</w:t>
+      </w:r>
+      <w:r>
+        <w:t xml:space="preserve"> </w:t>
+      </w:r>
+      <w:r>
+        <w:t xml:space="preserve">content system, with the rest of the tool gated closed until the profile exists.</w:t>
       </w:r>
     </w:p>
     <w:p>
@@ -8646,264 +10272,6 @@
           <w:b/>
           <w:bCs/>
         </w:rPr>
-        <w:t xml:space="preserve">First screens &amp; the save-gate.</w:t>
-      </w:r>
-      <w:r>
-        <w:t xml:space="preserve"> </w:t>
-      </w:r>
-      <w:r>
-        <w:t xml:space="preserve">Create and edit pages exist for all three</w:t>
-      </w:r>
-      <w:r>
-        <w:t xml:space="preserve"> </w:t>
-      </w:r>
-      <w:r>
-        <w:t xml:space="preserve">content types, built from shared field components. A single save-gate runs the</w:t>
-      </w:r>
-      <w:r>
-        <w:t xml:space="preserve"> </w:t>
-      </w:r>
-      <w:r>
-        <w:t xml:space="preserve">matching validator</w:t>
-      </w:r>
-      <w:r>
-        <w:t xml:space="preserve"> </w:t>
-      </w:r>
-      <w:r>
-        <w:rPr>
-          <w:i/>
-          <w:iCs/>
-        </w:rPr>
-        <w:t xml:space="preserve">before</w:t>
-      </w:r>
-      <w:r>
-        <w:t xml:space="preserve"> </w:t>
-      </w:r>
-      <w:r>
-        <w:t xml:space="preserve">any write and only persists when validation passes —</w:t>
-      </w:r>
-      <w:r>
-        <w:t xml:space="preserve"> </w:t>
-      </w:r>
-      <w:r>
-        <w:t xml:space="preserve">this is where the zero-base64 guarantee meets the live save path. A shareable</w:t>
-      </w:r>
-      <w:r>
-        <w:t xml:space="preserve"> </w:t>
-      </w:r>
-      <w:r>
-        <w:t xml:space="preserve">preview route renders a draft’s body through the same formatting-rule set</w:t>
-      </w:r>
-      <w:r>
-        <w:t xml:space="preserve"> </w:t>
-      </w:r>
-      <w:r>
-        <w:t xml:space="preserve">intended for the public renderer, behind a single swappable stylesheet so the</w:t>
-      </w:r>
-      <w:r>
-        <w:t xml:space="preserve"> </w:t>
-      </w:r>
-      <w:r>
-        <w:t xml:space="preserve">official public-site styling can be dropped in later for pixel-exact fidelity. A</w:t>
-      </w:r>
-      <w:r>
-        <w:t xml:space="preserve"> </w:t>
-      </w:r>
-      <w:r>
-        <w:t xml:space="preserve">role-aware dashboard and a publisher-only draft queue are in place (the queue</w:t>
-      </w:r>
-      <w:r>
-        <w:t xml:space="preserve"> </w:t>
-      </w:r>
-      <w:r>
-        <w:t xml:space="preserve">lists drafts; the publish action itself is planned).</w:t>
-      </w:r>
-    </w:p>
-    <w:bookmarkEnd w:id="40"/>
-    <w:bookmarkStart w:id="41" w:name="what-is-planned-in-technical-terms"/>
-    <w:p>
-      <w:pPr>
-        <w:pStyle w:val="Heading3"/>
-      </w:pPr>
-      <w:r>
-        <w:t xml:space="preserve">7.5 What is planned, in technical terms</w:t>
-      </w:r>
-    </w:p>
-    <w:p>
-      <w:pPr>
-        <w:numPr>
-          <w:ilvl w:val="0"/>
-          <w:numId w:val="1012"/>
-        </w:numPr>
-      </w:pPr>
-      <w:r>
-        <w:rPr>
-          <w:b/>
-          <w:bCs/>
-        </w:rPr>
-        <w:t xml:space="preserve">Authoring editor.</w:t>
-      </w:r>
-      <w:r>
-        <w:t xml:space="preserve"> </w:t>
-      </w:r>
-      <w:r>
-        <w:t xml:space="preserve">Adapt the existing ICJIA Markdown Editor as a shared,</w:t>
-      </w:r>
-      <w:r>
-        <w:t xml:space="preserve"> </w:t>
-      </w:r>
-      <w:r>
-        <w:t xml:space="preserve">reusable building block, and add the one capability it lacks: an image-upload</w:t>
-      </w:r>
-      <w:r>
-        <w:t xml:space="preserve"> </w:t>
-      </w:r>
-      <w:r>
-        <w:t xml:space="preserve">hook wired to the built image layer. Markdown-source editing with live preview is</w:t>
-      </w:r>
-      <w:r>
-        <w:t xml:space="preserve"> </w:t>
-      </w:r>
-      <w:r>
-        <w:t xml:space="preserve">retained (rather than a lossy rich-text conversion) so footnotes, mathematical</w:t>
-      </w:r>
-      <w:r>
-        <w:t xml:space="preserve"> </w:t>
-      </w:r>
-      <w:r>
-        <w:t xml:space="preserve">notation, and complex tables round-trip faithfully. The editor slots into the</w:t>
-      </w:r>
-      <w:r>
-        <w:t xml:space="preserve"> </w:t>
-      </w:r>
-      <w:r>
-        <w:t xml:space="preserve">existing body-editing seam without disturbing the surrounding forms.</w:t>
-      </w:r>
-    </w:p>
-    <w:p>
-      <w:pPr>
-        <w:numPr>
-          <w:ilvl w:val="0"/>
-          <w:numId w:val="1012"/>
-        </w:numPr>
-      </w:pPr>
-      <w:r>
-        <w:rPr>
-          <w:b/>
-          <w:bCs/>
-        </w:rPr>
-        <w:t xml:space="preserve">Publish, rebuild &amp; review email.</w:t>
-      </w:r>
-      <w:r>
-        <w:t xml:space="preserve"> </w:t>
-      </w:r>
-      <w:r>
-        <w:t xml:space="preserve">A publisher-only publish action; a</w:t>
-      </w:r>
-      <w:r>
-        <w:t xml:space="preserve"> </w:t>
-      </w:r>
-      <w:r>
-        <w:rPr>
-          <w:b/>
-          <w:bCs/>
-        </w:rPr>
-        <w:t xml:space="preserve">server-side</w:t>
-      </w:r>
-      <w:r>
-        <w:t xml:space="preserve"> </w:t>
-      </w:r>
-      <w:r>
-        <w:t xml:space="preserve">proxy that holds the public-site rebuild trigger secret, verifies</w:t>
-      </w:r>
-      <w:r>
-        <w:t xml:space="preserve"> </w:t>
-      </w:r>
-      <w:r>
-        <w:t xml:space="preserve">the caller is actually a publisher, then fires the rebuild; and a server-side</w:t>
-      </w:r>
-      <w:r>
-        <w:t xml:space="preserve"> </w:t>
-      </w:r>
-      <w:r>
-        <w:t xml:space="preserve">email step that holds the email-service credential and sends the reviewer a</w:t>
-      </w:r>
-      <w:r>
-        <w:t xml:space="preserve"> </w:t>
-      </w:r>
-      <w:r>
-        <w:t xml:space="preserve">preview link. Because publishing is two steps in two systems, the awkward middle</w:t>
-      </w:r>
-      <w:r>
-        <w:t xml:space="preserve"> </w:t>
-      </w:r>
-      <w:r>
-        <w:t xml:space="preserve">case — content live but rebuild not triggered — is reported as its own distinct</w:t>
-      </w:r>
-      <w:r>
-        <w:t xml:space="preserve"> </w:t>
-      </w:r>
-      <w:r>
-        <w:t xml:space="preserve">outcome rather than a flat success or failure. The reason these need a sliver of</w:t>
-      </w:r>
-      <w:r>
-        <w:t xml:space="preserve"> </w:t>
-      </w:r>
-      <w:r>
-        <w:t xml:space="preserve">server-side code is that each depends on a secret the browser cannot be trusted</w:t>
-      </w:r>
-      <w:r>
-        <w:t xml:space="preserve"> </w:t>
-      </w:r>
-      <w:r>
-        <w:t xml:space="preserve">to hold.</w:t>
-      </w:r>
-    </w:p>
-    <w:p>
-      <w:pPr>
-        <w:numPr>
-          <w:ilvl w:val="0"/>
-          <w:numId w:val="1012"/>
-        </w:numPr>
-      </w:pPr>
-      <w:r>
-        <w:rPr>
-          <w:b/>
-          <w:bCs/>
-        </w:rPr>
-        <w:t xml:space="preserve">Onboarding.</w:t>
-      </w:r>
-      <w:r>
-        <w:t xml:space="preserve"> </w:t>
-      </w:r>
-      <w:r>
-        <w:t xml:space="preserve">A first-login profile (reviewer email(s), the staff member’s</w:t>
-      </w:r>
-      <w:r>
-        <w:t xml:space="preserve"> </w:t>
-      </w:r>
-      <w:r>
-        <w:t xml:space="preserve">center, and a prefilled author email) stored in a small, approved addition to the</w:t>
-      </w:r>
-      <w:r>
-        <w:t xml:space="preserve"> </w:t>
-      </w:r>
-      <w:r>
-        <w:t xml:space="preserve">content system, with the rest of the tool gated closed until the profile exists.</w:t>
-      </w:r>
-    </w:p>
-    <w:p>
-      <w:pPr>
-        <w:numPr>
-          <w:ilvl w:val="0"/>
-          <w:numId w:val="1012"/>
-        </w:numPr>
-      </w:pPr>
-      <w:r>
-        <w:rPr>
-          <w:b/>
-          <w:bCs/>
-        </w:rPr>
         <w:t xml:space="preserve">Polish, accessibility &amp; launch.</w:t>
       </w:r>
       <w:r>
@@ -8943,8 +10311,8 @@
         <w:t xml:space="preserve">demo.</w:t>
       </w:r>
     </w:p>
-    <w:bookmarkEnd w:id="41"/>
-    <w:bookmarkStart w:id="42" w:name="open-items-being-tracked"/>
+    <w:bookmarkEnd w:id="44"/>
+    <w:bookmarkStart w:id="45" w:name="open-items-being-tracked"/>
     <w:p>
       <w:pPr>
         <w:pStyle w:val="Heading3"/>
@@ -9260,8 +10628,8 @@
         <w:t xml:space="preserve">proxy that verifies the caller before firing).</w:t>
       </w:r>
     </w:p>
-    <w:bookmarkEnd w:id="42"/>
-    <w:bookmarkStart w:id="43" w:name="glossary"/>
+    <w:bookmarkEnd w:id="45"/>
+    <w:bookmarkStart w:id="46" w:name="glossary"/>
     <w:p>
       <w:pPr>
         <w:pStyle w:val="Heading3"/>
@@ -9916,9 +11284,9 @@
         <w:t xml:space="preserve">Nothing described here is live to the public yet.</w:t>
       </w:r>
     </w:p>
-    <w:bookmarkEnd w:id="43"/>
-    <w:bookmarkEnd w:id="44"/>
-    <w:bookmarkEnd w:id="45"/>
+    <w:bookmarkEnd w:id="46"/>
+    <w:bookmarkEnd w:id="47"/>
+    <w:bookmarkEnd w:id="48"/>
     <w:sectPr>
       <w:footnotePr>
         <w:numRestart w:val="eachSect"/>
@@ -10166,9 +11534,6 @@
     <w:abstractNumId w:val="991"/>
   </w:num>
   <w:num w:numId="1011">
-    <w:abstractNumId w:val="991"/>
-  </w:num>
-  <w:num w:numId="1012">
     <w:abstractNumId w:val="991"/>
   </w:num>
 </w:numbering>

--- a/docs/ICJIA-Research-Hub-Studio-2026-Design-and-Implementation-Spec.docx
+++ b/docs/ICJIA-Research-Hub-Studio-2026-Design-and-Implementation-Spec.docx
@@ -504,29 +504,61 @@
           <w:b/>
           <w:bCs/>
         </w:rPr>
-        <w:t xml:space="preserve">Why it matters:</w:t>
-      </w:r>
-      <w:r>
-        <w:t xml:space="preserve"> </w:t>
-      </w:r>
-      <w:r>
-        <w:t xml:space="preserve">the Research Hub is the most-read content on the agency’s public site — roughly</w:t>
-      </w:r>
-      <w:r>
-        <w:t xml:space="preserve"> </w:t>
-      </w:r>
-      <w:r>
-        <w:rPr>
-          <w:b/>
-          <w:bCs/>
-        </w:rPr>
-        <w:t xml:space="preserve">45% of all pageviews and 57% of all visitors</w:t>
-      </w:r>
-      <w:r>
-        <w:t xml:space="preserve"> </w:t>
-      </w:r>
-      <w:r>
-        <w:t xml:space="preserve">to icjia.illinois.gov over the last six months. The Studio is the tool staff use to produce it.</w:t>
+        <w:t xml:space="preserve">A proven platform, now modernized:</w:t>
+      </w:r>
+      <w:r>
+        <w:t xml:space="preserve"> </w:t>
+      </w:r>
+      <w:r>
+        <w:t xml:space="preserve">this is not a new bet. Under</w:t>
+      </w:r>
+      <w:r>
+        <w:t xml:space="preserve"> </w:t>
+      </w:r>
+      <w:r>
+        <w:rPr>
+          <w:b/>
+          <w:bCs/>
+        </w:rPr>
+        <w:t xml:space="preserve">Hub 1.0</w:t>
+      </w:r>
+      <w:r>
+        <w:t xml:space="preserve"> </w:t>
+      </w:r>
+      <w:r>
+        <w:t xml:space="preserve">(in production since 2019), the Research Hub became the most-read content on ICJIA’s public site — about</w:t>
+      </w:r>
+      <w:r>
+        <w:t xml:space="preserve"> </w:t>
+      </w:r>
+      <w:r>
+        <w:rPr>
+          <w:b/>
+          <w:bCs/>
+        </w:rPr>
+        <w:t xml:space="preserve">45–50% of all pageviews</w:t>
+      </w:r>
+      <w:r>
+        <w:t xml:space="preserve"> </w:t>
+      </w:r>
+      <w:r>
+        <w:t xml:space="preserve">(and up to ~66% of visitors) on icjia.illinois.gov.</w:t>
+      </w:r>
+      <w:r>
+        <w:t xml:space="preserve"> </w:t>
+      </w:r>
+      <w:r>
+        <w:rPr>
+          <w:b/>
+          <w:bCs/>
+        </w:rPr>
+        <w:t xml:space="preserve">Hub 2.0</w:t>
+      </w:r>
+      <w:r>
+        <w:t xml:space="preserve"> </w:t>
+      </w:r>
+      <w:r>
+        <w:t xml:space="preserve">carries that track record forward: the same publishing mission for Research &amp; Analysis (R&amp;A) authors, rebuilt on a modern web stack and content management system, with a faster, friendlier authoring experience.</w:t>
       </w:r>
     </w:p>
     <w:p>

--- a/docs/ICJIA-Research-Hub-Studio-2026-Design-and-Implementation-Spec.docx
+++ b/docs/ICJIA-Research-Hub-Studio-2026-Design-and-Implementation-Spec.docx
@@ -2224,50 +2224,308 @@
         <w:pStyle w:val="FirstParagraph"/>
       </w:pPr>
       <w:r>
-        <w:t xml:space="preserve">The homepage is the single most-visited page — it is the site’s front door — and</w:t>
-      </w:r>
-      <w:r>
-        <w:t xml:space="preserve"> </w:t>
-      </w:r>
-      <w:r>
-        <w:t xml:space="preserve">the grants section is a strong second. Stating that plainly is not a concession;</w:t>
-      </w:r>
-      <w:r>
-        <w:t xml:space="preserve"> </w:t>
-      </w:r>
-      <w:r>
-        <w:t xml:space="preserve">it strengthens the case. Even with the homepage and grants set alongside it, the</w:t>
-      </w:r>
-      <w:r>
-        <w:t xml:space="preserve"> </w:t>
-      </w:r>
-      <w:r>
-        <w:t xml:space="preserve">Research Hub is still the</w:t>
-      </w:r>
-      <w:r>
-        <w:t xml:space="preserve"> </w:t>
-      </w:r>
-      <w:r>
-        <w:rPr>
-          <w:b/>
-          <w:bCs/>
-        </w:rPr>
-        <w:t xml:space="preserve">largest content section by roughly 2×</w:t>
-      </w:r>
-      <w:r>
-        <w:t xml:space="preserve">, and its</w:t>
-      </w:r>
-      <w:r>
-        <w:t xml:space="preserve"> </w:t>
-      </w:r>
-      <w:r>
-        <w:t xml:space="preserve">articles are the most-read pages on the entire site after the homepage. Four of</w:t>
-      </w:r>
-      <w:r>
-        <w:t xml:space="preserve"> </w:t>
-      </w:r>
-      <w:r>
-        <w:t xml:space="preserve">the top five pages are Research Hub articles, and nine of the top twelve.</w:t>
+        <w:t xml:space="preserve">Two kinds of traffic share this site, and separating them sharpens the picture.</w:t>
+      </w:r>
+      <w:r>
+        <w:t xml:space="preserve"> </w:t>
+      </w:r>
+      <w:r>
+        <w:t xml:space="preserve">Some pages are</w:t>
+      </w:r>
+      <w:r>
+        <w:t xml:space="preserve"> </w:t>
+      </w:r>
+      <w:r>
+        <w:rPr>
+          <w:b/>
+          <w:bCs/>
+        </w:rPr>
+        <w:t xml:space="preserve">task traffic</w:t>
+      </w:r>
+      <w:r>
+        <w:t xml:space="preserve"> </w:t>
+      </w:r>
+      <w:r>
+        <w:t xml:space="preserve">— people who arrive to</w:t>
+      </w:r>
+      <w:r>
+        <w:t xml:space="preserve"> </w:t>
+      </w:r>
+      <w:r>
+        <w:rPr>
+          <w:i/>
+          <w:iCs/>
+        </w:rPr>
+        <w:t xml:space="preserve">do</w:t>
+      </w:r>
+      <w:r>
+        <w:t xml:space="preserve"> </w:t>
+      </w:r>
+      <w:r>
+        <w:t xml:space="preserve">something, most</w:t>
+      </w:r>
+      <w:r>
+        <w:t xml:space="preserve"> </w:t>
+      </w:r>
+      <w:r>
+        <w:t xml:space="preserve">visibly to find grant funding, in visits that spike around application deadlines.</w:t>
+      </w:r>
+      <w:r>
+        <w:t xml:space="preserve"> </w:t>
+      </w:r>
+      <w:r>
+        <w:t xml:space="preserve">The Research Hub is the other kind:</w:t>
+      </w:r>
+      <w:r>
+        <w:t xml:space="preserve"> </w:t>
+      </w:r>
+      <w:r>
+        <w:rPr>
+          <w:b/>
+          <w:bCs/>
+        </w:rPr>
+        <w:t xml:space="preserve">editorial content</w:t>
+      </w:r>
+      <w:r>
+        <w:t xml:space="preserve"> </w:t>
+      </w:r>
+      <w:r>
+        <w:t xml:space="preserve">— the research the</w:t>
+      </w:r>
+      <w:r>
+        <w:t xml:space="preserve"> </w:t>
+      </w:r>
+      <w:r>
+        <w:t xml:space="preserve">agency publishes for the public to</w:t>
+      </w:r>
+      <w:r>
+        <w:t xml:space="preserve"> </w:t>
+      </w:r>
+      <w:r>
+        <w:rPr>
+          <w:i/>
+          <w:iCs/>
+        </w:rPr>
+        <w:t xml:space="preserve">read</w:t>
+      </w:r>
+      <w:r>
+        <w:t xml:space="preserve">. Among everything on the site meant to</w:t>
+      </w:r>
+      <w:r>
+        <w:t xml:space="preserve"> </w:t>
+      </w:r>
+      <w:r>
+        <w:t xml:space="preserve">be read, the Research Hub is not merely ahead; it is effectively the site’s</w:t>
+      </w:r>
+      <w:r>
+        <w:t xml:space="preserve"> </w:t>
+      </w:r>
+      <w:r>
+        <w:t xml:space="preserve">content.</w:t>
+      </w:r>
+    </w:p>
+    <w:p>
+      <w:pPr>
+        <w:pStyle w:val="BodyText"/>
+      </w:pPr>
+      <w:r>
+        <w:t xml:space="preserve">And it is read consistently, not occasionally. Across every sustained window —</w:t>
+      </w:r>
+      <w:r>
+        <w:t xml:space="preserve"> </w:t>
+      </w:r>
+      <w:r>
+        <w:t xml:space="preserve">the last month, the last six months, the last twelve — Research Hub articles are</w:t>
+      </w:r>
+      <w:r>
+        <w:t xml:space="preserve"> </w:t>
+      </w:r>
+      <w:r>
+        <w:t xml:space="preserve">the most-read pages on the site: the</w:t>
+      </w:r>
+      <w:r>
+        <w:t xml:space="preserve"> </w:t>
+      </w:r>
+      <w:r>
+        <w:rPr>
+          <w:b/>
+          <w:bCs/>
+        </w:rPr>
+        <w:t xml:space="preserve">four most-visited pages after the homepage</w:t>
+      </w:r>
+      <w:r>
+        <w:rPr>
+          <w:b/>
+          <w:bCs/>
+        </w:rPr>
+        <w:t xml:space="preserve"> </w:t>
+      </w:r>
+      <w:r>
+        <w:rPr>
+          <w:b/>
+          <w:bCs/>
+        </w:rPr>
+        <w:t xml:space="preserve">are all articles, and nine of the top twelve overall</w:t>
+      </w:r>
+      <w:r>
+        <w:t xml:space="preserve">. A</w:t>
+      </w:r>
+      <w:r>
+        <w:t xml:space="preserve"> </w:t>
+      </w:r>
+      <w:r>
+        <w:rPr>
+          <w:b/>
+          <w:bCs/>
+        </w:rPr>
+        <w:t xml:space="preserve">majority of everyone</w:t>
+      </w:r>
+      <w:r>
+        <w:rPr>
+          <w:b/>
+          <w:bCs/>
+        </w:rPr>
+        <w:t xml:space="preserve"> </w:t>
+      </w:r>
+      <w:r>
+        <w:rPr>
+          <w:b/>
+          <w:bCs/>
+        </w:rPr>
+        <w:t xml:space="preserve">who visits the site reaches the Research Hub</w:t>
+      </w:r>
+      <w:r>
+        <w:t xml:space="preserve"> </w:t>
+      </w:r>
+      <w:r>
+        <w:t xml:space="preserve">— about</w:t>
+      </w:r>
+      <w:r>
+        <w:t xml:space="preserve"> </w:t>
+      </w:r>
+      <w:r>
+        <w:rPr>
+          <w:b/>
+          <w:bCs/>
+        </w:rPr>
+        <w:t xml:space="preserve">57% over six months and</w:t>
+      </w:r>
+      <w:r>
+        <w:rPr>
+          <w:b/>
+          <w:bCs/>
+        </w:rPr>
+        <w:t xml:space="preserve"> </w:t>
+      </w:r>
+      <w:r>
+        <w:rPr>
+          <w:b/>
+          <w:bCs/>
+        </w:rPr>
+        <w:t xml:space="preserve">66% over twelve</w:t>
+      </w:r>
+      <w:r>
+        <w:t xml:space="preserve">. (The homepage is the single most-visited page, as on any site;</w:t>
+      </w:r>
+      <w:r>
+        <w:t xml:space="preserve"> </w:t>
+      </w:r>
+      <w:r>
+        <w:t xml:space="preserve">it is the front door everyone enters through, not a destination.) Grants is the</w:t>
+      </w:r>
+      <w:r>
+        <w:t xml:space="preserve"> </w:t>
+      </w:r>
+      <w:r>
+        <w:t xml:space="preserve">next-largest section by volume, but that is task-driven, deadline-bound traffic —</w:t>
+      </w:r>
+      <w:r>
+        <w:t xml:space="preserve"> </w:t>
+      </w:r>
+      <w:r>
+        <w:t xml:space="preserve">people transacting, not readers — so it rises and falls with funding cycles while</w:t>
+      </w:r>
+      <w:r>
+        <w:t xml:space="preserve"> </w:t>
+      </w:r>
+      <w:r>
+        <w:t xml:space="preserve">Research Hub readership holds steady.</w:t>
+      </w:r>
+    </w:p>
+    <w:p>
+      <w:pPr>
+        <w:pStyle w:val="BodyText"/>
+      </w:pPr>
+      <w:r>
+        <w:t xml:space="preserve">The difference compounds over time. A Research Hub article is</w:t>
+      </w:r>
+      <w:r>
+        <w:t xml:space="preserve"> </w:t>
+      </w:r>
+      <w:r>
+        <w:rPr>
+          <w:b/>
+          <w:bCs/>
+        </w:rPr>
+        <w:t xml:space="preserve">permanent</w:t>
+      </w:r>
+      <w:r>
+        <w:t xml:space="preserve">:</w:t>
+      </w:r>
+      <w:r>
+        <w:t xml:space="preserve"> </w:t>
+      </w:r>
+      <w:r>
+        <w:t xml:space="preserve">published once, it keeps drawing readers for years — the same articles top the</w:t>
+      </w:r>
+      <w:r>
+        <w:t xml:space="preserve"> </w:t>
+      </w:r>
+      <w:r>
+        <w:t xml:space="preserve">6-month and 12-month rankings, so this is durable readership, not a passing</w:t>
+      </w:r>
+      <w:r>
+        <w:t xml:space="preserve"> </w:t>
+      </w:r>
+      <w:r>
+        <w:t xml:space="preserve">spike — and the library grows with every new article. A grant funding page is</w:t>
+      </w:r>
+      <w:r>
+        <w:t xml:space="preserve"> </w:t>
+      </w:r>
+      <w:r>
+        <w:rPr>
+          <w:b/>
+          <w:bCs/>
+        </w:rPr>
+        <w:t xml:space="preserve">temporary by design</w:t>
+      </w:r>
+      <w:r>
+        <w:t xml:space="preserve">: it exists only between its open and close dates, then</w:t>
+      </w:r>
+      <w:r>
+        <w:t xml:space="preserve"> </w:t>
+      </w:r>
+      <w:r>
+        <w:t xml:space="preserve">expires. So the Research Hub is a durable, compounding asset the agency keeps for</w:t>
+      </w:r>
+      <w:r>
+        <w:t xml:space="preserve"> </w:t>
+      </w:r>
+      <w:r>
+        <w:t xml:space="preserve">good, while grants traffic is necessary churn that resets with each cycle. That is</w:t>
+      </w:r>
+      <w:r>
+        <w:t xml:space="preserve"> </w:t>
+      </w:r>
+      <w:r>
+        <w:t xml:space="preserve">the strongest case of all for investing well in the tool that produces the</w:t>
+      </w:r>
+      <w:r>
+        <w:t xml:space="preserve"> </w:t>
+      </w:r>
+      <w:r>
+        <w:t xml:space="preserve">durable side of the site.</w:t>
       </w:r>
     </w:p>
     <w:p>

--- a/docs/ICJIA-Research-Hub-Studio-2026-Design-and-Implementation-Spec.docx
+++ b/docs/ICJIA-Research-Hub-Studio-2026-Design-and-Implementation-Spec.docx
@@ -9183,6 +9183,810 @@
       </w:r>
       <w:r>
         <w:t xml:space="preserve">login — a short, documented checklist.</w:t>
+      </w:r>
+    </w:p>
+    <w:p>
+      <w:pPr>
+        <w:pStyle w:val="FirstParagraph"/>
+      </w:pPr>
+      <w:r>
+        <w:rPr>
+          <w:b/>
+          <w:bCs/>
+        </w:rPr>
+        <w:t xml:space="preserve">Findings &amp; remediation</w:t>
+      </w:r>
+    </w:p>
+    <w:tbl>
+      <w:tblPr>
+        <w:tblStyle w:val="Table"/>
+        <w:tblW w:type="pct" w:w="5000"/>
+        <w:tblLayout w:type="fixed"/>
+        <w:tblLook w:firstRow="1" w:lastRow="0" w:firstColumn="0" w:lastColumn="0" w:noHBand="0" w:noVBand="0" w:val="0020"/>
+      </w:tblPr>
+      <w:tblGrid>
+        <w:gridCol w:w="1980"/>
+        <w:gridCol w:w="1980"/>
+        <w:gridCol w:w="1980"/>
+        <w:gridCol w:w="1980"/>
+      </w:tblGrid>
+      <w:tr>
+        <w:trPr>
+          <w:tblHeader w:val="on"/>
+        </w:trPr>
+        <w:tc>
+          <w:tcPr/>
+          <w:p>
+            <w:pPr>
+              <w:pStyle w:val="Compact"/>
+            </w:pPr>
+            <w:r>
+              <w:t xml:space="preserve">Finding</w:t>
+            </w:r>
+          </w:p>
+        </w:tc>
+        <w:tc>
+          <w:tcPr/>
+          <w:p>
+            <w:pPr>
+              <w:pStyle w:val="Compact"/>
+            </w:pPr>
+            <w:r>
+              <w:t xml:space="preserve">Severity</w:t>
+            </w:r>
+          </w:p>
+        </w:tc>
+        <w:tc>
+          <w:tcPr/>
+          <w:p>
+            <w:pPr>
+              <w:pStyle w:val="Compact"/>
+            </w:pPr>
+            <w:r>
+              <w:t xml:space="preserve">Remediation</w:t>
+            </w:r>
+          </w:p>
+        </w:tc>
+        <w:tc>
+          <w:tcPr/>
+          <w:p>
+            <w:pPr>
+              <w:pStyle w:val="Compact"/>
+            </w:pPr>
+            <w:r>
+              <w:t xml:space="preserve">Status</w:t>
+            </w:r>
+          </w:p>
+        </w:tc>
+      </w:tr>
+      <w:tr>
+        <w:tc>
+          <w:tcPr/>
+          <w:p>
+            <w:pPr>
+              <w:pStyle w:val="Compact"/>
+            </w:pPr>
+            <w:r>
+              <w:t xml:space="preserve">H-1 — No CSP / security headers (admin JWT in a JS-readable cookie)</w:t>
+            </w:r>
+          </w:p>
+        </w:tc>
+        <w:tc>
+          <w:tcPr/>
+          <w:p>
+            <w:pPr>
+              <w:pStyle w:val="Compact"/>
+            </w:pPr>
+            <w:r>
+              <w:t xml:space="preserve">High</w:t>
+            </w:r>
+          </w:p>
+        </w:tc>
+        <w:tc>
+          <w:tcPr/>
+          <w:p>
+            <w:pPr>
+              <w:pStyle w:val="Compact"/>
+            </w:pPr>
+            <w:r>
+              <w:t xml:space="preserve">Added a Content-Security-Policy + security headers via</w:t>
+            </w:r>
+            <w:r>
+              <w:t xml:space="preserve"> </w:t>
+            </w:r>
+            <w:r>
+              <w:rPr>
+                <w:rStyle w:val="VerbatimChar"/>
+              </w:rPr>
+              <w:t xml:space="preserve">public/_headers</w:t>
+            </w:r>
+            <w:r>
+              <w:t xml:space="preserve"> </w:t>
+            </w:r>
+            <w:r>
+              <w:t xml:space="preserve">(CSP,</w:t>
+            </w:r>
+            <w:r>
+              <w:t xml:space="preserve"> </w:t>
+            </w:r>
+            <w:r>
+              <w:rPr>
+                <w:rStyle w:val="VerbatimChar"/>
+              </w:rPr>
+              <w:t xml:space="preserve">X-Content-Type-Options: nosniff</w:t>
+            </w:r>
+            <w:r>
+              <w:t xml:space="preserve">,</w:t>
+            </w:r>
+            <w:r>
+              <w:t xml:space="preserve"> </w:t>
+            </w:r>
+            <w:r>
+              <w:rPr>
+                <w:rStyle w:val="VerbatimChar"/>
+              </w:rPr>
+              <w:t xml:space="preserve">X-Frame-Options: DENY</w:t>
+            </w:r>
+            <w:r>
+              <w:t xml:space="preserve">, HSTS, Referrer-Policy)</w:t>
+            </w:r>
+          </w:p>
+        </w:tc>
+        <w:tc>
+          <w:tcPr/>
+          <w:p>
+            <w:pPr>
+              <w:pStyle w:val="Compact"/>
+            </w:pPr>
+            <w:r>
+              <w:t xml:space="preserve">✅ Fixed in repo (</w:t>
+            </w:r>
+            <w:r>
+              <w:rPr>
+                <w:rStyle w:val="VerbatimChar"/>
+              </w:rPr>
+              <w:t xml:space="preserve">e402f3d</w:t>
+            </w:r>
+            <w:r>
+              <w:t xml:space="preserve">); CSP to be confirmed on a deploy preview</w:t>
+            </w:r>
+          </w:p>
+        </w:tc>
+      </w:tr>
+      <w:tr>
+        <w:tc>
+          <w:tcPr/>
+          <w:p>
+            <w:pPr>
+              <w:pStyle w:val="Compact"/>
+            </w:pPr>
+            <w:r>
+              <w:t xml:space="preserve">M-1 — Session kept on transient/5xx boot errors</w:t>
+            </w:r>
+          </w:p>
+        </w:tc>
+        <w:tc>
+          <w:tcPr/>
+          <w:p>
+            <w:pPr>
+              <w:pStyle w:val="Compact"/>
+            </w:pPr>
+            <w:r>
+              <w:t xml:space="preserve">Medium</w:t>
+            </w:r>
+          </w:p>
+        </w:tc>
+        <w:tc>
+          <w:tcPr/>
+          <w:p>
+            <w:pPr>
+              <w:pStyle w:val="Compact"/>
+            </w:pPr>
+            <w:r>
+              <w:rPr>
+                <w:rStyle w:val="VerbatimChar"/>
+              </w:rPr>
+              <w:t xml:space="preserve">init()</w:t>
+            </w:r>
+            <w:r>
+              <w:t xml:space="preserve"> </w:t>
+            </w:r>
+            <w:r>
+              <w:t xml:space="preserve">now clears the session on a definitive</w:t>
+            </w:r>
+            <w:r>
+              <w:t xml:space="preserve"> </w:t>
+            </w:r>
+            <w:r>
+              <w:rPr>
+                <w:rStyle w:val="VerbatimChar"/>
+              </w:rPr>
+              <w:t xml:space="preserve">403</w:t>
+            </w:r>
+          </w:p>
+        </w:tc>
+        <w:tc>
+          <w:tcPr/>
+          <w:p>
+            <w:pPr>
+              <w:pStyle w:val="Compact"/>
+            </w:pPr>
+            <w:r>
+              <w:t xml:space="preserve">✅ Fixed (</w:t>
+            </w:r>
+            <w:r>
+              <w:rPr>
+                <w:rStyle w:val="VerbatimChar"/>
+              </w:rPr>
+              <w:t xml:space="preserve">e402f3d</w:t>
+            </w:r>
+            <w:r>
+              <w:t xml:space="preserve">)</w:t>
+            </w:r>
+          </w:p>
+        </w:tc>
+      </w:tr>
+      <w:tr>
+        <w:tc>
+          <w:tcPr/>
+          <w:p>
+            <w:pPr>
+              <w:pStyle w:val="Compact"/>
+            </w:pPr>
+            <w:r>
+              <w:t xml:space="preserve">M-2 — Fragile regex Table-of-Contents id injection</w:t>
+            </w:r>
+          </w:p>
+        </w:tc>
+        <w:tc>
+          <w:tcPr/>
+          <w:p>
+            <w:pPr>
+              <w:pStyle w:val="Compact"/>
+            </w:pPr>
+            <w:r>
+              <w:t xml:space="preserve">Medium</w:t>
+            </w:r>
+          </w:p>
+        </w:tc>
+        <w:tc>
+          <w:tcPr/>
+          <w:p>
+            <w:pPr>
+              <w:pStyle w:val="Compact"/>
+            </w:pPr>
+            <w:r>
+              <w:t xml:space="preserve">Heading ids now derived from the Markdown AST and HTML-escaped</w:t>
+            </w:r>
+          </w:p>
+        </w:tc>
+        <w:tc>
+          <w:tcPr/>
+          <w:p>
+            <w:pPr>
+              <w:pStyle w:val="Compact"/>
+            </w:pPr>
+            <w:r>
+              <w:t xml:space="preserve">✅ Fixed (</w:t>
+            </w:r>
+            <w:r>
+              <w:rPr>
+                <w:rStyle w:val="VerbatimChar"/>
+              </w:rPr>
+              <w:t xml:space="preserve">e402f3d</w:t>
+            </w:r>
+            <w:r>
+              <w:t xml:space="preserve">)</w:t>
+            </w:r>
+          </w:p>
+        </w:tc>
+      </w:tr>
+      <w:tr>
+        <w:tc>
+          <w:tcPr/>
+          <w:p>
+            <w:pPr>
+              <w:pStyle w:val="Compact"/>
+            </w:pPr>
+            <w:r>
+              <w:t xml:space="preserve">M-3 / M-4 — SVG + document-upload validation is client-side only</w:t>
+            </w:r>
+          </w:p>
+        </w:tc>
+        <w:tc>
+          <w:tcPr/>
+          <w:p>
+            <w:pPr>
+              <w:pStyle w:val="Compact"/>
+            </w:pPr>
+            <w:r>
+              <w:t xml:space="preserve">Medium</w:t>
+            </w:r>
+          </w:p>
+        </w:tc>
+        <w:tc>
+          <w:tcPr/>
+          <w:p>
+            <w:pPr>
+              <w:pStyle w:val="Compact"/>
+            </w:pPr>
+            <w:r>
+              <w:t xml:space="preserve">Enforce MIME/size limits at the Strapi Media Library; serve uploads as non-inline (</w:t>
+            </w:r>
+            <w:r>
+              <w:rPr>
+                <w:rStyle w:val="VerbatimChar"/>
+              </w:rPr>
+              <w:t xml:space="preserve">attachment</w:t>
+            </w:r>
+            <w:r>
+              <w:t xml:space="preserve"> </w:t>
+            </w:r>
+            <w:r>
+              <w:t xml:space="preserve">/</w:t>
+            </w:r>
+            <w:r>
+              <w:t xml:space="preserve"> </w:t>
+            </w:r>
+            <w:r>
+              <w:rPr>
+                <w:rStyle w:val="VerbatimChar"/>
+              </w:rPr>
+              <w:t xml:space="preserve">nosniff</w:t>
+            </w:r>
+            <w:r>
+              <w:t xml:space="preserve">)</w:t>
+            </w:r>
+          </w:p>
+        </w:tc>
+        <w:tc>
+          <w:tcPr/>
+          <w:p>
+            <w:pPr>
+              <w:pStyle w:val="Compact"/>
+            </w:pPr>
+            <w:r>
+              <w:t xml:space="preserve">⏳ Launch-time (Strapi side — Research &amp; Analysis)</w:t>
+            </w:r>
+          </w:p>
+        </w:tc>
+      </w:tr>
+      <w:tr>
+        <w:tc>
+          <w:tcPr/>
+          <w:p>
+            <w:pPr>
+              <w:pStyle w:val="Compact"/>
+            </w:pPr>
+            <w:r>
+              <w:t xml:space="preserve">M-5 — Unthrottled review-email relay</w:t>
+            </w:r>
+          </w:p>
+        </w:tc>
+        <w:tc>
+          <w:tcPr/>
+          <w:p>
+            <w:pPr>
+              <w:pStyle w:val="Compact"/>
+            </w:pPr>
+            <w:r>
+              <w:t xml:space="preserve">Medium</w:t>
+            </w:r>
+          </w:p>
+        </w:tc>
+        <w:tc>
+          <w:tcPr/>
+          <w:p>
+            <w:pPr>
+              <w:pStyle w:val="Compact"/>
+            </w:pPr>
+            <w:r>
+              <w:t xml:space="preserve">Rate-limited the endpoint (5 sends / 10 min → HTTP 429)</w:t>
+            </w:r>
+          </w:p>
+        </w:tc>
+        <w:tc>
+          <w:tcPr/>
+          <w:p>
+            <w:pPr>
+              <w:pStyle w:val="Compact"/>
+            </w:pPr>
+            <w:r>
+              <w:t xml:space="preserve">✅ Fixed (</w:t>
+            </w:r>
+            <w:r>
+              <w:rPr>
+                <w:rStyle w:val="VerbatimChar"/>
+              </w:rPr>
+              <w:t xml:space="preserve">e402f3d</w:t>
+            </w:r>
+            <w:r>
+              <w:t xml:space="preserve">)</w:t>
+            </w:r>
+          </w:p>
+        </w:tc>
+      </w:tr>
+      <w:tr>
+        <w:tc>
+          <w:tcPr/>
+          <w:p>
+            <w:pPr>
+              <w:pStyle w:val="Compact"/>
+            </w:pPr>
+            <w:r>
+              <w:t xml:space="preserve">L-4 — Dataset source/datafile URLs not gated at save time</w:t>
+            </w:r>
+          </w:p>
+        </w:tc>
+        <w:tc>
+          <w:tcPr/>
+          <w:p>
+            <w:pPr>
+              <w:pStyle w:val="Compact"/>
+            </w:pPr>
+            <w:r>
+              <w:t xml:space="preserve">Low</w:t>
+            </w:r>
+          </w:p>
+        </w:tc>
+        <w:tc>
+          <w:tcPr/>
+          <w:p>
+            <w:pPr>
+              <w:pStyle w:val="Compact"/>
+            </w:pPr>
+            <w:r>
+              <w:rPr>
+                <w:rStyle w:val="VerbatimChar"/>
+              </w:rPr>
+              <w:t xml:space="preserve">validateDataset</w:t>
+            </w:r>
+            <w:r>
+              <w:t xml:space="preserve"> </w:t>
+            </w:r>
+            <w:r>
+              <w:t xml:space="preserve">now rejects</w:t>
+            </w:r>
+            <w:r>
+              <w:t xml:space="preserve"> </w:t>
+            </w:r>
+            <w:r>
+              <w:rPr>
+                <w:rStyle w:val="VerbatimChar"/>
+              </w:rPr>
+              <w:t xml:space="preserve">javascript:</w:t>
+            </w:r>
+            <w:r>
+              <w:t xml:space="preserve"> </w:t>
+            </w:r>
+            <w:r>
+              <w:t xml:space="preserve">/</w:t>
+            </w:r>
+            <w:r>
+              <w:t xml:space="preserve"> </w:t>
+            </w:r>
+            <w:r>
+              <w:rPr>
+                <w:rStyle w:val="VerbatimChar"/>
+              </w:rPr>
+              <w:t xml:space="preserve">data:</w:t>
+            </w:r>
+            <w:r>
+              <w:t xml:space="preserve"> </w:t>
+            </w:r>
+            <w:r>
+              <w:t xml:space="preserve">/</w:t>
+            </w:r>
+            <w:r>
+              <w:t xml:space="preserve"> </w:t>
+            </w:r>
+            <w:r>
+              <w:rPr>
+                <w:rStyle w:val="VerbatimChar"/>
+              </w:rPr>
+              <w:t xml:space="preserve">vbscript:</w:t>
+            </w:r>
+            <w:r>
+              <w:t xml:space="preserve"> </w:t>
+            </w:r>
+            <w:r>
+              <w:t xml:space="preserve">/</w:t>
+            </w:r>
+            <w:r>
+              <w:t xml:space="preserve"> </w:t>
+            </w:r>
+            <w:r>
+              <w:rPr>
+                <w:rStyle w:val="VerbatimChar"/>
+              </w:rPr>
+              <w:t xml:space="preserve">file:</w:t>
+            </w:r>
+            <w:r>
+              <w:t xml:space="preserve"> </w:t>
+            </w:r>
+            <w:r>
+              <w:t xml:space="preserve">URLs</w:t>
+            </w:r>
+          </w:p>
+        </w:tc>
+        <w:tc>
+          <w:tcPr/>
+          <w:p>
+            <w:pPr>
+              <w:pStyle w:val="Compact"/>
+            </w:pPr>
+            <w:r>
+              <w:t xml:space="preserve">✅ Fixed (</w:t>
+            </w:r>
+            <w:r>
+              <w:rPr>
+                <w:rStyle w:val="VerbatimChar"/>
+              </w:rPr>
+              <w:t xml:space="preserve">e402f3d</w:t>
+            </w:r>
+            <w:r>
+              <w:t xml:space="preserve">)</w:t>
+            </w:r>
+          </w:p>
+        </w:tc>
+      </w:tr>
+      <w:tr>
+        <w:tc>
+          <w:tcPr/>
+          <w:p>
+            <w:pPr>
+              <w:pStyle w:val="Compact"/>
+            </w:pPr>
+            <w:r>
+              <w:t xml:space="preserve">L-5 — Error page could surface raw error text</w:t>
+            </w:r>
+          </w:p>
+        </w:tc>
+        <w:tc>
+          <w:tcPr/>
+          <w:p>
+            <w:pPr>
+              <w:pStyle w:val="Compact"/>
+            </w:pPr>
+            <w:r>
+              <w:t xml:space="preserve">Low</w:t>
+            </w:r>
+          </w:p>
+        </w:tc>
+        <w:tc>
+          <w:tcPr/>
+          <w:p>
+            <w:pPr>
+              <w:pStyle w:val="Compact"/>
+            </w:pPr>
+            <w:r>
+              <w:t xml:space="preserve">Production error page renders a generic message (detail only in dev)</w:t>
+            </w:r>
+          </w:p>
+        </w:tc>
+        <w:tc>
+          <w:tcPr/>
+          <w:p>
+            <w:pPr>
+              <w:pStyle w:val="Compact"/>
+            </w:pPr>
+            <w:r>
+              <w:t xml:space="preserve">✅ Fixed (</w:t>
+            </w:r>
+            <w:r>
+              <w:rPr>
+                <w:rStyle w:val="VerbatimChar"/>
+              </w:rPr>
+              <w:t xml:space="preserve">e402f3d</w:t>
+            </w:r>
+            <w:r>
+              <w:t xml:space="preserve">)</w:t>
+            </w:r>
+          </w:p>
+        </w:tc>
+      </w:tr>
+      <w:tr>
+        <w:tc>
+          <w:tcPr/>
+          <w:p>
+            <w:pPr>
+              <w:pStyle w:val="Compact"/>
+            </w:pPr>
+            <w:r>
+              <w:t xml:space="preserve">I-5 — Zero-base64 enforced only at the form</w:t>
+            </w:r>
+          </w:p>
+        </w:tc>
+        <w:tc>
+          <w:tcPr/>
+          <w:p>
+            <w:pPr>
+              <w:pStyle w:val="Compact"/>
+            </w:pPr>
+            <w:r>
+              <w:t xml:space="preserve">Info</w:t>
+            </w:r>
+          </w:p>
+        </w:tc>
+        <w:tc>
+          <w:tcPr/>
+          <w:p>
+            <w:pPr>
+              <w:pStyle w:val="Compact"/>
+            </w:pPr>
+            <w:r>
+              <w:rPr>
+                <w:rStyle w:val="VerbatimChar"/>
+              </w:rPr>
+              <w:t xml:space="preserve">assertNoBase64</w:t>
+            </w:r>
+            <w:r>
+              <w:t xml:space="preserve"> </w:t>
+            </w:r>
+            <w:r>
+              <w:t xml:space="preserve">wired into the repository write boundary</w:t>
+            </w:r>
+          </w:p>
+        </w:tc>
+        <w:tc>
+          <w:tcPr/>
+          <w:p>
+            <w:pPr>
+              <w:pStyle w:val="Compact"/>
+            </w:pPr>
+            <w:r>
+              <w:t xml:space="preserve">✅ Fixed (</w:t>
+            </w:r>
+            <w:r>
+              <w:rPr>
+                <w:rStyle w:val="VerbatimChar"/>
+              </w:rPr>
+              <w:t xml:space="preserve">e402f3d</w:t>
+            </w:r>
+            <w:r>
+              <w:t xml:space="preserve">)</w:t>
+            </w:r>
+          </w:p>
+        </w:tc>
+      </w:tr>
+      <w:tr>
+        <w:tc>
+          <w:tcPr/>
+          <w:p>
+            <w:pPr>
+              <w:pStyle w:val="Compact"/>
+            </w:pPr>
+            <w:r>
+              <w:t xml:space="preserve">Server-side authorization / admin-JWT lifetime (incl. L-1 token revocation)</w:t>
+            </w:r>
+          </w:p>
+        </w:tc>
+        <w:tc>
+          <w:tcPr/>
+          <w:p>
+            <w:pPr>
+              <w:pStyle w:val="Compact"/>
+            </w:pPr>
+            <w:r>
+              <w:t xml:space="preserve">—</w:t>
+            </w:r>
+          </w:p>
+        </w:tc>
+        <w:tc>
+          <w:tcPr/>
+          <w:p>
+            <w:pPr>
+              <w:pStyle w:val="Compact"/>
+            </w:pPr>
+            <w:r>
+              <w:t xml:space="preserve">Verify in the Strapi instance: publisher-only publish, per-role permissions, a sane admin-JWT lifetime</w:t>
+            </w:r>
+          </w:p>
+        </w:tc>
+        <w:tc>
+          <w:tcPr/>
+          <w:p>
+            <w:pPr>
+              <w:pStyle w:val="Compact"/>
+            </w:pPr>
+            <w:r>
+              <w:t xml:space="preserve">⏳ Launch-time (Strapi side — Research &amp; Analysis)</w:t>
+            </w:r>
+          </w:p>
+        </w:tc>
+      </w:tr>
+      <w:tr>
+        <w:tc>
+          <w:tcPr/>
+          <w:p>
+            <w:pPr>
+              <w:pStyle w:val="Compact"/>
+            </w:pPr>
+            <w:r>
+              <w:t xml:space="preserve">Dev</w:t>
+            </w:r>
+            <w:r>
+              <w:t xml:space="preserve"> </w:t>
+            </w:r>
+            <w:r>
+              <w:rPr>
+                <w:rStyle w:val="VerbatimChar"/>
+              </w:rPr>
+              <w:t xml:space="preserve">admin/admin</w:t>
+            </w:r>
+            <w:r>
+              <w:t xml:space="preserve"> </w:t>
+            </w:r>
+            <w:r>
+              <w:t xml:space="preserve">bypass (D-1/2/3)</w:t>
+            </w:r>
+          </w:p>
+        </w:tc>
+        <w:tc>
+          <w:tcPr/>
+          <w:p>
+            <w:pPr>
+              <w:pStyle w:val="Compact"/>
+            </w:pPr>
+            <w:r>
+              <w:t xml:space="preserve">Dev-only</w:t>
+            </w:r>
+          </w:p>
+        </w:tc>
+        <w:tc>
+          <w:tcPr/>
+          <w:p>
+            <w:pPr>
+              <w:pStyle w:val="Compact"/>
+            </w:pPr>
+            <w:r>
+              <w:t xml:space="preserve">Remove end-to-end before production and add a CI check that fails if it ships; meanwhile it is tree-shaken out of production builds</w:t>
+            </w:r>
+          </w:p>
+        </w:tc>
+        <w:tc>
+          <w:tcPr/>
+          <w:p>
+            <w:pPr>
+              <w:pStyle w:val="Compact"/>
+            </w:pPr>
+            <w:r>
+              <w:t xml:space="preserve">⏳ Launch-time</w:t>
+            </w:r>
+          </w:p>
+        </w:tc>
+      </w:tr>
+    </w:tbl>
+    <w:p>
+      <w:pPr>
+        <w:pStyle w:val="BodyText"/>
+      </w:pPr>
+      <w:r>
+        <w:t xml:space="preserve">Dependency monitoring (Dependabot) was also added in</w:t>
+      </w:r>
+      <w:r>
+        <w:t xml:space="preserve"> </w:t>
+      </w:r>
+      <w:r>
+        <w:rPr>
+          <w:rStyle w:val="VerbatimChar"/>
+        </w:rPr>
+        <w:t xml:space="preserve">e402f3d</w:t>
+      </w:r>
+      <w:r>
+        <w:t xml:space="preserve">; the full detail is in</w:t>
+      </w:r>
+      <w:r>
+        <w:t xml:space="preserve"> </w:t>
+      </w:r>
+      <w:r>
+        <w:rPr>
+          <w:rStyle w:val="VerbatimChar"/>
+        </w:rPr>
+        <w:t xml:space="preserve">docs/security-audit.md</w:t>
+      </w:r>
+      <w:r>
+        <w:t xml:space="preserve">.</w:t>
       </w:r>
     </w:p>
     <w:p>

--- a/docs/ICJIA-Research-Hub-Studio-2026-Design-and-Implementation-Spec.docx
+++ b/docs/ICJIA-Research-Hub-Studio-2026-Design-and-Implementation-Spec.docx
@@ -649,7 +649,23 @@
         <w:t xml:space="preserve"> </w:t>
       </w:r>
       <w:r>
-        <w:t xml:space="preserve">independently red/blue-team audited —</w:t>
+        <w:t xml:space="preserve">independently red/blue-team audited (production</w:t>
+      </w:r>
+      <w:r>
+        <w:t xml:space="preserve"> </w:t>
+      </w:r>
+      <w:r>
+        <w:rPr>
+          <w:b/>
+          <w:bCs/>
+        </w:rPr>
+        <w:t xml:space="preserve">and</w:t>
+      </w:r>
+      <w:r>
+        <w:t xml:space="preserve"> </w:t>
+      </w:r>
+      <w:r>
+        <w:t xml:space="preserve">the public demo) —</w:t>
       </w:r>
       <w:r>
         <w:t xml:space="preserve"> </w:t>
@@ -662,7 +678,7 @@
         <w:t xml:space="preserve">0 critical issues</w:t>
       </w:r>
       <w:r>
-        <w:t xml:space="preserve">; the in-repo fixes are done and covered by 375 automated tests (</w:t>
+        <w:t xml:space="preserve">; the in-repo fixes are done and covered by 405 automated tests (</w:t>
       </w:r>
       <w:r>
         <w:rPr>
@@ -9022,7 +9038,7 @@
           <w:b/>
           <w:bCs/>
         </w:rPr>
-        <w:t xml:space="preserve">automated tests (375 of them)</w:t>
+        <w:t xml:space="preserve">automated tests (405 of them)</w:t>
       </w:r>
       <w:r>
         <w:t xml:space="preserve">. The full report lives in the repository</w:t>
@@ -9987,6 +10003,729 @@
       </w:r>
       <w:r>
         <w:t xml:space="preserve">.</w:t>
+      </w:r>
+    </w:p>
+    <w:p>
+      <w:pPr>
+        <w:pStyle w:val="BodyText"/>
+      </w:pPr>
+      <w:r>
+        <w:rPr>
+          <w:b/>
+          <w:bCs/>
+        </w:rPr>
+        <w:t xml:space="preserve">Demo &amp; public-deploy audit (2026-06-21).</w:t>
+      </w:r>
+      <w:r>
+        <w:t xml:space="preserve"> </w:t>
+      </w:r>
+      <w:r>
+        <w:t xml:space="preserve">A second adversarial pass covered the</w:t>
+      </w:r>
+      <w:r>
+        <w:t xml:space="preserve"> </w:t>
+      </w:r>
+      <w:r>
+        <w:t xml:space="preserve">new</w:t>
+      </w:r>
+      <w:r>
+        <w:t xml:space="preserve"> </w:t>
+      </w:r>
+      <w:r>
+        <w:rPr>
+          <w:b/>
+          <w:bCs/>
+        </w:rPr>
+        <w:t xml:space="preserve">public-demo</w:t>
+      </w:r>
+      <w:r>
+        <w:t xml:space="preserve"> </w:t>
+      </w:r>
+      <w:r>
+        <w:t xml:space="preserve">capability — demo mode, the static Netlify deploy, the demo</w:t>
+      </w:r>
+      <w:r>
+        <w:t xml:space="preserve"> </w:t>
+      </w:r>
+      <w:r>
+        <w:t xml:space="preserve">CSP/headers, and icon/image bundling.</w:t>
+      </w:r>
+      <w:r>
+        <w:t xml:space="preserve"> </w:t>
+      </w:r>
+      <w:r>
+        <w:rPr>
+          <w:b/>
+          <w:bCs/>
+        </w:rPr>
+        <w:t xml:space="preserve">Verdict: safe to expose publicly — zero</w:t>
+      </w:r>
+      <w:r>
+        <w:rPr>
+          <w:b/>
+          <w:bCs/>
+        </w:rPr>
+        <w:t xml:space="preserve"> </w:t>
+      </w:r>
+      <w:r>
+        <w:rPr>
+          <w:b/>
+          <w:bCs/>
+        </w:rPr>
+        <w:t xml:space="preserve">Critical, zero High.</w:t>
+      </w:r>
+      <w:r>
+        <w:t xml:space="preserve"> </w:t>
+      </w:r>
+      <w:r>
+        <w:t xml:space="preserve">The demo cannot write to Strapi, cannot sign in as a real</w:t>
+      </w:r>
+      <w:r>
+        <w:t xml:space="preserve"> </w:t>
+      </w:r>
+      <w:r>
+        <w:t xml:space="preserve">user, and ships no secrets; this holds three deep — in-memory data, a sentinel token</w:t>
+      </w:r>
+      <w:r>
+        <w:t xml:space="preserve"> </w:t>
+      </w:r>
+      <w:r>
+        <w:t xml:space="preserve">Strapi rejects, and a CSP</w:t>
+      </w:r>
+      <w:r>
+        <w:t xml:space="preserve"> </w:t>
+      </w:r>
+      <w:r>
+        <w:rPr>
+          <w:rStyle w:val="VerbatimChar"/>
+        </w:rPr>
+        <w:t xml:space="preserve">connect-src 'self'</w:t>
+      </w:r>
+      <w:r>
+        <w:t xml:space="preserve"> </w:t>
+      </w:r>
+      <w:r>
+        <w:t xml:space="preserve">that makes the backend unreachable</w:t>
+      </w:r>
+      <w:r>
+        <w:t xml:space="preserve"> </w:t>
+      </w:r>
+      <w:r>
+        <w:rPr>
+          <w:i/>
+          <w:iCs/>
+        </w:rPr>
+        <w:t xml:space="preserve">even if every client-side guard is bypassed</w:t>
+      </w:r>
+      <w:r>
+        <w:t xml:space="preserve">. Of 10 findings (all Medium/Low),</w:t>
+      </w:r>
+      <w:r>
+        <w:t xml:space="preserve"> </w:t>
+      </w:r>
+      <w:r>
+        <w:rPr>
+          <w:b/>
+          <w:bCs/>
+        </w:rPr>
+        <w:t xml:space="preserve">5 were fixed in code and 5 documented.</w:t>
+      </w:r>
+    </w:p>
+    <w:tbl>
+      <w:tblPr>
+        <w:tblStyle w:val="Table"/>
+        <w:tblW w:type="pct" w:w="5000"/>
+        <w:tblLayout w:type="fixed"/>
+        <w:tblLook w:firstRow="1" w:lastRow="0" w:firstColumn="0" w:lastColumn="0" w:noHBand="0" w:noVBand="0" w:val="0020"/>
+      </w:tblPr>
+      <w:tblGrid>
+        <w:gridCol w:w="1980"/>
+        <w:gridCol w:w="1980"/>
+        <w:gridCol w:w="1980"/>
+        <w:gridCol w:w="1980"/>
+      </w:tblGrid>
+      <w:tr>
+        <w:trPr>
+          <w:tblHeader w:val="on"/>
+        </w:trPr>
+        <w:tc>
+          <w:tcPr/>
+          <w:p>
+            <w:pPr>
+              <w:pStyle w:val="Compact"/>
+            </w:pPr>
+            <w:r>
+              <w:t xml:space="preserve">Finding</w:t>
+            </w:r>
+          </w:p>
+        </w:tc>
+        <w:tc>
+          <w:tcPr/>
+          <w:p>
+            <w:pPr>
+              <w:pStyle w:val="Compact"/>
+            </w:pPr>
+            <w:r>
+              <w:t xml:space="preserve">Severity</w:t>
+            </w:r>
+          </w:p>
+        </w:tc>
+        <w:tc>
+          <w:tcPr/>
+          <w:p>
+            <w:pPr>
+              <w:pStyle w:val="Compact"/>
+            </w:pPr>
+            <w:r>
+              <w:t xml:space="preserve">Remediation</w:t>
+            </w:r>
+          </w:p>
+        </w:tc>
+        <w:tc>
+          <w:tcPr/>
+          <w:p>
+            <w:pPr>
+              <w:pStyle w:val="Compact"/>
+            </w:pPr>
+            <w:r>
+              <w:t xml:space="preserve">Status</w:t>
+            </w:r>
+          </w:p>
+        </w:tc>
+      </w:tr>
+      <w:tr>
+        <w:tc>
+          <w:tcPr/>
+          <w:p>
+            <w:pPr>
+              <w:pStyle w:val="Compact"/>
+            </w:pPr>
+            <w:r>
+              <w:t xml:space="preserve">D-1 — Dev Strapi URL baked into the public demo bundle</w:t>
+            </w:r>
+          </w:p>
+        </w:tc>
+        <w:tc>
+          <w:tcPr/>
+          <w:p>
+            <w:pPr>
+              <w:pStyle w:val="Compact"/>
+            </w:pPr>
+            <w:r>
+              <w:t xml:space="preserve">Medium</w:t>
+            </w:r>
+          </w:p>
+        </w:tc>
+        <w:tc>
+          <w:tcPr/>
+          <w:p>
+            <w:pPr>
+              <w:pStyle w:val="Compact"/>
+            </w:pPr>
+            <w:r>
+              <w:t xml:space="preserve">Blank</w:t>
+            </w:r>
+            <w:r>
+              <w:t xml:space="preserve"> </w:t>
+            </w:r>
+            <w:r>
+              <w:rPr>
+                <w:rStyle w:val="VerbatimChar"/>
+              </w:rPr>
+              <w:t xml:space="preserve">strapiBaseUrl</w:t>
+            </w:r>
+            <w:r>
+              <w:t xml:space="preserve"> </w:t>
+            </w:r>
+            <w:r>
+              <w:t xml:space="preserve">in demo mode (unused — the demo is in-memory)</w:t>
+            </w:r>
+          </w:p>
+        </w:tc>
+        <w:tc>
+          <w:tcPr/>
+          <w:p>
+            <w:pPr>
+              <w:pStyle w:val="Compact"/>
+            </w:pPr>
+            <w:r>
+              <w:t xml:space="preserve">✅ Fixed (</w:t>
+            </w:r>
+            <w:r>
+              <w:rPr>
+                <w:rStyle w:val="VerbatimChar"/>
+              </w:rPr>
+              <w:t xml:space="preserve">cdff530</w:t>
+            </w:r>
+            <w:r>
+              <w:t xml:space="preserve">)</w:t>
+            </w:r>
+          </w:p>
+        </w:tc>
+      </w:tr>
+      <w:tr>
+        <w:tc>
+          <w:tcPr/>
+          <w:p>
+            <w:pPr>
+              <w:pStyle w:val="Compact"/>
+            </w:pPr>
+            <w:r>
+              <w:t xml:space="preserve">D-2 —</w:t>
+            </w:r>
+            <w:r>
+              <w:t xml:space="preserve"> </w:t>
+            </w:r>
+            <w:r>
+              <w:rPr>
+                <w:rStyle w:val="VerbatimChar"/>
+              </w:rPr>
+              <w:t xml:space="preserve">demoMode</w:t>
+            </w:r>
+            <w:r>
+              <w:t xml:space="preserve"> </w:t>
+            </w:r>
+            <w:r>
+              <w:t xml:space="preserve">flag is runtime-mutable (devtools could flip it)</w:t>
+            </w:r>
+          </w:p>
+        </w:tc>
+        <w:tc>
+          <w:tcPr/>
+          <w:p>
+            <w:pPr>
+              <w:pStyle w:val="Compact"/>
+            </w:pPr>
+            <w:r>
+              <w:t xml:space="preserve">Medium</w:t>
+            </w:r>
+          </w:p>
+        </w:tc>
+        <w:tc>
+          <w:tcPr/>
+          <w:p>
+            <w:pPr>
+              <w:pStyle w:val="Compact"/>
+            </w:pPr>
+            <w:r>
+              <w:t xml:space="preserve">Neutralized by the CSP</w:t>
+            </w:r>
+            <w:r>
+              <w:t xml:space="preserve"> </w:t>
+            </w:r>
+            <w:r>
+              <w:rPr>
+                <w:rStyle w:val="VerbatimChar"/>
+              </w:rPr>
+              <w:t xml:space="preserve">connect-src 'self'</w:t>
+            </w:r>
+            <w:r>
+              <w:t xml:space="preserve"> </w:t>
+            </w:r>
+            <w:r>
+              <w:t xml:space="preserve">backstop + the rejected sentinel token; optional freeze + CI guard noted</w:t>
+            </w:r>
+          </w:p>
+        </w:tc>
+        <w:tc>
+          <w:tcPr/>
+          <w:p>
+            <w:pPr>
+              <w:pStyle w:val="Compact"/>
+            </w:pPr>
+            <w:r>
+              <w:t xml:space="preserve">🛡️ Mitigated</w:t>
+            </w:r>
+          </w:p>
+        </w:tc>
+      </w:tr>
+      <w:tr>
+        <w:tc>
+          <w:tcPr/>
+          <w:p>
+            <w:pPr>
+              <w:pStyle w:val="Compact"/>
+            </w:pPr>
+            <w:r>
+              <w:t xml:space="preserve">D-3 — Icons could fetch</w:t>
+            </w:r>
+            <w:r>
+              <w:t xml:space="preserve"> </w:t>
+            </w:r>
+            <w:r>
+              <w:rPr>
+                <w:rStyle w:val="VerbatimChar"/>
+              </w:rPr>
+              <w:t xml:space="preserve">api.iconify.design</w:t>
+            </w:r>
+            <w:r>
+              <w:t xml:space="preserve"> </w:t>
+            </w:r>
+            <w:r>
+              <w:t xml:space="preserve">at runtime</w:t>
+            </w:r>
+          </w:p>
+        </w:tc>
+        <w:tc>
+          <w:tcPr/>
+          <w:p>
+            <w:pPr>
+              <w:pStyle w:val="Compact"/>
+            </w:pPr>
+            <w:r>
+              <w:t xml:space="preserve">Medium</w:t>
+            </w:r>
+          </w:p>
+        </w:tc>
+        <w:tc>
+          <w:tcPr/>
+          <w:p>
+            <w:pPr>
+              <w:pStyle w:val="Compact"/>
+            </w:pPr>
+            <w:r>
+              <w:rPr>
+                <w:rStyle w:val="VerbatimChar"/>
+              </w:rPr>
+              <w:t xml:space="preserve">icon.fallbackToApi:false</w:t>
+            </w:r>
+            <w:r>
+              <w:t xml:space="preserve"> </w:t>
+            </w:r>
+            <w:r>
+              <w:t xml:space="preserve">+ all 46 icons bundled locally</w:t>
+            </w:r>
+          </w:p>
+        </w:tc>
+        <w:tc>
+          <w:tcPr/>
+          <w:p>
+            <w:pPr>
+              <w:pStyle w:val="Compact"/>
+            </w:pPr>
+            <w:r>
+              <w:t xml:space="preserve">✅ Fixed (</w:t>
+            </w:r>
+            <w:r>
+              <w:rPr>
+                <w:rStyle w:val="VerbatimChar"/>
+              </w:rPr>
+              <w:t xml:space="preserve">cdff530</w:t>
+            </w:r>
+            <w:r>
+              <w:t xml:space="preserve">)</w:t>
+            </w:r>
+          </w:p>
+        </w:tc>
+      </w:tr>
+      <w:tr>
+        <w:tc>
+          <w:tcPr/>
+          <w:p>
+            <w:pPr>
+              <w:pStyle w:val="Compact"/>
+            </w:pPr>
+            <w:r>
+              <w:t xml:space="preserve">D-4 — Content reads gated only by the token, not the demo build</w:t>
+            </w:r>
+          </w:p>
+        </w:tc>
+        <w:tc>
+          <w:tcPr/>
+          <w:p>
+            <w:pPr>
+              <w:pStyle w:val="Compact"/>
+            </w:pPr>
+            <w:r>
+              <w:t xml:space="preserve">Low</w:t>
+            </w:r>
+          </w:p>
+        </w:tc>
+        <w:tc>
+          <w:tcPr/>
+          <w:p>
+            <w:pPr>
+              <w:pStyle w:val="Compact"/>
+            </w:pPr>
+            <w:r>
+              <w:rPr>
+                <w:rStyle w:val="VerbatimChar"/>
+              </w:rPr>
+              <w:t xml:space="preserve">isDemoData()</w:t>
+            </w:r>
+            <w:r>
+              <w:t xml:space="preserve"> </w:t>
+            </w:r>
+            <w:r>
+              <w:t xml:space="preserve">read-guard (in-memory repo for the whole demo build)</w:t>
+            </w:r>
+          </w:p>
+        </w:tc>
+        <w:tc>
+          <w:tcPr/>
+          <w:p>
+            <w:pPr>
+              <w:pStyle w:val="Compact"/>
+            </w:pPr>
+            <w:r>
+              <w:t xml:space="preserve">✅ Fixed (</w:t>
+            </w:r>
+            <w:r>
+              <w:rPr>
+                <w:rStyle w:val="VerbatimChar"/>
+              </w:rPr>
+              <w:t xml:space="preserve">cdff530</w:t>
+            </w:r>
+            <w:r>
+              <w:t xml:space="preserve">)</w:t>
+            </w:r>
+          </w:p>
+        </w:tc>
+      </w:tr>
+      <w:tr>
+        <w:tc>
+          <w:tcPr/>
+          <w:p>
+            <w:pPr>
+              <w:pStyle w:val="Compact"/>
+            </w:pPr>
+            <w:r>
+              <w:t xml:space="preserve">D-7 — Icon dependency pinned with a</w:t>
+            </w:r>
+            <w:r>
+              <w:t xml:space="preserve"> </w:t>
+            </w:r>
+            <w:r>
+              <w:rPr>
+                <w:rStyle w:val="VerbatimChar"/>
+              </w:rPr>
+              <w:t xml:space="preserve">^</w:t>
+            </w:r>
+            <w:r>
+              <w:t xml:space="preserve"> </w:t>
+            </w:r>
+            <w:r>
+              <w:t xml:space="preserve">range</w:t>
+            </w:r>
+          </w:p>
+        </w:tc>
+        <w:tc>
+          <w:tcPr/>
+          <w:p>
+            <w:pPr>
+              <w:pStyle w:val="Compact"/>
+            </w:pPr>
+            <w:r>
+              <w:t xml:space="preserve">Low</w:t>
+            </w:r>
+          </w:p>
+        </w:tc>
+        <w:tc>
+          <w:tcPr/>
+          <w:p>
+            <w:pPr>
+              <w:pStyle w:val="Compact"/>
+            </w:pPr>
+            <w:r>
+              <w:t xml:space="preserve">Pinned exact (</w:t>
+            </w:r>
+            <w:r>
+              <w:rPr>
+                <w:rStyle w:val="VerbatimChar"/>
+              </w:rPr>
+              <w:t xml:space="preserve">1.2.114</w:t>
+            </w:r>
+            <w:r>
+              <w:t xml:space="preserve">)</w:t>
+            </w:r>
+          </w:p>
+        </w:tc>
+        <w:tc>
+          <w:tcPr/>
+          <w:p>
+            <w:pPr>
+              <w:pStyle w:val="Compact"/>
+            </w:pPr>
+            <w:r>
+              <w:t xml:space="preserve">✅ Fixed (</w:t>
+            </w:r>
+            <w:r>
+              <w:rPr>
+                <w:rStyle w:val="VerbatimChar"/>
+              </w:rPr>
+              <w:t xml:space="preserve">cdff530</w:t>
+            </w:r>
+            <w:r>
+              <w:t xml:space="preserve">)</w:t>
+            </w:r>
+          </w:p>
+        </w:tc>
+      </w:tr>
+      <w:tr>
+        <w:tc>
+          <w:tcPr/>
+          <w:p>
+            <w:pPr>
+              <w:pStyle w:val="Compact"/>
+            </w:pPr>
+            <w:r>
+              <w:t xml:space="preserve">D-8 — No</w:t>
+            </w:r>
+            <w:r>
+              <w:t xml:space="preserve"> </w:t>
+            </w:r>
+            <w:r>
+              <w:rPr>
+                <w:rStyle w:val="VerbatimChar"/>
+              </w:rPr>
+              <w:t xml:space="preserve">Permissions-Policy</w:t>
+            </w:r>
+            <w:r>
+              <w:t xml:space="preserve"> </w:t>
+            </w:r>
+            <w:r>
+              <w:t xml:space="preserve">header</w:t>
+            </w:r>
+          </w:p>
+        </w:tc>
+        <w:tc>
+          <w:tcPr/>
+          <w:p>
+            <w:pPr>
+              <w:pStyle w:val="Compact"/>
+            </w:pPr>
+            <w:r>
+              <w:t xml:space="preserve">Low</w:t>
+            </w:r>
+          </w:p>
+        </w:tc>
+        <w:tc>
+          <w:tcPr/>
+          <w:p>
+            <w:pPr>
+              <w:pStyle w:val="Compact"/>
+            </w:pPr>
+            <w:r>
+              <w:t xml:space="preserve">Added to both header sets</w:t>
+            </w:r>
+          </w:p>
+        </w:tc>
+        <w:tc>
+          <w:tcPr/>
+          <w:p>
+            <w:pPr>
+              <w:pStyle w:val="Compact"/>
+            </w:pPr>
+            <w:r>
+              <w:t xml:space="preserve">✅ Fixed (</w:t>
+            </w:r>
+            <w:r>
+              <w:rPr>
+                <w:rStyle w:val="VerbatimChar"/>
+              </w:rPr>
+              <w:t xml:space="preserve">cdff530</w:t>
+            </w:r>
+            <w:r>
+              <w:t xml:space="preserve">)</w:t>
+            </w:r>
+          </w:p>
+        </w:tc>
+      </w:tr>
+      <w:tr>
+        <w:tc>
+          <w:tcPr/>
+          <w:p>
+            <w:pPr>
+              <w:pStyle w:val="Compact"/>
+            </w:pPr>
+            <w:r>
+              <w:t xml:space="preserve">D-5, D-6, D-9, D-10 — minor disclosure / prod-scoped</w:t>
+            </w:r>
+          </w:p>
+        </w:tc>
+        <w:tc>
+          <w:tcPr/>
+          <w:p>
+            <w:pPr>
+              <w:pStyle w:val="Compact"/>
+            </w:pPr>
+            <w:r>
+              <w:t xml:space="preserve">Low</w:t>
+            </w:r>
+          </w:p>
+        </w:tc>
+        <w:tc>
+          <w:tcPr/>
+          <w:p>
+            <w:pPr>
+              <w:pStyle w:val="Compact"/>
+            </w:pPr>
+            <w:r>
+              <w:t xml:space="preserve">Documented (sentinel creds worthless vs real Strapi; email-domain placeholder; HSTS</w:t>
+            </w:r>
+            <w:r>
+              <w:t xml:space="preserve"> </w:t>
+            </w:r>
+            <w:r>
+              <w:rPr>
+                <w:rStyle w:val="VerbatimChar"/>
+              </w:rPr>
+              <w:t xml:space="preserve">preload</w:t>
+            </w:r>
+            <w:r>
+              <w:t xml:space="preserve">; cookie</w:t>
+            </w:r>
+            <w:r>
+              <w:t xml:space="preserve"> </w:t>
+            </w:r>
+            <w:r>
+              <w:rPr>
+                <w:rStyle w:val="VerbatimChar"/>
+              </w:rPr>
+              <w:t xml:space="preserve">HttpOnly</w:t>
+            </w:r>
+            <w:r>
+              <w:t xml:space="preserve"> </w:t>
+            </w:r>
+            <w:r>
+              <w:t xml:space="preserve">= prod H-1)</w:t>
+            </w:r>
+          </w:p>
+        </w:tc>
+        <w:tc>
+          <w:tcPr/>
+          <w:p>
+            <w:pPr>
+              <w:pStyle w:val="Compact"/>
+            </w:pPr>
+            <w:r>
+              <w:t xml:space="preserve">📄 Documented</w:t>
+            </w:r>
+          </w:p>
+        </w:tc>
+      </w:tr>
+    </w:tbl>
+    <w:p>
+      <w:pPr>
+        <w:pStyle w:val="BodyText"/>
+      </w:pPr>
+      <w:r>
+        <w:t xml:space="preserve">Full detail in</w:t>
+      </w:r>
+      <w:r>
+        <w:t xml:space="preserve"> </w:t>
+      </w:r>
+      <w:r>
+        <w:rPr>
+          <w:rStyle w:val="VerbatimChar"/>
+        </w:rPr>
+        <w:t xml:space="preserve">docs/security-audit.md</w:t>
+      </w:r>
+      <w:r>
+        <w:t xml:space="preserve"> </w:t>
+      </w:r>
+      <w:r>
+        <w:t xml:space="preserve">§7.</w:t>
       </w:r>
     </w:p>
     <w:p>

--- a/docs/ICJIA-Research-Hub-Studio-2026-Design-and-Implementation-Spec.docx
+++ b/docs/ICJIA-Research-Hub-Studio-2026-Design-and-Implementation-Spec.docx
@@ -2,7 +2,7 @@
 <file path=word/document.xml><?xml version="1.0" encoding="utf-8"?>
 <w:document xmlns:w="http://schemas.openxmlformats.org/wordprocessingml/2006/main" xmlns:m="http://schemas.openxmlformats.org/officeDocument/2006/math" xmlns:r="http://schemas.openxmlformats.org/officeDocument/2006/relationships" xmlns:o="urn:schemas-microsoft-com:office:office" xmlns:v="urn:schemas-microsoft-com:vml" xmlns:w10="urn:schemas-microsoft-com:office:word" xmlns:a="http://schemas.openxmlformats.org/drawingml/2006/main" xmlns:pic="http://schemas.openxmlformats.org/drawingml/2006/picture" xmlns:wp="http://schemas.openxmlformats.org/drawingml/2006/wordprocessingDrawing">
   <w:body>
-    <w:bookmarkStart w:id="48" w:name="hub-studio-2.0"/>
+    <w:bookmarkStart w:id="49" w:name="hub-studio-20"/>
     <w:p>
       <w:pPr>
         <w:pStyle w:val="Heading1"/>
@@ -11,7 +11,7 @@
         <w:t xml:space="preserve">Hub Studio 2.0</w:t>
       </w:r>
     </w:p>
-    <w:bookmarkStart w:id="10" w:name="X92228e55371593ead34fa7d1c85617ef25dcf83"/>
+    <w:bookmarkStart w:id="11" w:name="X8ab9bdbc94a3903ac23f74fcbb2f695e17eadd3"/>
     <w:p>
       <w:pPr>
         <w:pStyle w:val="Heading2"/>
@@ -20,7 +20,7 @@
         <w:t xml:space="preserve">ICJIA Research Hub Studio — Design &amp; Implementation Specification</w:t>
       </w:r>
     </w:p>
-    <w:bookmarkStart w:id="9" w:name="X3bf88b0e077b97421c2b1a728a1132cf9aafa01"/>
+    <w:bookmarkStart w:id="10" w:name="X56aa8933acdb6c12deadf6f4f31eefac52288b2"/>
     <w:p>
       <w:pPr>
         <w:pStyle w:val="Heading3"/>
@@ -32,15 +32,35 @@
     <w:tbl>
       <w:tblPr>
         <w:tblStyle w:val="Table"/>
-        <w:tblW w:type="pct" w:w="5000"/>
-        <w:tblLayout w:type="fixed"/>
-        <w:tblLook w:firstRow="0" w:lastRow="0" w:firstColumn="0" w:lastColumn="0" w:noHBand="0" w:noVBand="0" w:val="0000"/>
+        <w:tblW w:type="auto" w:w="0"/>
+        <w:tblLook w:firstRow="1" w:lastRow="0" w:firstColumn="0" w:lastColumn="0" w:noHBand="0" w:noVBand="0" w:val="0020"/>
       </w:tblPr>
       <w:tblGrid>
         <w:gridCol w:w="3960"/>
         <w:gridCol w:w="3960"/>
       </w:tblGrid>
       <w:tr>
+        <w:trPr>
+          <w:tblHeader w:val="on"/>
+        </w:trPr>
+        <w:tc>
+          <w:tcPr/>
+          <w:p>
+            <w:pPr>
+              <w:pStyle w:val="Compact"/>
+            </w:pPr>
+          </w:p>
+        </w:tc>
+        <w:tc>
+          <w:tcPr/>
+          <w:p>
+            <w:pPr>
+              <w:pStyle w:val="Compact"/>
+            </w:pPr>
+          </w:p>
+        </w:tc>
+      </w:tr>
+      <w:tr>
         <w:tc>
           <w:tcPr/>
           <w:p>
@@ -183,7 +203,21 @@
               <w:t xml:space="preserve"> </w:t>
             </w:r>
             <w:r>
-              <w:t xml:space="preserve">— the full tool is built; not yet switched on for the public</w:t>
+              <w:t xml:space="preserve">— the full tool is built and a public demo is clickable at</w:t>
+            </w:r>
+            <w:r>
+              <w:t xml:space="preserve"> </w:t>
+            </w:r>
+            <w:hyperlink r:id="rId9">
+              <w:r>
+                <w:rPr>
+                  <w:rStyle w:val="Hyperlink"/>
+                </w:rPr>
+                <w:t xml:space="preserve">https://studio-2026.netlify.app</w:t>
+              </w:r>
+            </w:hyperlink>
+            <w:r>
+              <w:t xml:space="preserve">; not yet switched on for real publishing</w:t>
             </w:r>
           </w:p>
         </w:tc>
@@ -211,7 +245,23 @@
               <w:pStyle w:val="Compact"/>
             </w:pPr>
             <w:r>
-              <w:t xml:space="preserve">2026-06-21</w:t>
+              <w:t xml:space="preserve">2026-06-21 ·</w:t>
+            </w:r>
+            <w:r>
+              <w:t xml:space="preserve"> </w:t>
+            </w:r>
+            <w:r>
+              <w:rPr>
+                <w:b/>
+                <w:bCs/>
+              </w:rPr>
+              <w:t xml:space="preserve">revised 2026-07-11</w:t>
+            </w:r>
+            <w:r>
+              <w:t xml:space="preserve"> </w:t>
+            </w:r>
+            <w:r>
+              <w:t xml:space="preserve">(test counts, four audits, features shipped since — annotations, tab-only preview, card view, guided tour, public demo roles, CI)</w:t>
             </w:r>
           </w:p>
         </w:tc>
@@ -332,26 +382,59 @@
         <w:t xml:space="preserve"> </w:t>
       </w:r>
       <w:r>
-        <w:t xml:space="preserve">publish, and publishing — exists today, runs on the team’s shared, official copy</w:t>
-      </w:r>
-      <w:r>
-        <w:t xml:space="preserve"> </w:t>
-      </w:r>
-      <w:r>
-        <w:t xml:space="preserve">of the project, and is checked by</w:t>
-      </w:r>
-      <w:r>
-        <w:t xml:space="preserve"> </w:t>
-      </w:r>
-      <w:r>
-        <w:rPr>
-          <w:b/>
-          <w:bCs/>
-        </w:rPr>
-        <w:t xml:space="preserve">375 automated tests, all passing</w:t>
-      </w:r>
-      <w:r>
-        <w:t xml:space="preserve">. What is</w:t>
+        <w:t xml:space="preserve">publish, Word-style reviewer comments on drafts, and publishing — exists today,</w:t>
+      </w:r>
+      <w:r>
+        <w:t xml:space="preserve"> </w:t>
+      </w:r>
+      <w:r>
+        <w:t xml:space="preserve">runs on the team's shared, official copy of the project, and is checked by</w:t>
+      </w:r>
+      <w:r>
+        <w:t xml:space="preserve"> </w:t>
+      </w:r>
+      <w:r>
+        <w:rPr>
+          <w:b/>
+          <w:bCs/>
+        </w:rPr>
+        <w:t xml:space="preserve">661 automated tests, all passing</w:t>
+      </w:r>
+      <w:r>
+        <w:t xml:space="preserve">, re-run automatically on every change (CI).</w:t>
+      </w:r>
+      <w:r>
+        <w:t xml:space="preserve"> </w:t>
+      </w:r>
+      <w:r>
+        <w:t xml:space="preserve">Anyone can click through the real tool in the</w:t>
+      </w:r>
+      <w:r>
+        <w:t xml:space="preserve"> </w:t>
+      </w:r>
+      <w:r>
+        <w:rPr>
+          <w:b/>
+          <w:bCs/>
+        </w:rPr>
+        <w:t xml:space="preserve">public demo</w:t>
+      </w:r>
+      <w:r>
+        <w:t xml:space="preserve"> </w:t>
+      </w:r>
+      <w:r>
+        <w:t xml:space="preserve">(</w:t>
+      </w:r>
+      <w:hyperlink r:id="rId9">
+        <w:r>
+          <w:rPr>
+            <w:rStyle w:val="Hyperlink"/>
+          </w:rPr>
+          <w:t xml:space="preserve">https://studio-2026.netlify.app</w:t>
+        </w:r>
+      </w:hyperlink>
+      <w:r>
+        <w:t xml:space="preserve">) as an Author or an Editor. What is</w:t>
       </w:r>
       <w:r>
         <w:t xml:space="preserve"> </w:t>
@@ -367,31 +450,46 @@
         <w:t xml:space="preserve"> </w:t>
       </w:r>
       <w:r>
-        <w:t xml:space="preserve">done is the set of setup steps that only ICJIA’s own Research &amp; Analysis</w:t>
-      </w:r>
-      <w:r>
-        <w:t xml:space="preserve"> </w:t>
-      </w:r>
-      <w:r>
-        <w:t xml:space="preserve">staff can do (creating one storage type, supplying the email keys and the</w:t>
-      </w:r>
-      <w:r>
-        <w:t xml:space="preserve"> </w:t>
-      </w:r>
-      <w:r>
-        <w:t xml:space="preserve">“rebuild the public site”</w:t>
-      </w:r>
-      <w:r>
-        <w:t xml:space="preserve"> </w:t>
-      </w:r>
-      <w:r>
-        <w:t xml:space="preserve">trigger) and a final dress rehearsal with real staff</w:t>
-      </w:r>
-      <w:r>
-        <w:t xml:space="preserve"> </w:t>
-      </w:r>
-      <w:r>
-        <w:t xml:space="preserve">accounts before it goes live. This document marks each claim as</w:t>
+        <w:t xml:space="preserve">done</w:t>
+      </w:r>
+      <w:r>
+        <w:t xml:space="preserve"> </w:t>
+      </w:r>
+      <w:r>
+        <w:t xml:space="preserve">is the set of setup steps that only ICJIA's own Research &amp; Analysis staff can do</w:t>
+      </w:r>
+      <w:r>
+        <w:t xml:space="preserve"> </w:t>
+      </w:r>
+      <w:r>
+        <w:t xml:space="preserve">(creating two storage types, supplying the email keys and the "rebuild the public</w:t>
+      </w:r>
+      <w:r>
+        <w:t xml:space="preserve"> </w:t>
+      </w:r>
+      <w:r>
+        <w:t xml:space="preserve">site" trigger) and a final dress rehearsal with real staff accounts before it goes</w:t>
+      </w:r>
+      <w:r>
+        <w:t xml:space="preserve"> </w:t>
+      </w:r>
+      <w:r>
+        <w:t xml:space="preserve">live — all captured step-by-step in the cutover runbook</w:t>
+      </w:r>
+      <w:r>
+        <w:t xml:space="preserve"> </w:t>
+      </w:r>
+      <w:r>
+        <w:t xml:space="preserve">(</w:t>
+      </w:r>
+      <w:r>
+        <w:rPr>
+          <w:rStyle w:val="VerbatimChar"/>
+        </w:rPr>
+        <w:t xml:space="preserve">docs/demo-to-production.md</w:t>
+      </w:r>
+      <w:r>
+        <w:t xml:space="preserve">). This document marks each claim as</w:t>
       </w:r>
       <w:r>
         <w:t xml:space="preserve"> </w:t>
@@ -407,7 +505,7 @@
         <w:t xml:space="preserve"> </w:t>
       </w:r>
       <w:r>
-        <w:t xml:space="preserve">(it exists, it’s been checked, you can see it) or</w:t>
+        <w:t xml:space="preserve">(it exists, it's been checked, you can see it) or</w:t>
       </w:r>
       <w:r>
         <w:t xml:space="preserve"> </w:t>
@@ -429,7 +527,7 @@
         <w:t xml:space="preserve"> </w:t>
       </w:r>
       <w:r>
-        <w:t xml:space="preserve">owned next step). Nothing here is live to the public yet — and where it isn’t, it</w:t>
+        <w:t xml:space="preserve">owned next step). Nothing here is live to the public yet — and where it isn't, it</w:t>
       </w:r>
       <w:r>
         <w:t xml:space="preserve"> </w:t>
@@ -445,9 +543,9 @@
         </w:pict>
       </w:r>
     </w:p>
-    <w:bookmarkEnd w:id="9"/>
     <w:bookmarkEnd w:id="10"/>
-    <w:bookmarkStart w:id="11" w:name="tldr-the-30-second-version"/>
+    <w:bookmarkEnd w:id="11"/>
+    <w:bookmarkStart w:id="12" w:name="tldr--the-30-second-version"/>
     <w:p>
       <w:pPr>
         <w:pStyle w:val="Heading2"/>
@@ -526,7 +624,7 @@
         <w:t xml:space="preserve"> </w:t>
       </w:r>
       <w:r>
-        <w:t xml:space="preserve">(in production since 2019), the Research Hub became the most-read content on ICJIA’s public site — about</w:t>
+        <w:t xml:space="preserve">(in production since 2019), the Research Hub became the most-read content on ICJIA's public site — about</w:t>
       </w:r>
       <w:r>
         <w:t xml:space="preserve"> </w:t>
@@ -580,7 +678,37 @@
         <w:t xml:space="preserve"> </w:t>
       </w:r>
       <w:r>
-        <w:t xml:space="preserve">built and working in development — a complete demo is clickable today.</w:t>
+        <w:t xml:space="preserve">built and working — the</w:t>
+      </w:r>
+      <w:r>
+        <w:t xml:space="preserve"> </w:t>
+      </w:r>
+      <w:r>
+        <w:rPr>
+          <w:b/>
+          <w:bCs/>
+        </w:rPr>
+        <w:t xml:space="preserve">public demo is clickable today at</w:t>
+      </w:r>
+      <w:r>
+        <w:rPr>
+          <w:b/>
+          <w:bCs/>
+        </w:rPr>
+        <w:t xml:space="preserve"> </w:t>
+      </w:r>
+      <w:hyperlink r:id="rId9">
+        <w:r>
+          <w:rPr>
+            <w:rStyle w:val="Hyperlink"/>
+            <w:b/>
+            <w:bCs/>
+          </w:rPr>
+          <w:t xml:space="preserve">https://studio-2026.netlify.app</w:t>
+        </w:r>
+      </w:hyperlink>
+      <w:r>
+        <w:t xml:space="preserve">, as an Author or an Editor, with a first-run guided tour.</w:t>
       </w:r>
     </w:p>
     <w:p>
@@ -602,19 +730,7 @@
         <w:t xml:space="preserve"> </w:t>
       </w:r>
       <w:r>
-        <w:t xml:space="preserve">authors draft in a formatting editor (no formatting codes to learn) with a live</w:t>
-      </w:r>
-      <w:r>
-        <w:t xml:space="preserve"> </w:t>
-      </w:r>
-      <w:r>
-        <w:t xml:space="preserve">“exactly-as-published”</w:t>
-      </w:r>
-      <w:r>
-        <w:t xml:space="preserve"> </w:t>
-      </w:r>
-      <w:r>
-        <w:t xml:space="preserve">preview; an editor clicks</w:t>
+        <w:t xml:space="preserve">authors draft in a formatting editor (no formatting codes to learn) with a live "exactly-as-published" preview; reviewers highlight passages and leave Word-style margin comments on the draft; an editor clicks</w:t>
       </w:r>
       <w:r>
         <w:t xml:space="preserve"> </w:t>
@@ -649,36 +765,36 @@
         <w:t xml:space="preserve"> </w:t>
       </w:r>
       <w:r>
-        <w:t xml:space="preserve">independently red/blue-team audited (production</w:t>
-      </w:r>
-      <w:r>
-        <w:t xml:space="preserve"> </w:t>
-      </w:r>
-      <w:r>
-        <w:rPr>
-          <w:b/>
-          <w:bCs/>
-        </w:rPr>
-        <w:t xml:space="preserve">and</w:t>
-      </w:r>
-      <w:r>
-        <w:t xml:space="preserve"> </w:t>
-      </w:r>
-      <w:r>
-        <w:t xml:space="preserve">the public demo) —</w:t>
-      </w:r>
-      <w:r>
-        <w:t xml:space="preserve"> </w:t>
-      </w:r>
-      <w:r>
-        <w:rPr>
-          <w:b/>
-          <w:bCs/>
-        </w:rPr>
-        <w:t xml:space="preserve">0 critical issues</w:t>
-      </w:r>
-      <w:r>
-        <w:t xml:space="preserve">; the in-repo fixes are done and covered by 405 automated tests (</w:t>
+        <w:t xml:space="preserve">independently red/blue-team audited</w:t>
+      </w:r>
+      <w:r>
+        <w:t xml:space="preserve"> </w:t>
+      </w:r>
+      <w:r>
+        <w:rPr>
+          <w:b/>
+          <w:bCs/>
+        </w:rPr>
+        <w:t xml:space="preserve">four times</w:t>
+      </w:r>
+      <w:r>
+        <w:t xml:space="preserve"> </w:t>
+      </w:r>
+      <w:r>
+        <w:t xml:space="preserve">(production; the public demo; the demo-roles/files/tour surface; the annotations/preview/card-view surface) —</w:t>
+      </w:r>
+      <w:r>
+        <w:t xml:space="preserve"> </w:t>
+      </w:r>
+      <w:r>
+        <w:rPr>
+          <w:b/>
+          <w:bCs/>
+        </w:rPr>
+        <w:t xml:space="preserve">0 critical issues, 0 open high or medium</w:t>
+      </w:r>
+      <w:r>
+        <w:t xml:space="preserve">; the in-repo fixes are done and covered by 661 automated tests, re-run in CI on every change (</w:t>
       </w:r>
       <w:r>
         <w:rPr>
@@ -703,13 +819,22 @@
           <w:b/>
           <w:bCs/>
         </w:rPr>
-        <w:t xml:space="preserve">What’s left:</w:t>
-      </w:r>
-      <w:r>
-        <w:t xml:space="preserve"> </w:t>
-      </w:r>
-      <w:r>
-        <w:t xml:space="preserve">setup on the Strapi / email side (Research &amp; Analysis) and a short launch checklist — not new building.</w:t>
+        <w:t xml:space="preserve">What's left:</w:t>
+      </w:r>
+      <w:r>
+        <w:t xml:space="preserve"> </w:t>
+      </w:r>
+      <w:r>
+        <w:t xml:space="preserve">setup on the Strapi / email side (Research &amp; Analysis) and a short launch checklist — not new building. The exact path is a written runbook (</w:t>
+      </w:r>
+      <w:r>
+        <w:rPr>
+          <w:rStyle w:val="VerbatimChar"/>
+        </w:rPr>
+        <w:t xml:space="preserve">docs/demo-to-production.md</w:t>
+      </w:r>
+      <w:r>
+        <w:t xml:space="preserve">); the cutover itself is about 30 minutes once the setup is done.</w:t>
       </w:r>
     </w:p>
     <w:p>
@@ -731,8 +856,8 @@
         </w:pict>
       </w:r>
     </w:p>
-    <w:bookmarkEnd w:id="11"/>
-    <w:bookmarkStart w:id="15" w:name="Xfec8a86be2cc7c2c9d6e37e78d851a854ff9da7"/>
+    <w:bookmarkEnd w:id="12"/>
+    <w:bookmarkStart w:id="16" w:name="X375d2ecc9343ccf2125fa55b2b1697cd6330634"/>
     <w:p>
       <w:pPr>
         <w:pStyle w:val="Heading2"/>
@@ -773,7 +898,7 @@
         <w:t xml:space="preserve">is labeled with its timeframe.</w:t>
       </w:r>
     </w:p>
-    <w:bookmarkStart w:id="12" w:name="most-visited-pages-trailing-12-months"/>
+    <w:bookmarkStart w:id="13" w:name="most-visited-pages--trailing-12-months"/>
     <w:p>
       <w:pPr>
         <w:pStyle w:val="Heading3"/>
@@ -806,7 +931,7 @@
         <w:t xml:space="preserve"> </w:t>
       </w:r>
       <w:r>
-        <w:t xml:space="preserve">Percentages reflect each page’s share of total site visitors; they do not sum to</w:t>
+        <w:t xml:space="preserve">Percentages reflect each page's share of total site visitors; they do not sum to</w:t>
       </w:r>
       <w:r>
         <w:t xml:space="preserve"> </w:t>
@@ -818,15 +943,14 @@
     <w:tbl>
       <w:tblPr>
         <w:tblStyle w:val="Table"/>
-        <w:tblW w:type="pct" w:w="5000"/>
-        <w:tblLayout w:type="fixed"/>
+        <w:tblW w:type="auto" w:w="0"/>
         <w:tblLook w:firstRow="1" w:lastRow="0" w:firstColumn="0" w:lastColumn="0" w:noHBand="0" w:noVBand="0" w:val="0020"/>
       </w:tblPr>
       <w:tblGrid>
-        <w:gridCol w:w="990"/>
-        <w:gridCol w:w="990"/>
-        <w:gridCol w:w="2805"/>
-        <w:gridCol w:w="3135"/>
+        <w:gridCol w:w="1980"/>
+        <w:gridCol w:w="1980"/>
+        <w:gridCol w:w="1980"/>
+        <w:gridCol w:w="1980"/>
       </w:tblGrid>
       <w:tr>
         <w:trPr>
@@ -968,7 +1092,7 @@
               <w:t xml:space="preserve"> </w:t>
             </w:r>
             <w:r>
-              <w:t xml:space="preserve">“The Effectiveness and Implications of Police Reform”</w:t>
+              <w:t xml:space="preserve">"The Effectiveness and Implications of Police Reform"</w:t>
             </w:r>
           </w:p>
         </w:tc>
@@ -1027,7 +1151,7 @@
               <w:t xml:space="preserve"> </w:t>
             </w:r>
             <w:r>
-              <w:t xml:space="preserve">“Understanding Police Officer Stress: A Review of the Literature”</w:t>
+              <w:t xml:space="preserve">"Understanding Police Officer Stress: A Review of the Literature"</w:t>
             </w:r>
           </w:p>
         </w:tc>
@@ -1086,7 +1210,7 @@
               <w:t xml:space="preserve"> </w:t>
             </w:r>
             <w:r>
-              <w:t xml:space="preserve">“The Victim–Offender Overlap”</w:t>
+              <w:t xml:space="preserve">"The Victim–Offender Overlap"</w:t>
             </w:r>
           </w:p>
         </w:tc>
@@ -1145,7 +1269,7 @@
               <w:t xml:space="preserve"> </w:t>
             </w:r>
             <w:r>
-              <w:t xml:space="preserve">“The 2021 SAFE-T Act: ICJIA Roles and Responsibilities”</w:t>
+              <w:t xml:space="preserve">"The 2021 SAFE-T Act: ICJIA Roles and Responsibilities"</w:t>
             </w:r>
           </w:p>
         </w:tc>
@@ -1262,7 +1386,7 @@
               <w:t xml:space="preserve"> </w:t>
             </w:r>
             <w:r>
-              <w:t xml:space="preserve">“Mental Illness and Violence: Is There a Link?”</w:t>
+              <w:t xml:space="preserve">"Mental Illness and Violence: Is There a Link?"</w:t>
             </w:r>
           </w:p>
         </w:tc>
@@ -1321,7 +1445,7 @@
               <w:t xml:space="preserve"> </w:t>
             </w:r>
             <w:r>
-              <w:t xml:space="preserve">“An Overview of Police Use-of-Force Policies and Research”</w:t>
+              <w:t xml:space="preserve">"An Overview of Police Use-of-Force Policies and Research"</w:t>
             </w:r>
           </w:p>
         </w:tc>
@@ -1380,7 +1504,7 @@
               <w:t xml:space="preserve"> </w:t>
             </w:r>
             <w:r>
-              <w:t xml:space="preserve">“Trauma-Informed and Evidence-Based Practices and Programs”</w:t>
+              <w:t xml:space="preserve">"Trauma-Informed and Evidence-Based Practices and Programs"</w:t>
             </w:r>
           </w:p>
         </w:tc>
@@ -1497,7 +1621,7 @@
               <w:t xml:space="preserve"> </w:t>
             </w:r>
             <w:r>
-              <w:t xml:space="preserve">“Addressing Police Officer Stress: Programs and Practices”</w:t>
+              <w:t xml:space="preserve">"Addressing Police Officer Stress: Programs and Practices"</w:t>
             </w:r>
           </w:p>
         </w:tc>
@@ -1556,7 +1680,7 @@
               <w:t xml:space="preserve"> </w:t>
             </w:r>
             <w:r>
-              <w:t xml:space="preserve">“Gender Differences in Intimate Partner Violence Service Use”</w:t>
+              <w:t xml:space="preserve">"Gender Differences in Intimate Partner Violence Service Use"</w:t>
             </w:r>
           </w:p>
         </w:tc>
@@ -1628,8 +1752,8 @@
         <w:t xml:space="preserve">Hub articles. The four most-visited pages after the homepage are all articles.</w:t>
       </w:r>
     </w:p>
-    <w:bookmarkEnd w:id="12"/>
-    <w:bookmarkStart w:id="13" w:name="X91621296d19423d5d7a003381bb38706ae83837"/>
+    <w:bookmarkEnd w:id="13"/>
+    <w:bookmarkStart w:id="14" w:name="X072d07816a3a8a6c99599dd3681d9beca0474ac"/>
     <w:p>
       <w:pPr>
         <w:pStyle w:val="Heading3"/>
@@ -1662,16 +1786,15 @@
     <w:tbl>
       <w:tblPr>
         <w:tblStyle w:val="Table"/>
-        <w:tblW w:type="pct" w:w="5000"/>
-        <w:tblLayout w:type="fixed"/>
+        <w:tblW w:type="auto" w:w="0"/>
         <w:tblLook w:firstRow="1" w:lastRow="0" w:firstColumn="0" w:lastColumn="0" w:noHBand="0" w:noVBand="0" w:val="0020"/>
       </w:tblPr>
       <w:tblGrid>
-        <w:gridCol w:w="963"/>
-        <w:gridCol w:w="1819"/>
-        <w:gridCol w:w="1926"/>
-        <w:gridCol w:w="1498"/>
-        <w:gridCol w:w="1712"/>
+        <w:gridCol w:w="1584"/>
+        <w:gridCol w:w="1584"/>
+        <w:gridCol w:w="1584"/>
+        <w:gridCol w:w="1584"/>
+        <w:gridCol w:w="1584"/>
       </w:tblGrid>
       <w:tr>
         <w:trPr>
@@ -2225,8 +2348,8 @@
         <w:t xml:space="preserve">6-month figures above are, if anything, conservative.</w:t>
       </w:r>
     </w:p>
-    <w:bookmarkEnd w:id="13"/>
-    <w:bookmarkStart w:id="14" w:name="what-these-figures-mean-for-this-project"/>
+    <w:bookmarkEnd w:id="14"/>
+    <w:bookmarkStart w:id="15" w:name="what-these-figures-mean-for-this-project"/>
     <w:p>
       <w:pPr>
         <w:pStyle w:val="Heading3"/>
@@ -2331,7 +2454,7 @@
         <w:t xml:space="preserve"> </w:t>
       </w:r>
       <w:r>
-        <w:t xml:space="preserve">be read, the Research Hub is not merely ahead; it is effectively the site’s</w:t>
+        <w:t xml:space="preserve">be read, the Research Hub is not merely ahead; it is effectively the site's</w:t>
       </w:r>
       <w:r>
         <w:t xml:space="preserve"> </w:t>
@@ -2750,9 +2873,9 @@
         </w:pict>
       </w:r>
     </w:p>
-    <w:bookmarkEnd w:id="14"/>
     <w:bookmarkEnd w:id="15"/>
-    <w:bookmarkStart w:id="16" w:name="how-to-read-this-document"/>
+    <w:bookmarkEnd w:id="16"/>
+    <w:bookmarkStart w:id="17" w:name="how-to-read-this-document"/>
     <w:p>
       <w:pPr>
         <w:pStyle w:val="Heading2"/>
@@ -2971,19 +3094,7 @@
         <w:t xml:space="preserve"> </w:t>
       </w:r>
       <w:r>
-        <w:t xml:space="preserve">Throughout Sections 1–6, claims of</w:t>
-      </w:r>
-      <w:r>
-        <w:t xml:space="preserve"> </w:t>
-      </w:r>
-      <w:r>
-        <w:t xml:space="preserve">“built”</w:t>
-      </w:r>
-      <w:r>
-        <w:t xml:space="preserve"> </w:t>
-      </w:r>
-      <w:r>
-        <w:t xml:space="preserve">come</w:t>
+        <w:t xml:space="preserve">Throughout Sections 1–6, claims of "built" come</w:t>
       </w:r>
       <w:r>
         <w:t xml:space="preserve"> </w:t>
@@ -3023,13 +3134,80 @@
         <w:t xml:space="preserve"> </w:t>
       </w:r>
       <w:r>
-        <w:t xml:space="preserve">There is a working copy of the tool. Sign</w:t>
-      </w:r>
-      <w:r>
-        <w:t xml:space="preserve"> </w:t>
-      </w:r>
-      <w:r>
-        <w:t xml:space="preserve">in with the temporary user name</w:t>
+        <w:t xml:space="preserve">The public demo at</w:t>
+      </w:r>
+      <w:r>
+        <w:t xml:space="preserve"> </w:t>
+      </w:r>
+      <w:hyperlink r:id="rId9">
+        <w:r>
+          <w:rPr>
+            <w:rStyle w:val="Hyperlink"/>
+          </w:rPr>
+          <w:t xml:space="preserve">https://studio-2026.netlify.app</w:t>
+        </w:r>
+      </w:hyperlink>
+      <w:r>
+        <w:t xml:space="preserve"> </w:t>
+      </w:r>
+      <w:r>
+        <w:t xml:space="preserve">is the real tool with a safety switch on: click</w:t>
+      </w:r>
+      <w:r>
+        <w:t xml:space="preserve"> </w:t>
+      </w:r>
+      <w:r>
+        <w:rPr>
+          <w:b/>
+          <w:bCs/>
+        </w:rPr>
+        <w:t xml:space="preserve">Enter as Author</w:t>
+      </w:r>
+      <w:r>
+        <w:t xml:space="preserve"> </w:t>
+      </w:r>
+      <w:r>
+        <w:t xml:space="preserve">or</w:t>
+      </w:r>
+      <w:r>
+        <w:t xml:space="preserve"> </w:t>
+      </w:r>
+      <w:r>
+        <w:rPr>
+          <w:b/>
+          <w:bCs/>
+        </w:rPr>
+        <w:t xml:space="preserve">Enter as Editor</w:t>
+      </w:r>
+      <w:r>
+        <w:t xml:space="preserve"> </w:t>
+      </w:r>
+      <w:r>
+        <w:t xml:space="preserve">(no account needed), take the built-in</w:t>
+      </w:r>
+      <w:r>
+        <w:t xml:space="preserve"> </w:t>
+      </w:r>
+      <w:r>
+        <w:t xml:space="preserve">guided tour, and open, edit, and preview hundreds of sample articles directly —</w:t>
+      </w:r>
+      <w:r>
+        <w:t xml:space="preserve"> </w:t>
+      </w:r>
+      <w:r>
+        <w:t xml:space="preserve">without changing or saving anything to any real system. Wherever a feature says</w:t>
+      </w:r>
+      <w:r>
+        <w:t xml:space="preserve"> </w:t>
+      </w:r>
+      <w:r>
+        <w:t xml:space="preserve">"you can see this," this demonstration is where you see it. (Developers running</w:t>
+      </w:r>
+      <w:r>
+        <w:t xml:space="preserve"> </w:t>
+      </w:r>
+      <w:r>
+        <w:t xml:space="preserve">the code locally can also use the temporary</w:t>
       </w:r>
       <w:r>
         <w:t xml:space="preserve"> </w:t>
@@ -3044,7 +3222,7 @@
         <w:t xml:space="preserve"> </w:t>
       </w:r>
       <w:r>
-        <w:t xml:space="preserve">and password</w:t>
+        <w:t xml:space="preserve">/</w:t>
       </w:r>
       <w:r>
         <w:t xml:space="preserve"> </w:t>
@@ -3059,31 +3237,7 @@
         <w:t xml:space="preserve"> </w:t>
       </w:r>
       <w:r>
-        <w:t xml:space="preserve">and you can open,</w:t>
-      </w:r>
-      <w:r>
-        <w:t xml:space="preserve"> </w:t>
-      </w:r>
-      <w:r>
-        <w:t xml:space="preserve">edit, and preview hundreds of sample articles directly — without changing or</w:t>
-      </w:r>
-      <w:r>
-        <w:t xml:space="preserve"> </w:t>
-      </w:r>
-      <w:r>
-        <w:t xml:space="preserve">saving anything to the real system. Wherever a feature says</w:t>
-      </w:r>
-      <w:r>
-        <w:t xml:space="preserve"> </w:t>
-      </w:r>
-      <w:r>
-        <w:t xml:space="preserve">“you can see this,”</w:t>
-      </w:r>
-      <w:r>
-        <w:t xml:space="preserve"> </w:t>
-      </w:r>
-      <w:r>
-        <w:t xml:space="preserve">this demonstration is where you see it.</w:t>
+        <w:t xml:space="preserve">shortcut.)</w:t>
       </w:r>
     </w:p>
     <w:p>
@@ -3115,7 +3269,7 @@
           <w:b/>
           <w:bCs/>
         </w:rPr>
-        <w:t xml:space="preserve">375 automated tests</w:t>
+        <w:t xml:space="preserve">661 automated tests</w:t>
       </w:r>
       <w:r>
         <w:t xml:space="preserve"> </w:t>
@@ -3127,31 +3281,25 @@
         <w:t xml:space="preserve"> </w:t>
       </w:r>
       <w:r>
-        <w:t xml:space="preserve">programs that re-check the tool’s promises every time the code changes and stop</w:t>
-      </w:r>
-      <w:r>
-        <w:t xml:space="preserve"> </w:t>
-      </w:r>
-      <w:r>
-        <w:t xml:space="preserve">the work if a promise breaks. When this document says a promise is</w:t>
-      </w:r>
-      <w:r>
-        <w:t xml:space="preserve"> </w:t>
-      </w:r>
-      <w:r>
-        <w:t xml:space="preserve">“guaranteed,”</w:t>
-      </w:r>
-      <w:r>
-        <w:t xml:space="preserve"> </w:t>
-      </w:r>
-      <w:r>
-        <w:t xml:space="preserve">a</w:t>
-      </w:r>
-      <w:r>
-        <w:t xml:space="preserve"> </w:t>
-      </w:r>
-      <w:r>
-        <w:t xml:space="preserve">test enforces it.</w:t>
+        <w:t xml:space="preserve">programs that re-check the tool's promises every time the code changes and stop</w:t>
+      </w:r>
+      <w:r>
+        <w:t xml:space="preserve"> </w:t>
+      </w:r>
+      <w:r>
+        <w:t xml:space="preserve">the work if a promise breaks; a continuous-integration pipeline re-runs all of</w:t>
+      </w:r>
+      <w:r>
+        <w:t xml:space="preserve"> </w:t>
+      </w:r>
+      <w:r>
+        <w:t xml:space="preserve">them automatically on every change. When this document says a promise is</w:t>
+      </w:r>
+      <w:r>
+        <w:t xml:space="preserve"> </w:t>
+      </w:r>
+      <w:r>
+        <w:t xml:space="preserve">"guaranteed," a test enforces it.</w:t>
       </w:r>
     </w:p>
     <w:p>
@@ -3179,19 +3327,13 @@
         <w:t xml:space="preserve"> </w:t>
       </w:r>
       <w:r>
-        <w:t xml:space="preserve">the project’s shared history, independently reviewed before it was accepted.</w:t>
-      </w:r>
-      <w:r>
-        <w:t xml:space="preserve"> </w:t>
-      </w:r>
-      <w:r>
-        <w:t xml:space="preserve">“Built”</w:t>
-      </w:r>
-      <w:r>
-        <w:t xml:space="preserve"> </w:t>
-      </w:r>
-      <w:r>
-        <w:t xml:space="preserve">here means</w:t>
+        <w:t xml:space="preserve">the project's shared history, independently reviewed before it was accepted.</w:t>
+      </w:r>
+      <w:r>
+        <w:t xml:space="preserve"> </w:t>
+      </w:r>
+      <w:r>
+        <w:t xml:space="preserve">"Built" here means</w:t>
       </w:r>
       <w:r>
         <w:t xml:space="preserve"> </w:t>
@@ -3204,7 +3346,7 @@
         <w:t xml:space="preserve">accepted into the shared project</w:t>
       </w:r>
       <w:r>
-        <w:t xml:space="preserve">, not sitting on one person’s</w:t>
+        <w:t xml:space="preserve">, not sitting on one person's</w:t>
       </w:r>
       <w:r>
         <w:t xml:space="preserve"> </w:t>
@@ -3238,19 +3380,7 @@
         <w:t xml:space="preserve"> </w:t>
       </w:r>
       <w:r>
-        <w:t xml:space="preserve">accounting of what</w:t>
-      </w:r>
-      <w:r>
-        <w:t xml:space="preserve"> </w:t>
-      </w:r>
-      <w:r>
-        <w:t xml:space="preserve">“let staff post articles to our website”</w:t>
-      </w:r>
-      <w:r>
-        <w:t xml:space="preserve"> </w:t>
-      </w:r>
-      <w:r>
-        <w:t xml:space="preserve">actually involves when</w:t>
+        <w:t xml:space="preserve">accounting of what "let staff post articles to our website" actually involves when</w:t>
       </w:r>
       <w:r>
         <w:t xml:space="preserve"> </w:t>
@@ -3272,8 +3402,8 @@
         </w:pict>
       </w:r>
     </w:p>
-    <w:bookmarkEnd w:id="16"/>
-    <w:bookmarkStart w:id="17" w:name="what-the-studio-is"/>
+    <w:bookmarkEnd w:id="17"/>
+    <w:bookmarkStart w:id="18" w:name="Xd7fddac95d899b623ebefc0f06e2941e7ce2afc"/>
     <w:p>
       <w:pPr>
         <w:pStyle w:val="Heading2"/>
@@ -3325,7 +3455,7 @@
         <w:t xml:space="preserve"> </w:t>
       </w:r>
       <w:r>
-        <w:t xml:space="preserve">is the internal, staff-only tool: a private workspace where ICJIA’s researchers</w:t>
+        <w:t xml:space="preserve">is the internal, staff-only tool: a private workspace where ICJIA's researchers</w:t>
       </w:r>
       <w:r>
         <w:t xml:space="preserve"> </w:t>
@@ -3519,7 +3649,7 @@
         <w:t xml:space="preserve"> </w:t>
       </w:r>
       <w:r>
-        <w:t xml:space="preserve">ICJIA’s Research &amp; Analysis unit creates each person’s account; the</w:t>
+        <w:t xml:space="preserve">ICJIA's Research &amp; Analysis unit creates each person's account; the</w:t>
       </w:r>
       <w:r>
         <w:t xml:space="preserve"> </w:t>
@@ -3547,20 +3677,14 @@
         </w:pict>
       </w:r>
     </w:p>
-    <w:bookmarkEnd w:id="17"/>
-    <w:bookmarkStart w:id="25" w:name="the-real-scope-behind-post-an-article"/>
+    <w:bookmarkEnd w:id="18"/>
+    <w:bookmarkStart w:id="26" w:name="Xfba75f4d9e801cca5bf05579304c18c558d179c"/>
     <w:p>
       <w:pPr>
         <w:pStyle w:val="Heading2"/>
       </w:pPr>
       <w:r>
-        <w:t xml:space="preserve">2. The real scope behind</w:t>
-      </w:r>
-      <w:r>
-        <w:t xml:space="preserve"> </w:t>
-      </w:r>
-      <w:r>
-        <w:t xml:space="preserve">“post an article”</w:t>
+        <w:t xml:space="preserve">2. The real scope behind "post an article"</w:t>
       </w:r>
     </w:p>
     <w:p>
@@ -3592,7 +3716,7 @@
           <w:i/>
           <w:iCs/>
         </w:rPr>
-        <w:t xml:space="preserve">website — isn’t that straightforward?</w:t>
+        <w:t xml:space="preserve">website — isn't that straightforward?</w:t>
       </w:r>
       <w:r>
         <w:t xml:space="preserve"> </w:t>
@@ -3612,13 +3736,7 @@
         <w:pStyle w:val="BodyText"/>
       </w:pPr>
       <w:r>
-        <w:t xml:space="preserve">“Posting an article”</w:t>
-      </w:r>
-      <w:r>
-        <w:t xml:space="preserve"> </w:t>
-      </w:r>
-      <w:r>
-        <w:t xml:space="preserve">is the small, visible part. Almost everything that makes such a</w:t>
+        <w:t xml:space="preserve">"Posting an article" is the small, visible part. Almost everything that makes such a</w:t>
       </w:r>
       <w:r>
         <w:t xml:space="preserve"> </w:t>
@@ -3646,13 +3764,7 @@
         <w:t xml:space="preserve"> </w:t>
       </w:r>
       <w:r>
-        <w:t xml:space="preserve">“post an article”</w:t>
-      </w:r>
-      <w:r>
-        <w:t xml:space="preserve"> </w:t>
-      </w:r>
-      <w:r>
-        <w:t xml:space="preserve">assumes but never states. None of what follows is padding — each</w:t>
+        <w:t xml:space="preserve">"post an article" assumes but never states. None of what follows is padding — each</w:t>
       </w:r>
       <w:r>
         <w:t xml:space="preserve"> </w:t>
@@ -3667,7 +3779,7 @@
         <w:t xml:space="preserve">part below the waterline visible, so the scope is on the table rather than implied.</w:t>
       </w:r>
     </w:p>
-    <w:bookmarkStart w:id="18" w:name="modeling-the-research-content-faithfully"/>
+    <w:bookmarkStart w:id="19" w:name="modeling-the-research-content-faithfully"/>
     <w:p>
       <w:pPr>
         <w:pStyle w:val="Heading3"/>
@@ -3681,13 +3793,7 @@
         <w:pStyle w:val="FirstParagraph"/>
       </w:pPr>
       <w:r>
-        <w:t xml:space="preserve">“An article”</w:t>
-      </w:r>
-      <w:r>
-        <w:t xml:space="preserve"> </w:t>
-      </w:r>
-      <w:r>
-        <w:t xml:space="preserve">is not one block of text. A Research Hub article carries a title, a</w:t>
+        <w:t xml:space="preserve">"An article" is not one block of text. A Research Hub article carries a title, a</w:t>
       </w:r>
       <w:r>
         <w:t xml:space="preserve"> </w:t>
@@ -3799,7 +3905,7 @@
         <w:t xml:space="preserve"> </w:t>
       </w:r>
       <w:r>
-        <w:t xml:space="preserve">field’s shape wrong and nothing fails loudly; instead you quietly produce a record</w:t>
+        <w:t xml:space="preserve">field's shape wrong and nothing fails loudly; instead you quietly produce a record</w:t>
       </w:r>
       <w:r>
         <w:t xml:space="preserve"> </w:t>
@@ -3811,7 +3917,7 @@
         <w:t xml:space="preserve"> </w:t>
       </w:r>
       <w:r>
-        <w:t xml:space="preserve">trustworthy source for what each field’s correct shape really is, is the live</w:t>
+        <w:t xml:space="preserve">trustworthy source for what each field's correct shape really is, is the live</w:t>
       </w:r>
       <w:r>
         <w:t xml:space="preserve"> </w:t>
@@ -3832,8 +3938,8 @@
         <w:t xml:space="preserve">faith.</w:t>
       </w:r>
     </w:p>
-    <w:bookmarkEnd w:id="18"/>
-    <w:bookmarkStart w:id="19" w:name="Xa29f5e5cea5175878ad7fc77ac144c5fc635d32"/>
+    <w:bookmarkEnd w:id="19"/>
+    <w:bookmarkStart w:id="20" w:name="Xa29f5e5cea5175878ad7fc77ac144c5fc635d32"/>
     <w:p>
       <w:pPr>
         <w:pStyle w:val="Heading3"/>
@@ -3939,19 +4045,7 @@
         <w:t xml:space="preserve"> </w:t>
       </w:r>
       <w:r>
-        <w:t xml:space="preserve">live. Hiding the</w:t>
-      </w:r>
-      <w:r>
-        <w:t xml:space="preserve"> </w:t>
-      </w:r>
-      <w:r>
-        <w:t xml:space="preserve">“Publish”</w:t>
-      </w:r>
-      <w:r>
-        <w:t xml:space="preserve"> </w:t>
-      </w:r>
-      <w:r>
-        <w:t xml:space="preserve">button from a writer is easy and, on its own,</w:t>
+        <w:t xml:space="preserve">live. Hiding the "Publish" button from a writer is easy and, on its own,</w:t>
       </w:r>
       <w:r>
         <w:t xml:space="preserve"> </w:t>
@@ -4018,17 +4112,11 @@
         <w:t xml:space="preserve"> </w:t>
       </w:r>
       <w:r>
-        <w:t xml:space="preserve">genuine work behind</w:t>
-      </w:r>
-      <w:r>
-        <w:t xml:space="preserve"> </w:t>
-      </w:r>
-      <w:r>
-        <w:t xml:space="preserve">“let them log in.”</w:t>
-      </w:r>
-    </w:p>
-    <w:bookmarkEnd w:id="19"/>
-    <w:bookmarkStart w:id="20" w:name="Xc20969eebf7a62c30281e254388fd69129d13c5"/>
+        <w:t xml:space="preserve">genuine work behind "let them log in."</w:t>
+      </w:r>
+    </w:p>
+    <w:bookmarkEnd w:id="20"/>
+    <w:bookmarkStart w:id="21" w:name="Xc20969eebf7a62c30281e254388fd69129d13c5"/>
     <w:p>
       <w:pPr>
         <w:pStyle w:val="Heading3"/>
@@ -4042,13 +4130,7 @@
         <w:pStyle w:val="FirstParagraph"/>
       </w:pPr>
       <w:r>
-        <w:t xml:space="preserve">“Add a picture”</w:t>
-      </w:r>
-      <w:r>
-        <w:t xml:space="preserve"> </w:t>
-      </w:r>
-      <w:r>
-        <w:t xml:space="preserve">carries several requirements at once that pull against each other.</w:t>
+        <w:t xml:space="preserve">"Add a picture" carries several requirements at once that pull against each other.</w:t>
       </w:r>
     </w:p>
     <w:p>
@@ -4267,8 +4349,8 @@
         <w:t xml:space="preserve">as being cautious.</w:t>
       </w:r>
     </w:p>
-    <w:bookmarkEnd w:id="20"/>
-    <w:bookmarkStart w:id="21" w:name="X35f0e0227c21db32ba9cfc26c67ab445c60498b"/>
+    <w:bookmarkEnd w:id="21"/>
+    <w:bookmarkStart w:id="22" w:name="X35f0e0227c21db32ba9cfc26c67ab445c60498b"/>
     <w:p>
       <w:pPr>
         <w:pStyle w:val="Heading3"/>
@@ -4355,8 +4437,8 @@
         <w:t xml:space="preserve">whole build if anyone ever weakens them.</w:t>
       </w:r>
     </w:p>
-    <w:bookmarkEnd w:id="21"/>
-    <w:bookmarkStart w:id="22" w:name="X6d5a74fecf30952c05a2f8b3e5bff96f92f6758"/>
+    <w:bookmarkEnd w:id="22"/>
+    <w:bookmarkStart w:id="23" w:name="X6d5a74fecf30952c05a2f8b3e5bff96f92f6758"/>
     <w:p>
       <w:pPr>
         <w:pStyle w:val="Heading3"/>
@@ -4432,19 +4514,13 @@
         <w:t xml:space="preserve"> </w:t>
       </w:r>
       <w:r>
-        <w:t xml:space="preserve">“Exactly the same”</w:t>
-      </w:r>
-      <w:r>
-        <w:t xml:space="preserve"> </w:t>
-      </w:r>
-      <w:r>
-        <w:t xml:space="preserve">is only true if both turn the author’s text into a page using</w:t>
-      </w:r>
-      <w:r>
-        <w:t xml:space="preserve"> </w:t>
-      </w:r>
-      <w:r>
-        <w:t xml:space="preserve">the identical set of formatting rules — and ICJIA’s content leans on the rules</w:t>
+        <w:t xml:space="preserve">"Exactly the same" is only true if both turn the author's text into a page using</w:t>
+      </w:r>
+      <w:r>
+        <w:t xml:space="preserve"> </w:t>
+      </w:r>
+      <w:r>
+        <w:t xml:space="preserve">the identical set of formatting rules — and ICJIA's content leans on the rules</w:t>
       </w:r>
       <w:r>
         <w:t xml:space="preserve"> </w:t>
@@ -4456,7 +4532,7 @@
         <w:t xml:space="preserve"> </w:t>
       </w:r>
       <w:r>
-        <w:t xml:space="preserve">complex tables. If the preview’s rules and the public site’s rules drift even</w:t>
+        <w:t xml:space="preserve">complex tables. If the preview's rules and the public site's rules drift even</w:t>
       </w:r>
       <w:r>
         <w:t xml:space="preserve"> </w:t>
@@ -4474,17 +4550,11 @@
         <w:t xml:space="preserve"> </w:t>
       </w:r>
       <w:r>
-        <w:t xml:space="preserve">real task hiding inside the word</w:t>
-      </w:r>
-      <w:r>
-        <w:t xml:space="preserve"> </w:t>
-      </w:r>
-      <w:r>
-        <w:t xml:space="preserve">“preview.”</w:t>
-      </w:r>
-    </w:p>
-    <w:bookmarkEnd w:id="22"/>
-    <w:bookmarkStart w:id="23" w:name="X95acfa1ea2f3e2066821e20382f4eb208685ad7"/>
+        <w:t xml:space="preserve">real task hiding inside the word "preview."</w:t>
+      </w:r>
+    </w:p>
+    <w:bookmarkEnd w:id="23"/>
+    <w:bookmarkStart w:id="24" w:name="X95acfa1ea2f3e2066821e20382f4eb208685ad7"/>
     <w:p>
       <w:pPr>
         <w:pStyle w:val="Heading3"/>
@@ -4543,8 +4613,8 @@
         <w:t xml:space="preserve">trivial project. (Section 5 tells that story.)</w:t>
       </w:r>
     </w:p>
-    <w:bookmarkEnd w:id="23"/>
-    <w:bookmarkStart w:id="24" w:name="so-is-it-straightforward"/>
+    <w:bookmarkEnd w:id="24"/>
+    <w:bookmarkStart w:id="25" w:name="so--is-it-straightforward"/>
     <w:p>
       <w:pPr>
         <w:pStyle w:val="Heading3"/>
@@ -4586,19 +4656,7 @@
         <w:t xml:space="preserve"> </w:t>
       </w:r>
       <w:r>
-        <w:t xml:space="preserve">tool’s confusing multi-stage approval chain. But</w:t>
-      </w:r>
-      <w:r>
-        <w:t xml:space="preserve"> </w:t>
-      </w:r>
-      <w:r>
-        <w:t xml:space="preserve">“simple to use”</w:t>
-      </w:r>
-      <w:r>
-        <w:t xml:space="preserve"> </w:t>
-      </w:r>
-      <w:r>
-        <w:t xml:space="preserve">sits on top of a</w:t>
+        <w:t xml:space="preserve">tool's confusing multi-stage approval chain. But "simple to use" sits on top of a</w:t>
       </w:r>
       <w:r>
         <w:t xml:space="preserve"> </w:t>
@@ -4658,15 +4716,15 @@
         </w:pict>
       </w:r>
     </w:p>
-    <w:bookmarkEnd w:id="24"/>
     <w:bookmarkEnd w:id="25"/>
-    <w:bookmarkStart w:id="35" w:name="whats-working-today"/>
+    <w:bookmarkEnd w:id="26"/>
+    <w:bookmarkStart w:id="36" w:name="Xe00954fb3191e193df1a4adf58110c76c205c50"/>
     <w:p>
       <w:pPr>
         <w:pStyle w:val="Heading2"/>
       </w:pPr>
       <w:r>
-        <w:t xml:space="preserve">3. What’s working today</w:t>
+        <w:t xml:space="preserve">3. What's working today</w:t>
       </w:r>
     </w:p>
     <w:p>
@@ -4687,22 +4745,13 @@
         <w:t xml:space="preserve">built</w:t>
       </w:r>
       <w:r>
-        <w:t xml:space="preserve">, lives on the team’s official, shared copy</w:t>
-      </w:r>
-      <w:r>
-        <w:t xml:space="preserve"> </w:t>
-      </w:r>
-      <w:r>
-        <w:t xml:space="preserve">of the project (what developers call</w:t>
-      </w:r>
-      <w:r>
-        <w:t xml:space="preserve"> </w:t>
-      </w:r>
-      <w:r>
-        <w:t xml:space="preserve">“main”</w:t>
-      </w:r>
-      <w:r>
-        <w:t xml:space="preserve">), and is checked by an automated test</w:t>
+        <w:t xml:space="preserve">, lives on the team's official, shared copy</w:t>
+      </w:r>
+      <w:r>
+        <w:t xml:space="preserve"> </w:t>
+      </w:r>
+      <w:r>
+        <w:t xml:space="preserve">of the project (what developers call "main"), and is checked by an automated test</w:t>
       </w:r>
       <w:r>
         <w:t xml:space="preserve"> </w:t>
@@ -4718,10 +4767,16 @@
           <w:b/>
           <w:bCs/>
         </w:rPr>
-        <w:t xml:space="preserve">375 automated tests, all passing</w:t>
-      </w:r>
-      <w:r>
-        <w:t xml:space="preserve">. What is</w:t>
+        <w:t xml:space="preserve">661 automated tests, all passing</w:t>
+      </w:r>
+      <w:r>
+        <w:t xml:space="preserve">, re-run automatically on</w:t>
+      </w:r>
+      <w:r>
+        <w:t xml:space="preserve"> </w:t>
+      </w:r>
+      <w:r>
+        <w:t xml:space="preserve">every change. What is</w:t>
       </w:r>
       <w:r>
         <w:t xml:space="preserve"> </w:t>
@@ -4737,19 +4792,19 @@
         <w:t xml:space="preserve"> </w:t>
       </w:r>
       <w:r>
-        <w:t xml:space="preserve">yet done is</w:t>
-      </w:r>
-      <w:r>
-        <w:t xml:space="preserve"> </w:t>
-      </w:r>
-      <w:r>
-        <w:t xml:space="preserve">described in Section 4, and it is mostly setup that only ICJIA’s Research &amp; Analysis</w:t>
-      </w:r>
-      <w:r>
-        <w:t xml:space="preserve"> </w:t>
-      </w:r>
-      <w:r>
-        <w:t xml:space="preserve">unit can perform. The line between the two is drawn honestly.</w:t>
+        <w:t xml:space="preserve">yet done is described in Section 4, and it is mostly</w:t>
+      </w:r>
+      <w:r>
+        <w:t xml:space="preserve"> </w:t>
+      </w:r>
+      <w:r>
+        <w:t xml:space="preserve">setup that only ICJIA's Research &amp; Analysis unit can perform. The line between the</w:t>
+      </w:r>
+      <w:r>
+        <w:t xml:space="preserve"> </w:t>
+      </w:r>
+      <w:r>
+        <w:t xml:space="preserve">two is drawn honestly.</w:t>
       </w:r>
     </w:p>
     <w:p>
@@ -4767,25 +4822,25 @@
           <w:b/>
           <w:bCs/>
         </w:rPr>
-        <w:t xml:space="preserve">not yet switched on for the public</w:t>
-      </w:r>
-      <w:r>
-        <w:t xml:space="preserve"> </w:t>
-      </w:r>
-      <w:r>
-        <w:t xml:space="preserve">— none</w:t>
-      </w:r>
-      <w:r>
-        <w:t xml:space="preserve"> </w:t>
-      </w:r>
-      <w:r>
-        <w:t xml:space="preserve">of this is live to the public audience. It is a finished workshop build, waiting on</w:t>
-      </w:r>
-      <w:r>
-        <w:t xml:space="preserve"> </w:t>
-      </w:r>
-      <w:r>
-        <w:t xml:space="preserve">its final setup and a dress rehearsal.</w:t>
+        <w:t xml:space="preserve">not yet switched on for real publishing</w:t>
+      </w:r>
+      <w:r>
+        <w:t xml:space="preserve"> </w:t>
+      </w:r>
+      <w:r>
+        <w:t xml:space="preserve">—</w:t>
+      </w:r>
+      <w:r>
+        <w:t xml:space="preserve"> </w:t>
+      </w:r>
+      <w:r>
+        <w:t xml:space="preserve">nothing here writes to the live system. It is a finished workshop build with a</w:t>
+      </w:r>
+      <w:r>
+        <w:t xml:space="preserve"> </w:t>
+      </w:r>
+      <w:r>
+        <w:t xml:space="preserve">public demonstration, waiting on its final setup and a dress rehearsal.</w:t>
       </w:r>
     </w:p>
     <w:p>
@@ -4803,64 +4858,101 @@
         <w:t xml:space="preserve"> </w:t>
       </w:r>
       <w:r>
-        <w:t xml:space="preserve">Open the running demonstration and</w:t>
-      </w:r>
-      <w:r>
-        <w:t xml:space="preserve"> </w:t>
-      </w:r>
-      <w:r>
-        <w:t xml:space="preserve">sign in with user name</w:t>
-      </w:r>
-      <w:r>
-        <w:t xml:space="preserve"> </w:t>
-      </w:r>
-      <w:r>
-        <w:rPr>
-          <w:rStyle w:val="VerbatimChar"/>
-        </w:rPr>
-        <w:t xml:space="preserve">admin</w:t>
-      </w:r>
-      <w:r>
-        <w:t xml:space="preserve">, password</w:t>
-      </w:r>
-      <w:r>
-        <w:t xml:space="preserve"> </w:t>
-      </w:r>
-      <w:r>
-        <w:rPr>
-          <w:rStyle w:val="VerbatimChar"/>
-        </w:rPr>
-        <w:t xml:space="preserve">admin</w:t>
-      </w:r>
-      <w:r>
-        <w:t xml:space="preserve">. You are now inside the real tool,</w:t>
-      </w:r>
-      <w:r>
-        <w:t xml:space="preserve"> </w:t>
-      </w:r>
-      <w:r>
-        <w:t xml:space="preserve">looking at 200-plus realistic sample articles (plus sample apps and datasets), and</w:t>
-      </w:r>
-      <w:r>
-        <w:t xml:space="preserve"> </w:t>
-      </w:r>
-      <w:r>
-        <w:t xml:space="preserve">you can click into any of them to edit and preview — all of it without ever saving</w:t>
-      </w:r>
-      <w:r>
-        <w:t xml:space="preserve"> </w:t>
-      </w:r>
-      <w:r>
-        <w:t xml:space="preserve">to or touching the live system. Everything described below is something you can do,</w:t>
-      </w:r>
-      <w:r>
-        <w:t xml:space="preserve"> </w:t>
-      </w:r>
-      <w:r>
-        <w:t xml:space="preserve">see, or click in that demonstration.</w:t>
-      </w:r>
-    </w:p>
-    <w:bookmarkStart w:id="26" w:name="X0a4ac86ac5be9dab454159d05cb2489db6464ab"/>
+        <w:t xml:space="preserve">Open the public demo at</w:t>
+      </w:r>
+      <w:r>
+        <w:t xml:space="preserve"> </w:t>
+      </w:r>
+      <w:hyperlink r:id="rId9">
+        <w:r>
+          <w:rPr>
+            <w:rStyle w:val="Hyperlink"/>
+          </w:rPr>
+          <w:t xml:space="preserve">https://studio-2026.netlify.app</w:t>
+        </w:r>
+      </w:hyperlink>
+      <w:r>
+        <w:t xml:space="preserve"> </w:t>
+      </w:r>
+      <w:r>
+        <w:t xml:space="preserve">and click</w:t>
+      </w:r>
+      <w:r>
+        <w:t xml:space="preserve"> </w:t>
+      </w:r>
+      <w:r>
+        <w:rPr>
+          <w:b/>
+          <w:bCs/>
+        </w:rPr>
+        <w:t xml:space="preserve">Enter as Author</w:t>
+      </w:r>
+      <w:r>
+        <w:t xml:space="preserve"> </w:t>
+      </w:r>
+      <w:r>
+        <w:t xml:space="preserve">(to see a writer's</w:t>
+      </w:r>
+      <w:r>
+        <w:t xml:space="preserve"> </w:t>
+      </w:r>
+      <w:r>
+        <w:t xml:space="preserve">view) or</w:t>
+      </w:r>
+      <w:r>
+        <w:t xml:space="preserve"> </w:t>
+      </w:r>
+      <w:r>
+        <w:rPr>
+          <w:b/>
+          <w:bCs/>
+        </w:rPr>
+        <w:t xml:space="preserve">Enter as Editor</w:t>
+      </w:r>
+      <w:r>
+        <w:t xml:space="preserve"> </w:t>
+      </w:r>
+      <w:r>
+        <w:t xml:space="preserve">(to also see publishing) — no account needed, and a</w:t>
+      </w:r>
+      <w:r>
+        <w:t xml:space="preserve"> </w:t>
+      </w:r>
+      <w:r>
+        <w:t xml:space="preserve">first-run guided tour walks you through the screens. You are now inside the real</w:t>
+      </w:r>
+      <w:r>
+        <w:t xml:space="preserve"> </w:t>
+      </w:r>
+      <w:r>
+        <w:t xml:space="preserve">tool, looking at 210 realistic sample articles (plus 40 sample apps and 40</w:t>
+      </w:r>
+      <w:r>
+        <w:t xml:space="preserve"> </w:t>
+      </w:r>
+      <w:r>
+        <w:t xml:space="preserve">datasets, spread across all fourteen article types), and you can click into any of</w:t>
+      </w:r>
+      <w:r>
+        <w:t xml:space="preserve"> </w:t>
+      </w:r>
+      <w:r>
+        <w:t xml:space="preserve">them to edit, preview, comment on, and — as Editor — publish, all of it held in</w:t>
+      </w:r>
+      <w:r>
+        <w:t xml:space="preserve"> </w:t>
+      </w:r>
+      <w:r>
+        <w:t xml:space="preserve">memory and never touching any live system. Everything described below is something</w:t>
+      </w:r>
+      <w:r>
+        <w:t xml:space="preserve"> </w:t>
+      </w:r>
+      <w:r>
+        <w:t xml:space="preserve">you can do, see, or click in that demonstration.</w:t>
+      </w:r>
+    </w:p>
+    <w:bookmarkStart w:id="27" w:name="X6dc0b1618cfb6ca3ae5b9149632e2b2d3ee424e"/>
     <w:p>
       <w:pPr>
         <w:pStyle w:val="Heading3"/>
@@ -4896,7 +4988,7 @@
         <w:t xml:space="preserve"> </w:t>
       </w:r>
       <w:r>
-        <w:t xml:space="preserve">govern the content system — and the tool reads each person’s actual role to decide</w:t>
+        <w:t xml:space="preserve">govern the content system — and the tool reads each person's actual role to decide</w:t>
       </w:r>
       <w:r>
         <w:t xml:space="preserve"> </w:t>
@@ -5102,7 +5194,7 @@
         <w:t xml:space="preserve"> </w:t>
       </w:r>
       <w:r>
-        <w:t xml:space="preserve">by each person’s real, existing role, recorded in the content system — not by</w:t>
+        <w:t xml:space="preserve">by each person's real, existing role, recorded in the content system — not by</w:t>
       </w:r>
       <w:r>
         <w:t xml:space="preserve"> </w:t>
@@ -5144,19 +5236,7 @@
         <w:t xml:space="preserve"> </w:t>
       </w:r>
       <w:r>
-        <w:t xml:space="preserve">the login screen, the</w:t>
-      </w:r>
-      <w:r>
-        <w:t xml:space="preserve"> </w:t>
-      </w:r>
-      <w:r>
-        <w:t xml:space="preserve">“contact Research &amp; Analysis”</w:t>
-      </w:r>
-      <w:r>
-        <w:t xml:space="preserve"> </w:t>
-      </w:r>
-      <w:r>
-        <w:t xml:space="preserve">message, and the</w:t>
+        <w:t xml:space="preserve">the login screen, the "contact Research &amp; Analysis" message, and the</w:t>
       </w:r>
       <w:r>
         <w:t xml:space="preserve"> </w:t>
@@ -5171,8 +5251,8 @@
         <w:t xml:space="preserve">is backed by its own automated tests.</w:t>
       </w:r>
     </w:p>
-    <w:bookmarkEnd w:id="26"/>
-    <w:bookmarkStart w:id="27" w:name="X03f8f7c4f04537c37a48c664f875b6fabfa0e05"/>
+    <w:bookmarkEnd w:id="27"/>
+    <w:bookmarkStart w:id="28" w:name="X598a678733624d1a723e71320664768816d3cf5"/>
     <w:p>
       <w:pPr>
         <w:pStyle w:val="Heading3"/>
@@ -5467,8 +5547,8 @@
         <w:t xml:space="preserve">the Headings menu, and the live Preview, and you can type into them yourself.</w:t>
       </w:r>
     </w:p>
-    <w:bookmarkEnd w:id="27"/>
-    <w:bookmarkStart w:id="28" w:name="Xc6035bb95406a39770aedd6133a5ca46f974494"/>
+    <w:bookmarkEnd w:id="28"/>
+    <w:bookmarkStart w:id="29" w:name="X02d122ec63f3333f7be0246a64e5d4dc5e43aab"/>
     <w:p>
       <w:pPr>
         <w:pStyle w:val="Heading3"/>
@@ -5610,7 +5690,7 @@
         <w:t xml:space="preserve"> </w:t>
       </w:r>
       <w:r>
-        <w:t xml:space="preserve">alt-text or caption (it’s a file to download, not a picture to describe).</w:t>
+        <w:t xml:space="preserve">alt-text or caption (it's a file to download, not a picture to describe).</w:t>
       </w:r>
     </w:p>
     <w:p>
@@ -5711,14 +5791,14 @@
         <w:t xml:space="preserve">enforced by a dedicated guard test that runs across all three content types.</w:t>
       </w:r>
     </w:p>
-    <w:bookmarkEnd w:id="28"/>
-    <w:bookmarkStart w:id="29" w:name="X28624134f9040b4e18b38da238a65e95b380030"/>
+    <w:bookmarkEnd w:id="29"/>
+    <w:bookmarkStart w:id="30" w:name="Xd489cb8ef34e8148ec3464a1eeececde17fad12"/>
     <w:p>
       <w:pPr>
         <w:pStyle w:val="Heading3"/>
       </w:pPr>
       <w:r>
-        <w:t xml:space="preserve">(d) The save gate — bad or unsafe content can’t be saved</w:t>
+        <w:t xml:space="preserve">(d) The save gate — bad or unsafe content can't be saved</w:t>
       </w:r>
     </w:p>
     <w:p>
@@ -5806,7 +5886,7 @@
         <w:t xml:space="preserve"> </w:t>
       </w:r>
       <w:r>
-        <w:t xml:space="preserve">you with a plain-language message; the gate’s rules are covered by automated tests</w:t>
+        <w:t xml:space="preserve">you with a plain-language message; the gate's rules are covered by automated tests</w:t>
       </w:r>
       <w:r>
         <w:t xml:space="preserve"> </w:t>
@@ -5815,26 +5895,14 @@
         <w:t xml:space="preserve">for every content type.</w:t>
       </w:r>
     </w:p>
-    <w:bookmarkEnd w:id="29"/>
-    <w:bookmarkStart w:id="30" w:name="Xcf8e5dd69464254cd29ec3521a1cfe1d11f63d7"/>
+    <w:bookmarkEnd w:id="30"/>
+    <w:bookmarkStart w:id="31" w:name="Xd2f6e7843bce1d495545347be7e55f0a9f20d71"/>
     <w:p>
       <w:pPr>
         <w:pStyle w:val="Heading3"/>
       </w:pPr>
       <w:r>
-        <w:t xml:space="preserve">(e)</w:t>
-      </w:r>
-      <w:r>
-        <w:t xml:space="preserve"> </w:t>
-      </w:r>
-      <w:r>
-        <w:t xml:space="preserve">“Preview as published”</w:t>
-      </w:r>
-      <w:r>
-        <w:t xml:space="preserve"> </w:t>
-      </w:r>
-      <w:r>
-        <w:t xml:space="preserve">— exactly what the public will see</w:t>
+        <w:t xml:space="preserve">(e) "Preview as published" — exactly what the public will see</w:t>
       </w:r>
     </w:p>
     <w:p>
@@ -5842,19 +5910,7 @@
         <w:pStyle w:val="FirstParagraph"/>
       </w:pPr>
       <w:r>
-        <w:t xml:space="preserve">A</w:t>
-      </w:r>
-      <w:r>
-        <w:t xml:space="preserve"> </w:t>
-      </w:r>
-      <w:r>
-        <w:t xml:space="preserve">“Preview as published”</w:t>
-      </w:r>
-      <w:r>
-        <w:t xml:space="preserve"> </w:t>
-      </w:r>
-      <w:r>
-        <w:t xml:space="preserve">view shows an article</w:t>
+        <w:t xml:space="preserve">A "Preview as published" view shows an article</w:t>
       </w:r>
       <w:r>
         <w:t xml:space="preserve"> </w:t>
@@ -5984,51 +6040,7 @@
         <w:pStyle w:val="BodyText"/>
       </w:pPr>
       <w:r>
-        <w:rPr>
-          <w:i/>
-          <w:iCs/>
-        </w:rPr>
-        <w:t xml:space="preserve">See it:</w:t>
-      </w:r>
-      <w:r>
-        <w:t xml:space="preserve"> </w:t>
-      </w:r>
-      <w:r>
-        <w:t xml:space="preserve">open the</w:t>
-      </w:r>
-      <w:r>
-        <w:t xml:space="preserve"> </w:t>
-      </w:r>
-      <w:r>
-        <w:t xml:space="preserve">“Preview as published”</w:t>
-      </w:r>
-      <w:r>
-        <w:t xml:space="preserve"> </w:t>
-      </w:r>
-      <w:r>
-        <w:t xml:space="preserve">view on a sample article in the</w:t>
-      </w:r>
-      <w:r>
-        <w:t xml:space="preserve"> </w:t>
-      </w:r>
-      <w:r>
-        <w:t xml:space="preserve">demonstration — the sticky Table of Contents, the all-authors byline, the end</w:t>
-      </w:r>
-      <w:r>
-        <w:t xml:space="preserve"> </w:t>
-      </w:r>
-      <w:r>
-        <w:t xml:space="preserve">matter, and the Print button are all there.</w:t>
-      </w:r>
-    </w:p>
-    <w:bookmarkEnd w:id="30"/>
-    <w:bookmarkStart w:id="31" w:name="f-finding-and-managing-content"/>
-    <w:p>
-      <w:pPr>
-        <w:pStyle w:val="Heading3"/>
-      </w:pPr>
-      <w:r>
-        <w:t xml:space="preserve">(f) Finding and managing content</w:t>
+        <w:t xml:space="preserve">Two capabilities have joined the preview since this document was first issued:</w:t>
       </w:r>
     </w:p>
     <w:p>
@@ -6040,53 +6052,54 @@
         </w:numPr>
       </w:pPr>
       <w:r>
-        <w:t xml:space="preserve">A</w:t>
-      </w:r>
-      <w:r>
-        <w:t xml:space="preserve"> </w:t>
-      </w:r>
-      <w:r>
-        <w:rPr>
-          <w:b/>
-          <w:bCs/>
-        </w:rPr>
-        <w:t xml:space="preserve">paginated content list</w:t>
-      </w:r>
-      <w:r>
-        <w:t xml:space="preserve"> </w:t>
-      </w:r>
-      <w:r>
-        <w:t xml:space="preserve">shows every item —</w:t>
-      </w:r>
-      <w:r>
-        <w:t xml:space="preserve"> </w:t>
-      </w:r>
-      <w:r>
-        <w:rPr>
-          <w:b/>
-          <w:bCs/>
-        </w:rPr>
-        <w:t xml:space="preserve">Date · Title · Author(s) ·</w:t>
-      </w:r>
-      <w:r>
-        <w:rPr>
-          <w:b/>
-          <w:bCs/>
-        </w:rPr>
-        <w:t xml:space="preserve"> </w:t>
-      </w:r>
-      <w:r>
-        <w:rPr>
-          <w:b/>
-          <w:bCs/>
-        </w:rPr>
-        <w:t xml:space="preserve">Draft/Published status</w:t>
-      </w:r>
-      <w:r>
-        <w:t xml:space="preserve"> </w:t>
-      </w:r>
-      <w:r>
-        <w:t xml:space="preserve">— newest first, so the most recent work is at the top.</w:t>
+        <w:rPr>
+          <w:b/>
+          <w:bCs/>
+        </w:rPr>
+        <w:t xml:space="preserve">The preview is now its own browser tab.</w:t>
+      </w:r>
+      <w:r>
+        <w:t xml:space="preserve"> </w:t>
+      </w:r>
+      <w:r>
+        <w:t xml:space="preserve">Every preview button opens the draft</w:t>
+      </w:r>
+      <w:r>
+        <w:t xml:space="preserve"> </w:t>
+      </w:r>
+      <w:r>
+        <w:t xml:space="preserve">in one dedicated, reusable tab per document — so the editor and the preview can</w:t>
+      </w:r>
+      <w:r>
+        <w:t xml:space="preserve"> </w:t>
+      </w:r>
+      <w:r>
+        <w:t xml:space="preserve">sit side by side, repeated clicks refresh the same tab instead of piling up</w:t>
+      </w:r>
+      <w:r>
+        <w:t xml:space="preserve"> </w:t>
+      </w:r>
+      <w:r>
+        <w:t xml:space="preserve">copies, and closing the preview returns you to the editor you came from. The</w:t>
+      </w:r>
+      <w:r>
+        <w:t xml:space="preserve"> </w:t>
+      </w:r>
+      <w:r>
+        <w:t xml:space="preserve">preview page doubles as the</w:t>
+      </w:r>
+      <w:r>
+        <w:t xml:space="preserve"> </w:t>
+      </w:r>
+      <w:r>
+        <w:rPr>
+          <w:b/>
+          <w:bCs/>
+        </w:rPr>
+        <w:t xml:space="preserve">shareable review link</w:t>
+      </w:r>
+      <w:r>
+        <w:t xml:space="preserve">.</w:t>
       </w:r>
     </w:p>
     <w:p>
@@ -6102,67 +6115,77 @@
           <w:b/>
           <w:bCs/>
         </w:rPr>
-        <w:t xml:space="preserve">One-click</w:t>
-      </w:r>
-      <w:r>
-        <w:rPr>
-          <w:b/>
-          <w:bCs/>
-        </w:rPr>
-        <w:t xml:space="preserve"> </w:t>
-      </w:r>
-      <w:r>
-        <w:rPr>
-          <w:b/>
-          <w:bCs/>
-        </w:rPr>
-        <w:t xml:space="preserve">“Add sample article / app / dataset”</w:t>
-      </w:r>
-      <w:r>
-        <w:t xml:space="preserve"> </w:t>
-      </w:r>
-      <w:r>
-        <w:t xml:space="preserve">buttons instantly fill in a</w:t>
-      </w:r>
-      <w:r>
-        <w:t xml:space="preserve"> </w:t>
-      </w:r>
-      <w:r>
-        <w:t xml:space="preserve">complete, realistic draft, so the tool can be demonstrated on demand without</w:t>
-      </w:r>
-      <w:r>
-        <w:t xml:space="preserve"> </w:t>
-      </w:r>
-      <w:r>
-        <w:t xml:space="preserve">typing one out by hand.</w:t>
-      </w:r>
-    </w:p>
-    <w:p>
-      <w:pPr>
-        <w:pStyle w:val="Compact"/>
-        <w:numPr>
-          <w:ilvl w:val="0"/>
-          <w:numId w:val="1005"/>
-        </w:numPr>
-      </w:pPr>
-      <w:r>
-        <w:rPr>
-          <w:b/>
-          <w:bCs/>
-        </w:rPr>
-        <w:t xml:space="preserve">Light and dark mode</w:t>
-      </w:r>
-      <w:r>
-        <w:t xml:space="preserve"> </w:t>
-      </w:r>
-      <w:r>
-        <w:t xml:space="preserve">(it defaults to light; dark is opt-in) with the official</w:t>
-      </w:r>
-      <w:r>
-        <w:t xml:space="preserve"> </w:t>
-      </w:r>
-      <w:r>
-        <w:t xml:space="preserve">ICJIA logo in the header. The theme toggle is the last button in the navigation.</w:t>
+        <w:t xml:space="preserve">Word-style reviewer comments on drafts.</w:t>
+      </w:r>
+      <w:r>
+        <w:t xml:space="preserve"> </w:t>
+      </w:r>
+      <w:r>
+        <w:t xml:space="preserve">On the preview, any signed-in</w:t>
+      </w:r>
+      <w:r>
+        <w:t xml:space="preserve"> </w:t>
+      </w:r>
+      <w:r>
+        <w:t xml:space="preserve">reviewer can switch on a highlighter, select a passage (four colors), and attach</w:t>
+      </w:r>
+      <w:r>
+        <w:t xml:space="preserve"> </w:t>
+      </w:r>
+      <w:r>
+        <w:t xml:space="preserve">a threaded comment — reply, resolve, reopen — with the comment cards sitting in</w:t>
+      </w:r>
+      <w:r>
+        <w:t xml:space="preserve"> </w:t>
+      </w:r>
+      <w:r>
+        <w:t xml:space="preserve">the margin level with the highlighted text, exactly like margin comments in</w:t>
+      </w:r>
+      <w:r>
+        <w:t xml:space="preserve"> </w:t>
+      </w:r>
+      <w:r>
+        <w:t xml:space="preserve">Microsoft Word. Highlights are anchored to the quoted text (they survive edits</w:t>
+      </w:r>
+      <w:r>
+        <w:t xml:space="preserve"> </w:t>
+      </w:r>
+      <w:r>
+        <w:t xml:space="preserve">elsewhere in the article; if the quoted passage itself changes, the thread is</w:t>
+      </w:r>
+      <w:r>
+        <w:t xml:space="preserve"> </w:t>
+      </w:r>
+      <w:r>
+        <w:t xml:space="preserve">kept and labeled "text changed" rather than lost). A</w:t>
+      </w:r>
+      <w:r>
+        <w:t xml:space="preserve"> </w:t>
+      </w:r>
+      <w:r>
+        <w:rPr>
+          <w:b/>
+          <w:bCs/>
+        </w:rPr>
+        <w:t xml:space="preserve">Clean view</w:t>
+      </w:r>
+      <w:r>
+        <w:t xml:space="preserve"> </w:t>
+      </w:r>
+      <w:r>
+        <w:t xml:space="preserve">toggle shows</w:t>
+      </w:r>
+      <w:r>
+        <w:t xml:space="preserve"> </w:t>
+      </w:r>
+      <w:r>
+        <w:t xml:space="preserve">the plain article. The article text itself is never modified — comments are a</w:t>
+      </w:r>
+      <w:r>
+        <w:t xml:space="preserve"> </w:t>
+      </w:r>
+      <w:r>
+        <w:t xml:space="preserve">pure overlay, and they never affect what publishes.</w:t>
       </w:r>
     </w:p>
     <w:p>
@@ -6180,233 +6203,48 @@
         <w:t xml:space="preserve"> </w:t>
       </w:r>
       <w:r>
-        <w:t xml:space="preserve">all three are visible the moment you sign in to the demonstration — the</w:t>
-      </w:r>
-      <w:r>
-        <w:t xml:space="preserve"> </w:t>
-      </w:r>
-      <w:r>
-        <w:t xml:space="preserve">sortable list, the sample buttons, and the theme toggle.</w:t>
+        <w:t xml:space="preserve">open the "Preview as published" view on a sample article in the</w:t>
+      </w:r>
+      <w:r>
+        <w:t xml:space="preserve"> </w:t>
+      </w:r>
+      <w:r>
+        <w:t xml:space="preserve">demonstration — the sticky Table of Contents, the all-authors byline, the end</w:t>
+      </w:r>
+      <w:r>
+        <w:t xml:space="preserve"> </w:t>
+      </w:r>
+      <w:r>
+        <w:t xml:space="preserve">matter, and the Print button are all there; turn on</w:t>
+      </w:r>
+      <w:r>
+        <w:t xml:space="preserve"> </w:t>
+      </w:r>
+      <w:r>
+        <w:rPr>
+          <w:b/>
+          <w:bCs/>
+        </w:rPr>
+        <w:t xml:space="preserve">Highlight</w:t>
+      </w:r>
+      <w:r>
+        <w:t xml:space="preserve">, select a</w:t>
+      </w:r>
+      <w:r>
+        <w:t xml:space="preserve"> </w:t>
+      </w:r>
+      <w:r>
+        <w:t xml:space="preserve">sentence, and leave a comment to see the review workflow.</w:t>
       </w:r>
     </w:p>
     <w:bookmarkEnd w:id="31"/>
-    <w:bookmarkStart w:id="32" w:name="X73306b0fe89e38ae21ea2d9f116dffdc67ec2bb"/>
+    <w:bookmarkStart w:id="32" w:name="f-finding-and-managing-content"/>
     <w:p>
       <w:pPr>
         <w:pStyle w:val="Heading3"/>
       </w:pPr>
       <w:r>
-        <w:t xml:space="preserve">(g) A self-contained Demo Mode for safe demonstrations</w:t>
-      </w:r>
-    </w:p>
-    <w:p>
-      <w:pPr>
-        <w:pStyle w:val="FirstParagraph"/>
-      </w:pPr>
-      <w:r>
-        <w:t xml:space="preserve">The temporary</w:t>
-      </w:r>
-      <w:r>
-        <w:t xml:space="preserve"> </w:t>
-      </w:r>
-      <w:r>
-        <w:rPr>
-          <w:rStyle w:val="VerbatimChar"/>
-        </w:rPr>
-        <w:t xml:space="preserve">admin</w:t>
-      </w:r>
-      <w:r>
-        <w:t xml:space="preserve"> </w:t>
-      </w:r>
-      <w:r>
-        <w:t xml:space="preserve">/</w:t>
-      </w:r>
-      <w:r>
-        <w:t xml:space="preserve"> </w:t>
-      </w:r>
-      <w:r>
-        <w:rPr>
-          <w:rStyle w:val="VerbatimChar"/>
-        </w:rPr>
-        <w:t xml:space="preserve">admin</w:t>
-      </w:r>
-      <w:r>
-        <w:t xml:space="preserve"> </w:t>
-      </w:r>
-      <w:r>
-        <w:t xml:space="preserve">login opens a</w:t>
-      </w:r>
-      <w:r>
-        <w:t xml:space="preserve"> </w:t>
-      </w:r>
-      <w:r>
-        <w:rPr>
-          <w:b/>
-          <w:bCs/>
-        </w:rPr>
-        <w:t xml:space="preserve">fully self-contained Demo Mode</w:t>
-      </w:r>
-      <w:r>
-        <w:t xml:space="preserve">:</w:t>
-      </w:r>
-      <w:r>
-        <w:t xml:space="preserve"> </w:t>
-      </w:r>
-      <w:r>
-        <w:rPr>
-          <w:b/>
-          <w:bCs/>
-        </w:rPr>
-        <w:t xml:space="preserve">200-plus full-length sample articles</w:t>
-      </w:r>
-      <w:r>
-        <w:t xml:space="preserve"> </w:t>
-      </w:r>
-      <w:r>
-        <w:t xml:space="preserve">— each with complete sections, figures, and</w:t>
-      </w:r>
-      <w:r>
-        <w:t xml:space="preserve"> </w:t>
-      </w:r>
-      <w:r>
-        <w:t xml:space="preserve">working footnote references — held in memory, fully clickable for editing and</w:t>
-      </w:r>
-      <w:r>
-        <w:t xml:space="preserve"> </w:t>
-      </w:r>
-      <w:r>
-        <w:t xml:space="preserve">previewing, that</w:t>
-      </w:r>
-      <w:r>
-        <w:t xml:space="preserve"> </w:t>
-      </w:r>
-      <w:r>
-        <w:rPr>
-          <w:b/>
-          <w:bCs/>
-        </w:rPr>
-        <w:t xml:space="preserve">never save anything to the live system</w:t>
-      </w:r>
-      <w:r>
-        <w:t xml:space="preserve">. Every word in the demo</w:t>
-      </w:r>
-      <w:r>
-        <w:t xml:space="preserve"> </w:t>
-      </w:r>
-      <w:r>
-        <w:t xml:space="preserve">is fake: lorem ipsum body text and made-up names. No real ICJIA person, topic,</w:t>
-      </w:r>
-      <w:r>
-        <w:t xml:space="preserve"> </w:t>
-      </w:r>
-      <w:r>
-        <w:t xml:space="preserve">grant, or finding is ever shown on a demo screen. It exists so the tool can be shown</w:t>
-      </w:r>
-      <w:r>
-        <w:t xml:space="preserve"> </w:t>
-      </w:r>
-      <w:r>
-        <w:t xml:space="preserve">to managers, reviewers, or leadership safely, with zero risk to live information and</w:t>
-      </w:r>
-      <w:r>
-        <w:t xml:space="preserve"> </w:t>
-      </w:r>
-      <w:r>
-        <w:t xml:space="preserve">no risk of real ICJIA content appearing in a screenshot or a walkthrough.</w:t>
-      </w:r>
-      <w:r>
-        <w:t xml:space="preserve"> </w:t>
-      </w:r>
-      <w:r>
-        <w:t xml:space="preserve">(This convenience login is temporary and is removed before the tool goes to</w:t>
-      </w:r>
-      <w:r>
-        <w:t xml:space="preserve"> </w:t>
-      </w:r>
-      <w:r>
-        <w:t xml:space="preserve">production — see Section 4, the note at the end of Section 5, and the security note</w:t>
-      </w:r>
-      <w:r>
-        <w:t xml:space="preserve"> </w:t>
-      </w:r>
-      <w:r>
-        <w:t xml:space="preserve">in Section 6.)</w:t>
-      </w:r>
-    </w:p>
-    <w:p>
-      <w:pPr>
-        <w:pStyle w:val="BodyText"/>
-      </w:pPr>
-      <w:r>
-        <w:rPr>
-          <w:i/>
-          <w:iCs/>
-        </w:rPr>
-        <w:t xml:space="preserve">See it:</w:t>
-      </w:r>
-      <w:r>
-        <w:t xml:space="preserve"> </w:t>
-      </w:r>
-      <w:r>
-        <w:t xml:space="preserve">this is the demonstration you have been using to check every other item.</w:t>
-      </w:r>
-      <w:r>
-        <w:t xml:space="preserve"> </w:t>
-      </w:r>
-      <w:r>
-        <w:t xml:space="preserve">Open any sample article and you will see full multi-section body text, figures, and</w:t>
-      </w:r>
-      <w:r>
-        <w:t xml:space="preserve"> </w:t>
-      </w:r>
-      <w:r>
-        <w:t xml:space="preserve">footnotes — all entirely fabricated.</w:t>
-      </w:r>
-    </w:p>
-    <w:bookmarkEnd w:id="32"/>
-    <w:bookmarkStart w:id="33" w:name="h-built-but-waiting-to-be-switched-on"/>
-    <w:p>
-      <w:pPr>
-        <w:pStyle w:val="Heading3"/>
-      </w:pPr>
-      <w:r>
-        <w:t xml:space="preserve">(h) Built but waiting to be switched on</w:t>
-      </w:r>
-    </w:p>
-    <w:p>
-      <w:pPr>
-        <w:pStyle w:val="FirstParagraph"/>
-      </w:pPr>
-      <w:r>
-        <w:t xml:space="preserve">Three capabilities are</w:t>
-      </w:r>
-      <w:r>
-        <w:t xml:space="preserve"> </w:t>
-      </w:r>
-      <w:r>
-        <w:rPr>
-          <w:b/>
-          <w:bCs/>
-        </w:rPr>
-        <w:t xml:space="preserve">fully built and documented</w:t>
-      </w:r>
-      <w:r>
-        <w:t xml:space="preserve"> </w:t>
-      </w:r>
-      <w:r>
-        <w:t xml:space="preserve">but depend on a setup step</w:t>
-      </w:r>
-      <w:r>
-        <w:t xml:space="preserve"> </w:t>
-      </w:r>
-      <w:r>
-        <w:t xml:space="preserve">that only Research &amp; Analysis can perform, so they are described here as built and</w:t>
-      </w:r>
-      <w:r>
-        <w:t xml:space="preserve"> </w:t>
-      </w:r>
-      <w:r>
-        <w:t xml:space="preserve">listed again in Section 4 with the owner of the remaining step:</w:t>
+        <w:t xml:space="preserve">(f) Finding and managing content</w:t>
       </w:r>
     </w:p>
     <w:p>
@@ -6418,70 +6256,123 @@
         </w:numPr>
       </w:pPr>
       <w:r>
-        <w:rPr>
-          <w:b/>
-          <w:bCs/>
-        </w:rPr>
-        <w:t xml:space="preserve">First-login onboarding.</w:t>
-      </w:r>
-      <w:r>
-        <w:t xml:space="preserve"> </w:t>
-      </w:r>
-      <w:r>
-        <w:t xml:space="preserve">The first time an author signs in, the Studio asks for</w:t>
-      </w:r>
-      <w:r>
-        <w:t xml:space="preserve"> </w:t>
-      </w:r>
-      <w:r>
-        <w:t xml:space="preserve">a short profile — chiefly who their reviewer is, and their ICJIA center. The code</w:t>
-      </w:r>
-      <w:r>
-        <w:t xml:space="preserve"> </w:t>
-      </w:r>
-      <w:r>
-        <w:t xml:space="preserve">is built and, importantly,</w:t>
-      </w:r>
-      <w:r>
-        <w:t xml:space="preserve"> </w:t>
-      </w:r>
-      <w:r>
-        <w:rPr>
-          <w:b/>
-          <w:bCs/>
-        </w:rPr>
-        <w:t xml:space="preserve">safe in the meantime</w:t>
-      </w:r>
-      <w:r>
-        <w:t xml:space="preserve">: until Research &amp; Analysis</w:t>
-      </w:r>
-      <w:r>
-        <w:t xml:space="preserve"> </w:t>
-      </w:r>
-      <w:r>
-        <w:t xml:space="preserve">creates the matching storage type in the content system, onboarding stays</w:t>
-      </w:r>
-      <w:r>
-        <w:t xml:space="preserve"> </w:t>
-      </w:r>
-      <w:r>
-        <w:rPr>
-          <w:i/>
-          <w:iCs/>
-        </w:rPr>
-        <w:t xml:space="preserve">dormant</w:t>
-      </w:r>
-      <w:r>
-        <w:t xml:space="preserve"> </w:t>
-      </w:r>
-      <w:r>
-        <w:t xml:space="preserve">and the rest of the Studio works normally; the moment the type exists,</w:t>
-      </w:r>
-      <w:r>
-        <w:t xml:space="preserve"> </w:t>
-      </w:r>
-      <w:r>
-        <w:t xml:space="preserve">onboarding turns on automatically. It cannot lock anyone out by being half-finished.</w:t>
+        <w:t xml:space="preserve">Content lists open as</w:t>
+      </w:r>
+      <w:r>
+        <w:t xml:space="preserve"> </w:t>
+      </w:r>
+      <w:r>
+        <w:rPr>
+          <w:b/>
+          <w:bCs/>
+        </w:rPr>
+        <w:t xml:space="preserve">visual cards</w:t>
+      </w:r>
+      <w:r>
+        <w:t xml:space="preserve"> </w:t>
+      </w:r>
+      <w:r>
+        <w:t xml:space="preserve">(the default): each item's artwork with a</w:t>
+      </w:r>
+      <w:r>
+        <w:t xml:space="preserve"> </w:t>
+      </w:r>
+      <w:r>
+        <w:t xml:space="preserve">green</w:t>
+      </w:r>
+      <w:r>
+        <w:t xml:space="preserve"> </w:t>
+      </w:r>
+      <w:r>
+        <w:rPr>
+          <w:b/>
+          <w:bCs/>
+        </w:rPr>
+        <w:t xml:space="preserve">Published</w:t>
+      </w:r>
+      <w:r>
+        <w:t xml:space="preserve"> </w:t>
+      </w:r>
+      <w:r>
+        <w:t xml:space="preserve">/ red</w:t>
+      </w:r>
+      <w:r>
+        <w:t xml:space="preserve"> </w:t>
+      </w:r>
+      <w:r>
+        <w:rPr>
+          <w:b/>
+          <w:bCs/>
+        </w:rPr>
+        <w:t xml:space="preserve">Draft</w:t>
+      </w:r>
+      <w:r>
+        <w:t xml:space="preserve"> </w:t>
+      </w:r>
+      <w:r>
+        <w:t xml:space="preserve">badge riding the image corner, the title,</w:t>
+      </w:r>
+      <w:r>
+        <w:t xml:space="preserve"> </w:t>
+      </w:r>
+      <w:r>
+        <w:t xml:space="preserve">date, type, authors, and a clean text excerpt — plus the same Edit / Preview /</w:t>
+      </w:r>
+      <w:r>
+        <w:t xml:space="preserve"> </w:t>
+      </w:r>
+      <w:r>
+        <w:t xml:space="preserve">Publish tools as before. A</w:t>
+      </w:r>
+      <w:r>
+        <w:t xml:space="preserve"> </w:t>
+      </w:r>
+      <w:r>
+        <w:rPr>
+          <w:b/>
+          <w:bCs/>
+        </w:rPr>
+        <w:t xml:space="preserve">Cards / List</w:t>
+      </w:r>
+      <w:r>
+        <w:t xml:space="preserve"> </w:t>
+      </w:r>
+      <w:r>
+        <w:t xml:space="preserve">toggle switches to the original</w:t>
+      </w:r>
+      <w:r>
+        <w:t xml:space="preserve"> </w:t>
+      </w:r>
+      <w:r>
+        <w:t xml:space="preserve">columnar table (Date · Title · Author(s) · Status), and the choice is remembered</w:t>
+      </w:r>
+      <w:r>
+        <w:t xml:space="preserve"> </w:t>
+      </w:r>
+      <w:r>
+        <w:t xml:space="preserve">per browser. Articles also get a</w:t>
+      </w:r>
+      <w:r>
+        <w:t xml:space="preserve"> </w:t>
+      </w:r>
+      <w:r>
+        <w:rPr>
+          <w:b/>
+          <w:bCs/>
+        </w:rPr>
+        <w:t xml:space="preserve">Type filter</w:t>
+      </w:r>
+      <w:r>
+        <w:t xml:space="preserve"> </w:t>
+      </w:r>
+      <w:r>
+        <w:t xml:space="preserve">that sweeps the whole library,</w:t>
+      </w:r>
+      <w:r>
+        <w:t xml:space="preserve"> </w:t>
+      </w:r>
+      <w:r>
+        <w:t xml:space="preserve">not just the visible page.</w:t>
       </w:r>
     </w:p>
     <w:p>
@@ -6497,47 +6388,25 @@
           <w:b/>
           <w:bCs/>
         </w:rPr>
-        <w:t xml:space="preserve">Publish + review-request email.</w:t>
-      </w:r>
-      <w:r>
-        <w:t xml:space="preserve"> </w:t>
-      </w:r>
-      <w:r>
-        <w:t xml:space="preserve">A</w:t>
-      </w:r>
-      <w:r>
-        <w:t xml:space="preserve"> </w:t>
-      </w:r>
-      <w:r>
-        <w:t xml:space="preserve">“Publish”</w:t>
-      </w:r>
-      <w:r>
-        <w:t xml:space="preserve"> </w:t>
-      </w:r>
-      <w:r>
-        <w:t xml:space="preserve">action, plus a button that emails a</w:t>
-      </w:r>
-      <w:r>
-        <w:t xml:space="preserve"> </w:t>
-      </w:r>
-      <w:r>
-        <w:t xml:space="preserve">reviewer a link to the exact preview of a draft, are built. The email sends through</w:t>
-      </w:r>
-      <w:r>
-        <w:t xml:space="preserve"> </w:t>
-      </w:r>
-      <w:r>
-        <w:rPr>
-          <w:b/>
-          <w:bCs/>
-        </w:rPr>
-        <w:t xml:space="preserve">Mailgun</w:t>
-      </w:r>
-      <w:r>
-        <w:t xml:space="preserve"> </w:t>
-      </w:r>
-      <w:r>
-        <w:t xml:space="preserve">(an email-delivery service) once its keys are supplied.</w:t>
+        <w:t xml:space="preserve">One-click "Add sample article / app / dataset"</w:t>
+      </w:r>
+      <w:r>
+        <w:t xml:space="preserve"> </w:t>
+      </w:r>
+      <w:r>
+        <w:t xml:space="preserve">buttons (local development</w:t>
+      </w:r>
+      <w:r>
+        <w:t xml:space="preserve"> </w:t>
+      </w:r>
+      <w:r>
+        <w:t xml:space="preserve">only) instantly fill in a complete, realistic draft, so the tool can be</w:t>
+      </w:r>
+      <w:r>
+        <w:t xml:space="preserve"> </w:t>
+      </w:r>
+      <w:r>
+        <w:t xml:space="preserve">demonstrated on demand without typing one out by hand.</w:t>
       </w:r>
     </w:p>
     <w:p>
@@ -6553,6 +6422,599 @@
           <w:b/>
           <w:bCs/>
         </w:rPr>
+        <w:t xml:space="preserve">Light and dark mode</w:t>
+      </w:r>
+      <w:r>
+        <w:t xml:space="preserve"> </w:t>
+      </w:r>
+      <w:r>
+        <w:t xml:space="preserve">(it defaults to light; dark is opt-in) with the official</w:t>
+      </w:r>
+      <w:r>
+        <w:t xml:space="preserve"> </w:t>
+      </w:r>
+      <w:r>
+        <w:t xml:space="preserve">ICJIA logo in the header — measured</w:t>
+      </w:r>
+      <w:r>
+        <w:t xml:space="preserve"> </w:t>
+      </w:r>
+      <w:r>
+        <w:rPr>
+          <w:b/>
+          <w:bCs/>
+        </w:rPr>
+        <w:t xml:space="preserve">WCAG 2.1 AA accessible in both</w:t>
+      </w:r>
+      <w:r>
+        <w:t xml:space="preserve"> </w:t>
+      </w:r>
+      <w:r>
+        <w:t xml:space="preserve">(zero</w:t>
+      </w:r>
+      <w:r>
+        <w:t xml:space="preserve"> </w:t>
+      </w:r>
+      <w:r>
+        <w:t xml:space="preserve">automated-checker violations). The theme toggle is the last button in the</w:t>
+      </w:r>
+      <w:r>
+        <w:t xml:space="preserve"> </w:t>
+      </w:r>
+      <w:r>
+        <w:t xml:space="preserve">navigation.</w:t>
+      </w:r>
+    </w:p>
+    <w:p>
+      <w:pPr>
+        <w:pStyle w:val="Compact"/>
+        <w:numPr>
+          <w:ilvl w:val="0"/>
+          <w:numId w:val="1006"/>
+        </w:numPr>
+      </w:pPr>
+      <w:r>
+        <w:t xml:space="preserve">A first-run, skippable</w:t>
+      </w:r>
+      <w:r>
+        <w:t xml:space="preserve"> </w:t>
+      </w:r>
+      <w:r>
+        <w:rPr>
+          <w:b/>
+          <w:bCs/>
+        </w:rPr>
+        <w:t xml:space="preserve">guided tour</w:t>
+      </w:r>
+      <w:r>
+        <w:t xml:space="preserve"> </w:t>
+      </w:r>
+      <w:r>
+        <w:t xml:space="preserve">spotlights the main controls</w:t>
+      </w:r>
+      <w:r>
+        <w:t xml:space="preserve"> </w:t>
+      </w:r>
+      <w:r>
+        <w:t xml:space="preserve">(role-aware: editors also get the Publish-queue step) and can be replayed</w:t>
+      </w:r>
+      <w:r>
+        <w:t xml:space="preserve"> </w:t>
+      </w:r>
+      <w:r>
+        <w:t xml:space="preserve">anytime from</w:t>
+      </w:r>
+      <w:r>
+        <w:t xml:space="preserve"> </w:t>
+      </w:r>
+      <w:r>
+        <w:rPr>
+          <w:b/>
+          <w:bCs/>
+        </w:rPr>
+        <w:t xml:space="preserve">Tour</w:t>
+      </w:r>
+      <w:r>
+        <w:t xml:space="preserve"> </w:t>
+      </w:r>
+      <w:r>
+        <w:t xml:space="preserve">in the top navigation.</w:t>
+      </w:r>
+    </w:p>
+    <w:p>
+      <w:pPr>
+        <w:pStyle w:val="FirstParagraph"/>
+      </w:pPr>
+      <w:r>
+        <w:rPr>
+          <w:i/>
+          <w:iCs/>
+        </w:rPr>
+        <w:t xml:space="preserve">See it:</w:t>
+      </w:r>
+      <w:r>
+        <w:t xml:space="preserve"> </w:t>
+      </w:r>
+      <w:r>
+        <w:t xml:space="preserve">all three are visible the moment you sign in to the demonstration — the</w:t>
+      </w:r>
+      <w:r>
+        <w:t xml:space="preserve"> </w:t>
+      </w:r>
+      <w:r>
+        <w:t xml:space="preserve">sortable list, the sample buttons, and the theme toggle.</w:t>
+      </w:r>
+    </w:p>
+    <w:bookmarkEnd w:id="32"/>
+    <w:bookmarkStart w:id="33" w:name="X4e50cffaa6d6162e7aa388c9cb661fa87b6982d"/>
+    <w:p>
+      <w:pPr>
+        <w:pStyle w:val="Heading3"/>
+      </w:pPr>
+      <w:r>
+        <w:t xml:space="preserve">(g) A self-contained public demo for safe demonstrations</w:t>
+      </w:r>
+    </w:p>
+    <w:p>
+      <w:pPr>
+        <w:pStyle w:val="FirstParagraph"/>
+      </w:pPr>
+      <w:r>
+        <w:t xml:space="preserve">The</w:t>
+      </w:r>
+      <w:r>
+        <w:t xml:space="preserve"> </w:t>
+      </w:r>
+      <w:r>
+        <w:rPr>
+          <w:b/>
+          <w:bCs/>
+        </w:rPr>
+        <w:t xml:space="preserve">public demo</w:t>
+      </w:r>
+      <w:r>
+        <w:t xml:space="preserve"> </w:t>
+      </w:r>
+      <w:r>
+        <w:t xml:space="preserve">(</w:t>
+      </w:r>
+      <w:hyperlink r:id="rId9">
+        <w:r>
+          <w:rPr>
+            <w:rStyle w:val="Hyperlink"/>
+          </w:rPr>
+          <w:t xml:space="preserve">https://studio-2026.netlify.app</w:t>
+        </w:r>
+      </w:hyperlink>
+      <w:r>
+        <w:t xml:space="preserve">) is a fully self-contained</w:t>
+      </w:r>
+      <w:r>
+        <w:t xml:space="preserve"> </w:t>
+      </w:r>
+      <w:r>
+        <w:t xml:space="preserve">build of the real tool:</w:t>
+      </w:r>
+      <w:r>
+        <w:t xml:space="preserve"> </w:t>
+      </w:r>
+      <w:r>
+        <w:rPr>
+          <w:b/>
+          <w:bCs/>
+        </w:rPr>
+        <w:t xml:space="preserve">210 full-length sample articles</w:t>
+      </w:r>
+      <w:r>
+        <w:t xml:space="preserve"> </w:t>
+      </w:r>
+      <w:r>
+        <w:t xml:space="preserve">— each with complete</w:t>
+      </w:r>
+      <w:r>
+        <w:t xml:space="preserve"> </w:t>
+      </w:r>
+      <w:r>
+        <w:t xml:space="preserve">sections, figures, and working footnote references — plus 40 apps and 40 datasets,</w:t>
+      </w:r>
+      <w:r>
+        <w:t xml:space="preserve"> </w:t>
+      </w:r>
+      <w:r>
+        <w:t xml:space="preserve">held in memory, fully clickable for editing, previewing, commenting, and (as</w:t>
+      </w:r>
+      <w:r>
+        <w:t xml:space="preserve"> </w:t>
+      </w:r>
+      <w:r>
+        <w:t xml:space="preserve">Editor) publishing, that</w:t>
+      </w:r>
+      <w:r>
+        <w:t xml:space="preserve"> </w:t>
+      </w:r>
+      <w:r>
+        <w:rPr>
+          <w:b/>
+          <w:bCs/>
+        </w:rPr>
+        <w:t xml:space="preserve">never save anything to any live system</w:t>
+      </w:r>
+      <w:r>
+        <w:t xml:space="preserve">. A visitor</w:t>
+      </w:r>
+      <w:r>
+        <w:t xml:space="preserve"> </w:t>
+      </w:r>
+      <w:r>
+        <w:t xml:space="preserve">enters as an</w:t>
+      </w:r>
+      <w:r>
+        <w:t xml:space="preserve"> </w:t>
+      </w:r>
+      <w:r>
+        <w:rPr>
+          <w:b/>
+          <w:bCs/>
+        </w:rPr>
+        <w:t xml:space="preserve">Author</w:t>
+      </w:r>
+      <w:r>
+        <w:t xml:space="preserve"> </w:t>
+      </w:r>
+      <w:r>
+        <w:t xml:space="preserve">or an</w:t>
+      </w:r>
+      <w:r>
+        <w:t xml:space="preserve"> </w:t>
+      </w:r>
+      <w:r>
+        <w:rPr>
+          <w:b/>
+          <w:bCs/>
+        </w:rPr>
+        <w:t xml:space="preserve">Editor</w:t>
+      </w:r>
+      <w:r>
+        <w:t xml:space="preserve"> </w:t>
+      </w:r>
+      <w:r>
+        <w:t xml:space="preserve">to compare both views — the Author never</w:t>
+      </w:r>
+      <w:r>
+        <w:t xml:space="preserve"> </w:t>
+      </w:r>
+      <w:r>
+        <w:t xml:space="preserve">even sees a Publish control. Every word in the demo is fake: lorem ipsum body text</w:t>
+      </w:r>
+      <w:r>
+        <w:t xml:space="preserve"> </w:t>
+      </w:r>
+      <w:r>
+        <w:t xml:space="preserve">and made-up names. No real ICJIA person, topic, grant, or finding is ever shown on</w:t>
+      </w:r>
+      <w:r>
+        <w:t xml:space="preserve"> </w:t>
+      </w:r>
+      <w:r>
+        <w:t xml:space="preserve">a demo screen.</w:t>
+      </w:r>
+    </w:p>
+    <w:p>
+      <w:pPr>
+        <w:pStyle w:val="BodyText"/>
+      </w:pPr>
+      <w:r>
+        <w:t xml:space="preserve">The isolation has been independently audited (twice) and holds</w:t>
+      </w:r>
+      <w:r>
+        <w:t xml:space="preserve"> </w:t>
+      </w:r>
+      <w:r>
+        <w:rPr>
+          <w:b/>
+          <w:bCs/>
+        </w:rPr>
+        <w:t xml:space="preserve">three layers</w:t>
+      </w:r>
+      <w:r>
+        <w:rPr>
+          <w:b/>
+          <w:bCs/>
+        </w:rPr>
+        <w:t xml:space="preserve"> </w:t>
+      </w:r>
+      <w:r>
+        <w:rPr>
+          <w:b/>
+          <w:bCs/>
+        </w:rPr>
+        <w:t xml:space="preserve">deep</w:t>
+      </w:r>
+      <w:r>
+        <w:t xml:space="preserve">: the demo build serves only in-memory content, every write is hard-blocked</w:t>
+      </w:r>
+      <w:r>
+        <w:t xml:space="preserve"> </w:t>
+      </w:r>
+      <w:r>
+        <w:t xml:space="preserve">in code before any network call, and the demo's browser security policy makes the</w:t>
+      </w:r>
+      <w:r>
+        <w:t xml:space="preserve"> </w:t>
+      </w:r>
+      <w:r>
+        <w:t xml:space="preserve">real backend</w:t>
+      </w:r>
+      <w:r>
+        <w:t xml:space="preserve"> </w:t>
+      </w:r>
+      <w:r>
+        <w:rPr>
+          <w:b/>
+          <w:bCs/>
+        </w:rPr>
+        <w:t xml:space="preserve">unreachable even if every in-page guard were bypassed</w:t>
+      </w:r>
+      <w:r>
+        <w:t xml:space="preserve">. It ships</w:t>
+      </w:r>
+      <w:r>
+        <w:t xml:space="preserve"> </w:t>
+      </w:r>
+      <w:r>
+        <w:t xml:space="preserve">no secrets and no real server address. That is why it can sit on a public URL.</w:t>
+      </w:r>
+      <w:r>
+        <w:t xml:space="preserve"> </w:t>
+      </w:r>
+      <w:r>
+        <w:t xml:space="preserve">(The separate</w:t>
+      </w:r>
+      <w:r>
+        <w:t xml:space="preserve"> </w:t>
+      </w:r>
+      <w:r>
+        <w:rPr>
+          <w:rStyle w:val="VerbatimChar"/>
+        </w:rPr>
+        <w:t xml:space="preserve">admin</w:t>
+      </w:r>
+      <w:r>
+        <w:t xml:space="preserve"> </w:t>
+      </w:r>
+      <w:r>
+        <w:t xml:space="preserve">/</w:t>
+      </w:r>
+      <w:r>
+        <w:t xml:space="preserve"> </w:t>
+      </w:r>
+      <w:r>
+        <w:rPr>
+          <w:rStyle w:val="VerbatimChar"/>
+        </w:rPr>
+        <w:t xml:space="preserve">admin</w:t>
+      </w:r>
+      <w:r>
+        <w:t xml:space="preserve"> </w:t>
+      </w:r>
+      <w:r>
+        <w:t xml:space="preserve">shortcut remains a local developer convenience;</w:t>
+      </w:r>
+      <w:r>
+        <w:t xml:space="preserve"> </w:t>
+      </w:r>
+      <w:r>
+        <w:t xml:space="preserve">in a real production build neither path can activate — see Sections 4–6.)</w:t>
+      </w:r>
+    </w:p>
+    <w:p>
+      <w:pPr>
+        <w:pStyle w:val="BodyText"/>
+      </w:pPr>
+      <w:r>
+        <w:rPr>
+          <w:i/>
+          <w:iCs/>
+        </w:rPr>
+        <w:t xml:space="preserve">See it:</w:t>
+      </w:r>
+      <w:r>
+        <w:t xml:space="preserve"> </w:t>
+      </w:r>
+      <w:r>
+        <w:t xml:space="preserve">this is the demonstration you have been using to check every other item.</w:t>
+      </w:r>
+      <w:r>
+        <w:t xml:space="preserve"> </w:t>
+      </w:r>
+      <w:r>
+        <w:t xml:space="preserve">Open any sample article and you will see full multi-section body text, figures, and</w:t>
+      </w:r>
+      <w:r>
+        <w:t xml:space="preserve"> </w:t>
+      </w:r>
+      <w:r>
+        <w:t xml:space="preserve">footnotes — all entirely fabricated.</w:t>
+      </w:r>
+    </w:p>
+    <w:bookmarkEnd w:id="33"/>
+    <w:bookmarkStart w:id="34" w:name="h-built-but-waiting-to-be-switched-on"/>
+    <w:p>
+      <w:pPr>
+        <w:pStyle w:val="Heading3"/>
+      </w:pPr>
+      <w:r>
+        <w:t xml:space="preserve">(h) Built but waiting to be switched on</w:t>
+      </w:r>
+    </w:p>
+    <w:p>
+      <w:pPr>
+        <w:pStyle w:val="FirstParagraph"/>
+      </w:pPr>
+      <w:r>
+        <w:t xml:space="preserve">Three capabilities are</w:t>
+      </w:r>
+      <w:r>
+        <w:t xml:space="preserve"> </w:t>
+      </w:r>
+      <w:r>
+        <w:rPr>
+          <w:b/>
+          <w:bCs/>
+        </w:rPr>
+        <w:t xml:space="preserve">fully built and documented</w:t>
+      </w:r>
+      <w:r>
+        <w:t xml:space="preserve"> </w:t>
+      </w:r>
+      <w:r>
+        <w:t xml:space="preserve">but depend on a setup step</w:t>
+      </w:r>
+      <w:r>
+        <w:t xml:space="preserve"> </w:t>
+      </w:r>
+      <w:r>
+        <w:t xml:space="preserve">that only Research &amp; Analysis can perform, so they are described here as built and</w:t>
+      </w:r>
+      <w:r>
+        <w:t xml:space="preserve"> </w:t>
+      </w:r>
+      <w:r>
+        <w:t xml:space="preserve">listed again in Section 4 with the owner of the remaining step:</w:t>
+      </w:r>
+    </w:p>
+    <w:p>
+      <w:pPr>
+        <w:pStyle w:val="Compact"/>
+        <w:numPr>
+          <w:ilvl w:val="0"/>
+          <w:numId w:val="1007"/>
+        </w:numPr>
+      </w:pPr>
+      <w:r>
+        <w:rPr>
+          <w:b/>
+          <w:bCs/>
+        </w:rPr>
+        <w:t xml:space="preserve">First-login onboarding.</w:t>
+      </w:r>
+      <w:r>
+        <w:t xml:space="preserve"> </w:t>
+      </w:r>
+      <w:r>
+        <w:t xml:space="preserve">The first time an author signs in, the Studio asks for</w:t>
+      </w:r>
+      <w:r>
+        <w:t xml:space="preserve"> </w:t>
+      </w:r>
+      <w:r>
+        <w:t xml:space="preserve">a short profile — chiefly who their reviewer is, and their ICJIA center. The code</w:t>
+      </w:r>
+      <w:r>
+        <w:t xml:space="preserve"> </w:t>
+      </w:r>
+      <w:r>
+        <w:t xml:space="preserve">is built and, importantly,</w:t>
+      </w:r>
+      <w:r>
+        <w:t xml:space="preserve"> </w:t>
+      </w:r>
+      <w:r>
+        <w:rPr>
+          <w:b/>
+          <w:bCs/>
+        </w:rPr>
+        <w:t xml:space="preserve">safe in the meantime</w:t>
+      </w:r>
+      <w:r>
+        <w:t xml:space="preserve">: until Research &amp; Analysis</w:t>
+      </w:r>
+      <w:r>
+        <w:t xml:space="preserve"> </w:t>
+      </w:r>
+      <w:r>
+        <w:t xml:space="preserve">creates the matching storage type in the content system, onboarding stays</w:t>
+      </w:r>
+      <w:r>
+        <w:t xml:space="preserve"> </w:t>
+      </w:r>
+      <w:r>
+        <w:rPr>
+          <w:i/>
+          <w:iCs/>
+        </w:rPr>
+        <w:t xml:space="preserve">dormant</w:t>
+      </w:r>
+      <w:r>
+        <w:t xml:space="preserve"> </w:t>
+      </w:r>
+      <w:r>
+        <w:t xml:space="preserve">and the rest of the Studio works normally; the moment the type exists,</w:t>
+      </w:r>
+      <w:r>
+        <w:t xml:space="preserve"> </w:t>
+      </w:r>
+      <w:r>
+        <w:t xml:space="preserve">onboarding turns on automatically. It cannot lock anyone out by being half-finished.</w:t>
+      </w:r>
+    </w:p>
+    <w:p>
+      <w:pPr>
+        <w:pStyle w:val="Compact"/>
+        <w:numPr>
+          <w:ilvl w:val="0"/>
+          <w:numId w:val="1007"/>
+        </w:numPr>
+      </w:pPr>
+      <w:r>
+        <w:rPr>
+          <w:b/>
+          <w:bCs/>
+        </w:rPr>
+        <w:t xml:space="preserve">Publish + review-request email.</w:t>
+      </w:r>
+      <w:r>
+        <w:t xml:space="preserve"> </w:t>
+      </w:r>
+      <w:r>
+        <w:t xml:space="preserve">A "Publish" action, plus a button that emails a</w:t>
+      </w:r>
+      <w:r>
+        <w:t xml:space="preserve"> </w:t>
+      </w:r>
+      <w:r>
+        <w:t xml:space="preserve">reviewer a link to the exact preview of a draft, are built. The email sends through</w:t>
+      </w:r>
+      <w:r>
+        <w:t xml:space="preserve"> </w:t>
+      </w:r>
+      <w:r>
+        <w:rPr>
+          <w:b/>
+          <w:bCs/>
+        </w:rPr>
+        <w:t xml:space="preserve">Mailgun</w:t>
+      </w:r>
+      <w:r>
+        <w:t xml:space="preserve"> </w:t>
+      </w:r>
+      <w:r>
+        <w:t xml:space="preserve">(an email-delivery service) once its keys are supplied.</w:t>
+      </w:r>
+    </w:p>
+    <w:p>
+      <w:pPr>
+        <w:pStyle w:val="Compact"/>
+        <w:numPr>
+          <w:ilvl w:val="0"/>
+          <w:numId w:val="1007"/>
+        </w:numPr>
+      </w:pPr>
+      <w:r>
+        <w:rPr>
+          <w:b/>
+          <w:bCs/>
+        </w:rPr>
         <w:t xml:space="preserve">Automatic public-site rebuild on publish.</w:t>
       </w:r>
       <w:r>
@@ -6571,7 +7033,7 @@
         <w:t xml:space="preserve"> </w:t>
       </w:r>
       <w:r>
-        <w:t xml:space="preserve">connects the content system to the public site’s hosting). The trigger is built and</w:t>
+        <w:t xml:space="preserve">connects the content system to the public site's hosting). The trigger is built and</w:t>
       </w:r>
       <w:r>
         <w:t xml:space="preserve"> </w:t>
@@ -6580,8 +7042,103 @@
         <w:t xml:space="preserve">documented; it is switched on by setting one connection in the content system.</w:t>
       </w:r>
     </w:p>
-    <w:bookmarkEnd w:id="33"/>
-    <w:bookmarkStart w:id="34" w:name="status-at-a-glance"/>
+    <w:p>
+      <w:pPr>
+        <w:pStyle w:val="Compact"/>
+        <w:numPr>
+          <w:ilvl w:val="0"/>
+          <w:numId w:val="1007"/>
+        </w:numPr>
+      </w:pPr>
+      <w:r>
+        <w:rPr>
+          <w:b/>
+          <w:bCs/>
+        </w:rPr>
+        <w:t xml:space="preserve">Shared reviewer comments.</w:t>
+      </w:r>
+      <w:r>
+        <w:t xml:space="preserve"> </w:t>
+      </w:r>
+      <w:r>
+        <w:t xml:space="preserve">The Word-style draft comments work fully today,</w:t>
+      </w:r>
+      <w:r>
+        <w:t xml:space="preserve"> </w:t>
+      </w:r>
+      <w:r>
+        <w:t xml:space="preserve">stored per browser (right for the demo weeks). The</w:t>
+      </w:r>
+      <w:r>
+        <w:t xml:space="preserve"> </w:t>
+      </w:r>
+      <w:r>
+        <w:rPr>
+          <w:b/>
+          <w:bCs/>
+        </w:rPr>
+        <w:t xml:space="preserve">shared</w:t>
+      </w:r>
+      <w:r>
+        <w:t xml:space="preserve"> </w:t>
+      </w:r>
+      <w:r>
+        <w:t xml:space="preserve">version — where two</w:t>
+      </w:r>
+      <w:r>
+        <w:t xml:space="preserve"> </w:t>
+      </w:r>
+      <w:r>
+        <w:t xml:space="preserve">reviewers on different machines see each other's threads — is also fully built</w:t>
+      </w:r>
+      <w:r>
+        <w:t xml:space="preserve"> </w:t>
+      </w:r>
+      <w:r>
+        <w:t xml:space="preserve">and tested, ships dormant, and switches itself on for real signed-in sessions the</w:t>
+      </w:r>
+      <w:r>
+        <w:t xml:space="preserve"> </w:t>
+      </w:r>
+      <w:r>
+        <w:t xml:space="preserve">moment Research &amp; Analysis installs the ready-made</w:t>
+      </w:r>
+      <w:r>
+        <w:t xml:space="preserve"> </w:t>
+      </w:r>
+      <w:r>
+        <w:rPr>
+          <w:rStyle w:val="VerbatimChar"/>
+        </w:rPr>
+        <w:t xml:space="preserve">review-annotation</w:t>
+      </w:r>
+      <w:r>
+        <w:t xml:space="preserve"> </w:t>
+      </w:r>
+      <w:r>
+        <w:t xml:space="preserve">storage</w:t>
+      </w:r>
+      <w:r>
+        <w:t xml:space="preserve"> </w:t>
+      </w:r>
+      <w:r>
+        <w:t xml:space="preserve">type (a drop-in folder with its own install guide,</w:t>
+      </w:r>
+      <w:r>
+        <w:t xml:space="preserve"> </w:t>
+      </w:r>
+      <w:r>
+        <w:rPr>
+          <w:rStyle w:val="VerbatimChar"/>
+        </w:rPr>
+        <w:t xml:space="preserve">deploy/strapi/review-annotation/</w:t>
+      </w:r>
+      <w:r>
+        <w:t xml:space="preserve">).</w:t>
+      </w:r>
+    </w:p>
+    <w:bookmarkEnd w:id="34"/>
+    <w:bookmarkStart w:id="35" w:name="status-at-a-glance"/>
     <w:p>
       <w:pPr>
         <w:pStyle w:val="Heading3"/>
@@ -6593,8 +7150,7 @@
     <w:tbl>
       <w:tblPr>
         <w:tblStyle w:val="Table"/>
-        <w:tblW w:type="pct" w:w="5000"/>
-        <w:tblLayout w:type="fixed"/>
+        <w:tblW w:type="auto" w:w="0"/>
         <w:tblLook w:firstRow="1" w:lastRow="0" w:firstColumn="0" w:lastColumn="0" w:noHBand="0" w:noVBand="0" w:val="0020"/>
       </w:tblPr>
       <w:tblGrid>
@@ -6971,7 +7527,7 @@
               <w:pStyle w:val="Compact"/>
             </w:pPr>
             <w:r>
-              <w:t xml:space="preserve">Invalid or unsafe content can’t be saved</w:t>
+              <w:t xml:space="preserve">Invalid or unsafe content can't be saved</w:t>
             </w:r>
           </w:p>
         </w:tc>
@@ -6999,13 +7555,7 @@
               <w:pStyle w:val="Compact"/>
             </w:pPr>
             <w:r>
-              <w:t xml:space="preserve">“Preview as published”</w:t>
-            </w:r>
-            <w:r>
-              <w:t xml:space="preserve"> </w:t>
-            </w:r>
-            <w:r>
-              <w:t xml:space="preserve">(TOC, end matter, Print)</w:t>
+              <w:t xml:space="preserve">"Preview as published" (TOC, end matter, Print)</w:t>
             </w:r>
           </w:p>
         </w:tc>
@@ -7044,18 +7594,18 @@
               <w:pStyle w:val="Compact"/>
             </w:pPr>
             <w:r>
-              <w:t xml:space="preserve">Shareable per-draft preview link</w:t>
-            </w:r>
-          </w:p>
-        </w:tc>
-        <w:tc>
-          <w:tcPr/>
-          <w:p>
-            <w:pPr>
-              <w:pStyle w:val="Compact"/>
-            </w:pPr>
-            <w:r>
-              <w:t xml:space="preserve">Reviewers open a specific draft directly</w:t>
+              <w:t xml:space="preserve">Tab-only preview + shareable per-draft link</w:t>
+            </w:r>
+          </w:p>
+        </w:tc>
+        <w:tc>
+          <w:tcPr/>
+          <w:p>
+            <w:pPr>
+              <w:pStyle w:val="Compact"/>
+            </w:pPr>
+            <w:r>
+              <w:t xml:space="preserve">Editor and preview side by side; reviewers open a draft directly</w:t>
             </w:r>
           </w:p>
         </w:tc>
@@ -7083,18 +7633,18 @@
               <w:pStyle w:val="Compact"/>
             </w:pPr>
             <w:r>
-              <w:t xml:space="preserve">Paginated content list (newest first)</w:t>
-            </w:r>
-          </w:p>
-        </w:tc>
-        <w:tc>
-          <w:tcPr/>
-          <w:p>
-            <w:pPr>
-              <w:pStyle w:val="Compact"/>
-            </w:pPr>
-            <w:r>
-              <w:t xml:space="preserve">Find and track every item</w:t>
+              <w:t xml:space="preserve">Word-style reviewer comments on drafts</w:t>
+            </w:r>
+          </w:p>
+        </w:tc>
+        <w:tc>
+          <w:tcPr/>
+          <w:p>
+            <w:pPr>
+              <w:pStyle w:val="Compact"/>
+            </w:pPr>
+            <w:r>
+              <w:t xml:space="preserve">Highlight a passage, comment, reply, resolve — a pure overlay</w:t>
             </w:r>
           </w:p>
         </w:tc>
@@ -7111,6 +7661,12 @@
               </w:rPr>
               <w:t xml:space="preserve">Built</w:t>
             </w:r>
+            <w:r>
+              <w:t xml:space="preserve"> </w:t>
+            </w:r>
+            <w:r>
+              <w:t xml:space="preserve">(per-browser today; shared storage dormant until R&amp;A installs the type)</w:t>
+            </w:r>
           </w:p>
         </w:tc>
       </w:tr>
@@ -7122,18 +7678,18 @@
               <w:pStyle w:val="Compact"/>
             </w:pPr>
             <w:r>
-              <w:t xml:space="preserve">One-click sample article / app / dataset</w:t>
-            </w:r>
-          </w:p>
-        </w:tc>
-        <w:tc>
-          <w:tcPr/>
-          <w:p>
-            <w:pPr>
-              <w:pStyle w:val="Compact"/>
-            </w:pPr>
-            <w:r>
-              <w:t xml:space="preserve">Demonstrate on demand</w:t>
+              <w:t xml:space="preserve">Card-view content lists (+ table toggle, type filter)</w:t>
+            </w:r>
+          </w:p>
+        </w:tc>
+        <w:tc>
+          <w:tcPr/>
+          <w:p>
+            <w:pPr>
+              <w:pStyle w:val="Compact"/>
+            </w:pPr>
+            <w:r>
+              <w:t xml:space="preserve">Find and track every item at a glance</w:t>
             </w:r>
           </w:p>
         </w:tc>
@@ -7161,18 +7717,18 @@
               <w:pStyle w:val="Compact"/>
             </w:pPr>
             <w:r>
-              <w:t xml:space="preserve">Light/dark mode + ICJIA logo</w:t>
-            </w:r>
-          </w:p>
-        </w:tc>
-        <w:tc>
-          <w:tcPr/>
-          <w:p>
-            <w:pPr>
-              <w:pStyle w:val="Compact"/>
-            </w:pPr>
-            <w:r>
-              <w:t xml:space="preserve">Comfortable, on-brand</w:t>
+              <w:t xml:space="preserve">Guided onboarding tour</w:t>
+            </w:r>
+          </w:p>
+        </w:tc>
+        <w:tc>
+          <w:tcPr/>
+          <w:p>
+            <w:pPr>
+              <w:pStyle w:val="Compact"/>
+            </w:pPr>
+            <w:r>
+              <w:t xml:space="preserve">First-run walkthrough; replay anytime</w:t>
             </w:r>
           </w:p>
         </w:tc>
@@ -7200,36 +7756,18 @@
               <w:pStyle w:val="Compact"/>
             </w:pPr>
             <w:r>
-              <w:t xml:space="preserve">Self-contained Demo Mode (</w:t>
-            </w:r>
-            <w:r>
-              <w:rPr>
-                <w:rStyle w:val="VerbatimChar"/>
-              </w:rPr>
-              <w:t xml:space="preserve">admin</w:t>
-            </w:r>
-            <w:r>
-              <w:t xml:space="preserve">/</w:t>
-            </w:r>
-            <w:r>
-              <w:rPr>
-                <w:rStyle w:val="VerbatimChar"/>
-              </w:rPr>
-              <w:t xml:space="preserve">admin</w:t>
-            </w:r>
-            <w:r>
-              <w:t xml:space="preserve">)</w:t>
-            </w:r>
-          </w:p>
-        </w:tc>
-        <w:tc>
-          <w:tcPr/>
-          <w:p>
-            <w:pPr>
-              <w:pStyle w:val="Compact"/>
-            </w:pPr>
-            <w:r>
-              <w:t xml:space="preserve">200+ full-length phony articles; no live saves</w:t>
+              <w:t xml:space="preserve">One-click sample article / app / dataset (local dev)</w:t>
+            </w:r>
+          </w:p>
+        </w:tc>
+        <w:tc>
+          <w:tcPr/>
+          <w:p>
+            <w:pPr>
+              <w:pStyle w:val="Compact"/>
+            </w:pPr>
+            <w:r>
+              <w:t xml:space="preserve">Demonstrate on demand</w:t>
             </w:r>
           </w:p>
         </w:tc>
@@ -7246,12 +7784,6 @@
               </w:rPr>
               <w:t xml:space="preserve">Built</w:t>
             </w:r>
-            <w:r>
-              <w:t xml:space="preserve"> </w:t>
-            </w:r>
-            <w:r>
-              <w:t xml:space="preserve">(temporary)</w:t>
-            </w:r>
           </w:p>
         </w:tc>
       </w:tr>
@@ -7263,6 +7795,134 @@
               <w:pStyle w:val="Compact"/>
             </w:pPr>
             <w:r>
+              <w:t xml:space="preserve">Light/dark mode + ICJIA logo (WCAG 2.1 AA, both)</w:t>
+            </w:r>
+          </w:p>
+        </w:tc>
+        <w:tc>
+          <w:tcPr/>
+          <w:p>
+            <w:pPr>
+              <w:pStyle w:val="Compact"/>
+            </w:pPr>
+            <w:r>
+              <w:t xml:space="preserve">Comfortable, on-brand, accessible</w:t>
+            </w:r>
+          </w:p>
+        </w:tc>
+        <w:tc>
+          <w:tcPr/>
+          <w:p>
+            <w:pPr>
+              <w:pStyle w:val="Compact"/>
+            </w:pPr>
+            <w:r>
+              <w:rPr>
+                <w:b/>
+                <w:bCs/>
+              </w:rPr>
+              <w:t xml:space="preserve">Built</w:t>
+            </w:r>
+          </w:p>
+        </w:tc>
+      </w:tr>
+      <w:tr>
+        <w:tc>
+          <w:tcPr/>
+          <w:p>
+            <w:pPr>
+              <w:pStyle w:val="Compact"/>
+            </w:pPr>
+            <w:r>
+              <w:t xml:space="preserve">Public demo with Author/Editor entry</w:t>
+            </w:r>
+          </w:p>
+        </w:tc>
+        <w:tc>
+          <w:tcPr/>
+          <w:p>
+            <w:pPr>
+              <w:pStyle w:val="Compact"/>
+            </w:pPr>
+            <w:r>
+              <w:t xml:space="preserve">210 phony articles + 40 apps + 40 datasets; zero live reach —</w:t>
+            </w:r>
+            <w:r>
+              <w:t xml:space="preserve"> </w:t>
+            </w:r>
+            <w:hyperlink r:id="rId9">
+              <w:r>
+                <w:rPr>
+                  <w:rStyle w:val="Hyperlink"/>
+                </w:rPr>
+                <w:t xml:space="preserve">https://studio-2026.netlify.app</w:t>
+              </w:r>
+            </w:hyperlink>
+          </w:p>
+        </w:tc>
+        <w:tc>
+          <w:tcPr/>
+          <w:p>
+            <w:pPr>
+              <w:pStyle w:val="Compact"/>
+            </w:pPr>
+            <w:r>
+              <w:rPr>
+                <w:b/>
+                <w:bCs/>
+              </w:rPr>
+              <w:t xml:space="preserve">Built &amp; audited</w:t>
+            </w:r>
+          </w:p>
+        </w:tc>
+      </w:tr>
+      <w:tr>
+        <w:tc>
+          <w:tcPr/>
+          <w:p>
+            <w:pPr>
+              <w:pStyle w:val="Compact"/>
+            </w:pPr>
+            <w:r>
+              <w:t xml:space="preserve">Continuous integration (automated checks per change)</w:t>
+            </w:r>
+          </w:p>
+        </w:tc>
+        <w:tc>
+          <w:tcPr/>
+          <w:p>
+            <w:pPr>
+              <w:pStyle w:val="Compact"/>
+            </w:pPr>
+            <w:r>
+              <w:t xml:space="preserve">Typecheck + all 661 tests + both builds on every push</w:t>
+            </w:r>
+          </w:p>
+        </w:tc>
+        <w:tc>
+          <w:tcPr/>
+          <w:p>
+            <w:pPr>
+              <w:pStyle w:val="Compact"/>
+            </w:pPr>
+            <w:r>
+              <w:rPr>
+                <w:b/>
+                <w:bCs/>
+              </w:rPr>
+              <w:t xml:space="preserve">Built</w:t>
+            </w:r>
+          </w:p>
+        </w:tc>
+      </w:tr>
+      <w:tr>
+        <w:tc>
+          <w:tcPr/>
+          <w:p>
+            <w:pPr>
+              <w:pStyle w:val="Compact"/>
+            </w:pPr>
+            <w:r>
               <w:t xml:space="preserve">First-login onboarding</w:t>
             </w:r>
           </w:p>
@@ -7274,7 +7934,7 @@
               <w:pStyle w:val="Compact"/>
             </w:pPr>
             <w:r>
-              <w:t xml:space="preserve">Capture a new author’s reviewer &amp; center</w:t>
+              <w:t xml:space="preserve">Capture a new author's reviewer &amp; center</w:t>
             </w:r>
           </w:p>
         </w:tc>
@@ -7328,7 +7988,7 @@
                 <w:b/>
                 <w:bCs/>
               </w:rPr>
-              <w:t xml:space="preserve">Built; awaits R&amp;A’s email keys &amp; live test</w:t>
+              <w:t xml:space="preserve">Built; awaits R&amp;A's email keys &amp; live test</w:t>
             </w:r>
           </w:p>
         </w:tc>
@@ -7372,6 +8032,60 @@
           </w:p>
         </w:tc>
       </w:tr>
+      <w:tr>
+        <w:tc>
+          <w:tcPr/>
+          <w:p>
+            <w:pPr>
+              <w:pStyle w:val="Compact"/>
+            </w:pPr>
+            <w:r>
+              <w:t xml:space="preserve">Shared reviewer comments (cross-device)</w:t>
+            </w:r>
+          </w:p>
+        </w:tc>
+        <w:tc>
+          <w:tcPr/>
+          <w:p>
+            <w:pPr>
+              <w:pStyle w:val="Compact"/>
+            </w:pPr>
+            <w:r>
+              <w:t xml:space="preserve">Two reviewers see each other's threads</w:t>
+            </w:r>
+          </w:p>
+        </w:tc>
+        <w:tc>
+          <w:tcPr/>
+          <w:p>
+            <w:pPr>
+              <w:pStyle w:val="Compact"/>
+            </w:pPr>
+            <w:r>
+              <w:rPr>
+                <w:b/>
+                <w:bCs/>
+              </w:rPr>
+              <w:t xml:space="preserve">Built; dormant until R&amp;A installs</w:t>
+            </w:r>
+            <w:r>
+              <w:rPr>
+                <w:b/>
+                <w:bCs/>
+              </w:rPr>
+              <w:t xml:space="preserve"> </w:t>
+            </w:r>
+            <w:r>
+              <w:rPr>
+                <w:rStyle w:val="VerbatimChar"/>
+                <w:b/>
+                <w:bCs/>
+              </w:rPr>
+              <w:t xml:space="preserve">review-annotation</w:t>
+            </w:r>
+          </w:p>
+        </w:tc>
+      </w:tr>
     </w:tbl>
     <w:p>
       <w:r>
@@ -7380,15 +8094,15 @@
         </w:pict>
       </w:r>
     </w:p>
-    <w:bookmarkEnd w:id="34"/>
     <w:bookmarkEnd w:id="35"/>
-    <w:bookmarkStart w:id="36" w:name="whats-still-ahead"/>
+    <w:bookmarkEnd w:id="36"/>
+    <w:bookmarkStart w:id="37" w:name="X1be500f578726e7783fa9c4868f10502fa29830"/>
     <w:p>
       <w:pPr>
         <w:pStyle w:val="Heading2"/>
       </w:pPr>
       <w:r>
-        <w:t xml:space="preserve">4. What’s still ahead</w:t>
+        <w:t xml:space="preserve">4. What's still ahead</w:t>
       </w:r>
     </w:p>
     <w:p>
@@ -7428,7 +8142,7 @@
           <w:b/>
           <w:bCs/>
         </w:rPr>
-        <w:t xml:space="preserve">setup that only ICJIA’s Research &amp; Analysis (R&amp;A) unit can do</w:t>
+        <w:t xml:space="preserve">setup that only ICJIA's Research &amp; Analysis (R&amp;A) unit can do</w:t>
       </w:r>
       <w:r>
         <w:t xml:space="preserve">,</w:t>
@@ -7443,7 +8157,7 @@
         <w:t xml:space="preserve"> </w:t>
       </w:r>
       <w:r>
-        <w:t xml:space="preserve">new feature-building; it is connecting the finished tool to ICJIA’s own live</w:t>
+        <w:t xml:space="preserve">new feature-building; it is connecting the finished tool to ICJIA's own live</w:t>
       </w:r>
       <w:r>
         <w:t xml:space="preserve"> </w:t>
@@ -7468,8 +8182,7 @@
     <w:tbl>
       <w:tblPr>
         <w:tblStyle w:val="Table"/>
-        <w:tblW w:type="pct" w:w="5000"/>
-        <w:tblLayout w:type="fixed"/>
+        <w:tblW w:type="auto" w:w="0"/>
         <w:tblLook w:firstRow="1" w:lastRow="0" w:firstColumn="0" w:lastColumn="0" w:noHBand="0" w:noVBand="0" w:val="0020"/>
       </w:tblPr>
       <w:tblGrid>
@@ -7522,7 +8235,7 @@
               <w:pStyle w:val="Compact"/>
             </w:pPr>
             <w:r>
-              <w:t xml:space="preserve">Why it can’t be done yet by the developer</w:t>
+              <w:t xml:space="preserve">Why it can't be done yet by the developer</w:t>
             </w:r>
           </w:p>
         </w:tc>
@@ -7627,7 +8340,7 @@
               <w:pStyle w:val="Compact"/>
             </w:pPr>
             <w:r>
-              <w:t xml:space="preserve">Adding a storage type must be done in R&amp;A’s own content-system environment; until then the Studio stays fully usable with onboarding dormant.</w:t>
+              <w:t xml:space="preserve">Adding a storage type must be done in R&amp;A's own content-system environment; until then the Studio stays fully usable with onboarding dormant.</w:t>
             </w:r>
           </w:p>
         </w:tc>
@@ -7641,6 +8354,107 @@
             </w:pPr>
             <w:r>
               <w:t xml:space="preserve">2</w:t>
+            </w:r>
+          </w:p>
+        </w:tc>
+        <w:tc>
+          <w:tcPr/>
+          <w:p>
+            <w:pPr>
+              <w:pStyle w:val="Compact"/>
+            </w:pPr>
+            <w:r>
+              <w:rPr>
+                <w:b/>
+                <w:bCs/>
+              </w:rPr>
+              <w:t xml:space="preserve">Install the ready-made</w:t>
+            </w:r>
+            <w:r>
+              <w:rPr>
+                <w:b/>
+                <w:bCs/>
+              </w:rPr>
+              <w:t xml:space="preserve"> </w:t>
+            </w:r>
+            <w:r>
+              <w:rPr>
+                <w:rStyle w:val="VerbatimChar"/>
+                <w:b/>
+                <w:bCs/>
+              </w:rPr>
+              <w:t xml:space="preserve">review-annotation</w:t>
+            </w:r>
+            <w:r>
+              <w:rPr>
+                <w:b/>
+                <w:bCs/>
+              </w:rPr>
+              <w:t xml:space="preserve"> </w:t>
+            </w:r>
+            <w:r>
+              <w:rPr>
+                <w:b/>
+                <w:bCs/>
+              </w:rPr>
+              <w:t xml:space="preserve">storage type</w:t>
+            </w:r>
+            <w:r>
+              <w:t xml:space="preserve"> </w:t>
+            </w:r>
+            <w:r>
+              <w:t xml:space="preserve">(a drop-in folder shipped in this project,</w:t>
+            </w:r>
+            <w:r>
+              <w:t xml:space="preserve"> </w:t>
+            </w:r>
+            <w:r>
+              <w:rPr>
+                <w:rStyle w:val="VerbatimChar"/>
+              </w:rPr>
+              <w:t xml:space="preserve">deploy/strapi/review-annotation/</w:t>
+            </w:r>
+            <w:r>
+              <w:t xml:space="preserve">, with its own install guide) — this switches reviewer comments from per-browser to shared.</w:t>
+            </w:r>
+          </w:p>
+        </w:tc>
+        <w:tc>
+          <w:tcPr/>
+          <w:p>
+            <w:pPr>
+              <w:pStyle w:val="Compact"/>
+            </w:pPr>
+            <w:r>
+              <w:rPr>
+                <w:b/>
+                <w:bCs/>
+              </w:rPr>
+              <w:t xml:space="preserve">R&amp;A</w:t>
+            </w:r>
+          </w:p>
+        </w:tc>
+        <w:tc>
+          <w:tcPr/>
+          <w:p>
+            <w:pPr>
+              <w:pStyle w:val="Compact"/>
+            </w:pPr>
+            <w:r>
+              <w:t xml:space="preserve">Same reason as step 1: content types are created in R&amp;A's content-system environment, not from the Studio.</w:t>
+            </w:r>
+          </w:p>
+        </w:tc>
+      </w:tr>
+      <w:tr>
+        <w:tc>
+          <w:tcPr/>
+          <w:p>
+            <w:pPr>
+              <w:pStyle w:val="Compact"/>
+            </w:pPr>
+            <w:r>
+              <w:t xml:space="preserve">3</w:t>
             </w:r>
           </w:p>
         </w:tc>
@@ -7687,7 +8501,7 @@
               <w:pStyle w:val="Compact"/>
             </w:pPr>
             <w:r>
-              <w:t xml:space="preserve">These are secret credentials that belong to ICJIA and live in ICJIA’s hosting, not in the code.</w:t>
+              <w:t xml:space="preserve">These are secret credentials that belong to ICJIA and live in ICJIA's hosting, not in the code.</w:t>
             </w:r>
           </w:p>
         </w:tc>
@@ -7700,7 +8514,7 @@
               <w:pStyle w:val="Compact"/>
             </w:pPr>
             <w:r>
-              <w:t xml:space="preserve">3</w:t>
+              <w:t xml:space="preserve">4</w:t>
             </w:r>
           </w:p>
         </w:tc>
@@ -7715,41 +8529,13 @@
                 <w:b/>
                 <w:bCs/>
               </w:rPr>
-              <w:t xml:space="preserve">Wire the</w:t>
-            </w:r>
-            <w:r>
-              <w:rPr>
-                <w:b/>
-                <w:bCs/>
-              </w:rPr>
+              <w:t xml:space="preserve">Wire the "publish → rebuild the public site" trigger</w:t>
+            </w:r>
+            <w:r>
               <w:t xml:space="preserve"> </w:t>
             </w:r>
             <w:r>
-              <w:rPr>
-                <w:b/>
-                <w:bCs/>
-              </w:rPr>
-              <w:t xml:space="preserve">“publish → rebuild the public site”</w:t>
-            </w:r>
-            <w:r>
-              <w:rPr>
-                <w:b/>
-                <w:bCs/>
-              </w:rPr>
-              <w:t xml:space="preserve"> </w:t>
-            </w:r>
-            <w:r>
-              <w:rPr>
-                <w:b/>
-                <w:bCs/>
-              </w:rPr>
-              <w:t xml:space="preserve">trigger</w:t>
-            </w:r>
-            <w:r>
-              <w:t xml:space="preserve"> </w:t>
-            </w:r>
-            <w:r>
-              <w:t xml:space="preserve">(one connection from the content system to the public site’s hosting).</w:t>
+              <w:t xml:space="preserve">(one connection from the content system to the public site's hosting).</w:t>
             </w:r>
           </w:p>
         </w:tc>
@@ -7775,7 +8561,7 @@
               <w:pStyle w:val="Compact"/>
             </w:pPr>
             <w:r>
-              <w:t xml:space="preserve">The trigger is a secret URL that, by design, lives only in the content system — never in the Studio’s code.</w:t>
+              <w:t xml:space="preserve">The trigger is a secret URL that, by design, lives only in the content system — never in the Studio's code.</w:t>
             </w:r>
           </w:p>
         </w:tc>
@@ -7788,7 +8574,7 @@
               <w:pStyle w:val="Compact"/>
             </w:pPr>
             <w:r>
-              <w:t xml:space="preserve">4</w:t>
+              <w:t xml:space="preserve">5</w:t>
             </w:r>
           </w:p>
         </w:tc>
@@ -7803,13 +8589,25 @@
                 <w:b/>
                 <w:bCs/>
               </w:rPr>
-              <w:t xml:space="preserve">Dress rehearsal with real staff accounts:</w:t>
+              <w:t xml:space="preserve">Dress rehearsal with real staff accounts</w:t>
             </w:r>
             <w:r>
               <w:t xml:space="preserve"> </w:t>
             </w:r>
             <w:r>
-              <w:t xml:space="preserve">test the live publish, the review email, and onboarding end-to-end — including confirming a real Author truly cannot publish.</w:t>
+              <w:t xml:space="preserve">on a staging copy: the full checklist in the cutover runbook (</w:t>
+            </w:r>
+            <w:r>
+              <w:rPr>
+                <w:rStyle w:val="VerbatimChar"/>
+              </w:rPr>
+              <w:t xml:space="preserve">docs/demo-to-production.md</w:t>
+            </w:r>
+            <w:r>
+              <w:t xml:space="preserve"> </w:t>
+            </w:r>
+            <w:r>
+              <w:t xml:space="preserve">§2) — live login for both roles, a real edit, a cross-user comment round-trip, a publish round-trip, the review email, and confirming a real Author truly cannot publish.</w:t>
             </w:r>
           </w:p>
         </w:tc>
@@ -7824,7 +8622,7 @@
                 <w:b/>
                 <w:bCs/>
               </w:rPr>
-              <w:t xml:space="preserve">Developer, with R&amp;A providing a real Author test account</w:t>
+              <w:t xml:space="preserve">Developer, with R&amp;A providing real test accounts</w:t>
             </w:r>
           </w:p>
         </w:tc>
@@ -7848,7 +8646,7 @@
               <w:pStyle w:val="Compact"/>
             </w:pPr>
             <w:r>
-              <w:t xml:space="preserve">5</w:t>
+              <w:t xml:space="preserve">6</w:t>
             </w:r>
           </w:p>
         </w:tc>
@@ -7863,97 +8661,39 @@
                 <w:b/>
                 <w:bCs/>
               </w:rPr>
-              <w:t xml:space="preserve">Remove the temporary</w:t>
-            </w:r>
+              <w:t xml:space="preserve">The cutover itself</w:t>
+            </w:r>
+            <w:r>
+              <w:t xml:space="preserve"> </w:t>
+            </w:r>
+            <w:r>
+              <w:t xml:space="preserve">— flip the production build settings and secrets per the runbook (§3–§4); about 30 minutes plus smoke tests, with one-click rollback.</w:t>
+            </w:r>
+          </w:p>
+        </w:tc>
+        <w:tc>
+          <w:tcPr/>
+          <w:p>
+            <w:pPr>
+              <w:pStyle w:val="Compact"/>
+            </w:pPr>
             <w:r>
               <w:rPr>
                 <w:b/>
                 <w:bCs/>
               </w:rPr>
-              <w:t xml:space="preserve"> </w:t>
-            </w:r>
-            <w:r>
-              <w:rPr>
-                <w:rStyle w:val="VerbatimChar"/>
-                <w:b/>
-                <w:bCs/>
-              </w:rPr>
-              <w:t xml:space="preserve">admin</w:t>
-            </w:r>
-            <w:r>
-              <w:rPr>
-                <w:b/>
-                <w:bCs/>
-              </w:rPr>
-              <w:t xml:space="preserve"> </w:t>
-            </w:r>
-            <w:r>
-              <w:rPr>
-                <w:b/>
-                <w:bCs/>
-              </w:rPr>
-              <w:t xml:space="preserve">/</w:t>
-            </w:r>
-            <w:r>
-              <w:rPr>
-                <w:b/>
-                <w:bCs/>
-              </w:rPr>
-              <w:t xml:space="preserve"> </w:t>
-            </w:r>
-            <w:r>
-              <w:rPr>
-                <w:rStyle w:val="VerbatimChar"/>
-                <w:b/>
-                <w:bCs/>
-              </w:rPr>
-              <w:t xml:space="preserve">admin</w:t>
-            </w:r>
-            <w:r>
-              <w:rPr>
-                <w:b/>
-                <w:bCs/>
-              </w:rPr>
-              <w:t xml:space="preserve"> </w:t>
-            </w:r>
-            <w:r>
-              <w:rPr>
-                <w:b/>
-                <w:bCs/>
-              </w:rPr>
-              <w:t xml:space="preserve">demo login</w:t>
-            </w:r>
-            <w:r>
-              <w:t xml:space="preserve"> </w:t>
-            </w:r>
-            <w:r>
-              <w:t xml:space="preserve">before the tool goes to production.</w:t>
-            </w:r>
-          </w:p>
-        </w:tc>
-        <w:tc>
-          <w:tcPr/>
-          <w:p>
-            <w:pPr>
-              <w:pStyle w:val="Compact"/>
-            </w:pPr>
-            <w:r>
-              <w:rPr>
-                <w:b/>
-                <w:bCs/>
-              </w:rPr>
-              <w:t xml:space="preserve">Developer</w:t>
-            </w:r>
-          </w:p>
-        </w:tc>
-        <w:tc>
-          <w:tcPr/>
-          <w:p>
-            <w:pPr>
-              <w:pStyle w:val="Compact"/>
-            </w:pPr>
-            <w:r>
-              <w:t xml:space="preserve">It is already inert in any real build (see Section 5), but it is removed entirely as a final cleanup so the record is spotless.</w:t>
+              <w:t xml:space="preserve">Developer + whoever owns the hosting</w:t>
+            </w:r>
+          </w:p>
+        </w:tc>
+        <w:tc>
+          <w:tcPr/>
+          <w:p>
+            <w:pPr>
+              <w:pStyle w:val="Compact"/>
+            </w:pPr>
+            <w:r>
+              <w:t xml:space="preserve">Needs the production hosting configuration and the go decision.</w:t>
             </w:r>
           </w:p>
         </w:tc>
@@ -7966,7 +8706,7 @@
               <w:pStyle w:val="Compact"/>
             </w:pPr>
             <w:r>
-              <w:t xml:space="preserve">6</w:t>
+              <w:t xml:space="preserve">7</w:t>
             </w:r>
           </w:p>
         </w:tc>
@@ -8023,7 +8763,7 @@
               <w:pStyle w:val="Compact"/>
             </w:pPr>
             <w:r>
-              <w:t xml:space="preserve">Not required for launch; today’s preview links open for any signed-in staff member, which covers the reviewers.</w:t>
+              <w:t xml:space="preserve">Not required for launch; today's preview links open for any signed-in staff member, which covers the reviewers.</w:t>
             </w:r>
           </w:p>
         </w:tc>
@@ -8034,25 +8774,130 @@
         <w:pStyle w:val="BodyText"/>
       </w:pPr>
       <w:r>
-        <w:t xml:space="preserve">Plainly: steps 1–3 are ICJIA’s setup, step 4 is the joint go-live check, and steps</w:t>
-      </w:r>
-      <w:r>
-        <w:t xml:space="preserve"> </w:t>
-      </w:r>
-      <w:r>
-        <w:t xml:space="preserve">5–6 are developer cleanup and an optional nicety. The setup steps (1–3) are each</w:t>
-      </w:r>
-      <w:r>
-        <w:t xml:space="preserve"> </w:t>
-      </w:r>
-      <w:r>
-        <w:t xml:space="preserve">documented in the project so R&amp;A can follow them directly. Nothing on this list is</w:t>
-      </w:r>
-      <w:r>
-        <w:t xml:space="preserve"> </w:t>
-      </w:r>
-      <w:r>
-        <w:t xml:space="preserve">an unknown or a research problem — they are known tasks with named owners.</w:t>
+        <w:t xml:space="preserve">One earlier item has changed shape rather than remaining open: the temporary</w:t>
+      </w:r>
+      <w:r>
+        <w:t xml:space="preserve"> </w:t>
+      </w:r>
+      <w:r>
+        <w:rPr>
+          <w:rStyle w:val="VerbatimChar"/>
+        </w:rPr>
+        <w:t xml:space="preserve">admin</w:t>
+      </w:r>
+      <w:r>
+        <w:t xml:space="preserve"> </w:t>
+      </w:r>
+      <w:r>
+        <w:t xml:space="preserve">/</w:t>
+      </w:r>
+      <w:r>
+        <w:t xml:space="preserve"> </w:t>
+      </w:r>
+      <w:r>
+        <w:rPr>
+          <w:rStyle w:val="VerbatimChar"/>
+        </w:rPr>
+        <w:t xml:space="preserve">admin</w:t>
+      </w:r>
+      <w:r>
+        <w:t xml:space="preserve"> </w:t>
+      </w:r>
+      <w:r>
+        <w:t xml:space="preserve">convenience login now also powers the public demo's</w:t>
+      </w:r>
+      <w:r>
+        <w:t xml:space="preserve"> </w:t>
+      </w:r>
+      <w:r>
+        <w:rPr>
+          <w:b/>
+          <w:bCs/>
+        </w:rPr>
+        <w:t xml:space="preserve">Enter as Author / Enter as Editor</w:t>
+      </w:r>
+      <w:r>
+        <w:t xml:space="preserve"> </w:t>
+      </w:r>
+      <w:r>
+        <w:t xml:space="preserve">buttons, so it stays in the project as long</w:t>
+      </w:r>
+      <w:r>
+        <w:t xml:space="preserve"> </w:t>
+      </w:r>
+      <w:r>
+        <w:t xml:space="preserve">as the demo site runs. In a real production build it cannot activate (both of its</w:t>
+      </w:r>
+      <w:r>
+        <w:t xml:space="preserve"> </w:t>
+      </w:r>
+      <w:r>
+        <w:t xml:space="preserve">switches are off, and its credential is a dummy the content system rejects) — a</w:t>
+      </w:r>
+      <w:r>
+        <w:t xml:space="preserve"> </w:t>
+      </w:r>
+      <w:r>
+        <w:t xml:space="preserve">posture the independent audits reviewed and accepted — and the project's automated</w:t>
+      </w:r>
+      <w:r>
+        <w:t xml:space="preserve"> </w:t>
+      </w:r>
+      <w:r>
+        <w:t xml:space="preserve">pipeline carries a prepared "launch gate" check that will prove production bundles</w:t>
+      </w:r>
+      <w:r>
+        <w:t xml:space="preserve"> </w:t>
+      </w:r>
+      <w:r>
+        <w:t xml:space="preserve">ship without it entirely, for the day the demo is retired and the code is deleted.</w:t>
+      </w:r>
+    </w:p>
+    <w:p>
+      <w:pPr>
+        <w:pStyle w:val="BodyText"/>
+      </w:pPr>
+      <w:r>
+        <w:t xml:space="preserve">Plainly: steps 1–4 are ICJIA's setup, step 5 is the joint go-live rehearsal, step 6</w:t>
+      </w:r>
+      <w:r>
+        <w:t xml:space="preserve"> </w:t>
+      </w:r>
+      <w:r>
+        <w:t xml:space="preserve">is the switch itself, and step 7 is an optional nicety. Every setup step is</w:t>
+      </w:r>
+      <w:r>
+        <w:t xml:space="preserve"> </w:t>
+      </w:r>
+      <w:r>
+        <w:t xml:space="preserve">documented in the project so R&amp;A can follow it directly, and the whole sequence —</w:t>
+      </w:r>
+      <w:r>
+        <w:t xml:space="preserve"> </w:t>
+      </w:r>
+      <w:r>
+        <w:t xml:space="preserve">including rollback — is written up as the cutover runbook</w:t>
+      </w:r>
+      <w:r>
+        <w:t xml:space="preserve"> </w:t>
+      </w:r>
+      <w:r>
+        <w:t xml:space="preserve">(</w:t>
+      </w:r>
+      <w:r>
+        <w:rPr>
+          <w:rStyle w:val="VerbatimChar"/>
+        </w:rPr>
+        <w:t xml:space="preserve">docs/demo-to-production.md</w:t>
+      </w:r>
+      <w:r>
+        <w:t xml:space="preserve">). Nothing on this list is an unknown or a research</w:t>
+      </w:r>
+      <w:r>
+        <w:t xml:space="preserve"> </w:t>
+      </w:r>
+      <w:r>
+        <w:t xml:space="preserve">problem — they are known tasks with named owners.</w:t>
       </w:r>
     </w:p>
     <w:p>
@@ -8062,8 +8907,8 @@
         </w:pict>
       </w:r>
     </w:p>
-    <w:bookmarkEnd w:id="36"/>
-    <w:bookmarkStart w:id="38" w:name="Xdac865c7e7c6d9bcdc84180aa585424024b60e6"/>
+    <w:bookmarkEnd w:id="37"/>
+    <w:bookmarkStart w:id="39" w:name="X8e9ccdc8f00c343020217be0bdbbb3ed79a91c6"/>
     <w:p>
       <w:pPr>
         <w:pStyle w:val="Heading2"/>
@@ -8102,7 +8947,7 @@
       <w:pPr>
         <w:numPr>
           <w:ilvl w:val="0"/>
-          <w:numId w:val="1007"/>
+          <w:numId w:val="1008"/>
         </w:numPr>
       </w:pPr>
       <w:r>
@@ -8122,19 +8967,7 @@
         <w:t xml:space="preserve"> </w:t>
       </w:r>
       <w:r>
-        <w:t xml:space="preserve">first writes an automated check that defines what</w:t>
-      </w:r>
-      <w:r>
-        <w:t xml:space="preserve"> </w:t>
-      </w:r>
-      <w:r>
-        <w:t xml:space="preserve">“correct”</w:t>
-      </w:r>
-      <w:r>
-        <w:t xml:space="preserve"> </w:t>
-      </w:r>
-      <w:r>
-        <w:t xml:space="preserve">means, then writes</w:t>
+        <w:t xml:space="preserve">first writes an automated check that defines what "correct" means, then writes</w:t>
       </w:r>
       <w:r>
         <w:t xml:space="preserve"> </w:t>
@@ -8146,31 +8979,19 @@
         <w:t xml:space="preserve"> </w:t>
       </w:r>
       <w:r>
-        <w:t xml:space="preserve">practice. Its practical payoff here is concrete and checkable: the project’s</w:t>
-      </w:r>
-      <w:r>
-        <w:t xml:space="preserve"> </w:t>
-      </w:r>
-      <w:r>
-        <w:t xml:space="preserve">headline promises — for example,</w:t>
-      </w:r>
-      <w:r>
-        <w:t xml:space="preserve"> </w:t>
-      </w:r>
-      <w:r>
-        <w:t xml:space="preserve">“no image is ever stored as a bloated embedded</w:t>
-      </w:r>
-      <w:r>
-        <w:t xml:space="preserve"> </w:t>
-      </w:r>
-      <w:r>
-        <w:t xml:space="preserve">block”</w:t>
-      </w:r>
-      <w:r>
-        <w:t xml:space="preserve"> </w:t>
-      </w:r>
-      <w:r>
-        <w:t xml:space="preserve">— are guaranteed by automatic checks that fail the build the instant</w:t>
+        <w:t xml:space="preserve">practice. Its practical payoff here is concrete and checkable: the project's</w:t>
+      </w:r>
+      <w:r>
+        <w:t xml:space="preserve"> </w:t>
+      </w:r>
+      <w:r>
+        <w:t xml:space="preserve">headline promises — for example, "no image is ever stored as a bloated embedded</w:t>
+      </w:r>
+      <w:r>
+        <w:t xml:space="preserve"> </w:t>
+      </w:r>
+      <w:r>
+        <w:t xml:space="preserve">block" — are guaranteed by automatic checks that fail the build the instant</w:t>
       </w:r>
       <w:r>
         <w:t xml:space="preserve"> </w:t>
@@ -8182,32 +9003,14 @@
         <w:t xml:space="preserve"> </w:t>
       </w:r>
       <w:r>
-        <w:t xml:space="preserve">This is why</w:t>
-      </w:r>
-      <w:r>
-        <w:t xml:space="preserve"> </w:t>
-      </w:r>
-      <w:r>
-        <w:t xml:space="preserve">“built”</w:t>
-      </w:r>
-      <w:r>
-        <w:t xml:space="preserve"> </w:t>
-      </w:r>
-      <w:r>
-        <w:t xml:space="preserve">in this document means more than</w:t>
-      </w:r>
-      <w:r>
-        <w:t xml:space="preserve"> </w:t>
-      </w:r>
-      <w:r>
-        <w:t xml:space="preserve">“it appears to work.”</w:t>
+        <w:t xml:space="preserve">This is why "built" in this document means more than "it appears to work."</w:t>
       </w:r>
     </w:p>
     <w:p>
       <w:pPr>
         <w:numPr>
           <w:ilvl w:val="0"/>
-          <w:numId w:val="1007"/>
+          <w:numId w:val="1008"/>
         </w:numPr>
       </w:pPr>
       <w:r>
@@ -8247,7 +9050,7 @@
         <w:t xml:space="preserve"> </w:t>
       </w:r>
       <w:r>
-        <w:t xml:space="preserve">against the plan and the project’s standards before the next step begins. A</w:t>
+        <w:t xml:space="preserve">against the plan and the project's standards before the next step begins. A</w:t>
       </w:r>
       <w:r>
         <w:t xml:space="preserve"> </w:t>
@@ -8266,7 +9069,7 @@
       <w:pPr>
         <w:numPr>
           <w:ilvl w:val="0"/>
-          <w:numId w:val="1007"/>
+          <w:numId w:val="1008"/>
         </w:numPr>
       </w:pPr>
       <w:r>
@@ -8304,19 +9107,7 @@
         <w:t xml:space="preserve"> </w:t>
       </w:r>
       <w:r>
-        <w:t xml:space="preserve">plainly, because it answers</w:t>
-      </w:r>
-      <w:r>
-        <w:t xml:space="preserve"> </w:t>
-      </w:r>
-      <w:r>
-        <w:t xml:space="preserve">“what’s the catch?”</w:t>
-      </w:r>
-      <w:r>
-        <w:t xml:space="preserve"> </w:t>
-      </w:r>
-      <w:r>
-        <w:t xml:space="preserve">better than anything else could:</w:t>
+        <w:t xml:space="preserve">plainly, because it answers "what's the catch?" better than anything else could:</w:t>
       </w:r>
     </w:p>
     <w:p>
@@ -8334,19 +9125,7 @@
         <w:t xml:space="preserve"> </w:t>
       </w:r>
       <w:r>
-        <w:t xml:space="preserve">system through one</w:t>
-      </w:r>
-      <w:r>
-        <w:t xml:space="preserve"> </w:t>
-      </w:r>
-      <w:r>
-        <w:t xml:space="preserve">“door,”</w:t>
-      </w:r>
-      <w:r>
-        <w:t xml:space="preserve"> </w:t>
-      </w:r>
-      <w:r>
-        <w:t xml:space="preserve">with the publish permissions to be configured by</w:t>
+        <w:t xml:space="preserve">system through one "door," with the publish permissions to be configured by</w:t>
       </w:r>
       <w:r>
         <w:t xml:space="preserve"> </w:t>
@@ -8446,7 +9225,7 @@
         <w:t xml:space="preserve"> </w:t>
       </w:r>
       <w:r>
-        <w:t xml:space="preserve">publish is now decided by each person’s real role, with no custom permission</w:t>
+        <w:t xml:space="preserve">publish is now decided by each person's real role, with no custom permission</w:t>
       </w:r>
       <w:r>
         <w:t xml:space="preserve"> </w:t>
@@ -8482,7 +9261,7 @@
           <w:b/>
           <w:bCs/>
         </w:rPr>
-        <w:t xml:space="preserve">375 automated tests, all passing</w:t>
+        <w:t xml:space="preserve">661 automated tests, all passing</w:t>
       </w:r>
       <w:r>
         <w:t xml:space="preserve">, across the sign-in and roles, the</w:t>
@@ -8497,37 +9276,37 @@
         <w:t xml:space="preserve"> </w:t>
       </w:r>
       <w:r>
-        <w:t xml:space="preserve">gate, the editor, the</w:t>
-      </w:r>
-      <w:r>
-        <w:t xml:space="preserve"> </w:t>
-      </w:r>
-      <w:r>
-        <w:t xml:space="preserve">“preview as published”</w:t>
-      </w:r>
-      <w:r>
-        <w:t xml:space="preserve"> </w:t>
-      </w:r>
-      <w:r>
-        <w:t xml:space="preserve">view, the demo mode, and the</w:t>
-      </w:r>
-      <w:r>
-        <w:t xml:space="preserve"> </w:t>
-      </w:r>
-      <w:r>
-        <w:t xml:space="preserve">publish/email/onboarding code. The no-bloated-images rule, the accessibility</w:t>
-      </w:r>
-      <w:r>
-        <w:t xml:space="preserve"> </w:t>
-      </w:r>
-      <w:r>
-        <w:t xml:space="preserve">requirements, and the security handling of risky files are each backed by their</w:t>
-      </w:r>
-      <w:r>
-        <w:t xml:space="preserve"> </w:t>
-      </w:r>
-      <w:r>
-        <w:t xml:space="preserve">own automatic guards. The result the process is aiming at is a tool that is</w:t>
+        <w:t xml:space="preserve">gate, the editor, the "preview as published" view, the reviewer-comments engine,</w:t>
+      </w:r>
+      <w:r>
+        <w:t xml:space="preserve"> </w:t>
+      </w:r>
+      <w:r>
+        <w:t xml:space="preserve">the demo mode, the security-header sets, and the publish/email/onboarding code —</w:t>
+      </w:r>
+      <w:r>
+        <w:t xml:space="preserve"> </w:t>
+      </w:r>
+      <w:r>
+        <w:t xml:space="preserve">and a continuous-integration pipeline re-runs every one of them (plus both</w:t>
+      </w:r>
+      <w:r>
+        <w:t xml:space="preserve"> </w:t>
+      </w:r>
+      <w:r>
+        <w:t xml:space="preserve">production and demo builds) automatically on every change. The no-bloated-images</w:t>
+      </w:r>
+      <w:r>
+        <w:t xml:space="preserve"> </w:t>
+      </w:r>
+      <w:r>
+        <w:t xml:space="preserve">rule, the accessibility requirements, and the security handling of risky files are</w:t>
+      </w:r>
+      <w:r>
+        <w:t xml:space="preserve"> </w:t>
+      </w:r>
+      <w:r>
+        <w:t xml:space="preserve">each backed by their own automatic guards. The result the process is aiming at is a tool that is</w:t>
       </w:r>
       <w:r>
         <w:t xml:space="preserve"> </w:t>
@@ -8542,7 +9321,7 @@
         <w:t xml:space="preserve">entire reason to rebuild on a modern foundation in the first place.</w:t>
       </w:r>
     </w:p>
-    <w:bookmarkStart w:id="37" w:name="three-questions-worth-asking"/>
+    <w:bookmarkStart w:id="38" w:name="three-questions-worth-asking"/>
     <w:p>
       <w:pPr>
         <w:pStyle w:val="Heading3"/>
@@ -8567,507 +9346,6 @@
     </w:p>
     <w:p>
       <w:pPr>
-        <w:numPr>
-          <w:ilvl w:val="0"/>
-          <w:numId w:val="1008"/>
-        </w:numPr>
-      </w:pPr>
-      <w:r>
-        <w:rPr>
-          <w:b/>
-          <w:bCs/>
-          <w:i/>
-          <w:iCs/>
-        </w:rPr>
-        <w:t xml:space="preserve">Is it overbuilt?</w:t>
-      </w:r>
-      <w:r>
-        <w:t xml:space="preserve"> </w:t>
-      </w:r>
-      <w:r>
-        <w:t xml:space="preserve">No, and Section 2 makes the case in detail. The</w:t>
-      </w:r>
-      <w:r>
-        <w:t xml:space="preserve"> </w:t>
-      </w:r>
-      <w:r>
-        <w:rPr>
-          <w:i/>
-          <w:iCs/>
-        </w:rPr>
-        <w:t xml:space="preserve">workflow</w:t>
-      </w:r>
-      <w:r>
-        <w:t xml:space="preserve"> </w:t>
-      </w:r>
-      <w:r>
-        <w:t xml:space="preserve">is deliberately as simple as it can be (writers draft, approvers publish) — itself</w:t>
-      </w:r>
-      <w:r>
-        <w:t xml:space="preserve"> </w:t>
-      </w:r>
-      <w:r>
-        <w:t xml:space="preserve">a simplification of the old tool’s confusing approval chain. Everything beneath it</w:t>
-      </w:r>
-      <w:r>
-        <w:t xml:space="preserve"> </w:t>
-      </w:r>
-      <w:r>
-        <w:t xml:space="preserve">— real roles, accessible images, the save gate, the exact preview — is the minimum</w:t>
-      </w:r>
-      <w:r>
-        <w:t xml:space="preserve"> </w:t>
-      </w:r>
-      <w:r>
-        <w:t xml:space="preserve">a public</w:t>
-      </w:r>
-      <w:r>
-        <w:t xml:space="preserve"> </w:t>
-      </w:r>
-      <w:r>
-        <w:rPr>
-          <w:b/>
-          <w:bCs/>
-        </w:rPr>
-        <w:t xml:space="preserve">government</w:t>
-      </w:r>
-      <w:r>
-        <w:t xml:space="preserve"> </w:t>
-      </w:r>
-      <w:r>
-        <w:t xml:space="preserve">site requires to be safe and accessible by law. None of it</w:t>
-      </w:r>
-      <w:r>
-        <w:t xml:space="preserve"> </w:t>
-      </w:r>
-      <w:r>
-        <w:t xml:space="preserve">is decoration; remove any of it and the result is unsafe, inaccessible, or</w:t>
-      </w:r>
-      <w:r>
-        <w:t xml:space="preserve"> </w:t>
-      </w:r>
-      <w:r>
-        <w:t xml:space="preserve">unreliable. The one piece added for convenience rather than necessity is the demo</w:t>
-      </w:r>
-      <w:r>
-        <w:t xml:space="preserve"> </w:t>
-      </w:r>
-      <w:r>
-        <w:t xml:space="preserve">mode, and it earns its place by letting anyone verify the rest without risk.</w:t>
-      </w:r>
-    </w:p>
-    <w:p>
-      <w:pPr>
-        <w:numPr>
-          <w:ilvl w:val="0"/>
-          <w:numId w:val="1008"/>
-        </w:numPr>
-      </w:pPr>
-      <w:r>
-        <w:rPr>
-          <w:b/>
-          <w:bCs/>
-          <w:i/>
-          <w:iCs/>
-        </w:rPr>
-        <w:t xml:space="preserve">What is the evidence?</w:t>
-      </w:r>
-      <w:r>
-        <w:t xml:space="preserve"> </w:t>
-      </w:r>
-      <w:r>
-        <w:t xml:space="preserve">It is built into this document, by design. You can</w:t>
-      </w:r>
-      <w:r>
-        <w:t xml:space="preserve"> </w:t>
-      </w:r>
-      <w:r>
-        <w:t xml:space="preserve">open the running demonstration and use the tool directly; the test suite re-checks</w:t>
-      </w:r>
-      <w:r>
-        <w:t xml:space="preserve"> </w:t>
-      </w:r>
-      <w:r>
-        <w:t xml:space="preserve">375 promises every time the code changes; and every change is an independently</w:t>
-      </w:r>
-      <w:r>
-        <w:t xml:space="preserve"> </w:t>
-      </w:r>
-      <w:r>
-        <w:t xml:space="preserve">reviewed, reversible entry in the official record. The tool has also been through</w:t>
-      </w:r>
-      <w:r>
-        <w:t xml:space="preserve"> </w:t>
-      </w:r>
-      <w:r>
-        <w:t xml:space="preserve">an independent red/blue-team security audit (Section 6), which found zero critical</w:t>
-      </w:r>
-      <w:r>
-        <w:t xml:space="preserve"> </w:t>
-      </w:r>
-      <w:r>
-        <w:t xml:space="preserve">issues. Every claim here points to something that can be examined.</w:t>
-      </w:r>
-    </w:p>
-    <w:p>
-      <w:pPr>
-        <w:numPr>
-          <w:ilvl w:val="0"/>
-          <w:numId w:val="1008"/>
-        </w:numPr>
-      </w:pPr>
-      <w:r>
-        <w:rPr>
-          <w:b/>
-          <w:bCs/>
-          <w:i/>
-          <w:iCs/>
-        </w:rPr>
-        <w:t xml:space="preserve">Is it on track?</w:t>
-      </w:r>
-      <w:r>
-        <w:t xml:space="preserve"> </w:t>
-      </w:r>
-      <w:r>
-        <w:t xml:space="preserve">Yes, and the remaining work is small and named. The features</w:t>
-      </w:r>
-      <w:r>
-        <w:t xml:space="preserve"> </w:t>
-      </w:r>
-      <w:r>
-        <w:t xml:space="preserve">are built. What is left (Section 4) is ICJIA’s own setup (three steps), a joint</w:t>
-      </w:r>
-      <w:r>
-        <w:t xml:space="preserve"> </w:t>
-      </w:r>
-      <w:r>
-        <w:t xml:space="preserve">go-live rehearsal, and one piece of cleanup — not new construction and not</w:t>
-      </w:r>
-      <w:r>
-        <w:t xml:space="preserve"> </w:t>
-      </w:r>
-      <w:r>
-        <w:t xml:space="preserve">unknowns. The genuine risks are the ordinary ones: the live email, publish, and</w:t>
-      </w:r>
-      <w:r>
-        <w:t xml:space="preserve"> </w:t>
-      </w:r>
-      <w:r>
-        <w:t xml:space="preserve">onboarding flows still need to be exercised against real ICJIA services and a real</w:t>
-      </w:r>
-      <w:r>
-        <w:t xml:space="preserve"> </w:t>
-      </w:r>
-      <w:r>
-        <w:t xml:space="preserve">Author account, which is exactly what step 4 of the roadmap is for.</w:t>
-      </w:r>
-    </w:p>
-    <w:p>
-      <w:pPr>
-        <w:pStyle w:val="FirstParagraph"/>
-      </w:pPr>
-      <w:r>
-        <w:t xml:space="preserve">One detail noted for completeness: during development only, there is a temporary</w:t>
-      </w:r>
-      <w:r>
-        <w:t xml:space="preserve"> </w:t>
-      </w:r>
-      <w:r>
-        <w:t xml:space="preserve">local convenience login — the</w:t>
-      </w:r>
-      <w:r>
-        <w:t xml:space="preserve"> </w:t>
-      </w:r>
-      <w:r>
-        <w:rPr>
-          <w:rStyle w:val="VerbatimChar"/>
-        </w:rPr>
-        <w:t xml:space="preserve">admin</w:t>
-      </w:r>
-      <w:r>
-        <w:t xml:space="preserve"> </w:t>
-      </w:r>
-      <w:r>
-        <w:t xml:space="preserve">/</w:t>
-      </w:r>
-      <w:r>
-        <w:t xml:space="preserve"> </w:t>
-      </w:r>
-      <w:r>
-        <w:rPr>
-          <w:rStyle w:val="VerbatimChar"/>
-        </w:rPr>
-        <w:t xml:space="preserve">admin</w:t>
-      </w:r>
-      <w:r>
-        <w:t xml:space="preserve"> </w:t>
-      </w:r>
-      <w:r>
-        <w:t xml:space="preserve">demo login referenced throughout</w:t>
-      </w:r>
-      <w:r>
-        <w:t xml:space="preserve"> </w:t>
-      </w:r>
-      <w:r>
-        <w:t xml:space="preserve">this document. It lets a person open the tool without a full account so the workflow</w:t>
-      </w:r>
-      <w:r>
-        <w:t xml:space="preserve"> </w:t>
-      </w:r>
-      <w:r>
-        <w:t xml:space="preserve">can be shown and checked. It is</w:t>
-      </w:r>
-      <w:r>
-        <w:t xml:space="preserve"> </w:t>
-      </w:r>
-      <w:r>
-        <w:rPr>
-          <w:b/>
-          <w:bCs/>
-        </w:rPr>
-        <w:t xml:space="preserve">inert in any real build</w:t>
-      </w:r>
-      <w:r>
-        <w:t xml:space="preserve"> </w:t>
-      </w:r>
-      <w:r>
-        <w:t xml:space="preserve">(the code that creates it</w:t>
-      </w:r>
-      <w:r>
-        <w:t xml:space="preserve"> </w:t>
-      </w:r>
-      <w:r>
-        <w:t xml:space="preserve">is stripped out when the production version is made, and its credential is a dummy</w:t>
-      </w:r>
-      <w:r>
-        <w:t xml:space="preserve"> </w:t>
-      </w:r>
-      <w:r>
-        <w:t xml:space="preserve">the content system will never accept), it grants</w:t>
-      </w:r>
-      <w:r>
-        <w:t xml:space="preserve"> </w:t>
-      </w:r>
-      <w:r>
-        <w:rPr>
-          <w:b/>
-          <w:bCs/>
-        </w:rPr>
-        <w:t xml:space="preserve">no access to live data</w:t>
-      </w:r>
-      <w:r>
-        <w:t xml:space="preserve">, and it</w:t>
-      </w:r>
-      <w:r>
-        <w:t xml:space="preserve"> </w:t>
-      </w:r>
-      <w:r>
-        <w:t xml:space="preserve">is</w:t>
-      </w:r>
-      <w:r>
-        <w:t xml:space="preserve"> </w:t>
-      </w:r>
-      <w:r>
-        <w:rPr>
-          <w:b/>
-          <w:bCs/>
-        </w:rPr>
-        <w:t xml:space="preserve">removed entirely before launch</w:t>
-      </w:r>
-      <w:r>
-        <w:t xml:space="preserve"> </w:t>
-      </w:r>
-      <w:r>
-        <w:t xml:space="preserve">(step 5 of the roadmap). It appears here and in</w:t>
-      </w:r>
-      <w:r>
-        <w:t xml:space="preserve"> </w:t>
-      </w:r>
-      <w:r>
-        <w:t xml:space="preserve">the roadmap so the record is complete — it presents no risk to live information.</w:t>
-      </w:r>
-    </w:p>
-    <w:p>
-      <w:r>
-        <w:pict>
-          <v:rect style="width:0;height:1.5pt" o:hralign="center" o:hrstd="t" o:hr="t"/>
-        </w:pict>
-      </w:r>
-    </w:p>
-    <w:bookmarkEnd w:id="37"/>
-    <w:bookmarkEnd w:id="38"/>
-    <w:bookmarkStart w:id="39" w:name="security-independent-audit"/>
-    <w:p>
-      <w:pPr>
-        <w:pStyle w:val="Heading2"/>
-      </w:pPr>
-      <w:r>
-        <w:t xml:space="preserve">6. Security &amp; independent audit</w:t>
-      </w:r>
-    </w:p>
-    <w:p>
-      <w:pPr>
-        <w:pStyle w:val="FirstParagraph"/>
-      </w:pPr>
-      <w:r>
-        <w:t xml:space="preserve">The two areas most likely to hurt a content tool — turning author text into a web</w:t>
-      </w:r>
-      <w:r>
-        <w:t xml:space="preserve"> </w:t>
-      </w:r>
-      <w:r>
-        <w:t xml:space="preserve">page, and handling links/files — are each funneled through a single, hardened,</w:t>
-      </w:r>
-      <w:r>
-        <w:t xml:space="preserve"> </w:t>
-      </w:r>
-      <w:r>
-        <w:t xml:space="preserve">well-tested piece of code, so there is one place to get right rather than many.</w:t>
-      </w:r>
-      <w:r>
-        <w:t xml:space="preserve"> </w:t>
-      </w:r>
-      <w:r>
-        <w:t xml:space="preserve">Sign-in goes through Strapi’s staff accounts (the same system that holds the</w:t>
-      </w:r>
-      <w:r>
-        <w:t xml:space="preserve"> </w:t>
-      </w:r>
-      <w:r>
-        <w:t xml:space="preserve">content); the Studio itself never makes the final security decision — Strapi</w:t>
-      </w:r>
-      <w:r>
-        <w:t xml:space="preserve"> </w:t>
-      </w:r>
-      <w:r>
-        <w:t xml:space="preserve">re-checks every request on the server, so a tampered browser cannot publish or see</w:t>
-      </w:r>
-      <w:r>
-        <w:t xml:space="preserve"> </w:t>
-      </w:r>
-      <w:r>
-        <w:t xml:space="preserve">anything it shouldn’t.</w:t>
-      </w:r>
-    </w:p>
-    <w:p>
-      <w:pPr>
-        <w:pStyle w:val="BodyText"/>
-      </w:pPr>
-      <w:r>
-        <w:rPr>
-          <w:b/>
-          <w:bCs/>
-        </w:rPr>
-        <w:t xml:space="preserve">Independent red / blue team audit (2026-06-21).</w:t>
-      </w:r>
-      <w:r>
-        <w:t xml:space="preserve"> </w:t>
-      </w:r>
-      <w:r>
-        <w:t xml:space="preserve">A full adversarial review</w:t>
-      </w:r>
-      <w:r>
-        <w:t xml:space="preserve"> </w:t>
-      </w:r>
-      <w:r>
-        <w:t xml:space="preserve">(try-to-break-it</w:t>
-      </w:r>
-      <w:r>
-        <w:t xml:space="preserve"> </w:t>
-      </w:r>
-      <w:r>
-        <w:rPr>
-          <w:i/>
-          <w:iCs/>
-        </w:rPr>
-        <w:t xml:space="preserve">and</w:t>
-      </w:r>
-      <w:r>
-        <w:t xml:space="preserve"> </w:t>
-      </w:r>
-      <w:r>
-        <w:t xml:space="preserve">verify-the-defenses) found</w:t>
-      </w:r>
-      <w:r>
-        <w:t xml:space="preserve"> </w:t>
-      </w:r>
-      <w:r>
-        <w:rPr>
-          <w:b/>
-          <w:bCs/>
-        </w:rPr>
-        <w:t xml:space="preserve">zero critical issues</w:t>
-      </w:r>
-      <w:r>
-        <w:t xml:space="preserve"> </w:t>
-      </w:r>
-      <w:r>
-        <w:t xml:space="preserve">and</w:t>
-      </w:r>
-      <w:r>
-        <w:t xml:space="preserve"> </w:t>
-      </w:r>
-      <w:r>
-        <w:t xml:space="preserve">nothing exploitable in the production path. The graded findings were hardening</w:t>
-      </w:r>
-      <w:r>
-        <w:t xml:space="preserve"> </w:t>
-      </w:r>
-      <w:r>
-        <w:t xml:space="preserve">items, not holes — and</w:t>
-      </w:r>
-      <w:r>
-        <w:t xml:space="preserve"> </w:t>
-      </w:r>
-      <w:r>
-        <w:rPr>
-          <w:b/>
-          <w:bCs/>
-        </w:rPr>
-        <w:t xml:space="preserve">every in-repo finding is now fixed and covered by</w:t>
-      </w:r>
-      <w:r>
-        <w:rPr>
-          <w:b/>
-          <w:bCs/>
-        </w:rPr>
-        <w:t xml:space="preserve"> </w:t>
-      </w:r>
-      <w:r>
-        <w:rPr>
-          <w:b/>
-          <w:bCs/>
-        </w:rPr>
-        <w:t xml:space="preserve">automated tests (405 of them)</w:t>
-      </w:r>
-      <w:r>
-        <w:t xml:space="preserve">. The full report lives in the repository</w:t>
-      </w:r>
-      <w:r>
-        <w:t xml:space="preserve"> </w:t>
-      </w:r>
-      <w:r>
-        <w:t xml:space="preserve">(</w:t>
-      </w:r>
-      <w:r>
-        <w:rPr>
-          <w:rStyle w:val="VerbatimChar"/>
-        </w:rPr>
-        <w:t xml:space="preserve">docs/security-audit.md</w:t>
-      </w:r>
-      <w:r>
-        <w:t xml:space="preserve">), and the README keeps a running log of every audit so</w:t>
-      </w:r>
-      <w:r>
-        <w:t xml:space="preserve"> </w:t>
-      </w:r>
-      <w:r>
-        <w:t xml:space="preserve">the review history is visible at a glance.</w:t>
-      </w:r>
-    </w:p>
-    <w:p>
-      <w:pPr>
-        <w:pStyle w:val="Compact"/>
         <w:numPr>
           <w:ilvl w:val="0"/>
           <w:numId w:val="1009"/>
@@ -9077,40 +9355,88 @@
         <w:rPr>
           <w:b/>
           <w:bCs/>
-        </w:rPr>
-        <w:t xml:space="preserve">See it:</w:t>
-      </w:r>
-      <w:r>
-        <w:t xml:space="preserve"> </w:t>
-      </w:r>
-      <w:r>
-        <w:t xml:space="preserve">open</w:t>
-      </w:r>
-      <w:r>
-        <w:t xml:space="preserve"> </w:t>
-      </w:r>
-      <w:r>
-        <w:rPr>
-          <w:rStyle w:val="VerbatimChar"/>
-        </w:rPr>
-        <w:t xml:space="preserve">docs/security-audit.md</w:t>
-      </w:r>
-      <w:r>
-        <w:t xml:space="preserve"> </w:t>
-      </w:r>
-      <w:r>
-        <w:t xml:space="preserve">— each finding names the exact file,</w:t>
-      </w:r>
-      <w:r>
-        <w:t xml:space="preserve"> </w:t>
-      </w:r>
-      <w:r>
-        <w:t xml:space="preserve">the attack, the existing defense, and the fix.</w:t>
-      </w:r>
-    </w:p>
-    <w:p>
-      <w:pPr>
-        <w:pStyle w:val="Compact"/>
+          <w:i/>
+          <w:iCs/>
+        </w:rPr>
+        <w:t xml:space="preserve">Is it overbuilt?</w:t>
+      </w:r>
+      <w:r>
+        <w:t xml:space="preserve"> </w:t>
+      </w:r>
+      <w:r>
+        <w:t xml:space="preserve">No, and Section 2 makes the case in detail. The</w:t>
+      </w:r>
+      <w:r>
+        <w:t xml:space="preserve"> </w:t>
+      </w:r>
+      <w:r>
+        <w:rPr>
+          <w:i/>
+          <w:iCs/>
+        </w:rPr>
+        <w:t xml:space="preserve">workflow</w:t>
+      </w:r>
+      <w:r>
+        <w:t xml:space="preserve"> </w:t>
+      </w:r>
+      <w:r>
+        <w:t xml:space="preserve">is deliberately as simple as it can be (writers draft, approvers publish) — itself</w:t>
+      </w:r>
+      <w:r>
+        <w:t xml:space="preserve"> </w:t>
+      </w:r>
+      <w:r>
+        <w:t xml:space="preserve">a simplification of the old tool's confusing approval chain. Everything beneath it</w:t>
+      </w:r>
+      <w:r>
+        <w:t xml:space="preserve"> </w:t>
+      </w:r>
+      <w:r>
+        <w:t xml:space="preserve">— real roles, accessible images, the save gate, the exact preview — is the minimum</w:t>
+      </w:r>
+      <w:r>
+        <w:t xml:space="preserve"> </w:t>
+      </w:r>
+      <w:r>
+        <w:t xml:space="preserve">a public</w:t>
+      </w:r>
+      <w:r>
+        <w:t xml:space="preserve"> </w:t>
+      </w:r>
+      <w:r>
+        <w:rPr>
+          <w:b/>
+          <w:bCs/>
+        </w:rPr>
+        <w:t xml:space="preserve">government</w:t>
+      </w:r>
+      <w:r>
+        <w:t xml:space="preserve"> </w:t>
+      </w:r>
+      <w:r>
+        <w:t xml:space="preserve">site requires to be safe and accessible by law. None of it</w:t>
+      </w:r>
+      <w:r>
+        <w:t xml:space="preserve"> </w:t>
+      </w:r>
+      <w:r>
+        <w:t xml:space="preserve">is decoration; remove any of it and the result is unsafe, inaccessible, or</w:t>
+      </w:r>
+      <w:r>
+        <w:t xml:space="preserve"> </w:t>
+      </w:r>
+      <w:r>
+        <w:t xml:space="preserve">unreliable. The one piece added for convenience rather than necessity is the demo</w:t>
+      </w:r>
+      <w:r>
+        <w:t xml:space="preserve"> </w:t>
+      </w:r>
+      <w:r>
+        <w:t xml:space="preserve">mode, and it earns its place by letting anyone verify the rest without risk.</w:t>
+      </w:r>
+    </w:p>
+    <w:p>
+      <w:pPr>
         <w:numPr>
           <w:ilvl w:val="0"/>
           <w:numId w:val="1009"/>
@@ -9120,56 +9446,89 @@
         <w:rPr>
           <w:b/>
           <w:bCs/>
-        </w:rPr>
-        <w:t xml:space="preserve">The demo login</w:t>
-      </w:r>
-      <w:r>
-        <w:t xml:space="preserve"> </w:t>
-      </w:r>
-      <w:r>
-        <w:t xml:space="preserve">(</w:t>
-      </w:r>
-      <w:r>
-        <w:rPr>
-          <w:rStyle w:val="VerbatimChar"/>
-        </w:rPr>
-        <w:t xml:space="preserve">admin / admin</w:t>
-      </w:r>
-      <w:r>
-        <w:t xml:space="preserve">) is a deliberate development/demo convenience</w:t>
-      </w:r>
-      <w:r>
-        <w:t xml:space="preserve"> </w:t>
-      </w:r>
-      <w:r>
-        <w:t xml:space="preserve">that is automatically removed from the production build; it is labeled as such on</w:t>
-      </w:r>
-      <w:r>
-        <w:t xml:space="preserve"> </w:t>
-      </w:r>
-      <w:r>
-        <w:t xml:space="preserve">the sign-in screen and documented in the audit. The live site authenticates</w:t>
-      </w:r>
-      <w:r>
-        <w:t xml:space="preserve"> </w:t>
-      </w:r>
-      <w:r>
-        <w:rPr>
-          <w:b/>
-          <w:bCs/>
-        </w:rPr>
-        <w:t xml:space="preserve">only</w:t>
-      </w:r>
-      <w:r>
-        <w:t xml:space="preserve"> </w:t>
-      </w:r>
-      <w:r>
-        <w:t xml:space="preserve">through Strapi staff accounts.</w:t>
-      </w:r>
-    </w:p>
-    <w:p>
-      <w:pPr>
-        <w:pStyle w:val="Compact"/>
+          <w:i/>
+          <w:iCs/>
+        </w:rPr>
+        <w:t xml:space="preserve">What is the evidence?</w:t>
+      </w:r>
+      <w:r>
+        <w:t xml:space="preserve"> </w:t>
+      </w:r>
+      <w:r>
+        <w:t xml:space="preserve">It is built into this document, by design. You can</w:t>
+      </w:r>
+      <w:r>
+        <w:t xml:space="preserve"> </w:t>
+      </w:r>
+      <w:r>
+        <w:t xml:space="preserve">open the public demo (</w:t>
+      </w:r>
+      <w:hyperlink r:id="rId9">
+        <w:r>
+          <w:rPr>
+            <w:rStyle w:val="Hyperlink"/>
+          </w:rPr>
+          <w:t xml:space="preserve">https://studio-2026.netlify.app</w:t>
+        </w:r>
+      </w:hyperlink>
+      <w:r>
+        <w:t xml:space="preserve">) and use the tool</w:t>
+      </w:r>
+      <w:r>
+        <w:t xml:space="preserve"> </w:t>
+      </w:r>
+      <w:r>
+        <w:t xml:space="preserve">directly; the test suite re-checks 661 promises every time the code changes, and</w:t>
+      </w:r>
+      <w:r>
+        <w:t xml:space="preserve"> </w:t>
+      </w:r>
+      <w:r>
+        <w:t xml:space="preserve">a continuous-integration pipeline runs them automatically on every change; and</w:t>
+      </w:r>
+      <w:r>
+        <w:t xml:space="preserve"> </w:t>
+      </w:r>
+      <w:r>
+        <w:t xml:space="preserve">every change is an independently reviewed, reversible entry in the official</w:t>
+      </w:r>
+      <w:r>
+        <w:t xml:space="preserve"> </w:t>
+      </w:r>
+      <w:r>
+        <w:t xml:space="preserve">record. The tool has also been through</w:t>
+      </w:r>
+      <w:r>
+        <w:t xml:space="preserve"> </w:t>
+      </w:r>
+      <w:r>
+        <w:rPr>
+          <w:b/>
+          <w:bCs/>
+        </w:rPr>
+        <w:t xml:space="preserve">four</w:t>
+      </w:r>
+      <w:r>
+        <w:t xml:space="preserve"> </w:t>
+      </w:r>
+      <w:r>
+        <w:t xml:space="preserve">independent red/blue-team</w:t>
+      </w:r>
+      <w:r>
+        <w:t xml:space="preserve"> </w:t>
+      </w:r>
+      <w:r>
+        <w:t xml:space="preserve">security audits (Section 6), which found zero critical issues. Every claim here</w:t>
+      </w:r>
+      <w:r>
+        <w:t xml:space="preserve"> </w:t>
+      </w:r>
+      <w:r>
+        <w:t xml:space="preserve">points to something that can be examined.</w:t>
+      </w:r>
+    </w:p>
+    <w:p>
+      <w:pPr>
         <w:numPr>
           <w:ilvl w:val="0"/>
           <w:numId w:val="1009"/>
@@ -9179,6 +9538,539 @@
         <w:rPr>
           <w:b/>
           <w:bCs/>
+          <w:i/>
+          <w:iCs/>
+        </w:rPr>
+        <w:t xml:space="preserve">Is it on track?</w:t>
+      </w:r>
+      <w:r>
+        <w:t xml:space="preserve"> </w:t>
+      </w:r>
+      <w:r>
+        <w:t xml:space="preserve">Yes, and the remaining work is small and named. The features</w:t>
+      </w:r>
+      <w:r>
+        <w:t xml:space="preserve"> </w:t>
+      </w:r>
+      <w:r>
+        <w:t xml:space="preserve">are built. What is left (Section 4) is ICJIA's own setup (three steps), a joint</w:t>
+      </w:r>
+      <w:r>
+        <w:t xml:space="preserve"> </w:t>
+      </w:r>
+      <w:r>
+        <w:t xml:space="preserve">go-live rehearsal, and one piece of cleanup — not new construction and not</w:t>
+      </w:r>
+      <w:r>
+        <w:t xml:space="preserve"> </w:t>
+      </w:r>
+      <w:r>
+        <w:t xml:space="preserve">unknowns. The genuine risks are the ordinary ones: the live email, publish, and</w:t>
+      </w:r>
+      <w:r>
+        <w:t xml:space="preserve"> </w:t>
+      </w:r>
+      <w:r>
+        <w:t xml:space="preserve">onboarding flows still need to be exercised against real ICJIA services and a real</w:t>
+      </w:r>
+      <w:r>
+        <w:t xml:space="preserve"> </w:t>
+      </w:r>
+      <w:r>
+        <w:t xml:space="preserve">Author account, which is exactly what step 4 of the roadmap is for.</w:t>
+      </w:r>
+    </w:p>
+    <w:p>
+      <w:pPr>
+        <w:pStyle w:val="FirstParagraph"/>
+      </w:pPr>
+      <w:r>
+        <w:t xml:space="preserve">One detail noted for completeness: there is a convenience login path — the</w:t>
+      </w:r>
+      <w:r>
+        <w:t xml:space="preserve"> </w:t>
+      </w:r>
+      <w:r>
+        <w:rPr>
+          <w:rStyle w:val="VerbatimChar"/>
+        </w:rPr>
+        <w:t xml:space="preserve">admin</w:t>
+      </w:r>
+      <w:r>
+        <w:t xml:space="preserve"> </w:t>
+      </w:r>
+      <w:r>
+        <w:t xml:space="preserve">/</w:t>
+      </w:r>
+      <w:r>
+        <w:t xml:space="preserve"> </w:t>
+      </w:r>
+      <w:r>
+        <w:rPr>
+          <w:rStyle w:val="VerbatimChar"/>
+        </w:rPr>
+        <w:t xml:space="preserve">admin</w:t>
+      </w:r>
+      <w:r>
+        <w:t xml:space="preserve"> </w:t>
+      </w:r>
+      <w:r>
+        <w:t xml:space="preserve">shortcut for local development, whose machinery also powers the</w:t>
+      </w:r>
+      <w:r>
+        <w:t xml:space="preserve"> </w:t>
+      </w:r>
+      <w:r>
+        <w:t xml:space="preserve">public demo's</w:t>
+      </w:r>
+      <w:r>
+        <w:t xml:space="preserve"> </w:t>
+      </w:r>
+      <w:r>
+        <w:rPr>
+          <w:b/>
+          <w:bCs/>
+        </w:rPr>
+        <w:t xml:space="preserve">Enter as Author / Enter as Editor</w:t>
+      </w:r>
+      <w:r>
+        <w:t xml:space="preserve"> </w:t>
+      </w:r>
+      <w:r>
+        <w:t xml:space="preserve">buttons. It lets a person open</w:t>
+      </w:r>
+      <w:r>
+        <w:t xml:space="preserve"> </w:t>
+      </w:r>
+      <w:r>
+        <w:t xml:space="preserve">the tool without a full account so the workflow can be shown and checked. It is</w:t>
+      </w:r>
+      <w:r>
+        <w:t xml:space="preserve"> </w:t>
+      </w:r>
+      <w:r>
+        <w:rPr>
+          <w:b/>
+          <w:bCs/>
+        </w:rPr>
+        <w:t xml:space="preserve">inert in any real production build</w:t>
+      </w:r>
+      <w:r>
+        <w:t xml:space="preserve"> </w:t>
+      </w:r>
+      <w:r>
+        <w:t xml:space="preserve">(both of its activation switches are off</w:t>
+      </w:r>
+      <w:r>
+        <w:t xml:space="preserve"> </w:t>
+      </w:r>
+      <w:r>
+        <w:t xml:space="preserve">there, and its credential is a dummy the content system will never accept — a</w:t>
+      </w:r>
+      <w:r>
+        <w:t xml:space="preserve"> </w:t>
+      </w:r>
+      <w:r>
+        <w:t xml:space="preserve">posture the independent audits reviewed and accepted), and it grants</w:t>
+      </w:r>
+      <w:r>
+        <w:t xml:space="preserve"> </w:t>
+      </w:r>
+      <w:r>
+        <w:rPr>
+          <w:b/>
+          <w:bCs/>
+        </w:rPr>
+        <w:t xml:space="preserve">no access</w:t>
+      </w:r>
+      <w:r>
+        <w:rPr>
+          <w:b/>
+          <w:bCs/>
+        </w:rPr>
+        <w:t xml:space="preserve"> </w:t>
+      </w:r>
+      <w:r>
+        <w:rPr>
+          <w:b/>
+          <w:bCs/>
+        </w:rPr>
+        <w:t xml:space="preserve">to live data</w:t>
+      </w:r>
+      <w:r>
+        <w:t xml:space="preserve"> </w:t>
+      </w:r>
+      <w:r>
+        <w:t xml:space="preserve">anywhere. It stays in the project while the public demo runs; the</w:t>
+      </w:r>
+      <w:r>
+        <w:t xml:space="preserve"> </w:t>
+      </w:r>
+      <w:r>
+        <w:t xml:space="preserve">automated pipeline carries a prepared check that will prove production bundles</w:t>
+      </w:r>
+      <w:r>
+        <w:t xml:space="preserve"> </w:t>
+      </w:r>
+      <w:r>
+        <w:t xml:space="preserve">ship without it entirely once the demo is retired and the code deleted (Section 4).</w:t>
+      </w:r>
+      <w:r>
+        <w:t xml:space="preserve"> </w:t>
+      </w:r>
+      <w:r>
+        <w:t xml:space="preserve">It appears here and in the roadmap so the record is complete — it presents no risk</w:t>
+      </w:r>
+      <w:r>
+        <w:t xml:space="preserve"> </w:t>
+      </w:r>
+      <w:r>
+        <w:t xml:space="preserve">to live information.</w:t>
+      </w:r>
+    </w:p>
+    <w:p>
+      <w:r>
+        <w:pict>
+          <v:rect style="width:0;height:1.5pt" o:hralign="center" o:hrstd="t" o:hr="t"/>
+        </w:pict>
+      </w:r>
+    </w:p>
+    <w:bookmarkEnd w:id="38"/>
+    <w:bookmarkEnd w:id="39"/>
+    <w:bookmarkStart w:id="40" w:name="Xdc534ee4ce61df3c63d0a35e8c8e3119669bcf4"/>
+    <w:p>
+      <w:pPr>
+        <w:pStyle w:val="Heading2"/>
+      </w:pPr>
+      <w:r>
+        <w:t xml:space="preserve">6. Security &amp; independent audit</w:t>
+      </w:r>
+    </w:p>
+    <w:p>
+      <w:pPr>
+        <w:pStyle w:val="FirstParagraph"/>
+      </w:pPr>
+      <w:r>
+        <w:t xml:space="preserve">The two areas most likely to hurt a content tool — turning author text into a web</w:t>
+      </w:r>
+      <w:r>
+        <w:t xml:space="preserve"> </w:t>
+      </w:r>
+      <w:r>
+        <w:t xml:space="preserve">page, and handling links/files — are each funneled through a single, hardened,</w:t>
+      </w:r>
+      <w:r>
+        <w:t xml:space="preserve"> </w:t>
+      </w:r>
+      <w:r>
+        <w:t xml:space="preserve">well-tested piece of code, so there is one place to get right rather than many.</w:t>
+      </w:r>
+      <w:r>
+        <w:t xml:space="preserve"> </w:t>
+      </w:r>
+      <w:r>
+        <w:t xml:space="preserve">Sign-in goes through Strapi's staff accounts (the same system that holds the</w:t>
+      </w:r>
+      <w:r>
+        <w:t xml:space="preserve"> </w:t>
+      </w:r>
+      <w:r>
+        <w:t xml:space="preserve">content); the Studio itself never makes the final security decision — Strapi</w:t>
+      </w:r>
+      <w:r>
+        <w:t xml:space="preserve"> </w:t>
+      </w:r>
+      <w:r>
+        <w:t xml:space="preserve">re-checks every request on the server, so a tampered browser cannot publish or see</w:t>
+      </w:r>
+      <w:r>
+        <w:t xml:space="preserve"> </w:t>
+      </w:r>
+      <w:r>
+        <w:t xml:space="preserve">anything it shouldn't.</w:t>
+      </w:r>
+    </w:p>
+    <w:p>
+      <w:pPr>
+        <w:pStyle w:val="BodyText"/>
+      </w:pPr>
+      <w:r>
+        <w:t xml:space="preserve">The Studio has now been through</w:t>
+      </w:r>
+      <w:r>
+        <w:t xml:space="preserve"> </w:t>
+      </w:r>
+      <w:r>
+        <w:rPr>
+          <w:b/>
+          <w:bCs/>
+        </w:rPr>
+        <w:t xml:space="preserve">four</w:t>
+      </w:r>
+      <w:r>
+        <w:t xml:space="preserve"> </w:t>
+      </w:r>
+      <w:r>
+        <w:t xml:space="preserve">independent red/blue-team audits —</w:t>
+      </w:r>
+      <w:r>
+        <w:t xml:space="preserve"> </w:t>
+      </w:r>
+      <w:r>
+        <w:t xml:space="preserve">2026-06-21 (production), 2026-06-21 (the public demo and its deploy), 2026-06-22</w:t>
+      </w:r>
+      <w:r>
+        <w:t xml:space="preserve"> </w:t>
+      </w:r>
+      <w:r>
+        <w:t xml:space="preserve">(demo roles, multiple main files, the guided tour, and a dependency refresh), and</w:t>
+      </w:r>
+      <w:r>
+        <w:t xml:space="preserve"> </w:t>
+      </w:r>
+      <w:r>
+        <w:t xml:space="preserve">2026-07-05 (reviewer annotations, the tab-only preview, and the card-view lists).</w:t>
+      </w:r>
+      <w:r>
+        <w:t xml:space="preserve"> </w:t>
+      </w:r>
+      <w:r>
+        <w:t xml:space="preserve">Combined verdict across all four:</w:t>
+      </w:r>
+      <w:r>
+        <w:t xml:space="preserve"> </w:t>
+      </w:r>
+      <w:r>
+        <w:rPr>
+          <w:b/>
+          <w:bCs/>
+        </w:rPr>
+        <w:t xml:space="preserve">zero critical issues, and zero open high- or</w:t>
+      </w:r>
+      <w:r>
+        <w:rPr>
+          <w:b/>
+          <w:bCs/>
+        </w:rPr>
+        <w:t xml:space="preserve"> </w:t>
+      </w:r>
+      <w:r>
+        <w:rPr>
+          <w:b/>
+          <w:bCs/>
+        </w:rPr>
+        <w:t xml:space="preserve">medium-severity findings</w:t>
+      </w:r>
+      <w:r>
+        <w:t xml:space="preserve">; every in-repo finding is fixed and covered by</w:t>
+      </w:r>
+      <w:r>
+        <w:t xml:space="preserve"> </w:t>
+      </w:r>
+      <w:r>
+        <w:t xml:space="preserve">automated tests (</w:t>
+      </w:r>
+      <w:r>
+        <w:rPr>
+          <w:b/>
+          <w:bCs/>
+        </w:rPr>
+        <w:t xml:space="preserve">661</w:t>
+      </w:r>
+      <w:r>
+        <w:t xml:space="preserve"> </w:t>
+      </w:r>
+      <w:r>
+        <w:t xml:space="preserve">of them, re-run in CI on every change). The full reports</w:t>
+      </w:r>
+      <w:r>
+        <w:t xml:space="preserve"> </w:t>
+      </w:r>
+      <w:r>
+        <w:t xml:space="preserve">live in the repository (</w:t>
+      </w:r>
+      <w:r>
+        <w:rPr>
+          <w:rStyle w:val="VerbatimChar"/>
+        </w:rPr>
+        <w:t xml:space="preserve">docs/security-audit.md</w:t>
+      </w:r>
+      <w:r>
+        <w:t xml:space="preserve">), and the README keeps a running</w:t>
+      </w:r>
+      <w:r>
+        <w:t xml:space="preserve"> </w:t>
+      </w:r>
+      <w:r>
+        <w:t xml:space="preserve">log of every audit so the review history is visible at a glance.</w:t>
+      </w:r>
+    </w:p>
+    <w:p>
+      <w:pPr>
+        <w:pStyle w:val="BodyText"/>
+      </w:pPr>
+      <w:r>
+        <w:rPr>
+          <w:b/>
+          <w:bCs/>
+        </w:rPr>
+        <w:t xml:space="preserve">The first audit (2026-06-21, production)</w:t>
+      </w:r>
+      <w:r>
+        <w:t xml:space="preserve"> </w:t>
+      </w:r>
+      <w:r>
+        <w:t xml:space="preserve">is summarized below; the later three</w:t>
+      </w:r>
+      <w:r>
+        <w:t xml:space="preserve"> </w:t>
+      </w:r>
+      <w:r>
+        <w:t xml:space="preserve">are summarized after it.</w:t>
+      </w:r>
+    </w:p>
+    <w:p>
+      <w:pPr>
+        <w:pStyle w:val="Compact"/>
+        <w:numPr>
+          <w:ilvl w:val="0"/>
+          <w:numId w:val="1010"/>
+        </w:numPr>
+      </w:pPr>
+      <w:r>
+        <w:rPr>
+          <w:b/>
+          <w:bCs/>
+        </w:rPr>
+        <w:t xml:space="preserve">See it:</w:t>
+      </w:r>
+      <w:r>
+        <w:t xml:space="preserve"> </w:t>
+      </w:r>
+      <w:r>
+        <w:t xml:space="preserve">open</w:t>
+      </w:r>
+      <w:r>
+        <w:t xml:space="preserve"> </w:t>
+      </w:r>
+      <w:r>
+        <w:rPr>
+          <w:rStyle w:val="VerbatimChar"/>
+        </w:rPr>
+        <w:t xml:space="preserve">docs/security-audit.md</w:t>
+      </w:r>
+      <w:r>
+        <w:t xml:space="preserve"> </w:t>
+      </w:r>
+      <w:r>
+        <w:t xml:space="preserve">— each finding names the exact file,</w:t>
+      </w:r>
+      <w:r>
+        <w:t xml:space="preserve"> </w:t>
+      </w:r>
+      <w:r>
+        <w:t xml:space="preserve">the attack, the existing defense, and the fix.</w:t>
+      </w:r>
+    </w:p>
+    <w:p>
+      <w:pPr>
+        <w:pStyle w:val="Compact"/>
+        <w:numPr>
+          <w:ilvl w:val="0"/>
+          <w:numId w:val="1010"/>
+        </w:numPr>
+      </w:pPr>
+      <w:r>
+        <w:rPr>
+          <w:b/>
+          <w:bCs/>
+        </w:rPr>
+        <w:t xml:space="preserve">The demo entry</w:t>
+      </w:r>
+      <w:r>
+        <w:t xml:space="preserve"> </w:t>
+      </w:r>
+      <w:r>
+        <w:t xml:space="preserve">(the public demo's Author/Editor buttons, and the local</w:t>
+      </w:r>
+      <w:r>
+        <w:t xml:space="preserve"> </w:t>
+      </w:r>
+      <w:r>
+        <w:rPr>
+          <w:rStyle w:val="VerbatimChar"/>
+        </w:rPr>
+        <w:t xml:space="preserve">admin / admin</w:t>
+      </w:r>
+      <w:r>
+        <w:t xml:space="preserve"> </w:t>
+      </w:r>
+      <w:r>
+        <w:t xml:space="preserve">developer shortcut behind them) is a deliberate convenience that</w:t>
+      </w:r>
+      <w:r>
+        <w:t xml:space="preserve"> </w:t>
+      </w:r>
+      <w:r>
+        <w:rPr>
+          <w:b/>
+          <w:bCs/>
+        </w:rPr>
+        <w:t xml:space="preserve">cannot activate in a real production build</w:t>
+      </w:r>
+      <w:r>
+        <w:t xml:space="preserve"> </w:t>
+      </w:r>
+      <w:r>
+        <w:t xml:space="preserve">— both of its switches are off</w:t>
+      </w:r>
+      <w:r>
+        <w:t xml:space="preserve"> </w:t>
+      </w:r>
+      <w:r>
+        <w:t xml:space="preserve">there and its credential is a dummy the content system rejects, a posture the</w:t>
+      </w:r>
+      <w:r>
+        <w:t xml:space="preserve"> </w:t>
+      </w:r>
+      <w:r>
+        <w:t xml:space="preserve">audits reviewed and accepted. The live site authenticates</w:t>
+      </w:r>
+      <w:r>
+        <w:t xml:space="preserve"> </w:t>
+      </w:r>
+      <w:r>
+        <w:rPr>
+          <w:b/>
+          <w:bCs/>
+        </w:rPr>
+        <w:t xml:space="preserve">only</w:t>
+      </w:r>
+      <w:r>
+        <w:t xml:space="preserve"> </w:t>
+      </w:r>
+      <w:r>
+        <w:t xml:space="preserve">through</w:t>
+      </w:r>
+      <w:r>
+        <w:t xml:space="preserve"> </w:t>
+      </w:r>
+      <w:r>
+        <w:t xml:space="preserve">Strapi staff accounts.</w:t>
+      </w:r>
+    </w:p>
+    <w:p>
+      <w:pPr>
+        <w:pStyle w:val="Compact"/>
+        <w:numPr>
+          <w:ilvl w:val="0"/>
+          <w:numId w:val="1010"/>
+        </w:numPr>
+      </w:pPr>
+      <w:r>
+        <w:rPr>
+          <w:b/>
+          <w:bCs/>
         </w:rPr>
         <w:t xml:space="preserve">Before go-live:</w:t>
       </w:r>
@@ -9186,19 +10078,34 @@
         <w:t xml:space="preserve"> </w:t>
       </w:r>
       <w:r>
-        <w:t xml:space="preserve">confirm the security headers / CSP on a deploy preview, set</w:t>
-      </w:r>
-      <w:r>
-        <w:t xml:space="preserve"> </w:t>
-      </w:r>
-      <w:r>
-        <w:t xml:space="preserve">the email + publish keys, verify Strapi’s role permissions, and remove the demo</w:t>
-      </w:r>
-      <w:r>
-        <w:t xml:space="preserve"> </w:t>
-      </w:r>
-      <w:r>
-        <w:t xml:space="preserve">login — a short, documented checklist.</w:t>
+        <w:t xml:space="preserve">the short, documented checklist now lives in the cutover</w:t>
+      </w:r>
+      <w:r>
+        <w:t xml:space="preserve"> </w:t>
+      </w:r>
+      <w:r>
+        <w:t xml:space="preserve">runbook (</w:t>
+      </w:r>
+      <w:r>
+        <w:rPr>
+          <w:rStyle w:val="VerbatimChar"/>
+        </w:rPr>
+        <w:t xml:space="preserve">docs/demo-to-production.md</w:t>
+      </w:r>
+      <w:r>
+        <w:t xml:space="preserve">) — confirm the security headers / CSP on a</w:t>
+      </w:r>
+      <w:r>
+        <w:t xml:space="preserve"> </w:t>
+      </w:r>
+      <w:r>
+        <w:t xml:space="preserve">deploy preview, set the email + publish keys, verify Strapi's role permissions,</w:t>
+      </w:r>
+      <w:r>
+        <w:t xml:space="preserve"> </w:t>
+      </w:r>
+      <w:r>
+        <w:t xml:space="preserve">install the two storage types, and run the staged dress rehearsal.</w:t>
       </w:r>
     </w:p>
     <w:p>
@@ -9216,8 +10123,7 @@
     <w:tbl>
       <w:tblPr>
         <w:tblStyle w:val="Table"/>
-        <w:tblW w:type="pct" w:w="5000"/>
-        <w:tblLayout w:type="fixed"/>
+        <w:tblW w:type="auto" w:w="0"/>
         <w:tblLook w:firstRow="1" w:lastRow="0" w:firstColumn="0" w:lastColumn="0" w:noHBand="0" w:noVBand="0" w:val="0020"/>
       </w:tblPr>
       <w:tblGrid>
@@ -9873,7 +10779,7 @@
               <w:pStyle w:val="Compact"/>
             </w:pPr>
             <w:r>
-              <w:t xml:space="preserve">Server-side authorization / admin-JWT lifetime (incl. L-1 token revocation)</w:t>
+              <w:t xml:space="preserve">Server-side authorization / admin-JWT lifetime (incl. L-1 token revocation)</w:t>
             </w:r>
           </w:p>
         </w:tc>
@@ -10134,8 +11040,7 @@
     <w:tbl>
       <w:tblPr>
         <w:tblStyle w:val="Table"/>
-        <w:tblW w:type="pct" w:w="5000"/>
-        <w:tblLayout w:type="fixed"/>
+        <w:tblW w:type="auto" w:w="0"/>
         <w:tblLook w:firstRow="1" w:lastRow="0" w:firstColumn="0" w:lastColumn="0" w:noHBand="0" w:noVBand="0" w:val="0020"/>
       </w:tblPr>
       <w:tblGrid>
@@ -10308,7 +11213,7 @@
               <w:pStyle w:val="Compact"/>
             </w:pPr>
             <w:r>
-              <w:t xml:space="preserve">Neutralized by the CSP</w:t>
+              <w:t xml:space="preserve">CSP</w:t>
             </w:r>
             <w:r>
               <w:t xml:space="preserve"> </w:t>
@@ -10323,18 +11228,34 @@
               <w:t xml:space="preserve"> </w:t>
             </w:r>
             <w:r>
-              <w:t xml:space="preserve">backstop + the rejected sentinel token; optional freeze + CI guard noted</w:t>
-            </w:r>
-          </w:p>
-        </w:tc>
-        <w:tc>
-          <w:tcPr/>
-          <w:p>
-            <w:pPr>
-              <w:pStyle w:val="Compact"/>
-            </w:pPr>
-            <w:r>
-              <w:t xml:space="preserve">🛡️ Mitigated</w:t>
+              <w:t xml:space="preserve">backstop + rejected sentinel token;</w:t>
+            </w:r>
+            <w:r>
+              <w:t xml:space="preserve"> </w:t>
+            </w:r>
+            <w:r>
+              <w:rPr>
+                <w:b/>
+                <w:bCs/>
+              </w:rPr>
+              <w:t xml:space="preserve">later fully closed</w:t>
+            </w:r>
+            <w:r>
+              <w:t xml:space="preserve"> </w:t>
+            </w:r>
+            <w:r>
+              <w:t xml:space="preserve">— the flag is deep-frozen on boot and a test guards the demo header set (2026-06-22 audit, F-1/F-2)</w:t>
+            </w:r>
+          </w:p>
+        </w:tc>
+        <w:tc>
+          <w:tcPr/>
+          <w:p>
+            <w:pPr>
+              <w:pStyle w:val="Compact"/>
+            </w:pPr>
+            <w:r>
+              <w:t xml:space="preserve">✅ Fixed</w:t>
             </w:r>
           </w:p>
         </w:tc>
@@ -10729,14 +11650,255 @@
       </w:r>
     </w:p>
     <w:p>
+      <w:pPr>
+        <w:pStyle w:val="BodyText"/>
+      </w:pPr>
+      <w:r>
+        <w:rPr>
+          <w:b/>
+          <w:bCs/>
+        </w:rPr>
+        <w:t xml:space="preserve">Third audit (2026-06-22) — demo roles, main files, guided tour, dependencies.</w:t>
+      </w:r>
+      <w:r>
+        <w:t xml:space="preserve"> </w:t>
+      </w:r>
+      <w:r>
+        <w:t xml:space="preserve">Covered everything added for the public demo's Author/Editor entry, the multiple</w:t>
+      </w:r>
+      <w:r>
+        <w:t xml:space="preserve"> </w:t>
+      </w:r>
+      <w:r>
+        <w:t xml:space="preserve">report files, the in-app tour, and a full dependency refresh.</w:t>
+      </w:r>
+      <w:r>
+        <w:t xml:space="preserve"> </w:t>
+      </w:r>
+      <w:r>
+        <w:rPr>
+          <w:b/>
+          <w:bCs/>
+        </w:rPr>
+        <w:t xml:space="preserve">Verdict: 0</w:t>
+      </w:r>
+      <w:r>
+        <w:rPr>
+          <w:b/>
+          <w:bCs/>
+        </w:rPr>
+        <w:t xml:space="preserve"> </w:t>
+      </w:r>
+      <w:r>
+        <w:rPr>
+          <w:b/>
+          <w:bCs/>
+        </w:rPr>
+        <w:t xml:space="preserve">Critical / 0 High / 0 Medium.</w:t>
+      </w:r>
+      <w:r>
+        <w:t xml:space="preserve"> </w:t>
+      </w:r>
+      <w:r>
+        <w:t xml:space="preserve">Every concern examined was already correctly</w:t>
+      </w:r>
+      <w:r>
+        <w:t xml:space="preserve"> </w:t>
+      </w:r>
+      <w:r>
+        <w:t xml:space="preserve">defended; two belt-and-suspenders fixes landed with the audit (the deep-freeze</w:t>
+      </w:r>
+      <w:r>
+        <w:t xml:space="preserve"> </w:t>
+      </w:r>
+      <w:r>
+        <w:t xml:space="preserve">above, plus a test that locks the demo's network policy so it can never silently</w:t>
+      </w:r>
+      <w:r>
+        <w:t xml:space="preserve"> </w:t>
+      </w:r>
+      <w:r>
+        <w:t xml:space="preserve">re-open). Full detail in</w:t>
+      </w:r>
+      <w:r>
+        <w:t xml:space="preserve"> </w:t>
+      </w:r>
+      <w:r>
+        <w:rPr>
+          <w:rStyle w:val="VerbatimChar"/>
+        </w:rPr>
+        <w:t xml:space="preserve">docs/security-audit.md</w:t>
+      </w:r>
+      <w:r>
+        <w:t xml:space="preserve"> </w:t>
+      </w:r>
+      <w:r>
+        <w:t xml:space="preserve">§8.</w:t>
+      </w:r>
+    </w:p>
+    <w:p>
+      <w:pPr>
+        <w:pStyle w:val="BodyText"/>
+      </w:pPr>
+      <w:r>
+        <w:rPr>
+          <w:b/>
+          <w:bCs/>
+        </w:rPr>
+        <w:t xml:space="preserve">Fourth audit (2026-07-05) — reviewer comments, tab-only preview, card view.</w:t>
+      </w:r>
+      <w:r>
+        <w:t xml:space="preserve"> </w:t>
+      </w:r>
+      <w:r>
+        <w:t xml:space="preserve">Covered the entire annotation feature end to end (including the dormant</w:t>
+      </w:r>
+      <w:r>
+        <w:t xml:space="preserve"> </w:t>
+      </w:r>
+      <w:r>
+        <w:t xml:space="preserve">shared-storage adapter), the new preview-tab architecture, and the card-view</w:t>
+      </w:r>
+      <w:r>
+        <w:t xml:space="preserve"> </w:t>
+      </w:r>
+      <w:r>
+        <w:t xml:space="preserve">lists.</w:t>
+      </w:r>
+      <w:r>
+        <w:t xml:space="preserve"> </w:t>
+      </w:r>
+      <w:r>
+        <w:rPr>
+          <w:b/>
+          <w:bCs/>
+        </w:rPr>
+        <w:t xml:space="preserve">Verdict: 0 Critical / 0 High / 0 Medium.</w:t>
+      </w:r>
+      <w:r>
+        <w:t xml:space="preserve"> </w:t>
+      </w:r>
+      <w:r>
+        <w:t xml:space="preserve">One belt-and-suspenders fix</w:t>
+      </w:r>
+      <w:r>
+        <w:t xml:space="preserve"> </w:t>
+      </w:r>
+      <w:r>
+        <w:t xml:space="preserve">landed with the audit (card artwork addresses now pass through the same URL</w:t>
+      </w:r>
+      <w:r>
+        <w:t xml:space="preserve"> </w:t>
+      </w:r>
+      <w:r>
+        <w:t xml:space="preserve">allowlist as every other link); measured color contrast on all the new interface</w:t>
+      </w:r>
+      <w:r>
+        <w:t xml:space="preserve"> </w:t>
+      </w:r>
+      <w:r>
+        <w:t xml:space="preserve">pieces runs well above the accessibility floor in both light and dark. Full</w:t>
+      </w:r>
+      <w:r>
+        <w:t xml:space="preserve"> </w:t>
+      </w:r>
+      <w:r>
+        <w:t xml:space="preserve">detail in</w:t>
+      </w:r>
+      <w:r>
+        <w:t xml:space="preserve"> </w:t>
+      </w:r>
+      <w:r>
+        <w:rPr>
+          <w:rStyle w:val="VerbatimChar"/>
+        </w:rPr>
+        <w:t xml:space="preserve">docs/security-audit.md</w:t>
+      </w:r>
+      <w:r>
+        <w:t xml:space="preserve"> </w:t>
+      </w:r>
+      <w:r>
+        <w:t xml:space="preserve">§9.</w:t>
+      </w:r>
+    </w:p>
+    <w:p>
+      <w:pPr>
+        <w:pStyle w:val="BodyText"/>
+      </w:pPr>
+      <w:r>
+        <w:rPr>
+          <w:i/>
+          <w:iCs/>
+        </w:rPr>
+        <w:t xml:space="preserve">(A dated maintenance log at the top of</w:t>
+      </w:r>
+      <w:r>
+        <w:rPr>
+          <w:i/>
+          <w:iCs/>
+        </w:rPr>
+        <w:t xml:space="preserve"> </w:t>
+      </w:r>
+      <w:r>
+        <w:rPr>
+          <w:rStyle w:val="VerbatimChar"/>
+          <w:i/>
+          <w:iCs/>
+        </w:rPr>
+        <w:t xml:space="preserve">docs/security-audit.md</w:t>
+      </w:r>
+      <w:r>
+        <w:rPr>
+          <w:i/>
+          <w:iCs/>
+        </w:rPr>
+        <w:t xml:space="preserve"> </w:t>
+      </w:r>
+      <w:r>
+        <w:rPr>
+          <w:i/>
+          <w:iCs/>
+        </w:rPr>
+        <w:t xml:space="preserve">records</w:t>
+      </w:r>
+      <w:r>
+        <w:rPr>
+          <w:i/>
+          <w:iCs/>
+        </w:rPr>
+        <w:t xml:space="preserve"> </w:t>
+      </w:r>
+      <w:r>
+        <w:rPr>
+          <w:i/>
+          <w:iCs/>
+        </w:rPr>
+        <w:t xml:space="preserve">security-relevant changes between audits — most recently the search-engine</w:t>
+      </w:r>
+      <w:r>
+        <w:rPr>
+          <w:i/>
+          <w:iCs/>
+        </w:rPr>
+        <w:t xml:space="preserve"> </w:t>
+      </w:r>
+      <w:r>
+        <w:rPr>
+          <w:i/>
+          <w:iCs/>
+        </w:rPr>
+        <w:t xml:space="preserve">exclusion headers and the CI bundle guard, 2026-07-11.)</w:t>
+      </w:r>
+    </w:p>
+    <w:p>
       <w:r>
         <w:pict>
           <v:rect style="width:0;height:1.5pt" o:hralign="center" o:hrstd="t" o:hr="t"/>
         </w:pict>
       </w:r>
     </w:p>
-    <w:bookmarkEnd w:id="39"/>
-    <w:bookmarkStart w:id="47" w:name="X1505a23678915b32d709cc1732e141a0f4a0b62"/>
+    <w:bookmarkEnd w:id="40"/>
+    <w:bookmarkStart w:id="48" w:name="Xc9c5951c8139e930783a120cfdb459f9c0ade70"/>
     <w:p>
       <w:pPr>
         <w:pStyle w:val="Heading2"/>
@@ -10799,7 +11961,7 @@
         <w:t xml:space="preserve">detail, and is where the remaining technical terms live.</w:t>
       </w:r>
     </w:p>
-    <w:bookmarkStart w:id="40" w:name="at-a-glance"/>
+    <w:bookmarkStart w:id="41" w:name="Xf01ccf369dbcfe0429b83e1f4854844d131c7a3"/>
     <w:p>
       <w:pPr>
         <w:pStyle w:val="Heading3"/>
@@ -10944,19 +12106,7 @@
         <w:t xml:space="preserve"> </w:t>
       </w:r>
       <w:r>
-        <w:t xml:space="preserve">programmatic</w:t>
-      </w:r>
-      <w:r>
-        <w:t xml:space="preserve"> </w:t>
-      </w:r>
-      <w:r>
-        <w:t xml:space="preserve">“doors.”</w:t>
-      </w:r>
-      <w:r>
-        <w:t xml:space="preserve"> </w:t>
-      </w:r>
-      <w:r>
-        <w:t xml:space="preserve">Staff are administrative users of Strapi, and Strapi’s</w:t>
+        <w:t xml:space="preserve">programmatic "doors." Staff are administrative users of Strapi, and Strapi's</w:t>
       </w:r>
       <w:r>
         <w:t xml:space="preserve"> </w:t>
@@ -11002,7 +12152,7 @@
         <w:t xml:space="preserve"> </w:t>
       </w:r>
       <w:r>
-        <w:t xml:space="preserve">identifier; and the system’s native draft/published distinction is the single</w:t>
+        <w:t xml:space="preserve">identifier; and the system's native draft/published distinction is the single</w:t>
       </w:r>
       <w:r>
         <w:t xml:space="preserve"> </w:t>
@@ -11011,8 +12161,8 @@
         <w:t xml:space="preserve">source of truth for what is live.</w:t>
       </w:r>
     </w:p>
-    <w:bookmarkEnd w:id="40"/>
-    <w:bookmarkStart w:id="41" w:name="the-end-to-end-lifecycle"/>
+    <w:bookmarkEnd w:id="41"/>
+    <w:bookmarkStart w:id="42" w:name="Xc34aa2f831a4a54f21ea6880233075cfc73f06d"/>
     <w:p>
       <w:pPr>
         <w:pStyle w:val="Heading3"/>
@@ -11026,13 +12176,13 @@
         <w:pStyle w:val="FirstParagraph"/>
       </w:pPr>
       <w:r>
-        <w:t xml:space="preserve">The intended flow, end to end (publishing and review email are planned; drafting,</w:t>
-      </w:r>
-      <w:r>
-        <w:t xml:space="preserve"> </w:t>
-      </w:r>
-      <w:r>
-        <w:t xml:space="preserve">the save-gate, and preview are built):</w:t>
+        <w:t xml:space="preserve">The flow, end to end — every step below is now built; the email relay and the</w:t>
+      </w:r>
+      <w:r>
+        <w:t xml:space="preserve"> </w:t>
+      </w:r>
+      <w:r>
+        <w:t xml:space="preserve">rebuild "doorbell" await their operator-side keys (Section 4):</w:t>
       </w:r>
     </w:p>
     <w:p>
@@ -11217,8 +12367,8 @@
         <w:t xml:space="preserve">                                                                      (~1-2 min)</w:t>
       </w:r>
     </w:p>
-    <w:bookmarkEnd w:id="41"/>
-    <w:bookmarkStart w:id="42" w:name="why-a-rebuild-old-tool-new-studio"/>
+    <w:bookmarkEnd w:id="42"/>
+    <w:bookmarkStart w:id="43" w:name="X6e4f6797c523387c3bd628d176d978dd9d38d54"/>
     <w:p>
       <w:pPr>
         <w:pStyle w:val="Heading3"/>
@@ -11230,8 +12380,7 @@
     <w:tbl>
       <w:tblPr>
         <w:tblStyle w:val="Table"/>
-        <w:tblW w:type="pct" w:w="5000"/>
-        <w:tblLayout w:type="fixed"/>
+        <w:tblW w:type="auto" w:w="0"/>
         <w:tblLook w:firstRow="1" w:lastRow="0" w:firstColumn="0" w:lastColumn="0" w:noHBand="0" w:noVBand="0" w:val="0020"/>
       </w:tblPr>
       <w:tblGrid>
@@ -11377,7 +12526,7 @@
               <w:pStyle w:val="Compact"/>
             </w:pPr>
             <w:r>
-              <w:t xml:space="preserve">Two roles: draft vs. publish</w:t>
+              <w:t xml:space="preserve">Two roles: draft vs. publish</w:t>
             </w:r>
           </w:p>
         </w:tc>
@@ -11412,7 +12561,17 @@
               <w:pStyle w:val="Compact"/>
             </w:pPr>
             <w:r>
-              <w:t xml:space="preserve">Friendly editor (buttons, live preview, image insert) — planned</w:t>
+              <w:t xml:space="preserve">Friendly editor (buttons, live preview, image insert) —</w:t>
+            </w:r>
+            <w:r>
+              <w:t xml:space="preserve"> </w:t>
+            </w:r>
+            <w:r>
+              <w:rPr>
+                <w:b/>
+                <w:bCs/>
+              </w:rPr>
+              <w:t xml:space="preserve">built</w:t>
             </w:r>
           </w:p>
         </w:tc>
@@ -11447,7 +12606,23 @@
               <w:pStyle w:val="Compact"/>
             </w:pPr>
             <w:r>
-              <w:t xml:space="preserve">One button that also rebuilds the public site — planned</w:t>
+              <w:t xml:space="preserve">One button that also rebuilds the public site —</w:t>
+            </w:r>
+            <w:r>
+              <w:t xml:space="preserve"> </w:t>
+            </w:r>
+            <w:r>
+              <w:rPr>
+                <w:b/>
+                <w:bCs/>
+              </w:rPr>
+              <w:t xml:space="preserve">built</w:t>
+            </w:r>
+            <w:r>
+              <w:t xml:space="preserve"> </w:t>
+            </w:r>
+            <w:r>
+              <w:t xml:space="preserve">(rebuild trigger awaits R&amp;A wiring)</w:t>
             </w:r>
           </w:p>
         </w:tc>
@@ -11460,6 +12635,51 @@
               <w:pStyle w:val="Compact"/>
             </w:pPr>
             <w:r>
+              <w:t xml:space="preserve">Draft review</w:t>
+            </w:r>
+          </w:p>
+        </w:tc>
+        <w:tc>
+          <w:tcPr/>
+          <w:p>
+            <w:pPr>
+              <w:pStyle w:val="Compact"/>
+            </w:pPr>
+            <w:r>
+              <w:t xml:space="preserve">Email chains outside the tool</w:t>
+            </w:r>
+          </w:p>
+        </w:tc>
+        <w:tc>
+          <w:tcPr/>
+          <w:p>
+            <w:pPr>
+              <w:pStyle w:val="Compact"/>
+            </w:pPr>
+            <w:r>
+              <w:t xml:space="preserve">Word-style highlights &amp; threaded comments on the exact preview —</w:t>
+            </w:r>
+            <w:r>
+              <w:t xml:space="preserve"> </w:t>
+            </w:r>
+            <w:r>
+              <w:rPr>
+                <w:b/>
+                <w:bCs/>
+              </w:rPr>
+              <w:t xml:space="preserve">built</w:t>
+            </w:r>
+          </w:p>
+        </w:tc>
+      </w:tr>
+      <w:tr>
+        <w:tc>
+          <w:tcPr/>
+          <w:p>
+            <w:pPr>
+              <w:pStyle w:val="Compact"/>
+            </w:pPr>
+            <w:r>
               <w:t xml:space="preserve">Accessibility</w:t>
             </w:r>
           </w:p>
@@ -11505,7 +12725,7 @@
         <w:t xml:space="preserve"> </w:t>
       </w:r>
       <w:r>
-        <w:t xml:space="preserve">Studio’s job is to do its part correctly against that modern foundation. The old</w:t>
+        <w:t xml:space="preserve">Studio's job is to do its part correctly against that modern foundation. The old</w:t>
       </w:r>
       <w:r>
         <w:t xml:space="preserve"> </w:t>
@@ -11514,420 +12734,14 @@
         <w:t xml:space="preserve">codebase is retained only as a reference for what each field means.</w:t>
       </w:r>
     </w:p>
-    <w:bookmarkEnd w:id="42"/>
-    <w:bookmarkStart w:id="43" w:name="what-is-built-in-technical-terms"/>
+    <w:bookmarkEnd w:id="43"/>
+    <w:bookmarkStart w:id="44" w:name="Xa4364ba6f993b82835569311b76d500d2d3a1be"/>
     <w:p>
       <w:pPr>
         <w:pStyle w:val="Heading3"/>
       </w:pPr>
       <w:r>
         <w:t xml:space="preserve">7.4 What is built, in technical terms</w:t>
-      </w:r>
-    </w:p>
-    <w:p>
-      <w:pPr>
-        <w:numPr>
-          <w:ilvl w:val="0"/>
-          <w:numId w:val="1010"/>
-        </w:numPr>
-      </w:pPr>
-      <w:r>
-        <w:rPr>
-          <w:b/>
-          <w:bCs/>
-        </w:rPr>
-        <w:t xml:space="preserve">Sign-in &amp; roles.</w:t>
-      </w:r>
-      <w:r>
-        <w:t xml:space="preserve"> </w:t>
-      </w:r>
-      <w:r>
-        <w:t xml:space="preserve">Authentication targets Strapi 5’s admin interface; the</w:t>
-      </w:r>
-      <w:r>
-        <w:t xml:space="preserve"> </w:t>
-      </w:r>
-      <w:r>
-        <w:t xml:space="preserve">signed-in credential authorizes every request. Capability is decided by</w:t>
-      </w:r>
-      <w:r>
-        <w:t xml:space="preserve"> </w:t>
-      </w:r>
-      <w:r>
-        <w:rPr>
-          <w:b/>
-          <w:bCs/>
-        </w:rPr>
-        <w:t xml:space="preserve">role</w:t>
-      </w:r>
-      <w:r>
-        <w:rPr>
-          <w:b/>
-          <w:bCs/>
-        </w:rPr>
-        <w:t xml:space="preserve"> </w:t>
-      </w:r>
-      <w:r>
-        <w:rPr>
-          <w:b/>
-          <w:bCs/>
-        </w:rPr>
-        <w:t xml:space="preserve">codes</w:t>
-      </w:r>
-      <w:r>
-        <w:t xml:space="preserve">, not display names:</w:t>
-      </w:r>
-      <w:r>
-        <w:t xml:space="preserve"> </w:t>
-      </w:r>
-      <w:r>
-        <w:rPr>
-          <w:rStyle w:val="VerbatimChar"/>
-        </w:rPr>
-        <w:t xml:space="preserve">strapi-super-admin</w:t>
-      </w:r>
-      <w:r>
-        <w:t xml:space="preserve"> </w:t>
-      </w:r>
-      <w:r>
-        <w:t xml:space="preserve">and</w:t>
-      </w:r>
-      <w:r>
-        <w:t xml:space="preserve"> </w:t>
-      </w:r>
-      <w:r>
-        <w:rPr>
-          <w:rStyle w:val="VerbatimChar"/>
-        </w:rPr>
-        <w:t xml:space="preserve">strapi-editor</w:t>
-      </w:r>
-      <w:r>
-        <w:t xml:space="preserve"> </w:t>
-      </w:r>
-      <w:r>
-        <w:t xml:space="preserve">may publish,</w:t>
-      </w:r>
-      <w:r>
-        <w:t xml:space="preserve"> </w:t>
-      </w:r>
-      <w:r>
-        <w:rPr>
-          <w:rStyle w:val="VerbatimChar"/>
-        </w:rPr>
-        <w:t xml:space="preserve">strapi-author</w:t>
-      </w:r>
-      <w:r>
-        <w:t xml:space="preserve"> </w:t>
-      </w:r>
-      <w:r>
-        <w:t xml:space="preserve">is drafts-only. The session is persisted to a Secure,</w:t>
-      </w:r>
-      <w:r>
-        <w:t xml:space="preserve"> </w:t>
-      </w:r>
-      <w:r>
-        <w:rPr>
-          <w:rStyle w:val="VerbatimChar"/>
-        </w:rPr>
-        <w:t xml:space="preserve">SameSite=Strict</w:t>
-      </w:r>
-      <w:r>
-        <w:t xml:space="preserve"> </w:t>
-      </w:r>
-      <w:r>
-        <w:t xml:space="preserve">cookie (not browser local storage) and re-verified on every</w:t>
-      </w:r>
-      <w:r>
-        <w:t xml:space="preserve"> </w:t>
-      </w:r>
-      <w:r>
-        <w:t xml:space="preserve">application start; an expired or invalid session clears and redirects to login.</w:t>
-      </w:r>
-      <w:r>
-        <w:t xml:space="preserve"> </w:t>
-      </w:r>
-      <w:r>
-        <w:t xml:space="preserve">A global route guard makes every screen private except the login screen.</w:t>
-      </w:r>
-      <w:r>
-        <w:t xml:space="preserve"> </w:t>
-      </w:r>
-      <w:r>
-        <w:t xml:space="preserve">Publish-gating is enforced</w:t>
-      </w:r>
-      <w:r>
-        <w:t xml:space="preserve"> </w:t>
-      </w:r>
-      <w:r>
-        <w:rPr>
-          <w:b/>
-          <w:bCs/>
-        </w:rPr>
-        <w:t xml:space="preserve">natively by the content system</w:t>
-      </w:r>
-      <w:r>
-        <w:t xml:space="preserve"> </w:t>
-      </w:r>
-      <w:r>
-        <w:t xml:space="preserve">at the admin level</w:t>
-      </w:r>
-      <w:r>
-        <w:t xml:space="preserve"> </w:t>
-      </w:r>
-      <w:r>
-        <w:t xml:space="preserve">— the client only decides which controls render; the server is the real</w:t>
-      </w:r>
-      <w:r>
-        <w:t xml:space="preserve"> </w:t>
-      </w:r>
-      <w:r>
-        <w:t xml:space="preserve">authorization boundary.</w:t>
-      </w:r>
-    </w:p>
-    <w:p>
-      <w:pPr>
-        <w:numPr>
-          <w:ilvl w:val="0"/>
-          <w:numId w:val="1010"/>
-        </w:numPr>
-      </w:pPr>
-      <w:r>
-        <w:rPr>
-          <w:b/>
-          <w:bCs/>
-        </w:rPr>
-        <w:t xml:space="preserve">Content engine.</w:t>
-      </w:r>
-      <w:r>
-        <w:t xml:space="preserve"> </w:t>
-      </w:r>
-      <w:r>
-        <w:t xml:space="preserve">A typed, tested data-access layer reads and writes Articles,</w:t>
-      </w:r>
-      <w:r>
-        <w:t xml:space="preserve"> </w:t>
-      </w:r>
-      <w:r>
-        <w:t xml:space="preserve">Apps, and Datasets, addressing records by their stable identifier, with</w:t>
-      </w:r>
-      <w:r>
-        <w:t xml:space="preserve"> </w:t>
-      </w:r>
-      <w:r>
-        <w:t xml:space="preserve">translators between the system’s shape and the application’s shape, and</w:t>
-      </w:r>
-      <w:r>
-        <w:t xml:space="preserve"> </w:t>
-      </w:r>
-      <w:r>
-        <w:t xml:space="preserve">validators for every type. A hard zero-base64 rule is enforced by an automated</w:t>
-      </w:r>
-      <w:r>
-        <w:t xml:space="preserve"> </w:t>
-      </w:r>
-      <w:r>
-        <w:t xml:space="preserve">guard asserted across all three content types. The field shapes were confirmed</w:t>
-      </w:r>
-      <w:r>
-        <w:t xml:space="preserve"> </w:t>
-      </w:r>
-      <w:r>
-        <w:t xml:space="preserve">by read-only inspection of the live system (for example, the article</w:t>
-      </w:r>
-      <w:r>
-        <w:t xml:space="preserve"> </w:t>
-      </w:r>
-      <w:r>
-        <w:rPr>
-          <w:rStyle w:val="VerbatimChar"/>
-        </w:rPr>
-        <w:t xml:space="preserve">type</w:t>
-      </w:r>
-      <w:r>
-        <w:t xml:space="preserve"> </w:t>
-      </w:r>
-      <w:r>
-        <w:t xml:space="preserve">has</w:t>
-      </w:r>
-      <w:r>
-        <w:t xml:space="preserve"> </w:t>
-      </w:r>
-      <w:r>
-        <w:t xml:space="preserve">a fixed set of allowed values; a dataset’s time period is a start/end year</w:t>
-      </w:r>
-      <w:r>
-        <w:t xml:space="preserve"> </w:t>
-      </w:r>
-      <w:r>
-        <w:t xml:space="preserve">structure).</w:t>
-      </w:r>
-    </w:p>
-    <w:p>
-      <w:pPr>
-        <w:numPr>
-          <w:ilvl w:val="0"/>
-          <w:numId w:val="1010"/>
-        </w:numPr>
-      </w:pPr>
-      <w:r>
-        <w:rPr>
-          <w:b/>
-          <w:bCs/>
-        </w:rPr>
-        <w:t xml:space="preserve">Image layer.</w:t>
-      </w:r>
-      <w:r>
-        <w:t xml:space="preserve"> </w:t>
-      </w:r>
-      <w:r>
-        <w:t xml:space="preserve">Images are uploaded once to the shared media library and</w:t>
-      </w:r>
-      <w:r>
-        <w:t xml:space="preserve"> </w:t>
-      </w:r>
-      <w:r>
-        <w:t xml:space="preserve">referenced thereafter; the preview always renders from the returned library URL,</w:t>
-      </w:r>
-      <w:r>
-        <w:t xml:space="preserve"> </w:t>
-      </w:r>
-      <w:r>
-        <w:t xml:space="preserve">never from a local copy. Alt-text is required and caption optional on every</w:t>
-      </w:r>
-      <w:r>
-        <w:t xml:space="preserve"> </w:t>
-      </w:r>
-      <w:r>
-        <w:t xml:space="preserve">image. The riskier vector-image format is sanitized (scripts and event handlers</w:t>
-      </w:r>
-      <w:r>
-        <w:t xml:space="preserve"> </w:t>
-      </w:r>
-      <w:r>
-        <w:t xml:space="preserve">stripped)</w:t>
-      </w:r>
-      <w:r>
-        <w:t xml:space="preserve"> </w:t>
-      </w:r>
-      <w:r>
-        <w:rPr>
-          <w:i/>
-          <w:iCs/>
-        </w:rPr>
-        <w:t xml:space="preserve">before</w:t>
-      </w:r>
-      <w:r>
-        <w:t xml:space="preserve"> </w:t>
-      </w:r>
-      <w:r>
-        <w:t xml:space="preserve">upload. A case-insensitive allow-list governs accepted</w:t>
-      </w:r>
-      <w:r>
-        <w:t xml:space="preserve"> </w:t>
-      </w:r>
-      <w:r>
-        <w:t xml:space="preserve">formats. A cross-cutting guard test asserts the zero-base64 rule end to end — no</w:t>
-      </w:r>
-      <w:r>
-        <w:t xml:space="preserve"> </w:t>
-      </w:r>
-      <w:r>
-        <w:t xml:space="preserve">embedded-image data can reach a write.</w:t>
-      </w:r>
-    </w:p>
-    <w:p>
-      <w:pPr>
-        <w:numPr>
-          <w:ilvl w:val="0"/>
-          <w:numId w:val="1010"/>
-        </w:numPr>
-      </w:pPr>
-      <w:r>
-        <w:rPr>
-          <w:b/>
-          <w:bCs/>
-        </w:rPr>
-        <w:t xml:space="preserve">First screens &amp; the save-gate.</w:t>
-      </w:r>
-      <w:r>
-        <w:t xml:space="preserve"> </w:t>
-      </w:r>
-      <w:r>
-        <w:t xml:space="preserve">Create and edit pages exist for all three</w:t>
-      </w:r>
-      <w:r>
-        <w:t xml:space="preserve"> </w:t>
-      </w:r>
-      <w:r>
-        <w:t xml:space="preserve">content types, built from shared field components. A single save-gate runs the</w:t>
-      </w:r>
-      <w:r>
-        <w:t xml:space="preserve"> </w:t>
-      </w:r>
-      <w:r>
-        <w:t xml:space="preserve">matching validator</w:t>
-      </w:r>
-      <w:r>
-        <w:t xml:space="preserve"> </w:t>
-      </w:r>
-      <w:r>
-        <w:rPr>
-          <w:i/>
-          <w:iCs/>
-        </w:rPr>
-        <w:t xml:space="preserve">before</w:t>
-      </w:r>
-      <w:r>
-        <w:t xml:space="preserve"> </w:t>
-      </w:r>
-      <w:r>
-        <w:t xml:space="preserve">any write and only persists when validation passes —</w:t>
-      </w:r>
-      <w:r>
-        <w:t xml:space="preserve"> </w:t>
-      </w:r>
-      <w:r>
-        <w:t xml:space="preserve">this is where the zero-base64 guarantee meets the live save path. A shareable</w:t>
-      </w:r>
-      <w:r>
-        <w:t xml:space="preserve"> </w:t>
-      </w:r>
-      <w:r>
-        <w:t xml:space="preserve">preview route renders a draft’s body through the same formatting-rule set</w:t>
-      </w:r>
-      <w:r>
-        <w:t xml:space="preserve"> </w:t>
-      </w:r>
-      <w:r>
-        <w:t xml:space="preserve">intended for the public renderer, behind a single swappable stylesheet so the</w:t>
-      </w:r>
-      <w:r>
-        <w:t xml:space="preserve"> </w:t>
-      </w:r>
-      <w:r>
-        <w:t xml:space="preserve">official public-site styling can be dropped in later for pixel-exact fidelity. A</w:t>
-      </w:r>
-      <w:r>
-        <w:t xml:space="preserve"> </w:t>
-      </w:r>
-      <w:r>
-        <w:t xml:space="preserve">role-aware dashboard and a publisher-only draft queue are in place (the queue</w:t>
-      </w:r>
-      <w:r>
-        <w:t xml:space="preserve"> </w:t>
-      </w:r>
-      <w:r>
-        <w:t xml:space="preserve">lists drafts; the publish action itself is planned).</w:t>
-      </w:r>
-    </w:p>
-    <w:bookmarkEnd w:id="43"/>
-    <w:bookmarkStart w:id="44" w:name="what-is-planned-in-technical-terms"/>
-    <w:p>
-      <w:pPr>
-        <w:pStyle w:val="Heading3"/>
-      </w:pPr>
-      <w:r>
-        <w:t xml:space="preserve">7.5 What is planned, in technical terms</w:t>
       </w:r>
     </w:p>
     <w:p>
@@ -11942,43 +12756,152 @@
           <w:b/>
           <w:bCs/>
         </w:rPr>
-        <w:t xml:space="preserve">Authoring editor.</w:t>
-      </w:r>
-      <w:r>
-        <w:t xml:space="preserve"> </w:t>
-      </w:r>
-      <w:r>
-        <w:t xml:space="preserve">Adapt the existing ICJIA Markdown Editor as a shared,</w:t>
-      </w:r>
-      <w:r>
-        <w:t xml:space="preserve"> </w:t>
-      </w:r>
-      <w:r>
-        <w:t xml:space="preserve">reusable building block, and add the one capability it lacks: an image-upload</w:t>
-      </w:r>
-      <w:r>
-        <w:t xml:space="preserve"> </w:t>
-      </w:r>
-      <w:r>
-        <w:t xml:space="preserve">hook wired to the built image layer. Markdown-source editing with live preview is</w:t>
-      </w:r>
-      <w:r>
-        <w:t xml:space="preserve"> </w:t>
-      </w:r>
-      <w:r>
-        <w:t xml:space="preserve">retained (rather than a lossy rich-text conversion) so footnotes, mathematical</w:t>
-      </w:r>
-      <w:r>
-        <w:t xml:space="preserve"> </w:t>
-      </w:r>
-      <w:r>
-        <w:t xml:space="preserve">notation, and complex tables round-trip faithfully. The editor slots into the</w:t>
-      </w:r>
-      <w:r>
-        <w:t xml:space="preserve"> </w:t>
-      </w:r>
-      <w:r>
-        <w:t xml:space="preserve">existing body-editing seam without disturbing the surrounding forms.</w:t>
+        <w:t xml:space="preserve">Sign-in &amp; roles.</w:t>
+      </w:r>
+      <w:r>
+        <w:t xml:space="preserve"> </w:t>
+      </w:r>
+      <w:r>
+        <w:t xml:space="preserve">Authentication targets Strapi 5's admin interface; the</w:t>
+      </w:r>
+      <w:r>
+        <w:t xml:space="preserve"> </w:t>
+      </w:r>
+      <w:r>
+        <w:t xml:space="preserve">signed-in credential authorizes every request. Capability is decided by</w:t>
+      </w:r>
+      <w:r>
+        <w:t xml:space="preserve"> </w:t>
+      </w:r>
+      <w:r>
+        <w:rPr>
+          <w:b/>
+          <w:bCs/>
+        </w:rPr>
+        <w:t xml:space="preserve">role</w:t>
+      </w:r>
+      <w:r>
+        <w:rPr>
+          <w:b/>
+          <w:bCs/>
+        </w:rPr>
+        <w:t xml:space="preserve"> </w:t>
+      </w:r>
+      <w:r>
+        <w:rPr>
+          <w:b/>
+          <w:bCs/>
+        </w:rPr>
+        <w:t xml:space="preserve">codes</w:t>
+      </w:r>
+      <w:r>
+        <w:t xml:space="preserve">, not display names:</w:t>
+      </w:r>
+      <w:r>
+        <w:t xml:space="preserve"> </w:t>
+      </w:r>
+      <w:r>
+        <w:rPr>
+          <w:rStyle w:val="VerbatimChar"/>
+        </w:rPr>
+        <w:t xml:space="preserve">strapi-super-admin</w:t>
+      </w:r>
+      <w:r>
+        <w:t xml:space="preserve"> </w:t>
+      </w:r>
+      <w:r>
+        <w:t xml:space="preserve">and</w:t>
+      </w:r>
+      <w:r>
+        <w:t xml:space="preserve"> </w:t>
+      </w:r>
+      <w:r>
+        <w:rPr>
+          <w:rStyle w:val="VerbatimChar"/>
+        </w:rPr>
+        <w:t xml:space="preserve">strapi-editor</w:t>
+      </w:r>
+      <w:r>
+        <w:t xml:space="preserve"> </w:t>
+      </w:r>
+      <w:r>
+        <w:t xml:space="preserve">may publish,</w:t>
+      </w:r>
+      <w:r>
+        <w:t xml:space="preserve"> </w:t>
+      </w:r>
+      <w:r>
+        <w:rPr>
+          <w:rStyle w:val="VerbatimChar"/>
+        </w:rPr>
+        <w:t xml:space="preserve">strapi-author</w:t>
+      </w:r>
+      <w:r>
+        <w:t xml:space="preserve"> </w:t>
+      </w:r>
+      <w:r>
+        <w:t xml:space="preserve">is drafts-only. The session is persisted to a Secure,</w:t>
+      </w:r>
+      <w:r>
+        <w:t xml:space="preserve"> </w:t>
+      </w:r>
+      <w:r>
+        <w:rPr>
+          <w:rStyle w:val="VerbatimChar"/>
+        </w:rPr>
+        <w:t xml:space="preserve">SameSite=Strict</w:t>
+      </w:r>
+      <w:r>
+        <w:t xml:space="preserve"> </w:t>
+      </w:r>
+      <w:r>
+        <w:t xml:space="preserve">cookie (not browser local storage) and re-verified on every</w:t>
+      </w:r>
+      <w:r>
+        <w:t xml:space="preserve"> </w:t>
+      </w:r>
+      <w:r>
+        <w:t xml:space="preserve">application start; an expired or invalid session clears and redirects to login.</w:t>
+      </w:r>
+      <w:r>
+        <w:t xml:space="preserve"> </w:t>
+      </w:r>
+      <w:r>
+        <w:t xml:space="preserve">A global route guard makes every screen private except the login screen.</w:t>
+      </w:r>
+      <w:r>
+        <w:t xml:space="preserve"> </w:t>
+      </w:r>
+      <w:r>
+        <w:t xml:space="preserve">Publish-gating is enforced</w:t>
+      </w:r>
+      <w:r>
+        <w:t xml:space="preserve"> </w:t>
+      </w:r>
+      <w:r>
+        <w:rPr>
+          <w:b/>
+          <w:bCs/>
+        </w:rPr>
+        <w:t xml:space="preserve">natively by the content system</w:t>
+      </w:r>
+      <w:r>
+        <w:t xml:space="preserve"> </w:t>
+      </w:r>
+      <w:r>
+        <w:t xml:space="preserve">at the admin level</w:t>
+      </w:r>
+      <w:r>
+        <w:t xml:space="preserve"> </w:t>
+      </w:r>
+      <w:r>
+        <w:t xml:space="preserve">— the client only decides which controls render; the server is the real</w:t>
+      </w:r>
+      <w:r>
+        <w:t xml:space="preserve"> </w:t>
+      </w:r>
+      <w:r>
+        <w:t xml:space="preserve">authorization boundary.</w:t>
       </w:r>
     </w:p>
     <w:p>
@@ -11993,71 +12916,70 @@
           <w:b/>
           <w:bCs/>
         </w:rPr>
-        <w:t xml:space="preserve">Publish, rebuild &amp; review email.</w:t>
-      </w:r>
-      <w:r>
-        <w:t xml:space="preserve"> </w:t>
-      </w:r>
-      <w:r>
-        <w:t xml:space="preserve">A publisher-only publish action; a</w:t>
-      </w:r>
-      <w:r>
-        <w:t xml:space="preserve"> </w:t>
-      </w:r>
-      <w:r>
-        <w:rPr>
-          <w:b/>
-          <w:bCs/>
-        </w:rPr>
-        <w:t xml:space="preserve">server-side</w:t>
-      </w:r>
-      <w:r>
-        <w:t xml:space="preserve"> </w:t>
-      </w:r>
-      <w:r>
-        <w:t xml:space="preserve">proxy that holds the public-site rebuild trigger secret, verifies</w:t>
-      </w:r>
-      <w:r>
-        <w:t xml:space="preserve"> </w:t>
-      </w:r>
-      <w:r>
-        <w:t xml:space="preserve">the caller is actually a publisher, then fires the rebuild; and a server-side</w:t>
-      </w:r>
-      <w:r>
-        <w:t xml:space="preserve"> </w:t>
-      </w:r>
-      <w:r>
-        <w:t xml:space="preserve">email step that holds the email-service credential and sends the reviewer a</w:t>
-      </w:r>
-      <w:r>
-        <w:t xml:space="preserve"> </w:t>
-      </w:r>
-      <w:r>
-        <w:t xml:space="preserve">preview link. Because publishing is two steps in two systems, the awkward middle</w:t>
-      </w:r>
-      <w:r>
-        <w:t xml:space="preserve"> </w:t>
-      </w:r>
-      <w:r>
-        <w:t xml:space="preserve">case — content live but rebuild not triggered — is reported as its own distinct</w:t>
-      </w:r>
-      <w:r>
-        <w:t xml:space="preserve"> </w:t>
-      </w:r>
-      <w:r>
-        <w:t xml:space="preserve">outcome rather than a flat success or failure. The reason these need a sliver of</w:t>
-      </w:r>
-      <w:r>
-        <w:t xml:space="preserve"> </w:t>
-      </w:r>
-      <w:r>
-        <w:t xml:space="preserve">server-side code is that each depends on a secret the browser cannot be trusted</w:t>
-      </w:r>
-      <w:r>
-        <w:t xml:space="preserve"> </w:t>
-      </w:r>
-      <w:r>
-        <w:t xml:space="preserve">to hold.</w:t>
+        <w:t xml:space="preserve">Content engine.</w:t>
+      </w:r>
+      <w:r>
+        <w:t xml:space="preserve"> </w:t>
+      </w:r>
+      <w:r>
+        <w:t xml:space="preserve">A typed, tested data-access layer reads and writes Articles,</w:t>
+      </w:r>
+      <w:r>
+        <w:t xml:space="preserve"> </w:t>
+      </w:r>
+      <w:r>
+        <w:t xml:space="preserve">Apps, and Datasets, addressing records by their stable identifier, with</w:t>
+      </w:r>
+      <w:r>
+        <w:t xml:space="preserve"> </w:t>
+      </w:r>
+      <w:r>
+        <w:t xml:space="preserve">translators between the system's shape and the application's shape, and</w:t>
+      </w:r>
+      <w:r>
+        <w:t xml:space="preserve"> </w:t>
+      </w:r>
+      <w:r>
+        <w:t xml:space="preserve">validators for every type. A hard zero-base64 rule is enforced by an automated</w:t>
+      </w:r>
+      <w:r>
+        <w:t xml:space="preserve"> </w:t>
+      </w:r>
+      <w:r>
+        <w:t xml:space="preserve">guard asserted across all three content types. The field shapes were confirmed</w:t>
+      </w:r>
+      <w:r>
+        <w:t xml:space="preserve"> </w:t>
+      </w:r>
+      <w:r>
+        <w:t xml:space="preserve">by read-only inspection of the live system (for example, the article</w:t>
+      </w:r>
+      <w:r>
+        <w:t xml:space="preserve"> </w:t>
+      </w:r>
+      <w:r>
+        <w:rPr>
+          <w:rStyle w:val="VerbatimChar"/>
+        </w:rPr>
+        <w:t xml:space="preserve">type</w:t>
+      </w:r>
+      <w:r>
+        <w:t xml:space="preserve"> </w:t>
+      </w:r>
+      <w:r>
+        <w:t xml:space="preserve">has</w:t>
+      </w:r>
+      <w:r>
+        <w:t xml:space="preserve"> </w:t>
+      </w:r>
+      <w:r>
+        <w:t xml:space="preserve">a fixed set of allowed values; a dataset's time period is a start/end year</w:t>
+      </w:r>
+      <w:r>
+        <w:t xml:space="preserve"> </w:t>
+      </w:r>
+      <w:r>
+        <w:t xml:space="preserve">structure).</w:t>
       </w:r>
     </w:p>
     <w:p>
@@ -12072,25 +12994,65 @@
           <w:b/>
           <w:bCs/>
         </w:rPr>
-        <w:t xml:space="preserve">Onboarding.</w:t>
-      </w:r>
-      <w:r>
-        <w:t xml:space="preserve"> </w:t>
-      </w:r>
-      <w:r>
-        <w:t xml:space="preserve">A first-login profile (reviewer email(s), the staff member’s</w:t>
-      </w:r>
-      <w:r>
-        <w:t xml:space="preserve"> </w:t>
-      </w:r>
-      <w:r>
-        <w:t xml:space="preserve">center, and a prefilled author email) stored in a small, approved addition to the</w:t>
-      </w:r>
-      <w:r>
-        <w:t xml:space="preserve"> </w:t>
-      </w:r>
-      <w:r>
-        <w:t xml:space="preserve">content system, with the rest of the tool gated closed until the profile exists.</w:t>
+        <w:t xml:space="preserve">Image layer.</w:t>
+      </w:r>
+      <w:r>
+        <w:t xml:space="preserve"> </w:t>
+      </w:r>
+      <w:r>
+        <w:t xml:space="preserve">Images are uploaded once to the shared media library and</w:t>
+      </w:r>
+      <w:r>
+        <w:t xml:space="preserve"> </w:t>
+      </w:r>
+      <w:r>
+        <w:t xml:space="preserve">referenced thereafter; the preview always renders from the returned library URL,</w:t>
+      </w:r>
+      <w:r>
+        <w:t xml:space="preserve"> </w:t>
+      </w:r>
+      <w:r>
+        <w:t xml:space="preserve">never from a local copy. Alt-text is required and caption optional on every</w:t>
+      </w:r>
+      <w:r>
+        <w:t xml:space="preserve"> </w:t>
+      </w:r>
+      <w:r>
+        <w:t xml:space="preserve">image. The riskier vector-image format is sanitized (scripts and event handlers</w:t>
+      </w:r>
+      <w:r>
+        <w:t xml:space="preserve"> </w:t>
+      </w:r>
+      <w:r>
+        <w:t xml:space="preserve">stripped)</w:t>
+      </w:r>
+      <w:r>
+        <w:t xml:space="preserve"> </w:t>
+      </w:r>
+      <w:r>
+        <w:rPr>
+          <w:i/>
+          <w:iCs/>
+        </w:rPr>
+        <w:t xml:space="preserve">before</w:t>
+      </w:r>
+      <w:r>
+        <w:t xml:space="preserve"> </w:t>
+      </w:r>
+      <w:r>
+        <w:t xml:space="preserve">upload. A case-insensitive allow-list governs accepted</w:t>
+      </w:r>
+      <w:r>
+        <w:t xml:space="preserve"> </w:t>
+      </w:r>
+      <w:r>
+        <w:t xml:space="preserve">formats. A cross-cutting guard test asserts the zero-base64 rule end to end — no</w:t>
+      </w:r>
+      <w:r>
+        <w:t xml:space="preserve"> </w:t>
+      </w:r>
+      <w:r>
+        <w:t xml:space="preserve">embedded-image data can reach a write.</w:t>
       </w:r>
     </w:p>
     <w:p>
@@ -12105,47 +13067,418 @@
           <w:b/>
           <w:bCs/>
         </w:rPr>
-        <w:t xml:space="preserve">Polish, accessibility &amp; launch.</w:t>
-      </w:r>
-      <w:r>
-        <w:t xml:space="preserve"> </w:t>
-      </w:r>
-      <w:r>
-        <w:t xml:space="preserve">An accessibility hardening pass focused on</w:t>
-      </w:r>
-      <w:r>
-        <w:t xml:space="preserve"> </w:t>
-      </w:r>
-      <w:r>
-        <w:t xml:space="preserve">the approver queue and the authoring forms, central error normalization, an</w:t>
-      </w:r>
-      <w:r>
-        <w:t xml:space="preserve"> </w:t>
-      </w:r>
-      <w:r>
-        <w:t xml:space="preserve">end-to-end happy-path test, deployment configuration, removal of the temporary</w:t>
-      </w:r>
-      <w:r>
-        <w:t xml:space="preserve"> </w:t>
-      </w:r>
-      <w:r>
-        <w:t xml:space="preserve">development-only login, and a one-click</w:t>
-      </w:r>
-      <w:r>
-        <w:t xml:space="preserve"> </w:t>
-      </w:r>
-      <w:r>
-        <w:t xml:space="preserve">“sample article”</w:t>
-      </w:r>
-      <w:r>
-        <w:t xml:space="preserve"> </w:t>
-      </w:r>
-      <w:r>
-        <w:t xml:space="preserve">demo.</w:t>
+        <w:t xml:space="preserve">First screens &amp; the save-gate.</w:t>
+      </w:r>
+      <w:r>
+        <w:t xml:space="preserve"> </w:t>
+      </w:r>
+      <w:r>
+        <w:t xml:space="preserve">Create and edit pages exist for all three</w:t>
+      </w:r>
+      <w:r>
+        <w:t xml:space="preserve"> </w:t>
+      </w:r>
+      <w:r>
+        <w:t xml:space="preserve">content types, built from shared field components. A single save-gate runs the</w:t>
+      </w:r>
+      <w:r>
+        <w:t xml:space="preserve"> </w:t>
+      </w:r>
+      <w:r>
+        <w:t xml:space="preserve">matching validator</w:t>
+      </w:r>
+      <w:r>
+        <w:t xml:space="preserve"> </w:t>
+      </w:r>
+      <w:r>
+        <w:rPr>
+          <w:i/>
+          <w:iCs/>
+        </w:rPr>
+        <w:t xml:space="preserve">before</w:t>
+      </w:r>
+      <w:r>
+        <w:t xml:space="preserve"> </w:t>
+      </w:r>
+      <w:r>
+        <w:t xml:space="preserve">any write and only persists when validation passes —</w:t>
+      </w:r>
+      <w:r>
+        <w:t xml:space="preserve"> </w:t>
+      </w:r>
+      <w:r>
+        <w:t xml:space="preserve">this is where the zero-base64 guarantee meets the live save path. A shareable</w:t>
+      </w:r>
+      <w:r>
+        <w:t xml:space="preserve"> </w:t>
+      </w:r>
+      <w:r>
+        <w:t xml:space="preserve">preview route renders a draft's body through the same formatting-rule set</w:t>
+      </w:r>
+      <w:r>
+        <w:t xml:space="preserve"> </w:t>
+      </w:r>
+      <w:r>
+        <w:t xml:space="preserve">intended for the public renderer, behind a single swappable stylesheet so the</w:t>
+      </w:r>
+      <w:r>
+        <w:t xml:space="preserve"> </w:t>
+      </w:r>
+      <w:r>
+        <w:t xml:space="preserve">official public-site styling can be dropped in later for pixel-exact fidelity. A</w:t>
+      </w:r>
+      <w:r>
+        <w:t xml:space="preserve"> </w:t>
+      </w:r>
+      <w:r>
+        <w:t xml:space="preserve">role-aware dashboard and a publisher-only draft queue are in place (the queue</w:t>
+      </w:r>
+      <w:r>
+        <w:t xml:space="preserve"> </w:t>
+      </w:r>
+      <w:r>
+        <w:t xml:space="preserve">lists drafts; the publish action itself is planned).</w:t>
       </w:r>
     </w:p>
     <w:bookmarkEnd w:id="44"/>
-    <w:bookmarkStart w:id="45" w:name="open-items-being-tracked"/>
+    <w:bookmarkStart w:id="45" w:name="X3147db03361136be15ace6872b51f948bafa6ac"/>
+    <w:p>
+      <w:pPr>
+        <w:pStyle w:val="Heading3"/>
+      </w:pPr>
+      <w:r>
+        <w:t xml:space="preserve">7.5 What was planned at first writing — all of it has since shipped</w:t>
+      </w:r>
+    </w:p>
+    <w:p>
+      <w:pPr>
+        <w:pStyle w:val="FirstParagraph"/>
+      </w:pPr>
+      <w:r>
+        <w:t xml:space="preserve">Each track below was "planned" in the 2026-06-21 edition of this document and is</w:t>
+      </w:r>
+      <w:r>
+        <w:t xml:space="preserve"> </w:t>
+      </w:r>
+      <w:r>
+        <w:t xml:space="preserve">now built, tested, and on</w:t>
+      </w:r>
+      <w:r>
+        <w:t xml:space="preserve"> </w:t>
+      </w:r>
+      <w:r>
+        <w:rPr>
+          <w:rStyle w:val="VerbatimChar"/>
+        </w:rPr>
+        <w:t xml:space="preserve">main</w:t>
+      </w:r>
+      <w:r>
+        <w:t xml:space="preserve">:</w:t>
+      </w:r>
+    </w:p>
+    <w:p>
+      <w:pPr>
+        <w:numPr>
+          <w:ilvl w:val="0"/>
+          <w:numId w:val="1012"/>
+        </w:numPr>
+      </w:pPr>
+      <w:r>
+        <w:rPr>
+          <w:b/>
+          <w:bCs/>
+        </w:rPr>
+        <w:t xml:space="preserve">Authoring editor — shipped.</w:t>
+      </w:r>
+      <w:r>
+        <w:t xml:space="preserve"> </w:t>
+      </w:r>
+      <w:r>
+        <w:t xml:space="preserve">The ICJIA Markdown Editor (CodeMirror 6,</w:t>
+      </w:r>
+      <w:r>
+        <w:t xml:space="preserve"> </w:t>
+      </w:r>
+      <w:r>
+        <w:t xml:space="preserve">vendored) is integrated with a formatting toolbar, split-pane live preview, and</w:t>
+      </w:r>
+      <w:r>
+        <w:t xml:space="preserve"> </w:t>
+      </w:r>
+      <w:r>
+        <w:t xml:space="preserve">the image-insert hook wired to the media layer. Markdown-source editing was</w:t>
+      </w:r>
+      <w:r>
+        <w:t xml:space="preserve"> </w:t>
+      </w:r>
+      <w:r>
+        <w:t xml:space="preserve">retained as designed, so footnotes, math, and complex tables round-trip</w:t>
+      </w:r>
+      <w:r>
+        <w:t xml:space="preserve"> </w:t>
+      </w:r>
+      <w:r>
+        <w:t xml:space="preserve">faithfully. A body</w:t>
+      </w:r>
+      <w:r>
+        <w:t xml:space="preserve"> </w:t>
+      </w:r>
+      <w:r>
+        <w:rPr>
+          <w:b/>
+          <w:bCs/>
+        </w:rPr>
+        <w:t xml:space="preserve">linter</w:t>
+      </w:r>
+      <w:r>
+        <w:t xml:space="preserve"> </w:t>
+      </w:r>
+      <w:r>
+        <w:t xml:space="preserve">("Check" button flagging heading/link/image</w:t>
+      </w:r>
+      <w:r>
+        <w:t xml:space="preserve"> </w:t>
+      </w:r>
+      <w:r>
+        <w:t xml:space="preserve">problems) is implemented and review-approved on a feature branch, awaiting its</w:t>
+      </w:r>
+      <w:r>
+        <w:t xml:space="preserve"> </w:t>
+      </w:r>
+      <w:r>
+        <w:t xml:space="preserve">merge decision.</w:t>
+      </w:r>
+    </w:p>
+    <w:p>
+      <w:pPr>
+        <w:numPr>
+          <w:ilvl w:val="0"/>
+          <w:numId w:val="1012"/>
+        </w:numPr>
+      </w:pPr>
+      <w:r>
+        <w:rPr>
+          <w:b/>
+          <w:bCs/>
+        </w:rPr>
+        <w:t xml:space="preserve">Publish, rebuild &amp; review email — shipped</w:t>
+      </w:r>
+      <w:r>
+        <w:t xml:space="preserve"> </w:t>
+      </w:r>
+      <w:r>
+        <w:t xml:space="preserve">(operator keys pending). The</w:t>
+      </w:r>
+      <w:r>
+        <w:t xml:space="preserve"> </w:t>
+      </w:r>
+      <w:r>
+        <w:t xml:space="preserve">publisher-only publish/unpublish actions are live against the content system's</w:t>
+      </w:r>
+      <w:r>
+        <w:t xml:space="preserve"> </w:t>
+      </w:r>
+      <w:r>
+        <w:t xml:space="preserve">own enforcement (a non-publisher gets a server-side refusal); the rebuild</w:t>
+      </w:r>
+      <w:r>
+        <w:t xml:space="preserve"> </w:t>
+      </w:r>
+      <w:r>
+        <w:t xml:space="preserve">trigger is configured as a content-system webhook holding the secret (per the</w:t>
+      </w:r>
+      <w:r>
+        <w:t xml:space="preserve"> </w:t>
+      </w:r>
+      <w:r>
+        <w:t xml:space="preserve">design — the Studio never sees it), documented in</w:t>
+      </w:r>
+      <w:r>
+        <w:t xml:space="preserve"> </w:t>
+      </w:r>
+      <w:r>
+        <w:rPr>
+          <w:rStyle w:val="VerbatimChar"/>
+        </w:rPr>
+        <w:t xml:space="preserve">docs/deploy-rebuild-and-email.md</w:t>
+      </w:r>
+      <w:r>
+        <w:t xml:space="preserve">; and the review email is a server-side,</w:t>
+      </w:r>
+      <w:r>
+        <w:t xml:space="preserve"> </w:t>
+      </w:r>
+      <w:r>
+        <w:t xml:space="preserve">sign-in-verified,</w:t>
+      </w:r>
+      <w:r>
+        <w:t xml:space="preserve"> </w:t>
+      </w:r>
+      <w:r>
+        <w:rPr>
+          <w:b/>
+          <w:bCs/>
+        </w:rPr>
+        <w:t xml:space="preserve">rate-limited</w:t>
+      </w:r>
+      <w:r>
+        <w:t xml:space="preserve"> </w:t>
+      </w:r>
+      <w:r>
+        <w:t xml:space="preserve">relay (5 sends / 10 minutes per user) holding</w:t>
+      </w:r>
+      <w:r>
+        <w:t xml:space="preserve"> </w:t>
+      </w:r>
+      <w:r>
+        <w:t xml:space="preserve">the Mailgun credential server-side only.</w:t>
+      </w:r>
+    </w:p>
+    <w:p>
+      <w:pPr>
+        <w:numPr>
+          <w:ilvl w:val="0"/>
+          <w:numId w:val="1012"/>
+        </w:numPr>
+      </w:pPr>
+      <w:r>
+        <w:rPr>
+          <w:b/>
+          <w:bCs/>
+        </w:rPr>
+        <w:t xml:space="preserve">Onboarding — shipped, dormant.</w:t>
+      </w:r>
+      <w:r>
+        <w:t xml:space="preserve"> </w:t>
+      </w:r>
+      <w:r>
+        <w:t xml:space="preserve">The first-login profile (reviewers, center)</w:t>
+      </w:r>
+      <w:r>
+        <w:t xml:space="preserve"> </w:t>
+      </w:r>
+      <w:r>
+        <w:t xml:space="preserve">is built end to end and deliberately</w:t>
+      </w:r>
+      <w:r>
+        <w:t xml:space="preserve"> </w:t>
+      </w:r>
+      <w:r>
+        <w:rPr>
+          <w:b/>
+          <w:bCs/>
+        </w:rPr>
+        <w:t xml:space="preserve">fails open</w:t>
+      </w:r>
+      <w:r>
+        <w:t xml:space="preserve"> </w:t>
+      </w:r>
+      <w:r>
+        <w:t xml:space="preserve">until R&amp;A creates the</w:t>
+      </w:r>
+      <w:r>
+        <w:t xml:space="preserve"> </w:t>
+      </w:r>
+      <w:r>
+        <w:rPr>
+          <w:rStyle w:val="VerbatimChar"/>
+        </w:rPr>
+        <w:t xml:space="preserve">studio-profile</w:t>
+      </w:r>
+      <w:r>
+        <w:t xml:space="preserve"> </w:t>
+      </w:r>
+      <w:r>
+        <w:t xml:space="preserve">storage type — an API error can never lock an author out.</w:t>
+      </w:r>
+    </w:p>
+    <w:p>
+      <w:pPr>
+        <w:numPr>
+          <w:ilvl w:val="0"/>
+          <w:numId w:val="1012"/>
+        </w:numPr>
+      </w:pPr>
+      <w:r>
+        <w:rPr>
+          <w:b/>
+          <w:bCs/>
+        </w:rPr>
+        <w:t xml:space="preserve">Polish, accessibility &amp; launch — shipped and then some.</w:t>
+      </w:r>
+      <w:r>
+        <w:t xml:space="preserve"> </w:t>
+      </w:r>
+      <w:r>
+        <w:t xml:space="preserve">Full WCAG 2.1 AA</w:t>
+      </w:r>
+      <w:r>
+        <w:t xml:space="preserve"> </w:t>
+      </w:r>
+      <w:r>
+        <w:t xml:space="preserve">sweeps (zero automated-checker violations, light</w:t>
+      </w:r>
+      <w:r>
+        <w:t xml:space="preserve"> </w:t>
+      </w:r>
+      <w:r>
+        <w:rPr>
+          <w:i/>
+          <w:iCs/>
+        </w:rPr>
+        <w:t xml:space="preserve">and</w:t>
+      </w:r>
+      <w:r>
+        <w:t xml:space="preserve"> </w:t>
+      </w:r>
+      <w:r>
+        <w:t xml:space="preserve">dark), central error</w:t>
+      </w:r>
+      <w:r>
+        <w:t xml:space="preserve"> </w:t>
+      </w:r>
+      <w:r>
+        <w:t xml:space="preserve">handling with a generic production error page, deployment configuration for</w:t>
+      </w:r>
+      <w:r>
+        <w:t xml:space="preserve"> </w:t>
+      </w:r>
+      <w:r>
+        <w:t xml:space="preserve">both the demo and production header sets, the one-click sample-content</w:t>
+      </w:r>
+      <w:r>
+        <w:t xml:space="preserve"> </w:t>
+      </w:r>
+      <w:r>
+        <w:t xml:space="preserve">shortcuts (local dev), the guided tour, and — beyond the original plan —</w:t>
+      </w:r>
+      <w:r>
+        <w:t xml:space="preserve"> </w:t>
+      </w:r>
+      <w:r>
+        <w:t xml:space="preserve">Word-style reviewer annotations, the tab-only preview, card-view lists, the</w:t>
+      </w:r>
+      <w:r>
+        <w:t xml:space="preserve"> </w:t>
+      </w:r>
+      <w:r>
+        <w:t xml:space="preserve">public demo with role entry, and a CI pipeline with the dev-bypass bundle</w:t>
+      </w:r>
+      <w:r>
+        <w:t xml:space="preserve"> </w:t>
+      </w:r>
+      <w:r>
+        <w:t xml:space="preserve">guard. (The "remove the dev login" cleanup became conditional: the demo's role</w:t>
+      </w:r>
+      <w:r>
+        <w:t xml:space="preserve"> </w:t>
+      </w:r>
+      <w:r>
+        <w:t xml:space="preserve">entry depends on it — see Section 4.)</w:t>
+      </w:r>
+    </w:p>
+    <w:bookmarkEnd w:id="45"/>
+    <w:bookmarkStart w:id="46" w:name="X85f11d7bfed8ab200062afd8115da6bdfb65cb8"/>
     <w:p>
       <w:pPr>
         <w:pStyle w:val="Heading3"/>
@@ -12171,8 +13504,7 @@
     <w:tbl>
       <w:tblPr>
         <w:tblStyle w:val="Table"/>
-        <w:tblW w:type="pct" w:w="5000"/>
-        <w:tblLayout w:type="fixed"/>
+        <w:tblW w:type="auto" w:w="0"/>
         <w:tblLook w:firstRow="1" w:lastRow="0" w:firstColumn="0" w:lastColumn="0" w:noHBand="0" w:noVBand="0" w:val="0020"/>
       </w:tblPr>
       <w:tblGrid>
@@ -12237,7 +13569,7 @@
               <w:pStyle w:val="Compact"/>
             </w:pPr>
             <w:r>
-              <w:t xml:space="preserve">Make the login token invisible even to the page’s own scripts</w:t>
+              <w:t xml:space="preserve">Make the login token invisible even to the page's own scripts</w:t>
             </w:r>
           </w:p>
         </w:tc>
@@ -12296,6 +13628,9 @@
               <w:pStyle w:val="Compact"/>
             </w:pPr>
             <w:r>
+              <w:rPr>
+                <w:strike/>
+              </w:rPr>
               <w:t xml:space="preserve">Pixel-exact preview styling</w:t>
             </w:r>
           </w:p>
@@ -12307,18 +13642,37 @@
               <w:pStyle w:val="Compact"/>
             </w:pPr>
             <w:r>
-              <w:t xml:space="preserve">The preview already matches published formatting; making it pixel-identical needs the official public-site stylesheet</w:t>
-            </w:r>
-          </w:p>
-        </w:tc>
-        <w:tc>
-          <w:tcPr/>
-          <w:p>
-            <w:pPr>
-              <w:pStyle w:val="Compact"/>
-            </w:pPr>
-            <w:r>
-              <w:t xml:space="preserve">Built behind one swappable stylesheet; drop in the official styling when provided</w:t>
+              <w:rPr>
+                <w:b/>
+                <w:bCs/>
+              </w:rPr>
+              <w:t xml:space="preserve">Resolved:</w:t>
+            </w:r>
+            <w:r>
+              <w:t xml:space="preserve"> </w:t>
+            </w:r>
+            <w:r>
+              <w:t xml:space="preserve">the preview now ships the faithful Hub stylesheet (same fonts, same layout rules) behind the single swappable-stylesheet seam</w:t>
+            </w:r>
+          </w:p>
+        </w:tc>
+        <w:tc>
+          <w:tcPr/>
+          <w:p>
+            <w:pPr>
+              <w:pStyle w:val="Compact"/>
+            </w:pPr>
+            <w:r>
+              <w:t xml:space="preserve">Done —</w:t>
+            </w:r>
+            <w:r>
+              <w:t xml:space="preserve"> </w:t>
+            </w:r>
+            <w:r>
+              <w:rPr>
+                <w:rStyle w:val="VerbatimChar"/>
+              </w:rPr>
+              <w:t xml:space="preserve">assets/css/prose-preview.css</w:t>
             </w:r>
           </w:p>
         </w:tc>
@@ -12331,19 +13685,7 @@
               <w:pStyle w:val="Compact"/>
             </w:pPr>
             <w:r>
-              <w:t xml:space="preserve">The real</w:t>
-            </w:r>
-            <w:r>
-              <w:t xml:space="preserve"> </w:t>
-            </w:r>
-            <w:r>
-              <w:t xml:space="preserve">“centers”</w:t>
-            </w:r>
-            <w:r>
-              <w:t xml:space="preserve"> </w:t>
-            </w:r>
-            <w:r>
-              <w:t xml:space="preserve">list</w:t>
+              <w:t xml:space="preserve">The real "centers" list</w:t>
             </w:r>
           </w:p>
         </w:tc>
@@ -12400,7 +13742,7 @@
               <w:pStyle w:val="Compact"/>
             </w:pPr>
             <w:r>
-              <w:t xml:space="preserve">Approved; may need the system’s development environment to create it</w:t>
+              <w:t xml:space="preserve">Approved; may need the system's development environment to create it</w:t>
             </w:r>
           </w:p>
         </w:tc>
@@ -12461,8 +13803,8 @@
         <w:t xml:space="preserve">proxy that verifies the caller before firing).</w:t>
       </w:r>
     </w:p>
-    <w:bookmarkEnd w:id="45"/>
-    <w:bookmarkStart w:id="46" w:name="glossary"/>
+    <w:bookmarkEnd w:id="46"/>
+    <w:bookmarkStart w:id="47" w:name="X5aa3e13d1f8e83bb830cfa71ec5555f97a162a5"/>
     <w:p>
       <w:pPr>
         <w:pStyle w:val="Heading3"/>
@@ -12474,8 +13816,7 @@
     <w:tbl>
       <w:tblPr>
         <w:tblStyle w:val="Table"/>
-        <w:tblW w:type="pct" w:w="5000"/>
-        <w:tblLayout w:type="fixed"/>
+        <w:tblW w:type="auto" w:w="0"/>
         <w:tblLook w:firstRow="1" w:lastRow="0" w:firstColumn="0" w:lastColumn="0" w:noHBand="0" w:noVBand="0" w:val="0020"/>
       </w:tblPr>
       <w:tblGrid>
@@ -12532,16 +13873,7 @@
               <w:pStyle w:val="Compact"/>
             </w:pPr>
             <w:r>
-              <w:t xml:space="preserve">The internal, staff-only tool this document describes (the</w:t>
-            </w:r>
-            <w:r>
-              <w:t xml:space="preserve"> </w:t>
-            </w:r>
-            <w:r>
-              <w:t xml:space="preserve">“back room”</w:t>
-            </w:r>
-            <w:r>
-              <w:t xml:space="preserve">).</w:t>
+              <w:t xml:space="preserve">The internal, staff-only tool this document describes (the "back room").</w:t>
             </w:r>
           </w:p>
         </w:tc>
@@ -12569,16 +13901,7 @@
               <w:pStyle w:val="Compact"/>
             </w:pPr>
             <w:r>
-              <w:t xml:space="preserve">The public ICJIA website where published content appears (the</w:t>
-            </w:r>
-            <w:r>
-              <w:t xml:space="preserve"> </w:t>
-            </w:r>
-            <w:r>
-              <w:t xml:space="preserve">“storefront”</w:t>
-            </w:r>
-            <w:r>
-              <w:t xml:space="preserve">).</w:t>
+              <w:t xml:space="preserve">The public ICJIA website where published content appears (the "storefront").</w:t>
             </w:r>
           </w:p>
         </w:tc>
@@ -12634,19 +13957,7 @@
               <w:pStyle w:val="Compact"/>
             </w:pPr>
             <w:r>
-              <w:t xml:space="preserve">The content system’s administrative</w:t>
-            </w:r>
-            <w:r>
-              <w:t xml:space="preserve"> </w:t>
-            </w:r>
-            <w:r>
-              <w:t xml:space="preserve">“door,”</w:t>
-            </w:r>
-            <w:r>
-              <w:t xml:space="preserve"> </w:t>
-            </w:r>
-            <w:r>
-              <w:t xml:space="preserve">which natively enforces who-can-publish by each staff member’s real role.</w:t>
+              <w:t xml:space="preserve">The content system's administrative "door," which natively enforces who-can-publish by each staff member's real role.</w:t>
             </w:r>
           </w:p>
         </w:tc>
@@ -12730,7 +14041,7 @@
               <w:pStyle w:val="Compact"/>
             </w:pPr>
             <w:r>
-              <w:t xml:space="preserve">Ready-made, accessible building blocks for the Studio’s buttons, forms, and tables.</w:t>
+              <w:t xml:space="preserve">Ready-made, accessible building blocks for the Studio's buttons, forms, and tables.</w:t>
             </w:r>
           </w:p>
         </w:tc>
@@ -12758,7 +14069,7 @@
               <w:pStyle w:val="Compact"/>
             </w:pPr>
             <w:r>
-              <w:t xml:space="preserve">A safer dialect of the web’s programming language that catches many mistakes before the tool is ever run.</w:t>
+              <w:t xml:space="preserve">A safer dialect of the web's programming language that catches many mistakes before the tool is ever run.</w:t>
             </w:r>
           </w:p>
         </w:tc>
@@ -12786,7 +14097,7 @@
               <w:pStyle w:val="Compact"/>
             </w:pPr>
             <w:r>
-              <w:t xml:space="preserve">The small library that holds the Studio’s in-app state, including the signed-in session.</w:t>
+              <w:t xml:space="preserve">The small library that holds the Studio's in-app state, including the signed-in session.</w:t>
             </w:r>
           </w:p>
         </w:tc>
@@ -12814,19 +14125,7 @@
               <w:pStyle w:val="Compact"/>
             </w:pPr>
             <w:r>
-              <w:t xml:space="preserve">The secure</w:t>
-            </w:r>
-            <w:r>
-              <w:t xml:space="preserve"> </w:t>
-            </w:r>
-            <w:r>
-              <w:t xml:space="preserve">“pass”</w:t>
-            </w:r>
-            <w:r>
-              <w:t xml:space="preserve"> </w:t>
-            </w:r>
-            <w:r>
-              <w:t xml:space="preserve">issued at login that proves who you are on each request.</w:t>
+              <w:t xml:space="preserve">The secure "pass" issued at login that proves who you are on each request.</w:t>
             </w:r>
           </w:p>
         </w:tc>
@@ -12899,18 +14198,18 @@
                 <w:b/>
                 <w:bCs/>
               </w:rPr>
-              <w:t xml:space="preserve">Draft vs. publish</w:t>
-            </w:r>
-          </w:p>
-        </w:tc>
-        <w:tc>
-          <w:tcPr/>
-          <w:p>
-            <w:pPr>
-              <w:pStyle w:val="Compact"/>
-            </w:pPr>
-            <w:r>
-              <w:t xml:space="preserve">The content system’s built-in switch: drafts are private; publishing makes content public.</w:t>
+              <w:t xml:space="preserve">Draft vs. publish</w:t>
+            </w:r>
+          </w:p>
+        </w:tc>
+        <w:tc>
+          <w:tcPr/>
+          <w:p>
+            <w:pPr>
+              <w:pStyle w:val="Compact"/>
+            </w:pPr>
+            <w:r>
+              <w:t xml:space="preserve">The content system's built-in switch: drafts are private; publishing makes content public.</w:t>
             </w:r>
           </w:p>
         </w:tc>
@@ -12983,21 +14282,7 @@
                 <w:b/>
                 <w:bCs/>
               </w:rPr>
-              <w:t xml:space="preserve">Build hook /</w:t>
-            </w:r>
-            <w:r>
-              <w:rPr>
-                <w:b/>
-                <w:bCs/>
-              </w:rPr>
-              <w:t xml:space="preserve"> </w:t>
-            </w:r>
-            <w:r>
-              <w:rPr>
-                <w:b/>
-                <w:bCs/>
-              </w:rPr>
-              <w:t xml:space="preserve">“doorbell”</w:t>
+              <w:t xml:space="preserve">Build hook / "doorbell"</w:t>
             </w:r>
           </w:p>
         </w:tc>
@@ -13064,7 +14349,7 @@
               <w:pStyle w:val="Compact"/>
             </w:pPr>
             <w:r>
-              <w:t xml:space="preserve">This stage: every feature is built and on the team’s shared project, checked by automated tests, but not yet switched on for the public.</w:t>
+              <w:t xml:space="preserve">This stage: every feature is built and on the team's shared project, checked by automated tests, but not yet switched on for the public.</w:t>
             </w:r>
           </w:p>
         </w:tc>
@@ -13086,7 +14371,7 @@
           <w:i/>
           <w:iCs/>
         </w:rPr>
-        <w:t xml:space="preserve">End of specification. The Studio is feature-complete in the workshop; this document</w:t>
+        <w:t xml:space="preserve">End of specification. First issued 2026-06-21; revised 2026-07-11 to reflect the</w:t>
       </w:r>
       <w:r>
         <w:rPr>
@@ -13100,7 +14385,7 @@
           <w:i/>
           <w:iCs/>
         </w:rPr>
-        <w:t xml:space="preserve">will evolve as the remaining setup and go-live steps in Section 4 are completed.</w:t>
+        <w:t xml:space="preserve">shipped state (661 tests, four audits, annotations/preview/card-view/tour/demo</w:t>
       </w:r>
       <w:r>
         <w:rPr>
@@ -13114,12 +14399,78 @@
           <w:i/>
           <w:iCs/>
         </w:rPr>
-        <w:t xml:space="preserve">Nothing described here is live to the public yet.</w:t>
-      </w:r>
-    </w:p>
-    <w:bookmarkEnd w:id="46"/>
+        <w:t xml:space="preserve">roles/CI). The Studio is feature-complete in the workshop with a public</w:t>
+      </w:r>
+      <w:r>
+        <w:rPr>
+          <w:i/>
+          <w:iCs/>
+        </w:rPr>
+        <w:t xml:space="preserve"> </w:t>
+      </w:r>
+      <w:r>
+        <w:rPr>
+          <w:i/>
+          <w:iCs/>
+        </w:rPr>
+        <w:t xml:space="preserve">demonstration at</w:t>
+      </w:r>
+      <w:r>
+        <w:rPr>
+          <w:i/>
+          <w:iCs/>
+        </w:rPr>
+        <w:t xml:space="preserve"> </w:t>
+      </w:r>
+      <w:hyperlink r:id="rId9">
+        <w:r>
+          <w:rPr>
+            <w:rStyle w:val="Hyperlink"/>
+            <w:i/>
+            <w:iCs/>
+          </w:rPr>
+          <w:t xml:space="preserve">https://studio-2026.netlify.app</w:t>
+        </w:r>
+      </w:hyperlink>
+      <w:r>
+        <w:rPr>
+          <w:i/>
+          <w:iCs/>
+        </w:rPr>
+        <w:t xml:space="preserve">; this document will evolve as</w:t>
+      </w:r>
+      <w:r>
+        <w:rPr>
+          <w:i/>
+          <w:iCs/>
+        </w:rPr>
+        <w:t xml:space="preserve"> </w:t>
+      </w:r>
+      <w:r>
+        <w:rPr>
+          <w:i/>
+          <w:iCs/>
+        </w:rPr>
+        <w:t xml:space="preserve">the remaining setup and go-live steps in Section 4 are completed. Nothing</w:t>
+      </w:r>
+      <w:r>
+        <w:rPr>
+          <w:i/>
+          <w:iCs/>
+        </w:rPr>
+        <w:t xml:space="preserve"> </w:t>
+      </w:r>
+      <w:r>
+        <w:rPr>
+          <w:i/>
+          <w:iCs/>
+        </w:rPr>
+        <w:t xml:space="preserve">described here publishes to the live system yet.</w:t>
+      </w:r>
+    </w:p>
     <w:bookmarkEnd w:id="47"/>
     <w:bookmarkEnd w:id="48"/>
+    <w:bookmarkEnd w:id="49"/>
     <w:sectPr>
       <w:footnotePr>
         <w:numRestart w:val="eachSect"/>
@@ -13367,6 +14718,9 @@
     <w:abstractNumId w:val="991"/>
   </w:num>
   <w:num w:numId="1011">
+    <w:abstractNumId w:val="991"/>
+  </w:num>
+  <w:num w:numId="1012">
     <w:abstractNumId w:val="991"/>
   </w:num>
 </w:numbering>

--- a/docs/ICJIA-Research-Hub-Studio-2026-Design-and-Implementation-Spec.docx
+++ b/docs/ICJIA-Research-Hub-Studio-2026-Design-and-Implementation-Spec.docx
@@ -398,7 +398,7 @@
           <w:b/>
           <w:bCs/>
         </w:rPr>
-        <w:t xml:space="preserve">661 automated tests, all passing</w:t>
+        <w:t xml:space="preserve">677 automated tests, all passing</w:t>
       </w:r>
       <w:r>
         <w:t xml:space="preserve">, re-run automatically on every change (CI).</w:t>
@@ -794,7 +794,7 @@
         <w:t xml:space="preserve">0 critical issues, 0 open high or medium</w:t>
       </w:r>
       <w:r>
-        <w:t xml:space="preserve">; the in-repo fixes are done and covered by 661 automated tests, re-run in CI on every change (</w:t>
+        <w:t xml:space="preserve">; the in-repo fixes are done and covered by 677 automated tests, re-run in CI on every change (</w:t>
       </w:r>
       <w:r>
         <w:rPr>
@@ -3269,7 +3269,7 @@
           <w:b/>
           <w:bCs/>
         </w:rPr>
-        <w:t xml:space="preserve">661 automated tests</w:t>
+        <w:t xml:space="preserve">677 automated tests</w:t>
       </w:r>
       <w:r>
         <w:t xml:space="preserve"> </w:t>
@@ -4767,7 +4767,7 @@
           <w:b/>
           <w:bCs/>
         </w:rPr>
-        <w:t xml:space="preserve">661 automated tests, all passing</w:t>
+        <w:t xml:space="preserve">677 automated tests, all passing</w:t>
       </w:r>
       <w:r>
         <w:t xml:space="preserve">, re-run automatically on</w:t>
@@ -7895,7 +7895,7 @@
               <w:pStyle w:val="Compact"/>
             </w:pPr>
             <w:r>
-              <w:t xml:space="preserve">Typecheck + all 661 tests + both builds on every push</w:t>
+              <w:t xml:space="preserve">Typecheck + all 677 tests + both builds on every push</w:t>
             </w:r>
           </w:p>
         </w:tc>
@@ -9261,7 +9261,7 @@
           <w:b/>
           <w:bCs/>
         </w:rPr>
-        <w:t xml:space="preserve">661 automated tests, all passing</w:t>
+        <w:t xml:space="preserve">677 automated tests, all passing</w:t>
       </w:r>
       <w:r>
         <w:t xml:space="preserve">, across the sign-in and roles, the</w:t>
@@ -9478,7 +9478,7 @@
         <w:t xml:space="preserve"> </w:t>
       </w:r>
       <w:r>
-        <w:t xml:space="preserve">directly; the test suite re-checks 661 promises every time the code changes, and</w:t>
+        <w:t xml:space="preserve">directly; the test suite re-checks 677 promises every time the code changes, and</w:t>
       </w:r>
       <w:r>
         <w:t xml:space="preserve"> </w:t>
@@ -9875,7 +9875,7 @@
           <w:b/>
           <w:bCs/>
         </w:rPr>
-        <w:t xml:space="preserve">661</w:t>
+        <w:t xml:space="preserve">677</w:t>
       </w:r>
       <w:r>
         <w:t xml:space="preserve"> </w:t>
@@ -13240,13 +13240,7 @@
         <w:t xml:space="preserve"> </w:t>
       </w:r>
       <w:r>
-        <w:t xml:space="preserve">problems) is implemented and review-approved on a feature branch, awaiting its</w:t>
-      </w:r>
-      <w:r>
-        <w:t xml:space="preserve"> </w:t>
-      </w:r>
-      <w:r>
-        <w:t xml:space="preserve">merge decision.</w:t>
+        <w:t xml:space="preserve">problems, with jump-to-line results) is merged and shipping (2026-07-11).</w:t>
       </w:r>
     </w:p>
     <w:p>
@@ -14385,7 +14379,7 @@
           <w:i/>
           <w:iCs/>
         </w:rPr>
-        <w:t xml:space="preserve">shipped state (661 tests, four audits, annotations/preview/card-view/tour/demo</w:t>
+        <w:t xml:space="preserve">shipped state (677 tests, four audits, annotations/preview/card-view/tour/demo</w:t>
       </w:r>
       <w:r>
         <w:rPr>
